--- a/Java/Java_notes.docx
+++ b/Java/Java_notes.docx
@@ -15,15 +15,21 @@
         <w:rPr>
           <w:b/>
           <w:bCs/>
-          <w:color w:val="000000" w:themeColor="text1"/>
+          <w:color w:val="0070C0"/>
         </w:rPr>
         <w:t>Java Memory Management AND Garbage collector</w:t>
       </w:r>
       <w:r>
         <w:rPr>
-          <w:color w:val="000000" w:themeColor="text1"/>
-        </w:rPr>
-        <w:t xml:space="preserve"> :  Stack, Heap (Young generation, Old generation), Non Heap (also called as Meta space), References (Strong, Weak, Soft), Eden &amp; Survivor object, Heap Algos ( Mark and sweep or CMS), </w:t>
+          <w:color w:val="0070C0"/>
+        </w:rPr>
+        <w:t xml:space="preserve"> :  </w:t>
+      </w:r>
+      <w:r>
+        <w:rPr>
+          <w:color w:val="000000" w:themeColor="text1"/>
+        </w:rPr>
+        <w:t xml:space="preserve">Stack, Heap (Young generation, Old generation), Non Heap (also called as Meta space), References (Strong, Weak, Soft), Eden &amp; Survivor object, Heap Algos ( Mark and sweep or CMS), </w:t>
       </w:r>
       <w:r>
         <w:rPr>
@@ -115,21 +121,7 @@
         <w:rPr>
           <w:color w:val="000000" w:themeColor="text1"/>
         </w:rPr>
-        <w:t xml:space="preserve">, </w:t>
-      </w:r>
-      <w:proofErr w:type="spellStart"/>
-      <w:r>
-        <w:rPr>
-          <w:color w:val="000000" w:themeColor="text1"/>
-        </w:rPr>
-        <w:t>TypeErasure</w:t>
-      </w:r>
-      <w:proofErr w:type="spellEnd"/>
-      <w:r>
-        <w:rPr>
-          <w:color w:val="000000" w:themeColor="text1"/>
-        </w:rPr>
-        <w:t>.</w:t>
+        <w:t>, TypeErasure.</w:t>
       </w:r>
     </w:p>
     <w:p>
@@ -149,36 +141,8 @@
         <w:rPr>
           <w:color w:val="000000" w:themeColor="text1"/>
         </w:rPr>
-        <w:t xml:space="preserve"> </w:t>
-      </w:r>
-      <w:proofErr w:type="spellStart"/>
-      <w:r>
-        <w:rPr>
-          <w:color w:val="000000" w:themeColor="text1"/>
-        </w:rPr>
-        <w:t>eg</w:t>
-      </w:r>
-      <w:proofErr w:type="spellEnd"/>
-      <w:r>
-        <w:rPr>
-          <w:color w:val="000000" w:themeColor="text1"/>
-        </w:rPr>
-        <w:t xml:space="preserve"> T extends Number</w:t>
-      </w:r>
-      <w:r>
-        <w:rPr>
-          <w:color w:val="000000" w:themeColor="text1"/>
-        </w:rPr>
-        <w:t xml:space="preserve">, now T can have </w:t>
-      </w:r>
-      <w:proofErr w:type="spellStart"/>
-      <w:r>
-        <w:rPr>
-          <w:color w:val="000000" w:themeColor="text1"/>
-        </w:rPr>
-        <w:t>Integer,Float,Double,Bigint</w:t>
-      </w:r>
-      <w:proofErr w:type="spellEnd"/>
+        <w:t xml:space="preserve"> eg T extends Number, now T can have Integer,Float,Double,Bigint</w:t>
+      </w:r>
     </w:p>
     <w:p>
       <w:pPr>
@@ -211,45 +175,21 @@
         <w:rPr>
           <w:color w:val="000000" w:themeColor="text1"/>
         </w:rPr>
-        <w:t>Wildcards</w:t>
-      </w:r>
-      <w:r>
-        <w:rPr>
-          <w:color w:val="000000" w:themeColor="text1"/>
-        </w:rPr>
-        <w:t xml:space="preserve"> : </w:t>
-      </w:r>
-    </w:p>
-    <w:p>
-      <w:pPr>
-        <w:spacing w:after="0"/>
-        <w:rPr>
-          <w:color w:val="000000" w:themeColor="text1"/>
-        </w:rPr>
-      </w:pPr>
-      <w:r>
-        <w:rPr>
-          <w:color w:val="000000" w:themeColor="text1"/>
-        </w:rPr>
-        <w:t>Upper bound</w:t>
-      </w:r>
-      <w:r>
-        <w:rPr>
-          <w:color w:val="000000" w:themeColor="text1"/>
-        </w:rPr>
-        <w:t xml:space="preserve"> w</w:t>
-      </w:r>
-      <w:r>
-        <w:rPr>
-          <w:color w:val="000000" w:themeColor="text1"/>
-        </w:rPr>
-        <w:t>ildcard</w:t>
-      </w:r>
-      <w:r>
-        <w:rPr>
-          <w:color w:val="000000" w:themeColor="text1"/>
-        </w:rPr>
-        <w:t xml:space="preserve"> </w:t>
+        <w:t xml:space="preserve">Wildcards : </w:t>
+      </w:r>
+    </w:p>
+    <w:p>
+      <w:pPr>
+        <w:spacing w:after="0"/>
+        <w:rPr>
+          <w:color w:val="000000" w:themeColor="text1"/>
+        </w:rPr>
+      </w:pPr>
+      <w:r>
+        <w:rPr>
+          <w:color w:val="000000" w:themeColor="text1"/>
+        </w:rPr>
+        <w:t xml:space="preserve">Upper bound wildcard </w:t>
       </w:r>
       <w:r>
         <w:rPr>
@@ -273,77 +213,43 @@
           <w:bCs/>
           <w:color w:val="000000" w:themeColor="text1"/>
         </w:rPr>
-        <w:t xml:space="preserve">xtends </w:t>
-      </w:r>
-      <w:proofErr w:type="spellStart"/>
+        <w:t>xtends UpperboundClassName &gt;</w:t>
+      </w:r>
+      <w:r>
+        <w:rPr>
+          <w:color w:val="000000" w:themeColor="text1"/>
+        </w:rPr>
+        <w:t xml:space="preserve"> i.e class name and below</w:t>
+      </w:r>
+    </w:p>
+    <w:p>
+      <w:pPr>
+        <w:spacing w:after="0"/>
+        <w:rPr>
+          <w:color w:val="000000" w:themeColor="text1"/>
+        </w:rPr>
+      </w:pPr>
+      <w:r>
+        <w:rPr>
+          <w:color w:val="000000" w:themeColor="text1"/>
+        </w:rPr>
+        <w:t xml:space="preserve">lower bound wildcard </w:t>
+      </w:r>
       <w:r>
         <w:rPr>
           <w:b/>
           <w:bCs/>
           <w:color w:val="000000" w:themeColor="text1"/>
         </w:rPr>
-        <w:t>UpperboundClassName</w:t>
-      </w:r>
-      <w:proofErr w:type="spellEnd"/>
+        <w:t xml:space="preserve">&lt;? </w:t>
+      </w:r>
       <w:r>
         <w:rPr>
           <w:b/>
           <w:bCs/>
           <w:color w:val="000000" w:themeColor="text1"/>
         </w:rPr>
-        <w:t xml:space="preserve"> &gt;</w:t>
-      </w:r>
-      <w:r>
-        <w:rPr>
-          <w:color w:val="000000" w:themeColor="text1"/>
-        </w:rPr>
-        <w:t xml:space="preserve"> </w:t>
-      </w:r>
-      <w:proofErr w:type="spellStart"/>
-      <w:r>
-        <w:rPr>
-          <w:color w:val="000000" w:themeColor="text1"/>
-        </w:rPr>
-        <w:t>i.e</w:t>
-      </w:r>
-      <w:proofErr w:type="spellEnd"/>
-      <w:r>
-        <w:rPr>
-          <w:color w:val="000000" w:themeColor="text1"/>
-        </w:rPr>
-        <w:t xml:space="preserve"> class name and below</w:t>
-      </w:r>
-    </w:p>
-    <w:p>
-      <w:pPr>
-        <w:spacing w:after="0"/>
-        <w:rPr>
-          <w:color w:val="000000" w:themeColor="text1"/>
-        </w:rPr>
-      </w:pPr>
-      <w:r>
-        <w:rPr>
-          <w:color w:val="000000" w:themeColor="text1"/>
-        </w:rPr>
-        <w:t>lower bound</w:t>
-      </w:r>
-      <w:r>
-        <w:rPr>
-          <w:color w:val="000000" w:themeColor="text1"/>
-        </w:rPr>
-        <w:t xml:space="preserve"> </w:t>
-      </w:r>
-      <w:r>
-        <w:rPr>
-          <w:color w:val="000000" w:themeColor="text1"/>
-        </w:rPr>
-        <w:t>wildcard</w:t>
-      </w:r>
-      <w:r>
-        <w:rPr>
-          <w:color w:val="000000" w:themeColor="text1"/>
-        </w:rPr>
-        <w:t xml:space="preserve"> </w:t>
+        <w:t>Super</w:t>
       </w:r>
       <w:r>
         <w:rPr>
@@ -351,7 +257,7 @@
           <w:bCs/>
           <w:color w:val="000000" w:themeColor="text1"/>
         </w:rPr>
-        <w:t xml:space="preserve">&lt;? </w:t>
+        <w:t xml:space="preserve"> </w:t>
       </w:r>
       <w:r>
         <w:rPr>
@@ -359,7 +265,7 @@
           <w:bCs/>
           <w:color w:val="000000" w:themeColor="text1"/>
         </w:rPr>
-        <w:t>Super</w:t>
+        <w:t>Lower</w:t>
       </w:r>
       <w:r>
         <w:rPr>
@@ -367,16 +273,35 @@
           <w:bCs/>
           <w:color w:val="000000" w:themeColor="text1"/>
         </w:rPr>
-        <w:t xml:space="preserve"> </w:t>
-      </w:r>
-      <w:proofErr w:type="spellStart"/>
+        <w:t>boundClassName &gt;</w:t>
+      </w:r>
       <w:r>
         <w:rPr>
           <w:b/>
           <w:bCs/>
           <w:color w:val="000000" w:themeColor="text1"/>
         </w:rPr>
-        <w:t>Lower</w:t>
+        <w:t xml:space="preserve"> </w:t>
+      </w:r>
+      <w:r>
+        <w:rPr>
+          <w:color w:val="000000" w:themeColor="text1"/>
+        </w:rPr>
+        <w:t>i.e class name and below</w:t>
+      </w:r>
+    </w:p>
+    <w:p>
+      <w:pPr>
+        <w:spacing w:after="0"/>
+        <w:rPr>
+          <w:color w:val="000000" w:themeColor="text1"/>
+        </w:rPr>
+      </w:pPr>
+      <w:r>
+        <w:rPr>
+          <w:color w:val="000000" w:themeColor="text1"/>
+        </w:rPr>
+        <w:t xml:space="preserve">Unbound wildcard </w:t>
       </w:r>
       <w:r>
         <w:rPr>
@@ -384,579 +309,475 @@
           <w:bCs/>
           <w:color w:val="000000" w:themeColor="text1"/>
         </w:rPr>
-        <w:t>boundClassName</w:t>
-      </w:r>
-      <w:proofErr w:type="spellEnd"/>
+        <w:t>&lt;?&gt;</w:t>
+      </w:r>
       <w:r>
         <w:rPr>
           <w:b/>
           <w:bCs/>
           <w:color w:val="000000" w:themeColor="text1"/>
         </w:rPr>
-        <w:t xml:space="preserve"> &gt;</w:t>
-      </w:r>
-      <w:r>
+        <w:t xml:space="preserve"> i.e</w:t>
+      </w:r>
+      <w:r>
+        <w:rPr>
+          <w:color w:val="000000" w:themeColor="text1"/>
+        </w:rPr>
+        <w:t xml:space="preserve"> only you can read</w:t>
+      </w:r>
+    </w:p>
+    <w:p>
+      <w:pPr>
+        <w:spacing w:after="0"/>
+        <w:rPr>
+          <w:color w:val="000000" w:themeColor="text1"/>
+        </w:rPr>
+      </w:pPr>
+    </w:p>
+    <w:p>
+      <w:pPr>
+        <w:spacing w:after="0"/>
+        <w:rPr>
+          <w:color w:val="000000" w:themeColor="text1"/>
+        </w:rPr>
+      </w:pPr>
+      <w:r>
+        <w:rPr>
+          <w:color w:val="000000" w:themeColor="text1"/>
+        </w:rPr>
+        <w:t>Note : use normal generic for more restrictive parameter, wildcards are little flexible</w:t>
+      </w:r>
+    </w:p>
+    <w:p>
+      <w:pPr>
+        <w:spacing w:after="0"/>
+        <w:rPr>
+          <w:color w:val="000000" w:themeColor="text1"/>
+        </w:rPr>
+      </w:pPr>
+      <w:r>
+        <w:rPr>
+          <w:color w:val="000000" w:themeColor="text1"/>
+        </w:rPr>
+        <w:t>TypeErasure : It will erase the generic types with real values or object during compilation</w:t>
+      </w:r>
+    </w:p>
+    <w:p>
+      <w:pPr>
+        <w:spacing w:after="0"/>
+        <w:rPr>
+          <w:color w:val="000000" w:themeColor="text1"/>
+        </w:rPr>
+      </w:pPr>
+    </w:p>
+    <w:p>
+      <w:pPr>
+        <w:spacing w:after="0"/>
+        <w:rPr>
+          <w:rFonts w:ascii="Consolas" w:hAnsi="Consolas"/>
+          <w:color w:val="000000" w:themeColor="text1"/>
+          <w:sz w:val="16"/>
+          <w:szCs w:val="16"/>
+        </w:rPr>
+      </w:pPr>
+      <w:r>
+        <w:rPr>
+          <w:rFonts w:ascii="Consolas" w:hAnsi="Consolas"/>
+          <w:color w:val="000000" w:themeColor="text1"/>
+          <w:sz w:val="16"/>
+          <w:szCs w:val="16"/>
+        </w:rPr>
+        <w:t>class Box&lt;T&gt; {</w:t>
+      </w:r>
+    </w:p>
+    <w:p>
+      <w:pPr>
+        <w:spacing w:after="0"/>
+        <w:rPr>
+          <w:rFonts w:ascii="Consolas" w:hAnsi="Consolas"/>
+          <w:color w:val="000000" w:themeColor="text1"/>
+          <w:sz w:val="16"/>
+          <w:szCs w:val="16"/>
+        </w:rPr>
+      </w:pPr>
+      <w:r>
+        <w:rPr>
+          <w:rFonts w:ascii="Consolas" w:hAnsi="Consolas"/>
+          <w:color w:val="000000" w:themeColor="text1"/>
+          <w:sz w:val="16"/>
+          <w:szCs w:val="16"/>
+        </w:rPr>
+        <w:t xml:space="preserve">    private T value;</w:t>
+      </w:r>
+    </w:p>
+    <w:p>
+      <w:pPr>
+        <w:spacing w:after="0"/>
+        <w:rPr>
+          <w:rFonts w:ascii="Consolas" w:hAnsi="Consolas"/>
+          <w:color w:val="000000" w:themeColor="text1"/>
+          <w:sz w:val="16"/>
+          <w:szCs w:val="16"/>
+        </w:rPr>
+      </w:pPr>
+    </w:p>
+    <w:p>
+      <w:pPr>
+        <w:spacing w:after="0"/>
+        <w:rPr>
+          <w:rFonts w:ascii="Consolas" w:hAnsi="Consolas"/>
+          <w:color w:val="000000" w:themeColor="text1"/>
+          <w:sz w:val="16"/>
+          <w:szCs w:val="16"/>
+        </w:rPr>
+      </w:pPr>
+      <w:r>
+        <w:rPr>
+          <w:rFonts w:ascii="Consolas" w:hAnsi="Consolas"/>
+          <w:color w:val="000000" w:themeColor="text1"/>
+          <w:sz w:val="16"/>
+          <w:szCs w:val="16"/>
+        </w:rPr>
+        <w:t xml:space="preserve">    public void set(T value) {</w:t>
+      </w:r>
+    </w:p>
+    <w:p>
+      <w:pPr>
+        <w:spacing w:after="0"/>
+        <w:rPr>
+          <w:rFonts w:ascii="Consolas" w:hAnsi="Consolas"/>
+          <w:color w:val="000000" w:themeColor="text1"/>
+          <w:sz w:val="16"/>
+          <w:szCs w:val="16"/>
+        </w:rPr>
+      </w:pPr>
+      <w:r>
+        <w:rPr>
+          <w:rFonts w:ascii="Consolas" w:hAnsi="Consolas"/>
+          <w:color w:val="000000" w:themeColor="text1"/>
+          <w:sz w:val="16"/>
+          <w:szCs w:val="16"/>
+        </w:rPr>
+        <w:t xml:space="preserve">        this.value = value;</w:t>
+      </w:r>
+    </w:p>
+    <w:p>
+      <w:pPr>
+        <w:spacing w:after="0"/>
+        <w:rPr>
+          <w:rFonts w:ascii="Consolas" w:hAnsi="Consolas"/>
+          <w:color w:val="000000" w:themeColor="text1"/>
+          <w:sz w:val="16"/>
+          <w:szCs w:val="16"/>
+        </w:rPr>
+      </w:pPr>
+      <w:r>
+        <w:rPr>
+          <w:rFonts w:ascii="Consolas" w:hAnsi="Consolas"/>
+          <w:color w:val="000000" w:themeColor="text1"/>
+          <w:sz w:val="16"/>
+          <w:szCs w:val="16"/>
+        </w:rPr>
+        <w:t xml:space="preserve">    }</w:t>
+      </w:r>
+    </w:p>
+    <w:p>
+      <w:pPr>
+        <w:spacing w:after="0"/>
+        <w:rPr>
+          <w:rFonts w:ascii="Consolas" w:hAnsi="Consolas"/>
+          <w:color w:val="000000" w:themeColor="text1"/>
+          <w:sz w:val="16"/>
+          <w:szCs w:val="16"/>
+        </w:rPr>
+      </w:pPr>
+    </w:p>
+    <w:p>
+      <w:pPr>
+        <w:spacing w:after="0"/>
+        <w:rPr>
+          <w:rFonts w:ascii="Consolas" w:hAnsi="Consolas"/>
+          <w:color w:val="000000" w:themeColor="text1"/>
+          <w:sz w:val="16"/>
+          <w:szCs w:val="16"/>
+        </w:rPr>
+      </w:pPr>
+      <w:r>
+        <w:rPr>
+          <w:rFonts w:ascii="Consolas" w:hAnsi="Consolas"/>
+          <w:color w:val="000000" w:themeColor="text1"/>
+          <w:sz w:val="16"/>
+          <w:szCs w:val="16"/>
+        </w:rPr>
+        <w:t xml:space="preserve">    public T get() {</w:t>
+      </w:r>
+    </w:p>
+    <w:p>
+      <w:pPr>
+        <w:spacing w:after="0"/>
+        <w:rPr>
+          <w:rFonts w:ascii="Consolas" w:hAnsi="Consolas"/>
+          <w:color w:val="000000" w:themeColor="text1"/>
+          <w:sz w:val="16"/>
+          <w:szCs w:val="16"/>
+        </w:rPr>
+      </w:pPr>
+      <w:r>
+        <w:rPr>
+          <w:rFonts w:ascii="Consolas" w:hAnsi="Consolas"/>
+          <w:color w:val="000000" w:themeColor="text1"/>
+          <w:sz w:val="16"/>
+          <w:szCs w:val="16"/>
+        </w:rPr>
+        <w:t xml:space="preserve">        return value;</w:t>
+      </w:r>
+    </w:p>
+    <w:p>
+      <w:pPr>
+        <w:spacing w:after="0"/>
+        <w:rPr>
+          <w:rFonts w:ascii="Consolas" w:hAnsi="Consolas"/>
+          <w:color w:val="000000" w:themeColor="text1"/>
+          <w:sz w:val="16"/>
+          <w:szCs w:val="16"/>
+        </w:rPr>
+      </w:pPr>
+      <w:r>
+        <w:rPr>
+          <w:rFonts w:ascii="Consolas" w:hAnsi="Consolas"/>
+          <w:color w:val="000000" w:themeColor="text1"/>
+          <w:sz w:val="16"/>
+          <w:szCs w:val="16"/>
+        </w:rPr>
+        <w:t xml:space="preserve">    }</w:t>
+      </w:r>
+    </w:p>
+    <w:p>
+      <w:pPr>
+        <w:spacing w:after="0"/>
+        <w:rPr>
+          <w:rFonts w:ascii="Consolas" w:hAnsi="Consolas"/>
+          <w:color w:val="000000" w:themeColor="text1"/>
+          <w:sz w:val="16"/>
+          <w:szCs w:val="16"/>
+        </w:rPr>
+      </w:pPr>
+      <w:r>
+        <w:rPr>
+          <w:rFonts w:ascii="Consolas" w:hAnsi="Consolas"/>
+          <w:color w:val="000000" w:themeColor="text1"/>
+          <w:sz w:val="16"/>
+          <w:szCs w:val="16"/>
+        </w:rPr>
+        <w:t>}</w:t>
+      </w:r>
+    </w:p>
+    <w:p>
+      <w:pPr>
+        <w:spacing w:after="0"/>
+        <w:rPr>
+          <w:rFonts w:ascii="Consolas" w:hAnsi="Consolas"/>
+          <w:color w:val="000000" w:themeColor="text1"/>
+          <w:sz w:val="16"/>
+          <w:szCs w:val="16"/>
+        </w:rPr>
+      </w:pPr>
+    </w:p>
+    <w:p>
+      <w:pPr>
+        <w:spacing w:after="0"/>
+        <w:rPr>
+          <w:rFonts w:ascii="Consolas" w:hAnsi="Consolas"/>
+          <w:color w:val="000000" w:themeColor="text1"/>
+          <w:sz w:val="16"/>
+          <w:szCs w:val="16"/>
+        </w:rPr>
+      </w:pPr>
+      <w:r>
+        <w:rPr>
+          <w:rFonts w:ascii="Consolas" w:hAnsi="Consolas"/>
+          <w:color w:val="000000" w:themeColor="text1"/>
+          <w:sz w:val="16"/>
+          <w:szCs w:val="16"/>
+        </w:rPr>
+        <w:t>List&lt;String&gt; names = new ArrayList&lt;&gt;();</w:t>
+      </w:r>
+      <w:r>
+        <w:rPr>
+          <w:rFonts w:ascii="Consolas" w:hAnsi="Consolas"/>
+          <w:color w:val="000000" w:themeColor="text1"/>
+          <w:sz w:val="16"/>
+          <w:szCs w:val="16"/>
+        </w:rPr>
+        <w:t xml:space="preserve"> // generic in list</w:t>
+      </w:r>
+    </w:p>
+    <w:p>
+      <w:pPr>
+        <w:spacing w:after="0"/>
+        <w:rPr>
+          <w:rFonts w:ascii="Consolas" w:hAnsi="Consolas"/>
+          <w:color w:val="000000" w:themeColor="text1"/>
+          <w:sz w:val="16"/>
+          <w:szCs w:val="16"/>
+        </w:rPr>
+      </w:pPr>
+      <w:r>
+        <w:rPr>
+          <w:rFonts w:ascii="Consolas" w:hAnsi="Consolas"/>
+          <w:color w:val="000000" w:themeColor="text1"/>
+          <w:sz w:val="16"/>
+          <w:szCs w:val="16"/>
+        </w:rPr>
+        <w:t xml:space="preserve">public </w:t>
+      </w:r>
+      <w:r>
+        <w:rPr>
+          <w:rFonts w:ascii="Consolas" w:hAnsi="Consolas"/>
+          <w:color w:val="000000" w:themeColor="text1"/>
+          <w:sz w:val="16"/>
+          <w:szCs w:val="16"/>
+        </w:rPr>
+        <w:t xml:space="preserve">List&lt;String&gt; </w:t>
+      </w:r>
+      <w:r>
+        <w:rPr>
+          <w:rFonts w:ascii="Consolas" w:hAnsi="Consolas"/>
+          <w:color w:val="000000" w:themeColor="text1"/>
+          <w:sz w:val="16"/>
+          <w:szCs w:val="16"/>
+        </w:rPr>
+        <w:t>void Hello (</w:t>
+      </w:r>
+      <w:r>
+        <w:rPr>
+          <w:rFonts w:ascii="Consolas" w:hAnsi="Consolas"/>
+          <w:color w:val="000000" w:themeColor="text1"/>
+          <w:sz w:val="16"/>
+          <w:szCs w:val="16"/>
+        </w:rPr>
+        <w:t xml:space="preserve">List&lt;String&gt; </w:t>
+      </w:r>
+      <w:r>
+        <w:rPr>
+          <w:rFonts w:ascii="Consolas" w:hAnsi="Consolas"/>
+          <w:color w:val="000000" w:themeColor="text1"/>
+          <w:sz w:val="16"/>
+          <w:szCs w:val="16"/>
+        </w:rPr>
+        <w:t xml:space="preserve"> list){}   // generic in methods</w:t>
+      </w:r>
+    </w:p>
+    <w:p>
+      <w:pPr>
+        <w:spacing w:after="0"/>
+        <w:rPr>
+          <w:rFonts w:ascii="Consolas" w:hAnsi="Consolas"/>
+          <w:color w:val="000000" w:themeColor="text1"/>
+          <w:sz w:val="16"/>
+          <w:szCs w:val="16"/>
+        </w:rPr>
+      </w:pPr>
+    </w:p>
+    <w:p>
+      <w:pPr>
+        <w:spacing w:after="0"/>
+        <w:rPr>
+          <w:color w:val="000000" w:themeColor="text1"/>
+        </w:rPr>
+      </w:pPr>
+      <w:r>
+        <w:rPr>
+          <w:color w:val="000000" w:themeColor="text1"/>
+        </w:rPr>
+        <w:t>Why do we need Generics?</w:t>
+      </w:r>
+    </w:p>
+    <w:p>
+      <w:pPr>
+        <w:spacing w:after="0"/>
+        <w:rPr>
+          <w:color w:val="000000" w:themeColor="text1"/>
+        </w:rPr>
+      </w:pPr>
+      <w:r>
+        <w:rPr>
+          <w:color w:val="000000" w:themeColor="text1"/>
+        </w:rPr>
+        <w:t>1. Type safety</w:t>
+      </w:r>
+      <w:r>
+        <w:rPr>
+          <w:color w:val="000000" w:themeColor="text1"/>
+        </w:rPr>
+        <w:t xml:space="preserve">,    </w:t>
+      </w:r>
+      <w:r>
+        <w:rPr>
+          <w:color w:val="000000" w:themeColor="text1"/>
+        </w:rPr>
+        <w:t>2. No unnecessary casting</w:t>
+      </w:r>
+      <w:r>
+        <w:rPr>
+          <w:color w:val="000000" w:themeColor="text1"/>
+        </w:rPr>
+        <w:t xml:space="preserve">   </w:t>
+      </w:r>
+      <w:r>
+        <w:rPr>
+          <w:color w:val="000000" w:themeColor="text1"/>
+        </w:rPr>
+        <w:t>3. Reusable code</w:t>
+      </w:r>
+      <w:r>
+        <w:rPr>
+          <w:color w:val="000000" w:themeColor="text1"/>
+        </w:rPr>
+        <w:t xml:space="preserve"> </w:t>
+      </w:r>
+    </w:p>
+    <w:p>
+      <w:pPr>
+        <w:spacing w:after="0"/>
+        <w:rPr>
+          <w:color w:val="000000" w:themeColor="text1"/>
+        </w:rPr>
+      </w:pPr>
+    </w:p>
+    <w:p>
+      <w:pPr>
+        <w:spacing w:after="0"/>
         <w:rPr>
           <w:b/>
           <w:bCs/>
-          <w:color w:val="000000" w:themeColor="text1"/>
-        </w:rPr>
-        <w:t xml:space="preserve"> </w:t>
-      </w:r>
-      <w:proofErr w:type="spellStart"/>
-      <w:r>
-        <w:rPr>
-          <w:color w:val="000000" w:themeColor="text1"/>
-        </w:rPr>
-        <w:t>i.e</w:t>
-      </w:r>
-      <w:proofErr w:type="spellEnd"/>
-      <w:r>
-        <w:rPr>
-          <w:color w:val="000000" w:themeColor="text1"/>
-        </w:rPr>
-        <w:t xml:space="preserve"> class name and below</w:t>
-      </w:r>
-    </w:p>
-    <w:p>
-      <w:pPr>
-        <w:spacing w:after="0"/>
-        <w:rPr>
-          <w:color w:val="000000" w:themeColor="text1"/>
-        </w:rPr>
-      </w:pPr>
-      <w:r>
-        <w:rPr>
-          <w:color w:val="000000" w:themeColor="text1"/>
-        </w:rPr>
-        <w:t>Unbound</w:t>
-      </w:r>
-      <w:r>
-        <w:rPr>
-          <w:color w:val="000000" w:themeColor="text1"/>
-        </w:rPr>
-        <w:t xml:space="preserve"> </w:t>
-      </w:r>
-      <w:r>
-        <w:rPr>
-          <w:color w:val="000000" w:themeColor="text1"/>
-        </w:rPr>
-        <w:t>wildcard</w:t>
-      </w:r>
-      <w:r>
-        <w:rPr>
-          <w:color w:val="000000" w:themeColor="text1"/>
-        </w:rPr>
-        <w:t xml:space="preserve"> </w:t>
-      </w:r>
+          <w:color w:val="0070C0"/>
+        </w:rPr>
+      </w:pPr>
       <w:r>
         <w:rPr>
           <w:b/>
           <w:bCs/>
-          <w:color w:val="000000" w:themeColor="text1"/>
-        </w:rPr>
-        <w:t>&lt;?&gt;</w:t>
+          <w:color w:val="0070C0"/>
+        </w:rPr>
+        <w:t>Singleton, Immutable</w:t>
       </w:r>
       <w:r>
         <w:rPr>
           <w:b/>
           <w:bCs/>
-          <w:color w:val="000000" w:themeColor="text1"/>
-        </w:rPr>
-        <w:t xml:space="preserve"> i</w:t>
-      </w:r>
-      <w:proofErr w:type="spellStart"/>
+          <w:color w:val="0070C0"/>
+        </w:rPr>
+        <w:t xml:space="preserve"> </w:t>
+      </w:r>
       <w:r>
         <w:rPr>
           <w:b/>
           <w:bCs/>
-          <w:color w:val="000000" w:themeColor="text1"/>
-        </w:rPr>
-        <w:t>.e</w:t>
-      </w:r>
-      <w:proofErr w:type="spellEnd"/>
-      <w:r>
-        <w:rPr>
-          <w:color w:val="000000" w:themeColor="text1"/>
-        </w:rPr>
-        <w:t xml:space="preserve"> only you can read</w:t>
-      </w:r>
-    </w:p>
-    <w:p>
-      <w:pPr>
-        <w:spacing w:after="0"/>
-        <w:rPr>
-          <w:color w:val="000000" w:themeColor="text1"/>
-        </w:rPr>
-      </w:pPr>
-    </w:p>
-    <w:p>
-      <w:pPr>
-        <w:spacing w:after="0"/>
-        <w:rPr>
-          <w:color w:val="000000" w:themeColor="text1"/>
-        </w:rPr>
-      </w:pPr>
-      <w:r>
-        <w:rPr>
-          <w:color w:val="000000" w:themeColor="text1"/>
-        </w:rPr>
-        <w:t>Note : use normal generic for more restrictive parameter, wildcards are little flexible</w:t>
-      </w:r>
-    </w:p>
-    <w:p>
-      <w:pPr>
-        <w:spacing w:after="0"/>
-        <w:rPr>
-          <w:color w:val="000000" w:themeColor="text1"/>
-        </w:rPr>
-      </w:pPr>
-      <w:proofErr w:type="spellStart"/>
-      <w:r>
-        <w:rPr>
-          <w:color w:val="000000" w:themeColor="text1"/>
-        </w:rPr>
-        <w:t>TypeErasure</w:t>
-      </w:r>
-      <w:proofErr w:type="spellEnd"/>
-      <w:r>
-        <w:rPr>
-          <w:color w:val="000000" w:themeColor="text1"/>
-        </w:rPr>
-        <w:t xml:space="preserve"> : It will erase the generic types with real values or object during compilation</w:t>
-      </w:r>
-    </w:p>
-    <w:p>
-      <w:pPr>
-        <w:spacing w:after="0"/>
-        <w:rPr>
-          <w:color w:val="000000" w:themeColor="text1"/>
-        </w:rPr>
-      </w:pPr>
-    </w:p>
-    <w:p>
-      <w:pPr>
-        <w:spacing w:after="0"/>
-        <w:rPr>
-          <w:rFonts w:ascii="Consolas" w:hAnsi="Consolas"/>
-          <w:color w:val="000000" w:themeColor="text1"/>
-          <w:sz w:val="16"/>
-          <w:szCs w:val="16"/>
-        </w:rPr>
-      </w:pPr>
-      <w:r>
-        <w:rPr>
-          <w:rFonts w:ascii="Consolas" w:hAnsi="Consolas"/>
-          <w:color w:val="000000" w:themeColor="text1"/>
-          <w:sz w:val="16"/>
-          <w:szCs w:val="16"/>
-        </w:rPr>
-        <w:t>class Box&lt;T&gt; {</w:t>
-      </w:r>
-    </w:p>
-    <w:p>
-      <w:pPr>
-        <w:spacing w:after="0"/>
-        <w:rPr>
-          <w:rFonts w:ascii="Consolas" w:hAnsi="Consolas"/>
-          <w:color w:val="000000" w:themeColor="text1"/>
-          <w:sz w:val="16"/>
-          <w:szCs w:val="16"/>
-        </w:rPr>
-      </w:pPr>
-      <w:r>
-        <w:rPr>
-          <w:rFonts w:ascii="Consolas" w:hAnsi="Consolas"/>
-          <w:color w:val="000000" w:themeColor="text1"/>
-          <w:sz w:val="16"/>
-          <w:szCs w:val="16"/>
-        </w:rPr>
-        <w:t xml:space="preserve">    private T value;</w:t>
-      </w:r>
-    </w:p>
-    <w:p>
-      <w:pPr>
-        <w:spacing w:after="0"/>
-        <w:rPr>
-          <w:rFonts w:ascii="Consolas" w:hAnsi="Consolas"/>
-          <w:color w:val="000000" w:themeColor="text1"/>
-          <w:sz w:val="16"/>
-          <w:szCs w:val="16"/>
-        </w:rPr>
-      </w:pPr>
-    </w:p>
-    <w:p>
-      <w:pPr>
-        <w:spacing w:after="0"/>
-        <w:rPr>
-          <w:rFonts w:ascii="Consolas" w:hAnsi="Consolas"/>
-          <w:color w:val="000000" w:themeColor="text1"/>
-          <w:sz w:val="16"/>
-          <w:szCs w:val="16"/>
-        </w:rPr>
-      </w:pPr>
-      <w:r>
-        <w:rPr>
-          <w:rFonts w:ascii="Consolas" w:hAnsi="Consolas"/>
-          <w:color w:val="000000" w:themeColor="text1"/>
-          <w:sz w:val="16"/>
-          <w:szCs w:val="16"/>
-        </w:rPr>
-        <w:t xml:space="preserve">    public void set(T value) {</w:t>
-      </w:r>
-    </w:p>
-    <w:p>
-      <w:pPr>
-        <w:spacing w:after="0"/>
-        <w:rPr>
-          <w:rFonts w:ascii="Consolas" w:hAnsi="Consolas"/>
-          <w:color w:val="000000" w:themeColor="text1"/>
-          <w:sz w:val="16"/>
-          <w:szCs w:val="16"/>
-        </w:rPr>
-      </w:pPr>
-      <w:r>
-        <w:rPr>
-          <w:rFonts w:ascii="Consolas" w:hAnsi="Consolas"/>
-          <w:color w:val="000000" w:themeColor="text1"/>
-          <w:sz w:val="16"/>
-          <w:szCs w:val="16"/>
-        </w:rPr>
-        <w:t xml:space="preserve">        </w:t>
-      </w:r>
-      <w:proofErr w:type="spellStart"/>
-      <w:r>
-        <w:rPr>
-          <w:rFonts w:ascii="Consolas" w:hAnsi="Consolas"/>
-          <w:color w:val="000000" w:themeColor="text1"/>
-          <w:sz w:val="16"/>
-          <w:szCs w:val="16"/>
-        </w:rPr>
-        <w:t>this.value</w:t>
-      </w:r>
-      <w:proofErr w:type="spellEnd"/>
-      <w:r>
-        <w:rPr>
-          <w:rFonts w:ascii="Consolas" w:hAnsi="Consolas"/>
-          <w:color w:val="000000" w:themeColor="text1"/>
-          <w:sz w:val="16"/>
-          <w:szCs w:val="16"/>
-        </w:rPr>
-        <w:t xml:space="preserve"> = value;</w:t>
-      </w:r>
-    </w:p>
-    <w:p>
-      <w:pPr>
-        <w:spacing w:after="0"/>
-        <w:rPr>
-          <w:rFonts w:ascii="Consolas" w:hAnsi="Consolas"/>
-          <w:color w:val="000000" w:themeColor="text1"/>
-          <w:sz w:val="16"/>
-          <w:szCs w:val="16"/>
-        </w:rPr>
-      </w:pPr>
-      <w:r>
-        <w:rPr>
-          <w:rFonts w:ascii="Consolas" w:hAnsi="Consolas"/>
-          <w:color w:val="000000" w:themeColor="text1"/>
-          <w:sz w:val="16"/>
-          <w:szCs w:val="16"/>
-        </w:rPr>
-        <w:t xml:space="preserve">    }</w:t>
-      </w:r>
-    </w:p>
-    <w:p>
-      <w:pPr>
-        <w:spacing w:after="0"/>
-        <w:rPr>
-          <w:rFonts w:ascii="Consolas" w:hAnsi="Consolas"/>
-          <w:color w:val="000000" w:themeColor="text1"/>
-          <w:sz w:val="16"/>
-          <w:szCs w:val="16"/>
-        </w:rPr>
-      </w:pPr>
-    </w:p>
-    <w:p>
-      <w:pPr>
-        <w:spacing w:after="0"/>
-        <w:rPr>
-          <w:rFonts w:ascii="Consolas" w:hAnsi="Consolas"/>
-          <w:color w:val="000000" w:themeColor="text1"/>
-          <w:sz w:val="16"/>
-          <w:szCs w:val="16"/>
-        </w:rPr>
-      </w:pPr>
-      <w:r>
-        <w:rPr>
-          <w:rFonts w:ascii="Consolas" w:hAnsi="Consolas"/>
-          <w:color w:val="000000" w:themeColor="text1"/>
-          <w:sz w:val="16"/>
-          <w:szCs w:val="16"/>
-        </w:rPr>
-        <w:t xml:space="preserve">    public T get() {</w:t>
-      </w:r>
-    </w:p>
-    <w:p>
-      <w:pPr>
-        <w:spacing w:after="0"/>
-        <w:rPr>
-          <w:rFonts w:ascii="Consolas" w:hAnsi="Consolas"/>
-          <w:color w:val="000000" w:themeColor="text1"/>
-          <w:sz w:val="16"/>
-          <w:szCs w:val="16"/>
-        </w:rPr>
-      </w:pPr>
-      <w:r>
-        <w:rPr>
-          <w:rFonts w:ascii="Consolas" w:hAnsi="Consolas"/>
-          <w:color w:val="000000" w:themeColor="text1"/>
-          <w:sz w:val="16"/>
-          <w:szCs w:val="16"/>
-        </w:rPr>
-        <w:t xml:space="preserve">        return value;</w:t>
-      </w:r>
-    </w:p>
-    <w:p>
-      <w:pPr>
-        <w:spacing w:after="0"/>
-        <w:rPr>
-          <w:rFonts w:ascii="Consolas" w:hAnsi="Consolas"/>
-          <w:color w:val="000000" w:themeColor="text1"/>
-          <w:sz w:val="16"/>
-          <w:szCs w:val="16"/>
-        </w:rPr>
-      </w:pPr>
-      <w:r>
-        <w:rPr>
-          <w:rFonts w:ascii="Consolas" w:hAnsi="Consolas"/>
-          <w:color w:val="000000" w:themeColor="text1"/>
-          <w:sz w:val="16"/>
-          <w:szCs w:val="16"/>
-        </w:rPr>
-        <w:t xml:space="preserve">    }</w:t>
-      </w:r>
-    </w:p>
-    <w:p>
-      <w:pPr>
-        <w:spacing w:after="0"/>
-        <w:rPr>
-          <w:rFonts w:ascii="Consolas" w:hAnsi="Consolas"/>
-          <w:color w:val="000000" w:themeColor="text1"/>
-          <w:sz w:val="16"/>
-          <w:szCs w:val="16"/>
-        </w:rPr>
-      </w:pPr>
-      <w:r>
-        <w:rPr>
-          <w:rFonts w:ascii="Consolas" w:hAnsi="Consolas"/>
-          <w:color w:val="000000" w:themeColor="text1"/>
-          <w:sz w:val="16"/>
-          <w:szCs w:val="16"/>
-        </w:rPr>
-        <w:t>}</w:t>
-      </w:r>
-    </w:p>
-    <w:p>
-      <w:pPr>
-        <w:spacing w:after="0"/>
-        <w:rPr>
-          <w:rFonts w:ascii="Consolas" w:hAnsi="Consolas"/>
-          <w:color w:val="000000" w:themeColor="text1"/>
-          <w:sz w:val="16"/>
-          <w:szCs w:val="16"/>
-        </w:rPr>
-      </w:pPr>
-    </w:p>
-    <w:p>
-      <w:pPr>
-        <w:spacing w:after="0"/>
-        <w:rPr>
-          <w:rFonts w:ascii="Consolas" w:hAnsi="Consolas"/>
-          <w:color w:val="000000" w:themeColor="text1"/>
-          <w:sz w:val="16"/>
-          <w:szCs w:val="16"/>
-        </w:rPr>
-      </w:pPr>
-      <w:r>
-        <w:rPr>
-          <w:rFonts w:ascii="Consolas" w:hAnsi="Consolas"/>
-          <w:color w:val="000000" w:themeColor="text1"/>
-          <w:sz w:val="16"/>
-          <w:szCs w:val="16"/>
-        </w:rPr>
-        <w:t xml:space="preserve">List&lt;String&gt; names = new </w:t>
-      </w:r>
-      <w:proofErr w:type="spellStart"/>
-      <w:r>
-        <w:rPr>
-          <w:rFonts w:ascii="Consolas" w:hAnsi="Consolas"/>
-          <w:color w:val="000000" w:themeColor="text1"/>
-          <w:sz w:val="16"/>
-          <w:szCs w:val="16"/>
-        </w:rPr>
-        <w:t>ArrayList</w:t>
-      </w:r>
-      <w:proofErr w:type="spellEnd"/>
-      <w:r>
-        <w:rPr>
-          <w:rFonts w:ascii="Consolas" w:hAnsi="Consolas"/>
-          <w:color w:val="000000" w:themeColor="text1"/>
-          <w:sz w:val="16"/>
-          <w:szCs w:val="16"/>
-        </w:rPr>
-        <w:t>&lt;&gt;();</w:t>
-      </w:r>
-      <w:r>
-        <w:rPr>
-          <w:rFonts w:ascii="Consolas" w:hAnsi="Consolas"/>
-          <w:color w:val="000000" w:themeColor="text1"/>
-          <w:sz w:val="16"/>
-          <w:szCs w:val="16"/>
-        </w:rPr>
-        <w:t xml:space="preserve"> // generic in list</w:t>
-      </w:r>
-    </w:p>
-    <w:p>
-      <w:pPr>
-        <w:spacing w:after="0"/>
-        <w:rPr>
-          <w:rFonts w:ascii="Consolas" w:hAnsi="Consolas"/>
-          <w:color w:val="000000" w:themeColor="text1"/>
-          <w:sz w:val="16"/>
-          <w:szCs w:val="16"/>
-        </w:rPr>
-      </w:pPr>
-      <w:r>
-        <w:rPr>
-          <w:rFonts w:ascii="Consolas" w:hAnsi="Consolas"/>
-          <w:color w:val="000000" w:themeColor="text1"/>
-          <w:sz w:val="16"/>
-          <w:szCs w:val="16"/>
-        </w:rPr>
-        <w:t xml:space="preserve">public </w:t>
-      </w:r>
-      <w:r>
-        <w:rPr>
-          <w:rFonts w:ascii="Consolas" w:hAnsi="Consolas"/>
-          <w:color w:val="000000" w:themeColor="text1"/>
-          <w:sz w:val="16"/>
-          <w:szCs w:val="16"/>
-        </w:rPr>
-        <w:t xml:space="preserve">List&lt;String&gt; </w:t>
-      </w:r>
-      <w:r>
-        <w:rPr>
-          <w:rFonts w:ascii="Consolas" w:hAnsi="Consolas"/>
-          <w:color w:val="000000" w:themeColor="text1"/>
-          <w:sz w:val="16"/>
-          <w:szCs w:val="16"/>
-        </w:rPr>
-        <w:t>void Hello (</w:t>
-      </w:r>
-      <w:r>
-        <w:rPr>
-          <w:rFonts w:ascii="Consolas" w:hAnsi="Consolas"/>
-          <w:color w:val="000000" w:themeColor="text1"/>
-          <w:sz w:val="16"/>
-          <w:szCs w:val="16"/>
-        </w:rPr>
-        <w:t xml:space="preserve">List&lt;String&gt; </w:t>
-      </w:r>
-      <w:r>
-        <w:rPr>
-          <w:rFonts w:ascii="Consolas" w:hAnsi="Consolas"/>
-          <w:color w:val="000000" w:themeColor="text1"/>
-          <w:sz w:val="16"/>
-          <w:szCs w:val="16"/>
-        </w:rPr>
-        <w:t xml:space="preserve"> list</w:t>
-      </w:r>
-      <w:r>
-        <w:rPr>
-          <w:rFonts w:ascii="Consolas" w:hAnsi="Consolas"/>
-          <w:color w:val="000000" w:themeColor="text1"/>
-          <w:sz w:val="16"/>
-          <w:szCs w:val="16"/>
-        </w:rPr>
-        <w:t>){}   // generic in methods</w:t>
-      </w:r>
-    </w:p>
-    <w:p>
-      <w:pPr>
-        <w:spacing w:after="0"/>
-        <w:rPr>
-          <w:rFonts w:ascii="Consolas" w:hAnsi="Consolas"/>
-          <w:color w:val="000000" w:themeColor="text1"/>
-          <w:sz w:val="16"/>
-          <w:szCs w:val="16"/>
-        </w:rPr>
-      </w:pPr>
-    </w:p>
-    <w:p>
-      <w:pPr>
-        <w:spacing w:after="0"/>
-        <w:rPr>
-          <w:color w:val="000000" w:themeColor="text1"/>
-        </w:rPr>
-      </w:pPr>
-      <w:r>
-        <w:rPr>
-          <w:color w:val="000000" w:themeColor="text1"/>
-        </w:rPr>
-        <w:t>Why do we need Generics?</w:t>
-      </w:r>
-    </w:p>
-    <w:p>
-      <w:pPr>
-        <w:spacing w:after="0"/>
-        <w:rPr>
-          <w:color w:val="000000" w:themeColor="text1"/>
-        </w:rPr>
-      </w:pPr>
-      <w:r>
-        <w:rPr>
-          <w:color w:val="000000" w:themeColor="text1"/>
-        </w:rPr>
-        <w:t>1. Type safety</w:t>
-      </w:r>
-      <w:r>
-        <w:rPr>
-          <w:color w:val="000000" w:themeColor="text1"/>
-        </w:rPr>
-        <w:t xml:space="preserve">,    </w:t>
-      </w:r>
-      <w:r>
-        <w:rPr>
-          <w:color w:val="000000" w:themeColor="text1"/>
-        </w:rPr>
-        <w:t>2. No unnecessary casting</w:t>
-      </w:r>
-      <w:r>
-        <w:rPr>
-          <w:color w:val="000000" w:themeColor="text1"/>
-        </w:rPr>
-        <w:t xml:space="preserve">   </w:t>
-      </w:r>
-      <w:r>
-        <w:rPr>
-          <w:color w:val="000000" w:themeColor="text1"/>
-        </w:rPr>
-        <w:t>3. Reusable code</w:t>
-      </w:r>
-      <w:r>
-        <w:rPr>
-          <w:color w:val="000000" w:themeColor="text1"/>
-        </w:rPr>
-        <w:t xml:space="preserve"> </w:t>
-      </w:r>
-    </w:p>
-    <w:p>
-      <w:pPr>
-        <w:spacing w:after="0"/>
-        <w:rPr>
-          <w:color w:val="000000" w:themeColor="text1"/>
-        </w:rPr>
-      </w:pPr>
+          <w:color w:val="0070C0"/>
+        </w:rPr>
+        <w:t>Classes</w:t>
+      </w:r>
     </w:p>
     <w:p>
       <w:pPr>
@@ -973,7 +794,7 @@
           <w:bCs/>
           <w:color w:val="000000" w:themeColor="text1"/>
         </w:rPr>
-        <w:t>Singleton, Immutable</w:t>
+        <w:t>Singleton</w:t>
       </w:r>
       <w:r>
         <w:rPr>
@@ -981,7 +802,71 @@
           <w:bCs/>
           <w:color w:val="000000" w:themeColor="text1"/>
         </w:rPr>
-        <w:t xml:space="preserve"> </w:t>
+        <w:t xml:space="preserve"> :</w:t>
+      </w:r>
+    </w:p>
+    <w:p>
+      <w:pPr>
+        <w:spacing w:after="0"/>
+        <w:rPr>
+          <w:color w:val="000000" w:themeColor="text1"/>
+        </w:rPr>
+      </w:pPr>
+      <w:r>
+        <w:rPr>
+          <w:color w:val="000000" w:themeColor="text1"/>
+        </w:rPr>
+        <w:t>The objective of this class is to create only single object.</w:t>
+      </w:r>
+    </w:p>
+    <w:p>
+      <w:pPr>
+        <w:spacing w:after="0"/>
+        <w:rPr>
+          <w:color w:val="000000" w:themeColor="text1"/>
+        </w:rPr>
+      </w:pPr>
+      <w:r>
+        <w:rPr>
+          <w:color w:val="000000" w:themeColor="text1"/>
+        </w:rPr>
+        <w:t>For example :If we want to create a DBConnection, we want it to be singleton.</w:t>
+      </w:r>
+    </w:p>
+    <w:p>
+      <w:pPr>
+        <w:spacing w:after="0"/>
+        <w:rPr>
+          <w:color w:val="000000" w:themeColor="text1"/>
+        </w:rPr>
+      </w:pPr>
+    </w:p>
+    <w:p>
+      <w:pPr>
+        <w:spacing w:after="0"/>
+        <w:rPr>
+          <w:color w:val="000000" w:themeColor="text1"/>
+        </w:rPr>
+      </w:pPr>
+      <w:r>
+        <w:rPr>
+          <w:color w:val="000000" w:themeColor="text1"/>
+        </w:rPr>
+        <w:t>Different ways of creating Singleton Class:</w:t>
+      </w:r>
+    </w:p>
+    <w:p>
+      <w:pPr>
+        <w:spacing w:after="0"/>
+        <w:rPr>
+          <w:color w:val="000000" w:themeColor="text1"/>
+        </w:rPr>
+      </w:pPr>
+      <w:r>
+        <w:rPr>
+          <w:color w:val="000000" w:themeColor="text1"/>
+        </w:rPr>
+        <w:t xml:space="preserve">- </w:t>
       </w:r>
       <w:r>
         <w:rPr>
@@ -989,25 +874,43 @@
           <w:bCs/>
           <w:color w:val="000000" w:themeColor="text1"/>
         </w:rPr>
-        <w:t>Classes</w:t>
-      </w:r>
-    </w:p>
-    <w:p>
-      <w:pPr>
-        <w:spacing w:after="0"/>
+        <w:t>Eager Initialization</w:t>
+      </w:r>
+      <w:r>
         <w:rPr>
           <w:b/>
           <w:bCs/>
           <w:color w:val="000000" w:themeColor="text1"/>
         </w:rPr>
-      </w:pPr>
+        <w:t xml:space="preserve"> </w:t>
+      </w:r>
+      <w:r>
+        <w:rPr>
+          <w:color w:val="000000" w:themeColor="text1"/>
+        </w:rPr>
+        <w:t>: Create constructor in advance by making method as private and static. Static means it belong to this class only. Demerit construction creation eventhough we don’t need it.</w:t>
+      </w:r>
+    </w:p>
+    <w:p>
+      <w:pPr>
+        <w:spacing w:after="0"/>
+        <w:rPr>
+          <w:color w:val="000000" w:themeColor="text1"/>
+        </w:rPr>
+      </w:pPr>
+      <w:r>
+        <w:rPr>
+          <w:color w:val="000000" w:themeColor="text1"/>
+        </w:rPr>
+        <w:t xml:space="preserve">- </w:t>
+      </w:r>
       <w:r>
         <w:rPr>
           <w:b/>
           <w:bCs/>
           <w:color w:val="000000" w:themeColor="text1"/>
         </w:rPr>
-        <w:t>Singleton</w:t>
+        <w:t>Lazy Initialization</w:t>
       </w:r>
       <w:r>
         <w:rPr>
@@ -1015,71 +918,31 @@
           <w:bCs/>
           <w:color w:val="000000" w:themeColor="text1"/>
         </w:rPr>
-        <w:t xml:space="preserve"> :</w:t>
-      </w:r>
-    </w:p>
-    <w:p>
-      <w:pPr>
-        <w:spacing w:after="0"/>
-        <w:rPr>
-          <w:color w:val="000000" w:themeColor="text1"/>
-        </w:rPr>
-      </w:pPr>
-      <w:r>
-        <w:rPr>
-          <w:color w:val="000000" w:themeColor="text1"/>
-        </w:rPr>
-        <w:t>The objective of this class is to create only single object.</w:t>
-      </w:r>
-    </w:p>
-    <w:p>
-      <w:pPr>
-        <w:spacing w:after="0"/>
-        <w:rPr>
-          <w:color w:val="000000" w:themeColor="text1"/>
-        </w:rPr>
-      </w:pPr>
-      <w:r>
-        <w:rPr>
-          <w:color w:val="000000" w:themeColor="text1"/>
-        </w:rPr>
-        <w:t xml:space="preserve">For example :If we want to create a </w:t>
-      </w:r>
-      <w:proofErr w:type="spellStart"/>
-      <w:r>
-        <w:rPr>
-          <w:color w:val="000000" w:themeColor="text1"/>
-        </w:rPr>
-        <w:t>DBConnection</w:t>
-      </w:r>
-      <w:proofErr w:type="spellEnd"/>
-      <w:r>
-        <w:rPr>
-          <w:color w:val="000000" w:themeColor="text1"/>
-        </w:rPr>
-        <w:t>, we want it to be singleton.</w:t>
-      </w:r>
-    </w:p>
-    <w:p>
-      <w:pPr>
-        <w:spacing w:after="0"/>
-        <w:rPr>
-          <w:color w:val="000000" w:themeColor="text1"/>
-        </w:rPr>
-      </w:pPr>
-    </w:p>
-    <w:p>
-      <w:pPr>
-        <w:spacing w:after="0"/>
-        <w:rPr>
-          <w:color w:val="000000" w:themeColor="text1"/>
-        </w:rPr>
-      </w:pPr>
-      <w:r>
-        <w:rPr>
-          <w:color w:val="000000" w:themeColor="text1"/>
-        </w:rPr>
-        <w:t>Different ways of creating Singleton Class:</w:t>
+        <w:t>:</w:t>
+      </w:r>
+      <w:r>
+        <w:rPr>
+          <w:color w:val="000000" w:themeColor="text1"/>
+        </w:rPr>
+        <w:t xml:space="preserve"> Same as Eager, just a check on constructor is null. Problem 2 concurrent thread may think oh its null just create it</w:t>
+      </w:r>
+      <w:r>
+        <w:rPr>
+          <w:color w:val="000000" w:themeColor="text1"/>
+        </w:rPr>
+        <w:t>, so 2 objects created</w:t>
+      </w:r>
+      <w:r>
+        <w:rPr>
+          <w:color w:val="000000" w:themeColor="text1"/>
+        </w:rPr>
+        <w:tab/>
+      </w:r>
+      <w:r>
+        <w:rPr>
+          <w:color w:val="000000" w:themeColor="text1"/>
+        </w:rPr>
+        <w:t>.</w:t>
       </w:r>
     </w:p>
     <w:p>
@@ -1101,7 +964,7 @@
           <w:bCs/>
           <w:color w:val="000000" w:themeColor="text1"/>
         </w:rPr>
-        <w:t>Eager Initialization</w:t>
+        <w:t>Synchronization Block</w:t>
       </w:r>
       <w:r>
         <w:rPr>
@@ -1109,95 +972,131 @@
           <w:bCs/>
           <w:color w:val="000000" w:themeColor="text1"/>
         </w:rPr>
-        <w:t xml:space="preserve"> </w:t>
-      </w:r>
-      <w:r>
-        <w:rPr>
-          <w:color w:val="000000" w:themeColor="text1"/>
-        </w:rPr>
-        <w:t xml:space="preserve">: Create constructor in advance by making method as private and static. Static means it belong to this class only. Demerit construction creation </w:t>
-      </w:r>
-      <w:proofErr w:type="spellStart"/>
-      <w:r>
-        <w:rPr>
-          <w:color w:val="000000" w:themeColor="text1"/>
-        </w:rPr>
-        <w:t>eventhough</w:t>
-      </w:r>
-      <w:proofErr w:type="spellEnd"/>
-      <w:r>
-        <w:rPr>
-          <w:color w:val="000000" w:themeColor="text1"/>
-        </w:rPr>
-        <w:t xml:space="preserve"> we don’t need it.</w:t>
-      </w:r>
-    </w:p>
-    <w:p>
-      <w:pPr>
-        <w:spacing w:after="0"/>
-        <w:rPr>
-          <w:color w:val="000000" w:themeColor="text1"/>
-        </w:rPr>
-      </w:pPr>
-      <w:r>
-        <w:rPr>
-          <w:color w:val="000000" w:themeColor="text1"/>
-        </w:rPr>
-        <w:t xml:space="preserve">- </w:t>
-      </w:r>
+        <w:t xml:space="preserve"> :</w:t>
+      </w:r>
+      <w:r>
+        <w:rPr>
+          <w:color w:val="000000" w:themeColor="text1"/>
+        </w:rPr>
+        <w:t xml:space="preserve"> put synchronized in lazy </w:t>
+      </w:r>
+      <w:r>
+        <w:rPr>
+          <w:color w:val="000000" w:themeColor="text1"/>
+        </w:rPr>
+        <w:t>Initialization</w:t>
+      </w:r>
+      <w:r>
+        <w:rPr>
+          <w:color w:val="000000" w:themeColor="text1"/>
+        </w:rPr>
+        <w:t xml:space="preserve">, so </w:t>
+      </w:r>
+      <w:r>
+        <w:rPr>
+          <w:color w:val="000000" w:themeColor="text1"/>
+        </w:rPr>
+        <w:t>solved concurrent problem. Issue here is synchronization makes it slow, like put lock and unlock, think if method is getting called from 1k places</w:t>
+      </w:r>
+    </w:p>
+    <w:p>
+      <w:pPr>
+        <w:spacing w:after="0"/>
+        <w:rPr>
+          <w:color w:val="000000" w:themeColor="text1"/>
+        </w:rPr>
+      </w:pPr>
       <w:r>
         <w:rPr>
           <w:b/>
           <w:bCs/>
           <w:color w:val="000000" w:themeColor="text1"/>
         </w:rPr>
-        <w:t>Lazy Initialization</w:t>
-      </w:r>
+        <w:t>- Double Check Lock</w:t>
+      </w:r>
+      <w:r>
+        <w:rPr>
+          <w:color w:val="000000" w:themeColor="text1"/>
+        </w:rPr>
+        <w:t xml:space="preserve"> </w:t>
+      </w:r>
+      <w:r>
+        <w:rPr>
+          <w:color w:val="000000" w:themeColor="text1"/>
+        </w:rPr>
+        <w:t>:</w:t>
+      </w:r>
+      <w:r>
+        <w:rPr>
+          <w:color w:val="000000" w:themeColor="text1"/>
+        </w:rPr>
+        <w:t>(there is a memory issue, resolved through Volatile instance variable)</w:t>
+      </w:r>
+      <w:r>
+        <w:rPr>
+          <w:color w:val="000000" w:themeColor="text1"/>
+        </w:rPr>
+        <w:t xml:space="preserve"> : same as </w:t>
+      </w:r>
+      <w:r>
+        <w:rPr>
+          <w:color w:val="000000" w:themeColor="text1"/>
+        </w:rPr>
+        <w:t>Synchronization</w:t>
+      </w:r>
+      <w:r>
+        <w:rPr>
+          <w:color w:val="000000" w:themeColor="text1"/>
+        </w:rPr>
+        <w:t xml:space="preserve"> Block, but has double check for null</w:t>
+      </w:r>
+      <w:r>
+        <w:rPr>
+          <w:color w:val="000000" w:themeColor="text1"/>
+        </w:rPr>
+        <w:t>.</w:t>
+      </w:r>
+    </w:p>
+    <w:p>
+      <w:pPr>
+        <w:spacing w:after="0"/>
+        <w:rPr>
+          <w:color w:val="000000" w:themeColor="text1"/>
+        </w:rPr>
+      </w:pPr>
+      <w:r>
+        <w:rPr>
+          <w:color w:val="000000" w:themeColor="text1"/>
+        </w:rPr>
+        <w:t>Volatile Keyword means that the object will be created in memory instead of cache .</w:t>
+      </w:r>
+      <w:r>
+        <w:rPr>
+          <w:color w:val="000000" w:themeColor="text1"/>
+        </w:rPr>
+        <w:t xml:space="preserve"> </w:t>
+      </w:r>
+      <w:r>
+        <w:rPr>
+          <w:color w:val="000000" w:themeColor="text1"/>
+        </w:rPr>
+        <w:t>So, if we've created any object using volatile, read/write operation happening to this, will always happens in memory</w:t>
+      </w:r>
+    </w:p>
+    <w:p>
+      <w:pPr>
+        <w:spacing w:after="0"/>
+        <w:rPr>
+          <w:color w:val="000000" w:themeColor="text1"/>
+        </w:rPr>
+      </w:pPr>
       <w:r>
         <w:rPr>
           <w:b/>
           <w:bCs/>
           <w:color w:val="000000" w:themeColor="text1"/>
         </w:rPr>
-        <w:t>:</w:t>
-      </w:r>
-      <w:r>
-        <w:rPr>
-          <w:color w:val="000000" w:themeColor="text1"/>
-        </w:rPr>
-        <w:t xml:space="preserve"> Same as Eager, just a check on constructor is null. Problem 2 concurrent thread may think oh its null just create it</w:t>
-      </w:r>
-      <w:r>
-        <w:rPr>
-          <w:color w:val="000000" w:themeColor="text1"/>
-        </w:rPr>
-        <w:t>, so 2 objects created</w:t>
-      </w:r>
-      <w:r>
-        <w:rPr>
-          <w:color w:val="000000" w:themeColor="text1"/>
-        </w:rPr>
-        <w:tab/>
-      </w:r>
-      <w:r>
-        <w:rPr>
-          <w:color w:val="000000" w:themeColor="text1"/>
-        </w:rPr>
-        <w:t>.</w:t>
-      </w:r>
-    </w:p>
-    <w:p>
-      <w:pPr>
-        <w:spacing w:after="0"/>
-        <w:rPr>
-          <w:color w:val="000000" w:themeColor="text1"/>
-        </w:rPr>
-      </w:pPr>
-      <w:r>
-        <w:rPr>
-          <w:color w:val="000000" w:themeColor="text1"/>
-        </w:rPr>
-        <w:t xml:space="preserve">- </w:t>
+        <w:t>- Bill Pugh Solution</w:t>
       </w:r>
       <w:r>
         <w:rPr>
@@ -1205,235 +1104,67 @@
           <w:bCs/>
           <w:color w:val="000000" w:themeColor="text1"/>
         </w:rPr>
-        <w:t>Synchronization Block</w:t>
-      </w:r>
+        <w:t xml:space="preserve">: </w:t>
+      </w:r>
+      <w:r>
+        <w:rPr>
+          <w:color w:val="000000" w:themeColor="text1"/>
+        </w:rPr>
+        <w:t xml:space="preserve">It uses Eager </w:t>
+      </w:r>
+      <w:r>
+        <w:rPr>
+          <w:color w:val="000000" w:themeColor="text1"/>
+        </w:rPr>
+        <w:t>Initialization</w:t>
+      </w:r>
+      <w:r>
+        <w:rPr>
+          <w:color w:val="000000" w:themeColor="text1"/>
+        </w:rPr>
+        <w:t xml:space="preserve"> </w:t>
+      </w:r>
+      <w:r>
+        <w:rPr>
+          <w:color w:val="000000" w:themeColor="text1"/>
+        </w:rPr>
+        <w:t>smartly. It will put construction creation inside nested method.</w:t>
+      </w:r>
+      <w:r>
+        <w:rPr>
+          <w:color w:val="000000" w:themeColor="text1"/>
+        </w:rPr>
+        <w:t xml:space="preserve"> (best)</w:t>
+      </w:r>
+    </w:p>
+    <w:p>
+      <w:pPr>
+        <w:spacing w:after="0"/>
+        <w:rPr>
+          <w:color w:val="000000" w:themeColor="text1"/>
+        </w:rPr>
+      </w:pPr>
       <w:r>
         <w:rPr>
           <w:b/>
           <w:bCs/>
           <w:color w:val="000000" w:themeColor="text1"/>
         </w:rPr>
-        <w:t xml:space="preserve"> :</w:t>
-      </w:r>
-      <w:r>
-        <w:rPr>
-          <w:color w:val="000000" w:themeColor="text1"/>
-        </w:rPr>
-        <w:t xml:space="preserve"> put synchronized in lazy </w:t>
-      </w:r>
-      <w:r>
-        <w:rPr>
-          <w:color w:val="000000" w:themeColor="text1"/>
-        </w:rPr>
-        <w:t>Initialization</w:t>
-      </w:r>
-      <w:r>
-        <w:rPr>
-          <w:color w:val="000000" w:themeColor="text1"/>
-        </w:rPr>
-        <w:t xml:space="preserve">, so </w:t>
-      </w:r>
-      <w:r>
-        <w:rPr>
-          <w:color w:val="000000" w:themeColor="text1"/>
-        </w:rPr>
-        <w:t>solved concurrent problem. Issue here is synchronization makes it slow, like put lock and unlock, think if method is getting called from 1k places</w:t>
-      </w:r>
-    </w:p>
-    <w:p>
-      <w:pPr>
-        <w:spacing w:after="0"/>
-        <w:rPr>
-          <w:color w:val="000000" w:themeColor="text1"/>
-        </w:rPr>
-      </w:pPr>
+        <w:t>- Enum Singleton</w:t>
+      </w:r>
       <w:r>
         <w:rPr>
           <w:b/>
           <w:bCs/>
           <w:color w:val="000000" w:themeColor="text1"/>
         </w:rPr>
-        <w:t>- Double Check Lock</w:t>
-      </w:r>
-      <w:r>
-        <w:rPr>
-          <w:color w:val="000000" w:themeColor="text1"/>
-        </w:rPr>
-        <w:t xml:space="preserve"> </w:t>
-      </w:r>
-      <w:r>
-        <w:rPr>
-          <w:color w:val="000000" w:themeColor="text1"/>
-        </w:rPr>
-        <w:t>:</w:t>
-      </w:r>
-      <w:r>
-        <w:rPr>
-          <w:color w:val="000000" w:themeColor="text1"/>
-        </w:rPr>
-        <w:t>(there is a memory issue, resolved through Volatile instance variable)</w:t>
-      </w:r>
-      <w:r>
-        <w:rPr>
-          <w:color w:val="000000" w:themeColor="text1"/>
-        </w:rPr>
-        <w:t xml:space="preserve"> : same as </w:t>
-      </w:r>
-      <w:r>
-        <w:rPr>
-          <w:color w:val="000000" w:themeColor="text1"/>
-        </w:rPr>
-        <w:t>Synchronization</w:t>
-      </w:r>
-      <w:r>
-        <w:rPr>
-          <w:color w:val="000000" w:themeColor="text1"/>
-        </w:rPr>
-        <w:t xml:space="preserve"> Block, but has double check for null</w:t>
-      </w:r>
-      <w:r>
-        <w:rPr>
-          <w:color w:val="000000" w:themeColor="text1"/>
-        </w:rPr>
-        <w:t>.</w:t>
-      </w:r>
-    </w:p>
-    <w:p>
-      <w:pPr>
-        <w:spacing w:after="0"/>
-        <w:rPr>
-          <w:color w:val="000000" w:themeColor="text1"/>
-        </w:rPr>
-      </w:pPr>
-      <w:r>
-        <w:rPr>
-          <w:color w:val="000000" w:themeColor="text1"/>
-        </w:rPr>
-        <w:t>Volatile Keyword means that the object will be created in memory instead of cache .</w:t>
-      </w:r>
-      <w:r>
-        <w:rPr>
-          <w:color w:val="000000" w:themeColor="text1"/>
-        </w:rPr>
-        <w:t xml:space="preserve"> </w:t>
-      </w:r>
-      <w:r>
-        <w:rPr>
-          <w:color w:val="000000" w:themeColor="text1"/>
-        </w:rPr>
-        <w:t>So, if we've created any object using volatile, read/write operation happening to this, will always happens in memory</w:t>
-      </w:r>
-    </w:p>
-    <w:p>
-      <w:pPr>
-        <w:spacing w:after="0"/>
-        <w:rPr>
-          <w:color w:val="000000" w:themeColor="text1"/>
-        </w:rPr>
-      </w:pPr>
-      <w:r>
-        <w:rPr>
-          <w:b/>
-          <w:bCs/>
-          <w:color w:val="000000" w:themeColor="text1"/>
-        </w:rPr>
-        <w:t>- Bill Pugh Solution</w:t>
-      </w:r>
-      <w:r>
-        <w:rPr>
-          <w:b/>
-          <w:bCs/>
-          <w:color w:val="000000" w:themeColor="text1"/>
-        </w:rPr>
-        <w:t xml:space="preserve">: </w:t>
-      </w:r>
-      <w:r>
-        <w:rPr>
-          <w:color w:val="000000" w:themeColor="text1"/>
-        </w:rPr>
-        <w:t xml:space="preserve">It uses Eager </w:t>
-      </w:r>
-      <w:r>
-        <w:rPr>
-          <w:color w:val="000000" w:themeColor="text1"/>
-        </w:rPr>
-        <w:t>Initialization</w:t>
-      </w:r>
-      <w:r>
-        <w:rPr>
-          <w:color w:val="000000" w:themeColor="text1"/>
-        </w:rPr>
-        <w:t xml:space="preserve"> </w:t>
-      </w:r>
-      <w:r>
-        <w:rPr>
-          <w:color w:val="000000" w:themeColor="text1"/>
-        </w:rPr>
-        <w:t>smartly. It will put construction creation inside nested method.</w:t>
-      </w:r>
-      <w:r>
-        <w:rPr>
-          <w:color w:val="000000" w:themeColor="text1"/>
-        </w:rPr>
-        <w:t xml:space="preserve"> (best)</w:t>
-      </w:r>
-    </w:p>
-    <w:p>
-      <w:pPr>
-        <w:spacing w:after="0"/>
-        <w:rPr>
-          <w:color w:val="000000" w:themeColor="text1"/>
-        </w:rPr>
-      </w:pPr>
-      <w:r>
-        <w:rPr>
-          <w:b/>
-          <w:bCs/>
-          <w:color w:val="000000" w:themeColor="text1"/>
-        </w:rPr>
-        <w:t>- Enum Singleton</w:t>
-      </w:r>
-      <w:r>
-        <w:rPr>
-          <w:b/>
-          <w:bCs/>
-          <w:color w:val="000000" w:themeColor="text1"/>
-        </w:rPr>
         <w:t xml:space="preserve">:  </w:t>
       </w:r>
       <w:r>
         <w:rPr>
           <w:color w:val="000000" w:themeColor="text1"/>
         </w:rPr>
-        <w:t xml:space="preserve">In Enum , all constructors are private and only one object of </w:t>
-      </w:r>
-      <w:proofErr w:type="spellStart"/>
-      <w:r>
-        <w:rPr>
-          <w:color w:val="000000" w:themeColor="text1"/>
-        </w:rPr>
-        <w:t>enum</w:t>
-      </w:r>
-      <w:proofErr w:type="spellEnd"/>
-      <w:r>
-        <w:rPr>
-          <w:color w:val="000000" w:themeColor="text1"/>
-        </w:rPr>
-        <w:t xml:space="preserve"> is created per JVM. So by default </w:t>
-      </w:r>
-      <w:proofErr w:type="spellStart"/>
-      <w:r>
-        <w:rPr>
-          <w:color w:val="000000" w:themeColor="text1"/>
-        </w:rPr>
-        <w:t>enum</w:t>
-      </w:r>
-      <w:proofErr w:type="spellEnd"/>
-      <w:r>
-        <w:rPr>
-          <w:color w:val="000000" w:themeColor="text1"/>
-        </w:rPr>
-        <w:t xml:space="preserve"> are singleton</w:t>
+        <w:t>In Enum , all constructors are private and only one object of enum is created per JVM. So by default enum are singleton</w:t>
       </w:r>
       <w:r>
         <w:rPr>
@@ -1640,6 +1371,933 @@
       <w:pPr>
         <w:spacing w:after="0"/>
         <w:rPr>
+          <w:b/>
+          <w:bCs/>
+          <w:color w:val="000000" w:themeColor="text1"/>
+        </w:rPr>
+      </w:pPr>
+      <w:r>
+        <w:rPr>
+          <w:b/>
+          <w:bCs/>
+          <w:color w:val="0070C0"/>
+        </w:rPr>
+        <w:t>Functional Interface and Lambda</w:t>
+      </w:r>
+      <w:r>
+        <w:rPr>
+          <w:b/>
+          <w:bCs/>
+          <w:color w:val="0070C0"/>
+        </w:rPr>
+        <w:t xml:space="preserve"> (or arrow)</w:t>
+      </w:r>
+      <w:r>
+        <w:rPr>
+          <w:b/>
+          <w:bCs/>
+          <w:color w:val="0070C0"/>
+        </w:rPr>
+        <w:t xml:space="preserve"> expression</w:t>
+      </w:r>
+    </w:p>
+    <w:p>
+      <w:pPr>
+        <w:spacing w:after="0"/>
+        <w:rPr>
+          <w:color w:val="000000" w:themeColor="text1"/>
+        </w:rPr>
+      </w:pPr>
+      <w:r>
+        <w:rPr>
+          <w:b/>
+          <w:bCs/>
+          <w:color w:val="000000" w:themeColor="text1"/>
+        </w:rPr>
+        <w:t>Functional Interface</w:t>
+      </w:r>
+      <w:r>
+        <w:rPr>
+          <w:b/>
+          <w:bCs/>
+          <w:color w:val="000000" w:themeColor="text1"/>
+        </w:rPr>
+        <w:t xml:space="preserve">: </w:t>
+      </w:r>
+      <w:r>
+        <w:rPr>
+          <w:color w:val="000000" w:themeColor="text1"/>
+        </w:rPr>
+        <w:t xml:space="preserve">Any interface with only one </w:t>
+      </w:r>
+      <w:r>
+        <w:rPr>
+          <w:color w:val="000000" w:themeColor="text1"/>
+        </w:rPr>
+        <w:t xml:space="preserve">abstract </w:t>
+      </w:r>
+      <w:r>
+        <w:rPr>
+          <w:color w:val="000000" w:themeColor="text1"/>
+        </w:rPr>
+        <w:t xml:space="preserve">concrete method is called as functional interface. Also we can represent that interface with </w:t>
+      </w:r>
+    </w:p>
+    <w:p>
+      <w:pPr>
+        <w:spacing w:after="0"/>
+        <w:rPr>
+          <w:rFonts w:ascii="Consolas" w:hAnsi="Consolas"/>
+          <w:color w:val="000000" w:themeColor="text1"/>
+          <w:sz w:val="16"/>
+          <w:szCs w:val="16"/>
+        </w:rPr>
+      </w:pPr>
+      <w:r>
+        <w:rPr>
+          <w:rFonts w:ascii="Consolas" w:hAnsi="Consolas"/>
+          <w:color w:val="000000" w:themeColor="text1"/>
+          <w:sz w:val="16"/>
+          <w:szCs w:val="16"/>
+        </w:rPr>
+        <w:t>@FunctionalInterface // optional if we have one method, now we cant add more than one method</w:t>
+      </w:r>
+    </w:p>
+    <w:p>
+      <w:pPr>
+        <w:spacing w:after="0"/>
+        <w:rPr>
+          <w:rFonts w:ascii="Consolas" w:hAnsi="Consolas"/>
+          <w:color w:val="000000" w:themeColor="text1"/>
+          <w:sz w:val="16"/>
+          <w:szCs w:val="16"/>
+        </w:rPr>
+      </w:pPr>
+      <w:r>
+        <w:rPr>
+          <w:rFonts w:ascii="Consolas" w:hAnsi="Consolas"/>
+          <w:color w:val="000000" w:themeColor="text1"/>
+          <w:sz w:val="16"/>
+          <w:szCs w:val="16"/>
+        </w:rPr>
+        <w:t>public Interface Bird{</w:t>
+      </w:r>
+    </w:p>
+    <w:p>
+      <w:pPr>
+        <w:spacing w:after="0"/>
+        <w:rPr>
+          <w:rFonts w:ascii="Consolas" w:hAnsi="Consolas"/>
+          <w:color w:val="000000" w:themeColor="text1"/>
+          <w:sz w:val="16"/>
+          <w:szCs w:val="16"/>
+        </w:rPr>
+      </w:pPr>
+      <w:r>
+        <w:rPr>
+          <w:rFonts w:ascii="Consolas" w:hAnsi="Consolas"/>
+          <w:color w:val="000000" w:themeColor="text1"/>
+          <w:sz w:val="16"/>
+          <w:szCs w:val="16"/>
+        </w:rPr>
+        <w:t>  void canFly(); // public abstract automatically</w:t>
+      </w:r>
+    </w:p>
+    <w:p>
+      <w:pPr>
+        <w:spacing w:after="0"/>
+        <w:rPr>
+          <w:rFonts w:ascii="Consolas" w:hAnsi="Consolas"/>
+          <w:color w:val="000000" w:themeColor="text1"/>
+          <w:sz w:val="16"/>
+          <w:szCs w:val="16"/>
+        </w:rPr>
+      </w:pPr>
+      <w:r>
+        <w:rPr>
+          <w:rFonts w:ascii="Consolas" w:hAnsi="Consolas"/>
+          <w:color w:val="000000" w:themeColor="text1"/>
+          <w:sz w:val="16"/>
+          <w:szCs w:val="16"/>
+        </w:rPr>
+        <w:t xml:space="preserve">  void hello(); // X not allowed</w:t>
+      </w:r>
+    </w:p>
+    <w:p>
+      <w:pPr>
+        <w:spacing w:after="0"/>
+        <w:rPr>
+          <w:rFonts w:ascii="Consolas" w:hAnsi="Consolas"/>
+          <w:color w:val="000000" w:themeColor="text1"/>
+          <w:sz w:val="16"/>
+          <w:szCs w:val="16"/>
+        </w:rPr>
+      </w:pPr>
+      <w:r>
+        <w:rPr>
+          <w:rFonts w:ascii="Consolas" w:hAnsi="Consolas"/>
+          <w:color w:val="000000" w:themeColor="text1"/>
+          <w:sz w:val="16"/>
+          <w:szCs w:val="16"/>
+        </w:rPr>
+        <w:t>}</w:t>
+      </w:r>
+    </w:p>
+    <w:p>
+      <w:pPr>
+        <w:spacing w:after="0"/>
+        <w:rPr>
+          <w:rFonts w:ascii="Consolas" w:hAnsi="Consolas"/>
+          <w:color w:val="000000" w:themeColor="text1"/>
+          <w:sz w:val="16"/>
+          <w:szCs w:val="16"/>
+        </w:rPr>
+      </w:pPr>
+    </w:p>
+    <w:p>
+      <w:pPr>
+        <w:spacing w:after="0"/>
+        <w:rPr>
+          <w:rFonts w:ascii="Consolas" w:hAnsi="Consolas"/>
+          <w:color w:val="000000" w:themeColor="text1"/>
+          <w:sz w:val="16"/>
+          <w:szCs w:val="16"/>
+        </w:rPr>
+      </w:pPr>
+      <w:r>
+        <w:rPr>
+          <w:rFonts w:ascii="Consolas" w:hAnsi="Consolas"/>
+          <w:color w:val="000000" w:themeColor="text1"/>
+          <w:sz w:val="16"/>
+          <w:szCs w:val="16"/>
+        </w:rPr>
+        <w:t>public Interface Bird{</w:t>
+      </w:r>
+    </w:p>
+    <w:p>
+      <w:pPr>
+        <w:spacing w:after="0"/>
+        <w:rPr>
+          <w:rFonts w:ascii="Consolas" w:hAnsi="Consolas"/>
+          <w:color w:val="000000" w:themeColor="text1"/>
+          <w:sz w:val="16"/>
+          <w:szCs w:val="16"/>
+        </w:rPr>
+      </w:pPr>
+      <w:r>
+        <w:rPr>
+          <w:rFonts w:ascii="Consolas" w:hAnsi="Consolas"/>
+          <w:color w:val="000000" w:themeColor="text1"/>
+          <w:sz w:val="16"/>
+          <w:szCs w:val="16"/>
+        </w:rPr>
+        <w:t>  void canFly();</w:t>
+      </w:r>
+    </w:p>
+    <w:p>
+      <w:pPr>
+        <w:spacing w:after="0"/>
+        <w:rPr>
+          <w:rFonts w:ascii="Consolas" w:hAnsi="Consolas"/>
+          <w:color w:val="000000" w:themeColor="text1"/>
+          <w:sz w:val="16"/>
+          <w:szCs w:val="16"/>
+        </w:rPr>
+      </w:pPr>
+      <w:r>
+        <w:rPr>
+          <w:rFonts w:ascii="Consolas" w:hAnsi="Consolas"/>
+          <w:color w:val="000000" w:themeColor="text1"/>
+          <w:sz w:val="16"/>
+          <w:szCs w:val="16"/>
+        </w:rPr>
+        <w:t xml:space="preserve">  void hello(); // </w:t>
+      </w:r>
+      <w:r>
+        <w:rPr>
+          <w:rFonts w:ascii="Consolas" w:hAnsi="Consolas"/>
+          <w:color w:val="000000" w:themeColor="text1"/>
+          <w:sz w:val="16"/>
+          <w:szCs w:val="16"/>
+        </w:rPr>
+        <w:t>allowed</w:t>
+      </w:r>
+    </w:p>
+    <w:p>
+      <w:pPr>
+        <w:spacing w:after="0"/>
+        <w:rPr>
+          <w:rFonts w:ascii="Consolas" w:hAnsi="Consolas"/>
+          <w:color w:val="000000" w:themeColor="text1"/>
+          <w:sz w:val="16"/>
+          <w:szCs w:val="16"/>
+        </w:rPr>
+      </w:pPr>
+      <w:r>
+        <w:rPr>
+          <w:rFonts w:ascii="Consolas" w:hAnsi="Consolas"/>
+          <w:color w:val="000000" w:themeColor="text1"/>
+          <w:sz w:val="16"/>
+          <w:szCs w:val="16"/>
+        </w:rPr>
+        <w:t>}</w:t>
+      </w:r>
+    </w:p>
+    <w:p>
+      <w:pPr>
+        <w:spacing w:after="0"/>
+        <w:rPr>
+          <w:rFonts w:ascii="Consolas" w:hAnsi="Consolas"/>
+          <w:color w:val="000000" w:themeColor="text1"/>
+          <w:sz w:val="16"/>
+          <w:szCs w:val="16"/>
+        </w:rPr>
+      </w:pPr>
+    </w:p>
+    <w:p>
+      <w:pPr>
+        <w:spacing w:after="0"/>
+        <w:rPr>
+          <w:rFonts w:ascii="Consolas" w:hAnsi="Consolas"/>
+          <w:color w:val="000000" w:themeColor="text1"/>
+          <w:sz w:val="16"/>
+          <w:szCs w:val="16"/>
+        </w:rPr>
+      </w:pPr>
+      <w:r>
+        <w:rPr>
+          <w:rFonts w:ascii="Consolas" w:hAnsi="Consolas"/>
+          <w:color w:val="000000" w:themeColor="text1"/>
+          <w:sz w:val="16"/>
+          <w:szCs w:val="16"/>
+        </w:rPr>
+        <w:t>@FunctionalInterface</w:t>
+      </w:r>
+      <w:r>
+        <w:rPr>
+          <w:rFonts w:ascii="Consolas" w:hAnsi="Consolas"/>
+          <w:color w:val="000000" w:themeColor="text1"/>
+          <w:sz w:val="16"/>
+          <w:szCs w:val="16"/>
+        </w:rPr>
+        <w:t xml:space="preserve"> // below method is correct as it has only one abstract method</w:t>
+      </w:r>
+    </w:p>
+    <w:p>
+      <w:pPr>
+        <w:spacing w:after="0"/>
+        <w:rPr>
+          <w:rFonts w:ascii="Consolas" w:hAnsi="Consolas"/>
+          <w:color w:val="000000" w:themeColor="text1"/>
+          <w:sz w:val="16"/>
+          <w:szCs w:val="16"/>
+        </w:rPr>
+      </w:pPr>
+      <w:r>
+        <w:rPr>
+          <w:rFonts w:ascii="Consolas" w:hAnsi="Consolas"/>
+          <w:color w:val="000000" w:themeColor="text1"/>
+          <w:sz w:val="16"/>
+          <w:szCs w:val="16"/>
+        </w:rPr>
+        <w:t>public Interface Bird{</w:t>
+      </w:r>
+    </w:p>
+    <w:p>
+      <w:pPr>
+        <w:spacing w:after="0"/>
+        <w:rPr>
+          <w:rFonts w:ascii="Consolas" w:hAnsi="Consolas"/>
+          <w:color w:val="000000" w:themeColor="text1"/>
+          <w:sz w:val="16"/>
+          <w:szCs w:val="16"/>
+        </w:rPr>
+      </w:pPr>
+      <w:r>
+        <w:rPr>
+          <w:rFonts w:ascii="Consolas" w:hAnsi="Consolas"/>
+          <w:color w:val="000000" w:themeColor="text1"/>
+          <w:sz w:val="16"/>
+          <w:szCs w:val="16"/>
+        </w:rPr>
+        <w:t>  void canFly();</w:t>
+      </w:r>
+    </w:p>
+    <w:p>
+      <w:pPr>
+        <w:spacing w:after="0"/>
+        <w:rPr>
+          <w:rFonts w:ascii="Consolas" w:hAnsi="Consolas"/>
+          <w:color w:val="000000" w:themeColor="text1"/>
+          <w:sz w:val="16"/>
+          <w:szCs w:val="16"/>
+        </w:rPr>
+      </w:pPr>
+      <w:r>
+        <w:rPr>
+          <w:rFonts w:ascii="Consolas" w:hAnsi="Consolas"/>
+          <w:color w:val="000000" w:themeColor="text1"/>
+          <w:sz w:val="16"/>
+          <w:szCs w:val="16"/>
+        </w:rPr>
+        <w:t xml:space="preserve">  default void hello();</w:t>
+      </w:r>
+    </w:p>
+    <w:p>
+      <w:pPr>
+        <w:spacing w:after="0"/>
+        <w:rPr>
+          <w:rFonts w:ascii="Consolas" w:hAnsi="Consolas"/>
+          <w:color w:val="000000" w:themeColor="text1"/>
+          <w:sz w:val="16"/>
+          <w:szCs w:val="16"/>
+        </w:rPr>
+      </w:pPr>
+      <w:r>
+        <w:rPr>
+          <w:rFonts w:ascii="Consolas" w:hAnsi="Consolas"/>
+          <w:color w:val="000000" w:themeColor="text1"/>
+          <w:sz w:val="16"/>
+          <w:szCs w:val="16"/>
+        </w:rPr>
+        <w:t xml:space="preserve">  static void eat();</w:t>
+      </w:r>
+    </w:p>
+    <w:p>
+      <w:pPr>
+        <w:spacing w:after="0"/>
+        <w:rPr>
+          <w:rFonts w:ascii="Consolas" w:hAnsi="Consolas"/>
+          <w:color w:val="000000" w:themeColor="text1"/>
+          <w:sz w:val="16"/>
+          <w:szCs w:val="16"/>
+        </w:rPr>
+      </w:pPr>
+      <w:r>
+        <w:rPr>
+          <w:rFonts w:ascii="Consolas" w:hAnsi="Consolas"/>
+          <w:color w:val="000000" w:themeColor="text1"/>
+          <w:sz w:val="16"/>
+          <w:szCs w:val="16"/>
+        </w:rPr>
+        <w:t xml:space="preserve">  String toString();</w:t>
+      </w:r>
+      <w:r>
+        <w:rPr>
+          <w:rFonts w:ascii="Consolas" w:hAnsi="Consolas"/>
+          <w:color w:val="000000" w:themeColor="text1"/>
+          <w:sz w:val="16"/>
+          <w:szCs w:val="16"/>
+        </w:rPr>
+        <w:t xml:space="preserve"> // Object class method or already inherited to all classes</w:t>
+      </w:r>
+    </w:p>
+    <w:p>
+      <w:pPr>
+        <w:spacing w:after="0"/>
+        <w:rPr>
+          <w:rFonts w:ascii="Consolas" w:hAnsi="Consolas"/>
+          <w:color w:val="000000" w:themeColor="text1"/>
+          <w:sz w:val="16"/>
+          <w:szCs w:val="16"/>
+        </w:rPr>
+      </w:pPr>
+      <w:r>
+        <w:rPr>
+          <w:rFonts w:ascii="Consolas" w:hAnsi="Consolas"/>
+          <w:color w:val="000000" w:themeColor="text1"/>
+          <w:sz w:val="16"/>
+          <w:szCs w:val="16"/>
+        </w:rPr>
+        <w:t>}</w:t>
+      </w:r>
+    </w:p>
+    <w:p>
+      <w:pPr>
+        <w:spacing w:after="0"/>
+        <w:rPr>
+          <w:rFonts w:ascii="Consolas" w:hAnsi="Consolas"/>
+          <w:color w:val="000000" w:themeColor="text1"/>
+          <w:sz w:val="16"/>
+          <w:szCs w:val="16"/>
+        </w:rPr>
+      </w:pPr>
+    </w:p>
+    <w:p>
+      <w:pPr>
+        <w:spacing w:after="0"/>
+        <w:rPr>
+          <w:rFonts w:ascii="Consolas" w:hAnsi="Consolas"/>
+          <w:color w:val="000000" w:themeColor="text1"/>
+        </w:rPr>
+      </w:pPr>
+      <w:r>
+        <w:rPr>
+          <w:b/>
+          <w:bCs/>
+          <w:color w:val="000000" w:themeColor="text1"/>
+        </w:rPr>
+        <w:t>Lambda Expression (or arrow)</w:t>
+      </w:r>
+      <w:r>
+        <w:rPr>
+          <w:color w:val="000000" w:themeColor="text1"/>
+        </w:rPr>
+        <w:t xml:space="preserve"> : </w:t>
+      </w:r>
+      <w:r>
+        <w:rPr>
+          <w:color w:val="000000" w:themeColor="text1"/>
+        </w:rPr>
+        <w:t>Represented</w:t>
+      </w:r>
+      <w:r>
+        <w:rPr>
+          <w:color w:val="000000" w:themeColor="text1"/>
+        </w:rPr>
+        <w:t xml:space="preserve"> by </w:t>
+      </w:r>
+      <w:r>
+        <w:rPr>
+          <w:rFonts w:ascii="Consolas" w:hAnsi="Consolas"/>
+          <w:color w:val="000000" w:themeColor="text1"/>
+        </w:rPr>
+        <w:t>()-&gt;</w:t>
+      </w:r>
+      <w:r>
+        <w:rPr>
+          <w:rFonts w:ascii="Consolas" w:hAnsi="Consolas"/>
+          <w:color w:val="000000" w:themeColor="text1"/>
+        </w:rPr>
+        <w:t xml:space="preserve"> </w:t>
+      </w:r>
+    </w:p>
+    <w:p>
+      <w:pPr>
+        <w:spacing w:after="0"/>
+        <w:rPr>
+          <w:rFonts w:cstheme="minorHAnsi"/>
+          <w:color w:val="000000" w:themeColor="text1"/>
+        </w:rPr>
+      </w:pPr>
+      <w:r>
+        <w:rPr>
+          <w:rFonts w:cstheme="minorHAnsi"/>
+          <w:color w:val="000000" w:themeColor="text1"/>
+        </w:rPr>
+        <w:lastRenderedPageBreak/>
+        <w:t>It is used to directly provide implementation for Functional interface class.</w:t>
+      </w:r>
+      <w:r>
+        <w:rPr>
+          <w:rFonts w:cstheme="minorHAnsi"/>
+          <w:color w:val="000000" w:themeColor="text1"/>
+        </w:rPr>
+        <w:t xml:space="preserve"> Although we can implement with normal class or anonymous class. But Lambda expression reduce the complexity and boiler plate code for implantation class where Functional Interface  has been called.</w:t>
+      </w:r>
+    </w:p>
+    <w:p>
+      <w:pPr>
+        <w:spacing w:after="0"/>
+        <w:rPr>
+          <w:rFonts w:cstheme="minorHAnsi"/>
+          <w:color w:val="000000" w:themeColor="text1"/>
+        </w:rPr>
+      </w:pPr>
+    </w:p>
+    <w:p>
+      <w:pPr>
+        <w:spacing w:after="0"/>
+        <w:rPr>
+          <w:rFonts w:cstheme="minorHAnsi"/>
+          <w:color w:val="000000" w:themeColor="text1"/>
+        </w:rPr>
+      </w:pPr>
+      <w:r>
+        <w:rPr>
+          <w:rFonts w:cstheme="minorHAnsi"/>
+          <w:color w:val="000000" w:themeColor="text1"/>
+        </w:rPr>
+        <w:t>Types of Functional Interface :</w:t>
+      </w:r>
+      <w:r>
+        <w:rPr>
+          <w:rFonts w:cstheme="minorHAnsi"/>
+          <w:color w:val="000000" w:themeColor="text1"/>
+        </w:rPr>
+        <w:t xml:space="preserve"> They are already inbuilt in Java</w:t>
+      </w:r>
+    </w:p>
+    <w:p>
+      <w:pPr>
+        <w:spacing w:after="0"/>
+        <w:rPr>
+          <w:rFonts w:cstheme="minorHAnsi"/>
+          <w:color w:val="000000" w:themeColor="text1"/>
+        </w:rPr>
+      </w:pPr>
+      <w:r>
+        <w:rPr>
+          <w:rFonts w:cstheme="minorHAnsi"/>
+          <w:color w:val="000000" w:themeColor="text1"/>
+        </w:rPr>
+        <w:t>Consumer</w:t>
+      </w:r>
+      <w:r>
+        <w:rPr>
+          <w:rFonts w:cstheme="minorHAnsi"/>
+          <w:color w:val="000000" w:themeColor="text1"/>
+        </w:rPr>
+        <w:t>: represent function accepts 1 input parameter and produces no result.  Interface Supplier &lt;T&gt; { void accept(T t);}</w:t>
+      </w:r>
+    </w:p>
+    <w:p>
+      <w:pPr>
+        <w:spacing w:after="0"/>
+        <w:rPr>
+          <w:rFonts w:cstheme="minorHAnsi"/>
+          <w:color w:val="000000" w:themeColor="text1"/>
+        </w:rPr>
+      </w:pPr>
+      <w:r>
+        <w:rPr>
+          <w:rFonts w:cstheme="minorHAnsi"/>
+          <w:color w:val="000000" w:themeColor="text1"/>
+        </w:rPr>
+        <w:t>Supplier</w:t>
+      </w:r>
+      <w:r>
+        <w:rPr>
+          <w:rFonts w:cstheme="minorHAnsi"/>
+          <w:color w:val="000000" w:themeColor="text1"/>
+        </w:rPr>
+        <w:t>: represent function accepts no input parameter and produces a result.  Interface Supplier &lt;T&gt; { T get();}</w:t>
+      </w:r>
+    </w:p>
+    <w:p>
+      <w:pPr>
+        <w:spacing w:after="0"/>
+        <w:rPr>
+          <w:rFonts w:cstheme="minorHAnsi"/>
+          <w:color w:val="000000" w:themeColor="text1"/>
+        </w:rPr>
+      </w:pPr>
+      <w:r>
+        <w:rPr>
+          <w:rFonts w:cstheme="minorHAnsi"/>
+          <w:color w:val="000000" w:themeColor="text1"/>
+        </w:rPr>
+        <w:t>Function</w:t>
+      </w:r>
+      <w:r>
+        <w:rPr>
+          <w:rFonts w:cstheme="minorHAnsi"/>
+          <w:color w:val="000000" w:themeColor="text1"/>
+        </w:rPr>
+        <w:t xml:space="preserve"> : represent function accepts only 1 argument and produces a result based on return type</w:t>
+      </w:r>
+      <w:r>
+        <w:rPr>
+          <w:rFonts w:cstheme="minorHAnsi"/>
+          <w:color w:val="000000" w:themeColor="text1"/>
+        </w:rPr>
+        <w:t>. Interface Function&lt;T,R&gt; { R appy(T);}</w:t>
+      </w:r>
+    </w:p>
+    <w:p>
+      <w:pPr>
+        <w:spacing w:after="0"/>
+        <w:rPr>
+          <w:rFonts w:cstheme="minorHAnsi"/>
+          <w:color w:val="000000" w:themeColor="text1"/>
+        </w:rPr>
+      </w:pPr>
+      <w:r>
+        <w:rPr>
+          <w:rFonts w:cstheme="minorHAnsi"/>
+          <w:color w:val="000000" w:themeColor="text1"/>
+        </w:rPr>
+        <w:t>Predicate</w:t>
+      </w:r>
+      <w:r>
+        <w:rPr>
+          <w:rFonts w:cstheme="minorHAnsi"/>
+          <w:color w:val="000000" w:themeColor="text1"/>
+        </w:rPr>
+        <w:t xml:space="preserve"> </w:t>
+      </w:r>
+      <w:r>
+        <w:rPr>
+          <w:rFonts w:cstheme="minorHAnsi"/>
+          <w:color w:val="000000" w:themeColor="text1"/>
+        </w:rPr>
+        <w:t xml:space="preserve">:represent function </w:t>
+      </w:r>
+      <w:r>
+        <w:rPr>
+          <w:rFonts w:cstheme="minorHAnsi"/>
+          <w:color w:val="000000" w:themeColor="text1"/>
+        </w:rPr>
+        <w:t xml:space="preserve">accepts </w:t>
+      </w:r>
+      <w:r>
+        <w:rPr>
+          <w:rFonts w:cstheme="minorHAnsi"/>
+          <w:color w:val="000000" w:themeColor="text1"/>
+        </w:rPr>
+        <w:t xml:space="preserve">only 1 argument </w:t>
+      </w:r>
+      <w:r>
+        <w:rPr>
+          <w:rFonts w:cstheme="minorHAnsi"/>
+          <w:color w:val="000000" w:themeColor="text1"/>
+        </w:rPr>
+        <w:t>and always returns Boolean</w:t>
+      </w:r>
+      <w:r>
+        <w:rPr>
+          <w:rFonts w:cstheme="minorHAnsi"/>
+          <w:color w:val="000000" w:themeColor="text1"/>
+        </w:rPr>
+        <w:t>. Interface Function&lt;T&gt; { boolean appy(T);}</w:t>
+      </w:r>
+    </w:p>
+    <w:p>
+      <w:pPr>
+        <w:spacing w:after="0"/>
+        <w:rPr>
+          <w:rFonts w:cstheme="minorHAnsi"/>
+          <w:color w:val="000000" w:themeColor="text1"/>
+        </w:rPr>
+      </w:pPr>
+    </w:p>
+    <w:p>
+      <w:pPr>
+        <w:spacing w:after="0"/>
+        <w:rPr>
+          <w:rFonts w:cstheme="minorHAnsi"/>
+          <w:b/>
+          <w:bCs/>
+          <w:color w:val="0070C0"/>
+        </w:rPr>
+      </w:pPr>
+      <w:r>
+        <w:rPr>
+          <w:rFonts w:cstheme="minorHAnsi"/>
+          <w:b/>
+          <w:bCs/>
+          <w:color w:val="0070C0"/>
+        </w:rPr>
+        <w:t>Java Reflection</w:t>
+      </w:r>
+    </w:p>
+    <w:p>
+      <w:pPr>
+        <w:spacing w:after="0"/>
+        <w:rPr>
+          <w:rFonts w:cstheme="minorHAnsi"/>
+          <w:color w:val="000000" w:themeColor="text1"/>
+        </w:rPr>
+      </w:pPr>
+      <w:r>
+        <w:rPr>
+          <w:rFonts w:cstheme="minorHAnsi"/>
+          <w:color w:val="000000" w:themeColor="text1"/>
+        </w:rPr>
+        <w:t>Reflection are used to examine the classes, methods, fields, interfaces, at run time. Also it can possibly change the behavior of class too.</w:t>
+      </w:r>
+    </w:p>
+    <w:p>
+      <w:pPr>
+        <w:spacing w:after="0"/>
+        <w:rPr>
+          <w:rFonts w:cstheme="minorHAnsi"/>
+          <w:color w:val="000000" w:themeColor="text1"/>
+        </w:rPr>
+      </w:pPr>
+      <w:r>
+        <w:rPr>
+          <w:rFonts w:cstheme="minorHAnsi"/>
+          <w:color w:val="000000" w:themeColor="text1"/>
+        </w:rPr>
+        <w:t xml:space="preserve">JVM creates a </w:t>
+      </w:r>
+      <w:r>
+        <w:rPr>
+          <w:rFonts w:cstheme="minorHAnsi"/>
+          <w:b/>
+          <w:bCs/>
+          <w:color w:val="000000" w:themeColor="text1"/>
+        </w:rPr>
+        <w:t>class Class</w:t>
+      </w:r>
+      <w:r>
+        <w:rPr>
+          <w:rFonts w:cstheme="minorHAnsi"/>
+          <w:b/>
+          <w:bCs/>
+          <w:color w:val="000000" w:themeColor="text1"/>
+        </w:rPr>
+        <w:t xml:space="preserve"> </w:t>
+      </w:r>
+      <w:r>
+        <w:rPr>
+          <w:rFonts w:cstheme="minorHAnsi"/>
+          <w:color w:val="000000" w:themeColor="text1"/>
+        </w:rPr>
+        <w:t>for every class</w:t>
+      </w:r>
+      <w:r>
+        <w:rPr>
+          <w:rFonts w:cstheme="minorHAnsi"/>
+          <w:b/>
+          <w:bCs/>
+          <w:color w:val="000000" w:themeColor="text1"/>
+        </w:rPr>
+        <w:t xml:space="preserve">, </w:t>
+      </w:r>
+      <w:r>
+        <w:rPr>
+          <w:rFonts w:cstheme="minorHAnsi"/>
+          <w:color w:val="000000" w:themeColor="text1"/>
+        </w:rPr>
+        <w:t>during runtime for each and every classes we have in our program.</w:t>
+      </w:r>
+    </w:p>
+    <w:p>
+      <w:pPr>
+        <w:spacing w:after="0"/>
+        <w:rPr>
+          <w:rFonts w:cstheme="minorHAnsi"/>
+          <w:color w:val="000000" w:themeColor="text1"/>
+        </w:rPr>
+      </w:pPr>
+    </w:p>
+    <w:p>
+      <w:pPr>
+        <w:spacing w:after="0"/>
+        <w:rPr>
+          <w:rFonts w:cstheme="minorHAnsi"/>
+          <w:color w:val="000000" w:themeColor="text1"/>
+        </w:rPr>
+      </w:pPr>
+      <w:r>
+        <w:rPr>
+          <w:rFonts w:cstheme="minorHAnsi"/>
+          <w:color w:val="000000" w:themeColor="text1"/>
+        </w:rPr>
+        <w:t>H</w:t>
+      </w:r>
+      <w:r>
+        <w:rPr>
+          <w:rFonts w:cstheme="minorHAnsi"/>
+          <w:color w:val="000000" w:themeColor="text1"/>
+        </w:rPr>
+        <w:t>ow to do Reflection of Classes?</w:t>
+      </w:r>
+      <w:r>
+        <w:rPr>
+          <w:rFonts w:cstheme="minorHAnsi"/>
+          <w:color w:val="000000" w:themeColor="text1"/>
+        </w:rPr>
+        <w:t xml:space="preserve"> 3 ways) </w:t>
+      </w:r>
+    </w:p>
+    <w:p>
+      <w:pPr>
+        <w:pStyle w:val="ListParagraph"/>
+        <w:numPr>
+          <w:ilvl w:val="0"/>
+          <w:numId w:val="32"/>
+        </w:numPr>
+        <w:spacing w:after="0"/>
+        <w:rPr>
+          <w:rFonts w:cstheme="minorHAnsi"/>
+          <w:color w:val="000000" w:themeColor="text1"/>
+        </w:rPr>
+      </w:pPr>
+      <w:r>
+        <w:rPr>
+          <w:rFonts w:cstheme="minorHAnsi"/>
+          <w:color w:val="000000" w:themeColor="text1"/>
+        </w:rPr>
+        <w:t xml:space="preserve">Using forNameMethod(), </w:t>
+      </w:r>
+      <w:r>
+        <w:rPr>
+          <w:rFonts w:cstheme="minorHAnsi"/>
+          <w:color w:val="000000" w:themeColor="text1"/>
+        </w:rPr>
+        <w:t xml:space="preserve"> </w:t>
+      </w:r>
+      <w:r>
+        <w:rPr>
+          <w:rFonts w:cstheme="minorHAnsi"/>
+          <w:color w:val="000000" w:themeColor="text1"/>
+        </w:rPr>
+        <w:t xml:space="preserve">2. </w:t>
+      </w:r>
+      <w:r>
+        <w:rPr>
+          <w:rFonts w:cstheme="minorHAnsi"/>
+          <w:color w:val="000000" w:themeColor="text1"/>
+        </w:rPr>
+        <w:t xml:space="preserve"> </w:t>
+      </w:r>
+      <w:r>
+        <w:rPr>
+          <w:rFonts w:cstheme="minorHAnsi"/>
+          <w:color w:val="000000" w:themeColor="text1"/>
+        </w:rPr>
+        <w:t xml:space="preserve">Using </w:t>
+      </w:r>
+      <w:r>
+        <w:rPr>
+          <w:rFonts w:cstheme="minorHAnsi"/>
+          <w:color w:val="000000" w:themeColor="text1"/>
+        </w:rPr>
+        <w:t>.class   3. Usign getClass() method</w:t>
+      </w:r>
+      <w:r>
+        <w:rPr>
+          <w:rFonts w:cstheme="minorHAnsi"/>
+          <w:color w:val="000000" w:themeColor="text1"/>
+        </w:rPr>
+        <w:t>.</w:t>
+      </w:r>
+    </w:p>
+    <w:p>
+      <w:pPr>
+        <w:spacing w:after="0"/>
+        <w:rPr>
+          <w:rFonts w:cstheme="minorHAnsi"/>
+          <w:color w:val="000000" w:themeColor="text1"/>
+        </w:rPr>
+      </w:pPr>
+      <w:r>
+        <w:rPr>
+          <w:rFonts w:cstheme="minorHAnsi"/>
+          <w:color w:val="000000" w:themeColor="text1"/>
+        </w:rPr>
+        <w:t>Note : Reflection breaks singleton. To fix that in singleton use null condition to prevent it. Also reflection happens at run time so it makes program slow, so don’t use it until its not required.</w:t>
+      </w:r>
+    </w:p>
+    <w:p>
+      <w:pPr>
+        <w:spacing w:after="0"/>
+        <w:rPr>
+          <w:rFonts w:cstheme="minorHAnsi"/>
+          <w:color w:val="000000" w:themeColor="text1"/>
+        </w:rPr>
+      </w:pPr>
+    </w:p>
+    <w:p>
+      <w:pPr>
+        <w:spacing w:after="0"/>
+        <w:rPr>
+          <w:rFonts w:cstheme="minorHAnsi"/>
+          <w:b/>
+          <w:bCs/>
           <w:color w:val="000000" w:themeColor="text1"/>
         </w:rPr>
       </w:pPr>
@@ -1657,6 +2315,95 @@
 <file path=word/numbering.xml><?xml version="1.0" encoding="utf-8"?>
 <w:numbering xmlns:wpc="http://schemas.microsoft.com/office/word/2010/wordprocessingCanvas" xmlns:cx="http://schemas.microsoft.com/office/drawing/2014/chartex" xmlns:cx1="http://schemas.microsoft.com/office/drawing/2015/9/8/chartex" xmlns:cx2="http://schemas.microsoft.com/office/drawing/2015/10/21/chartex" xmlns:cx3="http://schemas.microsoft.com/office/drawing/2016/5/9/chartex" xmlns:cx4="http://schemas.microsoft.com/office/drawing/2016/5/10/chartex" xmlns:cx5="http://schemas.microsoft.com/office/drawing/2016/5/11/chartex" xmlns:cx6="http://schemas.microsoft.com/office/drawing/2016/5/12/chartex" xmlns:cx7="http://schemas.microsoft.com/office/drawing/2016/5/13/chartex" xmlns:cx8="http://schemas.microsoft.com/office/drawing/2016/5/14/chartex" xmlns:mc="http://schemas.openxmlformats.org/markup-compatibility/2006" xmlns:aink="http://schemas.microsoft.com/office/drawing/2016/ink" xmlns:am3d="http://schemas.microsoft.com/office/drawing/2017/model3d" xmlns:o="urn:schemas-microsoft-com:office:office" xmlns:oel="http://schemas.microsoft.com/office/2019/extlst" xmlns:r="http://schemas.openxmlformats.org/officeDocument/2006/relationships" xmlns:m="http://schemas.openxmlformats.org/officeDocument/2006/math" xmlns:v="urn:schemas-microsoft-com:vml" xmlns:wp14="http://schemas.microsoft.com/office/word/2010/wordprocessingDrawing" xmlns:wp="http://schemas.openxmlformats.org/drawingml/2006/wordprocessingDrawing" xmlns:w10="urn:schemas-microsoft-com:office:word" xmlns:w="http://schemas.openxmlformats.org/wordprocessingml/2006/main" xmlns:w14="http://schemas.microsoft.com/office/word/2010/wordml" xmlns:w15="http://schemas.microsoft.com/office/word/2012/wordml" xmlns:w16cex="http://schemas.microsoft.com/office/word/2018/wordml/cex" xmlns:w16cid="http://schemas.microsoft.com/office/word/2016/wordml/cid" xmlns:w16="http://schemas.microsoft.com/office/word/2018/wordml" xmlns:w16du="http://schemas.microsoft.com/office/word/2023/wordml/word16du" xmlns:w16sdtdh="http://schemas.microsoft.com/office/word/2020/wordml/sdtdatahash" xmlns:w16sdtfl="http://schemas.microsoft.com/office/word/2024/wordml/sdtformatlock" xmlns:w16se="http://schemas.microsoft.com/office/word/2015/wordml/symex" xmlns:wpg="http://schemas.microsoft.com/office/word/2010/wordprocessingGroup" xmlns:wpi="http://schemas.microsoft.com/office/word/2010/wordprocessingInk" xmlns:wne="http://schemas.microsoft.com/office/word/2006/wordml" xmlns:wps="http://schemas.microsoft.com/office/word/2010/wordprocessingShape" mc:Ignorable="w14 w15 w16se w16cid w16 w16cex w16sdtdh w16sdtfl w16du wp14">
   <w:abstractNum w:abstractNumId="0" w15:restartNumberingAfterBreak="0">
+    <w:nsid w:val="06395660"/>
+    <w:multiLevelType w:val="hybridMultilevel"/>
+    <w:tmpl w:val="77A45B88"/>
+    <w:lvl w:ilvl="0" w:tplc="0409000F">
+      <w:start w:val="1"/>
+      <w:numFmt w:val="decimal"/>
+      <w:lvlText w:val="%1."/>
+      <w:lvlJc w:val="left"/>
+      <w:pPr>
+        <w:ind w:left="720" w:hanging="360"/>
+      </w:pPr>
+      <w:rPr>
+        <w:rFonts w:hint="default"/>
+      </w:rPr>
+    </w:lvl>
+    <w:lvl w:ilvl="1" w:tplc="04090019" w:tentative="1">
+      <w:start w:val="1"/>
+      <w:numFmt w:val="lowerLetter"/>
+      <w:lvlText w:val="%2."/>
+      <w:lvlJc w:val="left"/>
+      <w:pPr>
+        <w:ind w:left="1440" w:hanging="360"/>
+      </w:pPr>
+    </w:lvl>
+    <w:lvl w:ilvl="2" w:tplc="0409001B" w:tentative="1">
+      <w:start w:val="1"/>
+      <w:numFmt w:val="lowerRoman"/>
+      <w:lvlText w:val="%3."/>
+      <w:lvlJc w:val="right"/>
+      <w:pPr>
+        <w:ind w:left="2160" w:hanging="180"/>
+      </w:pPr>
+    </w:lvl>
+    <w:lvl w:ilvl="3" w:tplc="0409000F" w:tentative="1">
+      <w:start w:val="1"/>
+      <w:numFmt w:val="decimal"/>
+      <w:lvlText w:val="%4."/>
+      <w:lvlJc w:val="left"/>
+      <w:pPr>
+        <w:ind w:left="2880" w:hanging="360"/>
+      </w:pPr>
+    </w:lvl>
+    <w:lvl w:ilvl="4" w:tplc="04090019" w:tentative="1">
+      <w:start w:val="1"/>
+      <w:numFmt w:val="lowerLetter"/>
+      <w:lvlText w:val="%5."/>
+      <w:lvlJc w:val="left"/>
+      <w:pPr>
+        <w:ind w:left="3600" w:hanging="360"/>
+      </w:pPr>
+    </w:lvl>
+    <w:lvl w:ilvl="5" w:tplc="0409001B" w:tentative="1">
+      <w:start w:val="1"/>
+      <w:numFmt w:val="lowerRoman"/>
+      <w:lvlText w:val="%6."/>
+      <w:lvlJc w:val="right"/>
+      <w:pPr>
+        <w:ind w:left="4320" w:hanging="180"/>
+      </w:pPr>
+    </w:lvl>
+    <w:lvl w:ilvl="6" w:tplc="0409000F" w:tentative="1">
+      <w:start w:val="1"/>
+      <w:numFmt w:val="decimal"/>
+      <w:lvlText w:val="%7."/>
+      <w:lvlJc w:val="left"/>
+      <w:pPr>
+        <w:ind w:left="5040" w:hanging="360"/>
+      </w:pPr>
+    </w:lvl>
+    <w:lvl w:ilvl="7" w:tplc="04090019" w:tentative="1">
+      <w:start w:val="1"/>
+      <w:numFmt w:val="lowerLetter"/>
+      <w:lvlText w:val="%8."/>
+      <w:lvlJc w:val="left"/>
+      <w:pPr>
+        <w:ind w:left="5760" w:hanging="360"/>
+      </w:pPr>
+    </w:lvl>
+    <w:lvl w:ilvl="8" w:tplc="0409001B" w:tentative="1">
+      <w:start w:val="1"/>
+      <w:numFmt w:val="lowerRoman"/>
+      <w:lvlText w:val="%9."/>
+      <w:lvlJc w:val="right"/>
+      <w:pPr>
+        <w:ind w:left="6480" w:hanging="180"/>
+      </w:pPr>
+    </w:lvl>
+  </w:abstractNum>
+  <w:abstractNum w:abstractNumId="1" w15:restartNumberingAfterBreak="0">
     <w:nsid w:val="07CA09EE"/>
     <w:multiLevelType w:val="multilevel"/>
     <w:tmpl w:val="6756DDC4"/>
@@ -1805,7 +2552,7 @@
       </w:rPr>
     </w:lvl>
   </w:abstractNum>
-  <w:abstractNum w:abstractNumId="1" w15:restartNumberingAfterBreak="0">
+  <w:abstractNum w:abstractNumId="2" w15:restartNumberingAfterBreak="0">
     <w:nsid w:val="116E6641"/>
     <w:multiLevelType w:val="multilevel"/>
     <w:tmpl w:val="42E25C54"/>
@@ -1954,7 +2701,7 @@
       </w:rPr>
     </w:lvl>
   </w:abstractNum>
-  <w:abstractNum w:abstractNumId="2" w15:restartNumberingAfterBreak="0">
+  <w:abstractNum w:abstractNumId="3" w15:restartNumberingAfterBreak="0">
     <w:nsid w:val="1ED62DF8"/>
     <w:multiLevelType w:val="multilevel"/>
     <w:tmpl w:val="7206C216"/>
@@ -2103,7 +2850,7 @@
       </w:rPr>
     </w:lvl>
   </w:abstractNum>
-  <w:abstractNum w:abstractNumId="3" w15:restartNumberingAfterBreak="0">
+  <w:abstractNum w:abstractNumId="4" w15:restartNumberingAfterBreak="0">
     <w:nsid w:val="205227D2"/>
     <w:multiLevelType w:val="multilevel"/>
     <w:tmpl w:val="CD98E026"/>
@@ -2252,7 +2999,7 @@
       </w:rPr>
     </w:lvl>
   </w:abstractNum>
-  <w:abstractNum w:abstractNumId="4" w15:restartNumberingAfterBreak="0">
+  <w:abstractNum w:abstractNumId="5" w15:restartNumberingAfterBreak="0">
     <w:nsid w:val="233E31F3"/>
     <w:multiLevelType w:val="multilevel"/>
     <w:tmpl w:val="DE5AB270"/>
@@ -2401,7 +3148,7 @@
       </w:rPr>
     </w:lvl>
   </w:abstractNum>
-  <w:abstractNum w:abstractNumId="5" w15:restartNumberingAfterBreak="0">
+  <w:abstractNum w:abstractNumId="6" w15:restartNumberingAfterBreak="0">
     <w:nsid w:val="23DF66BB"/>
     <w:multiLevelType w:val="multilevel"/>
     <w:tmpl w:val="C350624A"/>
@@ -2550,7 +3297,7 @@
       </w:rPr>
     </w:lvl>
   </w:abstractNum>
-  <w:abstractNum w:abstractNumId="6" w15:restartNumberingAfterBreak="0">
+  <w:abstractNum w:abstractNumId="7" w15:restartNumberingAfterBreak="0">
     <w:nsid w:val="24A86C4C"/>
     <w:multiLevelType w:val="multilevel"/>
     <w:tmpl w:val="BCEA115C"/>
@@ -2699,7 +3446,7 @@
       </w:rPr>
     </w:lvl>
   </w:abstractNum>
-  <w:abstractNum w:abstractNumId="7" w15:restartNumberingAfterBreak="0">
+  <w:abstractNum w:abstractNumId="8" w15:restartNumberingAfterBreak="0">
     <w:nsid w:val="2E070929"/>
     <w:multiLevelType w:val="multilevel"/>
     <w:tmpl w:val="1F3EF22A"/>
@@ -2848,7 +3595,7 @@
       </w:rPr>
     </w:lvl>
   </w:abstractNum>
-  <w:abstractNum w:abstractNumId="8" w15:restartNumberingAfterBreak="0">
+  <w:abstractNum w:abstractNumId="9" w15:restartNumberingAfterBreak="0">
     <w:nsid w:val="32702228"/>
     <w:multiLevelType w:val="multilevel"/>
     <w:tmpl w:val="06425280"/>
@@ -2997,7 +3744,7 @@
       </w:rPr>
     </w:lvl>
   </w:abstractNum>
-  <w:abstractNum w:abstractNumId="9" w15:restartNumberingAfterBreak="0">
+  <w:abstractNum w:abstractNumId="10" w15:restartNumberingAfterBreak="0">
     <w:nsid w:val="367E2E9B"/>
     <w:multiLevelType w:val="multilevel"/>
     <w:tmpl w:val="3A8678F0"/>
@@ -3146,7 +3893,7 @@
       </w:rPr>
     </w:lvl>
   </w:abstractNum>
-  <w:abstractNum w:abstractNumId="10" w15:restartNumberingAfterBreak="0">
+  <w:abstractNum w:abstractNumId="11" w15:restartNumberingAfterBreak="0">
     <w:nsid w:val="38E73251"/>
     <w:multiLevelType w:val="multilevel"/>
     <w:tmpl w:val="13807552"/>
@@ -3295,7 +4042,7 @@
       </w:rPr>
     </w:lvl>
   </w:abstractNum>
-  <w:abstractNum w:abstractNumId="11" w15:restartNumberingAfterBreak="0">
+  <w:abstractNum w:abstractNumId="12" w15:restartNumberingAfterBreak="0">
     <w:nsid w:val="3F473585"/>
     <w:multiLevelType w:val="multilevel"/>
     <w:tmpl w:val="F224D596"/>
@@ -3444,7 +4191,7 @@
       </w:rPr>
     </w:lvl>
   </w:abstractNum>
-  <w:abstractNum w:abstractNumId="12" w15:restartNumberingAfterBreak="0">
+  <w:abstractNum w:abstractNumId="13" w15:restartNumberingAfterBreak="0">
     <w:nsid w:val="3FB96D3E"/>
     <w:multiLevelType w:val="multilevel"/>
     <w:tmpl w:val="58C4B73C"/>
@@ -3593,7 +4340,7 @@
       </w:rPr>
     </w:lvl>
   </w:abstractNum>
-  <w:abstractNum w:abstractNumId="13" w15:restartNumberingAfterBreak="0">
+  <w:abstractNum w:abstractNumId="14" w15:restartNumberingAfterBreak="0">
     <w:nsid w:val="43EB57CE"/>
     <w:multiLevelType w:val="multilevel"/>
     <w:tmpl w:val="8200D2A8"/>
@@ -3742,7 +4489,7 @@
       </w:rPr>
     </w:lvl>
   </w:abstractNum>
-  <w:abstractNum w:abstractNumId="14" w15:restartNumberingAfterBreak="0">
+  <w:abstractNum w:abstractNumId="15" w15:restartNumberingAfterBreak="0">
     <w:nsid w:val="4A137A1B"/>
     <w:multiLevelType w:val="multilevel"/>
     <w:tmpl w:val="6532AC7E"/>
@@ -3891,7 +4638,7 @@
       </w:rPr>
     </w:lvl>
   </w:abstractNum>
-  <w:abstractNum w:abstractNumId="15" w15:restartNumberingAfterBreak="0">
+  <w:abstractNum w:abstractNumId="16" w15:restartNumberingAfterBreak="0">
     <w:nsid w:val="4CF63B1E"/>
     <w:multiLevelType w:val="multilevel"/>
     <w:tmpl w:val="55C841A2"/>
@@ -4040,7 +4787,7 @@
       </w:rPr>
     </w:lvl>
   </w:abstractNum>
-  <w:abstractNum w:abstractNumId="16" w15:restartNumberingAfterBreak="0">
+  <w:abstractNum w:abstractNumId="17" w15:restartNumberingAfterBreak="0">
     <w:nsid w:val="4E140DCF"/>
     <w:multiLevelType w:val="multilevel"/>
     <w:tmpl w:val="BD34088A"/>
@@ -4189,7 +4936,7 @@
       </w:rPr>
     </w:lvl>
   </w:abstractNum>
-  <w:abstractNum w:abstractNumId="17" w15:restartNumberingAfterBreak="0">
+  <w:abstractNum w:abstractNumId="18" w15:restartNumberingAfterBreak="0">
     <w:nsid w:val="57701F30"/>
     <w:multiLevelType w:val="multilevel"/>
     <w:tmpl w:val="79A409E0"/>
@@ -4338,7 +5085,7 @@
       </w:rPr>
     </w:lvl>
   </w:abstractNum>
-  <w:abstractNum w:abstractNumId="18" w15:restartNumberingAfterBreak="0">
+  <w:abstractNum w:abstractNumId="19" w15:restartNumberingAfterBreak="0">
     <w:nsid w:val="5A9126A6"/>
     <w:multiLevelType w:val="multilevel"/>
     <w:tmpl w:val="CF743610"/>
@@ -4487,7 +5234,7 @@
       </w:rPr>
     </w:lvl>
   </w:abstractNum>
-  <w:abstractNum w:abstractNumId="19" w15:restartNumberingAfterBreak="0">
+  <w:abstractNum w:abstractNumId="20" w15:restartNumberingAfterBreak="0">
     <w:nsid w:val="5BE82FDD"/>
     <w:multiLevelType w:val="multilevel"/>
     <w:tmpl w:val="F0B295F6"/>
@@ -4636,7 +5383,7 @@
       </w:rPr>
     </w:lvl>
   </w:abstractNum>
-  <w:abstractNum w:abstractNumId="20" w15:restartNumberingAfterBreak="0">
+  <w:abstractNum w:abstractNumId="21" w15:restartNumberingAfterBreak="0">
     <w:nsid w:val="5C921D04"/>
     <w:multiLevelType w:val="multilevel"/>
     <w:tmpl w:val="949CCFDC"/>
@@ -4785,7 +5532,7 @@
       </w:rPr>
     </w:lvl>
   </w:abstractNum>
-  <w:abstractNum w:abstractNumId="21" w15:restartNumberingAfterBreak="0">
+  <w:abstractNum w:abstractNumId="22" w15:restartNumberingAfterBreak="0">
     <w:nsid w:val="63306144"/>
     <w:multiLevelType w:val="multilevel"/>
     <w:tmpl w:val="8BA003E0"/>
@@ -4934,7 +5681,7 @@
       </w:rPr>
     </w:lvl>
   </w:abstractNum>
-  <w:abstractNum w:abstractNumId="22" w15:restartNumberingAfterBreak="0">
+  <w:abstractNum w:abstractNumId="23" w15:restartNumberingAfterBreak="0">
     <w:nsid w:val="67160C41"/>
     <w:multiLevelType w:val="multilevel"/>
     <w:tmpl w:val="70B8A252"/>
@@ -5083,7 +5830,7 @@
       </w:rPr>
     </w:lvl>
   </w:abstractNum>
-  <w:abstractNum w:abstractNumId="23" w15:restartNumberingAfterBreak="0">
+  <w:abstractNum w:abstractNumId="24" w15:restartNumberingAfterBreak="0">
     <w:nsid w:val="6E8B2BAE"/>
     <w:multiLevelType w:val="multilevel"/>
     <w:tmpl w:val="C9BE0CD4"/>
@@ -5232,7 +5979,7 @@
       </w:rPr>
     </w:lvl>
   </w:abstractNum>
-  <w:abstractNum w:abstractNumId="24" w15:restartNumberingAfterBreak="0">
+  <w:abstractNum w:abstractNumId="25" w15:restartNumberingAfterBreak="0">
     <w:nsid w:val="784F405D"/>
     <w:multiLevelType w:val="multilevel"/>
     <w:tmpl w:val="F3163BE6"/>
@@ -5381,7 +6128,7 @@
       </w:rPr>
     </w:lvl>
   </w:abstractNum>
-  <w:abstractNum w:abstractNumId="25" w15:restartNumberingAfterBreak="0">
+  <w:abstractNum w:abstractNumId="26" w15:restartNumberingAfterBreak="0">
     <w:nsid w:val="78551646"/>
     <w:multiLevelType w:val="hybridMultilevel"/>
     <w:tmpl w:val="DC38E608"/>
@@ -5494,7 +6241,7 @@
       </w:rPr>
     </w:lvl>
   </w:abstractNum>
-  <w:abstractNum w:abstractNumId="26" w15:restartNumberingAfterBreak="0">
+  <w:abstractNum w:abstractNumId="27" w15:restartNumberingAfterBreak="0">
     <w:nsid w:val="79574465"/>
     <w:multiLevelType w:val="multilevel"/>
     <w:tmpl w:val="3E92D2C8"/>
@@ -5643,7 +6390,7 @@
       </w:rPr>
     </w:lvl>
   </w:abstractNum>
-  <w:abstractNum w:abstractNumId="27" w15:restartNumberingAfterBreak="0">
+  <w:abstractNum w:abstractNumId="28" w15:restartNumberingAfterBreak="0">
     <w:nsid w:val="7A670404"/>
     <w:multiLevelType w:val="multilevel"/>
     <w:tmpl w:val="5FAE26EE"/>
@@ -5792,7 +6539,7 @@
       </w:rPr>
     </w:lvl>
   </w:abstractNum>
-  <w:abstractNum w:abstractNumId="28" w15:restartNumberingAfterBreak="0">
+  <w:abstractNum w:abstractNumId="29" w15:restartNumberingAfterBreak="0">
     <w:nsid w:val="7F9E2BA8"/>
     <w:multiLevelType w:val="multilevel"/>
     <w:tmpl w:val="FE7A21B4"/>
@@ -5941,7 +6688,7 @@
       </w:rPr>
     </w:lvl>
   </w:abstractNum>
-  <w:abstractNum w:abstractNumId="29" w15:restartNumberingAfterBreak="0">
+  <w:abstractNum w:abstractNumId="30" w15:restartNumberingAfterBreak="0">
     <w:nsid w:val="7FBF21C5"/>
     <w:multiLevelType w:val="multilevel"/>
     <w:tmpl w:val="72A6B2B6"/>
@@ -6090,7 +6837,7 @@
       </w:rPr>
     </w:lvl>
   </w:abstractNum>
-  <w:abstractNum w:abstractNumId="30" w15:restartNumberingAfterBreak="0">
+  <w:abstractNum w:abstractNumId="31" w15:restartNumberingAfterBreak="0">
     <w:nsid w:val="7FC75B8E"/>
     <w:multiLevelType w:val="hybridMultilevel"/>
     <w:tmpl w:val="6A2453DC"/>
@@ -6204,97 +6951,100 @@
     </w:lvl>
   </w:abstractNum>
   <w:num w:numId="1" w16cid:durableId="1690521216">
+    <w:abstractNumId w:val="15"/>
+  </w:num>
+  <w:num w:numId="2" w16cid:durableId="1790274779">
+    <w:abstractNumId w:val="21"/>
+  </w:num>
+  <w:num w:numId="3" w16cid:durableId="824278966">
+    <w:abstractNumId w:val="16"/>
+  </w:num>
+  <w:num w:numId="4" w16cid:durableId="739716566">
+    <w:abstractNumId w:val="9"/>
+  </w:num>
+  <w:num w:numId="5" w16cid:durableId="1310208124">
+    <w:abstractNumId w:val="4"/>
+  </w:num>
+  <w:num w:numId="6" w16cid:durableId="387801687">
+    <w:abstractNumId w:val="10"/>
+  </w:num>
+  <w:num w:numId="7" w16cid:durableId="8914324">
+    <w:abstractNumId w:val="27"/>
+  </w:num>
+  <w:num w:numId="8" w16cid:durableId="325476650">
+    <w:abstractNumId w:val="6"/>
+  </w:num>
+  <w:num w:numId="9" w16cid:durableId="1030447064">
+    <w:abstractNumId w:val="19"/>
+  </w:num>
+  <w:num w:numId="10" w16cid:durableId="986780634">
+    <w:abstractNumId w:val="12"/>
+  </w:num>
+  <w:num w:numId="11" w16cid:durableId="342903346">
+    <w:abstractNumId w:val="11"/>
+  </w:num>
+  <w:num w:numId="12" w16cid:durableId="70202056">
+    <w:abstractNumId w:val="5"/>
+  </w:num>
+  <w:num w:numId="13" w16cid:durableId="1791972198">
+    <w:abstractNumId w:val="17"/>
+  </w:num>
+  <w:num w:numId="14" w16cid:durableId="2083405851">
     <w:abstractNumId w:val="14"/>
   </w:num>
-  <w:num w:numId="2" w16cid:durableId="1790274779">
+  <w:num w:numId="15" w16cid:durableId="961808019">
+    <w:abstractNumId w:val="30"/>
+  </w:num>
+  <w:num w:numId="16" w16cid:durableId="1182356552">
+    <w:abstractNumId w:val="24"/>
+  </w:num>
+  <w:num w:numId="17" w16cid:durableId="689068843">
+    <w:abstractNumId w:val="3"/>
+  </w:num>
+  <w:num w:numId="18" w16cid:durableId="1323268120">
     <w:abstractNumId w:val="20"/>
   </w:num>
-  <w:num w:numId="3" w16cid:durableId="824278966">
-    <w:abstractNumId w:val="15"/>
+  <w:num w:numId="19" w16cid:durableId="611590991">
+    <w:abstractNumId w:val="1"/>
   </w:num>
-  <w:num w:numId="4" w16cid:durableId="739716566">
+  <w:num w:numId="20" w16cid:durableId="504055590">
+    <w:abstractNumId w:val="18"/>
+  </w:num>
+  <w:num w:numId="21" w16cid:durableId="1895237138">
     <w:abstractNumId w:val="8"/>
   </w:num>
-  <w:num w:numId="5" w16cid:durableId="1310208124">
-    <w:abstractNumId w:val="3"/>
+  <w:num w:numId="22" w16cid:durableId="1153134706">
+    <w:abstractNumId w:val="2"/>
   </w:num>
-  <w:num w:numId="6" w16cid:durableId="387801687">
-    <w:abstractNumId w:val="9"/>
+  <w:num w:numId="23" w16cid:durableId="776825898">
+    <w:abstractNumId w:val="7"/>
   </w:num>
-  <w:num w:numId="7" w16cid:durableId="8914324">
+  <w:num w:numId="24" w16cid:durableId="234166115">
+    <w:abstractNumId w:val="22"/>
+  </w:num>
+  <w:num w:numId="25" w16cid:durableId="1327125332">
+    <w:abstractNumId w:val="23"/>
+  </w:num>
+  <w:num w:numId="26" w16cid:durableId="436213040">
+    <w:abstractNumId w:val="25"/>
+  </w:num>
+  <w:num w:numId="27" w16cid:durableId="990600711">
+    <w:abstractNumId w:val="29"/>
+  </w:num>
+  <w:num w:numId="28" w16cid:durableId="1564174236">
+    <w:abstractNumId w:val="28"/>
+  </w:num>
+  <w:num w:numId="29" w16cid:durableId="1563642039">
+    <w:abstractNumId w:val="31"/>
+  </w:num>
+  <w:num w:numId="30" w16cid:durableId="584725136">
     <w:abstractNumId w:val="26"/>
   </w:num>
-  <w:num w:numId="8" w16cid:durableId="325476650">
-    <w:abstractNumId w:val="5"/>
-  </w:num>
-  <w:num w:numId="9" w16cid:durableId="1030447064">
-    <w:abstractNumId w:val="18"/>
-  </w:num>
-  <w:num w:numId="10" w16cid:durableId="986780634">
-    <w:abstractNumId w:val="11"/>
-  </w:num>
-  <w:num w:numId="11" w16cid:durableId="342903346">
-    <w:abstractNumId w:val="10"/>
-  </w:num>
-  <w:num w:numId="12" w16cid:durableId="70202056">
-    <w:abstractNumId w:val="4"/>
-  </w:num>
-  <w:num w:numId="13" w16cid:durableId="1791972198">
-    <w:abstractNumId w:val="16"/>
-  </w:num>
-  <w:num w:numId="14" w16cid:durableId="2083405851">
+  <w:num w:numId="31" w16cid:durableId="1980307488">
     <w:abstractNumId w:val="13"/>
   </w:num>
-  <w:num w:numId="15" w16cid:durableId="961808019">
-    <w:abstractNumId w:val="29"/>
-  </w:num>
-  <w:num w:numId="16" w16cid:durableId="1182356552">
-    <w:abstractNumId w:val="23"/>
-  </w:num>
-  <w:num w:numId="17" w16cid:durableId="689068843">
-    <w:abstractNumId w:val="2"/>
-  </w:num>
-  <w:num w:numId="18" w16cid:durableId="1323268120">
-    <w:abstractNumId w:val="19"/>
-  </w:num>
-  <w:num w:numId="19" w16cid:durableId="611590991">
+  <w:num w:numId="32" w16cid:durableId="1508473415">
     <w:abstractNumId w:val="0"/>
-  </w:num>
-  <w:num w:numId="20" w16cid:durableId="504055590">
-    <w:abstractNumId w:val="17"/>
-  </w:num>
-  <w:num w:numId="21" w16cid:durableId="1895237138">
-    <w:abstractNumId w:val="7"/>
-  </w:num>
-  <w:num w:numId="22" w16cid:durableId="1153134706">
-    <w:abstractNumId w:val="1"/>
-  </w:num>
-  <w:num w:numId="23" w16cid:durableId="776825898">
-    <w:abstractNumId w:val="6"/>
-  </w:num>
-  <w:num w:numId="24" w16cid:durableId="234166115">
-    <w:abstractNumId w:val="21"/>
-  </w:num>
-  <w:num w:numId="25" w16cid:durableId="1327125332">
-    <w:abstractNumId w:val="22"/>
-  </w:num>
-  <w:num w:numId="26" w16cid:durableId="436213040">
-    <w:abstractNumId w:val="24"/>
-  </w:num>
-  <w:num w:numId="27" w16cid:durableId="990600711">
-    <w:abstractNumId w:val="28"/>
-  </w:num>
-  <w:num w:numId="28" w16cid:durableId="1564174236">
-    <w:abstractNumId w:val="27"/>
-  </w:num>
-  <w:num w:numId="29" w16cid:durableId="1563642039">
-    <w:abstractNumId w:val="30"/>
-  </w:num>
-  <w:num w:numId="30" w16cid:durableId="584725136">
-    <w:abstractNumId w:val="25"/>
-  </w:num>
-  <w:num w:numId="31" w16cid:durableId="1980307488">
-    <w:abstractNumId w:val="12"/>
   </w:num>
 </w:numbering>
 </file>
@@ -6699,6 +7449,7 @@
   <w:style w:type="paragraph" w:default="1" w:styleId="Normal">
     <w:name w:val="Normal"/>
     <w:qFormat/>
+    <w:rsid w:val="00325D9A"/>
   </w:style>
   <w:style w:type="paragraph" w:styleId="Heading1">
     <w:name w:val="heading 1"/>

--- a/Java/Java_notes.docx
+++ b/Java/Java_notes.docx
@@ -17,758 +17,1124 @@
           <w:bCs/>
           <w:color w:val="0070C0"/>
         </w:rPr>
-        <w:t>Java Memory Management AND Garbage collector</w:t>
-      </w:r>
-      <w:r>
-        <w:rPr>
-          <w:color w:val="0070C0"/>
-        </w:rPr>
-        <w:t xml:space="preserve"> :  </w:t>
-      </w:r>
-      <w:r>
-        <w:rPr>
-          <w:color w:val="000000" w:themeColor="text1"/>
-        </w:rPr>
-        <w:t xml:space="preserve">Stack, Heap (Young generation, Old generation), Non Heap (also called as Meta space), References (Strong, Weak, Soft), Eden &amp; Survivor object, Heap Algos ( Mark and sweep or CMS), </w:t>
-      </w:r>
-      <w:r>
-        <w:rPr>
-          <w:color w:val="000000" w:themeColor="text1"/>
-        </w:rPr>
-        <w:t xml:space="preserve">Version </w:t>
-      </w:r>
-      <w:r>
-        <w:rPr>
-          <w:color w:val="000000" w:themeColor="text1"/>
-        </w:rPr>
-        <w:t>of GC</w:t>
-      </w:r>
-      <w:r>
-        <w:rPr>
-          <w:color w:val="000000" w:themeColor="text1"/>
-        </w:rPr>
-        <w:t>’s (Serial, Parallel, CMS</w:t>
-      </w:r>
-      <w:r>
-        <w:rPr>
-          <w:b/>
-          <w:bCs/>
-          <w:color w:val="000000" w:themeColor="text1"/>
-        </w:rPr>
-        <w:t>)</w:t>
-      </w:r>
-    </w:p>
-    <w:p>
-      <w:pPr>
-        <w:spacing w:after="0"/>
-        <w:rPr>
-          <w:color w:val="000000" w:themeColor="text1"/>
-        </w:rPr>
-      </w:pPr>
-      <w:r>
-        <w:rPr>
-          <w:b/>
-          <w:bCs/>
-          <w:color w:val="000000" w:themeColor="text1"/>
-        </w:rPr>
-        <w:t>Generics</w:t>
-      </w:r>
-      <w:r>
-        <w:rPr>
-          <w:b/>
-          <w:bCs/>
-          <w:color w:val="000000" w:themeColor="text1"/>
-        </w:rPr>
-        <w:t xml:space="preserve"> : </w:t>
-      </w:r>
-      <w:r>
-        <w:rPr>
-          <w:color w:val="000000" w:themeColor="text1"/>
-        </w:rPr>
-        <w:t xml:space="preserve">Generics methods, Generic class, Generic Collection, Bounded Gerics </w:t>
-      </w:r>
-      <w:r>
-        <w:rPr>
-          <w:color w:val="000000" w:themeColor="text1"/>
-        </w:rPr>
-        <w:t xml:space="preserve">: </w:t>
-      </w:r>
-      <w:r>
-        <w:rPr>
-          <w:color w:val="000000" w:themeColor="text1"/>
-        </w:rPr>
-        <w:t>Upper bound</w:t>
-      </w:r>
-      <w:r>
-        <w:rPr>
-          <w:color w:val="000000" w:themeColor="text1"/>
-        </w:rPr>
-        <w:t xml:space="preserve"> &amp;</w:t>
-      </w:r>
-      <w:r>
-        <w:rPr>
-          <w:color w:val="000000" w:themeColor="text1"/>
-        </w:rPr>
-        <w:t xml:space="preserve"> Multi bound</w:t>
-      </w:r>
-      <w:r>
-        <w:rPr>
-          <w:color w:val="000000" w:themeColor="text1"/>
-        </w:rPr>
-        <w:t>, Wildcards : (Upper bound, lower bound, Unbound)</w:t>
-      </w:r>
-      <w:r>
-        <w:rPr>
-          <w:color w:val="000000" w:themeColor="text1"/>
-        </w:rPr>
-        <w:t>, TypeErasure.</w:t>
-      </w:r>
-    </w:p>
-    <w:p>
-      <w:pPr>
-        <w:spacing w:after="0"/>
-        <w:rPr>
-          <w:color w:val="000000" w:themeColor="text1"/>
-        </w:rPr>
-      </w:pPr>
-      <w:r>
-        <w:rPr>
-          <w:color w:val="000000" w:themeColor="text1"/>
-        </w:rPr>
-        <w:t>Upper bound means class and its child can be accepted</w:t>
-      </w:r>
-      <w:r>
-        <w:rPr>
-          <w:color w:val="000000" w:themeColor="text1"/>
-        </w:rPr>
-        <w:t xml:space="preserve"> eg T extends Number, now T can have Integer,Float,Double,Bigint</w:t>
-      </w:r>
-    </w:p>
-    <w:p>
-      <w:pPr>
-        <w:spacing w:after="0"/>
-        <w:rPr>
-          <w:color w:val="000000" w:themeColor="text1"/>
-        </w:rPr>
-      </w:pPr>
-      <w:r>
-        <w:rPr>
-          <w:color w:val="000000" w:themeColor="text1"/>
-        </w:rPr>
-        <w:t>Multi bound</w:t>
-      </w:r>
-      <w:r>
-        <w:rPr>
-          <w:color w:val="000000" w:themeColor="text1"/>
-        </w:rPr>
-        <w:t xml:space="preserve"> strictly follows generic types.</w:t>
-      </w:r>
-    </w:p>
-    <w:p>
-      <w:pPr>
-        <w:spacing w:after="0"/>
-        <w:rPr>
-          <w:color w:val="000000" w:themeColor="text1"/>
-        </w:rPr>
-      </w:pPr>
-      <w:r>
-        <w:rPr>
-          <w:color w:val="000000" w:themeColor="text1"/>
-        </w:rPr>
-        <w:t xml:space="preserve">Wildcards : </w:t>
-      </w:r>
-    </w:p>
-    <w:p>
-      <w:pPr>
-        <w:spacing w:after="0"/>
-        <w:rPr>
-          <w:color w:val="000000" w:themeColor="text1"/>
-        </w:rPr>
-      </w:pPr>
-      <w:r>
-        <w:rPr>
-          <w:color w:val="000000" w:themeColor="text1"/>
-        </w:rPr>
-        <w:t xml:space="preserve">Upper bound wildcard </w:t>
-      </w:r>
-      <w:r>
-        <w:rPr>
-          <w:b/>
-          <w:bCs/>
-          <w:color w:val="000000" w:themeColor="text1"/>
-        </w:rPr>
-        <w:t xml:space="preserve">&lt;? </w:t>
-      </w:r>
-      <w:r>
-        <w:rPr>
-          <w:b/>
-          <w:bCs/>
-          <w:color w:val="000000" w:themeColor="text1"/>
-        </w:rPr>
-        <w:t>e</w:t>
-      </w:r>
-      <w:r>
-        <w:rPr>
-          <w:b/>
-          <w:bCs/>
-          <w:color w:val="000000" w:themeColor="text1"/>
-        </w:rPr>
-        <w:t>xtends UpperboundClassName &gt;</w:t>
-      </w:r>
-      <w:r>
-        <w:rPr>
-          <w:color w:val="000000" w:themeColor="text1"/>
-        </w:rPr>
-        <w:t xml:space="preserve"> i.e class name and below</w:t>
-      </w:r>
-    </w:p>
-    <w:p>
-      <w:pPr>
-        <w:spacing w:after="0"/>
-        <w:rPr>
-          <w:color w:val="000000" w:themeColor="text1"/>
-        </w:rPr>
-      </w:pPr>
-      <w:r>
-        <w:rPr>
-          <w:color w:val="000000" w:themeColor="text1"/>
-        </w:rPr>
-        <w:t xml:space="preserve">lower bound wildcard </w:t>
-      </w:r>
-      <w:r>
-        <w:rPr>
-          <w:b/>
-          <w:bCs/>
-          <w:color w:val="000000" w:themeColor="text1"/>
-        </w:rPr>
-        <w:t xml:space="preserve">&lt;? </w:t>
-      </w:r>
-      <w:r>
-        <w:rPr>
-          <w:b/>
-          <w:bCs/>
-          <w:color w:val="000000" w:themeColor="text1"/>
-        </w:rPr>
-        <w:t>Super</w:t>
-      </w:r>
-      <w:r>
-        <w:rPr>
-          <w:b/>
-          <w:bCs/>
-          <w:color w:val="000000" w:themeColor="text1"/>
-        </w:rPr>
-        <w:t xml:space="preserve"> </w:t>
-      </w:r>
-      <w:r>
-        <w:rPr>
-          <w:b/>
-          <w:bCs/>
-          <w:color w:val="000000" w:themeColor="text1"/>
-        </w:rPr>
-        <w:t>Lower</w:t>
-      </w:r>
-      <w:r>
-        <w:rPr>
-          <w:b/>
-          <w:bCs/>
-          <w:color w:val="000000" w:themeColor="text1"/>
-        </w:rPr>
-        <w:t>boundClassName &gt;</w:t>
-      </w:r>
-      <w:r>
-        <w:rPr>
-          <w:b/>
-          <w:bCs/>
-          <w:color w:val="000000" w:themeColor="text1"/>
-        </w:rPr>
-        <w:t xml:space="preserve"> </w:t>
-      </w:r>
-      <w:r>
-        <w:rPr>
-          <w:color w:val="000000" w:themeColor="text1"/>
-        </w:rPr>
-        <w:t>i.e class name and below</w:t>
-      </w:r>
-    </w:p>
-    <w:p>
-      <w:pPr>
-        <w:spacing w:after="0"/>
-        <w:rPr>
-          <w:color w:val="000000" w:themeColor="text1"/>
-        </w:rPr>
-      </w:pPr>
-      <w:r>
-        <w:rPr>
-          <w:color w:val="000000" w:themeColor="text1"/>
-        </w:rPr>
-        <w:t xml:space="preserve">Unbound wildcard </w:t>
-      </w:r>
-      <w:r>
-        <w:rPr>
-          <w:b/>
-          <w:bCs/>
-          <w:color w:val="000000" w:themeColor="text1"/>
-        </w:rPr>
-        <w:t>&lt;?&gt;</w:t>
-      </w:r>
-      <w:r>
-        <w:rPr>
-          <w:b/>
-          <w:bCs/>
-          <w:color w:val="000000" w:themeColor="text1"/>
-        </w:rPr>
-        <w:t xml:space="preserve"> i.e</w:t>
-      </w:r>
-      <w:r>
-        <w:rPr>
-          <w:color w:val="000000" w:themeColor="text1"/>
-        </w:rPr>
-        <w:t xml:space="preserve"> only you can read</w:t>
-      </w:r>
-    </w:p>
-    <w:p>
-      <w:pPr>
-        <w:spacing w:after="0"/>
-        <w:rPr>
-          <w:color w:val="000000" w:themeColor="text1"/>
-        </w:rPr>
-      </w:pPr>
-    </w:p>
-    <w:p>
-      <w:pPr>
-        <w:spacing w:after="0"/>
-        <w:rPr>
-          <w:color w:val="000000" w:themeColor="text1"/>
-        </w:rPr>
-      </w:pPr>
-      <w:r>
-        <w:rPr>
-          <w:color w:val="000000" w:themeColor="text1"/>
-        </w:rPr>
-        <w:t>Note : use normal generic for more restrictive parameter, wildcards are little flexible</w:t>
-      </w:r>
-    </w:p>
-    <w:p>
-      <w:pPr>
-        <w:spacing w:after="0"/>
-        <w:rPr>
-          <w:color w:val="000000" w:themeColor="text1"/>
-        </w:rPr>
-      </w:pPr>
-      <w:r>
-        <w:rPr>
-          <w:color w:val="000000" w:themeColor="text1"/>
-        </w:rPr>
-        <w:t>TypeErasure : It will erase the generic types with real values or object during compilation</w:t>
-      </w:r>
-    </w:p>
-    <w:p>
-      <w:pPr>
-        <w:spacing w:after="0"/>
-        <w:rPr>
-          <w:color w:val="000000" w:themeColor="text1"/>
-        </w:rPr>
-      </w:pPr>
-    </w:p>
-    <w:p>
-      <w:pPr>
-        <w:spacing w:after="0"/>
-        <w:rPr>
-          <w:rFonts w:ascii="Consolas" w:hAnsi="Consolas"/>
-          <w:color w:val="000000" w:themeColor="text1"/>
-          <w:sz w:val="16"/>
-          <w:szCs w:val="16"/>
-        </w:rPr>
-      </w:pPr>
-      <w:r>
-        <w:rPr>
-          <w:rFonts w:ascii="Consolas" w:hAnsi="Consolas"/>
-          <w:color w:val="000000" w:themeColor="text1"/>
-          <w:sz w:val="16"/>
-          <w:szCs w:val="16"/>
-        </w:rPr>
-        <w:t>class Box&lt;T&gt; {</w:t>
-      </w:r>
-    </w:p>
-    <w:p>
-      <w:pPr>
-        <w:spacing w:after="0"/>
-        <w:rPr>
-          <w:rFonts w:ascii="Consolas" w:hAnsi="Consolas"/>
-          <w:color w:val="000000" w:themeColor="text1"/>
-          <w:sz w:val="16"/>
-          <w:szCs w:val="16"/>
-        </w:rPr>
-      </w:pPr>
-      <w:r>
-        <w:rPr>
-          <w:rFonts w:ascii="Consolas" w:hAnsi="Consolas"/>
-          <w:color w:val="000000" w:themeColor="text1"/>
-          <w:sz w:val="16"/>
-          <w:szCs w:val="16"/>
-        </w:rPr>
-        <w:t xml:space="preserve">    private T value;</w:t>
-      </w:r>
-    </w:p>
-    <w:p>
-      <w:pPr>
-        <w:spacing w:after="0"/>
-        <w:rPr>
-          <w:rFonts w:ascii="Consolas" w:hAnsi="Consolas"/>
-          <w:color w:val="000000" w:themeColor="text1"/>
-          <w:sz w:val="16"/>
-          <w:szCs w:val="16"/>
-        </w:rPr>
-      </w:pPr>
-    </w:p>
-    <w:p>
-      <w:pPr>
-        <w:spacing w:after="0"/>
-        <w:rPr>
-          <w:rFonts w:ascii="Consolas" w:hAnsi="Consolas"/>
-          <w:color w:val="000000" w:themeColor="text1"/>
-          <w:sz w:val="16"/>
-          <w:szCs w:val="16"/>
-        </w:rPr>
-      </w:pPr>
-      <w:r>
-        <w:rPr>
-          <w:rFonts w:ascii="Consolas" w:hAnsi="Consolas"/>
-          <w:color w:val="000000" w:themeColor="text1"/>
-          <w:sz w:val="16"/>
-          <w:szCs w:val="16"/>
-        </w:rPr>
-        <w:t xml:space="preserve">    public void set(T value) {</w:t>
-      </w:r>
-    </w:p>
-    <w:p>
-      <w:pPr>
-        <w:spacing w:after="0"/>
-        <w:rPr>
-          <w:rFonts w:ascii="Consolas" w:hAnsi="Consolas"/>
-          <w:color w:val="000000" w:themeColor="text1"/>
-          <w:sz w:val="16"/>
-          <w:szCs w:val="16"/>
-        </w:rPr>
-      </w:pPr>
-      <w:r>
-        <w:rPr>
-          <w:rFonts w:ascii="Consolas" w:hAnsi="Consolas"/>
-          <w:color w:val="000000" w:themeColor="text1"/>
-          <w:sz w:val="16"/>
-          <w:szCs w:val="16"/>
-        </w:rPr>
-        <w:t xml:space="preserve">        this.value = value;</w:t>
-      </w:r>
-    </w:p>
-    <w:p>
-      <w:pPr>
-        <w:spacing w:after="0"/>
-        <w:rPr>
-          <w:rFonts w:ascii="Consolas" w:hAnsi="Consolas"/>
-          <w:color w:val="000000" w:themeColor="text1"/>
-          <w:sz w:val="16"/>
-          <w:szCs w:val="16"/>
-        </w:rPr>
-      </w:pPr>
-      <w:r>
-        <w:rPr>
-          <w:rFonts w:ascii="Consolas" w:hAnsi="Consolas"/>
-          <w:color w:val="000000" w:themeColor="text1"/>
-          <w:sz w:val="16"/>
-          <w:szCs w:val="16"/>
-        </w:rPr>
-        <w:t xml:space="preserve">    }</w:t>
-      </w:r>
-    </w:p>
-    <w:p>
-      <w:pPr>
-        <w:spacing w:after="0"/>
-        <w:rPr>
-          <w:rFonts w:ascii="Consolas" w:hAnsi="Consolas"/>
-          <w:color w:val="000000" w:themeColor="text1"/>
-          <w:sz w:val="16"/>
-          <w:szCs w:val="16"/>
-        </w:rPr>
-      </w:pPr>
-    </w:p>
-    <w:p>
-      <w:pPr>
-        <w:spacing w:after="0"/>
-        <w:rPr>
-          <w:rFonts w:ascii="Consolas" w:hAnsi="Consolas"/>
-          <w:color w:val="000000" w:themeColor="text1"/>
-          <w:sz w:val="16"/>
-          <w:szCs w:val="16"/>
-        </w:rPr>
-      </w:pPr>
-      <w:r>
-        <w:rPr>
-          <w:rFonts w:ascii="Consolas" w:hAnsi="Consolas"/>
-          <w:color w:val="000000" w:themeColor="text1"/>
-          <w:sz w:val="16"/>
-          <w:szCs w:val="16"/>
-        </w:rPr>
-        <w:t xml:space="preserve">    public T get() {</w:t>
-      </w:r>
-    </w:p>
-    <w:p>
-      <w:pPr>
-        <w:spacing w:after="0"/>
-        <w:rPr>
-          <w:rFonts w:ascii="Consolas" w:hAnsi="Consolas"/>
-          <w:color w:val="000000" w:themeColor="text1"/>
-          <w:sz w:val="16"/>
-          <w:szCs w:val="16"/>
-        </w:rPr>
-      </w:pPr>
-      <w:r>
-        <w:rPr>
-          <w:rFonts w:ascii="Consolas" w:hAnsi="Consolas"/>
-          <w:color w:val="000000" w:themeColor="text1"/>
-          <w:sz w:val="16"/>
-          <w:szCs w:val="16"/>
-        </w:rPr>
-        <w:t xml:space="preserve">        return value;</w:t>
-      </w:r>
-    </w:p>
-    <w:p>
-      <w:pPr>
-        <w:spacing w:after="0"/>
-        <w:rPr>
-          <w:rFonts w:ascii="Consolas" w:hAnsi="Consolas"/>
-          <w:color w:val="000000" w:themeColor="text1"/>
-          <w:sz w:val="16"/>
-          <w:szCs w:val="16"/>
-        </w:rPr>
-      </w:pPr>
-      <w:r>
-        <w:rPr>
-          <w:rFonts w:ascii="Consolas" w:hAnsi="Consolas"/>
-          <w:color w:val="000000" w:themeColor="text1"/>
-          <w:sz w:val="16"/>
-          <w:szCs w:val="16"/>
-        </w:rPr>
-        <w:t xml:space="preserve">    }</w:t>
-      </w:r>
-    </w:p>
-    <w:p>
-      <w:pPr>
-        <w:spacing w:after="0"/>
-        <w:rPr>
-          <w:rFonts w:ascii="Consolas" w:hAnsi="Consolas"/>
-          <w:color w:val="000000" w:themeColor="text1"/>
-          <w:sz w:val="16"/>
-          <w:szCs w:val="16"/>
-        </w:rPr>
-      </w:pPr>
-      <w:r>
-        <w:rPr>
-          <w:rFonts w:ascii="Consolas" w:hAnsi="Consolas"/>
-          <w:color w:val="000000" w:themeColor="text1"/>
-          <w:sz w:val="16"/>
-          <w:szCs w:val="16"/>
-        </w:rPr>
-        <w:t>}</w:t>
-      </w:r>
-    </w:p>
-    <w:p>
-      <w:pPr>
-        <w:spacing w:after="0"/>
-        <w:rPr>
-          <w:rFonts w:ascii="Consolas" w:hAnsi="Consolas"/>
-          <w:color w:val="000000" w:themeColor="text1"/>
-          <w:sz w:val="16"/>
-          <w:szCs w:val="16"/>
-        </w:rPr>
-      </w:pPr>
-    </w:p>
-    <w:p>
-      <w:pPr>
-        <w:spacing w:after="0"/>
-        <w:rPr>
-          <w:rFonts w:ascii="Consolas" w:hAnsi="Consolas"/>
-          <w:color w:val="000000" w:themeColor="text1"/>
-          <w:sz w:val="16"/>
-          <w:szCs w:val="16"/>
-        </w:rPr>
-      </w:pPr>
-      <w:r>
-        <w:rPr>
-          <w:rFonts w:ascii="Consolas" w:hAnsi="Consolas"/>
-          <w:color w:val="000000" w:themeColor="text1"/>
-          <w:sz w:val="16"/>
-          <w:szCs w:val="16"/>
-        </w:rPr>
-        <w:t>List&lt;String&gt; names = new ArrayList&lt;&gt;();</w:t>
-      </w:r>
-      <w:r>
-        <w:rPr>
-          <w:rFonts w:ascii="Consolas" w:hAnsi="Consolas"/>
-          <w:color w:val="000000" w:themeColor="text1"/>
-          <w:sz w:val="16"/>
-          <w:szCs w:val="16"/>
-        </w:rPr>
-        <w:t xml:space="preserve"> // generic in list</w:t>
-      </w:r>
-    </w:p>
-    <w:p>
-      <w:pPr>
-        <w:spacing w:after="0"/>
-        <w:rPr>
-          <w:rFonts w:ascii="Consolas" w:hAnsi="Consolas"/>
-          <w:color w:val="000000" w:themeColor="text1"/>
-          <w:sz w:val="16"/>
-          <w:szCs w:val="16"/>
-        </w:rPr>
-      </w:pPr>
-      <w:r>
-        <w:rPr>
-          <w:rFonts w:ascii="Consolas" w:hAnsi="Consolas"/>
-          <w:color w:val="000000" w:themeColor="text1"/>
-          <w:sz w:val="16"/>
-          <w:szCs w:val="16"/>
-        </w:rPr>
-        <w:t xml:space="preserve">public </w:t>
-      </w:r>
-      <w:r>
-        <w:rPr>
-          <w:rFonts w:ascii="Consolas" w:hAnsi="Consolas"/>
-          <w:color w:val="000000" w:themeColor="text1"/>
-          <w:sz w:val="16"/>
-          <w:szCs w:val="16"/>
-        </w:rPr>
-        <w:t xml:space="preserve">List&lt;String&gt; </w:t>
-      </w:r>
-      <w:r>
-        <w:rPr>
-          <w:rFonts w:ascii="Consolas" w:hAnsi="Consolas"/>
-          <w:color w:val="000000" w:themeColor="text1"/>
-          <w:sz w:val="16"/>
-          <w:szCs w:val="16"/>
-        </w:rPr>
-        <w:t>void Hello (</w:t>
-      </w:r>
-      <w:r>
-        <w:rPr>
-          <w:rFonts w:ascii="Consolas" w:hAnsi="Consolas"/>
-          <w:color w:val="000000" w:themeColor="text1"/>
-          <w:sz w:val="16"/>
-          <w:szCs w:val="16"/>
-        </w:rPr>
-        <w:t xml:space="preserve">List&lt;String&gt; </w:t>
-      </w:r>
-      <w:r>
-        <w:rPr>
-          <w:rFonts w:ascii="Consolas" w:hAnsi="Consolas"/>
-          <w:color w:val="000000" w:themeColor="text1"/>
-          <w:sz w:val="16"/>
-          <w:szCs w:val="16"/>
-        </w:rPr>
-        <w:t xml:space="preserve"> list){}   // generic in methods</w:t>
-      </w:r>
-    </w:p>
-    <w:p>
-      <w:pPr>
-        <w:spacing w:after="0"/>
-        <w:rPr>
-          <w:rFonts w:ascii="Consolas" w:hAnsi="Consolas"/>
-          <w:color w:val="000000" w:themeColor="text1"/>
-          <w:sz w:val="16"/>
-          <w:szCs w:val="16"/>
-        </w:rPr>
-      </w:pPr>
-    </w:p>
-    <w:p>
-      <w:pPr>
-        <w:spacing w:after="0"/>
-        <w:rPr>
-          <w:color w:val="000000" w:themeColor="text1"/>
-        </w:rPr>
-      </w:pPr>
-      <w:r>
-        <w:rPr>
-          <w:color w:val="000000" w:themeColor="text1"/>
-        </w:rPr>
-        <w:t>Why do we need Generics?</w:t>
-      </w:r>
-    </w:p>
-    <w:p>
-      <w:pPr>
-        <w:spacing w:after="0"/>
-        <w:rPr>
-          <w:color w:val="000000" w:themeColor="text1"/>
-        </w:rPr>
-      </w:pPr>
-      <w:r>
-        <w:rPr>
-          <w:color w:val="000000" w:themeColor="text1"/>
-        </w:rPr>
-        <w:t>1. Type safety</w:t>
-      </w:r>
-      <w:r>
-        <w:rPr>
-          <w:color w:val="000000" w:themeColor="text1"/>
-        </w:rPr>
-        <w:t xml:space="preserve">,    </w:t>
-      </w:r>
-      <w:r>
-        <w:rPr>
-          <w:color w:val="000000" w:themeColor="text1"/>
-        </w:rPr>
-        <w:t>2. No unnecessary casting</w:t>
-      </w:r>
-      <w:r>
-        <w:rPr>
-          <w:color w:val="000000" w:themeColor="text1"/>
-        </w:rPr>
-        <w:t xml:space="preserve">   </w:t>
-      </w:r>
-      <w:r>
-        <w:rPr>
-          <w:color w:val="000000" w:themeColor="text1"/>
-        </w:rPr>
-        <w:t>3. Reusable code</w:t>
-      </w:r>
-      <w:r>
-        <w:rPr>
-          <w:color w:val="000000" w:themeColor="text1"/>
-        </w:rPr>
-        <w:t xml:space="preserve"> </w:t>
-      </w:r>
-    </w:p>
-    <w:p>
-      <w:pPr>
-        <w:spacing w:after="0"/>
-        <w:rPr>
-          <w:color w:val="000000" w:themeColor="text1"/>
-        </w:rPr>
-      </w:pPr>
-    </w:p>
-    <w:p>
-      <w:pPr>
-        <w:spacing w:after="0"/>
+        <w:t xml:space="preserve">Java Memory Management AND Garbage </w:t>
+      </w:r>
+      <w:proofErr w:type="gramStart"/>
+      <w:r>
         <w:rPr>
           <w:b/>
           <w:bCs/>
           <w:color w:val="0070C0"/>
         </w:rPr>
-      </w:pPr>
-      <w:r>
+        <w:t>collector</w:t>
+      </w:r>
+      <w:r>
+        <w:rPr>
+          <w:color w:val="0070C0"/>
+        </w:rPr>
+        <w:t xml:space="preserve"> :</w:t>
+      </w:r>
+      <w:proofErr w:type="gramEnd"/>
+      <w:r>
+        <w:rPr>
+          <w:color w:val="0070C0"/>
+        </w:rPr>
+        <w:t xml:space="preserve">  </w:t>
+      </w:r>
+      <w:r>
+        <w:rPr>
+          <w:color w:val="000000" w:themeColor="text1"/>
+        </w:rPr>
+        <w:t xml:space="preserve">Stack, Heap (Young generation, </w:t>
+      </w:r>
+      <w:proofErr w:type="gramStart"/>
+      <w:r>
+        <w:rPr>
+          <w:color w:val="000000" w:themeColor="text1"/>
+        </w:rPr>
+        <w:t>Old</w:t>
+      </w:r>
+      <w:proofErr w:type="gramEnd"/>
+      <w:r>
+        <w:rPr>
+          <w:color w:val="000000" w:themeColor="text1"/>
+        </w:rPr>
+        <w:t xml:space="preserve"> generation), </w:t>
+      </w:r>
+      <w:proofErr w:type="gramStart"/>
+      <w:r>
+        <w:rPr>
+          <w:color w:val="000000" w:themeColor="text1"/>
+        </w:rPr>
+        <w:t>Non Heap</w:t>
+      </w:r>
+      <w:proofErr w:type="gramEnd"/>
+      <w:r>
+        <w:rPr>
+          <w:color w:val="000000" w:themeColor="text1"/>
+        </w:rPr>
+        <w:t xml:space="preserve"> (also called as Meta space), References (Strong, Weak, Soft), Eden &amp; Survivor object, Heap Algos </w:t>
+      </w:r>
+      <w:proofErr w:type="gramStart"/>
+      <w:r>
+        <w:rPr>
+          <w:color w:val="000000" w:themeColor="text1"/>
+        </w:rPr>
+        <w:t>( Mark</w:t>
+      </w:r>
+      <w:proofErr w:type="gramEnd"/>
+      <w:r>
+        <w:rPr>
+          <w:color w:val="000000" w:themeColor="text1"/>
+        </w:rPr>
+        <w:t xml:space="preserve"> and sweep or CMS), </w:t>
+      </w:r>
+      <w:r>
+        <w:rPr>
+          <w:color w:val="000000" w:themeColor="text1"/>
+        </w:rPr>
+        <w:t xml:space="preserve">Version </w:t>
+      </w:r>
+      <w:r>
+        <w:rPr>
+          <w:color w:val="000000" w:themeColor="text1"/>
+        </w:rPr>
+        <w:t>of GC</w:t>
+      </w:r>
+      <w:r>
+        <w:rPr>
+          <w:color w:val="000000" w:themeColor="text1"/>
+        </w:rPr>
+        <w:t>’s (Serial, Parallel, CMS</w:t>
+      </w:r>
+      <w:r>
+        <w:rPr>
+          <w:b/>
+          <w:bCs/>
+          <w:color w:val="000000" w:themeColor="text1"/>
+        </w:rPr>
+        <w:t>)</w:t>
+      </w:r>
+    </w:p>
+    <w:p>
+      <w:pPr>
+        <w:spacing w:after="0"/>
+        <w:rPr>
+          <w:color w:val="000000" w:themeColor="text1"/>
+        </w:rPr>
+      </w:pPr>
+      <w:proofErr w:type="gramStart"/>
+      <w:r>
+        <w:rPr>
+          <w:b/>
+          <w:bCs/>
+          <w:color w:val="000000" w:themeColor="text1"/>
+        </w:rPr>
+        <w:t>Generics</w:t>
+      </w:r>
+      <w:r>
+        <w:rPr>
+          <w:b/>
+          <w:bCs/>
+          <w:color w:val="000000" w:themeColor="text1"/>
+        </w:rPr>
+        <w:t xml:space="preserve"> :</w:t>
+      </w:r>
+      <w:proofErr w:type="gramEnd"/>
+      <w:r>
+        <w:rPr>
+          <w:b/>
+          <w:bCs/>
+          <w:color w:val="000000" w:themeColor="text1"/>
+        </w:rPr>
+        <w:t xml:space="preserve"> </w:t>
+      </w:r>
+      <w:r>
+        <w:rPr>
+          <w:color w:val="000000" w:themeColor="text1"/>
+        </w:rPr>
+        <w:t xml:space="preserve">Generics methods, Generic class, Generic Collection, Bounded </w:t>
+      </w:r>
+      <w:proofErr w:type="gramStart"/>
+      <w:r>
+        <w:rPr>
+          <w:color w:val="000000" w:themeColor="text1"/>
+        </w:rPr>
+        <w:t xml:space="preserve">Gerics </w:t>
+      </w:r>
+      <w:r>
+        <w:rPr>
+          <w:color w:val="000000" w:themeColor="text1"/>
+        </w:rPr>
+        <w:t>:</w:t>
+      </w:r>
+      <w:proofErr w:type="gramEnd"/>
+      <w:r>
+        <w:rPr>
+          <w:color w:val="000000" w:themeColor="text1"/>
+        </w:rPr>
+        <w:t xml:space="preserve"> </w:t>
+      </w:r>
+      <w:r>
+        <w:rPr>
+          <w:color w:val="000000" w:themeColor="text1"/>
+        </w:rPr>
+        <w:t>Upper bound</w:t>
+      </w:r>
+      <w:r>
+        <w:rPr>
+          <w:color w:val="000000" w:themeColor="text1"/>
+        </w:rPr>
+        <w:t xml:space="preserve"> &amp;</w:t>
+      </w:r>
+      <w:r>
+        <w:rPr>
+          <w:color w:val="000000" w:themeColor="text1"/>
+        </w:rPr>
+        <w:t xml:space="preserve"> Multi bound</w:t>
+      </w:r>
+      <w:r>
+        <w:rPr>
+          <w:color w:val="000000" w:themeColor="text1"/>
+        </w:rPr>
+        <w:t xml:space="preserve">, </w:t>
+      </w:r>
+      <w:proofErr w:type="gramStart"/>
+      <w:r>
+        <w:rPr>
+          <w:color w:val="000000" w:themeColor="text1"/>
+        </w:rPr>
+        <w:t>Wildcards :</w:t>
+      </w:r>
+      <w:proofErr w:type="gramEnd"/>
+      <w:r>
+        <w:rPr>
+          <w:color w:val="000000" w:themeColor="text1"/>
+        </w:rPr>
+        <w:t xml:space="preserve"> (Upper bound, lower bound, Unbound)</w:t>
+      </w:r>
+      <w:r>
+        <w:rPr>
+          <w:color w:val="000000" w:themeColor="text1"/>
+        </w:rPr>
+        <w:t xml:space="preserve">, </w:t>
+      </w:r>
+      <w:proofErr w:type="spellStart"/>
+      <w:r>
+        <w:rPr>
+          <w:color w:val="000000" w:themeColor="text1"/>
+        </w:rPr>
+        <w:t>TypeErasure</w:t>
+      </w:r>
+      <w:proofErr w:type="spellEnd"/>
+      <w:r>
+        <w:rPr>
+          <w:color w:val="000000" w:themeColor="text1"/>
+        </w:rPr>
+        <w:t>.</w:t>
+      </w:r>
+    </w:p>
+    <w:p>
+      <w:pPr>
+        <w:spacing w:after="0"/>
+        <w:rPr>
+          <w:color w:val="000000" w:themeColor="text1"/>
+        </w:rPr>
+      </w:pPr>
+      <w:r>
+        <w:rPr>
+          <w:color w:val="000000" w:themeColor="text1"/>
+        </w:rPr>
+        <w:t>Upper bound means class and its child can be accepted</w:t>
+      </w:r>
+      <w:r>
+        <w:rPr>
+          <w:color w:val="000000" w:themeColor="text1"/>
+        </w:rPr>
+        <w:t xml:space="preserve"> </w:t>
+      </w:r>
+      <w:proofErr w:type="spellStart"/>
+      <w:r>
+        <w:rPr>
+          <w:color w:val="000000" w:themeColor="text1"/>
+        </w:rPr>
+        <w:t>eg</w:t>
+      </w:r>
+      <w:proofErr w:type="spellEnd"/>
+      <w:r>
+        <w:rPr>
+          <w:color w:val="000000" w:themeColor="text1"/>
+        </w:rPr>
+        <w:t xml:space="preserve"> T extends Number, now T can have </w:t>
+      </w:r>
+      <w:proofErr w:type="spellStart"/>
+      <w:proofErr w:type="gramStart"/>
+      <w:r>
+        <w:rPr>
+          <w:color w:val="000000" w:themeColor="text1"/>
+        </w:rPr>
+        <w:t>Integer,Float</w:t>
+      </w:r>
+      <w:proofErr w:type="gramEnd"/>
+      <w:r>
+        <w:rPr>
+          <w:color w:val="000000" w:themeColor="text1"/>
+        </w:rPr>
+        <w:t>,</w:t>
+      </w:r>
+      <w:proofErr w:type="gramStart"/>
+      <w:r>
+        <w:rPr>
+          <w:color w:val="000000" w:themeColor="text1"/>
+        </w:rPr>
+        <w:t>Double,Bigint</w:t>
+      </w:r>
+      <w:proofErr w:type="spellEnd"/>
+      <w:proofErr w:type="gramEnd"/>
+    </w:p>
+    <w:p>
+      <w:pPr>
+        <w:spacing w:after="0"/>
+        <w:rPr>
+          <w:color w:val="000000" w:themeColor="text1"/>
+        </w:rPr>
+      </w:pPr>
+      <w:r>
+        <w:rPr>
+          <w:color w:val="000000" w:themeColor="text1"/>
+        </w:rPr>
+        <w:t>Multi bound</w:t>
+      </w:r>
+      <w:r>
+        <w:rPr>
+          <w:color w:val="000000" w:themeColor="text1"/>
+        </w:rPr>
+        <w:t xml:space="preserve"> strictly follows generic types.</w:t>
+      </w:r>
+    </w:p>
+    <w:p>
+      <w:pPr>
+        <w:spacing w:after="0"/>
+        <w:rPr>
+          <w:color w:val="000000" w:themeColor="text1"/>
+        </w:rPr>
+      </w:pPr>
+      <w:proofErr w:type="gramStart"/>
+      <w:r>
+        <w:rPr>
+          <w:color w:val="000000" w:themeColor="text1"/>
+        </w:rPr>
+        <w:t>Wildcards :</w:t>
+      </w:r>
+      <w:proofErr w:type="gramEnd"/>
+      <w:r>
+        <w:rPr>
+          <w:color w:val="000000" w:themeColor="text1"/>
+        </w:rPr>
+        <w:t xml:space="preserve"> </w:t>
+      </w:r>
+    </w:p>
+    <w:p>
+      <w:pPr>
+        <w:spacing w:after="0"/>
+        <w:rPr>
+          <w:color w:val="000000" w:themeColor="text1"/>
+        </w:rPr>
+      </w:pPr>
+      <w:r>
+        <w:rPr>
+          <w:color w:val="000000" w:themeColor="text1"/>
+        </w:rPr>
+        <w:t xml:space="preserve">Upper bound wildcard </w:t>
+      </w:r>
+      <w:r>
+        <w:rPr>
+          <w:b/>
+          <w:bCs/>
+          <w:color w:val="000000" w:themeColor="text1"/>
+        </w:rPr>
+        <w:t xml:space="preserve">&lt;? </w:t>
+      </w:r>
+      <w:r>
+        <w:rPr>
+          <w:b/>
+          <w:bCs/>
+          <w:color w:val="000000" w:themeColor="text1"/>
+        </w:rPr>
+        <w:t>e</w:t>
+      </w:r>
+      <w:r>
+        <w:rPr>
+          <w:b/>
+          <w:bCs/>
+          <w:color w:val="000000" w:themeColor="text1"/>
+        </w:rPr>
+        <w:t xml:space="preserve">xtends </w:t>
+      </w:r>
+      <w:proofErr w:type="spellStart"/>
+      <w:r>
+        <w:rPr>
+          <w:b/>
+          <w:bCs/>
+          <w:color w:val="000000" w:themeColor="text1"/>
+        </w:rPr>
+        <w:t>UpperboundClassName</w:t>
+      </w:r>
+      <w:proofErr w:type="spellEnd"/>
+      <w:r>
+        <w:rPr>
+          <w:b/>
+          <w:bCs/>
+          <w:color w:val="000000" w:themeColor="text1"/>
+        </w:rPr>
+        <w:t xml:space="preserve"> &gt;</w:t>
+      </w:r>
+      <w:r>
+        <w:rPr>
+          <w:color w:val="000000" w:themeColor="text1"/>
+        </w:rPr>
+        <w:t xml:space="preserve"> </w:t>
+      </w:r>
+      <w:proofErr w:type="spellStart"/>
+      <w:r>
+        <w:rPr>
+          <w:color w:val="000000" w:themeColor="text1"/>
+        </w:rPr>
+        <w:t>i.e</w:t>
+      </w:r>
+      <w:proofErr w:type="spellEnd"/>
+      <w:r>
+        <w:rPr>
+          <w:color w:val="000000" w:themeColor="text1"/>
+        </w:rPr>
+        <w:t xml:space="preserve"> class name and below</w:t>
+      </w:r>
+    </w:p>
+    <w:p>
+      <w:pPr>
+        <w:spacing w:after="0"/>
+        <w:rPr>
+          <w:color w:val="000000" w:themeColor="text1"/>
+        </w:rPr>
+      </w:pPr>
+      <w:r>
+        <w:rPr>
+          <w:color w:val="000000" w:themeColor="text1"/>
+        </w:rPr>
+        <w:t xml:space="preserve">lower bound wildcard </w:t>
+      </w:r>
+      <w:r>
+        <w:rPr>
+          <w:b/>
+          <w:bCs/>
+          <w:color w:val="000000" w:themeColor="text1"/>
+        </w:rPr>
+        <w:t xml:space="preserve">&lt;? </w:t>
+      </w:r>
+      <w:r>
+        <w:rPr>
+          <w:b/>
+          <w:bCs/>
+          <w:color w:val="000000" w:themeColor="text1"/>
+        </w:rPr>
+        <w:t>Super</w:t>
+      </w:r>
+      <w:r>
+        <w:rPr>
+          <w:b/>
+          <w:bCs/>
+          <w:color w:val="000000" w:themeColor="text1"/>
+        </w:rPr>
+        <w:t xml:space="preserve"> </w:t>
+      </w:r>
+      <w:proofErr w:type="spellStart"/>
+      <w:r>
+        <w:rPr>
+          <w:b/>
+          <w:bCs/>
+          <w:color w:val="000000" w:themeColor="text1"/>
+        </w:rPr>
+        <w:t>Lower</w:t>
+      </w:r>
+      <w:r>
+        <w:rPr>
+          <w:b/>
+          <w:bCs/>
+          <w:color w:val="000000" w:themeColor="text1"/>
+        </w:rPr>
+        <w:t>boundClassName</w:t>
+      </w:r>
+      <w:proofErr w:type="spellEnd"/>
+      <w:r>
+        <w:rPr>
+          <w:b/>
+          <w:bCs/>
+          <w:color w:val="000000" w:themeColor="text1"/>
+        </w:rPr>
+        <w:t xml:space="preserve"> &gt;</w:t>
+      </w:r>
+      <w:r>
+        <w:rPr>
+          <w:b/>
+          <w:bCs/>
+          <w:color w:val="000000" w:themeColor="text1"/>
+        </w:rPr>
+        <w:t xml:space="preserve"> </w:t>
+      </w:r>
+      <w:proofErr w:type="spellStart"/>
+      <w:r>
+        <w:rPr>
+          <w:color w:val="000000" w:themeColor="text1"/>
+        </w:rPr>
+        <w:t>i.e</w:t>
+      </w:r>
+      <w:proofErr w:type="spellEnd"/>
+      <w:r>
+        <w:rPr>
+          <w:color w:val="000000" w:themeColor="text1"/>
+        </w:rPr>
+        <w:t xml:space="preserve"> class name and below</w:t>
+      </w:r>
+    </w:p>
+    <w:p>
+      <w:pPr>
+        <w:spacing w:after="0"/>
+        <w:rPr>
+          <w:color w:val="000000" w:themeColor="text1"/>
+        </w:rPr>
+      </w:pPr>
+      <w:r>
+        <w:rPr>
+          <w:color w:val="000000" w:themeColor="text1"/>
+        </w:rPr>
+        <w:t xml:space="preserve">Unbound wildcard </w:t>
+      </w:r>
+      <w:r>
+        <w:rPr>
+          <w:b/>
+          <w:bCs/>
+          <w:color w:val="000000" w:themeColor="text1"/>
+        </w:rPr>
+        <w:t>&lt;?&gt;</w:t>
+      </w:r>
+      <w:r>
+        <w:rPr>
+          <w:b/>
+          <w:bCs/>
+          <w:color w:val="000000" w:themeColor="text1"/>
+        </w:rPr>
+        <w:t xml:space="preserve"> </w:t>
+      </w:r>
+      <w:proofErr w:type="spellStart"/>
+      <w:r>
+        <w:rPr>
+          <w:b/>
+          <w:bCs/>
+          <w:color w:val="000000" w:themeColor="text1"/>
+        </w:rPr>
+        <w:t>i.e</w:t>
+      </w:r>
+      <w:proofErr w:type="spellEnd"/>
+      <w:r>
+        <w:rPr>
+          <w:color w:val="000000" w:themeColor="text1"/>
+        </w:rPr>
+        <w:t xml:space="preserve"> only you can read</w:t>
+      </w:r>
+    </w:p>
+    <w:p>
+      <w:pPr>
+        <w:spacing w:after="0"/>
+        <w:rPr>
+          <w:color w:val="000000" w:themeColor="text1"/>
+        </w:rPr>
+      </w:pPr>
+    </w:p>
+    <w:p>
+      <w:pPr>
+        <w:spacing w:after="0"/>
+        <w:rPr>
+          <w:color w:val="000000" w:themeColor="text1"/>
+        </w:rPr>
+      </w:pPr>
+      <w:proofErr w:type="gramStart"/>
+      <w:r>
+        <w:rPr>
+          <w:color w:val="000000" w:themeColor="text1"/>
+        </w:rPr>
+        <w:t>Note :</w:t>
+      </w:r>
+      <w:proofErr w:type="gramEnd"/>
+      <w:r>
+        <w:rPr>
+          <w:color w:val="000000" w:themeColor="text1"/>
+        </w:rPr>
+        <w:t xml:space="preserve"> use normal generic for more restrictive parameter, wildcards are little flexible</w:t>
+      </w:r>
+    </w:p>
+    <w:p>
+      <w:pPr>
+        <w:spacing w:after="0"/>
+        <w:rPr>
+          <w:color w:val="000000" w:themeColor="text1"/>
+        </w:rPr>
+      </w:pPr>
+      <w:proofErr w:type="spellStart"/>
+      <w:proofErr w:type="gramStart"/>
+      <w:r>
+        <w:rPr>
+          <w:color w:val="000000" w:themeColor="text1"/>
+        </w:rPr>
+        <w:t>TypeErasure</w:t>
+      </w:r>
+      <w:proofErr w:type="spellEnd"/>
+      <w:r>
+        <w:rPr>
+          <w:color w:val="000000" w:themeColor="text1"/>
+        </w:rPr>
+        <w:t xml:space="preserve"> :</w:t>
+      </w:r>
+      <w:proofErr w:type="gramEnd"/>
+      <w:r>
+        <w:rPr>
+          <w:color w:val="000000" w:themeColor="text1"/>
+        </w:rPr>
+        <w:t xml:space="preserve"> It will erase the generic types with real values or object during compilation</w:t>
+      </w:r>
+    </w:p>
+    <w:p>
+      <w:pPr>
+        <w:spacing w:after="0"/>
+        <w:rPr>
+          <w:color w:val="000000" w:themeColor="text1"/>
+        </w:rPr>
+      </w:pPr>
+    </w:p>
+    <w:p>
+      <w:pPr>
+        <w:spacing w:after="0"/>
+        <w:rPr>
+          <w:rFonts w:ascii="Consolas" w:hAnsi="Consolas"/>
+          <w:color w:val="000000" w:themeColor="text1"/>
+          <w:sz w:val="16"/>
+          <w:szCs w:val="16"/>
+        </w:rPr>
+      </w:pPr>
+      <w:r>
+        <w:rPr>
+          <w:rFonts w:ascii="Consolas" w:hAnsi="Consolas"/>
+          <w:color w:val="000000" w:themeColor="text1"/>
+          <w:sz w:val="16"/>
+          <w:szCs w:val="16"/>
+        </w:rPr>
+        <w:t>class Box&lt;T&gt; {</w:t>
+      </w:r>
+    </w:p>
+    <w:p>
+      <w:pPr>
+        <w:spacing w:after="0"/>
+        <w:rPr>
+          <w:rFonts w:ascii="Consolas" w:hAnsi="Consolas"/>
+          <w:color w:val="000000" w:themeColor="text1"/>
+          <w:sz w:val="16"/>
+          <w:szCs w:val="16"/>
+        </w:rPr>
+      </w:pPr>
+      <w:r>
+        <w:rPr>
+          <w:rFonts w:ascii="Consolas" w:hAnsi="Consolas"/>
+          <w:color w:val="000000" w:themeColor="text1"/>
+          <w:sz w:val="16"/>
+          <w:szCs w:val="16"/>
+        </w:rPr>
+        <w:t xml:space="preserve">    private T value;</w:t>
+      </w:r>
+    </w:p>
+    <w:p>
+      <w:pPr>
+        <w:spacing w:after="0"/>
+        <w:rPr>
+          <w:rFonts w:ascii="Consolas" w:hAnsi="Consolas"/>
+          <w:color w:val="000000" w:themeColor="text1"/>
+          <w:sz w:val="16"/>
+          <w:szCs w:val="16"/>
+        </w:rPr>
+      </w:pPr>
+    </w:p>
+    <w:p>
+      <w:pPr>
+        <w:spacing w:after="0"/>
+        <w:rPr>
+          <w:rFonts w:ascii="Consolas" w:hAnsi="Consolas"/>
+          <w:color w:val="000000" w:themeColor="text1"/>
+          <w:sz w:val="16"/>
+          <w:szCs w:val="16"/>
+        </w:rPr>
+      </w:pPr>
+      <w:r>
+        <w:rPr>
+          <w:rFonts w:ascii="Consolas" w:hAnsi="Consolas"/>
+          <w:color w:val="000000" w:themeColor="text1"/>
+          <w:sz w:val="16"/>
+          <w:szCs w:val="16"/>
+        </w:rPr>
+        <w:t xml:space="preserve">    public void </w:t>
+      </w:r>
+      <w:proofErr w:type="gramStart"/>
+      <w:r>
+        <w:rPr>
+          <w:rFonts w:ascii="Consolas" w:hAnsi="Consolas"/>
+          <w:color w:val="000000" w:themeColor="text1"/>
+          <w:sz w:val="16"/>
+          <w:szCs w:val="16"/>
+        </w:rPr>
+        <w:t>set(</w:t>
+      </w:r>
+      <w:proofErr w:type="gramEnd"/>
+      <w:r>
+        <w:rPr>
+          <w:rFonts w:ascii="Consolas" w:hAnsi="Consolas"/>
+          <w:color w:val="000000" w:themeColor="text1"/>
+          <w:sz w:val="16"/>
+          <w:szCs w:val="16"/>
+        </w:rPr>
+        <w:t>T value) {</w:t>
+      </w:r>
+    </w:p>
+    <w:p>
+      <w:pPr>
+        <w:spacing w:after="0"/>
+        <w:rPr>
+          <w:rFonts w:ascii="Consolas" w:hAnsi="Consolas"/>
+          <w:color w:val="000000" w:themeColor="text1"/>
+          <w:sz w:val="16"/>
+          <w:szCs w:val="16"/>
+        </w:rPr>
+      </w:pPr>
+      <w:r>
+        <w:rPr>
+          <w:rFonts w:ascii="Consolas" w:hAnsi="Consolas"/>
+          <w:color w:val="000000" w:themeColor="text1"/>
+          <w:sz w:val="16"/>
+          <w:szCs w:val="16"/>
+        </w:rPr>
+        <w:t xml:space="preserve">        </w:t>
+      </w:r>
+      <w:proofErr w:type="spellStart"/>
+      <w:r>
+        <w:rPr>
+          <w:rFonts w:ascii="Consolas" w:hAnsi="Consolas"/>
+          <w:color w:val="000000" w:themeColor="text1"/>
+          <w:sz w:val="16"/>
+          <w:szCs w:val="16"/>
+        </w:rPr>
+        <w:t>this.value</w:t>
+      </w:r>
+      <w:proofErr w:type="spellEnd"/>
+      <w:r>
+        <w:rPr>
+          <w:rFonts w:ascii="Consolas" w:hAnsi="Consolas"/>
+          <w:color w:val="000000" w:themeColor="text1"/>
+          <w:sz w:val="16"/>
+          <w:szCs w:val="16"/>
+        </w:rPr>
+        <w:t xml:space="preserve"> = value;</w:t>
+      </w:r>
+    </w:p>
+    <w:p>
+      <w:pPr>
+        <w:spacing w:after="0"/>
+        <w:rPr>
+          <w:rFonts w:ascii="Consolas" w:hAnsi="Consolas"/>
+          <w:color w:val="000000" w:themeColor="text1"/>
+          <w:sz w:val="16"/>
+          <w:szCs w:val="16"/>
+        </w:rPr>
+      </w:pPr>
+      <w:r>
+        <w:rPr>
+          <w:rFonts w:ascii="Consolas" w:hAnsi="Consolas"/>
+          <w:color w:val="000000" w:themeColor="text1"/>
+          <w:sz w:val="16"/>
+          <w:szCs w:val="16"/>
+        </w:rPr>
+        <w:t xml:space="preserve">    }</w:t>
+      </w:r>
+    </w:p>
+    <w:p>
+      <w:pPr>
+        <w:spacing w:after="0"/>
+        <w:rPr>
+          <w:rFonts w:ascii="Consolas" w:hAnsi="Consolas"/>
+          <w:color w:val="000000" w:themeColor="text1"/>
+          <w:sz w:val="16"/>
+          <w:szCs w:val="16"/>
+        </w:rPr>
+      </w:pPr>
+    </w:p>
+    <w:p>
+      <w:pPr>
+        <w:spacing w:after="0"/>
+        <w:rPr>
+          <w:rFonts w:ascii="Consolas" w:hAnsi="Consolas"/>
+          <w:color w:val="000000" w:themeColor="text1"/>
+          <w:sz w:val="16"/>
+          <w:szCs w:val="16"/>
+        </w:rPr>
+      </w:pPr>
+      <w:r>
+        <w:rPr>
+          <w:rFonts w:ascii="Consolas" w:hAnsi="Consolas"/>
+          <w:color w:val="000000" w:themeColor="text1"/>
+          <w:sz w:val="16"/>
+          <w:szCs w:val="16"/>
+        </w:rPr>
+        <w:t xml:space="preserve">    public T </w:t>
+      </w:r>
+      <w:proofErr w:type="gramStart"/>
+      <w:r>
+        <w:rPr>
+          <w:rFonts w:ascii="Consolas" w:hAnsi="Consolas"/>
+          <w:color w:val="000000" w:themeColor="text1"/>
+          <w:sz w:val="16"/>
+          <w:szCs w:val="16"/>
+        </w:rPr>
+        <w:t>get(</w:t>
+      </w:r>
+      <w:proofErr w:type="gramEnd"/>
+      <w:r>
+        <w:rPr>
+          <w:rFonts w:ascii="Consolas" w:hAnsi="Consolas"/>
+          <w:color w:val="000000" w:themeColor="text1"/>
+          <w:sz w:val="16"/>
+          <w:szCs w:val="16"/>
+        </w:rPr>
+        <w:t>) {</w:t>
+      </w:r>
+    </w:p>
+    <w:p>
+      <w:pPr>
+        <w:spacing w:after="0"/>
+        <w:rPr>
+          <w:rFonts w:ascii="Consolas" w:hAnsi="Consolas"/>
+          <w:color w:val="000000" w:themeColor="text1"/>
+          <w:sz w:val="16"/>
+          <w:szCs w:val="16"/>
+        </w:rPr>
+      </w:pPr>
+      <w:r>
+        <w:rPr>
+          <w:rFonts w:ascii="Consolas" w:hAnsi="Consolas"/>
+          <w:color w:val="000000" w:themeColor="text1"/>
+          <w:sz w:val="16"/>
+          <w:szCs w:val="16"/>
+        </w:rPr>
+        <w:t xml:space="preserve">        return value;</w:t>
+      </w:r>
+    </w:p>
+    <w:p>
+      <w:pPr>
+        <w:spacing w:after="0"/>
+        <w:rPr>
+          <w:rFonts w:ascii="Consolas" w:hAnsi="Consolas"/>
+          <w:color w:val="000000" w:themeColor="text1"/>
+          <w:sz w:val="16"/>
+          <w:szCs w:val="16"/>
+        </w:rPr>
+      </w:pPr>
+      <w:r>
+        <w:rPr>
+          <w:rFonts w:ascii="Consolas" w:hAnsi="Consolas"/>
+          <w:color w:val="000000" w:themeColor="text1"/>
+          <w:sz w:val="16"/>
+          <w:szCs w:val="16"/>
+        </w:rPr>
+        <w:t xml:space="preserve">    }</w:t>
+      </w:r>
+    </w:p>
+    <w:p>
+      <w:pPr>
+        <w:spacing w:after="0"/>
+        <w:rPr>
+          <w:rFonts w:ascii="Consolas" w:hAnsi="Consolas"/>
+          <w:color w:val="000000" w:themeColor="text1"/>
+          <w:sz w:val="16"/>
+          <w:szCs w:val="16"/>
+        </w:rPr>
+      </w:pPr>
+      <w:r>
+        <w:rPr>
+          <w:rFonts w:ascii="Consolas" w:hAnsi="Consolas"/>
+          <w:color w:val="000000" w:themeColor="text1"/>
+          <w:sz w:val="16"/>
+          <w:szCs w:val="16"/>
+        </w:rPr>
+        <w:t>}</w:t>
+      </w:r>
+    </w:p>
+    <w:p>
+      <w:pPr>
+        <w:spacing w:after="0"/>
+        <w:rPr>
+          <w:rFonts w:ascii="Consolas" w:hAnsi="Consolas"/>
+          <w:color w:val="000000" w:themeColor="text1"/>
+          <w:sz w:val="16"/>
+          <w:szCs w:val="16"/>
+        </w:rPr>
+      </w:pPr>
+    </w:p>
+    <w:p>
+      <w:pPr>
+        <w:spacing w:after="0"/>
+        <w:rPr>
+          <w:rFonts w:ascii="Consolas" w:hAnsi="Consolas"/>
+          <w:color w:val="000000" w:themeColor="text1"/>
+          <w:sz w:val="16"/>
+          <w:szCs w:val="16"/>
+        </w:rPr>
+      </w:pPr>
+      <w:r>
+        <w:rPr>
+          <w:rFonts w:ascii="Consolas" w:hAnsi="Consolas"/>
+          <w:color w:val="000000" w:themeColor="text1"/>
+          <w:sz w:val="16"/>
+          <w:szCs w:val="16"/>
+        </w:rPr>
+        <w:t xml:space="preserve">List&lt;String&gt; names = new </w:t>
+      </w:r>
+      <w:proofErr w:type="spellStart"/>
+      <w:r>
+        <w:rPr>
+          <w:rFonts w:ascii="Consolas" w:hAnsi="Consolas"/>
+          <w:color w:val="000000" w:themeColor="text1"/>
+          <w:sz w:val="16"/>
+          <w:szCs w:val="16"/>
+        </w:rPr>
+        <w:t>ArrayList</w:t>
+      </w:r>
+      <w:proofErr w:type="spellEnd"/>
+      <w:r>
+        <w:rPr>
+          <w:rFonts w:ascii="Consolas" w:hAnsi="Consolas"/>
+          <w:color w:val="000000" w:themeColor="text1"/>
+          <w:sz w:val="16"/>
+          <w:szCs w:val="16"/>
+        </w:rPr>
+        <w:t>&lt;</w:t>
+      </w:r>
+      <w:proofErr w:type="gramStart"/>
+      <w:r>
+        <w:rPr>
+          <w:rFonts w:ascii="Consolas" w:hAnsi="Consolas"/>
+          <w:color w:val="000000" w:themeColor="text1"/>
+          <w:sz w:val="16"/>
+          <w:szCs w:val="16"/>
+        </w:rPr>
+        <w:t>&gt;(</w:t>
+      </w:r>
+      <w:proofErr w:type="gramEnd"/>
+      <w:r>
+        <w:rPr>
+          <w:rFonts w:ascii="Consolas" w:hAnsi="Consolas"/>
+          <w:color w:val="000000" w:themeColor="text1"/>
+          <w:sz w:val="16"/>
+          <w:szCs w:val="16"/>
+        </w:rPr>
+        <w:t>);</w:t>
+      </w:r>
+      <w:r>
+        <w:rPr>
+          <w:rFonts w:ascii="Consolas" w:hAnsi="Consolas"/>
+          <w:color w:val="000000" w:themeColor="text1"/>
+          <w:sz w:val="16"/>
+          <w:szCs w:val="16"/>
+        </w:rPr>
+        <w:t xml:space="preserve"> // generic in list</w:t>
+      </w:r>
+    </w:p>
+    <w:p>
+      <w:pPr>
+        <w:spacing w:after="0"/>
+        <w:rPr>
+          <w:rFonts w:ascii="Consolas" w:hAnsi="Consolas"/>
+          <w:color w:val="000000" w:themeColor="text1"/>
+          <w:sz w:val="16"/>
+          <w:szCs w:val="16"/>
+        </w:rPr>
+      </w:pPr>
+      <w:r>
+        <w:rPr>
+          <w:rFonts w:ascii="Consolas" w:hAnsi="Consolas"/>
+          <w:color w:val="000000" w:themeColor="text1"/>
+          <w:sz w:val="16"/>
+          <w:szCs w:val="16"/>
+        </w:rPr>
+        <w:t xml:space="preserve">public </w:t>
+      </w:r>
+      <w:r>
+        <w:rPr>
+          <w:rFonts w:ascii="Consolas" w:hAnsi="Consolas"/>
+          <w:color w:val="000000" w:themeColor="text1"/>
+          <w:sz w:val="16"/>
+          <w:szCs w:val="16"/>
+        </w:rPr>
+        <w:t xml:space="preserve">List&lt;String&gt; </w:t>
+      </w:r>
+      <w:r>
+        <w:rPr>
+          <w:rFonts w:ascii="Consolas" w:hAnsi="Consolas"/>
+          <w:color w:val="000000" w:themeColor="text1"/>
+          <w:sz w:val="16"/>
+          <w:szCs w:val="16"/>
+        </w:rPr>
+        <w:t>void Hello (</w:t>
+      </w:r>
+      <w:r>
+        <w:rPr>
+          <w:rFonts w:ascii="Consolas" w:hAnsi="Consolas"/>
+          <w:color w:val="000000" w:themeColor="text1"/>
+          <w:sz w:val="16"/>
+          <w:szCs w:val="16"/>
+        </w:rPr>
+        <w:t>List&lt;String</w:t>
+      </w:r>
+      <w:proofErr w:type="gramStart"/>
+      <w:r>
+        <w:rPr>
+          <w:rFonts w:ascii="Consolas" w:hAnsi="Consolas"/>
+          <w:color w:val="000000" w:themeColor="text1"/>
+          <w:sz w:val="16"/>
+          <w:szCs w:val="16"/>
+        </w:rPr>
+        <w:t xml:space="preserve">&gt; </w:t>
+      </w:r>
+      <w:r>
+        <w:rPr>
+          <w:rFonts w:ascii="Consolas" w:hAnsi="Consolas"/>
+          <w:color w:val="000000" w:themeColor="text1"/>
+          <w:sz w:val="16"/>
+          <w:szCs w:val="16"/>
+        </w:rPr>
+        <w:t xml:space="preserve"> list){</w:t>
+      </w:r>
+      <w:proofErr w:type="gramEnd"/>
+      <w:r>
+        <w:rPr>
+          <w:rFonts w:ascii="Consolas" w:hAnsi="Consolas"/>
+          <w:color w:val="000000" w:themeColor="text1"/>
+          <w:sz w:val="16"/>
+          <w:szCs w:val="16"/>
+        </w:rPr>
+        <w:t>}   // generic in methods</w:t>
+      </w:r>
+    </w:p>
+    <w:p>
+      <w:pPr>
+        <w:spacing w:after="0"/>
+        <w:rPr>
+          <w:rFonts w:ascii="Consolas" w:hAnsi="Consolas"/>
+          <w:color w:val="000000" w:themeColor="text1"/>
+          <w:sz w:val="16"/>
+          <w:szCs w:val="16"/>
+        </w:rPr>
+      </w:pPr>
+    </w:p>
+    <w:p>
+      <w:pPr>
+        <w:spacing w:after="0"/>
+        <w:rPr>
+          <w:color w:val="000000" w:themeColor="text1"/>
+        </w:rPr>
+      </w:pPr>
+      <w:r>
+        <w:rPr>
+          <w:color w:val="000000" w:themeColor="text1"/>
+        </w:rPr>
+        <w:t>Why do we need Generics?</w:t>
+      </w:r>
+    </w:p>
+    <w:p>
+      <w:pPr>
+        <w:spacing w:after="0"/>
+        <w:rPr>
+          <w:color w:val="000000" w:themeColor="text1"/>
+        </w:rPr>
+      </w:pPr>
+      <w:r>
+        <w:rPr>
+          <w:color w:val="000000" w:themeColor="text1"/>
+        </w:rPr>
+        <w:t xml:space="preserve">1. Type </w:t>
+      </w:r>
+      <w:proofErr w:type="gramStart"/>
+      <w:r>
+        <w:rPr>
+          <w:color w:val="000000" w:themeColor="text1"/>
+        </w:rPr>
+        <w:t>safety</w:t>
+      </w:r>
+      <w:r>
+        <w:rPr>
+          <w:color w:val="000000" w:themeColor="text1"/>
+        </w:rPr>
+        <w:t xml:space="preserve">,   </w:t>
+      </w:r>
+      <w:proofErr w:type="gramEnd"/>
+      <w:r>
+        <w:rPr>
+          <w:color w:val="000000" w:themeColor="text1"/>
+        </w:rPr>
+        <w:t xml:space="preserve"> </w:t>
+      </w:r>
+      <w:r>
+        <w:rPr>
+          <w:color w:val="000000" w:themeColor="text1"/>
+        </w:rPr>
+        <w:t>2. No unnecessary casting</w:t>
+      </w:r>
+      <w:r>
+        <w:rPr>
+          <w:color w:val="000000" w:themeColor="text1"/>
+        </w:rPr>
+        <w:t xml:space="preserve">   </w:t>
+      </w:r>
+      <w:r>
+        <w:rPr>
+          <w:color w:val="000000" w:themeColor="text1"/>
+        </w:rPr>
+        <w:t>3. Reusable code</w:t>
+      </w:r>
+      <w:r>
+        <w:rPr>
+          <w:color w:val="000000" w:themeColor="text1"/>
+        </w:rPr>
+        <w:t xml:space="preserve"> </w:t>
+      </w:r>
+    </w:p>
+    <w:p>
+      <w:pPr>
+        <w:spacing w:after="0"/>
+        <w:rPr>
+          <w:color w:val="000000" w:themeColor="text1"/>
+        </w:rPr>
+      </w:pPr>
+    </w:p>
+    <w:p>
+      <w:pPr>
+        <w:spacing w:after="0"/>
         <w:rPr>
           <w:b/>
           <w:bCs/>
           <w:color w:val="0070C0"/>
         </w:rPr>
-        <w:t>Singleton, Immutable</w:t>
-      </w:r>
+      </w:pPr>
       <w:r>
         <w:rPr>
           <w:b/>
           <w:bCs/>
           <w:color w:val="0070C0"/>
         </w:rPr>
-        <w:t xml:space="preserve"> </w:t>
+        <w:t>Singleton, Immutable</w:t>
       </w:r>
       <w:r>
         <w:rPr>
@@ -776,97 +1142,34 @@
           <w:bCs/>
           <w:color w:val="0070C0"/>
         </w:rPr>
-        <w:t>Classes</w:t>
-      </w:r>
-    </w:p>
-    <w:p>
-      <w:pPr>
-        <w:spacing w:after="0"/>
+        <w:t xml:space="preserve"> </w:t>
+      </w:r>
+      <w:r>
         <w:rPr>
           <w:b/>
           <w:bCs/>
-          <w:color w:val="000000" w:themeColor="text1"/>
-        </w:rPr>
-      </w:pPr>
-      <w:r>
+          <w:color w:val="0070C0"/>
+        </w:rPr>
+        <w:t>Classes</w:t>
+      </w:r>
+    </w:p>
+    <w:p>
+      <w:pPr>
+        <w:spacing w:after="0"/>
         <w:rPr>
           <w:b/>
           <w:bCs/>
           <w:color w:val="000000" w:themeColor="text1"/>
         </w:rPr>
-        <w:t>Singleton</w:t>
-      </w:r>
+      </w:pPr>
+      <w:proofErr w:type="gramStart"/>
       <w:r>
         <w:rPr>
           <w:b/>
           <w:bCs/>
           <w:color w:val="000000" w:themeColor="text1"/>
         </w:rPr>
-        <w:t xml:space="preserve"> :</w:t>
-      </w:r>
-    </w:p>
-    <w:p>
-      <w:pPr>
-        <w:spacing w:after="0"/>
-        <w:rPr>
-          <w:color w:val="000000" w:themeColor="text1"/>
-        </w:rPr>
-      </w:pPr>
-      <w:r>
-        <w:rPr>
-          <w:color w:val="000000" w:themeColor="text1"/>
-        </w:rPr>
-        <w:t>The objective of this class is to create only single object.</w:t>
-      </w:r>
-    </w:p>
-    <w:p>
-      <w:pPr>
-        <w:spacing w:after="0"/>
-        <w:rPr>
-          <w:color w:val="000000" w:themeColor="text1"/>
-        </w:rPr>
-      </w:pPr>
-      <w:r>
-        <w:rPr>
-          <w:color w:val="000000" w:themeColor="text1"/>
-        </w:rPr>
-        <w:t>For example :If we want to create a DBConnection, we want it to be singleton.</w:t>
-      </w:r>
-    </w:p>
-    <w:p>
-      <w:pPr>
-        <w:spacing w:after="0"/>
-        <w:rPr>
-          <w:color w:val="000000" w:themeColor="text1"/>
-        </w:rPr>
-      </w:pPr>
-    </w:p>
-    <w:p>
-      <w:pPr>
-        <w:spacing w:after="0"/>
-        <w:rPr>
-          <w:color w:val="000000" w:themeColor="text1"/>
-        </w:rPr>
-      </w:pPr>
-      <w:r>
-        <w:rPr>
-          <w:color w:val="000000" w:themeColor="text1"/>
-        </w:rPr>
-        <w:t>Different ways of creating Singleton Class:</w:t>
-      </w:r>
-    </w:p>
-    <w:p>
-      <w:pPr>
-        <w:spacing w:after="0"/>
-        <w:rPr>
-          <w:color w:val="000000" w:themeColor="text1"/>
-        </w:rPr>
-      </w:pPr>
-      <w:r>
-        <w:rPr>
-          <w:color w:val="000000" w:themeColor="text1"/>
-        </w:rPr>
-        <w:t xml:space="preserve">- </w:t>
+        <w:t>Singleton</w:t>
       </w:r>
       <w:r>
         <w:rPr>
@@ -874,7 +1177,100 @@
           <w:bCs/>
           <w:color w:val="000000" w:themeColor="text1"/>
         </w:rPr>
-        <w:t>Eager Initialization</w:t>
+        <w:t xml:space="preserve"> :</w:t>
+      </w:r>
+      <w:proofErr w:type="gramEnd"/>
+    </w:p>
+    <w:p>
+      <w:pPr>
+        <w:spacing w:after="0"/>
+        <w:rPr>
+          <w:color w:val="000000" w:themeColor="text1"/>
+        </w:rPr>
+      </w:pPr>
+      <w:r>
+        <w:rPr>
+          <w:color w:val="000000" w:themeColor="text1"/>
+        </w:rPr>
+        <w:t>The objective of this class is to create only single object.</w:t>
+      </w:r>
+    </w:p>
+    <w:p>
+      <w:pPr>
+        <w:spacing w:after="0"/>
+        <w:rPr>
+          <w:color w:val="000000" w:themeColor="text1"/>
+        </w:rPr>
+      </w:pPr>
+      <w:r>
+        <w:rPr>
+          <w:color w:val="000000" w:themeColor="text1"/>
+        </w:rPr>
+        <w:t xml:space="preserve">For </w:t>
+      </w:r>
+      <w:proofErr w:type="gramStart"/>
+      <w:r>
+        <w:rPr>
+          <w:color w:val="000000" w:themeColor="text1"/>
+        </w:rPr>
+        <w:t>example :If</w:t>
+      </w:r>
+      <w:proofErr w:type="gramEnd"/>
+      <w:r>
+        <w:rPr>
+          <w:color w:val="000000" w:themeColor="text1"/>
+        </w:rPr>
+        <w:t xml:space="preserve"> we want to create a </w:t>
+      </w:r>
+      <w:proofErr w:type="spellStart"/>
+      <w:r>
+        <w:rPr>
+          <w:color w:val="000000" w:themeColor="text1"/>
+        </w:rPr>
+        <w:t>DBConnection</w:t>
+      </w:r>
+      <w:proofErr w:type="spellEnd"/>
+      <w:r>
+        <w:rPr>
+          <w:color w:val="000000" w:themeColor="text1"/>
+        </w:rPr>
+        <w:t>, we want it to be singleton.</w:t>
+      </w:r>
+    </w:p>
+    <w:p>
+      <w:pPr>
+        <w:spacing w:after="0"/>
+        <w:rPr>
+          <w:color w:val="000000" w:themeColor="text1"/>
+        </w:rPr>
+      </w:pPr>
+    </w:p>
+    <w:p>
+      <w:pPr>
+        <w:spacing w:after="0"/>
+        <w:rPr>
+          <w:color w:val="000000" w:themeColor="text1"/>
+        </w:rPr>
+      </w:pPr>
+      <w:r>
+        <w:rPr>
+          <w:color w:val="000000" w:themeColor="text1"/>
+        </w:rPr>
+        <w:t>Different ways of creating Singleton Class:</w:t>
+      </w:r>
+    </w:p>
+    <w:p>
+      <w:pPr>
+        <w:spacing w:after="0"/>
+        <w:rPr>
+          <w:color w:val="000000" w:themeColor="text1"/>
+        </w:rPr>
+      </w:pPr>
+      <w:r>
+        <w:rPr>
+          <w:color w:val="000000" w:themeColor="text1"/>
+        </w:rPr>
+        <w:t xml:space="preserve">- </w:t>
       </w:r>
       <w:r>
         <w:rPr>
@@ -882,35 +1278,16 @@
           <w:bCs/>
           <w:color w:val="000000" w:themeColor="text1"/>
         </w:rPr>
-        <w:t xml:space="preserve"> </w:t>
-      </w:r>
-      <w:r>
-        <w:rPr>
-          <w:color w:val="000000" w:themeColor="text1"/>
-        </w:rPr>
-        <w:t>: Create constructor in advance by making method as private and static. Static means it belong to this class only. Demerit construction creation eventhough we don’t need it.</w:t>
-      </w:r>
-    </w:p>
-    <w:p>
-      <w:pPr>
-        <w:spacing w:after="0"/>
-        <w:rPr>
-          <w:color w:val="000000" w:themeColor="text1"/>
-        </w:rPr>
-      </w:pPr>
-      <w:r>
-        <w:rPr>
-          <w:color w:val="000000" w:themeColor="text1"/>
-        </w:rPr>
-        <w:t xml:space="preserve">- </w:t>
-      </w:r>
+        <w:t xml:space="preserve">Eager </w:t>
+      </w:r>
+      <w:proofErr w:type="gramStart"/>
       <w:r>
         <w:rPr>
           <w:b/>
           <w:bCs/>
           <w:color w:val="000000" w:themeColor="text1"/>
         </w:rPr>
-        <w:t>Lazy Initialization</w:t>
+        <w:t>Initialization</w:t>
       </w:r>
       <w:r>
         <w:rPr>
@@ -918,31 +1295,48 @@
           <w:bCs/>
           <w:color w:val="000000" w:themeColor="text1"/>
         </w:rPr>
+        <w:t xml:space="preserve"> </w:t>
+      </w:r>
+      <w:r>
+        <w:rPr>
+          <w:color w:val="000000" w:themeColor="text1"/>
+        </w:rPr>
         <w:t>:</w:t>
       </w:r>
-      <w:r>
-        <w:rPr>
-          <w:color w:val="000000" w:themeColor="text1"/>
-        </w:rPr>
-        <w:t xml:space="preserve"> Same as Eager, just a check on constructor is null. Problem 2 concurrent thread may think oh its null just create it</w:t>
-      </w:r>
-      <w:r>
-        <w:rPr>
-          <w:color w:val="000000" w:themeColor="text1"/>
-        </w:rPr>
-        <w:t>, so 2 objects created</w:t>
-      </w:r>
-      <w:r>
-        <w:rPr>
-          <w:color w:val="000000" w:themeColor="text1"/>
-        </w:rPr>
-        <w:tab/>
-      </w:r>
-      <w:r>
-        <w:rPr>
-          <w:color w:val="000000" w:themeColor="text1"/>
-        </w:rPr>
-        <w:t>.</w:t>
+      <w:proofErr w:type="gramEnd"/>
+      <w:r>
+        <w:rPr>
+          <w:color w:val="000000" w:themeColor="text1"/>
+        </w:rPr>
+        <w:t xml:space="preserve"> Create constructor in advance by making method as private and static. Static means it </w:t>
+      </w:r>
+      <w:proofErr w:type="gramStart"/>
+      <w:r>
+        <w:rPr>
+          <w:color w:val="000000" w:themeColor="text1"/>
+        </w:rPr>
+        <w:t>belong</w:t>
+      </w:r>
+      <w:proofErr w:type="gramEnd"/>
+      <w:r>
+        <w:rPr>
+          <w:color w:val="000000" w:themeColor="text1"/>
+        </w:rPr>
+        <w:t xml:space="preserve"> to this class only. Demerit construction creation </w:t>
+      </w:r>
+      <w:proofErr w:type="spellStart"/>
+      <w:r>
+        <w:rPr>
+          <w:color w:val="000000" w:themeColor="text1"/>
+        </w:rPr>
+        <w:t>eventhough</w:t>
+      </w:r>
+      <w:proofErr w:type="spellEnd"/>
+      <w:r>
+        <w:rPr>
+          <w:color w:val="000000" w:themeColor="text1"/>
+        </w:rPr>
+        <w:t xml:space="preserve"> we don’t need it.</w:t>
       </w:r>
     </w:p>
     <w:p>
@@ -964,7 +1358,7 @@
           <w:bCs/>
           <w:color w:val="000000" w:themeColor="text1"/>
         </w:rPr>
-        <w:t>Synchronization Block</w:t>
+        <w:t>Lazy Initialization</w:t>
       </w:r>
       <w:r>
         <w:rPr>
@@ -972,131 +1366,62 @@
           <w:bCs/>
           <w:color w:val="000000" w:themeColor="text1"/>
         </w:rPr>
-        <w:t xml:space="preserve"> :</w:t>
-      </w:r>
-      <w:r>
-        <w:rPr>
-          <w:color w:val="000000" w:themeColor="text1"/>
-        </w:rPr>
-        <w:t xml:space="preserve"> put synchronized in lazy </w:t>
-      </w:r>
-      <w:r>
-        <w:rPr>
-          <w:color w:val="000000" w:themeColor="text1"/>
-        </w:rPr>
-        <w:t>Initialization</w:t>
-      </w:r>
-      <w:r>
-        <w:rPr>
-          <w:color w:val="000000" w:themeColor="text1"/>
-        </w:rPr>
-        <w:t xml:space="preserve">, so </w:t>
-      </w:r>
-      <w:r>
-        <w:rPr>
-          <w:color w:val="000000" w:themeColor="text1"/>
-        </w:rPr>
-        <w:t>solved concurrent problem. Issue here is synchronization makes it slow, like put lock and unlock, think if method is getting called from 1k places</w:t>
-      </w:r>
-    </w:p>
-    <w:p>
-      <w:pPr>
-        <w:spacing w:after="0"/>
-        <w:rPr>
-          <w:color w:val="000000" w:themeColor="text1"/>
-        </w:rPr>
-      </w:pPr>
+        <w:t>:</w:t>
+      </w:r>
+      <w:r>
+        <w:rPr>
+          <w:color w:val="000000" w:themeColor="text1"/>
+        </w:rPr>
+        <w:t xml:space="preserve"> Same as Eager, just a check on constructor is null. Problem 2 concurrent thread may think oh its null just create it</w:t>
+      </w:r>
+      <w:r>
+        <w:rPr>
+          <w:color w:val="000000" w:themeColor="text1"/>
+        </w:rPr>
+        <w:t>, so 2 objects created</w:t>
+      </w:r>
+      <w:r>
+        <w:rPr>
+          <w:color w:val="000000" w:themeColor="text1"/>
+        </w:rPr>
+        <w:tab/>
+      </w:r>
+      <w:r>
+        <w:rPr>
+          <w:color w:val="000000" w:themeColor="text1"/>
+        </w:rPr>
+        <w:t>.</w:t>
+      </w:r>
+    </w:p>
+    <w:p>
+      <w:pPr>
+        <w:spacing w:after="0"/>
+        <w:rPr>
+          <w:color w:val="000000" w:themeColor="text1"/>
+        </w:rPr>
+      </w:pPr>
+      <w:r>
+        <w:rPr>
+          <w:color w:val="000000" w:themeColor="text1"/>
+        </w:rPr>
+        <w:t xml:space="preserve">- </w:t>
+      </w:r>
       <w:r>
         <w:rPr>
           <w:b/>
           <w:bCs/>
           <w:color w:val="000000" w:themeColor="text1"/>
         </w:rPr>
-        <w:t>- Double Check Lock</w:t>
-      </w:r>
-      <w:r>
-        <w:rPr>
-          <w:color w:val="000000" w:themeColor="text1"/>
-        </w:rPr>
-        <w:t xml:space="preserve"> </w:t>
-      </w:r>
-      <w:r>
-        <w:rPr>
-          <w:color w:val="000000" w:themeColor="text1"/>
-        </w:rPr>
-        <w:t>:</w:t>
-      </w:r>
-      <w:r>
-        <w:rPr>
-          <w:color w:val="000000" w:themeColor="text1"/>
-        </w:rPr>
-        <w:t>(there is a memory issue, resolved through Volatile instance variable)</w:t>
-      </w:r>
-      <w:r>
-        <w:rPr>
-          <w:color w:val="000000" w:themeColor="text1"/>
-        </w:rPr>
-        <w:t xml:space="preserve"> : same as </w:t>
-      </w:r>
-      <w:r>
-        <w:rPr>
-          <w:color w:val="000000" w:themeColor="text1"/>
-        </w:rPr>
-        <w:t>Synchronization</w:t>
-      </w:r>
-      <w:r>
-        <w:rPr>
-          <w:color w:val="000000" w:themeColor="text1"/>
-        </w:rPr>
-        <w:t xml:space="preserve"> Block, but has double check for null</w:t>
-      </w:r>
-      <w:r>
-        <w:rPr>
-          <w:color w:val="000000" w:themeColor="text1"/>
-        </w:rPr>
-        <w:t>.</w:t>
-      </w:r>
-    </w:p>
-    <w:p>
-      <w:pPr>
-        <w:spacing w:after="0"/>
-        <w:rPr>
-          <w:color w:val="000000" w:themeColor="text1"/>
-        </w:rPr>
-      </w:pPr>
-      <w:r>
-        <w:rPr>
-          <w:color w:val="000000" w:themeColor="text1"/>
-        </w:rPr>
-        <w:t>Volatile Keyword means that the object will be created in memory instead of cache .</w:t>
-      </w:r>
-      <w:r>
-        <w:rPr>
-          <w:color w:val="000000" w:themeColor="text1"/>
-        </w:rPr>
-        <w:t xml:space="preserve"> </w:t>
-      </w:r>
-      <w:r>
-        <w:rPr>
-          <w:color w:val="000000" w:themeColor="text1"/>
-        </w:rPr>
-        <w:t>So, if we've created any object using volatile, read/write operation happening to this, will always happens in memory</w:t>
-      </w:r>
-    </w:p>
-    <w:p>
-      <w:pPr>
-        <w:spacing w:after="0"/>
-        <w:rPr>
-          <w:color w:val="000000" w:themeColor="text1"/>
-        </w:rPr>
-      </w:pPr>
+        <w:t xml:space="preserve">Synchronization </w:t>
+      </w:r>
+      <w:proofErr w:type="gramStart"/>
       <w:r>
         <w:rPr>
           <w:b/>
           <w:bCs/>
           <w:color w:val="000000" w:themeColor="text1"/>
         </w:rPr>
-        <w:t>- Bill Pugh Solution</w:t>
+        <w:t>Block</w:t>
       </w:r>
       <w:r>
         <w:rPr>
@@ -1104,13 +1429,14 @@
           <w:bCs/>
           <w:color w:val="000000" w:themeColor="text1"/>
         </w:rPr>
-        <w:t xml:space="preserve">: </w:t>
-      </w:r>
-      <w:r>
-        <w:rPr>
-          <w:color w:val="000000" w:themeColor="text1"/>
-        </w:rPr>
-        <w:t xml:space="preserve">It uses Eager </w:t>
+        <w:t xml:space="preserve"> :</w:t>
+      </w:r>
+      <w:proofErr w:type="gramEnd"/>
+      <w:r>
+        <w:rPr>
+          <w:color w:val="000000" w:themeColor="text1"/>
+        </w:rPr>
+        <w:t xml:space="preserve"> put synchronized in lazy </w:t>
       </w:r>
       <w:r>
         <w:rPr>
@@ -1122,19 +1448,13 @@
         <w:rPr>
           <w:color w:val="000000" w:themeColor="text1"/>
         </w:rPr>
-        <w:t xml:space="preserve"> </w:t>
-      </w:r>
-      <w:r>
-        <w:rPr>
-          <w:color w:val="000000" w:themeColor="text1"/>
-        </w:rPr>
-        <w:t>smartly. It will put construction creation inside nested method.</w:t>
-      </w:r>
-      <w:r>
-        <w:rPr>
-          <w:color w:val="000000" w:themeColor="text1"/>
-        </w:rPr>
-        <w:t xml:space="preserve"> (best)</w:t>
+        <w:t xml:space="preserve">, so </w:t>
+      </w:r>
+      <w:r>
+        <w:rPr>
+          <w:color w:val="000000" w:themeColor="text1"/>
+        </w:rPr>
+        <w:t>solved concurrent problem. Issue here is synchronization makes it slow, like put lock and unlock, think if method is getting called from 1k places</w:t>
       </w:r>
     </w:p>
     <w:p>
@@ -1150,60 +1470,300 @@
           <w:bCs/>
           <w:color w:val="000000" w:themeColor="text1"/>
         </w:rPr>
-        <w:t>- Enum Singleton</w:t>
-      </w:r>
+        <w:t>- Double Check Lock</w:t>
+      </w:r>
+      <w:r>
+        <w:rPr>
+          <w:color w:val="000000" w:themeColor="text1"/>
+        </w:rPr>
+        <w:t xml:space="preserve"> </w:t>
+      </w:r>
+      <w:r>
+        <w:rPr>
+          <w:color w:val="000000" w:themeColor="text1"/>
+        </w:rPr>
+        <w:t>:</w:t>
+      </w:r>
+      <w:r>
+        <w:rPr>
+          <w:color w:val="000000" w:themeColor="text1"/>
+        </w:rPr>
+        <w:t>(there is a memory issue, resolved through Volatile instance variable</w:t>
+      </w:r>
+      <w:proofErr w:type="gramStart"/>
+      <w:r>
+        <w:rPr>
+          <w:color w:val="000000" w:themeColor="text1"/>
+        </w:rPr>
+        <w:t>)</w:t>
+      </w:r>
+      <w:r>
+        <w:rPr>
+          <w:color w:val="000000" w:themeColor="text1"/>
+        </w:rPr>
+        <w:t xml:space="preserve"> :</w:t>
+      </w:r>
+      <w:proofErr w:type="gramEnd"/>
+      <w:r>
+        <w:rPr>
+          <w:color w:val="000000" w:themeColor="text1"/>
+        </w:rPr>
+        <w:t xml:space="preserve"> same as </w:t>
+      </w:r>
+      <w:r>
+        <w:rPr>
+          <w:color w:val="000000" w:themeColor="text1"/>
+        </w:rPr>
+        <w:t>Synchronization</w:t>
+      </w:r>
+      <w:r>
+        <w:rPr>
+          <w:color w:val="000000" w:themeColor="text1"/>
+        </w:rPr>
+        <w:t xml:space="preserve"> Block, but has double check for null</w:t>
+      </w:r>
+      <w:r>
+        <w:rPr>
+          <w:color w:val="000000" w:themeColor="text1"/>
+        </w:rPr>
+        <w:t>.</w:t>
+      </w:r>
+    </w:p>
+    <w:p>
+      <w:pPr>
+        <w:spacing w:after="0"/>
+        <w:rPr>
+          <w:color w:val="000000" w:themeColor="text1"/>
+        </w:rPr>
+      </w:pPr>
+      <w:r>
+        <w:rPr>
+          <w:color w:val="000000" w:themeColor="text1"/>
+        </w:rPr>
+        <w:t xml:space="preserve">Volatile Keyword means that the object will be created in memory instead of </w:t>
+      </w:r>
+      <w:proofErr w:type="gramStart"/>
+      <w:r>
+        <w:rPr>
+          <w:color w:val="000000" w:themeColor="text1"/>
+        </w:rPr>
+        <w:t>cache .</w:t>
+      </w:r>
+      <w:proofErr w:type="gramEnd"/>
+      <w:r>
+        <w:rPr>
+          <w:color w:val="000000" w:themeColor="text1"/>
+        </w:rPr>
+        <w:t xml:space="preserve"> </w:t>
+      </w:r>
+      <w:r>
+        <w:rPr>
+          <w:color w:val="000000" w:themeColor="text1"/>
+        </w:rPr>
+        <w:t>So, if we've created any object using volatile, read/write operation happening to this, will always happens in memory</w:t>
+      </w:r>
+    </w:p>
+    <w:p>
+      <w:pPr>
+        <w:spacing w:after="0"/>
+        <w:rPr>
+          <w:color w:val="000000" w:themeColor="text1"/>
+        </w:rPr>
+      </w:pPr>
       <w:r>
         <w:rPr>
           <w:b/>
           <w:bCs/>
           <w:color w:val="000000" w:themeColor="text1"/>
         </w:rPr>
-        <w:t xml:space="preserve">:  </w:t>
-      </w:r>
-      <w:r>
-        <w:rPr>
-          <w:color w:val="000000" w:themeColor="text1"/>
-        </w:rPr>
-        <w:t>In Enum , all constructors are private and only one object of enum is created per JVM. So by default enum are singleton</w:t>
-      </w:r>
-      <w:r>
-        <w:rPr>
-          <w:color w:val="000000" w:themeColor="text1"/>
-        </w:rPr>
-        <w:t xml:space="preserve"> (best)</w:t>
-      </w:r>
-    </w:p>
-    <w:p>
-      <w:pPr>
-        <w:spacing w:after="0"/>
-        <w:rPr>
-          <w:color w:val="000000" w:themeColor="text1"/>
-        </w:rPr>
-      </w:pPr>
-    </w:p>
-    <w:p>
-      <w:pPr>
-        <w:spacing w:after="0"/>
-        <w:rPr>
-          <w:color w:val="000000" w:themeColor="text1"/>
-        </w:rPr>
-      </w:pPr>
+        <w:t>- Bill Pugh Solution</w:t>
+      </w:r>
       <w:r>
         <w:rPr>
           <w:b/>
           <w:bCs/>
           <w:color w:val="000000" w:themeColor="text1"/>
         </w:rPr>
-        <w:t>Immutable</w:t>
-      </w:r>
+        <w:t xml:space="preserve">: </w:t>
+      </w:r>
+      <w:r>
+        <w:rPr>
+          <w:color w:val="000000" w:themeColor="text1"/>
+        </w:rPr>
+        <w:t xml:space="preserve">It uses Eager </w:t>
+      </w:r>
+      <w:r>
+        <w:rPr>
+          <w:color w:val="000000" w:themeColor="text1"/>
+        </w:rPr>
+        <w:t>Initialization</w:t>
+      </w:r>
+      <w:r>
+        <w:rPr>
+          <w:color w:val="000000" w:themeColor="text1"/>
+        </w:rPr>
+        <w:t xml:space="preserve"> </w:t>
+      </w:r>
+      <w:r>
+        <w:rPr>
+          <w:color w:val="000000" w:themeColor="text1"/>
+        </w:rPr>
+        <w:t>smartly. It will put construction creation inside nested method.</w:t>
+      </w:r>
+      <w:r>
+        <w:rPr>
+          <w:color w:val="000000" w:themeColor="text1"/>
+        </w:rPr>
+        <w:t xml:space="preserve"> (best)</w:t>
+      </w:r>
+    </w:p>
+    <w:p>
+      <w:pPr>
+        <w:spacing w:after="0"/>
+        <w:rPr>
+          <w:color w:val="000000" w:themeColor="text1"/>
+        </w:rPr>
+      </w:pPr>
       <w:r>
         <w:rPr>
           <w:b/>
           <w:bCs/>
           <w:color w:val="000000" w:themeColor="text1"/>
         </w:rPr>
-        <w:t xml:space="preserve"> Classes :</w:t>
-      </w:r>
+        <w:t>- Enum Singleton</w:t>
+      </w:r>
+      <w:r>
+        <w:rPr>
+          <w:b/>
+          <w:bCs/>
+          <w:color w:val="000000" w:themeColor="text1"/>
+        </w:rPr>
+        <w:t xml:space="preserve">:  </w:t>
+      </w:r>
+      <w:r>
+        <w:rPr>
+          <w:color w:val="000000" w:themeColor="text1"/>
+        </w:rPr>
+        <w:t xml:space="preserve">In </w:t>
+      </w:r>
+      <w:proofErr w:type="gramStart"/>
+      <w:r>
+        <w:rPr>
+          <w:color w:val="000000" w:themeColor="text1"/>
+        </w:rPr>
+        <w:t>Enum ,</w:t>
+      </w:r>
+      <w:proofErr w:type="gramEnd"/>
+      <w:r>
+        <w:rPr>
+          <w:color w:val="000000" w:themeColor="text1"/>
+        </w:rPr>
+        <w:t xml:space="preserve"> all constructors are private and only one object of </w:t>
+      </w:r>
+      <w:proofErr w:type="spellStart"/>
+      <w:r>
+        <w:rPr>
+          <w:color w:val="000000" w:themeColor="text1"/>
+        </w:rPr>
+        <w:t>enum</w:t>
+      </w:r>
+      <w:proofErr w:type="spellEnd"/>
+      <w:r>
+        <w:rPr>
+          <w:color w:val="000000" w:themeColor="text1"/>
+        </w:rPr>
+        <w:t xml:space="preserve"> is created per JVM. </w:t>
+      </w:r>
+      <w:proofErr w:type="gramStart"/>
+      <w:r>
+        <w:rPr>
+          <w:color w:val="000000" w:themeColor="text1"/>
+        </w:rPr>
+        <w:t>So</w:t>
+      </w:r>
+      <w:proofErr w:type="gramEnd"/>
+      <w:r>
+        <w:rPr>
+          <w:color w:val="000000" w:themeColor="text1"/>
+        </w:rPr>
+        <w:t xml:space="preserve"> by </w:t>
+      </w:r>
+      <w:proofErr w:type="gramStart"/>
+      <w:r>
+        <w:rPr>
+          <w:color w:val="000000" w:themeColor="text1"/>
+        </w:rPr>
+        <w:t>default</w:t>
+      </w:r>
+      <w:proofErr w:type="gramEnd"/>
+      <w:r>
+        <w:rPr>
+          <w:color w:val="000000" w:themeColor="text1"/>
+        </w:rPr>
+        <w:t xml:space="preserve"> </w:t>
+      </w:r>
+      <w:proofErr w:type="spellStart"/>
+      <w:r>
+        <w:rPr>
+          <w:color w:val="000000" w:themeColor="text1"/>
+        </w:rPr>
+        <w:t>enum</w:t>
+      </w:r>
+      <w:proofErr w:type="spellEnd"/>
+      <w:r>
+        <w:rPr>
+          <w:color w:val="000000" w:themeColor="text1"/>
+        </w:rPr>
+        <w:t xml:space="preserve"> are singleton</w:t>
+      </w:r>
+      <w:r>
+        <w:rPr>
+          <w:color w:val="000000" w:themeColor="text1"/>
+        </w:rPr>
+        <w:t xml:space="preserve"> (best)</w:t>
+      </w:r>
+    </w:p>
+    <w:p>
+      <w:pPr>
+        <w:spacing w:after="0"/>
+        <w:rPr>
+          <w:color w:val="000000" w:themeColor="text1"/>
+        </w:rPr>
+      </w:pPr>
+    </w:p>
+    <w:p>
+      <w:pPr>
+        <w:spacing w:after="0"/>
+        <w:rPr>
+          <w:color w:val="000000" w:themeColor="text1"/>
+        </w:rPr>
+      </w:pPr>
+      <w:r>
+        <w:rPr>
+          <w:b/>
+          <w:bCs/>
+          <w:color w:val="000000" w:themeColor="text1"/>
+        </w:rPr>
+        <w:t>Immutable</w:t>
+      </w:r>
+      <w:r>
+        <w:rPr>
+          <w:b/>
+          <w:bCs/>
+          <w:color w:val="000000" w:themeColor="text1"/>
+        </w:rPr>
+        <w:t xml:space="preserve"> </w:t>
+      </w:r>
+      <w:proofErr w:type="gramStart"/>
+      <w:r>
+        <w:rPr>
+          <w:b/>
+          <w:bCs/>
+          <w:color w:val="000000" w:themeColor="text1"/>
+        </w:rPr>
+        <w:t>Classes :</w:t>
+      </w:r>
+      <w:proofErr w:type="gramEnd"/>
       <w:r>
         <w:rPr>
           <w:b/>
@@ -1440,87 +2000,185 @@
         <w:rPr>
           <w:color w:val="000000" w:themeColor="text1"/>
         </w:rPr>
-        <w:t xml:space="preserve">concrete method is called as functional interface. Also we can represent that interface with </w:t>
-      </w:r>
-    </w:p>
-    <w:p>
-      <w:pPr>
-        <w:spacing w:after="0"/>
-        <w:rPr>
-          <w:rFonts w:ascii="Consolas" w:hAnsi="Consolas"/>
-          <w:color w:val="000000" w:themeColor="text1"/>
-          <w:sz w:val="16"/>
-          <w:szCs w:val="16"/>
-        </w:rPr>
-      </w:pPr>
-      <w:r>
-        <w:rPr>
-          <w:rFonts w:ascii="Consolas" w:hAnsi="Consolas"/>
-          <w:color w:val="000000" w:themeColor="text1"/>
-          <w:sz w:val="16"/>
-          <w:szCs w:val="16"/>
-        </w:rPr>
-        <w:t>@FunctionalInterface // optional if we have one method, now we cant add more than one method</w:t>
-      </w:r>
-    </w:p>
-    <w:p>
-      <w:pPr>
-        <w:spacing w:after="0"/>
-        <w:rPr>
-          <w:rFonts w:ascii="Consolas" w:hAnsi="Consolas"/>
-          <w:color w:val="000000" w:themeColor="text1"/>
-          <w:sz w:val="16"/>
-          <w:szCs w:val="16"/>
-        </w:rPr>
-      </w:pPr>
-      <w:r>
-        <w:rPr>
-          <w:rFonts w:ascii="Consolas" w:hAnsi="Consolas"/>
-          <w:color w:val="000000" w:themeColor="text1"/>
-          <w:sz w:val="16"/>
-          <w:szCs w:val="16"/>
-        </w:rPr>
-        <w:t>public Interface Bird{</w:t>
-      </w:r>
-    </w:p>
-    <w:p>
-      <w:pPr>
-        <w:spacing w:after="0"/>
-        <w:rPr>
-          <w:rFonts w:ascii="Consolas" w:hAnsi="Consolas"/>
-          <w:color w:val="000000" w:themeColor="text1"/>
-          <w:sz w:val="16"/>
-          <w:szCs w:val="16"/>
-        </w:rPr>
-      </w:pPr>
-      <w:r>
-        <w:rPr>
-          <w:rFonts w:ascii="Consolas" w:hAnsi="Consolas"/>
-          <w:color w:val="000000" w:themeColor="text1"/>
-          <w:sz w:val="16"/>
-          <w:szCs w:val="16"/>
-        </w:rPr>
-        <w:t>  void canFly(); // public abstract automatically</w:t>
-      </w:r>
-    </w:p>
-    <w:p>
-      <w:pPr>
-        <w:spacing w:after="0"/>
-        <w:rPr>
-          <w:rFonts w:ascii="Consolas" w:hAnsi="Consolas"/>
-          <w:color w:val="000000" w:themeColor="text1"/>
-          <w:sz w:val="16"/>
-          <w:szCs w:val="16"/>
-        </w:rPr>
-      </w:pPr>
-      <w:r>
-        <w:rPr>
-          <w:rFonts w:ascii="Consolas" w:hAnsi="Consolas"/>
-          <w:color w:val="000000" w:themeColor="text1"/>
-          <w:sz w:val="16"/>
-          <w:szCs w:val="16"/>
-        </w:rPr>
-        <w:t xml:space="preserve">  void hello(); // X not allowed</w:t>
+        <w:t xml:space="preserve">concrete method is called as functional interface. </w:t>
+      </w:r>
+      <w:proofErr w:type="gramStart"/>
+      <w:r>
+        <w:rPr>
+          <w:color w:val="000000" w:themeColor="text1"/>
+        </w:rPr>
+        <w:t>Also</w:t>
+      </w:r>
+      <w:proofErr w:type="gramEnd"/>
+      <w:r>
+        <w:rPr>
+          <w:color w:val="000000" w:themeColor="text1"/>
+        </w:rPr>
+        <w:t xml:space="preserve"> we can represent that interface with </w:t>
+      </w:r>
+    </w:p>
+    <w:p>
+      <w:pPr>
+        <w:spacing w:after="0"/>
+        <w:rPr>
+          <w:rFonts w:ascii="Consolas" w:hAnsi="Consolas"/>
+          <w:color w:val="000000" w:themeColor="text1"/>
+          <w:sz w:val="16"/>
+          <w:szCs w:val="16"/>
+        </w:rPr>
+      </w:pPr>
+      <w:r>
+        <w:rPr>
+          <w:rFonts w:ascii="Consolas" w:hAnsi="Consolas"/>
+          <w:color w:val="000000" w:themeColor="text1"/>
+          <w:sz w:val="16"/>
+          <w:szCs w:val="16"/>
+        </w:rPr>
+        <w:t xml:space="preserve">@FunctionalInterface // optional if we have one method, now we </w:t>
+      </w:r>
+      <w:proofErr w:type="spellStart"/>
+      <w:proofErr w:type="gramStart"/>
+      <w:r>
+        <w:rPr>
+          <w:rFonts w:ascii="Consolas" w:hAnsi="Consolas"/>
+          <w:color w:val="000000" w:themeColor="text1"/>
+          <w:sz w:val="16"/>
+          <w:szCs w:val="16"/>
+        </w:rPr>
+        <w:t>cant</w:t>
+      </w:r>
+      <w:proofErr w:type="spellEnd"/>
+      <w:proofErr w:type="gramEnd"/>
+      <w:r>
+        <w:rPr>
+          <w:rFonts w:ascii="Consolas" w:hAnsi="Consolas"/>
+          <w:color w:val="000000" w:themeColor="text1"/>
+          <w:sz w:val="16"/>
+          <w:szCs w:val="16"/>
+        </w:rPr>
+        <w:t xml:space="preserve"> add more than one method</w:t>
+      </w:r>
+    </w:p>
+    <w:p>
+      <w:pPr>
+        <w:spacing w:after="0"/>
+        <w:rPr>
+          <w:rFonts w:ascii="Consolas" w:hAnsi="Consolas"/>
+          <w:color w:val="000000" w:themeColor="text1"/>
+          <w:sz w:val="16"/>
+          <w:szCs w:val="16"/>
+        </w:rPr>
+      </w:pPr>
+      <w:r>
+        <w:rPr>
+          <w:rFonts w:ascii="Consolas" w:hAnsi="Consolas"/>
+          <w:color w:val="000000" w:themeColor="text1"/>
+          <w:sz w:val="16"/>
+          <w:szCs w:val="16"/>
+        </w:rPr>
+        <w:t xml:space="preserve">public Interface </w:t>
+      </w:r>
+      <w:proofErr w:type="gramStart"/>
+      <w:r>
+        <w:rPr>
+          <w:rFonts w:ascii="Consolas" w:hAnsi="Consolas"/>
+          <w:color w:val="000000" w:themeColor="text1"/>
+          <w:sz w:val="16"/>
+          <w:szCs w:val="16"/>
+        </w:rPr>
+        <w:t>Bird{</w:t>
+      </w:r>
+      <w:proofErr w:type="gramEnd"/>
+    </w:p>
+    <w:p>
+      <w:pPr>
+        <w:spacing w:after="0"/>
+        <w:rPr>
+          <w:rFonts w:ascii="Consolas" w:hAnsi="Consolas"/>
+          <w:color w:val="000000" w:themeColor="text1"/>
+          <w:sz w:val="16"/>
+          <w:szCs w:val="16"/>
+        </w:rPr>
+      </w:pPr>
+      <w:r>
+        <w:rPr>
+          <w:rFonts w:ascii="Consolas" w:hAnsi="Consolas"/>
+          <w:color w:val="000000" w:themeColor="text1"/>
+          <w:sz w:val="16"/>
+          <w:szCs w:val="16"/>
+        </w:rPr>
+        <w:t xml:space="preserve">  void </w:t>
+      </w:r>
+      <w:proofErr w:type="spellStart"/>
+      <w:proofErr w:type="gramStart"/>
+      <w:r>
+        <w:rPr>
+          <w:rFonts w:ascii="Consolas" w:hAnsi="Consolas"/>
+          <w:color w:val="000000" w:themeColor="text1"/>
+          <w:sz w:val="16"/>
+          <w:szCs w:val="16"/>
+        </w:rPr>
+        <w:t>canFly</w:t>
+      </w:r>
+      <w:proofErr w:type="spellEnd"/>
+      <w:r>
+        <w:rPr>
+          <w:rFonts w:ascii="Consolas" w:hAnsi="Consolas"/>
+          <w:color w:val="000000" w:themeColor="text1"/>
+          <w:sz w:val="16"/>
+          <w:szCs w:val="16"/>
+        </w:rPr>
+        <w:t>(</w:t>
+      </w:r>
+      <w:proofErr w:type="gramEnd"/>
+      <w:r>
+        <w:rPr>
+          <w:rFonts w:ascii="Consolas" w:hAnsi="Consolas"/>
+          <w:color w:val="000000" w:themeColor="text1"/>
+          <w:sz w:val="16"/>
+          <w:szCs w:val="16"/>
+        </w:rPr>
+        <w:t>); // public abstract automatically</w:t>
+      </w:r>
+    </w:p>
+    <w:p>
+      <w:pPr>
+        <w:spacing w:after="0"/>
+        <w:rPr>
+          <w:rFonts w:ascii="Consolas" w:hAnsi="Consolas"/>
+          <w:color w:val="000000" w:themeColor="text1"/>
+          <w:sz w:val="16"/>
+          <w:szCs w:val="16"/>
+        </w:rPr>
+      </w:pPr>
+      <w:r>
+        <w:rPr>
+          <w:rFonts w:ascii="Consolas" w:hAnsi="Consolas"/>
+          <w:color w:val="000000" w:themeColor="text1"/>
+          <w:sz w:val="16"/>
+          <w:szCs w:val="16"/>
+        </w:rPr>
+        <w:t xml:space="preserve">  void </w:t>
+      </w:r>
+      <w:proofErr w:type="gramStart"/>
+      <w:r>
+        <w:rPr>
+          <w:rFonts w:ascii="Consolas" w:hAnsi="Consolas"/>
+          <w:color w:val="000000" w:themeColor="text1"/>
+          <w:sz w:val="16"/>
+          <w:szCs w:val="16"/>
+        </w:rPr>
+        <w:t>hello(</w:t>
+      </w:r>
+      <w:proofErr w:type="gramEnd"/>
+      <w:r>
+        <w:rPr>
+          <w:rFonts w:ascii="Consolas" w:hAnsi="Consolas"/>
+          <w:color w:val="000000" w:themeColor="text1"/>
+          <w:sz w:val="16"/>
+          <w:szCs w:val="16"/>
+        </w:rPr>
+        <w:t>); // X not allowed</w:t>
       </w:r>
     </w:p>
     <w:p>
@@ -1571,47 +2229,109 @@
           <w:sz w:val="16"/>
           <w:szCs w:val="16"/>
         </w:rPr>
-        <w:t>public Interface Bird{</w:t>
-      </w:r>
-    </w:p>
-    <w:p>
-      <w:pPr>
-        <w:spacing w:after="0"/>
-        <w:rPr>
-          <w:rFonts w:ascii="Consolas" w:hAnsi="Consolas"/>
-          <w:color w:val="000000" w:themeColor="text1"/>
-          <w:sz w:val="16"/>
-          <w:szCs w:val="16"/>
-        </w:rPr>
-      </w:pPr>
-      <w:r>
-        <w:rPr>
-          <w:rFonts w:ascii="Consolas" w:hAnsi="Consolas"/>
-          <w:color w:val="000000" w:themeColor="text1"/>
-          <w:sz w:val="16"/>
-          <w:szCs w:val="16"/>
-        </w:rPr>
-        <w:t>  void canFly();</w:t>
-      </w:r>
-    </w:p>
-    <w:p>
-      <w:pPr>
-        <w:spacing w:after="0"/>
-        <w:rPr>
-          <w:rFonts w:ascii="Consolas" w:hAnsi="Consolas"/>
-          <w:color w:val="000000" w:themeColor="text1"/>
-          <w:sz w:val="16"/>
-          <w:szCs w:val="16"/>
-        </w:rPr>
-      </w:pPr>
-      <w:r>
-        <w:rPr>
-          <w:rFonts w:ascii="Consolas" w:hAnsi="Consolas"/>
-          <w:color w:val="000000" w:themeColor="text1"/>
-          <w:sz w:val="16"/>
-          <w:szCs w:val="16"/>
-        </w:rPr>
-        <w:t xml:space="preserve">  void hello(); // </w:t>
+        <w:t xml:space="preserve">public Interface </w:t>
+      </w:r>
+      <w:proofErr w:type="gramStart"/>
+      <w:r>
+        <w:rPr>
+          <w:rFonts w:ascii="Consolas" w:hAnsi="Consolas"/>
+          <w:color w:val="000000" w:themeColor="text1"/>
+          <w:sz w:val="16"/>
+          <w:szCs w:val="16"/>
+        </w:rPr>
+        <w:t>Bird{</w:t>
+      </w:r>
+      <w:proofErr w:type="gramEnd"/>
+    </w:p>
+    <w:p>
+      <w:pPr>
+        <w:spacing w:after="0"/>
+        <w:rPr>
+          <w:rFonts w:ascii="Consolas" w:hAnsi="Consolas"/>
+          <w:color w:val="000000" w:themeColor="text1"/>
+          <w:sz w:val="16"/>
+          <w:szCs w:val="16"/>
+        </w:rPr>
+      </w:pPr>
+      <w:r>
+        <w:rPr>
+          <w:rFonts w:ascii="Consolas" w:hAnsi="Consolas"/>
+          <w:color w:val="000000" w:themeColor="text1"/>
+          <w:sz w:val="16"/>
+          <w:szCs w:val="16"/>
+        </w:rPr>
+        <w:t xml:space="preserve">  void </w:t>
+      </w:r>
+      <w:proofErr w:type="spellStart"/>
+      <w:proofErr w:type="gramStart"/>
+      <w:r>
+        <w:rPr>
+          <w:rFonts w:ascii="Consolas" w:hAnsi="Consolas"/>
+          <w:color w:val="000000" w:themeColor="text1"/>
+          <w:sz w:val="16"/>
+          <w:szCs w:val="16"/>
+        </w:rPr>
+        <w:t>canFly</w:t>
+      </w:r>
+      <w:proofErr w:type="spellEnd"/>
+      <w:r>
+        <w:rPr>
+          <w:rFonts w:ascii="Consolas" w:hAnsi="Consolas"/>
+          <w:color w:val="000000" w:themeColor="text1"/>
+          <w:sz w:val="16"/>
+          <w:szCs w:val="16"/>
+        </w:rPr>
+        <w:t>(</w:t>
+      </w:r>
+      <w:proofErr w:type="gramEnd"/>
+      <w:r>
+        <w:rPr>
+          <w:rFonts w:ascii="Consolas" w:hAnsi="Consolas"/>
+          <w:color w:val="000000" w:themeColor="text1"/>
+          <w:sz w:val="16"/>
+          <w:szCs w:val="16"/>
+        </w:rPr>
+        <w:t>);</w:t>
+      </w:r>
+    </w:p>
+    <w:p>
+      <w:pPr>
+        <w:spacing w:after="0"/>
+        <w:rPr>
+          <w:rFonts w:ascii="Consolas" w:hAnsi="Consolas"/>
+          <w:color w:val="000000" w:themeColor="text1"/>
+          <w:sz w:val="16"/>
+          <w:szCs w:val="16"/>
+        </w:rPr>
+      </w:pPr>
+      <w:r>
+        <w:rPr>
+          <w:rFonts w:ascii="Consolas" w:hAnsi="Consolas"/>
+          <w:color w:val="000000" w:themeColor="text1"/>
+          <w:sz w:val="16"/>
+          <w:szCs w:val="16"/>
+        </w:rPr>
+        <w:t xml:space="preserve">  void </w:t>
+      </w:r>
+      <w:proofErr w:type="gramStart"/>
+      <w:r>
+        <w:rPr>
+          <w:rFonts w:ascii="Consolas" w:hAnsi="Consolas"/>
+          <w:color w:val="000000" w:themeColor="text1"/>
+          <w:sz w:val="16"/>
+          <w:szCs w:val="16"/>
+        </w:rPr>
+        <w:t>hello(</w:t>
+      </w:r>
+      <w:proofErr w:type="gramEnd"/>
+      <w:r>
+        <w:rPr>
+          <w:rFonts w:ascii="Consolas" w:hAnsi="Consolas"/>
+          <w:color w:val="000000" w:themeColor="text1"/>
+          <w:sz w:val="16"/>
+          <w:szCs w:val="16"/>
+        </w:rPr>
+        <w:t xml:space="preserve">); // </w:t>
       </w:r>
       <w:r>
         <w:rPr>
@@ -1700,87 +2420,200 @@
           <w:sz w:val="16"/>
           <w:szCs w:val="16"/>
         </w:rPr>
-        <w:t>public Interface Bird{</w:t>
-      </w:r>
-    </w:p>
-    <w:p>
-      <w:pPr>
-        <w:spacing w:after="0"/>
-        <w:rPr>
-          <w:rFonts w:ascii="Consolas" w:hAnsi="Consolas"/>
-          <w:color w:val="000000" w:themeColor="text1"/>
-          <w:sz w:val="16"/>
-          <w:szCs w:val="16"/>
-        </w:rPr>
-      </w:pPr>
-      <w:r>
-        <w:rPr>
-          <w:rFonts w:ascii="Consolas" w:hAnsi="Consolas"/>
-          <w:color w:val="000000" w:themeColor="text1"/>
-          <w:sz w:val="16"/>
-          <w:szCs w:val="16"/>
-        </w:rPr>
-        <w:t>  void canFly();</w:t>
-      </w:r>
-    </w:p>
-    <w:p>
-      <w:pPr>
-        <w:spacing w:after="0"/>
-        <w:rPr>
-          <w:rFonts w:ascii="Consolas" w:hAnsi="Consolas"/>
-          <w:color w:val="000000" w:themeColor="text1"/>
-          <w:sz w:val="16"/>
-          <w:szCs w:val="16"/>
-        </w:rPr>
-      </w:pPr>
-      <w:r>
-        <w:rPr>
-          <w:rFonts w:ascii="Consolas" w:hAnsi="Consolas"/>
-          <w:color w:val="000000" w:themeColor="text1"/>
-          <w:sz w:val="16"/>
-          <w:szCs w:val="16"/>
-        </w:rPr>
-        <w:t xml:space="preserve">  default void hello();</w:t>
-      </w:r>
-    </w:p>
-    <w:p>
-      <w:pPr>
-        <w:spacing w:after="0"/>
-        <w:rPr>
-          <w:rFonts w:ascii="Consolas" w:hAnsi="Consolas"/>
-          <w:color w:val="000000" w:themeColor="text1"/>
-          <w:sz w:val="16"/>
-          <w:szCs w:val="16"/>
-        </w:rPr>
-      </w:pPr>
-      <w:r>
-        <w:rPr>
-          <w:rFonts w:ascii="Consolas" w:hAnsi="Consolas"/>
-          <w:color w:val="000000" w:themeColor="text1"/>
-          <w:sz w:val="16"/>
-          <w:szCs w:val="16"/>
-        </w:rPr>
-        <w:t xml:space="preserve">  static void eat();</w:t>
-      </w:r>
-    </w:p>
-    <w:p>
-      <w:pPr>
-        <w:spacing w:after="0"/>
-        <w:rPr>
-          <w:rFonts w:ascii="Consolas" w:hAnsi="Consolas"/>
-          <w:color w:val="000000" w:themeColor="text1"/>
-          <w:sz w:val="16"/>
-          <w:szCs w:val="16"/>
-        </w:rPr>
-      </w:pPr>
-      <w:r>
-        <w:rPr>
-          <w:rFonts w:ascii="Consolas" w:hAnsi="Consolas"/>
-          <w:color w:val="000000" w:themeColor="text1"/>
-          <w:sz w:val="16"/>
-          <w:szCs w:val="16"/>
-        </w:rPr>
-        <w:t xml:space="preserve">  String toString();</w:t>
+        <w:t xml:space="preserve">public Interface </w:t>
+      </w:r>
+      <w:proofErr w:type="gramStart"/>
+      <w:r>
+        <w:rPr>
+          <w:rFonts w:ascii="Consolas" w:hAnsi="Consolas"/>
+          <w:color w:val="000000" w:themeColor="text1"/>
+          <w:sz w:val="16"/>
+          <w:szCs w:val="16"/>
+        </w:rPr>
+        <w:t>Bird{</w:t>
+      </w:r>
+      <w:proofErr w:type="gramEnd"/>
+    </w:p>
+    <w:p>
+      <w:pPr>
+        <w:spacing w:after="0"/>
+        <w:rPr>
+          <w:rFonts w:ascii="Consolas" w:hAnsi="Consolas"/>
+          <w:color w:val="000000" w:themeColor="text1"/>
+          <w:sz w:val="16"/>
+          <w:szCs w:val="16"/>
+        </w:rPr>
+      </w:pPr>
+      <w:r>
+        <w:rPr>
+          <w:rFonts w:ascii="Consolas" w:hAnsi="Consolas"/>
+          <w:color w:val="000000" w:themeColor="text1"/>
+          <w:sz w:val="16"/>
+          <w:szCs w:val="16"/>
+        </w:rPr>
+        <w:t xml:space="preserve">  void </w:t>
+      </w:r>
+      <w:proofErr w:type="spellStart"/>
+      <w:proofErr w:type="gramStart"/>
+      <w:r>
+        <w:rPr>
+          <w:rFonts w:ascii="Consolas" w:hAnsi="Consolas"/>
+          <w:color w:val="000000" w:themeColor="text1"/>
+          <w:sz w:val="16"/>
+          <w:szCs w:val="16"/>
+        </w:rPr>
+        <w:t>canFly</w:t>
+      </w:r>
+      <w:proofErr w:type="spellEnd"/>
+      <w:r>
+        <w:rPr>
+          <w:rFonts w:ascii="Consolas" w:hAnsi="Consolas"/>
+          <w:color w:val="000000" w:themeColor="text1"/>
+          <w:sz w:val="16"/>
+          <w:szCs w:val="16"/>
+        </w:rPr>
+        <w:t>(</w:t>
+      </w:r>
+      <w:proofErr w:type="gramEnd"/>
+      <w:r>
+        <w:rPr>
+          <w:rFonts w:ascii="Consolas" w:hAnsi="Consolas"/>
+          <w:color w:val="000000" w:themeColor="text1"/>
+          <w:sz w:val="16"/>
+          <w:szCs w:val="16"/>
+        </w:rPr>
+        <w:t>);</w:t>
+      </w:r>
+    </w:p>
+    <w:p>
+      <w:pPr>
+        <w:spacing w:after="0"/>
+        <w:rPr>
+          <w:rFonts w:ascii="Consolas" w:hAnsi="Consolas"/>
+          <w:color w:val="000000" w:themeColor="text1"/>
+          <w:sz w:val="16"/>
+          <w:szCs w:val="16"/>
+        </w:rPr>
+      </w:pPr>
+      <w:r>
+        <w:rPr>
+          <w:rFonts w:ascii="Consolas" w:hAnsi="Consolas"/>
+          <w:color w:val="000000" w:themeColor="text1"/>
+          <w:sz w:val="16"/>
+          <w:szCs w:val="16"/>
+        </w:rPr>
+        <w:t xml:space="preserve">  default void </w:t>
+      </w:r>
+      <w:proofErr w:type="gramStart"/>
+      <w:r>
+        <w:rPr>
+          <w:rFonts w:ascii="Consolas" w:hAnsi="Consolas"/>
+          <w:color w:val="000000" w:themeColor="text1"/>
+          <w:sz w:val="16"/>
+          <w:szCs w:val="16"/>
+        </w:rPr>
+        <w:t>hello(</w:t>
+      </w:r>
+      <w:proofErr w:type="gramEnd"/>
+      <w:r>
+        <w:rPr>
+          <w:rFonts w:ascii="Consolas" w:hAnsi="Consolas"/>
+          <w:color w:val="000000" w:themeColor="text1"/>
+          <w:sz w:val="16"/>
+          <w:szCs w:val="16"/>
+        </w:rPr>
+        <w:t>);</w:t>
+      </w:r>
+    </w:p>
+    <w:p>
+      <w:pPr>
+        <w:spacing w:after="0"/>
+        <w:rPr>
+          <w:rFonts w:ascii="Consolas" w:hAnsi="Consolas"/>
+          <w:color w:val="000000" w:themeColor="text1"/>
+          <w:sz w:val="16"/>
+          <w:szCs w:val="16"/>
+        </w:rPr>
+      </w:pPr>
+      <w:r>
+        <w:rPr>
+          <w:rFonts w:ascii="Consolas" w:hAnsi="Consolas"/>
+          <w:color w:val="000000" w:themeColor="text1"/>
+          <w:sz w:val="16"/>
+          <w:szCs w:val="16"/>
+        </w:rPr>
+        <w:t xml:space="preserve">  static void </w:t>
+      </w:r>
+      <w:proofErr w:type="gramStart"/>
+      <w:r>
+        <w:rPr>
+          <w:rFonts w:ascii="Consolas" w:hAnsi="Consolas"/>
+          <w:color w:val="000000" w:themeColor="text1"/>
+          <w:sz w:val="16"/>
+          <w:szCs w:val="16"/>
+        </w:rPr>
+        <w:t>eat(</w:t>
+      </w:r>
+      <w:proofErr w:type="gramEnd"/>
+      <w:r>
+        <w:rPr>
+          <w:rFonts w:ascii="Consolas" w:hAnsi="Consolas"/>
+          <w:color w:val="000000" w:themeColor="text1"/>
+          <w:sz w:val="16"/>
+          <w:szCs w:val="16"/>
+        </w:rPr>
+        <w:t>);</w:t>
+      </w:r>
+    </w:p>
+    <w:p>
+      <w:pPr>
+        <w:spacing w:after="0"/>
+        <w:rPr>
+          <w:rFonts w:ascii="Consolas" w:hAnsi="Consolas"/>
+          <w:color w:val="000000" w:themeColor="text1"/>
+          <w:sz w:val="16"/>
+          <w:szCs w:val="16"/>
+        </w:rPr>
+      </w:pPr>
+      <w:r>
+        <w:rPr>
+          <w:rFonts w:ascii="Consolas" w:hAnsi="Consolas"/>
+          <w:color w:val="000000" w:themeColor="text1"/>
+          <w:sz w:val="16"/>
+          <w:szCs w:val="16"/>
+        </w:rPr>
+        <w:t xml:space="preserve">  String </w:t>
+      </w:r>
+      <w:proofErr w:type="spellStart"/>
+      <w:proofErr w:type="gramStart"/>
+      <w:r>
+        <w:rPr>
+          <w:rFonts w:ascii="Consolas" w:hAnsi="Consolas"/>
+          <w:color w:val="000000" w:themeColor="text1"/>
+          <w:sz w:val="16"/>
+          <w:szCs w:val="16"/>
+        </w:rPr>
+        <w:t>toString</w:t>
+      </w:r>
+      <w:proofErr w:type="spellEnd"/>
+      <w:r>
+        <w:rPr>
+          <w:rFonts w:ascii="Consolas" w:hAnsi="Consolas"/>
+          <w:color w:val="000000" w:themeColor="text1"/>
+          <w:sz w:val="16"/>
+          <w:szCs w:val="16"/>
+        </w:rPr>
+        <w:t>(</w:t>
+      </w:r>
+      <w:proofErr w:type="gramEnd"/>
+      <w:r>
+        <w:rPr>
+          <w:rFonts w:ascii="Consolas" w:hAnsi="Consolas"/>
+          <w:color w:val="000000" w:themeColor="text1"/>
+          <w:sz w:val="16"/>
+          <w:szCs w:val="16"/>
+        </w:rPr>
+        <w:t>);</w:t>
       </w:r>
       <w:r>
         <w:rPr>
@@ -1837,13 +2670,29 @@
           <w:bCs/>
           <w:color w:val="000000" w:themeColor="text1"/>
         </w:rPr>
-        <w:t>Lambda Expression (or arrow)</w:t>
-      </w:r>
-      <w:r>
-        <w:rPr>
-          <w:color w:val="000000" w:themeColor="text1"/>
-        </w:rPr>
-        <w:t xml:space="preserve"> : </w:t>
+        <w:t>Lambda Expression (or arrow</w:t>
+      </w:r>
+      <w:proofErr w:type="gramStart"/>
+      <w:r>
+        <w:rPr>
+          <w:b/>
+          <w:bCs/>
+          <w:color w:val="000000" w:themeColor="text1"/>
+        </w:rPr>
+        <w:t>)</w:t>
+      </w:r>
+      <w:r>
+        <w:rPr>
+          <w:color w:val="000000" w:themeColor="text1"/>
+        </w:rPr>
+        <w:t xml:space="preserve"> :</w:t>
+      </w:r>
+      <w:proofErr w:type="gramEnd"/>
+      <w:r>
+        <w:rPr>
+          <w:color w:val="000000" w:themeColor="text1"/>
+        </w:rPr>
+        <w:t xml:space="preserve"> </w:t>
       </w:r>
       <w:r>
         <w:rPr>
@@ -1893,33 +2742,74 @@
           <w:rFonts w:cstheme="minorHAnsi"/>
           <w:color w:val="000000" w:themeColor="text1"/>
         </w:rPr>
-        <w:t xml:space="preserve"> Although we can implement with normal class or anonymous class. But Lambda expression reduce the complexity and boiler plate code for implantation class where Functional Interface  has been called.</w:t>
-      </w:r>
-    </w:p>
-    <w:p>
-      <w:pPr>
-        <w:spacing w:after="0"/>
-        <w:rPr>
-          <w:rFonts w:cstheme="minorHAnsi"/>
-          <w:color w:val="000000" w:themeColor="text1"/>
-        </w:rPr>
-      </w:pPr>
-    </w:p>
-    <w:p>
-      <w:pPr>
-        <w:spacing w:after="0"/>
-        <w:rPr>
-          <w:rFonts w:cstheme="minorHAnsi"/>
-          <w:color w:val="000000" w:themeColor="text1"/>
-        </w:rPr>
-      </w:pPr>
-      <w:r>
-        <w:rPr>
-          <w:rFonts w:cstheme="minorHAnsi"/>
-          <w:color w:val="000000" w:themeColor="text1"/>
-        </w:rPr>
-        <w:t>Types of Functional Interface :</w:t>
-      </w:r>
+        <w:t xml:space="preserve"> Although we can implement with normal class or anonymous class. But Lambda expression </w:t>
+      </w:r>
+      <w:proofErr w:type="gramStart"/>
+      <w:r>
+        <w:rPr>
+          <w:rFonts w:cstheme="minorHAnsi"/>
+          <w:color w:val="000000" w:themeColor="text1"/>
+        </w:rPr>
+        <w:t>reduce</w:t>
+      </w:r>
+      <w:proofErr w:type="gramEnd"/>
+      <w:r>
+        <w:rPr>
+          <w:rFonts w:cstheme="minorHAnsi"/>
+          <w:color w:val="000000" w:themeColor="text1"/>
+        </w:rPr>
+        <w:t xml:space="preserve"> the complexity and boiler plate code for implantation class where Functional </w:t>
+      </w:r>
+      <w:proofErr w:type="gramStart"/>
+      <w:r>
+        <w:rPr>
+          <w:rFonts w:cstheme="minorHAnsi"/>
+          <w:color w:val="000000" w:themeColor="text1"/>
+        </w:rPr>
+        <w:t>Interface  has</w:t>
+      </w:r>
+      <w:proofErr w:type="gramEnd"/>
+      <w:r>
+        <w:rPr>
+          <w:rFonts w:cstheme="minorHAnsi"/>
+          <w:color w:val="000000" w:themeColor="text1"/>
+        </w:rPr>
+        <w:t xml:space="preserve"> been called.</w:t>
+      </w:r>
+    </w:p>
+    <w:p>
+      <w:pPr>
+        <w:spacing w:after="0"/>
+        <w:rPr>
+          <w:rFonts w:cstheme="minorHAnsi"/>
+          <w:color w:val="000000" w:themeColor="text1"/>
+        </w:rPr>
+      </w:pPr>
+    </w:p>
+    <w:p>
+      <w:pPr>
+        <w:spacing w:after="0"/>
+        <w:rPr>
+          <w:rFonts w:cstheme="minorHAnsi"/>
+          <w:color w:val="000000" w:themeColor="text1"/>
+        </w:rPr>
+      </w:pPr>
+      <w:r>
+        <w:rPr>
+          <w:rFonts w:cstheme="minorHAnsi"/>
+          <w:color w:val="000000" w:themeColor="text1"/>
+        </w:rPr>
+        <w:t xml:space="preserve">Types of Functional </w:t>
+      </w:r>
+      <w:proofErr w:type="gramStart"/>
+      <w:r>
+        <w:rPr>
+          <w:rFonts w:cstheme="minorHAnsi"/>
+          <w:color w:val="000000" w:themeColor="text1"/>
+        </w:rPr>
+        <w:t>Interface :</w:t>
+      </w:r>
+      <w:proofErr w:type="gramEnd"/>
       <w:r>
         <w:rPr>
           <w:rFonts w:cstheme="minorHAnsi"/>
@@ -1948,7 +2838,39 @@
           <w:rFonts w:cstheme="minorHAnsi"/>
           <w:color w:val="000000" w:themeColor="text1"/>
         </w:rPr>
-        <w:t>: represent function accepts 1 input parameter and produces no result.  Interface Supplier &lt;T&gt; { void accept(T t);}</w:t>
+        <w:t xml:space="preserve">: represent function accepts 1 input parameter and produces no result.  Interface Supplier &lt;T&gt; </w:t>
+      </w:r>
+      <w:proofErr w:type="gramStart"/>
+      <w:r>
+        <w:rPr>
+          <w:rFonts w:cstheme="minorHAnsi"/>
+          <w:color w:val="000000" w:themeColor="text1"/>
+        </w:rPr>
+        <w:t>{ void</w:t>
+      </w:r>
+      <w:proofErr w:type="gramEnd"/>
+      <w:r>
+        <w:rPr>
+          <w:rFonts w:cstheme="minorHAnsi"/>
+          <w:color w:val="000000" w:themeColor="text1"/>
+        </w:rPr>
+        <w:t xml:space="preserve"> </w:t>
+      </w:r>
+      <w:proofErr w:type="gramStart"/>
+      <w:r>
+        <w:rPr>
+          <w:rFonts w:cstheme="minorHAnsi"/>
+          <w:color w:val="000000" w:themeColor="text1"/>
+        </w:rPr>
+        <w:t>accept(</w:t>
+      </w:r>
+      <w:proofErr w:type="gramEnd"/>
+      <w:r>
+        <w:rPr>
+          <w:rFonts w:cstheme="minorHAnsi"/>
+          <w:color w:val="000000" w:themeColor="text1"/>
+        </w:rPr>
+        <w:t>T t);}</w:t>
       </w:r>
     </w:p>
     <w:p>
@@ -1971,17 +2893,50 @@
           <w:rFonts w:cstheme="minorHAnsi"/>
           <w:color w:val="000000" w:themeColor="text1"/>
         </w:rPr>
-        <w:t>: represent function accepts no input parameter and produces a result.  Interface Supplier &lt;T&gt; { T get();}</w:t>
-      </w:r>
-    </w:p>
-    <w:p>
-      <w:pPr>
-        <w:spacing w:after="0"/>
-        <w:rPr>
-          <w:rFonts w:cstheme="minorHAnsi"/>
-          <w:color w:val="000000" w:themeColor="text1"/>
-        </w:rPr>
-      </w:pPr>
+        <w:t xml:space="preserve">: represent function accepts no input parameter and produces a result.  Interface Supplier &lt;T&gt; </w:t>
+      </w:r>
+      <w:proofErr w:type="gramStart"/>
+      <w:r>
+        <w:rPr>
+          <w:rFonts w:cstheme="minorHAnsi"/>
+          <w:color w:val="000000" w:themeColor="text1"/>
+        </w:rPr>
+        <w:t>{ T</w:t>
+      </w:r>
+      <w:proofErr w:type="gramEnd"/>
+      <w:r>
+        <w:rPr>
+          <w:rFonts w:cstheme="minorHAnsi"/>
+          <w:color w:val="000000" w:themeColor="text1"/>
+        </w:rPr>
+        <w:t xml:space="preserve"> </w:t>
+      </w:r>
+      <w:proofErr w:type="gramStart"/>
+      <w:r>
+        <w:rPr>
+          <w:rFonts w:cstheme="minorHAnsi"/>
+          <w:color w:val="000000" w:themeColor="text1"/>
+        </w:rPr>
+        <w:t>get(</w:t>
+      </w:r>
+      <w:proofErr w:type="gramEnd"/>
+      <w:r>
+        <w:rPr>
+          <w:rFonts w:cstheme="minorHAnsi"/>
+          <w:color w:val="000000" w:themeColor="text1"/>
+        </w:rPr>
+        <w:t>);}</w:t>
+      </w:r>
+    </w:p>
+    <w:p>
+      <w:pPr>
+        <w:spacing w:after="0"/>
+        <w:rPr>
+          <w:rFonts w:cstheme="minorHAnsi"/>
+          <w:color w:val="000000" w:themeColor="text1"/>
+        </w:rPr>
+      </w:pPr>
+      <w:proofErr w:type="gramStart"/>
       <w:r>
         <w:rPr>
           <w:rFonts w:cstheme="minorHAnsi"/>
@@ -1994,24 +2949,81 @@
           <w:rFonts w:cstheme="minorHAnsi"/>
           <w:color w:val="000000" w:themeColor="text1"/>
         </w:rPr>
-        <w:t xml:space="preserve"> : represent function accepts only 1 argument and produces a result based on return type</w:t>
-      </w:r>
-      <w:r>
-        <w:rPr>
-          <w:rFonts w:cstheme="minorHAnsi"/>
-          <w:color w:val="000000" w:themeColor="text1"/>
-        </w:rPr>
-        <w:t>. Interface Function&lt;T,R&gt; { R appy(T);}</w:t>
-      </w:r>
-    </w:p>
-    <w:p>
-      <w:pPr>
-        <w:spacing w:after="0"/>
-        <w:rPr>
-          <w:rFonts w:cstheme="minorHAnsi"/>
-          <w:color w:val="000000" w:themeColor="text1"/>
-        </w:rPr>
-      </w:pPr>
+        <w:t xml:space="preserve"> :</w:t>
+      </w:r>
+      <w:proofErr w:type="gramEnd"/>
+      <w:r>
+        <w:rPr>
+          <w:rFonts w:cstheme="minorHAnsi"/>
+          <w:color w:val="000000" w:themeColor="text1"/>
+        </w:rPr>
+        <w:t xml:space="preserve"> represent function accepts only 1 argument and produces a result based on return type</w:t>
+      </w:r>
+      <w:r>
+        <w:rPr>
+          <w:rFonts w:cstheme="minorHAnsi"/>
+          <w:color w:val="000000" w:themeColor="text1"/>
+        </w:rPr>
+        <w:t>. Interface Function&lt;</w:t>
+      </w:r>
+      <w:proofErr w:type="gramStart"/>
+      <w:r>
+        <w:rPr>
+          <w:rFonts w:cstheme="minorHAnsi"/>
+          <w:color w:val="000000" w:themeColor="text1"/>
+        </w:rPr>
+        <w:t>T,R</w:t>
+      </w:r>
+      <w:proofErr w:type="gramEnd"/>
+      <w:r>
+        <w:rPr>
+          <w:rFonts w:cstheme="minorHAnsi"/>
+          <w:color w:val="000000" w:themeColor="text1"/>
+        </w:rPr>
+        <w:t xml:space="preserve">&gt; </w:t>
+      </w:r>
+      <w:proofErr w:type="gramStart"/>
+      <w:r>
+        <w:rPr>
+          <w:rFonts w:cstheme="minorHAnsi"/>
+          <w:color w:val="000000" w:themeColor="text1"/>
+        </w:rPr>
+        <w:t>{ R</w:t>
+      </w:r>
+      <w:proofErr w:type="gramEnd"/>
+      <w:r>
+        <w:rPr>
+          <w:rFonts w:cstheme="minorHAnsi"/>
+          <w:color w:val="000000" w:themeColor="text1"/>
+        </w:rPr>
+        <w:t xml:space="preserve"> </w:t>
+      </w:r>
+      <w:proofErr w:type="spellStart"/>
+      <w:r>
+        <w:rPr>
+          <w:rFonts w:cstheme="minorHAnsi"/>
+          <w:color w:val="000000" w:themeColor="text1"/>
+        </w:rPr>
+        <w:t>appy</w:t>
+      </w:r>
+      <w:proofErr w:type="spellEnd"/>
+      <w:r>
+        <w:rPr>
+          <w:rFonts w:cstheme="minorHAnsi"/>
+          <w:color w:val="000000" w:themeColor="text1"/>
+        </w:rPr>
+        <w:t>(T);}</w:t>
+      </w:r>
+    </w:p>
+    <w:p>
+      <w:pPr>
+        <w:spacing w:after="0"/>
+        <w:rPr>
+          <w:rFonts w:cstheme="minorHAnsi"/>
+          <w:color w:val="000000" w:themeColor="text1"/>
+        </w:rPr>
+      </w:pPr>
+      <w:proofErr w:type="gramStart"/>
       <w:r>
         <w:rPr>
           <w:rFonts w:cstheme="minorHAnsi"/>
@@ -2031,7 +3043,15 @@
           <w:rFonts w:cstheme="minorHAnsi"/>
           <w:color w:val="000000" w:themeColor="text1"/>
         </w:rPr>
-        <w:t xml:space="preserve">:represent function </w:t>
+        <w:t>:represent</w:t>
+      </w:r>
+      <w:proofErr w:type="gramEnd"/>
+      <w:r>
+        <w:rPr>
+          <w:rFonts w:cstheme="minorHAnsi"/>
+          <w:color w:val="000000" w:themeColor="text1"/>
+        </w:rPr>
+        <w:t xml:space="preserve"> function </w:t>
       </w:r>
       <w:r>
         <w:rPr>
@@ -2059,7 +3079,48 @@
           <w:rFonts w:cstheme="minorHAnsi"/>
           <w:color w:val="000000" w:themeColor="text1"/>
         </w:rPr>
-        <w:t>. Interface Function&lt;T&gt; { boolean appy(T);}</w:t>
+        <w:t xml:space="preserve">. Interface Function&lt;T&gt; </w:t>
+      </w:r>
+      <w:proofErr w:type="gramStart"/>
+      <w:r>
+        <w:rPr>
+          <w:rFonts w:cstheme="minorHAnsi"/>
+          <w:color w:val="000000" w:themeColor="text1"/>
+        </w:rPr>
+        <w:t xml:space="preserve">{ </w:t>
+      </w:r>
+      <w:proofErr w:type="spellStart"/>
+      <w:r>
+        <w:rPr>
+          <w:rFonts w:cstheme="minorHAnsi"/>
+          <w:color w:val="000000" w:themeColor="text1"/>
+        </w:rPr>
+        <w:t>boolean</w:t>
+      </w:r>
+      <w:proofErr w:type="spellEnd"/>
+      <w:proofErr w:type="gramEnd"/>
+      <w:r>
+        <w:rPr>
+          <w:rFonts w:cstheme="minorHAnsi"/>
+          <w:color w:val="000000" w:themeColor="text1"/>
+        </w:rPr>
+        <w:t xml:space="preserve"> </w:t>
+      </w:r>
+      <w:proofErr w:type="spellStart"/>
+      <w:r>
+        <w:rPr>
+          <w:rFonts w:cstheme="minorHAnsi"/>
+          <w:color w:val="000000" w:themeColor="text1"/>
+        </w:rPr>
+        <w:t>appy</w:t>
+      </w:r>
+      <w:proofErr w:type="spellEnd"/>
+      <w:r>
+        <w:rPr>
+          <w:rFonts w:cstheme="minorHAnsi"/>
+          <w:color w:val="000000" w:themeColor="text1"/>
+        </w:rPr>
+        <w:t>(T);}</w:t>
       </w:r>
     </w:p>
     <w:p>
@@ -2104,7 +3165,39 @@
           <w:rFonts w:cstheme="minorHAnsi"/>
           <w:color w:val="000000" w:themeColor="text1"/>
         </w:rPr>
-        <w:t>Reflection are used to examine the classes, methods, fields, interfaces, at run time. Also it can possibly change the behavior of class too.</w:t>
+        <w:t xml:space="preserve">Reflection </w:t>
+      </w:r>
+      <w:proofErr w:type="gramStart"/>
+      <w:r>
+        <w:rPr>
+          <w:rFonts w:cstheme="minorHAnsi"/>
+          <w:color w:val="000000" w:themeColor="text1"/>
+        </w:rPr>
+        <w:t>are</w:t>
+      </w:r>
+      <w:proofErr w:type="gramEnd"/>
+      <w:r>
+        <w:rPr>
+          <w:rFonts w:cstheme="minorHAnsi"/>
+          <w:color w:val="000000" w:themeColor="text1"/>
+        </w:rPr>
+        <w:t xml:space="preserve"> used to examine the classes, methods, fields, interfaces, at run time. </w:t>
+      </w:r>
+      <w:proofErr w:type="gramStart"/>
+      <w:r>
+        <w:rPr>
+          <w:rFonts w:cstheme="minorHAnsi"/>
+          <w:color w:val="000000" w:themeColor="text1"/>
+        </w:rPr>
+        <w:t>Also</w:t>
+      </w:r>
+      <w:proofErr w:type="gramEnd"/>
+      <w:r>
+        <w:rPr>
+          <w:rFonts w:cstheme="minorHAnsi"/>
+          <w:color w:val="000000" w:themeColor="text1"/>
+        </w:rPr>
+        <w:t xml:space="preserve"> it can possibly change the behavior of class too.</w:t>
       </w:r>
     </w:p>
     <w:p>
@@ -2129,8 +3222,9 @@
           <w:bCs/>
           <w:color w:val="000000" w:themeColor="text1"/>
         </w:rPr>
-        <w:t>class Class</w:t>
-      </w:r>
+        <w:t xml:space="preserve">class </w:t>
+      </w:r>
+      <w:proofErr w:type="spellStart"/>
       <w:r>
         <w:rPr>
           <w:rFonts w:cstheme="minorHAnsi"/>
@@ -2138,15 +3232,9 @@
           <w:bCs/>
           <w:color w:val="000000" w:themeColor="text1"/>
         </w:rPr>
-        <w:t xml:space="preserve"> </w:t>
-      </w:r>
-      <w:r>
-        <w:rPr>
-          <w:rFonts w:cstheme="minorHAnsi"/>
-          <w:color w:val="000000" w:themeColor="text1"/>
-        </w:rPr>
-        <w:t>for every class</w:t>
-      </w:r>
+        <w:t>Class</w:t>
+      </w:r>
+      <w:proofErr w:type="spellEnd"/>
       <w:r>
         <w:rPr>
           <w:rFonts w:cstheme="minorHAnsi"/>
@@ -2154,6 +3242,22 @@
           <w:bCs/>
           <w:color w:val="000000" w:themeColor="text1"/>
         </w:rPr>
+        <w:t xml:space="preserve"> </w:t>
+      </w:r>
+      <w:r>
+        <w:rPr>
+          <w:rFonts w:cstheme="minorHAnsi"/>
+          <w:color w:val="000000" w:themeColor="text1"/>
+        </w:rPr>
+        <w:t>for every class</w:t>
+      </w:r>
+      <w:r>
+        <w:rPr>
+          <w:rFonts w:cstheme="minorHAnsi"/>
+          <w:b/>
+          <w:bCs/>
+          <w:color w:val="000000" w:themeColor="text1"/>
+        </w:rPr>
         <w:t xml:space="preserve">, </w:t>
       </w:r>
       <w:r>
@@ -2161,7 +3265,23 @@
           <w:rFonts w:cstheme="minorHAnsi"/>
           <w:color w:val="000000" w:themeColor="text1"/>
         </w:rPr>
-        <w:t>during runtime for each and every classes we have in our program.</w:t>
+        <w:t xml:space="preserve">during runtime for each and every </w:t>
+      </w:r>
+      <w:proofErr w:type="gramStart"/>
+      <w:r>
+        <w:rPr>
+          <w:rFonts w:cstheme="minorHAnsi"/>
+          <w:color w:val="000000" w:themeColor="text1"/>
+        </w:rPr>
+        <w:t>classes</w:t>
+      </w:r>
+      <w:proofErr w:type="gramEnd"/>
+      <w:r>
+        <w:rPr>
+          <w:rFonts w:cstheme="minorHAnsi"/>
+          <w:color w:val="000000" w:themeColor="text1"/>
+        </w:rPr>
+        <w:t xml:space="preserve"> we have in our program.</w:t>
       </w:r>
     </w:p>
     <w:p>
@@ -2221,7 +3341,24 @@
           <w:rFonts w:cstheme="minorHAnsi"/>
           <w:color w:val="000000" w:themeColor="text1"/>
         </w:rPr>
-        <w:t xml:space="preserve">Using forNameMethod(), </w:t>
+        <w:t xml:space="preserve">Using </w:t>
+      </w:r>
+      <w:proofErr w:type="spellStart"/>
+      <w:proofErr w:type="gramStart"/>
+      <w:r>
+        <w:rPr>
+          <w:rFonts w:cstheme="minorHAnsi"/>
+          <w:color w:val="000000" w:themeColor="text1"/>
+        </w:rPr>
+        <w:t>forNameMethod</w:t>
+      </w:r>
+      <w:proofErr w:type="spellEnd"/>
+      <w:r>
+        <w:rPr>
+          <w:rFonts w:cstheme="minorHAnsi"/>
+          <w:color w:val="000000" w:themeColor="text1"/>
+        </w:rPr>
+        <w:t xml:space="preserve">(), </w:t>
       </w:r>
       <w:r>
         <w:rPr>
@@ -2235,8 +3372,32 @@
           <w:rFonts w:cstheme="minorHAnsi"/>
           <w:color w:val="000000" w:themeColor="text1"/>
         </w:rPr>
-        <w:t xml:space="preserve">2. </w:t>
-      </w:r>
+        <w:t>2</w:t>
+      </w:r>
+      <w:proofErr w:type="gramEnd"/>
+      <w:r>
+        <w:rPr>
+          <w:rFonts w:cstheme="minorHAnsi"/>
+          <w:color w:val="000000" w:themeColor="text1"/>
+        </w:rPr>
+        <w:t xml:space="preserve">. </w:t>
+      </w:r>
+      <w:r>
+        <w:rPr>
+          <w:rFonts w:cstheme="minorHAnsi"/>
+          <w:color w:val="000000" w:themeColor="text1"/>
+        </w:rPr>
+        <w:t xml:space="preserve"> Using .class   3. </w:t>
+      </w:r>
+      <w:proofErr w:type="spellStart"/>
+      <w:r>
+        <w:rPr>
+          <w:rFonts w:cstheme="minorHAnsi"/>
+          <w:color w:val="000000" w:themeColor="text1"/>
+        </w:rPr>
+        <w:t>Usign</w:t>
+      </w:r>
+      <w:proofErr w:type="spellEnd"/>
       <w:r>
         <w:rPr>
           <w:rFonts w:cstheme="minorHAnsi"/>
@@ -2244,19 +3405,30 @@
         </w:rPr>
         <w:t xml:space="preserve"> </w:t>
       </w:r>
-      <w:r>
-        <w:rPr>
-          <w:rFonts w:cstheme="minorHAnsi"/>
-          <w:color w:val="000000" w:themeColor="text1"/>
-        </w:rPr>
-        <w:t xml:space="preserve">Using </w:t>
-      </w:r>
-      <w:r>
-        <w:rPr>
-          <w:rFonts w:cstheme="minorHAnsi"/>
-          <w:color w:val="000000" w:themeColor="text1"/>
-        </w:rPr>
-        <w:t>.class   3. Usign getClass() method</w:t>
+      <w:proofErr w:type="spellStart"/>
+      <w:proofErr w:type="gramStart"/>
+      <w:r>
+        <w:rPr>
+          <w:rFonts w:cstheme="minorHAnsi"/>
+          <w:color w:val="000000" w:themeColor="text1"/>
+        </w:rPr>
+        <w:t>getClass</w:t>
+      </w:r>
+      <w:proofErr w:type="spellEnd"/>
+      <w:r>
+        <w:rPr>
+          <w:rFonts w:cstheme="minorHAnsi"/>
+          <w:color w:val="000000" w:themeColor="text1"/>
+        </w:rPr>
+        <w:t>(</w:t>
+      </w:r>
+      <w:proofErr w:type="gramEnd"/>
+      <w:r>
+        <w:rPr>
+          <w:rFonts w:cstheme="minorHAnsi"/>
+          <w:color w:val="000000" w:themeColor="text1"/>
+        </w:rPr>
+        <w:t>) method</w:t>
       </w:r>
       <w:r>
         <w:rPr>
@@ -2274,12 +3446,53 @@
           <w:color w:val="000000" w:themeColor="text1"/>
         </w:rPr>
       </w:pPr>
-      <w:r>
-        <w:rPr>
-          <w:rFonts w:cstheme="minorHAnsi"/>
-          <w:color w:val="000000" w:themeColor="text1"/>
-        </w:rPr>
-        <w:t>Note : Reflection breaks singleton. To fix that in singleton use null condition to prevent it. Also reflection happens at run time so it makes program slow, so don’t use it until its not required.</w:t>
+      <w:proofErr w:type="gramStart"/>
+      <w:r>
+        <w:rPr>
+          <w:rFonts w:cstheme="minorHAnsi"/>
+          <w:color w:val="000000" w:themeColor="text1"/>
+        </w:rPr>
+        <w:t>Note :</w:t>
+      </w:r>
+      <w:proofErr w:type="gramEnd"/>
+      <w:r>
+        <w:rPr>
+          <w:rFonts w:cstheme="minorHAnsi"/>
+          <w:color w:val="000000" w:themeColor="text1"/>
+        </w:rPr>
+        <w:t xml:space="preserve"> Reflection breaks singleton. To fix that in singleton use null condition to prevent it. </w:t>
+      </w:r>
+      <w:proofErr w:type="gramStart"/>
+      <w:r>
+        <w:rPr>
+          <w:rFonts w:cstheme="minorHAnsi"/>
+          <w:color w:val="000000" w:themeColor="text1"/>
+        </w:rPr>
+        <w:t>Also</w:t>
+      </w:r>
+      <w:proofErr w:type="gramEnd"/>
+      <w:r>
+        <w:rPr>
+          <w:rFonts w:cstheme="minorHAnsi"/>
+          <w:color w:val="000000" w:themeColor="text1"/>
+        </w:rPr>
+        <w:t xml:space="preserve"> reflection happens at run time so it makes program slow, so don’t use it until </w:t>
+      </w:r>
+      <w:proofErr w:type="spellStart"/>
+      <w:r>
+        <w:rPr>
+          <w:rFonts w:cstheme="minorHAnsi"/>
+          <w:color w:val="000000" w:themeColor="text1"/>
+        </w:rPr>
+        <w:t>its</w:t>
+      </w:r>
+      <w:proofErr w:type="spellEnd"/>
+      <w:r>
+        <w:rPr>
+          <w:rFonts w:cstheme="minorHAnsi"/>
+          <w:color w:val="000000" w:themeColor="text1"/>
+        </w:rPr>
+        <w:t xml:space="preserve"> not required.</w:t>
       </w:r>
     </w:p>
     <w:p>
@@ -2298,9 +3511,850 @@
           <w:rFonts w:cstheme="minorHAnsi"/>
           <w:b/>
           <w:bCs/>
-          <w:color w:val="000000" w:themeColor="text1"/>
-        </w:rPr>
-      </w:pPr>
+          <w:color w:val="0070C0"/>
+        </w:rPr>
+      </w:pPr>
+      <w:r>
+        <w:rPr>
+          <w:rFonts w:cstheme="minorHAnsi"/>
+          <w:b/>
+          <w:bCs/>
+          <w:color w:val="0070C0"/>
+        </w:rPr>
+        <w:t xml:space="preserve">Java </w:t>
+      </w:r>
+      <w:r>
+        <w:rPr>
+          <w:rFonts w:cstheme="minorHAnsi"/>
+          <w:b/>
+          <w:bCs/>
+          <w:color w:val="0070C0"/>
+        </w:rPr>
+        <w:t>Annotations</w:t>
+      </w:r>
+    </w:p>
+    <w:p>
+      <w:pPr>
+        <w:spacing w:after="0"/>
+        <w:rPr>
+          <w:rFonts w:cstheme="minorHAnsi"/>
+          <w:color w:val="000000" w:themeColor="text1"/>
+        </w:rPr>
+      </w:pPr>
+      <w:r>
+        <w:rPr>
+          <w:rFonts w:cstheme="minorHAnsi"/>
+          <w:b/>
+          <w:bCs/>
+          <w:color w:val="000000" w:themeColor="text1"/>
+        </w:rPr>
+        <w:t xml:space="preserve">Annotations @ </w:t>
+      </w:r>
+      <w:r>
+        <w:rPr>
+          <w:rFonts w:cstheme="minorHAnsi"/>
+          <w:color w:val="000000" w:themeColor="text1"/>
+        </w:rPr>
+        <w:t>are Meta Data to our code. It can be applied at anywhere like classes, methods, interface, fields, parameters etc.</w:t>
+      </w:r>
+    </w:p>
+    <w:p>
+      <w:pPr>
+        <w:spacing w:after="0"/>
+        <w:rPr>
+          <w:rFonts w:cstheme="minorHAnsi"/>
+          <w:color w:val="000000" w:themeColor="text1"/>
+        </w:rPr>
+      </w:pPr>
+      <w:r>
+        <w:rPr>
+          <w:rFonts w:cstheme="minorHAnsi"/>
+          <w:b/>
+          <w:bCs/>
+          <w:color w:val="000000" w:themeColor="text1"/>
+        </w:rPr>
+        <w:t xml:space="preserve">Types of </w:t>
+      </w:r>
+      <w:r>
+        <w:rPr>
+          <w:rFonts w:cstheme="minorHAnsi"/>
+          <w:b/>
+          <w:bCs/>
+          <w:color w:val="000000" w:themeColor="text1"/>
+        </w:rPr>
+        <w:t>Annotations</w:t>
+      </w:r>
+      <w:r>
+        <w:rPr>
+          <w:rFonts w:cstheme="minorHAnsi"/>
+          <w:b/>
+          <w:bCs/>
+          <w:color w:val="000000" w:themeColor="text1"/>
+        </w:rPr>
+        <w:t xml:space="preserve">: </w:t>
+      </w:r>
+      <w:r>
+        <w:rPr>
+          <w:rFonts w:cstheme="minorHAnsi"/>
+          <w:color w:val="000000" w:themeColor="text1"/>
+        </w:rPr>
+        <w:t>1) Pre-defined 2) Custom/ User defined</w:t>
+      </w:r>
+    </w:p>
+    <w:p>
+      <w:pPr>
+        <w:spacing w:after="0"/>
+        <w:rPr>
+          <w:rFonts w:cstheme="minorHAnsi"/>
+          <w:color w:val="000000" w:themeColor="text1"/>
+        </w:rPr>
+      </w:pPr>
+      <w:r>
+        <w:rPr>
+          <w:rFonts w:cstheme="minorHAnsi"/>
+          <w:color w:val="000000" w:themeColor="text1"/>
+        </w:rPr>
+        <w:t xml:space="preserve">Pre-defined annotation on java code:  </w:t>
+      </w:r>
+    </w:p>
+    <w:p>
+      <w:pPr>
+        <w:spacing w:after="0"/>
+        <w:rPr>
+          <w:rFonts w:cstheme="minorHAnsi"/>
+          <w:color w:val="000000" w:themeColor="text1"/>
+        </w:rPr>
+      </w:pPr>
+      <w:r>
+        <w:rPr>
+          <w:rFonts w:cstheme="minorHAnsi"/>
+          <w:color w:val="000000" w:themeColor="text1"/>
+        </w:rPr>
+        <w:t>@Depreciated</w:t>
+      </w:r>
+      <w:r>
+        <w:rPr>
+          <w:rFonts w:cstheme="minorHAnsi"/>
+          <w:color w:val="000000" w:themeColor="text1"/>
+        </w:rPr>
+        <w:t>: applied at method or class level</w:t>
+      </w:r>
+      <w:r>
+        <w:rPr>
+          <w:rFonts w:cstheme="minorHAnsi"/>
+          <w:color w:val="000000" w:themeColor="text1"/>
+        </w:rPr>
+        <w:t xml:space="preserve">, </w:t>
+      </w:r>
+    </w:p>
+    <w:p>
+      <w:pPr>
+        <w:spacing w:after="0"/>
+        <w:rPr>
+          <w:rFonts w:cstheme="minorHAnsi"/>
+          <w:color w:val="000000" w:themeColor="text1"/>
+        </w:rPr>
+      </w:pPr>
+      <w:r>
+        <w:rPr>
+          <w:rFonts w:cstheme="minorHAnsi"/>
+          <w:color w:val="000000" w:themeColor="text1"/>
+        </w:rPr>
+        <w:t>@</w:t>
+      </w:r>
+      <w:proofErr w:type="gramStart"/>
+      <w:r>
+        <w:rPr>
+          <w:rFonts w:cstheme="minorHAnsi"/>
+          <w:color w:val="000000" w:themeColor="text1"/>
+        </w:rPr>
+        <w:t>Override</w:t>
+      </w:r>
+      <w:r>
+        <w:rPr>
+          <w:rFonts w:cstheme="minorHAnsi"/>
+          <w:color w:val="000000" w:themeColor="text1"/>
+        </w:rPr>
+        <w:t xml:space="preserve"> :</w:t>
+      </w:r>
+      <w:proofErr w:type="gramEnd"/>
+      <w:r>
+        <w:rPr>
+          <w:rFonts w:cstheme="minorHAnsi"/>
+          <w:color w:val="000000" w:themeColor="text1"/>
+        </w:rPr>
+        <w:t xml:space="preserve"> applied on method level</w:t>
+      </w:r>
+      <w:r>
+        <w:rPr>
+          <w:rFonts w:cstheme="minorHAnsi"/>
+          <w:color w:val="000000" w:themeColor="text1"/>
+        </w:rPr>
+        <w:t xml:space="preserve">, </w:t>
+      </w:r>
+    </w:p>
+    <w:p>
+      <w:pPr>
+        <w:spacing w:after="0"/>
+        <w:rPr>
+          <w:rFonts w:cstheme="minorHAnsi"/>
+          <w:color w:val="000000" w:themeColor="text1"/>
+        </w:rPr>
+      </w:pPr>
+      <w:r>
+        <w:rPr>
+          <w:rFonts w:cstheme="minorHAnsi"/>
+          <w:color w:val="000000" w:themeColor="text1"/>
+        </w:rPr>
+        <w:t>@</w:t>
+      </w:r>
+      <w:proofErr w:type="gramStart"/>
+      <w:r>
+        <w:rPr>
+          <w:rFonts w:cstheme="minorHAnsi"/>
+          <w:color w:val="000000" w:themeColor="text1"/>
+        </w:rPr>
+        <w:t>FunctionalInterface</w:t>
+      </w:r>
+      <w:r>
+        <w:rPr>
+          <w:rFonts w:cstheme="minorHAnsi"/>
+          <w:color w:val="000000" w:themeColor="text1"/>
+        </w:rPr>
+        <w:t xml:space="preserve"> :</w:t>
+      </w:r>
+      <w:proofErr w:type="gramEnd"/>
+      <w:r>
+        <w:rPr>
+          <w:rFonts w:cstheme="minorHAnsi"/>
+          <w:color w:val="000000" w:themeColor="text1"/>
+        </w:rPr>
+        <w:t xml:space="preserve"> applied on interface</w:t>
+      </w:r>
+      <w:r>
+        <w:rPr>
+          <w:rFonts w:cstheme="minorHAnsi"/>
+          <w:color w:val="000000" w:themeColor="text1"/>
+        </w:rPr>
+        <w:t xml:space="preserve">, </w:t>
+      </w:r>
+    </w:p>
+    <w:p>
+      <w:pPr>
+        <w:spacing w:after="0"/>
+        <w:rPr>
+          <w:rFonts w:cstheme="minorHAnsi"/>
+          <w:color w:val="000000" w:themeColor="text1"/>
+        </w:rPr>
+      </w:pPr>
+      <w:r>
+        <w:rPr>
+          <w:rFonts w:cstheme="minorHAnsi"/>
+          <w:color w:val="000000" w:themeColor="text1"/>
+        </w:rPr>
+        <w:t>@SupressWarning</w:t>
+      </w:r>
+      <w:r>
+        <w:rPr>
+          <w:rFonts w:cstheme="minorHAnsi"/>
+          <w:color w:val="000000" w:themeColor="text1"/>
+        </w:rPr>
+        <w:t>: applied on</w:t>
+      </w:r>
+      <w:r>
+        <w:rPr>
+          <w:rFonts w:cstheme="minorHAnsi"/>
+          <w:color w:val="000000" w:themeColor="text1"/>
+        </w:rPr>
+        <w:t xml:space="preserve"> Field, Method, Parameter, Constructor, Local Variable, Type (Class or interface or </w:t>
+      </w:r>
+      <w:proofErr w:type="spellStart"/>
+      <w:r>
+        <w:rPr>
+          <w:rFonts w:cstheme="minorHAnsi"/>
+          <w:color w:val="000000" w:themeColor="text1"/>
+        </w:rPr>
+        <w:t>enum</w:t>
+      </w:r>
+      <w:proofErr w:type="spellEnd"/>
+      <w:r>
+        <w:rPr>
+          <w:rFonts w:cstheme="minorHAnsi"/>
+          <w:color w:val="000000" w:themeColor="text1"/>
+        </w:rPr>
+        <w:t>)</w:t>
+      </w:r>
+      <w:r>
+        <w:rPr>
+          <w:rFonts w:cstheme="minorHAnsi"/>
+          <w:color w:val="000000" w:themeColor="text1"/>
+        </w:rPr>
+        <w:t xml:space="preserve">, </w:t>
+      </w:r>
+    </w:p>
+    <w:p>
+      <w:pPr>
+        <w:spacing w:after="0"/>
+        <w:rPr>
+          <w:rFonts w:cstheme="minorHAnsi"/>
+          <w:color w:val="000000" w:themeColor="text1"/>
+        </w:rPr>
+      </w:pPr>
+      <w:r>
+        <w:rPr>
+          <w:rFonts w:cstheme="minorHAnsi"/>
+          <w:color w:val="000000" w:themeColor="text1"/>
+        </w:rPr>
+        <w:t>@SafeVarargs</w:t>
+      </w:r>
+      <w:r>
+        <w:rPr>
+          <w:rFonts w:cstheme="minorHAnsi"/>
+          <w:color w:val="000000" w:themeColor="text1"/>
+        </w:rPr>
+        <w:t>: applied on method (</w:t>
+      </w:r>
+      <w:proofErr w:type="spellStart"/>
+      <w:proofErr w:type="gramStart"/>
+      <w:r>
+        <w:rPr>
+          <w:rFonts w:cstheme="minorHAnsi"/>
+          <w:color w:val="000000" w:themeColor="text1"/>
+        </w:rPr>
+        <w:t>final,static</w:t>
+      </w:r>
+      <w:proofErr w:type="spellEnd"/>
+      <w:proofErr w:type="gramEnd"/>
+      <w:r>
+        <w:rPr>
+          <w:rFonts w:cstheme="minorHAnsi"/>
+          <w:color w:val="000000" w:themeColor="text1"/>
+        </w:rPr>
+        <w:t xml:space="preserve">, private) or construction which has </w:t>
+      </w:r>
+      <w:proofErr w:type="spellStart"/>
+      <w:r>
+        <w:rPr>
+          <w:rFonts w:cstheme="minorHAnsi"/>
+          <w:color w:val="000000" w:themeColor="text1"/>
+        </w:rPr>
+        <w:t>Variabe</w:t>
+      </w:r>
+      <w:proofErr w:type="spellEnd"/>
+      <w:r>
+        <w:rPr>
+          <w:rFonts w:cstheme="minorHAnsi"/>
+          <w:color w:val="000000" w:themeColor="text1"/>
+        </w:rPr>
+        <w:t xml:space="preserve"> argument as parameter.</w:t>
+      </w:r>
+      <w:r>
+        <w:rPr>
+          <w:rFonts w:cstheme="minorHAnsi"/>
+          <w:color w:val="000000" w:themeColor="text1"/>
+        </w:rPr>
+        <w:t xml:space="preserve"> (used to suppress heap pollution warning).</w:t>
+      </w:r>
+    </w:p>
+    <w:p>
+      <w:pPr>
+        <w:spacing w:after="0"/>
+        <w:rPr>
+          <w:rFonts w:cstheme="minorHAnsi"/>
+          <w:color w:val="000000" w:themeColor="text1"/>
+        </w:rPr>
+      </w:pPr>
+    </w:p>
+    <w:p>
+      <w:pPr>
+        <w:spacing w:after="0"/>
+        <w:rPr>
+          <w:rFonts w:cstheme="minorHAnsi"/>
+          <w:b/>
+          <w:bCs/>
+          <w:color w:val="000000" w:themeColor="text1"/>
+        </w:rPr>
+      </w:pPr>
+      <w:r>
+        <w:rPr>
+          <w:rFonts w:cstheme="minorHAnsi"/>
+          <w:b/>
+          <w:bCs/>
+          <w:color w:val="000000" w:themeColor="text1"/>
+        </w:rPr>
+        <w:t>A</w:t>
+      </w:r>
+      <w:r>
+        <w:rPr>
+          <w:rFonts w:cstheme="minorHAnsi"/>
+          <w:b/>
+          <w:bCs/>
+          <w:color w:val="000000" w:themeColor="text1"/>
+        </w:rPr>
+        <w:t>nnotations used over Another Annotations (META-ANNOTATIONS):</w:t>
+      </w:r>
+    </w:p>
+    <w:p>
+      <w:pPr>
+        <w:spacing w:after="0"/>
+        <w:rPr>
+          <w:rFonts w:cstheme="minorHAnsi"/>
+          <w:color w:val="000000" w:themeColor="text1"/>
+        </w:rPr>
+      </w:pPr>
+      <w:r>
+        <w:rPr>
+          <w:rFonts w:cstheme="minorHAnsi"/>
+          <w:b/>
+          <w:bCs/>
+          <w:color w:val="000000" w:themeColor="text1"/>
+        </w:rPr>
+        <w:t>@</w:t>
+      </w:r>
+      <w:r>
+        <w:t xml:space="preserve"> </w:t>
+      </w:r>
+      <w:r>
+        <w:rPr>
+          <w:rFonts w:cstheme="minorHAnsi"/>
+          <w:b/>
+          <w:bCs/>
+          <w:color w:val="000000" w:themeColor="text1"/>
+        </w:rPr>
+        <w:t xml:space="preserve">Target: - </w:t>
+      </w:r>
+      <w:r>
+        <w:rPr>
+          <w:rFonts w:cstheme="minorHAnsi"/>
+          <w:color w:val="000000" w:themeColor="text1"/>
+        </w:rPr>
+        <w:t xml:space="preserve">This meta-annotation Will restrict, where to use the annotation. Either at method or Constructor or fields </w:t>
+      </w:r>
+      <w:proofErr w:type="gramStart"/>
+      <w:r>
+        <w:rPr>
+          <w:rFonts w:cstheme="minorHAnsi"/>
+          <w:color w:val="000000" w:themeColor="text1"/>
+        </w:rPr>
+        <w:t>etc..</w:t>
+      </w:r>
+      <w:proofErr w:type="gramEnd"/>
+    </w:p>
+    <w:p>
+      <w:pPr>
+        <w:spacing w:after="0"/>
+        <w:rPr>
+          <w:rFonts w:ascii="Consolas" w:hAnsi="Consolas" w:cstheme="minorHAnsi"/>
+          <w:color w:val="000000" w:themeColor="text1"/>
+          <w:sz w:val="16"/>
+          <w:szCs w:val="16"/>
+        </w:rPr>
+      </w:pPr>
+      <w:r>
+        <w:rPr>
+          <w:rFonts w:ascii="Consolas" w:hAnsi="Consolas" w:cstheme="minorHAnsi"/>
+          <w:color w:val="000000" w:themeColor="text1"/>
+          <w:sz w:val="16"/>
+          <w:szCs w:val="16"/>
+        </w:rPr>
+        <w:t>@</w:t>
+      </w:r>
+      <w:proofErr w:type="gramStart"/>
+      <w:r>
+        <w:rPr>
+          <w:rFonts w:ascii="Consolas" w:hAnsi="Consolas" w:cstheme="minorHAnsi"/>
+          <w:color w:val="000000" w:themeColor="text1"/>
+          <w:sz w:val="16"/>
+          <w:szCs w:val="16"/>
+        </w:rPr>
+        <w:t>Target(</w:t>
+      </w:r>
+      <w:proofErr w:type="gramEnd"/>
+      <w:r>
+        <w:rPr>
+          <w:rFonts w:ascii="Consolas" w:hAnsi="Consolas" w:cstheme="minorHAnsi"/>
+          <w:color w:val="000000" w:themeColor="text1"/>
+          <w:sz w:val="16"/>
+          <w:szCs w:val="16"/>
+        </w:rPr>
+        <w:t>ElementType.</w:t>
+      </w:r>
+      <w:r>
+        <w:rPr>
+          <w:rFonts w:ascii="Consolas" w:hAnsi="Consolas" w:cstheme="minorHAnsi"/>
+          <w:color w:val="000000" w:themeColor="text1"/>
+          <w:sz w:val="16"/>
+          <w:szCs w:val="16"/>
+        </w:rPr>
+        <w:t>METHOD</w:t>
+      </w:r>
+      <w:r>
+        <w:rPr>
+          <w:rFonts w:ascii="Consolas" w:hAnsi="Consolas" w:cstheme="minorHAnsi"/>
+          <w:color w:val="000000" w:themeColor="text1"/>
+          <w:sz w:val="16"/>
+          <w:szCs w:val="16"/>
+        </w:rPr>
+        <w:t>)</w:t>
+      </w:r>
+    </w:p>
+    <w:p>
+      <w:pPr>
+        <w:spacing w:after="0"/>
+        <w:rPr>
+          <w:rFonts w:ascii="Consolas" w:hAnsi="Consolas" w:cstheme="minorHAnsi"/>
+          <w:color w:val="000000" w:themeColor="text1"/>
+          <w:sz w:val="16"/>
+          <w:szCs w:val="16"/>
+        </w:rPr>
+      </w:pPr>
+      <w:r>
+        <w:rPr>
+          <w:rFonts w:ascii="Consolas" w:hAnsi="Consolas" w:cstheme="minorHAnsi"/>
+          <w:color w:val="000000" w:themeColor="text1"/>
+          <w:sz w:val="16"/>
+          <w:szCs w:val="16"/>
+        </w:rPr>
+        <w:t>Public @interface Override</w:t>
+      </w:r>
+      <w:r>
+        <w:rPr>
+          <w:rFonts w:ascii="Consolas" w:hAnsi="Consolas" w:cstheme="minorHAnsi"/>
+          <w:color w:val="000000" w:themeColor="text1"/>
+          <w:sz w:val="16"/>
+          <w:szCs w:val="16"/>
+        </w:rPr>
+        <w:t xml:space="preserve"> </w:t>
+      </w:r>
+      <w:r>
+        <w:rPr>
+          <w:rFonts w:ascii="Consolas" w:hAnsi="Consolas" w:cstheme="minorHAnsi"/>
+          <w:color w:val="000000" w:themeColor="text1"/>
+          <w:sz w:val="16"/>
+          <w:szCs w:val="16"/>
+        </w:rPr>
+        <w:t>{}</w:t>
+      </w:r>
+    </w:p>
+    <w:p>
+      <w:pPr>
+        <w:spacing w:after="0"/>
+        <w:rPr>
+          <w:rFonts w:ascii="Consolas" w:hAnsi="Consolas" w:cstheme="minorHAnsi"/>
+          <w:color w:val="000000" w:themeColor="text1"/>
+          <w:sz w:val="16"/>
+          <w:szCs w:val="16"/>
+        </w:rPr>
+      </w:pPr>
+    </w:p>
+    <w:p>
+      <w:pPr>
+        <w:spacing w:after="0"/>
+        <w:rPr>
+          <w:rFonts w:ascii="Consolas" w:hAnsi="Consolas" w:cstheme="minorHAnsi"/>
+          <w:color w:val="000000" w:themeColor="text1"/>
+          <w:sz w:val="16"/>
+          <w:szCs w:val="16"/>
+        </w:rPr>
+      </w:pPr>
+      <w:r>
+        <w:rPr>
+          <w:rFonts w:ascii="Consolas" w:hAnsi="Consolas" w:cstheme="minorHAnsi"/>
+          <w:color w:val="000000" w:themeColor="text1"/>
+          <w:sz w:val="16"/>
+          <w:szCs w:val="16"/>
+        </w:rPr>
+        <w:t>@</w:t>
+      </w:r>
+      <w:proofErr w:type="gramStart"/>
+      <w:r>
+        <w:rPr>
+          <w:rFonts w:ascii="Consolas" w:hAnsi="Consolas" w:cstheme="minorHAnsi"/>
+          <w:color w:val="000000" w:themeColor="text1"/>
+          <w:sz w:val="16"/>
+          <w:szCs w:val="16"/>
+        </w:rPr>
+        <w:t>Target(</w:t>
+      </w:r>
+      <w:proofErr w:type="gramEnd"/>
+      <w:r>
+        <w:rPr>
+          <w:rFonts w:ascii="Consolas" w:hAnsi="Consolas" w:cstheme="minorHAnsi"/>
+          <w:color w:val="000000" w:themeColor="text1"/>
+          <w:sz w:val="16"/>
+          <w:szCs w:val="16"/>
+        </w:rPr>
+        <w:t>ElementType.</w:t>
+      </w:r>
+      <w:r>
+        <w:rPr>
+          <w:rFonts w:ascii="Consolas" w:hAnsi="Consolas" w:cstheme="minorHAnsi"/>
+          <w:color w:val="000000" w:themeColor="text1"/>
+          <w:sz w:val="16"/>
+          <w:szCs w:val="16"/>
+        </w:rPr>
+        <w:t>CONSTRUCTOR,</w:t>
+      </w:r>
+      <w:r>
+        <w:rPr>
+          <w:rFonts w:ascii="Consolas" w:hAnsi="Consolas" w:cstheme="minorHAnsi"/>
+          <w:color w:val="000000" w:themeColor="text1"/>
+          <w:sz w:val="16"/>
+          <w:szCs w:val="16"/>
+        </w:rPr>
+        <w:t xml:space="preserve"> </w:t>
+      </w:r>
+      <w:proofErr w:type="spellStart"/>
+      <w:r>
+        <w:rPr>
+          <w:rFonts w:ascii="Consolas" w:hAnsi="Consolas" w:cstheme="minorHAnsi"/>
+          <w:color w:val="000000" w:themeColor="text1"/>
+          <w:sz w:val="16"/>
+          <w:szCs w:val="16"/>
+        </w:rPr>
+        <w:t>ElementType.</w:t>
+      </w:r>
+      <w:r>
+        <w:rPr>
+          <w:rFonts w:ascii="Consolas" w:hAnsi="Consolas" w:cstheme="minorHAnsi"/>
+          <w:color w:val="000000" w:themeColor="text1"/>
+          <w:sz w:val="16"/>
+          <w:szCs w:val="16"/>
+        </w:rPr>
+        <w:t>METHOD</w:t>
+      </w:r>
+      <w:proofErr w:type="spellEnd"/>
+      <w:r>
+        <w:rPr>
+          <w:rFonts w:ascii="Consolas" w:hAnsi="Consolas" w:cstheme="minorHAnsi"/>
+          <w:color w:val="000000" w:themeColor="text1"/>
+          <w:sz w:val="16"/>
+          <w:szCs w:val="16"/>
+        </w:rPr>
+        <w:t>)</w:t>
+      </w:r>
+    </w:p>
+    <w:p>
+      <w:pPr>
+        <w:spacing w:after="0"/>
+        <w:rPr>
+          <w:rFonts w:ascii="Consolas" w:hAnsi="Consolas" w:cstheme="minorHAnsi"/>
+          <w:color w:val="000000" w:themeColor="text1"/>
+          <w:sz w:val="16"/>
+          <w:szCs w:val="16"/>
+        </w:rPr>
+      </w:pPr>
+      <w:r>
+        <w:rPr>
+          <w:rFonts w:ascii="Consolas" w:hAnsi="Consolas" w:cstheme="minorHAnsi"/>
+          <w:color w:val="000000" w:themeColor="text1"/>
+          <w:sz w:val="16"/>
+          <w:szCs w:val="16"/>
+        </w:rPr>
+        <w:t xml:space="preserve">Public @interface </w:t>
+      </w:r>
+      <w:proofErr w:type="spellStart"/>
+      <w:r>
+        <w:rPr>
+          <w:rFonts w:ascii="Consolas" w:hAnsi="Consolas" w:cstheme="minorHAnsi"/>
+          <w:color w:val="000000" w:themeColor="text1"/>
+          <w:sz w:val="16"/>
+          <w:szCs w:val="16"/>
+        </w:rPr>
+        <w:t>SafeVarargs</w:t>
+      </w:r>
+      <w:proofErr w:type="spellEnd"/>
+      <w:r>
+        <w:rPr>
+          <w:rFonts w:ascii="Consolas" w:hAnsi="Consolas" w:cstheme="minorHAnsi"/>
+          <w:color w:val="000000" w:themeColor="text1"/>
+          <w:sz w:val="16"/>
+          <w:szCs w:val="16"/>
+        </w:rPr>
+        <w:t xml:space="preserve"> </w:t>
+      </w:r>
+      <w:r>
+        <w:rPr>
+          <w:rFonts w:ascii="Consolas" w:hAnsi="Consolas" w:cstheme="minorHAnsi"/>
+          <w:color w:val="000000" w:themeColor="text1"/>
+          <w:sz w:val="16"/>
+          <w:szCs w:val="16"/>
+        </w:rPr>
+        <w:t>{}</w:t>
+      </w:r>
+    </w:p>
+    <w:p>
+      <w:pPr>
+        <w:spacing w:after="0"/>
+        <w:rPr>
+          <w:rFonts w:ascii="Consolas" w:hAnsi="Consolas" w:cstheme="minorHAnsi"/>
+          <w:color w:val="000000" w:themeColor="text1"/>
+          <w:sz w:val="16"/>
+          <w:szCs w:val="16"/>
+        </w:rPr>
+      </w:pPr>
+    </w:p>
+    <w:p>
+      <w:pPr>
+        <w:spacing w:after="0"/>
+        <w:rPr>
+          <w:rFonts w:ascii="Consolas" w:hAnsi="Consolas" w:cstheme="minorHAnsi"/>
+          <w:b/>
+          <w:bCs/>
+          <w:color w:val="000000" w:themeColor="text1"/>
+          <w:sz w:val="16"/>
+          <w:szCs w:val="16"/>
+        </w:rPr>
+      </w:pPr>
+      <w:r>
+        <w:rPr>
+          <w:rFonts w:ascii="Consolas" w:hAnsi="Consolas" w:cstheme="minorHAnsi"/>
+          <w:b/>
+          <w:bCs/>
+          <w:color w:val="000000" w:themeColor="text1"/>
+          <w:sz w:val="16"/>
+          <w:szCs w:val="16"/>
+        </w:rPr>
+        <w:t>Element Type</w:t>
+      </w:r>
+      <w:r>
+        <w:rPr>
+          <w:rFonts w:ascii="Consolas" w:hAnsi="Consolas" w:cstheme="minorHAnsi"/>
+          <w:b/>
+          <w:bCs/>
+          <w:color w:val="000000" w:themeColor="text1"/>
+          <w:sz w:val="16"/>
+          <w:szCs w:val="16"/>
+        </w:rPr>
+        <w:t>:</w:t>
+      </w:r>
+    </w:p>
+    <w:p>
+      <w:pPr>
+        <w:spacing w:after="0"/>
+        <w:rPr>
+          <w:rFonts w:ascii="Consolas" w:hAnsi="Consolas" w:cstheme="minorHAnsi"/>
+          <w:color w:val="000000" w:themeColor="text1"/>
+          <w:sz w:val="16"/>
+          <w:szCs w:val="16"/>
+        </w:rPr>
+      </w:pPr>
+      <w:r>
+        <w:rPr>
+          <w:rFonts w:ascii="Consolas" w:hAnsi="Consolas" w:cstheme="minorHAnsi"/>
+          <w:color w:val="000000" w:themeColor="text1"/>
+          <w:sz w:val="16"/>
+          <w:szCs w:val="16"/>
+        </w:rPr>
+        <w:t xml:space="preserve"> FIELD, METHOD, PARAMETER, CONSTRUCTOR, LOCAL_VARIABLE, ANNOTATION_TYPE, PACKAGE, </w:t>
+      </w:r>
+    </w:p>
+    <w:p>
+      <w:pPr>
+        <w:spacing w:after="0"/>
+        <w:rPr>
+          <w:rFonts w:ascii="Consolas" w:hAnsi="Consolas" w:cstheme="minorHAnsi"/>
+          <w:color w:val="000000" w:themeColor="text1"/>
+          <w:sz w:val="16"/>
+          <w:szCs w:val="16"/>
+        </w:rPr>
+      </w:pPr>
+      <w:r>
+        <w:rPr>
+          <w:rFonts w:ascii="Consolas" w:hAnsi="Consolas" w:cstheme="minorHAnsi"/>
+          <w:color w:val="000000" w:themeColor="text1"/>
+          <w:sz w:val="16"/>
+          <w:szCs w:val="16"/>
+        </w:rPr>
+        <w:t xml:space="preserve"> TYPE _ PARAMETER </w:t>
+      </w:r>
+      <w:proofErr w:type="gramStart"/>
+      <w:r>
+        <w:rPr>
+          <w:rFonts w:ascii="Consolas" w:hAnsi="Consolas" w:cstheme="minorHAnsi"/>
+          <w:color w:val="000000" w:themeColor="text1"/>
+          <w:sz w:val="16"/>
+          <w:szCs w:val="16"/>
+        </w:rPr>
+        <w:t>( allow</w:t>
+      </w:r>
+      <w:proofErr w:type="gramEnd"/>
+      <w:r>
+        <w:rPr>
+          <w:rFonts w:ascii="Consolas" w:hAnsi="Consolas" w:cstheme="minorHAnsi"/>
+          <w:color w:val="000000" w:themeColor="text1"/>
+          <w:sz w:val="16"/>
+          <w:szCs w:val="16"/>
+        </w:rPr>
+        <w:t xml:space="preserve"> you to apply on generic types</w:t>
+      </w:r>
+      <w:r>
+        <w:rPr>
+          <w:rFonts w:ascii="Consolas" w:hAnsi="Consolas" w:cstheme="minorHAnsi"/>
+          <w:color w:val="000000" w:themeColor="text1"/>
+          <w:sz w:val="16"/>
+          <w:szCs w:val="16"/>
+        </w:rPr>
+        <w:t xml:space="preserve"> &lt;T</w:t>
+      </w:r>
+      <w:proofErr w:type="gramStart"/>
+      <w:r>
+        <w:rPr>
+          <w:rFonts w:ascii="Consolas" w:hAnsi="Consolas" w:cstheme="minorHAnsi"/>
+          <w:color w:val="000000" w:themeColor="text1"/>
+          <w:sz w:val="16"/>
+          <w:szCs w:val="16"/>
+        </w:rPr>
+        <w:t>&gt;</w:t>
+      </w:r>
+      <w:r>
+        <w:rPr>
+          <w:rFonts w:ascii="Consolas" w:hAnsi="Consolas" w:cstheme="minorHAnsi"/>
+          <w:color w:val="000000" w:themeColor="text1"/>
+          <w:sz w:val="16"/>
+          <w:szCs w:val="16"/>
+        </w:rPr>
+        <w:t xml:space="preserve"> )</w:t>
+      </w:r>
+      <w:proofErr w:type="gramEnd"/>
+      <w:r>
+        <w:rPr>
+          <w:rFonts w:ascii="Consolas" w:hAnsi="Consolas" w:cstheme="minorHAnsi"/>
+          <w:color w:val="000000" w:themeColor="text1"/>
+          <w:sz w:val="16"/>
+          <w:szCs w:val="16"/>
+        </w:rPr>
+        <w:t>,</w:t>
+      </w:r>
+    </w:p>
+    <w:p>
+      <w:pPr>
+        <w:spacing w:after="0"/>
+        <w:rPr>
+          <w:rFonts w:ascii="Consolas" w:hAnsi="Consolas" w:cstheme="minorHAnsi"/>
+          <w:color w:val="000000" w:themeColor="text1"/>
+          <w:sz w:val="16"/>
+          <w:szCs w:val="16"/>
+        </w:rPr>
+      </w:pPr>
+      <w:r>
+        <w:rPr>
+          <w:rFonts w:ascii="Consolas" w:hAnsi="Consolas" w:cstheme="minorHAnsi"/>
+          <w:color w:val="000000" w:themeColor="text1"/>
+          <w:sz w:val="16"/>
+          <w:szCs w:val="16"/>
+        </w:rPr>
+        <w:t xml:space="preserve"> </w:t>
+      </w:r>
+      <w:r>
+        <w:rPr>
+          <w:rFonts w:ascii="Consolas" w:hAnsi="Consolas" w:cstheme="minorHAnsi"/>
+          <w:color w:val="000000" w:themeColor="text1"/>
+          <w:sz w:val="16"/>
+          <w:szCs w:val="16"/>
+        </w:rPr>
+        <w:t>TYPE _ USE (Java 8 feature, allow you to use annotation at all places where Type you can declare (like List&lt; @annotation String&gt;</w:t>
+      </w:r>
     </w:p>
     <w:sectPr>
       <w:pgSz w:w="16838" w:h="23811" w:code="8"/>
@@ -7449,7 +9503,7 @@
   <w:style w:type="paragraph" w:default="1" w:styleId="Normal">
     <w:name w:val="Normal"/>
     <w:qFormat/>
-    <w:rsid w:val="00325D9A"/>
+    <w:rsid w:val="00346610"/>
   </w:style>
   <w:style w:type="paragraph" w:styleId="Heading1">
     <w:name w:val="heading 1"/>

--- a/Java/Java_notes.docx
+++ b/Java/Java_notes.docx
@@ -17,95 +17,71 @@
           <w:bCs/>
           <w:color w:val="0070C0"/>
         </w:rPr>
-        <w:t xml:space="preserve">Java Memory Management AND Garbage </w:t>
-      </w:r>
-      <w:proofErr w:type="gramStart"/>
+        <w:t>Java Memory Management AND Garbage collector</w:t>
+      </w:r>
+      <w:r>
+        <w:rPr>
+          <w:color w:val="0070C0"/>
+        </w:rPr>
+        <w:t xml:space="preserve"> :  </w:t>
+      </w:r>
+      <w:r>
+        <w:rPr>
+          <w:color w:val="000000" w:themeColor="text1"/>
+        </w:rPr>
+        <w:t xml:space="preserve">Stack, Heap (Young generation, Old generation), Non Heap (also called as Meta space), References (Strong, Weak, Soft), Eden &amp; Survivor object, Heap Algos ( Mark and sweep or CMS), </w:t>
+      </w:r>
+      <w:r>
+        <w:rPr>
+          <w:color w:val="000000" w:themeColor="text1"/>
+        </w:rPr>
+        <w:t xml:space="preserve">Version </w:t>
+      </w:r>
+      <w:r>
+        <w:rPr>
+          <w:color w:val="000000" w:themeColor="text1"/>
+        </w:rPr>
+        <w:t>of GC</w:t>
+      </w:r>
+      <w:r>
+        <w:rPr>
+          <w:color w:val="000000" w:themeColor="text1"/>
+        </w:rPr>
+        <w:t>’s (Serial, Parallel, CMS</w:t>
+      </w:r>
+      <w:r>
+        <w:rPr>
+          <w:b/>
+          <w:bCs/>
+          <w:color w:val="000000" w:themeColor="text1"/>
+        </w:rPr>
+        <w:t>)</w:t>
+      </w:r>
+    </w:p>
+    <w:p>
+      <w:pPr>
+        <w:spacing w:after="0"/>
+        <w:rPr>
+          <w:b/>
+          <w:bCs/>
+          <w:color w:val="000000" w:themeColor="text1"/>
+        </w:rPr>
+      </w:pPr>
+    </w:p>
+    <w:p>
+      <w:pPr>
+        <w:spacing w:after="0"/>
+        <w:rPr>
+          <w:color w:val="000000" w:themeColor="text1"/>
+        </w:rPr>
+      </w:pPr>
       <w:r>
         <w:rPr>
           <w:b/>
           <w:bCs/>
           <w:color w:val="0070C0"/>
         </w:rPr>
-        <w:t>collector</w:t>
-      </w:r>
-      <w:r>
-        <w:rPr>
-          <w:color w:val="0070C0"/>
-        </w:rPr>
-        <w:t xml:space="preserve"> :</w:t>
-      </w:r>
-      <w:proofErr w:type="gramEnd"/>
-      <w:r>
-        <w:rPr>
-          <w:color w:val="0070C0"/>
-        </w:rPr>
-        <w:t xml:space="preserve">  </w:t>
-      </w:r>
-      <w:r>
-        <w:rPr>
-          <w:color w:val="000000" w:themeColor="text1"/>
-        </w:rPr>
-        <w:t xml:space="preserve">Stack, Heap (Young generation, </w:t>
-      </w:r>
-      <w:proofErr w:type="gramStart"/>
-      <w:r>
-        <w:rPr>
-          <w:color w:val="000000" w:themeColor="text1"/>
-        </w:rPr>
-        <w:t>Old</w:t>
-      </w:r>
-      <w:proofErr w:type="gramEnd"/>
-      <w:r>
-        <w:rPr>
-          <w:color w:val="000000" w:themeColor="text1"/>
-        </w:rPr>
-        <w:t xml:space="preserve"> generation), </w:t>
-      </w:r>
-      <w:proofErr w:type="gramStart"/>
-      <w:r>
-        <w:rPr>
-          <w:color w:val="000000" w:themeColor="text1"/>
-        </w:rPr>
-        <w:t>Non Heap</w:t>
-      </w:r>
-      <w:proofErr w:type="gramEnd"/>
-      <w:r>
-        <w:rPr>
-          <w:color w:val="000000" w:themeColor="text1"/>
-        </w:rPr>
-        <w:t xml:space="preserve"> (also called as Meta space), References (Strong, Weak, Soft), Eden &amp; Survivor object, Heap Algos </w:t>
-      </w:r>
-      <w:proofErr w:type="gramStart"/>
-      <w:r>
-        <w:rPr>
-          <w:color w:val="000000" w:themeColor="text1"/>
-        </w:rPr>
-        <w:t>( Mark</w:t>
-      </w:r>
-      <w:proofErr w:type="gramEnd"/>
-      <w:r>
-        <w:rPr>
-          <w:color w:val="000000" w:themeColor="text1"/>
-        </w:rPr>
-        <w:t xml:space="preserve"> and sweep or CMS), </w:t>
-      </w:r>
-      <w:r>
-        <w:rPr>
-          <w:color w:val="000000" w:themeColor="text1"/>
-        </w:rPr>
-        <w:t xml:space="preserve">Version </w:t>
-      </w:r>
-      <w:r>
-        <w:rPr>
-          <w:color w:val="000000" w:themeColor="text1"/>
-        </w:rPr>
-        <w:t>of GC</w:t>
-      </w:r>
-      <w:r>
-        <w:rPr>
-          <w:color w:val="000000" w:themeColor="text1"/>
-        </w:rPr>
-        <w:t>’s (Serial, Parallel, CMS</w:t>
+        <w:t xml:space="preserve">Generics </w:t>
       </w:r>
       <w:r>
         <w:rPr>
@@ -113,24 +89,175 @@
           <w:bCs/>
           <w:color w:val="000000" w:themeColor="text1"/>
         </w:rPr>
-        <w:t>)</w:t>
-      </w:r>
-    </w:p>
-    <w:p>
-      <w:pPr>
-        <w:spacing w:after="0"/>
-        <w:rPr>
-          <w:color w:val="000000" w:themeColor="text1"/>
-        </w:rPr>
-      </w:pPr>
-      <w:proofErr w:type="gramStart"/>
+        <w:t xml:space="preserve">: </w:t>
+      </w:r>
       <w:r>
         <w:rPr>
           <w:b/>
           <w:bCs/>
           <w:color w:val="000000" w:themeColor="text1"/>
         </w:rPr>
-        <w:t>Generics</w:t>
+        <w:t xml:space="preserve"> </w:t>
+      </w:r>
+      <w:r>
+        <w:rPr>
+          <w:color w:val="000000" w:themeColor="text1"/>
+        </w:rPr>
+        <w:t>Generics can be used with classes, interfaces, methods, and constructors to make code type-safe and reusable.</w:t>
+      </w:r>
+    </w:p>
+    <w:p>
+      <w:pPr>
+        <w:spacing w:after="0"/>
+        <w:rPr>
+          <w:color w:val="000000" w:themeColor="text1"/>
+        </w:rPr>
+      </w:pPr>
+      <w:r>
+        <w:rPr>
+          <w:color w:val="000000" w:themeColor="text1"/>
+        </w:rPr>
+        <w:t xml:space="preserve">Generics methods, Generic class, Generic Collection, Bounded Gerics </w:t>
+      </w:r>
+      <w:r>
+        <w:rPr>
+          <w:color w:val="000000" w:themeColor="text1"/>
+        </w:rPr>
+        <w:t xml:space="preserve">: </w:t>
+      </w:r>
+      <w:r>
+        <w:rPr>
+          <w:color w:val="000000" w:themeColor="text1"/>
+        </w:rPr>
+        <w:t>Upper bound</w:t>
+      </w:r>
+      <w:r>
+        <w:rPr>
+          <w:color w:val="000000" w:themeColor="text1"/>
+        </w:rPr>
+        <w:t xml:space="preserve"> &amp;</w:t>
+      </w:r>
+      <w:r>
+        <w:rPr>
+          <w:color w:val="000000" w:themeColor="text1"/>
+        </w:rPr>
+        <w:t xml:space="preserve"> Multi bound</w:t>
+      </w:r>
+      <w:r>
+        <w:rPr>
+          <w:color w:val="000000" w:themeColor="text1"/>
+        </w:rPr>
+        <w:t>, Wildcards : (Upper bound, lower bound, Unbound)</w:t>
+      </w:r>
+      <w:r>
+        <w:rPr>
+          <w:color w:val="000000" w:themeColor="text1"/>
+        </w:rPr>
+        <w:t>, TypeErasure.</w:t>
+      </w:r>
+    </w:p>
+    <w:p>
+      <w:pPr>
+        <w:spacing w:after="0"/>
+        <w:rPr>
+          <w:color w:val="000000" w:themeColor="text1"/>
+        </w:rPr>
+      </w:pPr>
+      <w:r>
+        <w:rPr>
+          <w:color w:val="000000" w:themeColor="text1"/>
+        </w:rPr>
+        <w:t>Upper bound means class and its child can be accepted</w:t>
+      </w:r>
+      <w:r>
+        <w:rPr>
+          <w:color w:val="000000" w:themeColor="text1"/>
+        </w:rPr>
+        <w:t xml:space="preserve"> eg T extends Number, now T can have Integer,</w:t>
+      </w:r>
+      <w:r>
+        <w:rPr>
+          <w:color w:val="000000" w:themeColor="text1"/>
+        </w:rPr>
+        <w:t xml:space="preserve"> </w:t>
+      </w:r>
+      <w:r>
+        <w:rPr>
+          <w:color w:val="000000" w:themeColor="text1"/>
+        </w:rPr>
+        <w:t>Float,</w:t>
+      </w:r>
+      <w:r>
+        <w:rPr>
+          <w:color w:val="000000" w:themeColor="text1"/>
+        </w:rPr>
+        <w:t xml:space="preserve"> </w:t>
+      </w:r>
+      <w:r>
+        <w:rPr>
+          <w:color w:val="000000" w:themeColor="text1"/>
+        </w:rPr>
+        <w:t>Double,</w:t>
+      </w:r>
+      <w:r>
+        <w:rPr>
+          <w:color w:val="000000" w:themeColor="text1"/>
+        </w:rPr>
+        <w:t xml:space="preserve"> </w:t>
+      </w:r>
+      <w:r>
+        <w:rPr>
+          <w:color w:val="000000" w:themeColor="text1"/>
+        </w:rPr>
+        <w:t>Bigint</w:t>
+      </w:r>
+    </w:p>
+    <w:p>
+      <w:pPr>
+        <w:spacing w:after="0"/>
+        <w:rPr>
+          <w:color w:val="000000" w:themeColor="text1"/>
+        </w:rPr>
+      </w:pPr>
+      <w:r>
+        <w:rPr>
+          <w:color w:val="000000" w:themeColor="text1"/>
+        </w:rPr>
+        <w:t>Multi bound</w:t>
+      </w:r>
+      <w:r>
+        <w:rPr>
+          <w:color w:val="000000" w:themeColor="text1"/>
+        </w:rPr>
+        <w:t xml:space="preserve"> strictly follows generic types.</w:t>
+      </w:r>
+    </w:p>
+    <w:p>
+      <w:pPr>
+        <w:spacing w:after="0"/>
+        <w:rPr>
+          <w:color w:val="000000" w:themeColor="text1"/>
+        </w:rPr>
+      </w:pPr>
+      <w:r>
+        <w:rPr>
+          <w:color w:val="000000" w:themeColor="text1"/>
+        </w:rPr>
+        <w:t xml:space="preserve">Wildcards : </w:t>
+      </w:r>
+    </w:p>
+    <w:p>
+      <w:pPr>
+        <w:spacing w:after="0"/>
+        <w:rPr>
+          <w:color w:val="000000" w:themeColor="text1"/>
+        </w:rPr>
+      </w:pPr>
+      <w:r>
+        <w:rPr>
+          <w:color w:val="000000" w:themeColor="text1"/>
+        </w:rPr>
+        <w:t xml:space="preserve">Upper bound wildcard </w:t>
       </w:r>
       <w:r>
         <w:rPr>
@@ -138,214 +265,15 @@
           <w:bCs/>
           <w:color w:val="000000" w:themeColor="text1"/>
         </w:rPr>
-        <w:t xml:space="preserve"> :</w:t>
-      </w:r>
-      <w:proofErr w:type="gramEnd"/>
+        <w:t xml:space="preserve">&lt;? </w:t>
+      </w:r>
       <w:r>
         <w:rPr>
           <w:b/>
           <w:bCs/>
           <w:color w:val="000000" w:themeColor="text1"/>
         </w:rPr>
-        <w:t xml:space="preserve"> </w:t>
-      </w:r>
-      <w:r>
-        <w:rPr>
-          <w:color w:val="000000" w:themeColor="text1"/>
-        </w:rPr>
-        <w:t xml:space="preserve">Generics methods, Generic class, Generic Collection, Bounded </w:t>
-      </w:r>
-      <w:proofErr w:type="gramStart"/>
-      <w:r>
-        <w:rPr>
-          <w:color w:val="000000" w:themeColor="text1"/>
-        </w:rPr>
-        <w:t xml:space="preserve">Gerics </w:t>
-      </w:r>
-      <w:r>
-        <w:rPr>
-          <w:color w:val="000000" w:themeColor="text1"/>
-        </w:rPr>
-        <w:t>:</w:t>
-      </w:r>
-      <w:proofErr w:type="gramEnd"/>
-      <w:r>
-        <w:rPr>
-          <w:color w:val="000000" w:themeColor="text1"/>
-        </w:rPr>
-        <w:t xml:space="preserve"> </w:t>
-      </w:r>
-      <w:r>
-        <w:rPr>
-          <w:color w:val="000000" w:themeColor="text1"/>
-        </w:rPr>
-        <w:t>Upper bound</w:t>
-      </w:r>
-      <w:r>
-        <w:rPr>
-          <w:color w:val="000000" w:themeColor="text1"/>
-        </w:rPr>
-        <w:t xml:space="preserve"> &amp;</w:t>
-      </w:r>
-      <w:r>
-        <w:rPr>
-          <w:color w:val="000000" w:themeColor="text1"/>
-        </w:rPr>
-        <w:t xml:space="preserve"> Multi bound</w:t>
-      </w:r>
-      <w:r>
-        <w:rPr>
-          <w:color w:val="000000" w:themeColor="text1"/>
-        </w:rPr>
-        <w:t xml:space="preserve">, </w:t>
-      </w:r>
-      <w:proofErr w:type="gramStart"/>
-      <w:r>
-        <w:rPr>
-          <w:color w:val="000000" w:themeColor="text1"/>
-        </w:rPr>
-        <w:t>Wildcards :</w:t>
-      </w:r>
-      <w:proofErr w:type="gramEnd"/>
-      <w:r>
-        <w:rPr>
-          <w:color w:val="000000" w:themeColor="text1"/>
-        </w:rPr>
-        <w:t xml:space="preserve"> (Upper bound, lower bound, Unbound)</w:t>
-      </w:r>
-      <w:r>
-        <w:rPr>
-          <w:color w:val="000000" w:themeColor="text1"/>
-        </w:rPr>
-        <w:t xml:space="preserve">, </w:t>
-      </w:r>
-      <w:proofErr w:type="spellStart"/>
-      <w:r>
-        <w:rPr>
-          <w:color w:val="000000" w:themeColor="text1"/>
-        </w:rPr>
-        <w:t>TypeErasure</w:t>
-      </w:r>
-      <w:proofErr w:type="spellEnd"/>
-      <w:r>
-        <w:rPr>
-          <w:color w:val="000000" w:themeColor="text1"/>
-        </w:rPr>
-        <w:t>.</w:t>
-      </w:r>
-    </w:p>
-    <w:p>
-      <w:pPr>
-        <w:spacing w:after="0"/>
-        <w:rPr>
-          <w:color w:val="000000" w:themeColor="text1"/>
-        </w:rPr>
-      </w:pPr>
-      <w:r>
-        <w:rPr>
-          <w:color w:val="000000" w:themeColor="text1"/>
-        </w:rPr>
-        <w:t>Upper bound means class and its child can be accepted</w:t>
-      </w:r>
-      <w:r>
-        <w:rPr>
-          <w:color w:val="000000" w:themeColor="text1"/>
-        </w:rPr>
-        <w:t xml:space="preserve"> </w:t>
-      </w:r>
-      <w:proofErr w:type="spellStart"/>
-      <w:r>
-        <w:rPr>
-          <w:color w:val="000000" w:themeColor="text1"/>
-        </w:rPr>
-        <w:t>eg</w:t>
-      </w:r>
-      <w:proofErr w:type="spellEnd"/>
-      <w:r>
-        <w:rPr>
-          <w:color w:val="000000" w:themeColor="text1"/>
-        </w:rPr>
-        <w:t xml:space="preserve"> T extends Number, now T can have </w:t>
-      </w:r>
-      <w:proofErr w:type="spellStart"/>
-      <w:proofErr w:type="gramStart"/>
-      <w:r>
-        <w:rPr>
-          <w:color w:val="000000" w:themeColor="text1"/>
-        </w:rPr>
-        <w:t>Integer,Float</w:t>
-      </w:r>
-      <w:proofErr w:type="gramEnd"/>
-      <w:r>
-        <w:rPr>
-          <w:color w:val="000000" w:themeColor="text1"/>
-        </w:rPr>
-        <w:t>,</w:t>
-      </w:r>
-      <w:proofErr w:type="gramStart"/>
-      <w:r>
-        <w:rPr>
-          <w:color w:val="000000" w:themeColor="text1"/>
-        </w:rPr>
-        <w:t>Double,Bigint</w:t>
-      </w:r>
-      <w:proofErr w:type="spellEnd"/>
-      <w:proofErr w:type="gramEnd"/>
-    </w:p>
-    <w:p>
-      <w:pPr>
-        <w:spacing w:after="0"/>
-        <w:rPr>
-          <w:color w:val="000000" w:themeColor="text1"/>
-        </w:rPr>
-      </w:pPr>
-      <w:r>
-        <w:rPr>
-          <w:color w:val="000000" w:themeColor="text1"/>
-        </w:rPr>
-        <w:t>Multi bound</w:t>
-      </w:r>
-      <w:r>
-        <w:rPr>
-          <w:color w:val="000000" w:themeColor="text1"/>
-        </w:rPr>
-        <w:t xml:space="preserve"> strictly follows generic types.</w:t>
-      </w:r>
-    </w:p>
-    <w:p>
-      <w:pPr>
-        <w:spacing w:after="0"/>
-        <w:rPr>
-          <w:color w:val="000000" w:themeColor="text1"/>
-        </w:rPr>
-      </w:pPr>
-      <w:proofErr w:type="gramStart"/>
-      <w:r>
-        <w:rPr>
-          <w:color w:val="000000" w:themeColor="text1"/>
-        </w:rPr>
-        <w:t>Wildcards :</w:t>
-      </w:r>
-      <w:proofErr w:type="gramEnd"/>
-      <w:r>
-        <w:rPr>
-          <w:color w:val="000000" w:themeColor="text1"/>
-        </w:rPr>
-        <w:t xml:space="preserve"> </w:t>
-      </w:r>
-    </w:p>
-    <w:p>
-      <w:pPr>
-        <w:spacing w:after="0"/>
-        <w:rPr>
-          <w:color w:val="000000" w:themeColor="text1"/>
-        </w:rPr>
-      </w:pPr>
-      <w:r>
-        <w:rPr>
-          <w:color w:val="000000" w:themeColor="text1"/>
-        </w:rPr>
-        <w:t xml:space="preserve">Upper bound wildcard </w:t>
+        <w:t>e</w:t>
       </w:r>
       <w:r>
         <w:rPr>
@@ -353,7 +281,27 @@
           <w:bCs/>
           <w:color w:val="000000" w:themeColor="text1"/>
         </w:rPr>
-        <w:t xml:space="preserve">&lt;? </w:t>
+        <w:t>xtends UpperboundClassName &gt;</w:t>
+      </w:r>
+      <w:r>
+        <w:rPr>
+          <w:color w:val="000000" w:themeColor="text1"/>
+        </w:rPr>
+        <w:t xml:space="preserve"> i.e class name and below</w:t>
+      </w:r>
+    </w:p>
+    <w:p>
+      <w:pPr>
+        <w:spacing w:after="0"/>
+        <w:rPr>
+          <w:color w:val="000000" w:themeColor="text1"/>
+        </w:rPr>
+      </w:pPr>
+      <w:r>
+        <w:rPr>
+          <w:color w:val="000000" w:themeColor="text1"/>
+        </w:rPr>
+        <w:t xml:space="preserve">lower bound wildcard </w:t>
       </w:r>
       <w:r>
         <w:rPr>
@@ -361,7 +309,7 @@
           <w:bCs/>
           <w:color w:val="000000" w:themeColor="text1"/>
         </w:rPr>
-        <w:t>e</w:t>
+        <w:t xml:space="preserve">&lt;? </w:t>
       </w:r>
       <w:r>
         <w:rPr>
@@ -369,59 +317,23 @@
           <w:bCs/>
           <w:color w:val="000000" w:themeColor="text1"/>
         </w:rPr>
-        <w:t xml:space="preserve">xtends </w:t>
-      </w:r>
-      <w:proofErr w:type="spellStart"/>
+        <w:t>Super</w:t>
+      </w:r>
       <w:r>
         <w:rPr>
           <w:b/>
           <w:bCs/>
           <w:color w:val="000000" w:themeColor="text1"/>
         </w:rPr>
-        <w:t>UpperboundClassName</w:t>
-      </w:r>
-      <w:proofErr w:type="spellEnd"/>
+        <w:t xml:space="preserve"> </w:t>
+      </w:r>
       <w:r>
         <w:rPr>
           <w:b/>
           <w:bCs/>
           <w:color w:val="000000" w:themeColor="text1"/>
         </w:rPr>
-        <w:t xml:space="preserve"> &gt;</w:t>
-      </w:r>
-      <w:r>
-        <w:rPr>
-          <w:color w:val="000000" w:themeColor="text1"/>
-        </w:rPr>
-        <w:t xml:space="preserve"> </w:t>
-      </w:r>
-      <w:proofErr w:type="spellStart"/>
-      <w:r>
-        <w:rPr>
-          <w:color w:val="000000" w:themeColor="text1"/>
-        </w:rPr>
-        <w:t>i.e</w:t>
-      </w:r>
-      <w:proofErr w:type="spellEnd"/>
-      <w:r>
-        <w:rPr>
-          <w:color w:val="000000" w:themeColor="text1"/>
-        </w:rPr>
-        <w:t xml:space="preserve"> class name and below</w:t>
-      </w:r>
-    </w:p>
-    <w:p>
-      <w:pPr>
-        <w:spacing w:after="0"/>
-        <w:rPr>
-          <w:color w:val="000000" w:themeColor="text1"/>
-        </w:rPr>
-      </w:pPr>
-      <w:r>
-        <w:rPr>
-          <w:color w:val="000000" w:themeColor="text1"/>
-        </w:rPr>
-        <w:t xml:space="preserve">lower bound wildcard </w:t>
+        <w:t>Lower</w:t>
       </w:r>
       <w:r>
         <w:rPr>
@@ -429,7 +341,7 @@
           <w:bCs/>
           <w:color w:val="000000" w:themeColor="text1"/>
         </w:rPr>
-        <w:t xml:space="preserve">&lt;? </w:t>
+        <w:t>boundClassName &gt;</w:t>
       </w:r>
       <w:r>
         <w:rPr>
@@ -437,7 +349,33 @@
           <w:bCs/>
           <w:color w:val="000000" w:themeColor="text1"/>
         </w:rPr>
-        <w:t>Super</w:t>
+        <w:t xml:space="preserve"> </w:t>
+      </w:r>
+      <w:r>
+        <w:rPr>
+          <w:color w:val="000000" w:themeColor="text1"/>
+        </w:rPr>
+        <w:t xml:space="preserve">i.e class name and </w:t>
+      </w:r>
+      <w:r>
+        <w:rPr>
+          <w:color w:val="000000" w:themeColor="text1"/>
+        </w:rPr>
+        <w:t>above</w:t>
+      </w:r>
+    </w:p>
+    <w:p>
+      <w:pPr>
+        <w:spacing w:after="0"/>
+        <w:rPr>
+          <w:color w:val="000000" w:themeColor="text1"/>
+        </w:rPr>
+      </w:pPr>
+      <w:r>
+        <w:rPr>
+          <w:color w:val="000000" w:themeColor="text1"/>
+        </w:rPr>
+        <w:t xml:space="preserve">Unbound wildcard </w:t>
       </w:r>
       <w:r>
         <w:rPr>
@@ -445,96 +383,16 @@
           <w:bCs/>
           <w:color w:val="000000" w:themeColor="text1"/>
         </w:rPr>
-        <w:t xml:space="preserve"> </w:t>
-      </w:r>
-      <w:proofErr w:type="spellStart"/>
+        <w:t>&lt;?&gt;</w:t>
+      </w:r>
       <w:r>
         <w:rPr>
           <w:b/>
           <w:bCs/>
           <w:color w:val="000000" w:themeColor="text1"/>
         </w:rPr>
-        <w:t>Lower</w:t>
-      </w:r>
-      <w:r>
-        <w:rPr>
-          <w:b/>
-          <w:bCs/>
-          <w:color w:val="000000" w:themeColor="text1"/>
-        </w:rPr>
-        <w:t>boundClassName</w:t>
-      </w:r>
-      <w:proofErr w:type="spellEnd"/>
-      <w:r>
-        <w:rPr>
-          <w:b/>
-          <w:bCs/>
-          <w:color w:val="000000" w:themeColor="text1"/>
-        </w:rPr>
-        <w:t xml:space="preserve"> &gt;</w:t>
-      </w:r>
-      <w:r>
-        <w:rPr>
-          <w:b/>
-          <w:bCs/>
-          <w:color w:val="000000" w:themeColor="text1"/>
-        </w:rPr>
-        <w:t xml:space="preserve"> </w:t>
-      </w:r>
-      <w:proofErr w:type="spellStart"/>
-      <w:r>
-        <w:rPr>
-          <w:color w:val="000000" w:themeColor="text1"/>
-        </w:rPr>
-        <w:t>i.e</w:t>
-      </w:r>
-      <w:proofErr w:type="spellEnd"/>
-      <w:r>
-        <w:rPr>
-          <w:color w:val="000000" w:themeColor="text1"/>
-        </w:rPr>
-        <w:t xml:space="preserve"> class name and below</w:t>
-      </w:r>
-    </w:p>
-    <w:p>
-      <w:pPr>
-        <w:spacing w:after="0"/>
-        <w:rPr>
-          <w:color w:val="000000" w:themeColor="text1"/>
-        </w:rPr>
-      </w:pPr>
-      <w:r>
-        <w:rPr>
-          <w:color w:val="000000" w:themeColor="text1"/>
-        </w:rPr>
-        <w:t xml:space="preserve">Unbound wildcard </w:t>
-      </w:r>
-      <w:r>
-        <w:rPr>
-          <w:b/>
-          <w:bCs/>
-          <w:color w:val="000000" w:themeColor="text1"/>
-        </w:rPr>
-        <w:t>&lt;?&gt;</w:t>
-      </w:r>
-      <w:r>
-        <w:rPr>
-          <w:b/>
-          <w:bCs/>
-          <w:color w:val="000000" w:themeColor="text1"/>
-        </w:rPr>
-        <w:t xml:space="preserve"> </w:t>
-      </w:r>
-      <w:proofErr w:type="spellStart"/>
-      <w:r>
-        <w:rPr>
-          <w:b/>
-          <w:bCs/>
-          <w:color w:val="000000" w:themeColor="text1"/>
-        </w:rPr>
-        <w:t>i.e</w:t>
-      </w:r>
-      <w:proofErr w:type="spellEnd"/>
+        <w:t xml:space="preserve"> i.e</w:t>
+      </w:r>
       <w:r>
         <w:rPr>
           <w:color w:val="000000" w:themeColor="text1"/>
@@ -557,49 +415,25 @@
           <w:color w:val="000000" w:themeColor="text1"/>
         </w:rPr>
       </w:pPr>
-      <w:proofErr w:type="gramStart"/>
-      <w:r>
-        <w:rPr>
-          <w:color w:val="000000" w:themeColor="text1"/>
-        </w:rPr>
-        <w:t>Note :</w:t>
-      </w:r>
-      <w:proofErr w:type="gramEnd"/>
-      <w:r>
-        <w:rPr>
-          <w:color w:val="000000" w:themeColor="text1"/>
-        </w:rPr>
-        <w:t xml:space="preserve"> use normal generic for more restrictive parameter, wildcards are little flexible</w:t>
-      </w:r>
-    </w:p>
-    <w:p>
-      <w:pPr>
-        <w:spacing w:after="0"/>
-        <w:rPr>
-          <w:color w:val="000000" w:themeColor="text1"/>
-        </w:rPr>
-      </w:pPr>
-      <w:proofErr w:type="spellStart"/>
-      <w:proofErr w:type="gramStart"/>
-      <w:r>
-        <w:rPr>
-          <w:color w:val="000000" w:themeColor="text1"/>
-        </w:rPr>
-        <w:t>TypeErasure</w:t>
-      </w:r>
-      <w:proofErr w:type="spellEnd"/>
-      <w:r>
-        <w:rPr>
-          <w:color w:val="000000" w:themeColor="text1"/>
-        </w:rPr>
-        <w:t xml:space="preserve"> :</w:t>
-      </w:r>
-      <w:proofErr w:type="gramEnd"/>
-      <w:r>
-        <w:rPr>
-          <w:color w:val="000000" w:themeColor="text1"/>
-        </w:rPr>
-        <w:t xml:space="preserve"> It will erase the generic types with real values or object during compilation</w:t>
+      <w:r>
+        <w:rPr>
+          <w:color w:val="000000" w:themeColor="text1"/>
+        </w:rPr>
+        <w:t>Note : use normal generic for more restrictive parameter, wildcards are little flexible</w:t>
+      </w:r>
+    </w:p>
+    <w:p>
+      <w:pPr>
+        <w:spacing w:after="0"/>
+        <w:rPr>
+          <w:color w:val="000000" w:themeColor="text1"/>
+        </w:rPr>
+      </w:pPr>
+      <w:r>
+        <w:rPr>
+          <w:color w:val="000000" w:themeColor="text1"/>
+        </w:rPr>
+        <w:t>TypeErasure : It will erase the generic types with real values or object during compilation</w:t>
       </w:r>
     </w:p>
     <w:p>
@@ -678,19 +512,19 @@
           <w:sz w:val="16"/>
           <w:szCs w:val="16"/>
         </w:rPr>
-        <w:t xml:space="preserve">    public void </w:t>
-      </w:r>
-      <w:proofErr w:type="gramStart"/>
-      <w:r>
+        <w:t xml:space="preserve">    public void set(T value) {</w:t>
+      </w:r>
+    </w:p>
+    <w:p>
+      <w:pPr>
+        <w:spacing w:after="0"/>
         <w:rPr>
           <w:rFonts w:ascii="Consolas" w:hAnsi="Consolas"/>
           <w:color w:val="000000" w:themeColor="text1"/>
           <w:sz w:val="16"/>
           <w:szCs w:val="16"/>
         </w:rPr>
-        <w:t>set(</w:t>
-      </w:r>
-      <w:proofErr w:type="gramEnd"/>
+      </w:pPr>
       <w:r>
         <w:rPr>
           <w:rFonts w:ascii="Consolas" w:hAnsi="Consolas"/>
@@ -698,7 +532,7 @@
           <w:sz w:val="16"/>
           <w:szCs w:val="16"/>
         </w:rPr>
-        <w:t>T value) {</w:t>
+        <w:t xml:space="preserve">        this.value = value;</w:t>
       </w:r>
     </w:p>
     <w:p>
@@ -718,46 +552,77 @@
           <w:sz w:val="16"/>
           <w:szCs w:val="16"/>
         </w:rPr>
-        <w:t xml:space="preserve">        </w:t>
-      </w:r>
-      <w:proofErr w:type="spellStart"/>
-      <w:r>
+        <w:t xml:space="preserve">    }</w:t>
+      </w:r>
+    </w:p>
+    <w:p>
+      <w:pPr>
+        <w:spacing w:after="0"/>
         <w:rPr>
           <w:rFonts w:ascii="Consolas" w:hAnsi="Consolas"/>
           <w:color w:val="000000" w:themeColor="text1"/>
           <w:sz w:val="16"/>
           <w:szCs w:val="16"/>
         </w:rPr>
-        <w:t>this.value</w:t>
-      </w:r>
-      <w:proofErr w:type="spellEnd"/>
-      <w:r>
+      </w:pPr>
+    </w:p>
+    <w:p>
+      <w:pPr>
+        <w:spacing w:after="0"/>
         <w:rPr>
           <w:rFonts w:ascii="Consolas" w:hAnsi="Consolas"/>
           <w:color w:val="000000" w:themeColor="text1"/>
           <w:sz w:val="16"/>
           <w:szCs w:val="16"/>
         </w:rPr>
-        <w:t xml:space="preserve"> = value;</w:t>
-      </w:r>
-    </w:p>
-    <w:p>
-      <w:pPr>
-        <w:spacing w:after="0"/>
+      </w:pPr>
+      <w:r>
         <w:rPr>
           <w:rFonts w:ascii="Consolas" w:hAnsi="Consolas"/>
           <w:color w:val="000000" w:themeColor="text1"/>
           <w:sz w:val="16"/>
           <w:szCs w:val="16"/>
         </w:rPr>
-      </w:pPr>
-      <w:r>
+        <w:t xml:space="preserve">    public T get() {</w:t>
+      </w:r>
+    </w:p>
+    <w:p>
+      <w:pPr>
+        <w:spacing w:after="0"/>
         <w:rPr>
           <w:rFonts w:ascii="Consolas" w:hAnsi="Consolas"/>
           <w:color w:val="000000" w:themeColor="text1"/>
           <w:sz w:val="16"/>
           <w:szCs w:val="16"/>
         </w:rPr>
+      </w:pPr>
+      <w:r>
+        <w:rPr>
+          <w:rFonts w:ascii="Consolas" w:hAnsi="Consolas"/>
+          <w:color w:val="000000" w:themeColor="text1"/>
+          <w:sz w:val="16"/>
+          <w:szCs w:val="16"/>
+        </w:rPr>
+        <w:t xml:space="preserve">        return value;</w:t>
+      </w:r>
+    </w:p>
+    <w:p>
+      <w:pPr>
+        <w:spacing w:after="0"/>
+        <w:rPr>
+          <w:rFonts w:ascii="Consolas" w:hAnsi="Consolas"/>
+          <w:color w:val="000000" w:themeColor="text1"/>
+          <w:sz w:val="16"/>
+          <w:szCs w:val="16"/>
+        </w:rPr>
+      </w:pPr>
+      <w:r>
+        <w:rPr>
+          <w:rFonts w:ascii="Consolas" w:hAnsi="Consolas"/>
+          <w:color w:val="000000" w:themeColor="text1"/>
+          <w:sz w:val="16"/>
+          <w:szCs w:val="16"/>
+        </w:rPr>
         <w:t xml:space="preserve">    }</w:t>
       </w:r>
     </w:p>
@@ -771,37 +636,37 @@
           <w:szCs w:val="16"/>
         </w:rPr>
       </w:pPr>
-    </w:p>
-    <w:p>
-      <w:pPr>
-        <w:spacing w:after="0"/>
+      <w:r>
         <w:rPr>
           <w:rFonts w:ascii="Consolas" w:hAnsi="Consolas"/>
           <w:color w:val="000000" w:themeColor="text1"/>
           <w:sz w:val="16"/>
           <w:szCs w:val="16"/>
         </w:rPr>
-      </w:pPr>
-      <w:r>
+        <w:t>}</w:t>
+      </w:r>
+    </w:p>
+    <w:p>
+      <w:pPr>
+        <w:spacing w:after="0"/>
         <w:rPr>
           <w:rFonts w:ascii="Consolas" w:hAnsi="Consolas"/>
           <w:color w:val="000000" w:themeColor="text1"/>
           <w:sz w:val="16"/>
           <w:szCs w:val="16"/>
         </w:rPr>
-        <w:t xml:space="preserve">    public T </w:t>
-      </w:r>
-      <w:proofErr w:type="gramStart"/>
-      <w:r>
+      </w:pPr>
+    </w:p>
+    <w:p>
+      <w:pPr>
+        <w:spacing w:after="0"/>
         <w:rPr>
           <w:rFonts w:ascii="Consolas" w:hAnsi="Consolas"/>
           <w:color w:val="000000" w:themeColor="text1"/>
           <w:sz w:val="16"/>
           <w:szCs w:val="16"/>
         </w:rPr>
-        <w:t>get(</w:t>
-      </w:r>
-      <w:proofErr w:type="gramEnd"/>
+      </w:pPr>
       <w:r>
         <w:rPr>
           <w:rFonts w:ascii="Consolas" w:hAnsi="Consolas"/>
@@ -809,39 +674,37 @@
           <w:sz w:val="16"/>
           <w:szCs w:val="16"/>
         </w:rPr>
-        <w:t>) {</w:t>
-      </w:r>
-    </w:p>
-    <w:p>
-      <w:pPr>
-        <w:spacing w:after="0"/>
+        <w:t>List&lt;String&gt; names = new ArrayList&lt;&gt;();</w:t>
+      </w:r>
+      <w:r>
         <w:rPr>
           <w:rFonts w:ascii="Consolas" w:hAnsi="Consolas"/>
           <w:color w:val="000000" w:themeColor="text1"/>
           <w:sz w:val="16"/>
           <w:szCs w:val="16"/>
         </w:rPr>
-      </w:pPr>
-      <w:r>
+        <w:t xml:space="preserve"> // generic in list</w:t>
+      </w:r>
+    </w:p>
+    <w:p>
+      <w:pPr>
+        <w:spacing w:after="0"/>
         <w:rPr>
           <w:rFonts w:ascii="Consolas" w:hAnsi="Consolas"/>
           <w:color w:val="000000" w:themeColor="text1"/>
           <w:sz w:val="16"/>
           <w:szCs w:val="16"/>
         </w:rPr>
-        <w:t xml:space="preserve">        return value;</w:t>
-      </w:r>
-    </w:p>
-    <w:p>
-      <w:pPr>
-        <w:spacing w:after="0"/>
+      </w:pPr>
+      <w:r>
         <w:rPr>
           <w:rFonts w:ascii="Consolas" w:hAnsi="Consolas"/>
           <w:color w:val="000000" w:themeColor="text1"/>
           <w:sz w:val="16"/>
           <w:szCs w:val="16"/>
         </w:rPr>
-      </w:pPr>
+        <w:t xml:space="preserve">public </w:t>
+      </w:r>
       <w:r>
         <w:rPr>
           <w:rFonts w:ascii="Consolas" w:hAnsi="Consolas"/>
@@ -849,19 +712,17 @@
           <w:sz w:val="16"/>
           <w:szCs w:val="16"/>
         </w:rPr>
-        <w:t xml:space="preserve">    }</w:t>
-      </w:r>
-    </w:p>
-    <w:p>
-      <w:pPr>
-        <w:spacing w:after="0"/>
+        <w:t xml:space="preserve">List&lt;String&gt; </w:t>
+      </w:r>
+      <w:r>
         <w:rPr>
           <w:rFonts w:ascii="Consolas" w:hAnsi="Consolas"/>
           <w:color w:val="000000" w:themeColor="text1"/>
           <w:sz w:val="16"/>
           <w:szCs w:val="16"/>
         </w:rPr>
-      </w:pPr>
+        <w:t>void Hello (</w:t>
+      </w:r>
       <w:r>
         <w:rPr>
           <w:rFonts w:ascii="Consolas" w:hAnsi="Consolas"/>
@@ -869,19 +730,17 @@
           <w:sz w:val="16"/>
           <w:szCs w:val="16"/>
         </w:rPr>
-        <w:t>}</w:t>
-      </w:r>
-    </w:p>
-    <w:p>
-      <w:pPr>
-        <w:spacing w:after="0"/>
+        <w:t xml:space="preserve">List&lt;String&gt; </w:t>
+      </w:r>
+      <w:r>
         <w:rPr>
           <w:rFonts w:ascii="Consolas" w:hAnsi="Consolas"/>
           <w:color w:val="000000" w:themeColor="text1"/>
           <w:sz w:val="16"/>
           <w:szCs w:val="16"/>
         </w:rPr>
-      </w:pPr>
+        <w:t xml:space="preserve"> list){}   // generic in methods</w:t>
+      </w:r>
     </w:p>
     <w:p>
       <w:pPr>
@@ -893,151 +752,6 @@
           <w:szCs w:val="16"/>
         </w:rPr>
       </w:pPr>
-      <w:r>
-        <w:rPr>
-          <w:rFonts w:ascii="Consolas" w:hAnsi="Consolas"/>
-          <w:color w:val="000000" w:themeColor="text1"/>
-          <w:sz w:val="16"/>
-          <w:szCs w:val="16"/>
-        </w:rPr>
-        <w:t xml:space="preserve">List&lt;String&gt; names = new </w:t>
-      </w:r>
-      <w:proofErr w:type="spellStart"/>
-      <w:r>
-        <w:rPr>
-          <w:rFonts w:ascii="Consolas" w:hAnsi="Consolas"/>
-          <w:color w:val="000000" w:themeColor="text1"/>
-          <w:sz w:val="16"/>
-          <w:szCs w:val="16"/>
-        </w:rPr>
-        <w:t>ArrayList</w:t>
-      </w:r>
-      <w:proofErr w:type="spellEnd"/>
-      <w:r>
-        <w:rPr>
-          <w:rFonts w:ascii="Consolas" w:hAnsi="Consolas"/>
-          <w:color w:val="000000" w:themeColor="text1"/>
-          <w:sz w:val="16"/>
-          <w:szCs w:val="16"/>
-        </w:rPr>
-        <w:t>&lt;</w:t>
-      </w:r>
-      <w:proofErr w:type="gramStart"/>
-      <w:r>
-        <w:rPr>
-          <w:rFonts w:ascii="Consolas" w:hAnsi="Consolas"/>
-          <w:color w:val="000000" w:themeColor="text1"/>
-          <w:sz w:val="16"/>
-          <w:szCs w:val="16"/>
-        </w:rPr>
-        <w:t>&gt;(</w:t>
-      </w:r>
-      <w:proofErr w:type="gramEnd"/>
-      <w:r>
-        <w:rPr>
-          <w:rFonts w:ascii="Consolas" w:hAnsi="Consolas"/>
-          <w:color w:val="000000" w:themeColor="text1"/>
-          <w:sz w:val="16"/>
-          <w:szCs w:val="16"/>
-        </w:rPr>
-        <w:t>);</w:t>
-      </w:r>
-      <w:r>
-        <w:rPr>
-          <w:rFonts w:ascii="Consolas" w:hAnsi="Consolas"/>
-          <w:color w:val="000000" w:themeColor="text1"/>
-          <w:sz w:val="16"/>
-          <w:szCs w:val="16"/>
-        </w:rPr>
-        <w:t xml:space="preserve"> // generic in list</w:t>
-      </w:r>
-    </w:p>
-    <w:p>
-      <w:pPr>
-        <w:spacing w:after="0"/>
-        <w:rPr>
-          <w:rFonts w:ascii="Consolas" w:hAnsi="Consolas"/>
-          <w:color w:val="000000" w:themeColor="text1"/>
-          <w:sz w:val="16"/>
-          <w:szCs w:val="16"/>
-        </w:rPr>
-      </w:pPr>
-      <w:r>
-        <w:rPr>
-          <w:rFonts w:ascii="Consolas" w:hAnsi="Consolas"/>
-          <w:color w:val="000000" w:themeColor="text1"/>
-          <w:sz w:val="16"/>
-          <w:szCs w:val="16"/>
-        </w:rPr>
-        <w:t xml:space="preserve">public </w:t>
-      </w:r>
-      <w:r>
-        <w:rPr>
-          <w:rFonts w:ascii="Consolas" w:hAnsi="Consolas"/>
-          <w:color w:val="000000" w:themeColor="text1"/>
-          <w:sz w:val="16"/>
-          <w:szCs w:val="16"/>
-        </w:rPr>
-        <w:t xml:space="preserve">List&lt;String&gt; </w:t>
-      </w:r>
-      <w:r>
-        <w:rPr>
-          <w:rFonts w:ascii="Consolas" w:hAnsi="Consolas"/>
-          <w:color w:val="000000" w:themeColor="text1"/>
-          <w:sz w:val="16"/>
-          <w:szCs w:val="16"/>
-        </w:rPr>
-        <w:t>void Hello (</w:t>
-      </w:r>
-      <w:r>
-        <w:rPr>
-          <w:rFonts w:ascii="Consolas" w:hAnsi="Consolas"/>
-          <w:color w:val="000000" w:themeColor="text1"/>
-          <w:sz w:val="16"/>
-          <w:szCs w:val="16"/>
-        </w:rPr>
-        <w:t>List&lt;String</w:t>
-      </w:r>
-      <w:proofErr w:type="gramStart"/>
-      <w:r>
-        <w:rPr>
-          <w:rFonts w:ascii="Consolas" w:hAnsi="Consolas"/>
-          <w:color w:val="000000" w:themeColor="text1"/>
-          <w:sz w:val="16"/>
-          <w:szCs w:val="16"/>
-        </w:rPr>
-        <w:t xml:space="preserve">&gt; </w:t>
-      </w:r>
-      <w:r>
-        <w:rPr>
-          <w:rFonts w:ascii="Consolas" w:hAnsi="Consolas"/>
-          <w:color w:val="000000" w:themeColor="text1"/>
-          <w:sz w:val="16"/>
-          <w:szCs w:val="16"/>
-        </w:rPr>
-        <w:t xml:space="preserve"> list){</w:t>
-      </w:r>
-      <w:proofErr w:type="gramEnd"/>
-      <w:r>
-        <w:rPr>
-          <w:rFonts w:ascii="Consolas" w:hAnsi="Consolas"/>
-          <w:color w:val="000000" w:themeColor="text1"/>
-          <w:sz w:val="16"/>
-          <w:szCs w:val="16"/>
-        </w:rPr>
-        <w:t>}   // generic in methods</w:t>
-      </w:r>
-    </w:p>
-    <w:p>
-      <w:pPr>
-        <w:spacing w:after="0"/>
-        <w:rPr>
-          <w:rFonts w:ascii="Consolas" w:hAnsi="Consolas"/>
-          <w:color w:val="000000" w:themeColor="text1"/>
-          <w:sz w:val="16"/>
-          <w:szCs w:val="16"/>
-        </w:rPr>
-      </w:pPr>
     </w:p>
     <w:p>
       <w:pPr>
@@ -1064,27 +778,13 @@
         <w:rPr>
           <w:color w:val="000000" w:themeColor="text1"/>
         </w:rPr>
-        <w:t xml:space="preserve">1. Type </w:t>
-      </w:r>
-      <w:proofErr w:type="gramStart"/>
-      <w:r>
-        <w:rPr>
-          <w:color w:val="000000" w:themeColor="text1"/>
-        </w:rPr>
-        <w:t>safety</w:t>
-      </w:r>
-      <w:r>
-        <w:rPr>
-          <w:color w:val="000000" w:themeColor="text1"/>
-        </w:rPr>
-        <w:t xml:space="preserve">,   </w:t>
-      </w:r>
-      <w:proofErr w:type="gramEnd"/>
-      <w:r>
-        <w:rPr>
-          <w:color w:val="000000" w:themeColor="text1"/>
-        </w:rPr>
-        <w:t xml:space="preserve"> </w:t>
+        <w:t>1. Type safety</w:t>
+      </w:r>
+      <w:r>
+        <w:rPr>
+          <w:color w:val="000000" w:themeColor="text1"/>
+        </w:rPr>
+        <w:t xml:space="preserve">,    </w:t>
       </w:r>
       <w:r>
         <w:rPr>
@@ -1162,7 +862,6 @@
           <w:color w:val="000000" w:themeColor="text1"/>
         </w:rPr>
       </w:pPr>
-      <w:proofErr w:type="gramStart"/>
       <w:r>
         <w:rPr>
           <w:b/>
@@ -1179,7 +878,6 @@
         </w:rPr>
         <w:t xml:space="preserve"> :</w:t>
       </w:r>
-      <w:proofErr w:type="gramEnd"/>
     </w:p>
     <w:p>
       <w:pPr>
@@ -1206,35 +904,7 @@
         <w:rPr>
           <w:color w:val="000000" w:themeColor="text1"/>
         </w:rPr>
-        <w:t xml:space="preserve">For </w:t>
-      </w:r>
-      <w:proofErr w:type="gramStart"/>
-      <w:r>
-        <w:rPr>
-          <w:color w:val="000000" w:themeColor="text1"/>
-        </w:rPr>
-        <w:t>example :If</w:t>
-      </w:r>
-      <w:proofErr w:type="gramEnd"/>
-      <w:r>
-        <w:rPr>
-          <w:color w:val="000000" w:themeColor="text1"/>
-        </w:rPr>
-        <w:t xml:space="preserve"> we want to create a </w:t>
-      </w:r>
-      <w:proofErr w:type="spellStart"/>
-      <w:r>
-        <w:rPr>
-          <w:color w:val="000000" w:themeColor="text1"/>
-        </w:rPr>
-        <w:t>DBConnection</w:t>
-      </w:r>
-      <w:proofErr w:type="spellEnd"/>
-      <w:r>
-        <w:rPr>
-          <w:color w:val="000000" w:themeColor="text1"/>
-        </w:rPr>
-        <w:t>, we want it to be singleton.</w:t>
+        <w:t>For example :If we want to create a DBConnection, we want it to be singleton.</w:t>
       </w:r>
     </w:p>
     <w:p>
@@ -1278,16 +948,35 @@
           <w:bCs/>
           <w:color w:val="000000" w:themeColor="text1"/>
         </w:rPr>
-        <w:t xml:space="preserve">Eager </w:t>
-      </w:r>
-      <w:proofErr w:type="gramStart"/>
+        <w:t>Eager Initialization</w:t>
+      </w:r>
       <w:r>
         <w:rPr>
           <w:b/>
           <w:bCs/>
           <w:color w:val="000000" w:themeColor="text1"/>
         </w:rPr>
-        <w:t>Initialization</w:t>
+        <w:t xml:space="preserve"> </w:t>
+      </w:r>
+      <w:r>
+        <w:rPr>
+          <w:color w:val="000000" w:themeColor="text1"/>
+        </w:rPr>
+        <w:t>: Create constructor in advance by making method as private and static. Static means it belong to this class only. Demerit construction creation eventhough we don’t need it.</w:t>
+      </w:r>
+    </w:p>
+    <w:p>
+      <w:pPr>
+        <w:spacing w:after="0"/>
+        <w:rPr>
+          <w:color w:val="000000" w:themeColor="text1"/>
+        </w:rPr>
+      </w:pPr>
+      <w:r>
+        <w:rPr>
+          <w:color w:val="000000" w:themeColor="text1"/>
+        </w:rPr>
+        <w:t xml:space="preserve">- </w:t>
       </w:r>
       <w:r>
         <w:rPr>
@@ -1295,62 +984,7 @@
           <w:bCs/>
           <w:color w:val="000000" w:themeColor="text1"/>
         </w:rPr>
-        <w:t xml:space="preserve"> </w:t>
-      </w:r>
-      <w:r>
-        <w:rPr>
-          <w:color w:val="000000" w:themeColor="text1"/>
-        </w:rPr>
-        <w:t>:</w:t>
-      </w:r>
-      <w:proofErr w:type="gramEnd"/>
-      <w:r>
-        <w:rPr>
-          <w:color w:val="000000" w:themeColor="text1"/>
-        </w:rPr>
-        <w:t xml:space="preserve"> Create constructor in advance by making method as private and static. Static means it </w:t>
-      </w:r>
-      <w:proofErr w:type="gramStart"/>
-      <w:r>
-        <w:rPr>
-          <w:color w:val="000000" w:themeColor="text1"/>
-        </w:rPr>
-        <w:t>belong</w:t>
-      </w:r>
-      <w:proofErr w:type="gramEnd"/>
-      <w:r>
-        <w:rPr>
-          <w:color w:val="000000" w:themeColor="text1"/>
-        </w:rPr>
-        <w:t xml:space="preserve"> to this class only. Demerit construction creation </w:t>
-      </w:r>
-      <w:proofErr w:type="spellStart"/>
-      <w:r>
-        <w:rPr>
-          <w:color w:val="000000" w:themeColor="text1"/>
-        </w:rPr>
-        <w:t>eventhough</w:t>
-      </w:r>
-      <w:proofErr w:type="spellEnd"/>
-      <w:r>
-        <w:rPr>
-          <w:color w:val="000000" w:themeColor="text1"/>
-        </w:rPr>
-        <w:t xml:space="preserve"> we don’t need it.</w:t>
-      </w:r>
-    </w:p>
-    <w:p>
-      <w:pPr>
-        <w:spacing w:after="0"/>
-        <w:rPr>
-          <w:color w:val="000000" w:themeColor="text1"/>
-        </w:rPr>
-      </w:pPr>
-      <w:r>
-        <w:rPr>
-          <w:color w:val="000000" w:themeColor="text1"/>
-        </w:rPr>
-        <w:t xml:space="preserve">- </w:t>
+        <w:t>Lazy Initialization</w:t>
       </w:r>
       <w:r>
         <w:rPr>
@@ -1358,7 +992,45 @@
           <w:bCs/>
           <w:color w:val="000000" w:themeColor="text1"/>
         </w:rPr>
-        <w:t>Lazy Initialization</w:t>
+        <w:t>:</w:t>
+      </w:r>
+      <w:r>
+        <w:rPr>
+          <w:color w:val="000000" w:themeColor="text1"/>
+        </w:rPr>
+        <w:t xml:space="preserve"> Same as Eager, just a check on constructor is null. Problem 2 concurrent thread may think oh its null just create it</w:t>
+      </w:r>
+      <w:r>
+        <w:rPr>
+          <w:color w:val="000000" w:themeColor="text1"/>
+        </w:rPr>
+        <w:t>, so 2 objects created</w:t>
+      </w:r>
+      <w:r>
+        <w:rPr>
+          <w:color w:val="000000" w:themeColor="text1"/>
+        </w:rPr>
+        <w:tab/>
+      </w:r>
+      <w:r>
+        <w:rPr>
+          <w:color w:val="000000" w:themeColor="text1"/>
+        </w:rPr>
+        <w:t>.</w:t>
+      </w:r>
+    </w:p>
+    <w:p>
+      <w:pPr>
+        <w:spacing w:after="0"/>
+        <w:rPr>
+          <w:color w:val="000000" w:themeColor="text1"/>
+        </w:rPr>
+      </w:pPr>
+      <w:r>
+        <w:rPr>
+          <w:color w:val="000000" w:themeColor="text1"/>
+        </w:rPr>
+        <w:t xml:space="preserve">- </w:t>
       </w:r>
       <w:r>
         <w:rPr>
@@ -1366,45 +1038,7 @@
           <w:bCs/>
           <w:color w:val="000000" w:themeColor="text1"/>
         </w:rPr>
-        <w:t>:</w:t>
-      </w:r>
-      <w:r>
-        <w:rPr>
-          <w:color w:val="000000" w:themeColor="text1"/>
-        </w:rPr>
-        <w:t xml:space="preserve"> Same as Eager, just a check on constructor is null. Problem 2 concurrent thread may think oh its null just create it</w:t>
-      </w:r>
-      <w:r>
-        <w:rPr>
-          <w:color w:val="000000" w:themeColor="text1"/>
-        </w:rPr>
-        <w:t>, so 2 objects created</w:t>
-      </w:r>
-      <w:r>
-        <w:rPr>
-          <w:color w:val="000000" w:themeColor="text1"/>
-        </w:rPr>
-        <w:tab/>
-      </w:r>
-      <w:r>
-        <w:rPr>
-          <w:color w:val="000000" w:themeColor="text1"/>
-        </w:rPr>
-        <w:t>.</w:t>
-      </w:r>
-    </w:p>
-    <w:p>
-      <w:pPr>
-        <w:spacing w:after="0"/>
-        <w:rPr>
-          <w:color w:val="000000" w:themeColor="text1"/>
-        </w:rPr>
-      </w:pPr>
-      <w:r>
-        <w:rPr>
-          <w:color w:val="000000" w:themeColor="text1"/>
-        </w:rPr>
-        <w:t xml:space="preserve">- </w:t>
+        <w:t>Synchronization Block</w:t>
       </w:r>
       <w:r>
         <w:rPr>
@@ -1412,65 +1046,151 @@
           <w:bCs/>
           <w:color w:val="000000" w:themeColor="text1"/>
         </w:rPr>
-        <w:t xml:space="preserve">Synchronization </w:t>
-      </w:r>
-      <w:proofErr w:type="gramStart"/>
+        <w:t xml:space="preserve"> :</w:t>
+      </w:r>
+      <w:r>
+        <w:rPr>
+          <w:color w:val="000000" w:themeColor="text1"/>
+        </w:rPr>
+        <w:t xml:space="preserve"> put synchronized in lazy </w:t>
+      </w:r>
+      <w:r>
+        <w:rPr>
+          <w:color w:val="000000" w:themeColor="text1"/>
+        </w:rPr>
+        <w:t>Initialization</w:t>
+      </w:r>
+      <w:r>
+        <w:rPr>
+          <w:color w:val="000000" w:themeColor="text1"/>
+        </w:rPr>
+        <w:t xml:space="preserve">, so </w:t>
+      </w:r>
+      <w:r>
+        <w:rPr>
+          <w:color w:val="000000" w:themeColor="text1"/>
+        </w:rPr>
+        <w:t>solved concurrent problem. Issue here is synchronization makes it slow, like put lock and unlock, think if method is getting called from 1k places</w:t>
+      </w:r>
+    </w:p>
+    <w:p>
+      <w:pPr>
+        <w:spacing w:after="0"/>
+        <w:rPr>
+          <w:color w:val="000000" w:themeColor="text1"/>
+        </w:rPr>
+      </w:pPr>
       <w:r>
         <w:rPr>
           <w:b/>
           <w:bCs/>
           <w:color w:val="000000" w:themeColor="text1"/>
         </w:rPr>
-        <w:t>Block</w:t>
-      </w:r>
+        <w:t>- Double Check Lock</w:t>
+      </w:r>
+      <w:r>
+        <w:rPr>
+          <w:color w:val="000000" w:themeColor="text1"/>
+        </w:rPr>
+        <w:t xml:space="preserve"> </w:t>
+      </w:r>
+      <w:r>
+        <w:rPr>
+          <w:color w:val="000000" w:themeColor="text1"/>
+        </w:rPr>
+        <w:t>:</w:t>
+      </w:r>
+      <w:r>
+        <w:rPr>
+          <w:color w:val="000000" w:themeColor="text1"/>
+        </w:rPr>
+        <w:t>(there is a memory issue, resolved through Volatile instance variable)</w:t>
+      </w:r>
+      <w:r>
+        <w:rPr>
+          <w:color w:val="000000" w:themeColor="text1"/>
+        </w:rPr>
+        <w:t xml:space="preserve"> : same as </w:t>
+      </w:r>
+      <w:r>
+        <w:rPr>
+          <w:color w:val="000000" w:themeColor="text1"/>
+        </w:rPr>
+        <w:t>Synchronization</w:t>
+      </w:r>
+      <w:r>
+        <w:rPr>
+          <w:color w:val="000000" w:themeColor="text1"/>
+        </w:rPr>
+        <w:t xml:space="preserve"> Block, but has double check for null</w:t>
+      </w:r>
+      <w:r>
+        <w:rPr>
+          <w:color w:val="000000" w:themeColor="text1"/>
+        </w:rPr>
+        <w:t>.</w:t>
+      </w:r>
+    </w:p>
+    <w:p>
+      <w:pPr>
+        <w:spacing w:after="0"/>
+        <w:rPr>
+          <w:color w:val="000000" w:themeColor="text1"/>
+        </w:rPr>
+      </w:pPr>
+      <w:r>
+        <w:rPr>
+          <w:color w:val="000000" w:themeColor="text1"/>
+        </w:rPr>
+        <w:t>Volatile Keyword means that the object will be created in memory instead of cache .</w:t>
+      </w:r>
+      <w:r>
+        <w:rPr>
+          <w:color w:val="000000" w:themeColor="text1"/>
+        </w:rPr>
+        <w:t xml:space="preserve"> </w:t>
+      </w:r>
+      <w:r>
+        <w:rPr>
+          <w:color w:val="000000" w:themeColor="text1"/>
+        </w:rPr>
+        <w:t>So, if we've created any object using volatile, read/write operation happening to this, will always happens in memory</w:t>
+      </w:r>
+    </w:p>
+    <w:p>
+      <w:pPr>
+        <w:spacing w:after="0"/>
+        <w:rPr>
+          <w:color w:val="000000" w:themeColor="text1"/>
+        </w:rPr>
+      </w:pPr>
       <w:r>
         <w:rPr>
           <w:b/>
           <w:bCs/>
           <w:color w:val="000000" w:themeColor="text1"/>
         </w:rPr>
-        <w:t xml:space="preserve"> :</w:t>
-      </w:r>
-      <w:proofErr w:type="gramEnd"/>
-      <w:r>
-        <w:rPr>
-          <w:color w:val="000000" w:themeColor="text1"/>
-        </w:rPr>
-        <w:t xml:space="preserve"> put synchronized in lazy </w:t>
-      </w:r>
-      <w:r>
-        <w:rPr>
-          <w:color w:val="000000" w:themeColor="text1"/>
-        </w:rPr>
-        <w:t>Initialization</w:t>
-      </w:r>
-      <w:r>
-        <w:rPr>
-          <w:color w:val="000000" w:themeColor="text1"/>
-        </w:rPr>
-        <w:t xml:space="preserve">, so </w:t>
-      </w:r>
-      <w:r>
-        <w:rPr>
-          <w:color w:val="000000" w:themeColor="text1"/>
-        </w:rPr>
-        <w:t>solved concurrent problem. Issue here is synchronization makes it slow, like put lock and unlock, think if method is getting called from 1k places</w:t>
-      </w:r>
-    </w:p>
-    <w:p>
-      <w:pPr>
-        <w:spacing w:after="0"/>
-        <w:rPr>
-          <w:color w:val="000000" w:themeColor="text1"/>
-        </w:rPr>
-      </w:pPr>
+        <w:t>- Bill Pugh Solution</w:t>
+      </w:r>
       <w:r>
         <w:rPr>
           <w:b/>
           <w:bCs/>
           <w:color w:val="000000" w:themeColor="text1"/>
         </w:rPr>
-        <w:t>- Double Check Lock</w:t>
+        <w:t xml:space="preserve">: </w:t>
+      </w:r>
+      <w:r>
+        <w:rPr>
+          <w:color w:val="000000" w:themeColor="text1"/>
+        </w:rPr>
+        <w:t xml:space="preserve">It uses Eager </w:t>
+      </w:r>
+      <w:r>
+        <w:rPr>
+          <w:color w:val="000000" w:themeColor="text1"/>
+        </w:rPr>
+        <w:t>Initialization</w:t>
       </w:r>
       <w:r>
         <w:rPr>
@@ -1482,85 +1202,13 @@
         <w:rPr>
           <w:color w:val="000000" w:themeColor="text1"/>
         </w:rPr>
-        <w:t>:</w:t>
-      </w:r>
-      <w:r>
-        <w:rPr>
-          <w:color w:val="000000" w:themeColor="text1"/>
-        </w:rPr>
-        <w:t>(there is a memory issue, resolved through Volatile instance variable</w:t>
-      </w:r>
-      <w:proofErr w:type="gramStart"/>
-      <w:r>
-        <w:rPr>
-          <w:color w:val="000000" w:themeColor="text1"/>
-        </w:rPr>
-        <w:t>)</w:t>
-      </w:r>
-      <w:r>
-        <w:rPr>
-          <w:color w:val="000000" w:themeColor="text1"/>
-        </w:rPr>
-        <w:t xml:space="preserve"> :</w:t>
-      </w:r>
-      <w:proofErr w:type="gramEnd"/>
-      <w:r>
-        <w:rPr>
-          <w:color w:val="000000" w:themeColor="text1"/>
-        </w:rPr>
-        <w:t xml:space="preserve"> same as </w:t>
-      </w:r>
-      <w:r>
-        <w:rPr>
-          <w:color w:val="000000" w:themeColor="text1"/>
-        </w:rPr>
-        <w:t>Synchronization</w:t>
-      </w:r>
-      <w:r>
-        <w:rPr>
-          <w:color w:val="000000" w:themeColor="text1"/>
-        </w:rPr>
-        <w:t xml:space="preserve"> Block, but has double check for null</w:t>
-      </w:r>
-      <w:r>
-        <w:rPr>
-          <w:color w:val="000000" w:themeColor="text1"/>
-        </w:rPr>
-        <w:t>.</w:t>
-      </w:r>
-    </w:p>
-    <w:p>
-      <w:pPr>
-        <w:spacing w:after="0"/>
-        <w:rPr>
-          <w:color w:val="000000" w:themeColor="text1"/>
-        </w:rPr>
-      </w:pPr>
-      <w:r>
-        <w:rPr>
-          <w:color w:val="000000" w:themeColor="text1"/>
-        </w:rPr>
-        <w:t xml:space="preserve">Volatile Keyword means that the object will be created in memory instead of </w:t>
-      </w:r>
-      <w:proofErr w:type="gramStart"/>
-      <w:r>
-        <w:rPr>
-          <w:color w:val="000000" w:themeColor="text1"/>
-        </w:rPr>
-        <w:t>cache .</w:t>
-      </w:r>
-      <w:proofErr w:type="gramEnd"/>
-      <w:r>
-        <w:rPr>
-          <w:color w:val="000000" w:themeColor="text1"/>
-        </w:rPr>
-        <w:t xml:space="preserve"> </w:t>
-      </w:r>
-      <w:r>
-        <w:rPr>
-          <w:color w:val="000000" w:themeColor="text1"/>
-        </w:rPr>
-        <w:t>So, if we've created any object using volatile, read/write operation happening to this, will always happens in memory</w:t>
+        <w:t>smartly. It will put construction creation inside nested method.</w:t>
+      </w:r>
+      <w:r>
+        <w:rPr>
+          <w:color w:val="000000" w:themeColor="text1"/>
+        </w:rPr>
+        <w:t xml:space="preserve"> (best)</w:t>
       </w:r>
     </w:p>
     <w:p>
@@ -1576,7 +1224,7 @@
           <w:bCs/>
           <w:color w:val="000000" w:themeColor="text1"/>
         </w:rPr>
-        <w:t>- Bill Pugh Solution</w:t>
+        <w:t>- Enum Singleton</w:t>
       </w:r>
       <w:r>
         <w:rPr>
@@ -1584,31 +1232,13 @@
           <w:bCs/>
           <w:color w:val="000000" w:themeColor="text1"/>
         </w:rPr>
-        <w:t xml:space="preserve">: </w:t>
-      </w:r>
-      <w:r>
-        <w:rPr>
-          <w:color w:val="000000" w:themeColor="text1"/>
-        </w:rPr>
-        <w:t xml:space="preserve">It uses Eager </w:t>
-      </w:r>
-      <w:r>
-        <w:rPr>
-          <w:color w:val="000000" w:themeColor="text1"/>
-        </w:rPr>
-        <w:t>Initialization</w:t>
-      </w:r>
-      <w:r>
-        <w:rPr>
-          <w:color w:val="000000" w:themeColor="text1"/>
-        </w:rPr>
-        <w:t xml:space="preserve"> </w:t>
-      </w:r>
-      <w:r>
-        <w:rPr>
-          <w:color w:val="000000" w:themeColor="text1"/>
-        </w:rPr>
-        <w:t>smartly. It will put construction creation inside nested method.</w:t>
+        <w:t xml:space="preserve">:  </w:t>
+      </w:r>
+      <w:r>
+        <w:rPr>
+          <w:color w:val="000000" w:themeColor="text1"/>
+        </w:rPr>
+        <w:t>In Enum , all constructors are private and only one object of enum is created per JVM. So by default enum are singleton</w:t>
       </w:r>
       <w:r>
         <w:rPr>
@@ -1616,6 +1246,14 @@
         </w:rPr>
         <w:t xml:space="preserve"> (best)</w:t>
       </w:r>
+    </w:p>
+    <w:p>
+      <w:pPr>
+        <w:spacing w:after="0"/>
+        <w:rPr>
+          <w:color w:val="000000" w:themeColor="text1"/>
+        </w:rPr>
+      </w:pPr>
     </w:p>
     <w:p>
       <w:pPr>
@@ -1630,7 +1268,7 @@
           <w:bCs/>
           <w:color w:val="000000" w:themeColor="text1"/>
         </w:rPr>
-        <w:t>- Enum Singleton</w:t>
+        <w:t>Immutable</w:t>
       </w:r>
       <w:r>
         <w:rPr>
@@ -1638,132 +1276,8 @@
           <w:bCs/>
           <w:color w:val="000000" w:themeColor="text1"/>
         </w:rPr>
-        <w:t xml:space="preserve">:  </w:t>
-      </w:r>
-      <w:r>
-        <w:rPr>
-          <w:color w:val="000000" w:themeColor="text1"/>
-        </w:rPr>
-        <w:t xml:space="preserve">In </w:t>
-      </w:r>
-      <w:proofErr w:type="gramStart"/>
-      <w:r>
-        <w:rPr>
-          <w:color w:val="000000" w:themeColor="text1"/>
-        </w:rPr>
-        <w:t>Enum ,</w:t>
-      </w:r>
-      <w:proofErr w:type="gramEnd"/>
-      <w:r>
-        <w:rPr>
-          <w:color w:val="000000" w:themeColor="text1"/>
-        </w:rPr>
-        <w:t xml:space="preserve"> all constructors are private and only one object of </w:t>
-      </w:r>
-      <w:proofErr w:type="spellStart"/>
-      <w:r>
-        <w:rPr>
-          <w:color w:val="000000" w:themeColor="text1"/>
-        </w:rPr>
-        <w:t>enum</w:t>
-      </w:r>
-      <w:proofErr w:type="spellEnd"/>
-      <w:r>
-        <w:rPr>
-          <w:color w:val="000000" w:themeColor="text1"/>
-        </w:rPr>
-        <w:t xml:space="preserve"> is created per JVM. </w:t>
-      </w:r>
-      <w:proofErr w:type="gramStart"/>
-      <w:r>
-        <w:rPr>
-          <w:color w:val="000000" w:themeColor="text1"/>
-        </w:rPr>
-        <w:t>So</w:t>
-      </w:r>
-      <w:proofErr w:type="gramEnd"/>
-      <w:r>
-        <w:rPr>
-          <w:color w:val="000000" w:themeColor="text1"/>
-        </w:rPr>
-        <w:t xml:space="preserve"> by </w:t>
-      </w:r>
-      <w:proofErr w:type="gramStart"/>
-      <w:r>
-        <w:rPr>
-          <w:color w:val="000000" w:themeColor="text1"/>
-        </w:rPr>
-        <w:t>default</w:t>
-      </w:r>
-      <w:proofErr w:type="gramEnd"/>
-      <w:r>
-        <w:rPr>
-          <w:color w:val="000000" w:themeColor="text1"/>
-        </w:rPr>
-        <w:t xml:space="preserve"> </w:t>
-      </w:r>
-      <w:proofErr w:type="spellStart"/>
-      <w:r>
-        <w:rPr>
-          <w:color w:val="000000" w:themeColor="text1"/>
-        </w:rPr>
-        <w:t>enum</w:t>
-      </w:r>
-      <w:proofErr w:type="spellEnd"/>
-      <w:r>
-        <w:rPr>
-          <w:color w:val="000000" w:themeColor="text1"/>
-        </w:rPr>
-        <w:t xml:space="preserve"> are singleton</w:t>
-      </w:r>
-      <w:r>
-        <w:rPr>
-          <w:color w:val="000000" w:themeColor="text1"/>
-        </w:rPr>
-        <w:t xml:space="preserve"> (best)</w:t>
-      </w:r>
-    </w:p>
-    <w:p>
-      <w:pPr>
-        <w:spacing w:after="0"/>
-        <w:rPr>
-          <w:color w:val="000000" w:themeColor="text1"/>
-        </w:rPr>
-      </w:pPr>
-    </w:p>
-    <w:p>
-      <w:pPr>
-        <w:spacing w:after="0"/>
-        <w:rPr>
-          <w:color w:val="000000" w:themeColor="text1"/>
-        </w:rPr>
-      </w:pPr>
-      <w:r>
-        <w:rPr>
-          <w:b/>
-          <w:bCs/>
-          <w:color w:val="000000" w:themeColor="text1"/>
-        </w:rPr>
-        <w:t>Immutable</w:t>
-      </w:r>
-      <w:r>
-        <w:rPr>
-          <w:b/>
-          <w:bCs/>
-          <w:color w:val="000000" w:themeColor="text1"/>
-        </w:rPr>
-        <w:t xml:space="preserve"> </w:t>
-      </w:r>
-      <w:proofErr w:type="gramStart"/>
-      <w:r>
-        <w:rPr>
-          <w:b/>
-          <w:bCs/>
-          <w:color w:val="000000" w:themeColor="text1"/>
-        </w:rPr>
-        <w:t>Classes :</w:t>
-      </w:r>
-      <w:proofErr w:type="gramEnd"/>
+        <w:t xml:space="preserve"> Classes :</w:t>
+      </w:r>
       <w:r>
         <w:rPr>
           <w:b/>
@@ -2000,21 +1514,7 @@
         <w:rPr>
           <w:color w:val="000000" w:themeColor="text1"/>
         </w:rPr>
-        <w:t xml:space="preserve">concrete method is called as functional interface. </w:t>
-      </w:r>
-      <w:proofErr w:type="gramStart"/>
-      <w:r>
-        <w:rPr>
-          <w:color w:val="000000" w:themeColor="text1"/>
-        </w:rPr>
-        <w:t>Also</w:t>
-      </w:r>
-      <w:proofErr w:type="gramEnd"/>
-      <w:r>
-        <w:rPr>
-          <w:color w:val="000000" w:themeColor="text1"/>
-        </w:rPr>
-        <w:t xml:space="preserve"> we can represent that interface with </w:t>
+        <w:t xml:space="preserve">concrete method is called as functional interface. Also we can represent that interface with </w:t>
       </w:r>
     </w:p>
     <w:p>
@@ -2034,21 +1534,19 @@
           <w:sz w:val="16"/>
           <w:szCs w:val="16"/>
         </w:rPr>
-        <w:t xml:space="preserve">@FunctionalInterface // optional if we have one method, now we </w:t>
-      </w:r>
-      <w:proofErr w:type="spellStart"/>
-      <w:proofErr w:type="gramStart"/>
-      <w:r>
+        <w:t>@FunctionalInterface // optional if we have one method, now we cant add more than one method</w:t>
+      </w:r>
+    </w:p>
+    <w:p>
+      <w:pPr>
+        <w:spacing w:after="0"/>
         <w:rPr>
           <w:rFonts w:ascii="Consolas" w:hAnsi="Consolas"/>
           <w:color w:val="000000" w:themeColor="text1"/>
           <w:sz w:val="16"/>
           <w:szCs w:val="16"/>
         </w:rPr>
-        <w:t>cant</w:t>
-      </w:r>
-      <w:proofErr w:type="spellEnd"/>
-      <w:proofErr w:type="gramEnd"/>
+      </w:pPr>
       <w:r>
         <w:rPr>
           <w:rFonts w:ascii="Consolas" w:hAnsi="Consolas"/>
@@ -2056,7 +1554,7 @@
           <w:sz w:val="16"/>
           <w:szCs w:val="16"/>
         </w:rPr>
-        <w:t xml:space="preserve"> add more than one method</w:t>
+        <w:t>public Interface Bird{</w:t>
       </w:r>
     </w:p>
     <w:p>
@@ -2076,41 +1574,39 @@
           <w:sz w:val="16"/>
           <w:szCs w:val="16"/>
         </w:rPr>
-        <w:t xml:space="preserve">public Interface </w:t>
-      </w:r>
-      <w:proofErr w:type="gramStart"/>
-      <w:r>
+        <w:t>  void canFly(); // public abstract automatically</w:t>
+      </w:r>
+    </w:p>
+    <w:p>
+      <w:pPr>
+        <w:spacing w:after="0"/>
         <w:rPr>
           <w:rFonts w:ascii="Consolas" w:hAnsi="Consolas"/>
           <w:color w:val="000000" w:themeColor="text1"/>
           <w:sz w:val="16"/>
           <w:szCs w:val="16"/>
         </w:rPr>
-        <w:t>Bird{</w:t>
-      </w:r>
-      <w:proofErr w:type="gramEnd"/>
-    </w:p>
-    <w:p>
-      <w:pPr>
-        <w:spacing w:after="0"/>
+      </w:pPr>
+      <w:r>
         <w:rPr>
           <w:rFonts w:ascii="Consolas" w:hAnsi="Consolas"/>
           <w:color w:val="000000" w:themeColor="text1"/>
           <w:sz w:val="16"/>
           <w:szCs w:val="16"/>
         </w:rPr>
-      </w:pPr>
-      <w:r>
+        <w:t xml:space="preserve">  void hello(); // X not allowed</w:t>
+      </w:r>
+    </w:p>
+    <w:p>
+      <w:pPr>
+        <w:spacing w:after="0"/>
         <w:rPr>
           <w:rFonts w:ascii="Consolas" w:hAnsi="Consolas"/>
           <w:color w:val="000000" w:themeColor="text1"/>
           <w:sz w:val="16"/>
           <w:szCs w:val="16"/>
         </w:rPr>
-        <w:t xml:space="preserve">  void </w:t>
-      </w:r>
-      <w:proofErr w:type="spellStart"/>
-      <w:proofErr w:type="gramStart"/>
+      </w:pPr>
       <w:r>
         <w:rPr>
           <w:rFonts w:ascii="Consolas" w:hAnsi="Consolas"/>
@@ -2118,49 +1614,50 @@
           <w:sz w:val="16"/>
           <w:szCs w:val="16"/>
         </w:rPr>
-        <w:t>canFly</w:t>
-      </w:r>
-      <w:proofErr w:type="spellEnd"/>
-      <w:r>
+        <w:t>}</w:t>
+      </w:r>
+    </w:p>
+    <w:p>
+      <w:pPr>
+        <w:spacing w:after="0"/>
         <w:rPr>
           <w:rFonts w:ascii="Consolas" w:hAnsi="Consolas"/>
           <w:color w:val="000000" w:themeColor="text1"/>
           <w:sz w:val="16"/>
           <w:szCs w:val="16"/>
         </w:rPr>
-        <w:t>(</w:t>
-      </w:r>
-      <w:proofErr w:type="gramEnd"/>
-      <w:r>
+      </w:pPr>
+    </w:p>
+    <w:p>
+      <w:pPr>
+        <w:spacing w:after="0"/>
         <w:rPr>
           <w:rFonts w:ascii="Consolas" w:hAnsi="Consolas"/>
           <w:color w:val="000000" w:themeColor="text1"/>
           <w:sz w:val="16"/>
           <w:szCs w:val="16"/>
         </w:rPr>
-        <w:t>); // public abstract automatically</w:t>
-      </w:r>
-    </w:p>
-    <w:p>
-      <w:pPr>
-        <w:spacing w:after="0"/>
+      </w:pPr>
+      <w:r>
         <w:rPr>
           <w:rFonts w:ascii="Consolas" w:hAnsi="Consolas"/>
           <w:color w:val="000000" w:themeColor="text1"/>
           <w:sz w:val="16"/>
           <w:szCs w:val="16"/>
         </w:rPr>
-      </w:pPr>
-      <w:r>
+        <w:t>public Interface Bird{</w:t>
+      </w:r>
+    </w:p>
+    <w:p>
+      <w:pPr>
+        <w:spacing w:after="0"/>
         <w:rPr>
           <w:rFonts w:ascii="Consolas" w:hAnsi="Consolas"/>
           <w:color w:val="000000" w:themeColor="text1"/>
           <w:sz w:val="16"/>
           <w:szCs w:val="16"/>
         </w:rPr>
-        <w:t xml:space="preserve">  void </w:t>
-      </w:r>
-      <w:proofErr w:type="gramStart"/>
+      </w:pPr>
       <w:r>
         <w:rPr>
           <w:rFonts w:ascii="Consolas" w:hAnsi="Consolas"/>
@@ -2168,29 +1665,28 @@
           <w:sz w:val="16"/>
           <w:szCs w:val="16"/>
         </w:rPr>
-        <w:t>hello(</w:t>
-      </w:r>
-      <w:proofErr w:type="gramEnd"/>
-      <w:r>
+        <w:t>  void canFly();</w:t>
+      </w:r>
+    </w:p>
+    <w:p>
+      <w:pPr>
+        <w:spacing w:after="0"/>
         <w:rPr>
           <w:rFonts w:ascii="Consolas" w:hAnsi="Consolas"/>
           <w:color w:val="000000" w:themeColor="text1"/>
           <w:sz w:val="16"/>
           <w:szCs w:val="16"/>
         </w:rPr>
-        <w:t>); // X not allowed</w:t>
-      </w:r>
-    </w:p>
-    <w:p>
-      <w:pPr>
-        <w:spacing w:after="0"/>
+      </w:pPr>
+      <w:r>
         <w:rPr>
           <w:rFonts w:ascii="Consolas" w:hAnsi="Consolas"/>
           <w:color w:val="000000" w:themeColor="text1"/>
           <w:sz w:val="16"/>
           <w:szCs w:val="16"/>
         </w:rPr>
-      </w:pPr>
+        <w:t xml:space="preserve">  void hello(); // </w:t>
+      </w:r>
       <w:r>
         <w:rPr>
           <w:rFonts w:ascii="Consolas" w:hAnsi="Consolas"/>
@@ -2198,6 +1694,26 @@
           <w:sz w:val="16"/>
           <w:szCs w:val="16"/>
         </w:rPr>
+        <w:t>allowed</w:t>
+      </w:r>
+    </w:p>
+    <w:p>
+      <w:pPr>
+        <w:spacing w:after="0"/>
+        <w:rPr>
+          <w:rFonts w:ascii="Consolas" w:hAnsi="Consolas"/>
+          <w:color w:val="000000" w:themeColor="text1"/>
+          <w:sz w:val="16"/>
+          <w:szCs w:val="16"/>
+        </w:rPr>
+      </w:pPr>
+      <w:r>
+        <w:rPr>
+          <w:rFonts w:ascii="Consolas" w:hAnsi="Consolas"/>
+          <w:color w:val="000000" w:themeColor="text1"/>
+          <w:sz w:val="16"/>
+          <w:szCs w:val="16"/>
+        </w:rPr>
         <w:t>}</w:t>
       </w:r>
     </w:p>
@@ -2229,9 +1745,8 @@
           <w:sz w:val="16"/>
           <w:szCs w:val="16"/>
         </w:rPr>
-        <w:t xml:space="preserve">public Interface </w:t>
-      </w:r>
-      <w:proofErr w:type="gramStart"/>
+        <w:t>@FunctionalInterface</w:t>
+      </w:r>
       <w:r>
         <w:rPr>
           <w:rFonts w:ascii="Consolas" w:hAnsi="Consolas"/>
@@ -2239,9 +1754,8 @@
           <w:sz w:val="16"/>
           <w:szCs w:val="16"/>
         </w:rPr>
-        <w:t>Bird{</w:t>
-      </w:r>
-      <w:proofErr w:type="gramEnd"/>
+        <w:t xml:space="preserve"> // below method is correct as it has only one abstract method</w:t>
+      </w:r>
     </w:p>
     <w:p>
       <w:pPr>
@@ -2260,20 +1774,19 @@
           <w:sz w:val="16"/>
           <w:szCs w:val="16"/>
         </w:rPr>
-        <w:t xml:space="preserve">  void </w:t>
-      </w:r>
-      <w:proofErr w:type="spellStart"/>
-      <w:proofErr w:type="gramStart"/>
-      <w:r>
+        <w:t>public Interface Bird{</w:t>
+      </w:r>
+    </w:p>
+    <w:p>
+      <w:pPr>
+        <w:spacing w:after="0"/>
         <w:rPr>
           <w:rFonts w:ascii="Consolas" w:hAnsi="Consolas"/>
           <w:color w:val="000000" w:themeColor="text1"/>
           <w:sz w:val="16"/>
           <w:szCs w:val="16"/>
         </w:rPr>
-        <w:t>canFly</w:t>
-      </w:r>
-      <w:proofErr w:type="spellEnd"/>
+      </w:pPr>
       <w:r>
         <w:rPr>
           <w:rFonts w:ascii="Consolas" w:hAnsi="Consolas"/>
@@ -2281,39 +1794,39 @@
           <w:sz w:val="16"/>
           <w:szCs w:val="16"/>
         </w:rPr>
-        <w:t>(</w:t>
-      </w:r>
-      <w:proofErr w:type="gramEnd"/>
-      <w:r>
+        <w:t>  void canFly();</w:t>
+      </w:r>
+    </w:p>
+    <w:p>
+      <w:pPr>
+        <w:spacing w:after="0"/>
         <w:rPr>
           <w:rFonts w:ascii="Consolas" w:hAnsi="Consolas"/>
           <w:color w:val="000000" w:themeColor="text1"/>
           <w:sz w:val="16"/>
           <w:szCs w:val="16"/>
         </w:rPr>
-        <w:t>);</w:t>
-      </w:r>
-    </w:p>
-    <w:p>
-      <w:pPr>
-        <w:spacing w:after="0"/>
+      </w:pPr>
+      <w:r>
         <w:rPr>
           <w:rFonts w:ascii="Consolas" w:hAnsi="Consolas"/>
           <w:color w:val="000000" w:themeColor="text1"/>
           <w:sz w:val="16"/>
           <w:szCs w:val="16"/>
         </w:rPr>
-      </w:pPr>
-      <w:r>
+        <w:t xml:space="preserve">  default void hello();</w:t>
+      </w:r>
+    </w:p>
+    <w:p>
+      <w:pPr>
+        <w:spacing w:after="0"/>
         <w:rPr>
           <w:rFonts w:ascii="Consolas" w:hAnsi="Consolas"/>
           <w:color w:val="000000" w:themeColor="text1"/>
           <w:sz w:val="16"/>
           <w:szCs w:val="16"/>
         </w:rPr>
-        <w:t xml:space="preserve">  void </w:t>
-      </w:r>
-      <w:proofErr w:type="gramStart"/>
+      </w:pPr>
       <w:r>
         <w:rPr>
           <w:rFonts w:ascii="Consolas" w:hAnsi="Consolas"/>
@@ -2321,18 +1834,19 @@
           <w:sz w:val="16"/>
           <w:szCs w:val="16"/>
         </w:rPr>
-        <w:t>hello(</w:t>
-      </w:r>
-      <w:proofErr w:type="gramEnd"/>
-      <w:r>
+        <w:t xml:space="preserve">  static void eat();</w:t>
+      </w:r>
+    </w:p>
+    <w:p>
+      <w:pPr>
+        <w:spacing w:after="0"/>
         <w:rPr>
           <w:rFonts w:ascii="Consolas" w:hAnsi="Consolas"/>
           <w:color w:val="000000" w:themeColor="text1"/>
           <w:sz w:val="16"/>
           <w:szCs w:val="16"/>
         </w:rPr>
-        <w:t xml:space="preserve">); // </w:t>
-      </w:r>
+      </w:pPr>
       <w:r>
         <w:rPr>
           <w:rFonts w:ascii="Consolas" w:hAnsi="Consolas"/>
@@ -2340,280 +1854,7 @@
           <w:sz w:val="16"/>
           <w:szCs w:val="16"/>
         </w:rPr>
-        <w:t>allowed</w:t>
-      </w:r>
-    </w:p>
-    <w:p>
-      <w:pPr>
-        <w:spacing w:after="0"/>
-        <w:rPr>
-          <w:rFonts w:ascii="Consolas" w:hAnsi="Consolas"/>
-          <w:color w:val="000000" w:themeColor="text1"/>
-          <w:sz w:val="16"/>
-          <w:szCs w:val="16"/>
-        </w:rPr>
-      </w:pPr>
-      <w:r>
-        <w:rPr>
-          <w:rFonts w:ascii="Consolas" w:hAnsi="Consolas"/>
-          <w:color w:val="000000" w:themeColor="text1"/>
-          <w:sz w:val="16"/>
-          <w:szCs w:val="16"/>
-        </w:rPr>
-        <w:t>}</w:t>
-      </w:r>
-    </w:p>
-    <w:p>
-      <w:pPr>
-        <w:spacing w:after="0"/>
-        <w:rPr>
-          <w:rFonts w:ascii="Consolas" w:hAnsi="Consolas"/>
-          <w:color w:val="000000" w:themeColor="text1"/>
-          <w:sz w:val="16"/>
-          <w:szCs w:val="16"/>
-        </w:rPr>
-      </w:pPr>
-    </w:p>
-    <w:p>
-      <w:pPr>
-        <w:spacing w:after="0"/>
-        <w:rPr>
-          <w:rFonts w:ascii="Consolas" w:hAnsi="Consolas"/>
-          <w:color w:val="000000" w:themeColor="text1"/>
-          <w:sz w:val="16"/>
-          <w:szCs w:val="16"/>
-        </w:rPr>
-      </w:pPr>
-      <w:r>
-        <w:rPr>
-          <w:rFonts w:ascii="Consolas" w:hAnsi="Consolas"/>
-          <w:color w:val="000000" w:themeColor="text1"/>
-          <w:sz w:val="16"/>
-          <w:szCs w:val="16"/>
-        </w:rPr>
-        <w:t>@FunctionalInterface</w:t>
-      </w:r>
-      <w:r>
-        <w:rPr>
-          <w:rFonts w:ascii="Consolas" w:hAnsi="Consolas"/>
-          <w:color w:val="000000" w:themeColor="text1"/>
-          <w:sz w:val="16"/>
-          <w:szCs w:val="16"/>
-        </w:rPr>
-        <w:t xml:space="preserve"> // below method is correct as it has only one abstract method</w:t>
-      </w:r>
-    </w:p>
-    <w:p>
-      <w:pPr>
-        <w:spacing w:after="0"/>
-        <w:rPr>
-          <w:rFonts w:ascii="Consolas" w:hAnsi="Consolas"/>
-          <w:color w:val="000000" w:themeColor="text1"/>
-          <w:sz w:val="16"/>
-          <w:szCs w:val="16"/>
-        </w:rPr>
-      </w:pPr>
-      <w:r>
-        <w:rPr>
-          <w:rFonts w:ascii="Consolas" w:hAnsi="Consolas"/>
-          <w:color w:val="000000" w:themeColor="text1"/>
-          <w:sz w:val="16"/>
-          <w:szCs w:val="16"/>
-        </w:rPr>
-        <w:t xml:space="preserve">public Interface </w:t>
-      </w:r>
-      <w:proofErr w:type="gramStart"/>
-      <w:r>
-        <w:rPr>
-          <w:rFonts w:ascii="Consolas" w:hAnsi="Consolas"/>
-          <w:color w:val="000000" w:themeColor="text1"/>
-          <w:sz w:val="16"/>
-          <w:szCs w:val="16"/>
-        </w:rPr>
-        <w:t>Bird{</w:t>
-      </w:r>
-      <w:proofErr w:type="gramEnd"/>
-    </w:p>
-    <w:p>
-      <w:pPr>
-        <w:spacing w:after="0"/>
-        <w:rPr>
-          <w:rFonts w:ascii="Consolas" w:hAnsi="Consolas"/>
-          <w:color w:val="000000" w:themeColor="text1"/>
-          <w:sz w:val="16"/>
-          <w:szCs w:val="16"/>
-        </w:rPr>
-      </w:pPr>
-      <w:r>
-        <w:rPr>
-          <w:rFonts w:ascii="Consolas" w:hAnsi="Consolas"/>
-          <w:color w:val="000000" w:themeColor="text1"/>
-          <w:sz w:val="16"/>
-          <w:szCs w:val="16"/>
-        </w:rPr>
-        <w:t xml:space="preserve">  void </w:t>
-      </w:r>
-      <w:proofErr w:type="spellStart"/>
-      <w:proofErr w:type="gramStart"/>
-      <w:r>
-        <w:rPr>
-          <w:rFonts w:ascii="Consolas" w:hAnsi="Consolas"/>
-          <w:color w:val="000000" w:themeColor="text1"/>
-          <w:sz w:val="16"/>
-          <w:szCs w:val="16"/>
-        </w:rPr>
-        <w:t>canFly</w:t>
-      </w:r>
-      <w:proofErr w:type="spellEnd"/>
-      <w:r>
-        <w:rPr>
-          <w:rFonts w:ascii="Consolas" w:hAnsi="Consolas"/>
-          <w:color w:val="000000" w:themeColor="text1"/>
-          <w:sz w:val="16"/>
-          <w:szCs w:val="16"/>
-        </w:rPr>
-        <w:t>(</w:t>
-      </w:r>
-      <w:proofErr w:type="gramEnd"/>
-      <w:r>
-        <w:rPr>
-          <w:rFonts w:ascii="Consolas" w:hAnsi="Consolas"/>
-          <w:color w:val="000000" w:themeColor="text1"/>
-          <w:sz w:val="16"/>
-          <w:szCs w:val="16"/>
-        </w:rPr>
-        <w:t>);</w:t>
-      </w:r>
-    </w:p>
-    <w:p>
-      <w:pPr>
-        <w:spacing w:after="0"/>
-        <w:rPr>
-          <w:rFonts w:ascii="Consolas" w:hAnsi="Consolas"/>
-          <w:color w:val="000000" w:themeColor="text1"/>
-          <w:sz w:val="16"/>
-          <w:szCs w:val="16"/>
-        </w:rPr>
-      </w:pPr>
-      <w:r>
-        <w:rPr>
-          <w:rFonts w:ascii="Consolas" w:hAnsi="Consolas"/>
-          <w:color w:val="000000" w:themeColor="text1"/>
-          <w:sz w:val="16"/>
-          <w:szCs w:val="16"/>
-        </w:rPr>
-        <w:t xml:space="preserve">  default void </w:t>
-      </w:r>
-      <w:proofErr w:type="gramStart"/>
-      <w:r>
-        <w:rPr>
-          <w:rFonts w:ascii="Consolas" w:hAnsi="Consolas"/>
-          <w:color w:val="000000" w:themeColor="text1"/>
-          <w:sz w:val="16"/>
-          <w:szCs w:val="16"/>
-        </w:rPr>
-        <w:t>hello(</w:t>
-      </w:r>
-      <w:proofErr w:type="gramEnd"/>
-      <w:r>
-        <w:rPr>
-          <w:rFonts w:ascii="Consolas" w:hAnsi="Consolas"/>
-          <w:color w:val="000000" w:themeColor="text1"/>
-          <w:sz w:val="16"/>
-          <w:szCs w:val="16"/>
-        </w:rPr>
-        <w:t>);</w:t>
-      </w:r>
-    </w:p>
-    <w:p>
-      <w:pPr>
-        <w:spacing w:after="0"/>
-        <w:rPr>
-          <w:rFonts w:ascii="Consolas" w:hAnsi="Consolas"/>
-          <w:color w:val="000000" w:themeColor="text1"/>
-          <w:sz w:val="16"/>
-          <w:szCs w:val="16"/>
-        </w:rPr>
-      </w:pPr>
-      <w:r>
-        <w:rPr>
-          <w:rFonts w:ascii="Consolas" w:hAnsi="Consolas"/>
-          <w:color w:val="000000" w:themeColor="text1"/>
-          <w:sz w:val="16"/>
-          <w:szCs w:val="16"/>
-        </w:rPr>
-        <w:t xml:space="preserve">  static void </w:t>
-      </w:r>
-      <w:proofErr w:type="gramStart"/>
-      <w:r>
-        <w:rPr>
-          <w:rFonts w:ascii="Consolas" w:hAnsi="Consolas"/>
-          <w:color w:val="000000" w:themeColor="text1"/>
-          <w:sz w:val="16"/>
-          <w:szCs w:val="16"/>
-        </w:rPr>
-        <w:t>eat(</w:t>
-      </w:r>
-      <w:proofErr w:type="gramEnd"/>
-      <w:r>
-        <w:rPr>
-          <w:rFonts w:ascii="Consolas" w:hAnsi="Consolas"/>
-          <w:color w:val="000000" w:themeColor="text1"/>
-          <w:sz w:val="16"/>
-          <w:szCs w:val="16"/>
-        </w:rPr>
-        <w:t>);</w:t>
-      </w:r>
-    </w:p>
-    <w:p>
-      <w:pPr>
-        <w:spacing w:after="0"/>
-        <w:rPr>
-          <w:rFonts w:ascii="Consolas" w:hAnsi="Consolas"/>
-          <w:color w:val="000000" w:themeColor="text1"/>
-          <w:sz w:val="16"/>
-          <w:szCs w:val="16"/>
-        </w:rPr>
-      </w:pPr>
-      <w:r>
-        <w:rPr>
-          <w:rFonts w:ascii="Consolas" w:hAnsi="Consolas"/>
-          <w:color w:val="000000" w:themeColor="text1"/>
-          <w:sz w:val="16"/>
-          <w:szCs w:val="16"/>
-        </w:rPr>
-        <w:t xml:space="preserve">  String </w:t>
-      </w:r>
-      <w:proofErr w:type="spellStart"/>
-      <w:proofErr w:type="gramStart"/>
-      <w:r>
-        <w:rPr>
-          <w:rFonts w:ascii="Consolas" w:hAnsi="Consolas"/>
-          <w:color w:val="000000" w:themeColor="text1"/>
-          <w:sz w:val="16"/>
-          <w:szCs w:val="16"/>
-        </w:rPr>
-        <w:t>toString</w:t>
-      </w:r>
-      <w:proofErr w:type="spellEnd"/>
-      <w:r>
-        <w:rPr>
-          <w:rFonts w:ascii="Consolas" w:hAnsi="Consolas"/>
-          <w:color w:val="000000" w:themeColor="text1"/>
-          <w:sz w:val="16"/>
-          <w:szCs w:val="16"/>
-        </w:rPr>
-        <w:t>(</w:t>
-      </w:r>
-      <w:proofErr w:type="gramEnd"/>
-      <w:r>
-        <w:rPr>
-          <w:rFonts w:ascii="Consolas" w:hAnsi="Consolas"/>
-          <w:color w:val="000000" w:themeColor="text1"/>
-          <w:sz w:val="16"/>
-          <w:szCs w:val="16"/>
-        </w:rPr>
-        <w:t>);</w:t>
+        <w:t xml:space="preserve">  String toString();</w:t>
       </w:r>
       <w:r>
         <w:rPr>
@@ -2670,457 +1911,229 @@
           <w:bCs/>
           <w:color w:val="000000" w:themeColor="text1"/>
         </w:rPr>
-        <w:t>Lambda Expression (or arrow</w:t>
-      </w:r>
-      <w:proofErr w:type="gramStart"/>
-      <w:r>
-        <w:rPr>
-          <w:b/>
-          <w:bCs/>
-          <w:color w:val="000000" w:themeColor="text1"/>
-        </w:rPr>
-        <w:t>)</w:t>
-      </w:r>
-      <w:r>
-        <w:rPr>
-          <w:color w:val="000000" w:themeColor="text1"/>
-        </w:rPr>
-        <w:t xml:space="preserve"> :</w:t>
-      </w:r>
-      <w:proofErr w:type="gramEnd"/>
-      <w:r>
-        <w:rPr>
+        <w:lastRenderedPageBreak/>
+        <w:t>Lambda Expression (or arrow)</w:t>
+      </w:r>
+      <w:r>
+        <w:rPr>
+          <w:color w:val="000000" w:themeColor="text1"/>
+        </w:rPr>
+        <w:t xml:space="preserve"> : </w:t>
+      </w:r>
+      <w:r>
+        <w:rPr>
+          <w:color w:val="000000" w:themeColor="text1"/>
+        </w:rPr>
+        <w:t>Represented</w:t>
+      </w:r>
+      <w:r>
+        <w:rPr>
+          <w:color w:val="000000" w:themeColor="text1"/>
+        </w:rPr>
+        <w:t xml:space="preserve"> by </w:t>
+      </w:r>
+      <w:r>
+        <w:rPr>
+          <w:rFonts w:ascii="Consolas" w:hAnsi="Consolas"/>
+          <w:color w:val="000000" w:themeColor="text1"/>
+        </w:rPr>
+        <w:t>()-&gt;</w:t>
+      </w:r>
+      <w:r>
+        <w:rPr>
+          <w:rFonts w:ascii="Consolas" w:hAnsi="Consolas"/>
           <w:color w:val="000000" w:themeColor="text1"/>
         </w:rPr>
         <w:t xml:space="preserve"> </w:t>
       </w:r>
-      <w:r>
-        <w:rPr>
-          <w:color w:val="000000" w:themeColor="text1"/>
-        </w:rPr>
-        <w:t>Represented</w:t>
-      </w:r>
-      <w:r>
-        <w:rPr>
-          <w:color w:val="000000" w:themeColor="text1"/>
-        </w:rPr>
-        <w:t xml:space="preserve"> by </w:t>
-      </w:r>
-      <w:r>
-        <w:rPr>
-          <w:rFonts w:ascii="Consolas" w:hAnsi="Consolas"/>
-          <w:color w:val="000000" w:themeColor="text1"/>
-        </w:rPr>
-        <w:t>()-&gt;</w:t>
-      </w:r>
-      <w:r>
-        <w:rPr>
-          <w:rFonts w:ascii="Consolas" w:hAnsi="Consolas"/>
+    </w:p>
+    <w:p>
+      <w:pPr>
+        <w:spacing w:after="0"/>
+        <w:rPr>
+          <w:rFonts w:cstheme="minorHAnsi"/>
+          <w:color w:val="000000" w:themeColor="text1"/>
+        </w:rPr>
+      </w:pPr>
+      <w:r>
+        <w:rPr>
+          <w:rFonts w:cstheme="minorHAnsi"/>
+          <w:color w:val="000000" w:themeColor="text1"/>
+        </w:rPr>
+        <w:t>It is used to directly provide implementation for Functional interface class.</w:t>
+      </w:r>
+      <w:r>
+        <w:rPr>
+          <w:rFonts w:cstheme="minorHAnsi"/>
+          <w:color w:val="000000" w:themeColor="text1"/>
+        </w:rPr>
+        <w:t xml:space="preserve"> Although we can implement with normal class or anonymous class. But Lambda expression reduce the complexity and boiler plate code for implantation class where Functional Interface  has been called.</w:t>
+      </w:r>
+    </w:p>
+    <w:p>
+      <w:pPr>
+        <w:spacing w:after="0"/>
+        <w:rPr>
+          <w:rFonts w:cstheme="minorHAnsi"/>
+          <w:color w:val="000000" w:themeColor="text1"/>
+        </w:rPr>
+      </w:pPr>
+    </w:p>
+    <w:p>
+      <w:pPr>
+        <w:spacing w:after="0"/>
+        <w:rPr>
+          <w:rFonts w:cstheme="minorHAnsi"/>
+          <w:color w:val="000000" w:themeColor="text1"/>
+        </w:rPr>
+      </w:pPr>
+      <w:r>
+        <w:rPr>
+          <w:rFonts w:cstheme="minorHAnsi"/>
+          <w:color w:val="000000" w:themeColor="text1"/>
+        </w:rPr>
+        <w:t>Types of Functional Interface :</w:t>
+      </w:r>
+      <w:r>
+        <w:rPr>
+          <w:rFonts w:cstheme="minorHAnsi"/>
+          <w:color w:val="000000" w:themeColor="text1"/>
+        </w:rPr>
+        <w:t xml:space="preserve"> They are already inbuilt in Java</w:t>
+      </w:r>
+    </w:p>
+    <w:p>
+      <w:pPr>
+        <w:spacing w:after="0"/>
+        <w:rPr>
+          <w:rFonts w:cstheme="minorHAnsi"/>
+          <w:color w:val="000000" w:themeColor="text1"/>
+        </w:rPr>
+      </w:pPr>
+      <w:r>
+        <w:rPr>
+          <w:rFonts w:cstheme="minorHAnsi"/>
+          <w:color w:val="000000" w:themeColor="text1"/>
+        </w:rPr>
+        <w:t>Consumer</w:t>
+      </w:r>
+      <w:r>
+        <w:rPr>
+          <w:rFonts w:cstheme="minorHAnsi"/>
+          <w:color w:val="000000" w:themeColor="text1"/>
+        </w:rPr>
+        <w:t>: represent function accepts 1 input parameter and produces no result.  Interface Supplier &lt;T&gt; { void accept(T t);}</w:t>
+      </w:r>
+    </w:p>
+    <w:p>
+      <w:pPr>
+        <w:spacing w:after="0"/>
+        <w:rPr>
+          <w:rFonts w:cstheme="minorHAnsi"/>
+          <w:color w:val="000000" w:themeColor="text1"/>
+        </w:rPr>
+      </w:pPr>
+      <w:r>
+        <w:rPr>
+          <w:rFonts w:cstheme="minorHAnsi"/>
+          <w:color w:val="000000" w:themeColor="text1"/>
+        </w:rPr>
+        <w:t>Supplier</w:t>
+      </w:r>
+      <w:r>
+        <w:rPr>
+          <w:rFonts w:cstheme="minorHAnsi"/>
+          <w:color w:val="000000" w:themeColor="text1"/>
+        </w:rPr>
+        <w:t>: represent function accepts no input parameter and produces a result.  Interface Supplier &lt;T&gt; { T get();}</w:t>
+      </w:r>
+    </w:p>
+    <w:p>
+      <w:pPr>
+        <w:spacing w:after="0"/>
+        <w:rPr>
+          <w:rFonts w:cstheme="minorHAnsi"/>
+          <w:color w:val="000000" w:themeColor="text1"/>
+        </w:rPr>
+      </w:pPr>
+      <w:r>
+        <w:rPr>
+          <w:rFonts w:cstheme="minorHAnsi"/>
+          <w:color w:val="000000" w:themeColor="text1"/>
+        </w:rPr>
+        <w:t>Function</w:t>
+      </w:r>
+      <w:r>
+        <w:rPr>
+          <w:rFonts w:cstheme="minorHAnsi"/>
+          <w:color w:val="000000" w:themeColor="text1"/>
+        </w:rPr>
+        <w:t xml:space="preserve"> : represent function accepts only 1 argument and produces a result based on return type</w:t>
+      </w:r>
+      <w:r>
+        <w:rPr>
+          <w:rFonts w:cstheme="minorHAnsi"/>
+          <w:color w:val="000000" w:themeColor="text1"/>
+        </w:rPr>
+        <w:t>. Interface Function&lt;T,R&gt; { R appy(T);}</w:t>
+      </w:r>
+    </w:p>
+    <w:p>
+      <w:pPr>
+        <w:spacing w:after="0"/>
+        <w:rPr>
+          <w:rFonts w:cstheme="minorHAnsi"/>
+          <w:color w:val="000000" w:themeColor="text1"/>
+        </w:rPr>
+      </w:pPr>
+      <w:r>
+        <w:rPr>
+          <w:rFonts w:cstheme="minorHAnsi"/>
+          <w:color w:val="000000" w:themeColor="text1"/>
+        </w:rPr>
+        <w:t>Predicate</w:t>
+      </w:r>
+      <w:r>
+        <w:rPr>
+          <w:rFonts w:cstheme="minorHAnsi"/>
           <w:color w:val="000000" w:themeColor="text1"/>
         </w:rPr>
         <w:t xml:space="preserve"> </w:t>
       </w:r>
-    </w:p>
-    <w:p>
-      <w:pPr>
-        <w:spacing w:after="0"/>
+      <w:r>
         <w:rPr>
           <w:rFonts w:cstheme="minorHAnsi"/>
           <w:color w:val="000000" w:themeColor="text1"/>
         </w:rPr>
-      </w:pPr>
+        <w:t xml:space="preserve">:represent function </w:t>
+      </w:r>
       <w:r>
         <w:rPr>
           <w:rFonts w:cstheme="minorHAnsi"/>
           <w:color w:val="000000" w:themeColor="text1"/>
         </w:rPr>
-        <w:lastRenderedPageBreak/>
-        <w:t>It is used to directly provide implementation for Functional interface class.</w:t>
+        <w:t xml:space="preserve">accepts </w:t>
       </w:r>
       <w:r>
         <w:rPr>
           <w:rFonts w:cstheme="minorHAnsi"/>
           <w:color w:val="000000" w:themeColor="text1"/>
         </w:rPr>
-        <w:t xml:space="preserve"> Although we can implement with normal class or anonymous class. But Lambda expression </w:t>
-      </w:r>
-      <w:proofErr w:type="gramStart"/>
+        <w:t xml:space="preserve">only 1 argument </w:t>
+      </w:r>
       <w:r>
         <w:rPr>
           <w:rFonts w:cstheme="minorHAnsi"/>
           <w:color w:val="000000" w:themeColor="text1"/>
         </w:rPr>
-        <w:t>reduce</w:t>
-      </w:r>
-      <w:proofErr w:type="gramEnd"/>
+        <w:t>and always returns Boolean</w:t>
+      </w:r>
       <w:r>
         <w:rPr>
           <w:rFonts w:cstheme="minorHAnsi"/>
           <w:color w:val="000000" w:themeColor="text1"/>
         </w:rPr>
-        <w:t xml:space="preserve"> the complexity and boiler plate code for implantation class where Functional </w:t>
-      </w:r>
-      <w:proofErr w:type="gramStart"/>
-      <w:r>
-        <w:rPr>
-          <w:rFonts w:cstheme="minorHAnsi"/>
-          <w:color w:val="000000" w:themeColor="text1"/>
-        </w:rPr>
-        <w:t>Interface  has</w:t>
-      </w:r>
-      <w:proofErr w:type="gramEnd"/>
-      <w:r>
-        <w:rPr>
-          <w:rFonts w:cstheme="minorHAnsi"/>
-          <w:color w:val="000000" w:themeColor="text1"/>
-        </w:rPr>
-        <w:t xml:space="preserve"> been called.</w:t>
-      </w:r>
-    </w:p>
-    <w:p>
-      <w:pPr>
-        <w:spacing w:after="0"/>
-        <w:rPr>
-          <w:rFonts w:cstheme="minorHAnsi"/>
-          <w:color w:val="000000" w:themeColor="text1"/>
-        </w:rPr>
-      </w:pPr>
-    </w:p>
-    <w:p>
-      <w:pPr>
-        <w:spacing w:after="0"/>
-        <w:rPr>
-          <w:rFonts w:cstheme="minorHAnsi"/>
-          <w:color w:val="000000" w:themeColor="text1"/>
-        </w:rPr>
-      </w:pPr>
-      <w:r>
-        <w:rPr>
-          <w:rFonts w:cstheme="minorHAnsi"/>
-          <w:color w:val="000000" w:themeColor="text1"/>
-        </w:rPr>
-        <w:t xml:space="preserve">Types of Functional </w:t>
-      </w:r>
-      <w:proofErr w:type="gramStart"/>
-      <w:r>
-        <w:rPr>
-          <w:rFonts w:cstheme="minorHAnsi"/>
-          <w:color w:val="000000" w:themeColor="text1"/>
-        </w:rPr>
-        <w:t>Interface :</w:t>
-      </w:r>
-      <w:proofErr w:type="gramEnd"/>
-      <w:r>
-        <w:rPr>
-          <w:rFonts w:cstheme="minorHAnsi"/>
-          <w:color w:val="000000" w:themeColor="text1"/>
-        </w:rPr>
-        <w:t xml:space="preserve"> They are already inbuilt in Java</w:t>
-      </w:r>
-    </w:p>
-    <w:p>
-      <w:pPr>
-        <w:spacing w:after="0"/>
-        <w:rPr>
-          <w:rFonts w:cstheme="minorHAnsi"/>
-          <w:color w:val="000000" w:themeColor="text1"/>
-        </w:rPr>
-      </w:pPr>
-      <w:r>
-        <w:rPr>
-          <w:rFonts w:cstheme="minorHAnsi"/>
-          <w:color w:val="000000" w:themeColor="text1"/>
-        </w:rPr>
-        <w:t>Consumer</w:t>
-      </w:r>
-      <w:r>
-        <w:rPr>
-          <w:rFonts w:cstheme="minorHAnsi"/>
-          <w:color w:val="000000" w:themeColor="text1"/>
-        </w:rPr>
-        <w:t xml:space="preserve">: represent function accepts 1 input parameter and produces no result.  Interface Supplier &lt;T&gt; </w:t>
-      </w:r>
-      <w:proofErr w:type="gramStart"/>
-      <w:r>
-        <w:rPr>
-          <w:rFonts w:cstheme="minorHAnsi"/>
-          <w:color w:val="000000" w:themeColor="text1"/>
-        </w:rPr>
-        <w:t>{ void</w:t>
-      </w:r>
-      <w:proofErr w:type="gramEnd"/>
-      <w:r>
-        <w:rPr>
-          <w:rFonts w:cstheme="minorHAnsi"/>
-          <w:color w:val="000000" w:themeColor="text1"/>
-        </w:rPr>
-        <w:t xml:space="preserve"> </w:t>
-      </w:r>
-      <w:proofErr w:type="gramStart"/>
-      <w:r>
-        <w:rPr>
-          <w:rFonts w:cstheme="minorHAnsi"/>
-          <w:color w:val="000000" w:themeColor="text1"/>
-        </w:rPr>
-        <w:t>accept(</w:t>
-      </w:r>
-      <w:proofErr w:type="gramEnd"/>
-      <w:r>
-        <w:rPr>
-          <w:rFonts w:cstheme="minorHAnsi"/>
-          <w:color w:val="000000" w:themeColor="text1"/>
-        </w:rPr>
-        <w:t>T t);}</w:t>
-      </w:r>
-    </w:p>
-    <w:p>
-      <w:pPr>
-        <w:spacing w:after="0"/>
-        <w:rPr>
-          <w:rFonts w:cstheme="minorHAnsi"/>
-          <w:color w:val="000000" w:themeColor="text1"/>
-        </w:rPr>
-      </w:pPr>
-      <w:r>
-        <w:rPr>
-          <w:rFonts w:cstheme="minorHAnsi"/>
-          <w:color w:val="000000" w:themeColor="text1"/>
-        </w:rPr>
-        <w:t>Supplier</w:t>
-      </w:r>
-      <w:r>
-        <w:rPr>
-          <w:rFonts w:cstheme="minorHAnsi"/>
-          <w:color w:val="000000" w:themeColor="text1"/>
-        </w:rPr>
-        <w:t xml:space="preserve">: represent function accepts no input parameter and produces a result.  Interface Supplier &lt;T&gt; </w:t>
-      </w:r>
-      <w:proofErr w:type="gramStart"/>
-      <w:r>
-        <w:rPr>
-          <w:rFonts w:cstheme="minorHAnsi"/>
-          <w:color w:val="000000" w:themeColor="text1"/>
-        </w:rPr>
-        <w:t>{ T</w:t>
-      </w:r>
-      <w:proofErr w:type="gramEnd"/>
-      <w:r>
-        <w:rPr>
-          <w:rFonts w:cstheme="minorHAnsi"/>
-          <w:color w:val="000000" w:themeColor="text1"/>
-        </w:rPr>
-        <w:t xml:space="preserve"> </w:t>
-      </w:r>
-      <w:proofErr w:type="gramStart"/>
-      <w:r>
-        <w:rPr>
-          <w:rFonts w:cstheme="minorHAnsi"/>
-          <w:color w:val="000000" w:themeColor="text1"/>
-        </w:rPr>
-        <w:t>get(</w:t>
-      </w:r>
-      <w:proofErr w:type="gramEnd"/>
-      <w:r>
-        <w:rPr>
-          <w:rFonts w:cstheme="minorHAnsi"/>
-          <w:color w:val="000000" w:themeColor="text1"/>
-        </w:rPr>
-        <w:t>);}</w:t>
-      </w:r>
-    </w:p>
-    <w:p>
-      <w:pPr>
-        <w:spacing w:after="0"/>
-        <w:rPr>
-          <w:rFonts w:cstheme="minorHAnsi"/>
-          <w:color w:val="000000" w:themeColor="text1"/>
-        </w:rPr>
-      </w:pPr>
-      <w:proofErr w:type="gramStart"/>
-      <w:r>
-        <w:rPr>
-          <w:rFonts w:cstheme="minorHAnsi"/>
-          <w:color w:val="000000" w:themeColor="text1"/>
-        </w:rPr>
-        <w:t>Function</w:t>
-      </w:r>
-      <w:r>
-        <w:rPr>
-          <w:rFonts w:cstheme="minorHAnsi"/>
-          <w:color w:val="000000" w:themeColor="text1"/>
-        </w:rPr>
-        <w:t xml:space="preserve"> :</w:t>
-      </w:r>
-      <w:proofErr w:type="gramEnd"/>
-      <w:r>
-        <w:rPr>
-          <w:rFonts w:cstheme="minorHAnsi"/>
-          <w:color w:val="000000" w:themeColor="text1"/>
-        </w:rPr>
-        <w:t xml:space="preserve"> represent function accepts only 1 argument and produces a result based on return type</w:t>
-      </w:r>
-      <w:r>
-        <w:rPr>
-          <w:rFonts w:cstheme="minorHAnsi"/>
-          <w:color w:val="000000" w:themeColor="text1"/>
-        </w:rPr>
-        <w:t>. Interface Function&lt;</w:t>
-      </w:r>
-      <w:proofErr w:type="gramStart"/>
-      <w:r>
-        <w:rPr>
-          <w:rFonts w:cstheme="minorHAnsi"/>
-          <w:color w:val="000000" w:themeColor="text1"/>
-        </w:rPr>
-        <w:t>T,R</w:t>
-      </w:r>
-      <w:proofErr w:type="gramEnd"/>
-      <w:r>
-        <w:rPr>
-          <w:rFonts w:cstheme="minorHAnsi"/>
-          <w:color w:val="000000" w:themeColor="text1"/>
-        </w:rPr>
-        <w:t xml:space="preserve">&gt; </w:t>
-      </w:r>
-      <w:proofErr w:type="gramStart"/>
-      <w:r>
-        <w:rPr>
-          <w:rFonts w:cstheme="minorHAnsi"/>
-          <w:color w:val="000000" w:themeColor="text1"/>
-        </w:rPr>
-        <w:t>{ R</w:t>
-      </w:r>
-      <w:proofErr w:type="gramEnd"/>
-      <w:r>
-        <w:rPr>
-          <w:rFonts w:cstheme="minorHAnsi"/>
-          <w:color w:val="000000" w:themeColor="text1"/>
-        </w:rPr>
-        <w:t xml:space="preserve"> </w:t>
-      </w:r>
-      <w:proofErr w:type="spellStart"/>
-      <w:r>
-        <w:rPr>
-          <w:rFonts w:cstheme="minorHAnsi"/>
-          <w:color w:val="000000" w:themeColor="text1"/>
-        </w:rPr>
-        <w:t>appy</w:t>
-      </w:r>
-      <w:proofErr w:type="spellEnd"/>
-      <w:r>
-        <w:rPr>
-          <w:rFonts w:cstheme="minorHAnsi"/>
-          <w:color w:val="000000" w:themeColor="text1"/>
-        </w:rPr>
-        <w:t>(T);}</w:t>
-      </w:r>
-    </w:p>
-    <w:p>
-      <w:pPr>
-        <w:spacing w:after="0"/>
-        <w:rPr>
-          <w:rFonts w:cstheme="minorHAnsi"/>
-          <w:color w:val="000000" w:themeColor="text1"/>
-        </w:rPr>
-      </w:pPr>
-      <w:proofErr w:type="gramStart"/>
-      <w:r>
-        <w:rPr>
-          <w:rFonts w:cstheme="minorHAnsi"/>
-          <w:color w:val="000000" w:themeColor="text1"/>
-        </w:rPr>
-        <w:t>Predicate</w:t>
-      </w:r>
-      <w:r>
-        <w:rPr>
-          <w:rFonts w:cstheme="minorHAnsi"/>
-          <w:color w:val="000000" w:themeColor="text1"/>
-        </w:rPr>
-        <w:t xml:space="preserve"> </w:t>
-      </w:r>
-      <w:r>
-        <w:rPr>
-          <w:rFonts w:cstheme="minorHAnsi"/>
-          <w:color w:val="000000" w:themeColor="text1"/>
-        </w:rPr>
-        <w:t>:represent</w:t>
-      </w:r>
-      <w:proofErr w:type="gramEnd"/>
-      <w:r>
-        <w:rPr>
-          <w:rFonts w:cstheme="minorHAnsi"/>
-          <w:color w:val="000000" w:themeColor="text1"/>
-        </w:rPr>
-        <w:t xml:space="preserve"> function </w:t>
-      </w:r>
-      <w:r>
-        <w:rPr>
-          <w:rFonts w:cstheme="minorHAnsi"/>
-          <w:color w:val="000000" w:themeColor="text1"/>
-        </w:rPr>
-        <w:t xml:space="preserve">accepts </w:t>
-      </w:r>
-      <w:r>
-        <w:rPr>
-          <w:rFonts w:cstheme="minorHAnsi"/>
-          <w:color w:val="000000" w:themeColor="text1"/>
-        </w:rPr>
-        <w:t xml:space="preserve">only 1 argument </w:t>
-      </w:r>
-      <w:r>
-        <w:rPr>
-          <w:rFonts w:cstheme="minorHAnsi"/>
-          <w:color w:val="000000" w:themeColor="text1"/>
-        </w:rPr>
-        <w:t>and always returns Boolean</w:t>
-      </w:r>
-      <w:r>
-        <w:rPr>
-          <w:rFonts w:cstheme="minorHAnsi"/>
-          <w:color w:val="000000" w:themeColor="text1"/>
-        </w:rPr>
-        <w:t xml:space="preserve">. Interface Function&lt;T&gt; </w:t>
-      </w:r>
-      <w:proofErr w:type="gramStart"/>
-      <w:r>
-        <w:rPr>
-          <w:rFonts w:cstheme="minorHAnsi"/>
-          <w:color w:val="000000" w:themeColor="text1"/>
-        </w:rPr>
-        <w:t xml:space="preserve">{ </w:t>
-      </w:r>
-      <w:proofErr w:type="spellStart"/>
-      <w:r>
-        <w:rPr>
-          <w:rFonts w:cstheme="minorHAnsi"/>
-          <w:color w:val="000000" w:themeColor="text1"/>
-        </w:rPr>
-        <w:t>boolean</w:t>
-      </w:r>
-      <w:proofErr w:type="spellEnd"/>
-      <w:proofErr w:type="gramEnd"/>
-      <w:r>
-        <w:rPr>
-          <w:rFonts w:cstheme="minorHAnsi"/>
-          <w:color w:val="000000" w:themeColor="text1"/>
-        </w:rPr>
-        <w:t xml:space="preserve"> </w:t>
-      </w:r>
-      <w:proofErr w:type="spellStart"/>
-      <w:r>
-        <w:rPr>
-          <w:rFonts w:cstheme="minorHAnsi"/>
-          <w:color w:val="000000" w:themeColor="text1"/>
-        </w:rPr>
-        <w:t>appy</w:t>
-      </w:r>
-      <w:proofErr w:type="spellEnd"/>
-      <w:r>
-        <w:rPr>
-          <w:rFonts w:cstheme="minorHAnsi"/>
-          <w:color w:val="000000" w:themeColor="text1"/>
-        </w:rPr>
-        <w:t>(T);}</w:t>
+        <w:t>. Interface Function&lt;T&gt; { boolean appy(T);}</w:t>
       </w:r>
     </w:p>
     <w:p>
@@ -3165,39 +2178,7 @@
           <w:rFonts w:cstheme="minorHAnsi"/>
           <w:color w:val="000000" w:themeColor="text1"/>
         </w:rPr>
-        <w:t xml:space="preserve">Reflection </w:t>
-      </w:r>
-      <w:proofErr w:type="gramStart"/>
-      <w:r>
-        <w:rPr>
-          <w:rFonts w:cstheme="minorHAnsi"/>
-          <w:color w:val="000000" w:themeColor="text1"/>
-        </w:rPr>
-        <w:t>are</w:t>
-      </w:r>
-      <w:proofErr w:type="gramEnd"/>
-      <w:r>
-        <w:rPr>
-          <w:rFonts w:cstheme="minorHAnsi"/>
-          <w:color w:val="000000" w:themeColor="text1"/>
-        </w:rPr>
-        <w:t xml:space="preserve"> used to examine the classes, methods, fields, interfaces, at run time. </w:t>
-      </w:r>
-      <w:proofErr w:type="gramStart"/>
-      <w:r>
-        <w:rPr>
-          <w:rFonts w:cstheme="minorHAnsi"/>
-          <w:color w:val="000000" w:themeColor="text1"/>
-        </w:rPr>
-        <w:t>Also</w:t>
-      </w:r>
-      <w:proofErr w:type="gramEnd"/>
-      <w:r>
-        <w:rPr>
-          <w:rFonts w:cstheme="minorHAnsi"/>
-          <w:color w:val="000000" w:themeColor="text1"/>
-        </w:rPr>
-        <w:t xml:space="preserve"> it can possibly change the behavior of class too.</w:t>
+        <w:t>Reflection are used to examine the classes, methods, fields, interfaces, at run time. Also it can possibly change the behavior of class too.</w:t>
       </w:r>
     </w:p>
     <w:p>
@@ -3222,9 +2203,8 @@
           <w:bCs/>
           <w:color w:val="000000" w:themeColor="text1"/>
         </w:rPr>
-        <w:t xml:space="preserve">class </w:t>
-      </w:r>
-      <w:proofErr w:type="spellStart"/>
+        <w:t>class Class</w:t>
+      </w:r>
       <w:r>
         <w:rPr>
           <w:rFonts w:cstheme="minorHAnsi"/>
@@ -3232,9 +2212,15 @@
           <w:bCs/>
           <w:color w:val="000000" w:themeColor="text1"/>
         </w:rPr>
-        <w:t>Class</w:t>
-      </w:r>
-      <w:proofErr w:type="spellEnd"/>
+        <w:t xml:space="preserve"> </w:t>
+      </w:r>
+      <w:r>
+        <w:rPr>
+          <w:rFonts w:cstheme="minorHAnsi"/>
+          <w:color w:val="000000" w:themeColor="text1"/>
+        </w:rPr>
+        <w:t>for every class</w:t>
+      </w:r>
       <w:r>
         <w:rPr>
           <w:rFonts w:cstheme="minorHAnsi"/>
@@ -3242,46 +2228,14 @@
           <w:bCs/>
           <w:color w:val="000000" w:themeColor="text1"/>
         </w:rPr>
-        <w:t xml:space="preserve"> </w:t>
+        <w:t xml:space="preserve">, </w:t>
       </w:r>
       <w:r>
         <w:rPr>
           <w:rFonts w:cstheme="minorHAnsi"/>
           <w:color w:val="000000" w:themeColor="text1"/>
         </w:rPr>
-        <w:t>for every class</w:t>
-      </w:r>
-      <w:r>
-        <w:rPr>
-          <w:rFonts w:cstheme="minorHAnsi"/>
-          <w:b/>
-          <w:bCs/>
-          <w:color w:val="000000" w:themeColor="text1"/>
-        </w:rPr>
-        <w:t xml:space="preserve">, </w:t>
-      </w:r>
-      <w:r>
-        <w:rPr>
-          <w:rFonts w:cstheme="minorHAnsi"/>
-          <w:color w:val="000000" w:themeColor="text1"/>
-        </w:rPr>
-        <w:t xml:space="preserve">during runtime for each and every </w:t>
-      </w:r>
-      <w:proofErr w:type="gramStart"/>
-      <w:r>
-        <w:rPr>
-          <w:rFonts w:cstheme="minorHAnsi"/>
-          <w:color w:val="000000" w:themeColor="text1"/>
-        </w:rPr>
-        <w:t>classes</w:t>
-      </w:r>
-      <w:proofErr w:type="gramEnd"/>
-      <w:r>
-        <w:rPr>
-          <w:rFonts w:cstheme="minorHAnsi"/>
-          <w:color w:val="000000" w:themeColor="text1"/>
-        </w:rPr>
-        <w:t xml:space="preserve"> we have in our program.</w:t>
+        <w:t>during runtime for each and every classes we have in our program.</w:t>
       </w:r>
     </w:p>
     <w:p>
@@ -3341,158 +2295,51 @@
           <w:rFonts w:cstheme="minorHAnsi"/>
           <w:color w:val="000000" w:themeColor="text1"/>
         </w:rPr>
-        <w:t xml:space="preserve">Using </w:t>
-      </w:r>
-      <w:proofErr w:type="spellStart"/>
-      <w:proofErr w:type="gramStart"/>
+        <w:t xml:space="preserve">Using forNameMethod(), </w:t>
+      </w:r>
       <w:r>
         <w:rPr>
           <w:rFonts w:cstheme="minorHAnsi"/>
           <w:color w:val="000000" w:themeColor="text1"/>
         </w:rPr>
-        <w:t>forNameMethod</w:t>
-      </w:r>
-      <w:proofErr w:type="spellEnd"/>
+        <w:t xml:space="preserve"> </w:t>
+      </w:r>
       <w:r>
         <w:rPr>
           <w:rFonts w:cstheme="minorHAnsi"/>
           <w:color w:val="000000" w:themeColor="text1"/>
         </w:rPr>
-        <w:t xml:space="preserve">(), </w:t>
+        <w:t xml:space="preserve">2. </w:t>
       </w:r>
       <w:r>
         <w:rPr>
           <w:rFonts w:cstheme="minorHAnsi"/>
           <w:color w:val="000000" w:themeColor="text1"/>
         </w:rPr>
-        <w:t xml:space="preserve"> </w:t>
+        <w:t xml:space="preserve"> Using .class   3. Usign getClass() method</w:t>
       </w:r>
       <w:r>
         <w:rPr>
           <w:rFonts w:cstheme="minorHAnsi"/>
           <w:color w:val="000000" w:themeColor="text1"/>
         </w:rPr>
-        <w:t>2</w:t>
-      </w:r>
-      <w:proofErr w:type="gramEnd"/>
-      <w:r>
+        <w:t>.</w:t>
+      </w:r>
+    </w:p>
+    <w:p>
+      <w:pPr>
+        <w:spacing w:after="0"/>
         <w:rPr>
           <w:rFonts w:cstheme="minorHAnsi"/>
           <w:color w:val="000000" w:themeColor="text1"/>
         </w:rPr>
-        <w:t xml:space="preserve">. </w:t>
-      </w:r>
+      </w:pPr>
       <w:r>
         <w:rPr>
           <w:rFonts w:cstheme="minorHAnsi"/>
           <w:color w:val="000000" w:themeColor="text1"/>
         </w:rPr>
-        <w:t xml:space="preserve"> Using .class   3. </w:t>
-      </w:r>
-      <w:proofErr w:type="spellStart"/>
-      <w:r>
-        <w:rPr>
-          <w:rFonts w:cstheme="minorHAnsi"/>
-          <w:color w:val="000000" w:themeColor="text1"/>
-        </w:rPr>
-        <w:t>Usign</w:t>
-      </w:r>
-      <w:proofErr w:type="spellEnd"/>
-      <w:r>
-        <w:rPr>
-          <w:rFonts w:cstheme="minorHAnsi"/>
-          <w:color w:val="000000" w:themeColor="text1"/>
-        </w:rPr>
-        <w:t xml:space="preserve"> </w:t>
-      </w:r>
-      <w:proofErr w:type="spellStart"/>
-      <w:proofErr w:type="gramStart"/>
-      <w:r>
-        <w:rPr>
-          <w:rFonts w:cstheme="minorHAnsi"/>
-          <w:color w:val="000000" w:themeColor="text1"/>
-        </w:rPr>
-        <w:t>getClass</w:t>
-      </w:r>
-      <w:proofErr w:type="spellEnd"/>
-      <w:r>
-        <w:rPr>
-          <w:rFonts w:cstheme="minorHAnsi"/>
-          <w:color w:val="000000" w:themeColor="text1"/>
-        </w:rPr>
-        <w:t>(</w:t>
-      </w:r>
-      <w:proofErr w:type="gramEnd"/>
-      <w:r>
-        <w:rPr>
-          <w:rFonts w:cstheme="minorHAnsi"/>
-          <w:color w:val="000000" w:themeColor="text1"/>
-        </w:rPr>
-        <w:t>) method</w:t>
-      </w:r>
-      <w:r>
-        <w:rPr>
-          <w:rFonts w:cstheme="minorHAnsi"/>
-          <w:color w:val="000000" w:themeColor="text1"/>
-        </w:rPr>
-        <w:t>.</w:t>
-      </w:r>
-    </w:p>
-    <w:p>
-      <w:pPr>
-        <w:spacing w:after="0"/>
-        <w:rPr>
-          <w:rFonts w:cstheme="minorHAnsi"/>
-          <w:color w:val="000000" w:themeColor="text1"/>
-        </w:rPr>
-      </w:pPr>
-      <w:proofErr w:type="gramStart"/>
-      <w:r>
-        <w:rPr>
-          <w:rFonts w:cstheme="minorHAnsi"/>
-          <w:color w:val="000000" w:themeColor="text1"/>
-        </w:rPr>
-        <w:t>Note :</w:t>
-      </w:r>
-      <w:proofErr w:type="gramEnd"/>
-      <w:r>
-        <w:rPr>
-          <w:rFonts w:cstheme="minorHAnsi"/>
-          <w:color w:val="000000" w:themeColor="text1"/>
-        </w:rPr>
-        <w:t xml:space="preserve"> Reflection breaks singleton. To fix that in singleton use null condition to prevent it. </w:t>
-      </w:r>
-      <w:proofErr w:type="gramStart"/>
-      <w:r>
-        <w:rPr>
-          <w:rFonts w:cstheme="minorHAnsi"/>
-          <w:color w:val="000000" w:themeColor="text1"/>
-        </w:rPr>
-        <w:t>Also</w:t>
-      </w:r>
-      <w:proofErr w:type="gramEnd"/>
-      <w:r>
-        <w:rPr>
-          <w:rFonts w:cstheme="minorHAnsi"/>
-          <w:color w:val="000000" w:themeColor="text1"/>
-        </w:rPr>
-        <w:t xml:space="preserve"> reflection happens at run time so it makes program slow, so don’t use it until </w:t>
-      </w:r>
-      <w:proofErr w:type="spellStart"/>
-      <w:r>
-        <w:rPr>
-          <w:rFonts w:cstheme="minorHAnsi"/>
-          <w:color w:val="000000" w:themeColor="text1"/>
-        </w:rPr>
-        <w:t>its</w:t>
-      </w:r>
-      <w:proofErr w:type="spellEnd"/>
-      <w:r>
-        <w:rPr>
-          <w:rFonts w:cstheme="minorHAnsi"/>
-          <w:color w:val="000000" w:themeColor="text1"/>
-        </w:rPr>
-        <w:t xml:space="preserve"> not required.</w:t>
+        <w:t>Note : Reflection breaks singleton. To fix that in singleton use null condition to prevent it. Also reflection happens at run time so it makes program slow, so don’t use it until its not required.</w:t>
       </w:r>
     </w:p>
     <w:p>
@@ -3573,17 +2420,208 @@
           <w:bCs/>
           <w:color w:val="000000" w:themeColor="text1"/>
         </w:rPr>
-        <w:t xml:space="preserve">Types of </w:t>
-      </w:r>
-      <w:r>
+        <w:t xml:space="preserve">Types of Annotations: </w:t>
+      </w:r>
+      <w:r>
+        <w:rPr>
+          <w:rFonts w:cstheme="minorHAnsi"/>
+          <w:color w:val="000000" w:themeColor="text1"/>
+        </w:rPr>
+        <w:t>1) Pre-defined 2) Custom/ User defined</w:t>
+      </w:r>
+    </w:p>
+    <w:p>
+      <w:pPr>
+        <w:spacing w:after="0"/>
+        <w:rPr>
+          <w:rFonts w:cstheme="minorHAnsi"/>
+          <w:color w:val="000000" w:themeColor="text1"/>
+        </w:rPr>
+      </w:pPr>
+      <w:r>
+        <w:rPr>
+          <w:rFonts w:cstheme="minorHAnsi"/>
+          <w:color w:val="000000" w:themeColor="text1"/>
+        </w:rPr>
+        <w:t xml:space="preserve">Pre-defined annotation on java code:  </w:t>
+      </w:r>
+    </w:p>
+    <w:p>
+      <w:pPr>
+        <w:spacing w:after="0"/>
+        <w:rPr>
+          <w:rFonts w:cstheme="minorHAnsi"/>
+          <w:color w:val="000000" w:themeColor="text1"/>
+        </w:rPr>
+      </w:pPr>
+      <w:r>
+        <w:rPr>
+          <w:rFonts w:cstheme="minorHAnsi"/>
+          <w:color w:val="000000" w:themeColor="text1"/>
+        </w:rPr>
+        <w:t>@Depreciated</w:t>
+      </w:r>
+      <w:r>
+        <w:rPr>
+          <w:rFonts w:cstheme="minorHAnsi"/>
+          <w:color w:val="000000" w:themeColor="text1"/>
+        </w:rPr>
+        <w:t>: applied at method or class level</w:t>
+      </w:r>
+      <w:r>
+        <w:rPr>
+          <w:rFonts w:cstheme="minorHAnsi"/>
+          <w:color w:val="000000" w:themeColor="text1"/>
+        </w:rPr>
+        <w:t xml:space="preserve">, </w:t>
+      </w:r>
+    </w:p>
+    <w:p>
+      <w:pPr>
+        <w:spacing w:after="0"/>
+        <w:rPr>
+          <w:rFonts w:cstheme="minorHAnsi"/>
+          <w:color w:val="000000" w:themeColor="text1"/>
+        </w:rPr>
+      </w:pPr>
+      <w:r>
+        <w:rPr>
+          <w:rFonts w:cstheme="minorHAnsi"/>
+          <w:color w:val="000000" w:themeColor="text1"/>
+        </w:rPr>
+        <w:t>@Override</w:t>
+      </w:r>
+      <w:r>
+        <w:rPr>
+          <w:rFonts w:cstheme="minorHAnsi"/>
+          <w:color w:val="000000" w:themeColor="text1"/>
+        </w:rPr>
+        <w:t xml:space="preserve"> : applied on method level</w:t>
+      </w:r>
+      <w:r>
+        <w:rPr>
+          <w:rFonts w:cstheme="minorHAnsi"/>
+          <w:color w:val="000000" w:themeColor="text1"/>
+        </w:rPr>
+        <w:t xml:space="preserve">, </w:t>
+      </w:r>
+    </w:p>
+    <w:p>
+      <w:pPr>
+        <w:spacing w:after="0"/>
+        <w:rPr>
+          <w:rFonts w:cstheme="minorHAnsi"/>
+          <w:color w:val="000000" w:themeColor="text1"/>
+        </w:rPr>
+      </w:pPr>
+      <w:r>
+        <w:rPr>
+          <w:rFonts w:cstheme="minorHAnsi"/>
+          <w:color w:val="000000" w:themeColor="text1"/>
+        </w:rPr>
+        <w:t>@FunctionalInterface</w:t>
+      </w:r>
+      <w:r>
+        <w:rPr>
+          <w:rFonts w:cstheme="minorHAnsi"/>
+          <w:color w:val="000000" w:themeColor="text1"/>
+        </w:rPr>
+        <w:t xml:space="preserve"> : applied on interface</w:t>
+      </w:r>
+      <w:r>
+        <w:rPr>
+          <w:rFonts w:cstheme="minorHAnsi"/>
+          <w:color w:val="000000" w:themeColor="text1"/>
+        </w:rPr>
+        <w:t xml:space="preserve">, </w:t>
+      </w:r>
+    </w:p>
+    <w:p>
+      <w:pPr>
+        <w:spacing w:after="0"/>
+        <w:rPr>
+          <w:rFonts w:cstheme="minorHAnsi"/>
+          <w:color w:val="000000" w:themeColor="text1"/>
+        </w:rPr>
+      </w:pPr>
+      <w:r>
+        <w:rPr>
+          <w:rFonts w:cstheme="minorHAnsi"/>
+          <w:color w:val="000000" w:themeColor="text1"/>
+        </w:rPr>
+        <w:t>@SupressWarning</w:t>
+      </w:r>
+      <w:r>
+        <w:rPr>
+          <w:rFonts w:cstheme="minorHAnsi"/>
+          <w:color w:val="000000" w:themeColor="text1"/>
+        </w:rPr>
+        <w:t>: applied on</w:t>
+      </w:r>
+      <w:r>
+        <w:rPr>
+          <w:rFonts w:cstheme="minorHAnsi"/>
+          <w:color w:val="000000" w:themeColor="text1"/>
+        </w:rPr>
+        <w:t xml:space="preserve"> Field, Method, Parameter, Constructor, Local Variable, Type (Class or interface or enum)</w:t>
+      </w:r>
+      <w:r>
+        <w:rPr>
+          <w:rFonts w:cstheme="minorHAnsi"/>
+          <w:color w:val="000000" w:themeColor="text1"/>
+        </w:rPr>
+        <w:t xml:space="preserve">, </w:t>
+      </w:r>
+    </w:p>
+    <w:p>
+      <w:pPr>
+        <w:spacing w:after="0"/>
+        <w:rPr>
+          <w:rFonts w:cstheme="minorHAnsi"/>
+          <w:color w:val="000000" w:themeColor="text1"/>
+        </w:rPr>
+      </w:pPr>
+      <w:r>
+        <w:rPr>
+          <w:rFonts w:cstheme="minorHAnsi"/>
+          <w:color w:val="000000" w:themeColor="text1"/>
+        </w:rPr>
+        <w:t>@SafeVarargs</w:t>
+      </w:r>
+      <w:r>
+        <w:rPr>
+          <w:rFonts w:cstheme="minorHAnsi"/>
+          <w:color w:val="000000" w:themeColor="text1"/>
+        </w:rPr>
+        <w:t>: applied on method (final,static, private) or construction which has Variabe argument as parameter.</w:t>
+      </w:r>
+      <w:r>
+        <w:rPr>
+          <w:rFonts w:cstheme="minorHAnsi"/>
+          <w:color w:val="000000" w:themeColor="text1"/>
+        </w:rPr>
+        <w:t xml:space="preserve"> (used to suppress heap pollution warning).</w:t>
+      </w:r>
+    </w:p>
+    <w:p>
+      <w:pPr>
+        <w:spacing w:after="0"/>
+        <w:rPr>
+          <w:rFonts w:cstheme="minorHAnsi"/>
+          <w:color w:val="000000" w:themeColor="text1"/>
+        </w:rPr>
+      </w:pPr>
+    </w:p>
+    <w:p>
+      <w:pPr>
+        <w:spacing w:after="0"/>
         <w:rPr>
           <w:rFonts w:cstheme="minorHAnsi"/>
           <w:b/>
           <w:bCs/>
           <w:color w:val="000000" w:themeColor="text1"/>
         </w:rPr>
-        <w:t>Annotations</w:t>
-      </w:r>
+      </w:pPr>
       <w:r>
         <w:rPr>
           <w:rFonts w:cstheme="minorHAnsi"/>
@@ -3591,290 +2629,29 @@
           <w:bCs/>
           <w:color w:val="000000" w:themeColor="text1"/>
         </w:rPr>
-        <w:t xml:space="preserve">: </w:t>
-      </w:r>
-      <w:r>
+        <w:t>Annotations used over Another Annotations (META-ANNOTATIONS):</w:t>
+      </w:r>
+    </w:p>
+    <w:p>
+      <w:pPr>
+        <w:spacing w:after="0"/>
         <w:rPr>
           <w:rFonts w:cstheme="minorHAnsi"/>
           <w:color w:val="000000" w:themeColor="text1"/>
         </w:rPr>
-        <w:t>1) Pre-defined 2) Custom/ User defined</w:t>
-      </w:r>
-    </w:p>
-    <w:p>
-      <w:pPr>
-        <w:spacing w:after="0"/>
-        <w:rPr>
-          <w:rFonts w:cstheme="minorHAnsi"/>
-          <w:color w:val="000000" w:themeColor="text1"/>
-        </w:rPr>
-      </w:pPr>
-      <w:r>
-        <w:rPr>
-          <w:rFonts w:cstheme="minorHAnsi"/>
-          <w:color w:val="000000" w:themeColor="text1"/>
-        </w:rPr>
-        <w:t xml:space="preserve">Pre-defined annotation on java code:  </w:t>
-      </w:r>
-    </w:p>
-    <w:p>
-      <w:pPr>
-        <w:spacing w:after="0"/>
-        <w:rPr>
-          <w:rFonts w:cstheme="minorHAnsi"/>
-          <w:color w:val="000000" w:themeColor="text1"/>
-        </w:rPr>
-      </w:pPr>
-      <w:r>
-        <w:rPr>
-          <w:rFonts w:cstheme="minorHAnsi"/>
-          <w:color w:val="000000" w:themeColor="text1"/>
-        </w:rPr>
-        <w:t>@Depreciated</w:t>
-      </w:r>
-      <w:r>
-        <w:rPr>
-          <w:rFonts w:cstheme="minorHAnsi"/>
-          <w:color w:val="000000" w:themeColor="text1"/>
-        </w:rPr>
-        <w:t>: applied at method or class level</w:t>
-      </w:r>
-      <w:r>
-        <w:rPr>
-          <w:rFonts w:cstheme="minorHAnsi"/>
-          <w:color w:val="000000" w:themeColor="text1"/>
-        </w:rPr>
-        <w:t xml:space="preserve">, </w:t>
-      </w:r>
-    </w:p>
-    <w:p>
-      <w:pPr>
-        <w:spacing w:after="0"/>
-        <w:rPr>
-          <w:rFonts w:cstheme="minorHAnsi"/>
-          <w:color w:val="000000" w:themeColor="text1"/>
-        </w:rPr>
-      </w:pPr>
-      <w:r>
-        <w:rPr>
-          <w:rFonts w:cstheme="minorHAnsi"/>
-          <w:color w:val="000000" w:themeColor="text1"/>
-        </w:rPr>
-        <w:t>@</w:t>
-      </w:r>
-      <w:proofErr w:type="gramStart"/>
-      <w:r>
-        <w:rPr>
-          <w:rFonts w:cstheme="minorHAnsi"/>
-          <w:color w:val="000000" w:themeColor="text1"/>
-        </w:rPr>
-        <w:t>Override</w:t>
-      </w:r>
-      <w:r>
-        <w:rPr>
-          <w:rFonts w:cstheme="minorHAnsi"/>
-          <w:color w:val="000000" w:themeColor="text1"/>
-        </w:rPr>
-        <w:t xml:space="preserve"> :</w:t>
-      </w:r>
-      <w:proofErr w:type="gramEnd"/>
-      <w:r>
-        <w:rPr>
-          <w:rFonts w:cstheme="minorHAnsi"/>
-          <w:color w:val="000000" w:themeColor="text1"/>
-        </w:rPr>
-        <w:t xml:space="preserve"> applied on method level</w:t>
-      </w:r>
-      <w:r>
-        <w:rPr>
-          <w:rFonts w:cstheme="minorHAnsi"/>
-          <w:color w:val="000000" w:themeColor="text1"/>
-        </w:rPr>
-        <w:t xml:space="preserve">, </w:t>
-      </w:r>
-    </w:p>
-    <w:p>
-      <w:pPr>
-        <w:spacing w:after="0"/>
-        <w:rPr>
-          <w:rFonts w:cstheme="minorHAnsi"/>
-          <w:color w:val="000000" w:themeColor="text1"/>
-        </w:rPr>
-      </w:pPr>
-      <w:r>
-        <w:rPr>
-          <w:rFonts w:cstheme="minorHAnsi"/>
-          <w:color w:val="000000" w:themeColor="text1"/>
-        </w:rPr>
-        <w:t>@</w:t>
-      </w:r>
-      <w:proofErr w:type="gramStart"/>
-      <w:r>
-        <w:rPr>
-          <w:rFonts w:cstheme="minorHAnsi"/>
-          <w:color w:val="000000" w:themeColor="text1"/>
-        </w:rPr>
-        <w:t>FunctionalInterface</w:t>
-      </w:r>
-      <w:r>
-        <w:rPr>
-          <w:rFonts w:cstheme="minorHAnsi"/>
-          <w:color w:val="000000" w:themeColor="text1"/>
-        </w:rPr>
-        <w:t xml:space="preserve"> :</w:t>
-      </w:r>
-      <w:proofErr w:type="gramEnd"/>
-      <w:r>
-        <w:rPr>
-          <w:rFonts w:cstheme="minorHAnsi"/>
-          <w:color w:val="000000" w:themeColor="text1"/>
-        </w:rPr>
-        <w:t xml:space="preserve"> applied on interface</w:t>
-      </w:r>
-      <w:r>
-        <w:rPr>
-          <w:rFonts w:cstheme="minorHAnsi"/>
-          <w:color w:val="000000" w:themeColor="text1"/>
-        </w:rPr>
-        <w:t xml:space="preserve">, </w:t>
-      </w:r>
-    </w:p>
-    <w:p>
-      <w:pPr>
-        <w:spacing w:after="0"/>
-        <w:rPr>
-          <w:rFonts w:cstheme="minorHAnsi"/>
-          <w:color w:val="000000" w:themeColor="text1"/>
-        </w:rPr>
-      </w:pPr>
-      <w:r>
-        <w:rPr>
-          <w:rFonts w:cstheme="minorHAnsi"/>
-          <w:color w:val="000000" w:themeColor="text1"/>
-        </w:rPr>
-        <w:t>@SupressWarning</w:t>
-      </w:r>
-      <w:r>
-        <w:rPr>
-          <w:rFonts w:cstheme="minorHAnsi"/>
-          <w:color w:val="000000" w:themeColor="text1"/>
-        </w:rPr>
-        <w:t>: applied on</w:t>
-      </w:r>
-      <w:r>
-        <w:rPr>
-          <w:rFonts w:cstheme="minorHAnsi"/>
-          <w:color w:val="000000" w:themeColor="text1"/>
-        </w:rPr>
-        <w:t xml:space="preserve"> Field, Method, Parameter, Constructor, Local Variable, Type (Class or interface or </w:t>
-      </w:r>
-      <w:proofErr w:type="spellStart"/>
-      <w:r>
-        <w:rPr>
-          <w:rFonts w:cstheme="minorHAnsi"/>
-          <w:color w:val="000000" w:themeColor="text1"/>
-        </w:rPr>
-        <w:t>enum</w:t>
-      </w:r>
-      <w:proofErr w:type="spellEnd"/>
-      <w:r>
-        <w:rPr>
-          <w:rFonts w:cstheme="minorHAnsi"/>
-          <w:color w:val="000000" w:themeColor="text1"/>
-        </w:rPr>
-        <w:t>)</w:t>
-      </w:r>
-      <w:r>
-        <w:rPr>
-          <w:rFonts w:cstheme="minorHAnsi"/>
-          <w:color w:val="000000" w:themeColor="text1"/>
-        </w:rPr>
-        <w:t xml:space="preserve">, </w:t>
-      </w:r>
-    </w:p>
-    <w:p>
-      <w:pPr>
-        <w:spacing w:after="0"/>
-        <w:rPr>
-          <w:rFonts w:cstheme="minorHAnsi"/>
-          <w:color w:val="000000" w:themeColor="text1"/>
-        </w:rPr>
-      </w:pPr>
-      <w:r>
-        <w:rPr>
-          <w:rFonts w:cstheme="minorHAnsi"/>
-          <w:color w:val="000000" w:themeColor="text1"/>
-        </w:rPr>
-        <w:t>@SafeVarargs</w:t>
-      </w:r>
-      <w:r>
-        <w:rPr>
-          <w:rFonts w:cstheme="minorHAnsi"/>
-          <w:color w:val="000000" w:themeColor="text1"/>
-        </w:rPr>
-        <w:t>: applied on method (</w:t>
-      </w:r>
-      <w:proofErr w:type="spellStart"/>
-      <w:proofErr w:type="gramStart"/>
-      <w:r>
-        <w:rPr>
-          <w:rFonts w:cstheme="minorHAnsi"/>
-          <w:color w:val="000000" w:themeColor="text1"/>
-        </w:rPr>
-        <w:t>final,static</w:t>
-      </w:r>
-      <w:proofErr w:type="spellEnd"/>
-      <w:proofErr w:type="gramEnd"/>
-      <w:r>
-        <w:rPr>
-          <w:rFonts w:cstheme="minorHAnsi"/>
-          <w:color w:val="000000" w:themeColor="text1"/>
-        </w:rPr>
-        <w:t xml:space="preserve">, private) or construction which has </w:t>
-      </w:r>
-      <w:proofErr w:type="spellStart"/>
-      <w:r>
-        <w:rPr>
-          <w:rFonts w:cstheme="minorHAnsi"/>
-          <w:color w:val="000000" w:themeColor="text1"/>
-        </w:rPr>
-        <w:t>Variabe</w:t>
-      </w:r>
-      <w:proofErr w:type="spellEnd"/>
-      <w:r>
-        <w:rPr>
-          <w:rFonts w:cstheme="minorHAnsi"/>
-          <w:color w:val="000000" w:themeColor="text1"/>
-        </w:rPr>
-        <w:t xml:space="preserve"> argument as parameter.</w:t>
-      </w:r>
-      <w:r>
-        <w:rPr>
-          <w:rFonts w:cstheme="minorHAnsi"/>
-          <w:color w:val="000000" w:themeColor="text1"/>
-        </w:rPr>
-        <w:t xml:space="preserve"> (used to suppress heap pollution warning).</w:t>
-      </w:r>
-    </w:p>
-    <w:p>
-      <w:pPr>
-        <w:spacing w:after="0"/>
-        <w:rPr>
-          <w:rFonts w:cstheme="minorHAnsi"/>
-          <w:color w:val="000000" w:themeColor="text1"/>
-        </w:rPr>
-      </w:pPr>
-    </w:p>
-    <w:p>
-      <w:pPr>
-        <w:spacing w:after="0"/>
+      </w:pPr>
+      <w:r>
         <w:rPr>
           <w:rFonts w:cstheme="minorHAnsi"/>
           <w:b/>
           <w:bCs/>
           <w:color w:val="000000" w:themeColor="text1"/>
         </w:rPr>
-      </w:pPr>
+        <w:t>@</w:t>
+      </w:r>
+      <w:r>
+        <w:t xml:space="preserve"> </w:t>
+      </w:r>
       <w:r>
         <w:rPr>
           <w:rFonts w:cstheme="minorHAnsi"/>
@@ -3882,94 +2659,113 @@
           <w:bCs/>
           <w:color w:val="000000" w:themeColor="text1"/>
         </w:rPr>
-        <w:t>A</w:t>
+        <w:t xml:space="preserve">Target: - </w:t>
       </w:r>
       <w:r>
         <w:rPr>
           <w:rFonts w:cstheme="minorHAnsi"/>
-          <w:b/>
-          <w:bCs/>
-          <w:color w:val="000000" w:themeColor="text1"/>
-        </w:rPr>
-        <w:t>nnotations used over Another Annotations (META-ANNOTATIONS):</w:t>
-      </w:r>
-    </w:p>
-    <w:p>
-      <w:pPr>
-        <w:spacing w:after="0"/>
-        <w:rPr>
-          <w:rFonts w:cstheme="minorHAnsi"/>
-          <w:color w:val="000000" w:themeColor="text1"/>
-        </w:rPr>
-      </w:pPr>
-      <w:r>
-        <w:rPr>
-          <w:rFonts w:cstheme="minorHAnsi"/>
-          <w:b/>
-          <w:bCs/>
-          <w:color w:val="000000" w:themeColor="text1"/>
-        </w:rPr>
-        <w:t>@</w:t>
-      </w:r>
-      <w:r>
+          <w:color w:val="000000" w:themeColor="text1"/>
+        </w:rPr>
+        <w:t>This meta-annotation Will restrict, where to use the annotation. Either at method or Constructor or fields etc..</w:t>
+      </w:r>
+    </w:p>
+    <w:p>
+      <w:pPr>
+        <w:spacing w:after="0"/>
+        <w:rPr>
+          <w:rFonts w:ascii="Consolas" w:hAnsi="Consolas" w:cstheme="minorHAnsi"/>
+          <w:color w:val="000000" w:themeColor="text1"/>
+          <w:sz w:val="16"/>
+          <w:szCs w:val="16"/>
+        </w:rPr>
+      </w:pPr>
+      <w:r>
+        <w:rPr>
+          <w:rFonts w:ascii="Consolas" w:hAnsi="Consolas" w:cstheme="minorHAnsi"/>
+          <w:color w:val="000000" w:themeColor="text1"/>
+          <w:sz w:val="16"/>
+          <w:szCs w:val="16"/>
+        </w:rPr>
+        <w:t>@Target(ElementType.</w:t>
+      </w:r>
+      <w:r>
+        <w:rPr>
+          <w:rFonts w:ascii="Consolas" w:hAnsi="Consolas" w:cstheme="minorHAnsi"/>
+          <w:color w:val="000000" w:themeColor="text1"/>
+          <w:sz w:val="16"/>
+          <w:szCs w:val="16"/>
+        </w:rPr>
+        <w:t>METHOD</w:t>
+      </w:r>
+      <w:r>
+        <w:rPr>
+          <w:rFonts w:ascii="Consolas" w:hAnsi="Consolas" w:cstheme="minorHAnsi"/>
+          <w:color w:val="000000" w:themeColor="text1"/>
+          <w:sz w:val="16"/>
+          <w:szCs w:val="16"/>
+        </w:rPr>
+        <w:t>)</w:t>
+      </w:r>
+    </w:p>
+    <w:p>
+      <w:pPr>
+        <w:spacing w:after="0"/>
+        <w:rPr>
+          <w:rFonts w:ascii="Consolas" w:hAnsi="Consolas" w:cstheme="minorHAnsi"/>
+          <w:color w:val="000000" w:themeColor="text1"/>
+          <w:sz w:val="16"/>
+          <w:szCs w:val="16"/>
+        </w:rPr>
+      </w:pPr>
+      <w:r>
+        <w:rPr>
+          <w:rFonts w:ascii="Consolas" w:hAnsi="Consolas" w:cstheme="minorHAnsi"/>
+          <w:color w:val="000000" w:themeColor="text1"/>
+          <w:sz w:val="16"/>
+          <w:szCs w:val="16"/>
+        </w:rPr>
+        <w:t>Public @interface Override</w:t>
+      </w:r>
+      <w:r>
+        <w:rPr>
+          <w:rFonts w:ascii="Consolas" w:hAnsi="Consolas" w:cstheme="minorHAnsi"/>
+          <w:color w:val="000000" w:themeColor="text1"/>
+          <w:sz w:val="16"/>
+          <w:szCs w:val="16"/>
+        </w:rPr>
         <w:t xml:space="preserve"> </w:t>
       </w:r>
       <w:r>
         <w:rPr>
-          <w:rFonts w:cstheme="minorHAnsi"/>
-          <w:b/>
-          <w:bCs/>
-          <w:color w:val="000000" w:themeColor="text1"/>
-        </w:rPr>
-        <w:t xml:space="preserve">Target: - </w:t>
-      </w:r>
-      <w:r>
-        <w:rPr>
-          <w:rFonts w:cstheme="minorHAnsi"/>
-          <w:color w:val="000000" w:themeColor="text1"/>
-        </w:rPr>
-        <w:t xml:space="preserve">This meta-annotation Will restrict, where to use the annotation. Either at method or Constructor or fields </w:t>
-      </w:r>
-      <w:proofErr w:type="gramStart"/>
-      <w:r>
-        <w:rPr>
-          <w:rFonts w:cstheme="minorHAnsi"/>
-          <w:color w:val="000000" w:themeColor="text1"/>
-        </w:rPr>
-        <w:t>etc..</w:t>
-      </w:r>
-      <w:proofErr w:type="gramEnd"/>
-    </w:p>
-    <w:p>
-      <w:pPr>
-        <w:spacing w:after="0"/>
-        <w:rPr>
           <w:rFonts w:ascii="Consolas" w:hAnsi="Consolas" w:cstheme="minorHAnsi"/>
           <w:color w:val="000000" w:themeColor="text1"/>
           <w:sz w:val="16"/>
           <w:szCs w:val="16"/>
         </w:rPr>
-      </w:pPr>
-      <w:r>
+        <w:t>{}</w:t>
+      </w:r>
+    </w:p>
+    <w:p>
+      <w:pPr>
+        <w:spacing w:after="0"/>
         <w:rPr>
           <w:rFonts w:ascii="Consolas" w:hAnsi="Consolas" w:cstheme="minorHAnsi"/>
           <w:color w:val="000000" w:themeColor="text1"/>
           <w:sz w:val="16"/>
           <w:szCs w:val="16"/>
         </w:rPr>
-        <w:t>@</w:t>
-      </w:r>
-      <w:proofErr w:type="gramStart"/>
-      <w:r>
+      </w:pPr>
+    </w:p>
+    <w:p>
+      <w:pPr>
+        <w:spacing w:after="0"/>
         <w:rPr>
           <w:rFonts w:ascii="Consolas" w:hAnsi="Consolas" w:cstheme="minorHAnsi"/>
           <w:color w:val="000000" w:themeColor="text1"/>
           <w:sz w:val="16"/>
           <w:szCs w:val="16"/>
         </w:rPr>
-        <w:t>Target(</w:t>
-      </w:r>
-      <w:proofErr w:type="gramEnd"/>
+      </w:pPr>
       <w:r>
         <w:rPr>
           <w:rFonts w:ascii="Consolas" w:hAnsi="Consolas" w:cstheme="minorHAnsi"/>
@@ -3977,7 +2773,7 @@
           <w:sz w:val="16"/>
           <w:szCs w:val="16"/>
         </w:rPr>
-        <w:t>ElementType.</w:t>
+        <w:t>@Target(ElementType.</w:t>
       </w:r>
       <w:r>
         <w:rPr>
@@ -3986,6 +2782,24 @@
           <w:sz w:val="16"/>
           <w:szCs w:val="16"/>
         </w:rPr>
+        <w:t>CONSTRUCTOR,</w:t>
+      </w:r>
+      <w:r>
+        <w:rPr>
+          <w:rFonts w:ascii="Consolas" w:hAnsi="Consolas" w:cstheme="minorHAnsi"/>
+          <w:color w:val="000000" w:themeColor="text1"/>
+          <w:sz w:val="16"/>
+          <w:szCs w:val="16"/>
+        </w:rPr>
+        <w:t xml:space="preserve"> ElementType.</w:t>
+      </w:r>
+      <w:r>
+        <w:rPr>
+          <w:rFonts w:ascii="Consolas" w:hAnsi="Consolas" w:cstheme="minorHAnsi"/>
+          <w:color w:val="000000" w:themeColor="text1"/>
+          <w:sz w:val="16"/>
+          <w:szCs w:val="16"/>
+        </w:rPr>
         <w:t>METHOD</w:t>
       </w:r>
       <w:r>
@@ -4015,7 +2829,7 @@
           <w:sz w:val="16"/>
           <w:szCs w:val="16"/>
         </w:rPr>
-        <w:t>Public @interface Override</w:t>
+        <w:t xml:space="preserve">Public @interface </w:t>
       </w:r>
       <w:r>
         <w:rPr>
@@ -4024,154 +2838,7 @@
           <w:sz w:val="16"/>
           <w:szCs w:val="16"/>
         </w:rPr>
-        <w:t xml:space="preserve"> </w:t>
-      </w:r>
-      <w:r>
-        <w:rPr>
-          <w:rFonts w:ascii="Consolas" w:hAnsi="Consolas" w:cstheme="minorHAnsi"/>
-          <w:color w:val="000000" w:themeColor="text1"/>
-          <w:sz w:val="16"/>
-          <w:szCs w:val="16"/>
-        </w:rPr>
-        <w:t>{}</w:t>
-      </w:r>
-    </w:p>
-    <w:p>
-      <w:pPr>
-        <w:spacing w:after="0"/>
-        <w:rPr>
-          <w:rFonts w:ascii="Consolas" w:hAnsi="Consolas" w:cstheme="minorHAnsi"/>
-          <w:color w:val="000000" w:themeColor="text1"/>
-          <w:sz w:val="16"/>
-          <w:szCs w:val="16"/>
-        </w:rPr>
-      </w:pPr>
-    </w:p>
-    <w:p>
-      <w:pPr>
-        <w:spacing w:after="0"/>
-        <w:rPr>
-          <w:rFonts w:ascii="Consolas" w:hAnsi="Consolas" w:cstheme="minorHAnsi"/>
-          <w:color w:val="000000" w:themeColor="text1"/>
-          <w:sz w:val="16"/>
-          <w:szCs w:val="16"/>
-        </w:rPr>
-      </w:pPr>
-      <w:r>
-        <w:rPr>
-          <w:rFonts w:ascii="Consolas" w:hAnsi="Consolas" w:cstheme="minorHAnsi"/>
-          <w:color w:val="000000" w:themeColor="text1"/>
-          <w:sz w:val="16"/>
-          <w:szCs w:val="16"/>
-        </w:rPr>
-        <w:t>@</w:t>
-      </w:r>
-      <w:proofErr w:type="gramStart"/>
-      <w:r>
-        <w:rPr>
-          <w:rFonts w:ascii="Consolas" w:hAnsi="Consolas" w:cstheme="minorHAnsi"/>
-          <w:color w:val="000000" w:themeColor="text1"/>
-          <w:sz w:val="16"/>
-          <w:szCs w:val="16"/>
-        </w:rPr>
-        <w:t>Target(</w:t>
-      </w:r>
-      <w:proofErr w:type="gramEnd"/>
-      <w:r>
-        <w:rPr>
-          <w:rFonts w:ascii="Consolas" w:hAnsi="Consolas" w:cstheme="minorHAnsi"/>
-          <w:color w:val="000000" w:themeColor="text1"/>
-          <w:sz w:val="16"/>
-          <w:szCs w:val="16"/>
-        </w:rPr>
-        <w:t>ElementType.</w:t>
-      </w:r>
-      <w:r>
-        <w:rPr>
-          <w:rFonts w:ascii="Consolas" w:hAnsi="Consolas" w:cstheme="minorHAnsi"/>
-          <w:color w:val="000000" w:themeColor="text1"/>
-          <w:sz w:val="16"/>
-          <w:szCs w:val="16"/>
-        </w:rPr>
-        <w:t>CONSTRUCTOR,</w:t>
-      </w:r>
-      <w:r>
-        <w:rPr>
-          <w:rFonts w:ascii="Consolas" w:hAnsi="Consolas" w:cstheme="minorHAnsi"/>
-          <w:color w:val="000000" w:themeColor="text1"/>
-          <w:sz w:val="16"/>
-          <w:szCs w:val="16"/>
-        </w:rPr>
-        <w:t xml:space="preserve"> </w:t>
-      </w:r>
-      <w:proofErr w:type="spellStart"/>
-      <w:r>
-        <w:rPr>
-          <w:rFonts w:ascii="Consolas" w:hAnsi="Consolas" w:cstheme="minorHAnsi"/>
-          <w:color w:val="000000" w:themeColor="text1"/>
-          <w:sz w:val="16"/>
-          <w:szCs w:val="16"/>
-        </w:rPr>
-        <w:t>ElementType.</w:t>
-      </w:r>
-      <w:r>
-        <w:rPr>
-          <w:rFonts w:ascii="Consolas" w:hAnsi="Consolas" w:cstheme="minorHAnsi"/>
-          <w:color w:val="000000" w:themeColor="text1"/>
-          <w:sz w:val="16"/>
-          <w:szCs w:val="16"/>
-        </w:rPr>
-        <w:t>METHOD</w:t>
-      </w:r>
-      <w:proofErr w:type="spellEnd"/>
-      <w:r>
-        <w:rPr>
-          <w:rFonts w:ascii="Consolas" w:hAnsi="Consolas" w:cstheme="minorHAnsi"/>
-          <w:color w:val="000000" w:themeColor="text1"/>
-          <w:sz w:val="16"/>
-          <w:szCs w:val="16"/>
-        </w:rPr>
-        <w:t>)</w:t>
-      </w:r>
-    </w:p>
-    <w:p>
-      <w:pPr>
-        <w:spacing w:after="0"/>
-        <w:rPr>
-          <w:rFonts w:ascii="Consolas" w:hAnsi="Consolas" w:cstheme="minorHAnsi"/>
-          <w:color w:val="000000" w:themeColor="text1"/>
-          <w:sz w:val="16"/>
-          <w:szCs w:val="16"/>
-        </w:rPr>
-      </w:pPr>
-      <w:r>
-        <w:rPr>
-          <w:rFonts w:ascii="Consolas" w:hAnsi="Consolas" w:cstheme="minorHAnsi"/>
-          <w:color w:val="000000" w:themeColor="text1"/>
-          <w:sz w:val="16"/>
-          <w:szCs w:val="16"/>
-        </w:rPr>
-        <w:t xml:space="preserve">Public @interface </w:t>
-      </w:r>
-      <w:proofErr w:type="spellStart"/>
-      <w:r>
-        <w:rPr>
-          <w:rFonts w:ascii="Consolas" w:hAnsi="Consolas" w:cstheme="minorHAnsi"/>
-          <w:color w:val="000000" w:themeColor="text1"/>
-          <w:sz w:val="16"/>
-          <w:szCs w:val="16"/>
-        </w:rPr>
-        <w:t>SafeVarargs</w:t>
-      </w:r>
-      <w:proofErr w:type="spellEnd"/>
-      <w:r>
-        <w:rPr>
-          <w:rFonts w:ascii="Consolas" w:hAnsi="Consolas" w:cstheme="minorHAnsi"/>
-          <w:color w:val="000000" w:themeColor="text1"/>
-          <w:sz w:val="16"/>
-          <w:szCs w:val="16"/>
-        </w:rPr>
-        <w:t xml:space="preserve"> </w:t>
+        <w:t xml:space="preserve">SafeVarargs </w:t>
       </w:r>
       <w:r>
         <w:rPr>
@@ -4215,50 +2882,48 @@
           <w:sz w:val="16"/>
           <w:szCs w:val="16"/>
         </w:rPr>
-        <w:t>Element Type</w:t>
-      </w:r>
-      <w:r>
+        <w:t>Element Type:</w:t>
+      </w:r>
+    </w:p>
+    <w:p>
+      <w:pPr>
+        <w:spacing w:after="0"/>
         <w:rPr>
           <w:rFonts w:ascii="Consolas" w:hAnsi="Consolas" w:cstheme="minorHAnsi"/>
-          <w:b/>
-          <w:bCs/>
-          <w:color w:val="000000" w:themeColor="text1"/>
-          <w:sz w:val="16"/>
-          <w:szCs w:val="16"/>
-        </w:rPr>
-        <w:t>:</w:t>
-      </w:r>
-    </w:p>
-    <w:p>
-      <w:pPr>
-        <w:spacing w:after="0"/>
+          <w:color w:val="000000" w:themeColor="text1"/>
+          <w:sz w:val="16"/>
+          <w:szCs w:val="16"/>
+        </w:rPr>
+      </w:pPr>
+      <w:r>
         <w:rPr>
           <w:rFonts w:ascii="Consolas" w:hAnsi="Consolas" w:cstheme="minorHAnsi"/>
           <w:color w:val="000000" w:themeColor="text1"/>
           <w:sz w:val="16"/>
           <w:szCs w:val="16"/>
         </w:rPr>
-      </w:pPr>
-      <w:r>
+        <w:t xml:space="preserve"> FIELD, METHOD, PARAMETER, CONSTRUCTOR, LOCAL_VARIABLE, ANNOTATION_TYPE, PACKAGE, </w:t>
+      </w:r>
+    </w:p>
+    <w:p>
+      <w:pPr>
+        <w:spacing w:after="0"/>
         <w:rPr>
           <w:rFonts w:ascii="Consolas" w:hAnsi="Consolas" w:cstheme="minorHAnsi"/>
           <w:color w:val="000000" w:themeColor="text1"/>
           <w:sz w:val="16"/>
           <w:szCs w:val="16"/>
         </w:rPr>
-        <w:t xml:space="preserve"> FIELD, METHOD, PARAMETER, CONSTRUCTOR, LOCAL_VARIABLE, ANNOTATION_TYPE, PACKAGE, </w:t>
-      </w:r>
-    </w:p>
-    <w:p>
-      <w:pPr>
-        <w:spacing w:after="0"/>
+      </w:pPr>
+      <w:r>
         <w:rPr>
           <w:rFonts w:ascii="Consolas" w:hAnsi="Consolas" w:cstheme="minorHAnsi"/>
           <w:color w:val="000000" w:themeColor="text1"/>
           <w:sz w:val="16"/>
           <w:szCs w:val="16"/>
         </w:rPr>
-      </w:pPr>
+        <w:t xml:space="preserve"> TYPE _ PARAMETER ( allow you to apply on generic types</w:t>
+      </w:r>
       <w:r>
         <w:rPr>
           <w:rFonts w:ascii="Consolas" w:hAnsi="Consolas" w:cstheme="minorHAnsi"/>
@@ -4266,9 +2931,8 @@
           <w:sz w:val="16"/>
           <w:szCs w:val="16"/>
         </w:rPr>
-        <w:t xml:space="preserve"> TYPE _ PARAMETER </w:t>
-      </w:r>
-      <w:proofErr w:type="gramStart"/>
+        <w:t xml:space="preserve"> &lt;T&gt;</w:t>
+      </w:r>
       <w:r>
         <w:rPr>
           <w:rFonts w:ascii="Consolas" w:hAnsi="Consolas" w:cstheme="minorHAnsi"/>
@@ -4276,47 +2940,8 @@
           <w:sz w:val="16"/>
           <w:szCs w:val="16"/>
         </w:rPr>
-        <w:t>( allow</w:t>
-      </w:r>
-      <w:proofErr w:type="gramEnd"/>
-      <w:r>
-        <w:rPr>
-          <w:rFonts w:ascii="Consolas" w:hAnsi="Consolas" w:cstheme="minorHAnsi"/>
-          <w:color w:val="000000" w:themeColor="text1"/>
-          <w:sz w:val="16"/>
-          <w:szCs w:val="16"/>
-        </w:rPr>
-        <w:t xml:space="preserve"> you to apply on generic types</w:t>
-      </w:r>
-      <w:r>
-        <w:rPr>
-          <w:rFonts w:ascii="Consolas" w:hAnsi="Consolas" w:cstheme="minorHAnsi"/>
-          <w:color w:val="000000" w:themeColor="text1"/>
-          <w:sz w:val="16"/>
-          <w:szCs w:val="16"/>
-        </w:rPr>
-        <w:t xml:space="preserve"> &lt;T</w:t>
-      </w:r>
-      <w:proofErr w:type="gramStart"/>
-      <w:r>
-        <w:rPr>
-          <w:rFonts w:ascii="Consolas" w:hAnsi="Consolas" w:cstheme="minorHAnsi"/>
-          <w:color w:val="000000" w:themeColor="text1"/>
-          <w:sz w:val="16"/>
-          <w:szCs w:val="16"/>
-        </w:rPr>
-        <w:t>&gt;</w:t>
-      </w:r>
-      <w:r>
-        <w:rPr>
-          <w:rFonts w:ascii="Consolas" w:hAnsi="Consolas" w:cstheme="minorHAnsi"/>
-          <w:color w:val="000000" w:themeColor="text1"/>
-          <w:sz w:val="16"/>
-          <w:szCs w:val="16"/>
-        </w:rPr>
         <w:t xml:space="preserve"> )</w:t>
       </w:r>
-      <w:proofErr w:type="gramEnd"/>
       <w:r>
         <w:rPr>
           <w:rFonts w:ascii="Consolas" w:hAnsi="Consolas" w:cstheme="minorHAnsi"/>

--- a/Java/Java_notes.docx
+++ b/Java/Java_notes.docx
@@ -17,71 +17,95 @@
           <w:bCs/>
           <w:color w:val="0070C0"/>
         </w:rPr>
-        <w:t>Java Memory Management AND Garbage collector</w:t>
-      </w:r>
-      <w:r>
-        <w:rPr>
-          <w:color w:val="0070C0"/>
-        </w:rPr>
-        <w:t xml:space="preserve"> :  </w:t>
-      </w:r>
-      <w:r>
-        <w:rPr>
-          <w:color w:val="000000" w:themeColor="text1"/>
-        </w:rPr>
-        <w:t xml:space="preserve">Stack, Heap (Young generation, Old generation), Non Heap (also called as Meta space), References (Strong, Weak, Soft), Eden &amp; Survivor object, Heap Algos ( Mark and sweep or CMS), </w:t>
-      </w:r>
-      <w:r>
-        <w:rPr>
-          <w:color w:val="000000" w:themeColor="text1"/>
-        </w:rPr>
-        <w:t xml:space="preserve">Version </w:t>
-      </w:r>
-      <w:r>
-        <w:rPr>
-          <w:color w:val="000000" w:themeColor="text1"/>
-        </w:rPr>
-        <w:t>of GC</w:t>
-      </w:r>
-      <w:r>
-        <w:rPr>
-          <w:color w:val="000000" w:themeColor="text1"/>
-        </w:rPr>
-        <w:t>’s (Serial, Parallel, CMS</w:t>
-      </w:r>
-      <w:r>
-        <w:rPr>
-          <w:b/>
-          <w:bCs/>
-          <w:color w:val="000000" w:themeColor="text1"/>
-        </w:rPr>
-        <w:t>)</w:t>
-      </w:r>
-    </w:p>
-    <w:p>
-      <w:pPr>
-        <w:spacing w:after="0"/>
-        <w:rPr>
-          <w:b/>
-          <w:bCs/>
-          <w:color w:val="000000" w:themeColor="text1"/>
-        </w:rPr>
-      </w:pPr>
-    </w:p>
-    <w:p>
-      <w:pPr>
-        <w:spacing w:after="0"/>
-        <w:rPr>
-          <w:color w:val="000000" w:themeColor="text1"/>
-        </w:rPr>
-      </w:pPr>
+        <w:t xml:space="preserve">Java Memory Management AND Garbage </w:t>
+      </w:r>
+      <w:proofErr w:type="gramStart"/>
       <w:r>
         <w:rPr>
           <w:b/>
           <w:bCs/>
           <w:color w:val="0070C0"/>
         </w:rPr>
-        <w:t xml:space="preserve">Generics </w:t>
+        <w:t>collector</w:t>
+      </w:r>
+      <w:r>
+        <w:rPr>
+          <w:color w:val="0070C0"/>
+        </w:rPr>
+        <w:t xml:space="preserve"> :</w:t>
+      </w:r>
+      <w:proofErr w:type="gramEnd"/>
+      <w:r>
+        <w:rPr>
+          <w:color w:val="0070C0"/>
+        </w:rPr>
+        <w:t xml:space="preserve">  </w:t>
+      </w:r>
+      <w:r>
+        <w:rPr>
+          <w:color w:val="000000" w:themeColor="text1"/>
+        </w:rPr>
+        <w:t xml:space="preserve">Stack, Heap (Young generation, </w:t>
+      </w:r>
+      <w:proofErr w:type="gramStart"/>
+      <w:r>
+        <w:rPr>
+          <w:color w:val="000000" w:themeColor="text1"/>
+        </w:rPr>
+        <w:t>Old</w:t>
+      </w:r>
+      <w:proofErr w:type="gramEnd"/>
+      <w:r>
+        <w:rPr>
+          <w:color w:val="000000" w:themeColor="text1"/>
+        </w:rPr>
+        <w:t xml:space="preserve"> generation), </w:t>
+      </w:r>
+      <w:proofErr w:type="gramStart"/>
+      <w:r>
+        <w:rPr>
+          <w:color w:val="000000" w:themeColor="text1"/>
+        </w:rPr>
+        <w:t>Non Heap</w:t>
+      </w:r>
+      <w:proofErr w:type="gramEnd"/>
+      <w:r>
+        <w:rPr>
+          <w:color w:val="000000" w:themeColor="text1"/>
+        </w:rPr>
+        <w:t xml:space="preserve"> (also called as Meta space), References (Strong, Weak, Soft), Eden &amp; Survivor object, Heap Algos </w:t>
+      </w:r>
+      <w:proofErr w:type="gramStart"/>
+      <w:r>
+        <w:rPr>
+          <w:color w:val="000000" w:themeColor="text1"/>
+        </w:rPr>
+        <w:t>( Mark</w:t>
+      </w:r>
+      <w:proofErr w:type="gramEnd"/>
+      <w:r>
+        <w:rPr>
+          <w:color w:val="000000" w:themeColor="text1"/>
+        </w:rPr>
+        <w:t xml:space="preserve"> and sweep or CMS), </w:t>
+      </w:r>
+      <w:r>
+        <w:rPr>
+          <w:color w:val="000000" w:themeColor="text1"/>
+        </w:rPr>
+        <w:t xml:space="preserve">Version </w:t>
+      </w:r>
+      <w:r>
+        <w:rPr>
+          <w:color w:val="000000" w:themeColor="text1"/>
+        </w:rPr>
+        <w:t>of GC</w:t>
+      </w:r>
+      <w:r>
+        <w:rPr>
+          <w:color w:val="000000" w:themeColor="text1"/>
+        </w:rPr>
+        <w:t>’s (Serial, Parallel, CMS</w:t>
       </w:r>
       <w:r>
         <w:rPr>
@@ -89,760 +113,1080 @@
           <w:bCs/>
           <w:color w:val="000000" w:themeColor="text1"/>
         </w:rPr>
-        <w:t xml:space="preserve">: </w:t>
-      </w:r>
-      <w:r>
+        <w:t>)</w:t>
+      </w:r>
+    </w:p>
+    <w:p>
+      <w:pPr>
+        <w:spacing w:after="0"/>
         <w:rPr>
           <w:b/>
           <w:bCs/>
           <w:color w:val="000000" w:themeColor="text1"/>
         </w:rPr>
-        <w:t xml:space="preserve"> </w:t>
-      </w:r>
-      <w:r>
-        <w:rPr>
-          <w:color w:val="000000" w:themeColor="text1"/>
-        </w:rPr>
-        <w:t>Generics can be used with classes, interfaces, methods, and constructors to make code type-safe and reusable.</w:t>
-      </w:r>
-    </w:p>
-    <w:p>
-      <w:pPr>
-        <w:spacing w:after="0"/>
-        <w:rPr>
-          <w:color w:val="000000" w:themeColor="text1"/>
-        </w:rPr>
-      </w:pPr>
-      <w:r>
-        <w:rPr>
-          <w:color w:val="000000" w:themeColor="text1"/>
-        </w:rPr>
-        <w:t xml:space="preserve">Generics methods, Generic class, Generic Collection, Bounded Gerics </w:t>
-      </w:r>
-      <w:r>
-        <w:rPr>
-          <w:color w:val="000000" w:themeColor="text1"/>
-        </w:rPr>
-        <w:t xml:space="preserve">: </w:t>
-      </w:r>
-      <w:r>
-        <w:rPr>
-          <w:color w:val="000000" w:themeColor="text1"/>
-        </w:rPr>
-        <w:t>Upper bound</w:t>
-      </w:r>
-      <w:r>
-        <w:rPr>
-          <w:color w:val="000000" w:themeColor="text1"/>
-        </w:rPr>
-        <w:t xml:space="preserve"> &amp;</w:t>
-      </w:r>
-      <w:r>
-        <w:rPr>
-          <w:color w:val="000000" w:themeColor="text1"/>
-        </w:rPr>
-        <w:t xml:space="preserve"> Multi bound</w:t>
-      </w:r>
-      <w:r>
-        <w:rPr>
-          <w:color w:val="000000" w:themeColor="text1"/>
-        </w:rPr>
-        <w:t>, Wildcards : (Upper bound, lower bound, Unbound)</w:t>
-      </w:r>
-      <w:r>
-        <w:rPr>
-          <w:color w:val="000000" w:themeColor="text1"/>
-        </w:rPr>
-        <w:t>, TypeErasure.</w:t>
-      </w:r>
-    </w:p>
-    <w:p>
-      <w:pPr>
-        <w:spacing w:after="0"/>
-        <w:rPr>
-          <w:color w:val="000000" w:themeColor="text1"/>
-        </w:rPr>
-      </w:pPr>
-      <w:r>
-        <w:rPr>
-          <w:color w:val="000000" w:themeColor="text1"/>
-        </w:rPr>
-        <w:t>Upper bound means class and its child can be accepted</w:t>
-      </w:r>
-      <w:r>
-        <w:rPr>
-          <w:color w:val="000000" w:themeColor="text1"/>
-        </w:rPr>
-        <w:t xml:space="preserve"> eg T extends Number, now T can have Integer,</w:t>
-      </w:r>
-      <w:r>
-        <w:rPr>
-          <w:color w:val="000000" w:themeColor="text1"/>
-        </w:rPr>
-        <w:t xml:space="preserve"> </w:t>
-      </w:r>
-      <w:r>
-        <w:rPr>
-          <w:color w:val="000000" w:themeColor="text1"/>
-        </w:rPr>
-        <w:t>Float,</w:t>
-      </w:r>
-      <w:r>
-        <w:rPr>
-          <w:color w:val="000000" w:themeColor="text1"/>
-        </w:rPr>
-        <w:t xml:space="preserve"> </w:t>
-      </w:r>
-      <w:r>
-        <w:rPr>
-          <w:color w:val="000000" w:themeColor="text1"/>
-        </w:rPr>
-        <w:t>Double,</w:t>
-      </w:r>
-      <w:r>
-        <w:rPr>
-          <w:color w:val="000000" w:themeColor="text1"/>
-        </w:rPr>
-        <w:t xml:space="preserve"> </w:t>
-      </w:r>
-      <w:r>
-        <w:rPr>
-          <w:color w:val="000000" w:themeColor="text1"/>
-        </w:rPr>
-        <w:t>Bigint</w:t>
-      </w:r>
-    </w:p>
-    <w:p>
-      <w:pPr>
-        <w:spacing w:after="0"/>
-        <w:rPr>
-          <w:color w:val="000000" w:themeColor="text1"/>
-        </w:rPr>
-      </w:pPr>
-      <w:r>
-        <w:rPr>
-          <w:color w:val="000000" w:themeColor="text1"/>
-        </w:rPr>
-        <w:t>Multi bound</w:t>
-      </w:r>
-      <w:r>
-        <w:rPr>
-          <w:color w:val="000000" w:themeColor="text1"/>
-        </w:rPr>
-        <w:t xml:space="preserve"> strictly follows generic types.</w:t>
-      </w:r>
-    </w:p>
-    <w:p>
-      <w:pPr>
-        <w:spacing w:after="0"/>
-        <w:rPr>
-          <w:color w:val="000000" w:themeColor="text1"/>
-        </w:rPr>
-      </w:pPr>
-      <w:r>
-        <w:rPr>
-          <w:color w:val="000000" w:themeColor="text1"/>
-        </w:rPr>
-        <w:t xml:space="preserve">Wildcards : </w:t>
-      </w:r>
-    </w:p>
-    <w:p>
-      <w:pPr>
-        <w:spacing w:after="0"/>
-        <w:rPr>
-          <w:color w:val="000000" w:themeColor="text1"/>
-        </w:rPr>
-      </w:pPr>
-      <w:r>
-        <w:rPr>
-          <w:color w:val="000000" w:themeColor="text1"/>
-        </w:rPr>
-        <w:t xml:space="preserve">Upper bound wildcard </w:t>
-      </w:r>
-      <w:r>
-        <w:rPr>
-          <w:b/>
-          <w:bCs/>
-          <w:color w:val="000000" w:themeColor="text1"/>
-        </w:rPr>
-        <w:t xml:space="preserve">&lt;? </w:t>
-      </w:r>
-      <w:r>
-        <w:rPr>
-          <w:b/>
-          <w:bCs/>
-          <w:color w:val="000000" w:themeColor="text1"/>
-        </w:rPr>
-        <w:t>e</w:t>
-      </w:r>
-      <w:r>
-        <w:rPr>
-          <w:b/>
-          <w:bCs/>
-          <w:color w:val="000000" w:themeColor="text1"/>
-        </w:rPr>
-        <w:t>xtends UpperboundClassName &gt;</w:t>
-      </w:r>
-      <w:r>
-        <w:rPr>
-          <w:color w:val="000000" w:themeColor="text1"/>
-        </w:rPr>
-        <w:t xml:space="preserve"> i.e class name and below</w:t>
-      </w:r>
-    </w:p>
-    <w:p>
-      <w:pPr>
-        <w:spacing w:after="0"/>
-        <w:rPr>
-          <w:color w:val="000000" w:themeColor="text1"/>
-        </w:rPr>
-      </w:pPr>
-      <w:r>
-        <w:rPr>
-          <w:color w:val="000000" w:themeColor="text1"/>
-        </w:rPr>
-        <w:t xml:space="preserve">lower bound wildcard </w:t>
-      </w:r>
-      <w:r>
-        <w:rPr>
-          <w:b/>
-          <w:bCs/>
-          <w:color w:val="000000" w:themeColor="text1"/>
-        </w:rPr>
-        <w:t xml:space="preserve">&lt;? </w:t>
-      </w:r>
-      <w:r>
-        <w:rPr>
-          <w:b/>
-          <w:bCs/>
-          <w:color w:val="000000" w:themeColor="text1"/>
-        </w:rPr>
-        <w:t>Super</w:t>
-      </w:r>
-      <w:r>
-        <w:rPr>
-          <w:b/>
-          <w:bCs/>
-          <w:color w:val="000000" w:themeColor="text1"/>
-        </w:rPr>
-        <w:t xml:space="preserve"> </w:t>
-      </w:r>
-      <w:r>
-        <w:rPr>
-          <w:b/>
-          <w:bCs/>
-          <w:color w:val="000000" w:themeColor="text1"/>
-        </w:rPr>
-        <w:t>Lower</w:t>
-      </w:r>
-      <w:r>
-        <w:rPr>
-          <w:b/>
-          <w:bCs/>
-          <w:color w:val="000000" w:themeColor="text1"/>
-        </w:rPr>
-        <w:t>boundClassName &gt;</w:t>
-      </w:r>
-      <w:r>
-        <w:rPr>
-          <w:b/>
-          <w:bCs/>
-          <w:color w:val="000000" w:themeColor="text1"/>
-        </w:rPr>
-        <w:t xml:space="preserve"> </w:t>
-      </w:r>
-      <w:r>
-        <w:rPr>
-          <w:color w:val="000000" w:themeColor="text1"/>
-        </w:rPr>
-        <w:t xml:space="preserve">i.e class name and </w:t>
-      </w:r>
-      <w:r>
-        <w:rPr>
-          <w:color w:val="000000" w:themeColor="text1"/>
-        </w:rPr>
-        <w:t>above</w:t>
-      </w:r>
-    </w:p>
-    <w:p>
-      <w:pPr>
-        <w:spacing w:after="0"/>
-        <w:rPr>
-          <w:color w:val="000000" w:themeColor="text1"/>
-        </w:rPr>
-      </w:pPr>
-      <w:r>
-        <w:rPr>
-          <w:color w:val="000000" w:themeColor="text1"/>
-        </w:rPr>
-        <w:t xml:space="preserve">Unbound wildcard </w:t>
-      </w:r>
-      <w:r>
-        <w:rPr>
-          <w:b/>
-          <w:bCs/>
-          <w:color w:val="000000" w:themeColor="text1"/>
-        </w:rPr>
-        <w:t>&lt;?&gt;</w:t>
-      </w:r>
-      <w:r>
-        <w:rPr>
-          <w:b/>
-          <w:bCs/>
-          <w:color w:val="000000" w:themeColor="text1"/>
-        </w:rPr>
-        <w:t xml:space="preserve"> i.e</w:t>
-      </w:r>
-      <w:r>
-        <w:rPr>
-          <w:color w:val="000000" w:themeColor="text1"/>
-        </w:rPr>
-        <w:t xml:space="preserve"> only you can read</w:t>
-      </w:r>
-    </w:p>
-    <w:p>
-      <w:pPr>
-        <w:spacing w:after="0"/>
-        <w:rPr>
-          <w:color w:val="000000" w:themeColor="text1"/>
-        </w:rPr>
-      </w:pPr>
-    </w:p>
-    <w:p>
-      <w:pPr>
-        <w:spacing w:after="0"/>
-        <w:rPr>
-          <w:color w:val="000000" w:themeColor="text1"/>
-        </w:rPr>
-      </w:pPr>
-      <w:r>
-        <w:rPr>
-          <w:color w:val="000000" w:themeColor="text1"/>
-        </w:rPr>
-        <w:t>Note : use normal generic for more restrictive parameter, wildcards are little flexible</w:t>
-      </w:r>
-    </w:p>
-    <w:p>
-      <w:pPr>
-        <w:spacing w:after="0"/>
-        <w:rPr>
-          <w:color w:val="000000" w:themeColor="text1"/>
-        </w:rPr>
-      </w:pPr>
-      <w:r>
-        <w:rPr>
-          <w:color w:val="000000" w:themeColor="text1"/>
-        </w:rPr>
-        <w:t>TypeErasure : It will erase the generic types with real values or object during compilation</w:t>
-      </w:r>
-    </w:p>
-    <w:p>
-      <w:pPr>
-        <w:spacing w:after="0"/>
-        <w:rPr>
-          <w:color w:val="000000" w:themeColor="text1"/>
-        </w:rPr>
-      </w:pPr>
-    </w:p>
-    <w:p>
-      <w:pPr>
-        <w:spacing w:after="0"/>
-        <w:rPr>
-          <w:rFonts w:ascii="Consolas" w:hAnsi="Consolas"/>
-          <w:color w:val="000000" w:themeColor="text1"/>
-          <w:sz w:val="16"/>
-          <w:szCs w:val="16"/>
-        </w:rPr>
-      </w:pPr>
-      <w:r>
-        <w:rPr>
-          <w:rFonts w:ascii="Consolas" w:hAnsi="Consolas"/>
-          <w:color w:val="000000" w:themeColor="text1"/>
-          <w:sz w:val="16"/>
-          <w:szCs w:val="16"/>
-        </w:rPr>
-        <w:t>class Box&lt;T&gt; {</w:t>
-      </w:r>
-    </w:p>
-    <w:p>
-      <w:pPr>
-        <w:spacing w:after="0"/>
-        <w:rPr>
-          <w:rFonts w:ascii="Consolas" w:hAnsi="Consolas"/>
-          <w:color w:val="000000" w:themeColor="text1"/>
-          <w:sz w:val="16"/>
-          <w:szCs w:val="16"/>
-        </w:rPr>
-      </w:pPr>
-      <w:r>
-        <w:rPr>
-          <w:rFonts w:ascii="Consolas" w:hAnsi="Consolas"/>
-          <w:color w:val="000000" w:themeColor="text1"/>
-          <w:sz w:val="16"/>
-          <w:szCs w:val="16"/>
-        </w:rPr>
-        <w:t xml:space="preserve">    private T value;</w:t>
-      </w:r>
-    </w:p>
-    <w:p>
-      <w:pPr>
-        <w:spacing w:after="0"/>
-        <w:rPr>
-          <w:rFonts w:ascii="Consolas" w:hAnsi="Consolas"/>
-          <w:color w:val="000000" w:themeColor="text1"/>
-          <w:sz w:val="16"/>
-          <w:szCs w:val="16"/>
-        </w:rPr>
-      </w:pPr>
-    </w:p>
-    <w:p>
-      <w:pPr>
-        <w:spacing w:after="0"/>
-        <w:rPr>
-          <w:rFonts w:ascii="Consolas" w:hAnsi="Consolas"/>
-          <w:color w:val="000000" w:themeColor="text1"/>
-          <w:sz w:val="16"/>
-          <w:szCs w:val="16"/>
-        </w:rPr>
-      </w:pPr>
-      <w:r>
-        <w:rPr>
-          <w:rFonts w:ascii="Consolas" w:hAnsi="Consolas"/>
-          <w:color w:val="000000" w:themeColor="text1"/>
-          <w:sz w:val="16"/>
-          <w:szCs w:val="16"/>
-        </w:rPr>
-        <w:t xml:space="preserve">    public void set(T value) {</w:t>
-      </w:r>
-    </w:p>
-    <w:p>
-      <w:pPr>
-        <w:spacing w:after="0"/>
-        <w:rPr>
-          <w:rFonts w:ascii="Consolas" w:hAnsi="Consolas"/>
-          <w:color w:val="000000" w:themeColor="text1"/>
-          <w:sz w:val="16"/>
-          <w:szCs w:val="16"/>
-        </w:rPr>
-      </w:pPr>
-      <w:r>
-        <w:rPr>
-          <w:rFonts w:ascii="Consolas" w:hAnsi="Consolas"/>
-          <w:color w:val="000000" w:themeColor="text1"/>
-          <w:sz w:val="16"/>
-          <w:szCs w:val="16"/>
-        </w:rPr>
-        <w:t xml:space="preserve">        this.value = value;</w:t>
-      </w:r>
-    </w:p>
-    <w:p>
-      <w:pPr>
-        <w:spacing w:after="0"/>
-        <w:rPr>
-          <w:rFonts w:ascii="Consolas" w:hAnsi="Consolas"/>
-          <w:color w:val="000000" w:themeColor="text1"/>
-          <w:sz w:val="16"/>
-          <w:szCs w:val="16"/>
-        </w:rPr>
-      </w:pPr>
-      <w:r>
-        <w:rPr>
-          <w:rFonts w:ascii="Consolas" w:hAnsi="Consolas"/>
-          <w:color w:val="000000" w:themeColor="text1"/>
-          <w:sz w:val="16"/>
-          <w:szCs w:val="16"/>
-        </w:rPr>
-        <w:t xml:space="preserve">    }</w:t>
-      </w:r>
-    </w:p>
-    <w:p>
-      <w:pPr>
-        <w:spacing w:after="0"/>
-        <w:rPr>
-          <w:rFonts w:ascii="Consolas" w:hAnsi="Consolas"/>
-          <w:color w:val="000000" w:themeColor="text1"/>
-          <w:sz w:val="16"/>
-          <w:szCs w:val="16"/>
-        </w:rPr>
-      </w:pPr>
-    </w:p>
-    <w:p>
-      <w:pPr>
-        <w:spacing w:after="0"/>
-        <w:rPr>
-          <w:rFonts w:ascii="Consolas" w:hAnsi="Consolas"/>
-          <w:color w:val="000000" w:themeColor="text1"/>
-          <w:sz w:val="16"/>
-          <w:szCs w:val="16"/>
-        </w:rPr>
-      </w:pPr>
-      <w:r>
-        <w:rPr>
-          <w:rFonts w:ascii="Consolas" w:hAnsi="Consolas"/>
-          <w:color w:val="000000" w:themeColor="text1"/>
-          <w:sz w:val="16"/>
-          <w:szCs w:val="16"/>
-        </w:rPr>
-        <w:t xml:space="preserve">    public T get() {</w:t>
-      </w:r>
-    </w:p>
-    <w:p>
-      <w:pPr>
-        <w:spacing w:after="0"/>
-        <w:rPr>
-          <w:rFonts w:ascii="Consolas" w:hAnsi="Consolas"/>
-          <w:color w:val="000000" w:themeColor="text1"/>
-          <w:sz w:val="16"/>
-          <w:szCs w:val="16"/>
-        </w:rPr>
-      </w:pPr>
-      <w:r>
-        <w:rPr>
-          <w:rFonts w:ascii="Consolas" w:hAnsi="Consolas"/>
-          <w:color w:val="000000" w:themeColor="text1"/>
-          <w:sz w:val="16"/>
-          <w:szCs w:val="16"/>
-        </w:rPr>
-        <w:t xml:space="preserve">        return value;</w:t>
-      </w:r>
-    </w:p>
-    <w:p>
-      <w:pPr>
-        <w:spacing w:after="0"/>
-        <w:rPr>
-          <w:rFonts w:ascii="Consolas" w:hAnsi="Consolas"/>
-          <w:color w:val="000000" w:themeColor="text1"/>
-          <w:sz w:val="16"/>
-          <w:szCs w:val="16"/>
-        </w:rPr>
-      </w:pPr>
-      <w:r>
-        <w:rPr>
-          <w:rFonts w:ascii="Consolas" w:hAnsi="Consolas"/>
-          <w:color w:val="000000" w:themeColor="text1"/>
-          <w:sz w:val="16"/>
-          <w:szCs w:val="16"/>
-        </w:rPr>
-        <w:t xml:space="preserve">    }</w:t>
-      </w:r>
-    </w:p>
-    <w:p>
-      <w:pPr>
-        <w:spacing w:after="0"/>
-        <w:rPr>
-          <w:rFonts w:ascii="Consolas" w:hAnsi="Consolas"/>
-          <w:color w:val="000000" w:themeColor="text1"/>
-          <w:sz w:val="16"/>
-          <w:szCs w:val="16"/>
-        </w:rPr>
-      </w:pPr>
-      <w:r>
-        <w:rPr>
-          <w:rFonts w:ascii="Consolas" w:hAnsi="Consolas"/>
-          <w:color w:val="000000" w:themeColor="text1"/>
-          <w:sz w:val="16"/>
-          <w:szCs w:val="16"/>
-        </w:rPr>
-        <w:t>}</w:t>
-      </w:r>
-    </w:p>
-    <w:p>
-      <w:pPr>
-        <w:spacing w:after="0"/>
-        <w:rPr>
-          <w:rFonts w:ascii="Consolas" w:hAnsi="Consolas"/>
-          <w:color w:val="000000" w:themeColor="text1"/>
-          <w:sz w:val="16"/>
-          <w:szCs w:val="16"/>
-        </w:rPr>
-      </w:pPr>
-    </w:p>
-    <w:p>
-      <w:pPr>
-        <w:spacing w:after="0"/>
-        <w:rPr>
-          <w:rFonts w:ascii="Consolas" w:hAnsi="Consolas"/>
-          <w:color w:val="000000" w:themeColor="text1"/>
-          <w:sz w:val="16"/>
-          <w:szCs w:val="16"/>
-        </w:rPr>
-      </w:pPr>
-      <w:r>
-        <w:rPr>
-          <w:rFonts w:ascii="Consolas" w:hAnsi="Consolas"/>
-          <w:color w:val="000000" w:themeColor="text1"/>
-          <w:sz w:val="16"/>
-          <w:szCs w:val="16"/>
-        </w:rPr>
-        <w:t>List&lt;String&gt; names = new ArrayList&lt;&gt;();</w:t>
-      </w:r>
-      <w:r>
-        <w:rPr>
-          <w:rFonts w:ascii="Consolas" w:hAnsi="Consolas"/>
-          <w:color w:val="000000" w:themeColor="text1"/>
-          <w:sz w:val="16"/>
-          <w:szCs w:val="16"/>
-        </w:rPr>
-        <w:t xml:space="preserve"> // generic in list</w:t>
-      </w:r>
-    </w:p>
-    <w:p>
-      <w:pPr>
-        <w:spacing w:after="0"/>
-        <w:rPr>
-          <w:rFonts w:ascii="Consolas" w:hAnsi="Consolas"/>
-          <w:color w:val="000000" w:themeColor="text1"/>
-          <w:sz w:val="16"/>
-          <w:szCs w:val="16"/>
-        </w:rPr>
-      </w:pPr>
-      <w:r>
-        <w:rPr>
-          <w:rFonts w:ascii="Consolas" w:hAnsi="Consolas"/>
-          <w:color w:val="000000" w:themeColor="text1"/>
-          <w:sz w:val="16"/>
-          <w:szCs w:val="16"/>
-        </w:rPr>
-        <w:t xml:space="preserve">public </w:t>
-      </w:r>
-      <w:r>
-        <w:rPr>
-          <w:rFonts w:ascii="Consolas" w:hAnsi="Consolas"/>
-          <w:color w:val="000000" w:themeColor="text1"/>
-          <w:sz w:val="16"/>
-          <w:szCs w:val="16"/>
-        </w:rPr>
-        <w:t xml:space="preserve">List&lt;String&gt; </w:t>
-      </w:r>
-      <w:r>
-        <w:rPr>
-          <w:rFonts w:ascii="Consolas" w:hAnsi="Consolas"/>
-          <w:color w:val="000000" w:themeColor="text1"/>
-          <w:sz w:val="16"/>
-          <w:szCs w:val="16"/>
-        </w:rPr>
-        <w:t>void Hello (</w:t>
-      </w:r>
-      <w:r>
-        <w:rPr>
-          <w:rFonts w:ascii="Consolas" w:hAnsi="Consolas"/>
-          <w:color w:val="000000" w:themeColor="text1"/>
-          <w:sz w:val="16"/>
-          <w:szCs w:val="16"/>
-        </w:rPr>
-        <w:t xml:space="preserve">List&lt;String&gt; </w:t>
-      </w:r>
-      <w:r>
-        <w:rPr>
-          <w:rFonts w:ascii="Consolas" w:hAnsi="Consolas"/>
-          <w:color w:val="000000" w:themeColor="text1"/>
-          <w:sz w:val="16"/>
-          <w:szCs w:val="16"/>
-        </w:rPr>
-        <w:t xml:space="preserve"> list){}   // generic in methods</w:t>
-      </w:r>
-    </w:p>
-    <w:p>
-      <w:pPr>
-        <w:spacing w:after="0"/>
-        <w:rPr>
-          <w:rFonts w:ascii="Consolas" w:hAnsi="Consolas"/>
-          <w:color w:val="000000" w:themeColor="text1"/>
-          <w:sz w:val="16"/>
-          <w:szCs w:val="16"/>
-        </w:rPr>
-      </w:pPr>
-    </w:p>
-    <w:p>
-      <w:pPr>
-        <w:spacing w:after="0"/>
-        <w:rPr>
-          <w:color w:val="000000" w:themeColor="text1"/>
-        </w:rPr>
-      </w:pPr>
-      <w:r>
-        <w:rPr>
-          <w:color w:val="000000" w:themeColor="text1"/>
-        </w:rPr>
-        <w:t>Why do we need Generics?</w:t>
-      </w:r>
-    </w:p>
-    <w:p>
-      <w:pPr>
-        <w:spacing w:after="0"/>
-        <w:rPr>
-          <w:color w:val="000000" w:themeColor="text1"/>
-        </w:rPr>
-      </w:pPr>
-      <w:r>
-        <w:rPr>
-          <w:color w:val="000000" w:themeColor="text1"/>
-        </w:rPr>
-        <w:t>1. Type safety</w:t>
-      </w:r>
-      <w:r>
-        <w:rPr>
-          <w:color w:val="000000" w:themeColor="text1"/>
-        </w:rPr>
-        <w:t xml:space="preserve">,    </w:t>
-      </w:r>
-      <w:r>
-        <w:rPr>
-          <w:color w:val="000000" w:themeColor="text1"/>
-        </w:rPr>
-        <w:t>2. No unnecessary casting</w:t>
-      </w:r>
-      <w:r>
-        <w:rPr>
-          <w:color w:val="000000" w:themeColor="text1"/>
-        </w:rPr>
-        <w:t xml:space="preserve">   </w:t>
-      </w:r>
-      <w:r>
-        <w:rPr>
-          <w:color w:val="000000" w:themeColor="text1"/>
-        </w:rPr>
-        <w:t>3. Reusable code</w:t>
-      </w:r>
-      <w:r>
-        <w:rPr>
-          <w:color w:val="000000" w:themeColor="text1"/>
-        </w:rPr>
-        <w:t xml:space="preserve"> </w:t>
-      </w:r>
-    </w:p>
-    <w:p>
-      <w:pPr>
-        <w:spacing w:after="0"/>
-        <w:rPr>
-          <w:color w:val="000000" w:themeColor="text1"/>
-        </w:rPr>
-      </w:pPr>
-    </w:p>
-    <w:p>
-      <w:pPr>
-        <w:spacing w:after="0"/>
+      </w:pPr>
+    </w:p>
+    <w:p>
+      <w:pPr>
+        <w:spacing w:after="0"/>
+        <w:rPr>
+          <w:color w:val="000000" w:themeColor="text1"/>
+        </w:rPr>
+      </w:pPr>
+      <w:proofErr w:type="gramStart"/>
+      <w:r>
         <w:rPr>
           <w:b/>
           <w:bCs/>
           <w:color w:val="0070C0"/>
         </w:rPr>
-      </w:pPr>
-      <w:r>
+        <w:t xml:space="preserve">Generics </w:t>
+      </w:r>
+      <w:r>
+        <w:rPr>
+          <w:b/>
+          <w:bCs/>
+          <w:color w:val="000000" w:themeColor="text1"/>
+        </w:rPr>
+        <w:t>:</w:t>
+      </w:r>
+      <w:proofErr w:type="gramEnd"/>
+      <w:r>
+        <w:rPr>
+          <w:b/>
+          <w:bCs/>
+          <w:color w:val="000000" w:themeColor="text1"/>
+        </w:rPr>
+        <w:t xml:space="preserve"> </w:t>
+      </w:r>
+      <w:r>
+        <w:rPr>
+          <w:b/>
+          <w:bCs/>
+          <w:color w:val="000000" w:themeColor="text1"/>
+        </w:rPr>
+        <w:t xml:space="preserve"> </w:t>
+      </w:r>
+      <w:r>
+        <w:rPr>
+          <w:color w:val="000000" w:themeColor="text1"/>
+        </w:rPr>
+        <w:t>Generics can be used with classes, interfaces, methods, and constructors to make code type-safe and reusable.</w:t>
+      </w:r>
+    </w:p>
+    <w:p>
+      <w:pPr>
+        <w:spacing w:after="0"/>
+        <w:rPr>
+          <w:color w:val="000000" w:themeColor="text1"/>
+        </w:rPr>
+      </w:pPr>
+      <w:r>
+        <w:rPr>
+          <w:color w:val="000000" w:themeColor="text1"/>
+        </w:rPr>
+        <w:t xml:space="preserve">Generics methods, Generic class, Generic Collection, Bounded </w:t>
+      </w:r>
+      <w:proofErr w:type="gramStart"/>
+      <w:r>
+        <w:rPr>
+          <w:color w:val="000000" w:themeColor="text1"/>
+        </w:rPr>
+        <w:t xml:space="preserve">Gerics </w:t>
+      </w:r>
+      <w:r>
+        <w:rPr>
+          <w:color w:val="000000" w:themeColor="text1"/>
+        </w:rPr>
+        <w:t>:</w:t>
+      </w:r>
+      <w:proofErr w:type="gramEnd"/>
+      <w:r>
+        <w:rPr>
+          <w:color w:val="000000" w:themeColor="text1"/>
+        </w:rPr>
+        <w:t xml:space="preserve"> </w:t>
+      </w:r>
+      <w:r>
+        <w:rPr>
+          <w:color w:val="000000" w:themeColor="text1"/>
+        </w:rPr>
+        <w:t>Upper bound</w:t>
+      </w:r>
+      <w:r>
+        <w:rPr>
+          <w:color w:val="000000" w:themeColor="text1"/>
+        </w:rPr>
+        <w:t xml:space="preserve"> &amp;</w:t>
+      </w:r>
+      <w:r>
+        <w:rPr>
+          <w:color w:val="000000" w:themeColor="text1"/>
+        </w:rPr>
+        <w:t xml:space="preserve"> Multi bound</w:t>
+      </w:r>
+      <w:r>
+        <w:rPr>
+          <w:color w:val="000000" w:themeColor="text1"/>
+        </w:rPr>
+        <w:t xml:space="preserve">, </w:t>
+      </w:r>
+      <w:proofErr w:type="gramStart"/>
+      <w:r>
+        <w:rPr>
+          <w:color w:val="000000" w:themeColor="text1"/>
+        </w:rPr>
+        <w:t>Wildcards :</w:t>
+      </w:r>
+      <w:proofErr w:type="gramEnd"/>
+      <w:r>
+        <w:rPr>
+          <w:color w:val="000000" w:themeColor="text1"/>
+        </w:rPr>
+        <w:t xml:space="preserve"> (Upper bound, lower bound, Unbound)</w:t>
+      </w:r>
+      <w:r>
+        <w:rPr>
+          <w:color w:val="000000" w:themeColor="text1"/>
+        </w:rPr>
+        <w:t xml:space="preserve">, </w:t>
+      </w:r>
+      <w:proofErr w:type="spellStart"/>
+      <w:r>
+        <w:rPr>
+          <w:color w:val="000000" w:themeColor="text1"/>
+        </w:rPr>
+        <w:t>TypeErasure</w:t>
+      </w:r>
+      <w:proofErr w:type="spellEnd"/>
+      <w:r>
+        <w:rPr>
+          <w:color w:val="000000" w:themeColor="text1"/>
+        </w:rPr>
+        <w:t>.</w:t>
+      </w:r>
+    </w:p>
+    <w:p>
+      <w:pPr>
+        <w:spacing w:after="0"/>
+        <w:rPr>
+          <w:color w:val="000000" w:themeColor="text1"/>
+        </w:rPr>
+      </w:pPr>
+      <w:r>
+        <w:rPr>
+          <w:color w:val="000000" w:themeColor="text1"/>
+        </w:rPr>
+        <w:t>Upper bound means class and its child can be accepted</w:t>
+      </w:r>
+      <w:r>
+        <w:rPr>
+          <w:color w:val="000000" w:themeColor="text1"/>
+        </w:rPr>
+        <w:t xml:space="preserve"> </w:t>
+      </w:r>
+      <w:proofErr w:type="spellStart"/>
+      <w:r>
+        <w:rPr>
+          <w:color w:val="000000" w:themeColor="text1"/>
+        </w:rPr>
+        <w:t>eg</w:t>
+      </w:r>
+      <w:proofErr w:type="spellEnd"/>
+      <w:r>
+        <w:rPr>
+          <w:color w:val="000000" w:themeColor="text1"/>
+        </w:rPr>
+        <w:t xml:space="preserve"> T extends Number, now T can have Integer,</w:t>
+      </w:r>
+      <w:r>
+        <w:rPr>
+          <w:color w:val="000000" w:themeColor="text1"/>
+        </w:rPr>
+        <w:t xml:space="preserve"> </w:t>
+      </w:r>
+      <w:r>
+        <w:rPr>
+          <w:color w:val="000000" w:themeColor="text1"/>
+        </w:rPr>
+        <w:t>Float,</w:t>
+      </w:r>
+      <w:r>
+        <w:rPr>
+          <w:color w:val="000000" w:themeColor="text1"/>
+        </w:rPr>
+        <w:t xml:space="preserve"> </w:t>
+      </w:r>
+      <w:r>
+        <w:rPr>
+          <w:color w:val="000000" w:themeColor="text1"/>
+        </w:rPr>
+        <w:t>Double,</w:t>
+      </w:r>
+      <w:r>
+        <w:rPr>
+          <w:color w:val="000000" w:themeColor="text1"/>
+        </w:rPr>
+        <w:t xml:space="preserve"> </w:t>
+      </w:r>
+      <w:proofErr w:type="spellStart"/>
+      <w:r>
+        <w:rPr>
+          <w:color w:val="000000" w:themeColor="text1"/>
+        </w:rPr>
+        <w:t>Bigint</w:t>
+      </w:r>
+      <w:proofErr w:type="spellEnd"/>
+    </w:p>
+    <w:p>
+      <w:pPr>
+        <w:spacing w:after="0"/>
+        <w:rPr>
+          <w:color w:val="000000" w:themeColor="text1"/>
+        </w:rPr>
+      </w:pPr>
+      <w:r>
+        <w:rPr>
+          <w:color w:val="000000" w:themeColor="text1"/>
+        </w:rPr>
+        <w:t>Multi bound</w:t>
+      </w:r>
+      <w:r>
+        <w:rPr>
+          <w:color w:val="000000" w:themeColor="text1"/>
+        </w:rPr>
+        <w:t xml:space="preserve"> strictly follows generic types.</w:t>
+      </w:r>
+    </w:p>
+    <w:p>
+      <w:pPr>
+        <w:spacing w:after="0"/>
+        <w:rPr>
+          <w:color w:val="000000" w:themeColor="text1"/>
+        </w:rPr>
+      </w:pPr>
+      <w:proofErr w:type="gramStart"/>
+      <w:r>
+        <w:rPr>
+          <w:color w:val="000000" w:themeColor="text1"/>
+        </w:rPr>
+        <w:t>Wildcards :</w:t>
+      </w:r>
+      <w:proofErr w:type="gramEnd"/>
+      <w:r>
+        <w:rPr>
+          <w:color w:val="000000" w:themeColor="text1"/>
+        </w:rPr>
+        <w:t xml:space="preserve"> </w:t>
+      </w:r>
+    </w:p>
+    <w:p>
+      <w:pPr>
+        <w:spacing w:after="0"/>
+        <w:rPr>
+          <w:color w:val="000000" w:themeColor="text1"/>
+        </w:rPr>
+      </w:pPr>
+      <w:r>
+        <w:rPr>
+          <w:color w:val="000000" w:themeColor="text1"/>
+        </w:rPr>
+        <w:t xml:space="preserve">Upper bound wildcard </w:t>
+      </w:r>
+      <w:r>
+        <w:rPr>
+          <w:b/>
+          <w:bCs/>
+          <w:color w:val="000000" w:themeColor="text1"/>
+        </w:rPr>
+        <w:t xml:space="preserve">&lt;? </w:t>
+      </w:r>
+      <w:r>
+        <w:rPr>
+          <w:b/>
+          <w:bCs/>
+          <w:color w:val="000000" w:themeColor="text1"/>
+        </w:rPr>
+        <w:t>e</w:t>
+      </w:r>
+      <w:r>
+        <w:rPr>
+          <w:b/>
+          <w:bCs/>
+          <w:color w:val="000000" w:themeColor="text1"/>
+        </w:rPr>
+        <w:t xml:space="preserve">xtends </w:t>
+      </w:r>
+      <w:proofErr w:type="spellStart"/>
+      <w:r>
+        <w:rPr>
+          <w:b/>
+          <w:bCs/>
+          <w:color w:val="000000" w:themeColor="text1"/>
+        </w:rPr>
+        <w:t>UpperboundClassName</w:t>
+      </w:r>
+      <w:proofErr w:type="spellEnd"/>
+      <w:r>
+        <w:rPr>
+          <w:b/>
+          <w:bCs/>
+          <w:color w:val="000000" w:themeColor="text1"/>
+        </w:rPr>
+        <w:t xml:space="preserve"> &gt;</w:t>
+      </w:r>
+      <w:r>
+        <w:rPr>
+          <w:color w:val="000000" w:themeColor="text1"/>
+        </w:rPr>
+        <w:t xml:space="preserve"> </w:t>
+      </w:r>
+      <w:proofErr w:type="spellStart"/>
+      <w:r>
+        <w:rPr>
+          <w:color w:val="000000" w:themeColor="text1"/>
+        </w:rPr>
+        <w:t>i.e</w:t>
+      </w:r>
+      <w:proofErr w:type="spellEnd"/>
+      <w:r>
+        <w:rPr>
+          <w:color w:val="000000" w:themeColor="text1"/>
+        </w:rPr>
+        <w:t xml:space="preserve"> class name and below</w:t>
+      </w:r>
+    </w:p>
+    <w:p>
+      <w:pPr>
+        <w:spacing w:after="0"/>
+        <w:rPr>
+          <w:color w:val="000000" w:themeColor="text1"/>
+        </w:rPr>
+      </w:pPr>
+      <w:r>
+        <w:rPr>
+          <w:color w:val="000000" w:themeColor="text1"/>
+        </w:rPr>
+        <w:t xml:space="preserve">lower bound wildcard </w:t>
+      </w:r>
+      <w:r>
+        <w:rPr>
+          <w:b/>
+          <w:bCs/>
+          <w:color w:val="000000" w:themeColor="text1"/>
+        </w:rPr>
+        <w:t xml:space="preserve">&lt;? </w:t>
+      </w:r>
+      <w:r>
+        <w:rPr>
+          <w:b/>
+          <w:bCs/>
+          <w:color w:val="000000" w:themeColor="text1"/>
+        </w:rPr>
+        <w:t>Super</w:t>
+      </w:r>
+      <w:r>
+        <w:rPr>
+          <w:b/>
+          <w:bCs/>
+          <w:color w:val="000000" w:themeColor="text1"/>
+        </w:rPr>
+        <w:t xml:space="preserve"> </w:t>
+      </w:r>
+      <w:proofErr w:type="spellStart"/>
+      <w:r>
+        <w:rPr>
+          <w:b/>
+          <w:bCs/>
+          <w:color w:val="000000" w:themeColor="text1"/>
+        </w:rPr>
+        <w:t>Lower</w:t>
+      </w:r>
+      <w:r>
+        <w:rPr>
+          <w:b/>
+          <w:bCs/>
+          <w:color w:val="000000" w:themeColor="text1"/>
+        </w:rPr>
+        <w:t>boundClassName</w:t>
+      </w:r>
+      <w:proofErr w:type="spellEnd"/>
+      <w:r>
+        <w:rPr>
+          <w:b/>
+          <w:bCs/>
+          <w:color w:val="000000" w:themeColor="text1"/>
+        </w:rPr>
+        <w:t xml:space="preserve"> &gt;</w:t>
+      </w:r>
+      <w:r>
+        <w:rPr>
+          <w:b/>
+          <w:bCs/>
+          <w:color w:val="000000" w:themeColor="text1"/>
+        </w:rPr>
+        <w:t xml:space="preserve"> </w:t>
+      </w:r>
+      <w:proofErr w:type="spellStart"/>
+      <w:r>
+        <w:rPr>
+          <w:color w:val="000000" w:themeColor="text1"/>
+        </w:rPr>
+        <w:t>i.e</w:t>
+      </w:r>
+      <w:proofErr w:type="spellEnd"/>
+      <w:r>
+        <w:rPr>
+          <w:color w:val="000000" w:themeColor="text1"/>
+        </w:rPr>
+        <w:t xml:space="preserve"> class name and </w:t>
+      </w:r>
+      <w:r>
+        <w:rPr>
+          <w:color w:val="000000" w:themeColor="text1"/>
+        </w:rPr>
+        <w:t>above</w:t>
+      </w:r>
+    </w:p>
+    <w:p>
+      <w:pPr>
+        <w:spacing w:after="0"/>
+        <w:rPr>
+          <w:color w:val="000000" w:themeColor="text1"/>
+        </w:rPr>
+      </w:pPr>
+      <w:r>
+        <w:rPr>
+          <w:color w:val="000000" w:themeColor="text1"/>
+        </w:rPr>
+        <w:t xml:space="preserve">Unbound wildcard </w:t>
+      </w:r>
+      <w:r>
+        <w:rPr>
+          <w:b/>
+          <w:bCs/>
+          <w:color w:val="000000" w:themeColor="text1"/>
+        </w:rPr>
+        <w:t>&lt;?&gt;</w:t>
+      </w:r>
+      <w:r>
+        <w:rPr>
+          <w:b/>
+          <w:bCs/>
+          <w:color w:val="000000" w:themeColor="text1"/>
+        </w:rPr>
+        <w:t xml:space="preserve"> </w:t>
+      </w:r>
+      <w:proofErr w:type="spellStart"/>
+      <w:r>
+        <w:rPr>
+          <w:b/>
+          <w:bCs/>
+          <w:color w:val="000000" w:themeColor="text1"/>
+        </w:rPr>
+        <w:t>i.e</w:t>
+      </w:r>
+      <w:proofErr w:type="spellEnd"/>
+      <w:r>
+        <w:rPr>
+          <w:color w:val="000000" w:themeColor="text1"/>
+        </w:rPr>
+        <w:t xml:space="preserve"> only you can read</w:t>
+      </w:r>
+    </w:p>
+    <w:p>
+      <w:pPr>
+        <w:spacing w:after="0"/>
+        <w:rPr>
+          <w:color w:val="000000" w:themeColor="text1"/>
+        </w:rPr>
+      </w:pPr>
+    </w:p>
+    <w:p>
+      <w:pPr>
+        <w:spacing w:after="0"/>
+        <w:rPr>
+          <w:color w:val="000000" w:themeColor="text1"/>
+        </w:rPr>
+      </w:pPr>
+      <w:proofErr w:type="gramStart"/>
+      <w:r>
+        <w:rPr>
+          <w:color w:val="000000" w:themeColor="text1"/>
+        </w:rPr>
+        <w:t>Note :</w:t>
+      </w:r>
+      <w:proofErr w:type="gramEnd"/>
+      <w:r>
+        <w:rPr>
+          <w:color w:val="000000" w:themeColor="text1"/>
+        </w:rPr>
+        <w:t xml:space="preserve"> use normal generic for more restrictive parameter, wildcards are little flexible</w:t>
+      </w:r>
+    </w:p>
+    <w:p>
+      <w:pPr>
+        <w:spacing w:after="0"/>
+        <w:rPr>
+          <w:color w:val="000000" w:themeColor="text1"/>
+        </w:rPr>
+      </w:pPr>
+      <w:proofErr w:type="spellStart"/>
+      <w:proofErr w:type="gramStart"/>
+      <w:r>
+        <w:rPr>
+          <w:color w:val="000000" w:themeColor="text1"/>
+        </w:rPr>
+        <w:t>TypeErasure</w:t>
+      </w:r>
+      <w:proofErr w:type="spellEnd"/>
+      <w:r>
+        <w:rPr>
+          <w:color w:val="000000" w:themeColor="text1"/>
+        </w:rPr>
+        <w:t xml:space="preserve"> :</w:t>
+      </w:r>
+      <w:proofErr w:type="gramEnd"/>
+      <w:r>
+        <w:rPr>
+          <w:color w:val="000000" w:themeColor="text1"/>
+        </w:rPr>
+        <w:t xml:space="preserve"> It will erase the generic types with real values or object during compilation</w:t>
+      </w:r>
+    </w:p>
+    <w:p>
+      <w:pPr>
+        <w:spacing w:after="0"/>
+        <w:rPr>
+          <w:color w:val="000000" w:themeColor="text1"/>
+        </w:rPr>
+      </w:pPr>
+    </w:p>
+    <w:p>
+      <w:pPr>
+        <w:spacing w:after="0"/>
+        <w:rPr>
+          <w:rFonts w:ascii="Consolas" w:hAnsi="Consolas"/>
+          <w:color w:val="000000" w:themeColor="text1"/>
+          <w:sz w:val="16"/>
+          <w:szCs w:val="16"/>
+        </w:rPr>
+      </w:pPr>
+      <w:r>
+        <w:rPr>
+          <w:rFonts w:ascii="Consolas" w:hAnsi="Consolas"/>
+          <w:color w:val="000000" w:themeColor="text1"/>
+          <w:sz w:val="16"/>
+          <w:szCs w:val="16"/>
+        </w:rPr>
+        <w:t>class Box&lt;T&gt; {</w:t>
+      </w:r>
+    </w:p>
+    <w:p>
+      <w:pPr>
+        <w:spacing w:after="0"/>
+        <w:rPr>
+          <w:rFonts w:ascii="Consolas" w:hAnsi="Consolas"/>
+          <w:color w:val="000000" w:themeColor="text1"/>
+          <w:sz w:val="16"/>
+          <w:szCs w:val="16"/>
+        </w:rPr>
+      </w:pPr>
+      <w:r>
+        <w:rPr>
+          <w:rFonts w:ascii="Consolas" w:hAnsi="Consolas"/>
+          <w:color w:val="000000" w:themeColor="text1"/>
+          <w:sz w:val="16"/>
+          <w:szCs w:val="16"/>
+        </w:rPr>
+        <w:t xml:space="preserve">    private T value;</w:t>
+      </w:r>
+    </w:p>
+    <w:p>
+      <w:pPr>
+        <w:spacing w:after="0"/>
+        <w:rPr>
+          <w:rFonts w:ascii="Consolas" w:hAnsi="Consolas"/>
+          <w:color w:val="000000" w:themeColor="text1"/>
+          <w:sz w:val="16"/>
+          <w:szCs w:val="16"/>
+        </w:rPr>
+      </w:pPr>
+    </w:p>
+    <w:p>
+      <w:pPr>
+        <w:spacing w:after="0"/>
+        <w:rPr>
+          <w:rFonts w:ascii="Consolas" w:hAnsi="Consolas"/>
+          <w:color w:val="000000" w:themeColor="text1"/>
+          <w:sz w:val="16"/>
+          <w:szCs w:val="16"/>
+        </w:rPr>
+      </w:pPr>
+      <w:r>
+        <w:rPr>
+          <w:rFonts w:ascii="Consolas" w:hAnsi="Consolas"/>
+          <w:color w:val="000000" w:themeColor="text1"/>
+          <w:sz w:val="16"/>
+          <w:szCs w:val="16"/>
+        </w:rPr>
+        <w:t xml:space="preserve">    public void </w:t>
+      </w:r>
+      <w:proofErr w:type="gramStart"/>
+      <w:r>
+        <w:rPr>
+          <w:rFonts w:ascii="Consolas" w:hAnsi="Consolas"/>
+          <w:color w:val="000000" w:themeColor="text1"/>
+          <w:sz w:val="16"/>
+          <w:szCs w:val="16"/>
+        </w:rPr>
+        <w:t>set(</w:t>
+      </w:r>
+      <w:proofErr w:type="gramEnd"/>
+      <w:r>
+        <w:rPr>
+          <w:rFonts w:ascii="Consolas" w:hAnsi="Consolas"/>
+          <w:color w:val="000000" w:themeColor="text1"/>
+          <w:sz w:val="16"/>
+          <w:szCs w:val="16"/>
+        </w:rPr>
+        <w:t>T value) {</w:t>
+      </w:r>
+    </w:p>
+    <w:p>
+      <w:pPr>
+        <w:spacing w:after="0"/>
+        <w:rPr>
+          <w:rFonts w:ascii="Consolas" w:hAnsi="Consolas"/>
+          <w:color w:val="000000" w:themeColor="text1"/>
+          <w:sz w:val="16"/>
+          <w:szCs w:val="16"/>
+        </w:rPr>
+      </w:pPr>
+      <w:r>
+        <w:rPr>
+          <w:rFonts w:ascii="Consolas" w:hAnsi="Consolas"/>
+          <w:color w:val="000000" w:themeColor="text1"/>
+          <w:sz w:val="16"/>
+          <w:szCs w:val="16"/>
+        </w:rPr>
+        <w:t xml:space="preserve">        </w:t>
+      </w:r>
+      <w:proofErr w:type="spellStart"/>
+      <w:r>
+        <w:rPr>
+          <w:rFonts w:ascii="Consolas" w:hAnsi="Consolas"/>
+          <w:color w:val="000000" w:themeColor="text1"/>
+          <w:sz w:val="16"/>
+          <w:szCs w:val="16"/>
+        </w:rPr>
+        <w:t>this.value</w:t>
+      </w:r>
+      <w:proofErr w:type="spellEnd"/>
+      <w:r>
+        <w:rPr>
+          <w:rFonts w:ascii="Consolas" w:hAnsi="Consolas"/>
+          <w:color w:val="000000" w:themeColor="text1"/>
+          <w:sz w:val="16"/>
+          <w:szCs w:val="16"/>
+        </w:rPr>
+        <w:t xml:space="preserve"> = value;</w:t>
+      </w:r>
+    </w:p>
+    <w:p>
+      <w:pPr>
+        <w:spacing w:after="0"/>
+        <w:rPr>
+          <w:rFonts w:ascii="Consolas" w:hAnsi="Consolas"/>
+          <w:color w:val="000000" w:themeColor="text1"/>
+          <w:sz w:val="16"/>
+          <w:szCs w:val="16"/>
+        </w:rPr>
+      </w:pPr>
+      <w:r>
+        <w:rPr>
+          <w:rFonts w:ascii="Consolas" w:hAnsi="Consolas"/>
+          <w:color w:val="000000" w:themeColor="text1"/>
+          <w:sz w:val="16"/>
+          <w:szCs w:val="16"/>
+        </w:rPr>
+        <w:t xml:space="preserve">    }</w:t>
+      </w:r>
+    </w:p>
+    <w:p>
+      <w:pPr>
+        <w:spacing w:after="0"/>
+        <w:rPr>
+          <w:rFonts w:ascii="Consolas" w:hAnsi="Consolas"/>
+          <w:color w:val="000000" w:themeColor="text1"/>
+          <w:sz w:val="16"/>
+          <w:szCs w:val="16"/>
+        </w:rPr>
+      </w:pPr>
+    </w:p>
+    <w:p>
+      <w:pPr>
+        <w:spacing w:after="0"/>
+        <w:rPr>
+          <w:rFonts w:ascii="Consolas" w:hAnsi="Consolas"/>
+          <w:color w:val="000000" w:themeColor="text1"/>
+          <w:sz w:val="16"/>
+          <w:szCs w:val="16"/>
+        </w:rPr>
+      </w:pPr>
+      <w:r>
+        <w:rPr>
+          <w:rFonts w:ascii="Consolas" w:hAnsi="Consolas"/>
+          <w:color w:val="000000" w:themeColor="text1"/>
+          <w:sz w:val="16"/>
+          <w:szCs w:val="16"/>
+        </w:rPr>
+        <w:t xml:space="preserve">    public T </w:t>
+      </w:r>
+      <w:proofErr w:type="gramStart"/>
+      <w:r>
+        <w:rPr>
+          <w:rFonts w:ascii="Consolas" w:hAnsi="Consolas"/>
+          <w:color w:val="000000" w:themeColor="text1"/>
+          <w:sz w:val="16"/>
+          <w:szCs w:val="16"/>
+        </w:rPr>
+        <w:t>get(</w:t>
+      </w:r>
+      <w:proofErr w:type="gramEnd"/>
+      <w:r>
+        <w:rPr>
+          <w:rFonts w:ascii="Consolas" w:hAnsi="Consolas"/>
+          <w:color w:val="000000" w:themeColor="text1"/>
+          <w:sz w:val="16"/>
+          <w:szCs w:val="16"/>
+        </w:rPr>
+        <w:t>) {</w:t>
+      </w:r>
+    </w:p>
+    <w:p>
+      <w:pPr>
+        <w:spacing w:after="0"/>
+        <w:rPr>
+          <w:rFonts w:ascii="Consolas" w:hAnsi="Consolas"/>
+          <w:color w:val="000000" w:themeColor="text1"/>
+          <w:sz w:val="16"/>
+          <w:szCs w:val="16"/>
+        </w:rPr>
+      </w:pPr>
+      <w:r>
+        <w:rPr>
+          <w:rFonts w:ascii="Consolas" w:hAnsi="Consolas"/>
+          <w:color w:val="000000" w:themeColor="text1"/>
+          <w:sz w:val="16"/>
+          <w:szCs w:val="16"/>
+        </w:rPr>
+        <w:t xml:space="preserve">        return value;</w:t>
+      </w:r>
+    </w:p>
+    <w:p>
+      <w:pPr>
+        <w:spacing w:after="0"/>
+        <w:rPr>
+          <w:rFonts w:ascii="Consolas" w:hAnsi="Consolas"/>
+          <w:color w:val="000000" w:themeColor="text1"/>
+          <w:sz w:val="16"/>
+          <w:szCs w:val="16"/>
+        </w:rPr>
+      </w:pPr>
+      <w:r>
+        <w:rPr>
+          <w:rFonts w:ascii="Consolas" w:hAnsi="Consolas"/>
+          <w:color w:val="000000" w:themeColor="text1"/>
+          <w:sz w:val="16"/>
+          <w:szCs w:val="16"/>
+        </w:rPr>
+        <w:t xml:space="preserve">    }</w:t>
+      </w:r>
+    </w:p>
+    <w:p>
+      <w:pPr>
+        <w:spacing w:after="0"/>
+        <w:rPr>
+          <w:rFonts w:ascii="Consolas" w:hAnsi="Consolas"/>
+          <w:color w:val="000000" w:themeColor="text1"/>
+          <w:sz w:val="16"/>
+          <w:szCs w:val="16"/>
+        </w:rPr>
+      </w:pPr>
+      <w:r>
+        <w:rPr>
+          <w:rFonts w:ascii="Consolas" w:hAnsi="Consolas"/>
+          <w:color w:val="000000" w:themeColor="text1"/>
+          <w:sz w:val="16"/>
+          <w:szCs w:val="16"/>
+        </w:rPr>
+        <w:t>}</w:t>
+      </w:r>
+    </w:p>
+    <w:p>
+      <w:pPr>
+        <w:spacing w:after="0"/>
+        <w:rPr>
+          <w:rFonts w:ascii="Consolas" w:hAnsi="Consolas"/>
+          <w:color w:val="000000" w:themeColor="text1"/>
+          <w:sz w:val="16"/>
+          <w:szCs w:val="16"/>
+        </w:rPr>
+      </w:pPr>
+    </w:p>
+    <w:p>
+      <w:pPr>
+        <w:spacing w:after="0"/>
+        <w:rPr>
+          <w:rFonts w:ascii="Consolas" w:hAnsi="Consolas"/>
+          <w:color w:val="000000" w:themeColor="text1"/>
+          <w:sz w:val="16"/>
+          <w:szCs w:val="16"/>
+        </w:rPr>
+      </w:pPr>
+      <w:r>
+        <w:rPr>
+          <w:rFonts w:ascii="Consolas" w:hAnsi="Consolas"/>
+          <w:color w:val="000000" w:themeColor="text1"/>
+          <w:sz w:val="16"/>
+          <w:szCs w:val="16"/>
+        </w:rPr>
+        <w:t xml:space="preserve">List&lt;String&gt; names = new </w:t>
+      </w:r>
+      <w:proofErr w:type="spellStart"/>
+      <w:r>
+        <w:rPr>
+          <w:rFonts w:ascii="Consolas" w:hAnsi="Consolas"/>
+          <w:color w:val="000000" w:themeColor="text1"/>
+          <w:sz w:val="16"/>
+          <w:szCs w:val="16"/>
+        </w:rPr>
+        <w:t>ArrayList</w:t>
+      </w:r>
+      <w:proofErr w:type="spellEnd"/>
+      <w:r>
+        <w:rPr>
+          <w:rFonts w:ascii="Consolas" w:hAnsi="Consolas"/>
+          <w:color w:val="000000" w:themeColor="text1"/>
+          <w:sz w:val="16"/>
+          <w:szCs w:val="16"/>
+        </w:rPr>
+        <w:t>&lt;</w:t>
+      </w:r>
+      <w:proofErr w:type="gramStart"/>
+      <w:r>
+        <w:rPr>
+          <w:rFonts w:ascii="Consolas" w:hAnsi="Consolas"/>
+          <w:color w:val="000000" w:themeColor="text1"/>
+          <w:sz w:val="16"/>
+          <w:szCs w:val="16"/>
+        </w:rPr>
+        <w:t>&gt;(</w:t>
+      </w:r>
+      <w:proofErr w:type="gramEnd"/>
+      <w:r>
+        <w:rPr>
+          <w:rFonts w:ascii="Consolas" w:hAnsi="Consolas"/>
+          <w:color w:val="000000" w:themeColor="text1"/>
+          <w:sz w:val="16"/>
+          <w:szCs w:val="16"/>
+        </w:rPr>
+        <w:t>);</w:t>
+      </w:r>
+      <w:r>
+        <w:rPr>
+          <w:rFonts w:ascii="Consolas" w:hAnsi="Consolas"/>
+          <w:color w:val="000000" w:themeColor="text1"/>
+          <w:sz w:val="16"/>
+          <w:szCs w:val="16"/>
+        </w:rPr>
+        <w:t xml:space="preserve"> // generic in list</w:t>
+      </w:r>
+    </w:p>
+    <w:p>
+      <w:pPr>
+        <w:spacing w:after="0"/>
+        <w:rPr>
+          <w:rFonts w:ascii="Consolas" w:hAnsi="Consolas"/>
+          <w:color w:val="000000" w:themeColor="text1"/>
+          <w:sz w:val="16"/>
+          <w:szCs w:val="16"/>
+        </w:rPr>
+      </w:pPr>
+      <w:r>
+        <w:rPr>
+          <w:rFonts w:ascii="Consolas" w:hAnsi="Consolas"/>
+          <w:color w:val="000000" w:themeColor="text1"/>
+          <w:sz w:val="16"/>
+          <w:szCs w:val="16"/>
+        </w:rPr>
+        <w:t xml:space="preserve">public </w:t>
+      </w:r>
+      <w:r>
+        <w:rPr>
+          <w:rFonts w:ascii="Consolas" w:hAnsi="Consolas"/>
+          <w:color w:val="000000" w:themeColor="text1"/>
+          <w:sz w:val="16"/>
+          <w:szCs w:val="16"/>
+        </w:rPr>
+        <w:t xml:space="preserve">List&lt;String&gt; </w:t>
+      </w:r>
+      <w:r>
+        <w:rPr>
+          <w:rFonts w:ascii="Consolas" w:hAnsi="Consolas"/>
+          <w:color w:val="000000" w:themeColor="text1"/>
+          <w:sz w:val="16"/>
+          <w:szCs w:val="16"/>
+        </w:rPr>
+        <w:t>void Hello (</w:t>
+      </w:r>
+      <w:r>
+        <w:rPr>
+          <w:rFonts w:ascii="Consolas" w:hAnsi="Consolas"/>
+          <w:color w:val="000000" w:themeColor="text1"/>
+          <w:sz w:val="16"/>
+          <w:szCs w:val="16"/>
+        </w:rPr>
+        <w:t>List&lt;String</w:t>
+      </w:r>
+      <w:proofErr w:type="gramStart"/>
+      <w:r>
+        <w:rPr>
+          <w:rFonts w:ascii="Consolas" w:hAnsi="Consolas"/>
+          <w:color w:val="000000" w:themeColor="text1"/>
+          <w:sz w:val="16"/>
+          <w:szCs w:val="16"/>
+        </w:rPr>
+        <w:t xml:space="preserve">&gt; </w:t>
+      </w:r>
+      <w:r>
+        <w:rPr>
+          <w:rFonts w:ascii="Consolas" w:hAnsi="Consolas"/>
+          <w:color w:val="000000" w:themeColor="text1"/>
+          <w:sz w:val="16"/>
+          <w:szCs w:val="16"/>
+        </w:rPr>
+        <w:t xml:space="preserve"> list){</w:t>
+      </w:r>
+      <w:proofErr w:type="gramEnd"/>
+      <w:r>
+        <w:rPr>
+          <w:rFonts w:ascii="Consolas" w:hAnsi="Consolas"/>
+          <w:color w:val="000000" w:themeColor="text1"/>
+          <w:sz w:val="16"/>
+          <w:szCs w:val="16"/>
+        </w:rPr>
+        <w:t>}   // generic in methods</w:t>
+      </w:r>
+    </w:p>
+    <w:p>
+      <w:pPr>
+        <w:spacing w:after="0"/>
+        <w:rPr>
+          <w:rFonts w:ascii="Consolas" w:hAnsi="Consolas"/>
+          <w:color w:val="000000" w:themeColor="text1"/>
+          <w:sz w:val="16"/>
+          <w:szCs w:val="16"/>
+        </w:rPr>
+      </w:pPr>
+    </w:p>
+    <w:p>
+      <w:pPr>
+        <w:spacing w:after="0"/>
+        <w:rPr>
+          <w:color w:val="000000" w:themeColor="text1"/>
+        </w:rPr>
+      </w:pPr>
+      <w:r>
+        <w:rPr>
+          <w:color w:val="000000" w:themeColor="text1"/>
+        </w:rPr>
+        <w:t>Why do we need Generics?</w:t>
+      </w:r>
+    </w:p>
+    <w:p>
+      <w:pPr>
+        <w:spacing w:after="0"/>
+        <w:rPr>
+          <w:color w:val="000000" w:themeColor="text1"/>
+        </w:rPr>
+      </w:pPr>
+      <w:r>
+        <w:rPr>
+          <w:color w:val="000000" w:themeColor="text1"/>
+        </w:rPr>
+        <w:t xml:space="preserve">1. Type </w:t>
+      </w:r>
+      <w:proofErr w:type="gramStart"/>
+      <w:r>
+        <w:rPr>
+          <w:color w:val="000000" w:themeColor="text1"/>
+        </w:rPr>
+        <w:t>safety</w:t>
+      </w:r>
+      <w:r>
+        <w:rPr>
+          <w:color w:val="000000" w:themeColor="text1"/>
+        </w:rPr>
+        <w:t xml:space="preserve">,   </w:t>
+      </w:r>
+      <w:proofErr w:type="gramEnd"/>
+      <w:r>
+        <w:rPr>
+          <w:color w:val="000000" w:themeColor="text1"/>
+        </w:rPr>
+        <w:t xml:space="preserve"> </w:t>
+      </w:r>
+      <w:r>
+        <w:rPr>
+          <w:color w:val="000000" w:themeColor="text1"/>
+        </w:rPr>
+        <w:t>2. No unnecessary casting</w:t>
+      </w:r>
+      <w:r>
+        <w:rPr>
+          <w:color w:val="000000" w:themeColor="text1"/>
+        </w:rPr>
+        <w:t xml:space="preserve">   </w:t>
+      </w:r>
+      <w:r>
+        <w:rPr>
+          <w:color w:val="000000" w:themeColor="text1"/>
+        </w:rPr>
+        <w:t>3. Reusable code</w:t>
+      </w:r>
+      <w:r>
+        <w:rPr>
+          <w:color w:val="000000" w:themeColor="text1"/>
+        </w:rPr>
+        <w:t xml:space="preserve"> </w:t>
+      </w:r>
+    </w:p>
+    <w:p>
+      <w:pPr>
+        <w:spacing w:after="0"/>
+        <w:rPr>
+          <w:color w:val="000000" w:themeColor="text1"/>
+        </w:rPr>
+      </w:pPr>
+    </w:p>
+    <w:p>
+      <w:pPr>
+        <w:spacing w:after="0"/>
         <w:rPr>
           <w:b/>
           <w:bCs/>
           <w:color w:val="0070C0"/>
         </w:rPr>
-        <w:t>Singleton, Immutable</w:t>
-      </w:r>
+      </w:pPr>
       <w:r>
         <w:rPr>
           <w:b/>
           <w:bCs/>
           <w:color w:val="0070C0"/>
         </w:rPr>
-        <w:t xml:space="preserve"> </w:t>
+        <w:t>Singleton, Immutable</w:t>
       </w:r>
       <w:r>
         <w:rPr>
@@ -850,97 +1194,34 @@
           <w:bCs/>
           <w:color w:val="0070C0"/>
         </w:rPr>
-        <w:t>Classes</w:t>
-      </w:r>
-    </w:p>
-    <w:p>
-      <w:pPr>
-        <w:spacing w:after="0"/>
+        <w:t xml:space="preserve"> </w:t>
+      </w:r>
+      <w:r>
         <w:rPr>
           <w:b/>
           <w:bCs/>
-          <w:color w:val="000000" w:themeColor="text1"/>
-        </w:rPr>
-      </w:pPr>
-      <w:r>
+          <w:color w:val="0070C0"/>
+        </w:rPr>
+        <w:t>Classes</w:t>
+      </w:r>
+    </w:p>
+    <w:p>
+      <w:pPr>
+        <w:spacing w:after="0"/>
         <w:rPr>
           <w:b/>
           <w:bCs/>
           <w:color w:val="000000" w:themeColor="text1"/>
         </w:rPr>
-        <w:t>Singleton</w:t>
-      </w:r>
+      </w:pPr>
+      <w:proofErr w:type="gramStart"/>
       <w:r>
         <w:rPr>
           <w:b/>
           <w:bCs/>
           <w:color w:val="000000" w:themeColor="text1"/>
         </w:rPr>
-        <w:t xml:space="preserve"> :</w:t>
-      </w:r>
-    </w:p>
-    <w:p>
-      <w:pPr>
-        <w:spacing w:after="0"/>
-        <w:rPr>
-          <w:color w:val="000000" w:themeColor="text1"/>
-        </w:rPr>
-      </w:pPr>
-      <w:r>
-        <w:rPr>
-          <w:color w:val="000000" w:themeColor="text1"/>
-        </w:rPr>
-        <w:t>The objective of this class is to create only single object.</w:t>
-      </w:r>
-    </w:p>
-    <w:p>
-      <w:pPr>
-        <w:spacing w:after="0"/>
-        <w:rPr>
-          <w:color w:val="000000" w:themeColor="text1"/>
-        </w:rPr>
-      </w:pPr>
-      <w:r>
-        <w:rPr>
-          <w:color w:val="000000" w:themeColor="text1"/>
-        </w:rPr>
-        <w:t>For example :If we want to create a DBConnection, we want it to be singleton.</w:t>
-      </w:r>
-    </w:p>
-    <w:p>
-      <w:pPr>
-        <w:spacing w:after="0"/>
-        <w:rPr>
-          <w:color w:val="000000" w:themeColor="text1"/>
-        </w:rPr>
-      </w:pPr>
-    </w:p>
-    <w:p>
-      <w:pPr>
-        <w:spacing w:after="0"/>
-        <w:rPr>
-          <w:color w:val="000000" w:themeColor="text1"/>
-        </w:rPr>
-      </w:pPr>
-      <w:r>
-        <w:rPr>
-          <w:color w:val="000000" w:themeColor="text1"/>
-        </w:rPr>
-        <w:t>Different ways of creating Singleton Class:</w:t>
-      </w:r>
-    </w:p>
-    <w:p>
-      <w:pPr>
-        <w:spacing w:after="0"/>
-        <w:rPr>
-          <w:color w:val="000000" w:themeColor="text1"/>
-        </w:rPr>
-      </w:pPr>
-      <w:r>
-        <w:rPr>
-          <w:color w:val="000000" w:themeColor="text1"/>
-        </w:rPr>
-        <w:t xml:space="preserve">- </w:t>
+        <w:t>Singleton</w:t>
       </w:r>
       <w:r>
         <w:rPr>
@@ -948,7 +1229,100 @@
           <w:bCs/>
           <w:color w:val="000000" w:themeColor="text1"/>
         </w:rPr>
-        <w:t>Eager Initialization</w:t>
+        <w:t xml:space="preserve"> :</w:t>
+      </w:r>
+      <w:proofErr w:type="gramEnd"/>
+    </w:p>
+    <w:p>
+      <w:pPr>
+        <w:spacing w:after="0"/>
+        <w:rPr>
+          <w:color w:val="000000" w:themeColor="text1"/>
+        </w:rPr>
+      </w:pPr>
+      <w:r>
+        <w:rPr>
+          <w:color w:val="000000" w:themeColor="text1"/>
+        </w:rPr>
+        <w:t>The objective of this class is to create only single object.</w:t>
+      </w:r>
+    </w:p>
+    <w:p>
+      <w:pPr>
+        <w:spacing w:after="0"/>
+        <w:rPr>
+          <w:color w:val="000000" w:themeColor="text1"/>
+        </w:rPr>
+      </w:pPr>
+      <w:r>
+        <w:rPr>
+          <w:color w:val="000000" w:themeColor="text1"/>
+        </w:rPr>
+        <w:t xml:space="preserve">For </w:t>
+      </w:r>
+      <w:proofErr w:type="gramStart"/>
+      <w:r>
+        <w:rPr>
+          <w:color w:val="000000" w:themeColor="text1"/>
+        </w:rPr>
+        <w:t>example :If</w:t>
+      </w:r>
+      <w:proofErr w:type="gramEnd"/>
+      <w:r>
+        <w:rPr>
+          <w:color w:val="000000" w:themeColor="text1"/>
+        </w:rPr>
+        <w:t xml:space="preserve"> we want to create a </w:t>
+      </w:r>
+      <w:proofErr w:type="spellStart"/>
+      <w:r>
+        <w:rPr>
+          <w:color w:val="000000" w:themeColor="text1"/>
+        </w:rPr>
+        <w:t>DBConnection</w:t>
+      </w:r>
+      <w:proofErr w:type="spellEnd"/>
+      <w:r>
+        <w:rPr>
+          <w:color w:val="000000" w:themeColor="text1"/>
+        </w:rPr>
+        <w:t>, we want it to be singleton.</w:t>
+      </w:r>
+    </w:p>
+    <w:p>
+      <w:pPr>
+        <w:spacing w:after="0"/>
+        <w:rPr>
+          <w:color w:val="000000" w:themeColor="text1"/>
+        </w:rPr>
+      </w:pPr>
+    </w:p>
+    <w:p>
+      <w:pPr>
+        <w:spacing w:after="0"/>
+        <w:rPr>
+          <w:color w:val="000000" w:themeColor="text1"/>
+        </w:rPr>
+      </w:pPr>
+      <w:r>
+        <w:rPr>
+          <w:color w:val="000000" w:themeColor="text1"/>
+        </w:rPr>
+        <w:t>Different ways of creating Singleton Class:</w:t>
+      </w:r>
+    </w:p>
+    <w:p>
+      <w:pPr>
+        <w:spacing w:after="0"/>
+        <w:rPr>
+          <w:color w:val="000000" w:themeColor="text1"/>
+        </w:rPr>
+      </w:pPr>
+      <w:r>
+        <w:rPr>
+          <w:color w:val="000000" w:themeColor="text1"/>
+        </w:rPr>
+        <w:t xml:space="preserve">- </w:t>
       </w:r>
       <w:r>
         <w:rPr>
@@ -956,35 +1330,16 @@
           <w:bCs/>
           <w:color w:val="000000" w:themeColor="text1"/>
         </w:rPr>
-        <w:t xml:space="preserve"> </w:t>
-      </w:r>
-      <w:r>
-        <w:rPr>
-          <w:color w:val="000000" w:themeColor="text1"/>
-        </w:rPr>
-        <w:t>: Create constructor in advance by making method as private and static. Static means it belong to this class only. Demerit construction creation eventhough we don’t need it.</w:t>
-      </w:r>
-    </w:p>
-    <w:p>
-      <w:pPr>
-        <w:spacing w:after="0"/>
-        <w:rPr>
-          <w:color w:val="000000" w:themeColor="text1"/>
-        </w:rPr>
-      </w:pPr>
-      <w:r>
-        <w:rPr>
-          <w:color w:val="000000" w:themeColor="text1"/>
-        </w:rPr>
-        <w:t xml:space="preserve">- </w:t>
-      </w:r>
+        <w:t xml:space="preserve">Eager </w:t>
+      </w:r>
+      <w:proofErr w:type="gramStart"/>
       <w:r>
         <w:rPr>
           <w:b/>
           <w:bCs/>
           <w:color w:val="000000" w:themeColor="text1"/>
         </w:rPr>
-        <w:t>Lazy Initialization</w:t>
+        <w:t>Initialization</w:t>
       </w:r>
       <w:r>
         <w:rPr>
@@ -992,31 +1347,48 @@
           <w:bCs/>
           <w:color w:val="000000" w:themeColor="text1"/>
         </w:rPr>
+        <w:t xml:space="preserve"> </w:t>
+      </w:r>
+      <w:r>
+        <w:rPr>
+          <w:color w:val="000000" w:themeColor="text1"/>
+        </w:rPr>
         <w:t>:</w:t>
       </w:r>
-      <w:r>
-        <w:rPr>
-          <w:color w:val="000000" w:themeColor="text1"/>
-        </w:rPr>
-        <w:t xml:space="preserve"> Same as Eager, just a check on constructor is null. Problem 2 concurrent thread may think oh its null just create it</w:t>
-      </w:r>
-      <w:r>
-        <w:rPr>
-          <w:color w:val="000000" w:themeColor="text1"/>
-        </w:rPr>
-        <w:t>, so 2 objects created</w:t>
-      </w:r>
-      <w:r>
-        <w:rPr>
-          <w:color w:val="000000" w:themeColor="text1"/>
-        </w:rPr>
-        <w:tab/>
-      </w:r>
-      <w:r>
-        <w:rPr>
-          <w:color w:val="000000" w:themeColor="text1"/>
-        </w:rPr>
-        <w:t>.</w:t>
+      <w:proofErr w:type="gramEnd"/>
+      <w:r>
+        <w:rPr>
+          <w:color w:val="000000" w:themeColor="text1"/>
+        </w:rPr>
+        <w:t xml:space="preserve"> Create constructor in advance by making method as private and static. Static means it </w:t>
+      </w:r>
+      <w:proofErr w:type="gramStart"/>
+      <w:r>
+        <w:rPr>
+          <w:color w:val="000000" w:themeColor="text1"/>
+        </w:rPr>
+        <w:t>belong</w:t>
+      </w:r>
+      <w:proofErr w:type="gramEnd"/>
+      <w:r>
+        <w:rPr>
+          <w:color w:val="000000" w:themeColor="text1"/>
+        </w:rPr>
+        <w:t xml:space="preserve"> to this class only. Demerit construction creation </w:t>
+      </w:r>
+      <w:proofErr w:type="spellStart"/>
+      <w:r>
+        <w:rPr>
+          <w:color w:val="000000" w:themeColor="text1"/>
+        </w:rPr>
+        <w:t>eventhough</w:t>
+      </w:r>
+      <w:proofErr w:type="spellEnd"/>
+      <w:r>
+        <w:rPr>
+          <w:color w:val="000000" w:themeColor="text1"/>
+        </w:rPr>
+        <w:t xml:space="preserve"> we don’t need it.</w:t>
       </w:r>
     </w:p>
     <w:p>
@@ -1038,7 +1410,7 @@
           <w:bCs/>
           <w:color w:val="000000" w:themeColor="text1"/>
         </w:rPr>
-        <w:t>Synchronization Block</w:t>
+        <w:t>Lazy Initialization</w:t>
       </w:r>
       <w:r>
         <w:rPr>
@@ -1046,131 +1418,62 @@
           <w:bCs/>
           <w:color w:val="000000" w:themeColor="text1"/>
         </w:rPr>
-        <w:t xml:space="preserve"> :</w:t>
-      </w:r>
-      <w:r>
-        <w:rPr>
-          <w:color w:val="000000" w:themeColor="text1"/>
-        </w:rPr>
-        <w:t xml:space="preserve"> put synchronized in lazy </w:t>
-      </w:r>
-      <w:r>
-        <w:rPr>
-          <w:color w:val="000000" w:themeColor="text1"/>
-        </w:rPr>
-        <w:t>Initialization</w:t>
-      </w:r>
-      <w:r>
-        <w:rPr>
-          <w:color w:val="000000" w:themeColor="text1"/>
-        </w:rPr>
-        <w:t xml:space="preserve">, so </w:t>
-      </w:r>
-      <w:r>
-        <w:rPr>
-          <w:color w:val="000000" w:themeColor="text1"/>
-        </w:rPr>
-        <w:t>solved concurrent problem. Issue here is synchronization makes it slow, like put lock and unlock, think if method is getting called from 1k places</w:t>
-      </w:r>
-    </w:p>
-    <w:p>
-      <w:pPr>
-        <w:spacing w:after="0"/>
-        <w:rPr>
-          <w:color w:val="000000" w:themeColor="text1"/>
-        </w:rPr>
-      </w:pPr>
+        <w:t>:</w:t>
+      </w:r>
+      <w:r>
+        <w:rPr>
+          <w:color w:val="000000" w:themeColor="text1"/>
+        </w:rPr>
+        <w:t xml:space="preserve"> Same as Eager, just a check on constructor is null. Problem 2 concurrent thread may think oh its null just create it</w:t>
+      </w:r>
+      <w:r>
+        <w:rPr>
+          <w:color w:val="000000" w:themeColor="text1"/>
+        </w:rPr>
+        <w:t>, so 2 objects created</w:t>
+      </w:r>
+      <w:r>
+        <w:rPr>
+          <w:color w:val="000000" w:themeColor="text1"/>
+        </w:rPr>
+        <w:tab/>
+      </w:r>
+      <w:r>
+        <w:rPr>
+          <w:color w:val="000000" w:themeColor="text1"/>
+        </w:rPr>
+        <w:t>.</w:t>
+      </w:r>
+    </w:p>
+    <w:p>
+      <w:pPr>
+        <w:spacing w:after="0"/>
+        <w:rPr>
+          <w:color w:val="000000" w:themeColor="text1"/>
+        </w:rPr>
+      </w:pPr>
+      <w:r>
+        <w:rPr>
+          <w:color w:val="000000" w:themeColor="text1"/>
+        </w:rPr>
+        <w:t xml:space="preserve">- </w:t>
+      </w:r>
       <w:r>
         <w:rPr>
           <w:b/>
           <w:bCs/>
           <w:color w:val="000000" w:themeColor="text1"/>
         </w:rPr>
-        <w:t>- Double Check Lock</w:t>
-      </w:r>
-      <w:r>
-        <w:rPr>
-          <w:color w:val="000000" w:themeColor="text1"/>
-        </w:rPr>
-        <w:t xml:space="preserve"> </w:t>
-      </w:r>
-      <w:r>
-        <w:rPr>
-          <w:color w:val="000000" w:themeColor="text1"/>
-        </w:rPr>
-        <w:t>:</w:t>
-      </w:r>
-      <w:r>
-        <w:rPr>
-          <w:color w:val="000000" w:themeColor="text1"/>
-        </w:rPr>
-        <w:t>(there is a memory issue, resolved through Volatile instance variable)</w:t>
-      </w:r>
-      <w:r>
-        <w:rPr>
-          <w:color w:val="000000" w:themeColor="text1"/>
-        </w:rPr>
-        <w:t xml:space="preserve"> : same as </w:t>
-      </w:r>
-      <w:r>
-        <w:rPr>
-          <w:color w:val="000000" w:themeColor="text1"/>
-        </w:rPr>
-        <w:t>Synchronization</w:t>
-      </w:r>
-      <w:r>
-        <w:rPr>
-          <w:color w:val="000000" w:themeColor="text1"/>
-        </w:rPr>
-        <w:t xml:space="preserve"> Block, but has double check for null</w:t>
-      </w:r>
-      <w:r>
-        <w:rPr>
-          <w:color w:val="000000" w:themeColor="text1"/>
-        </w:rPr>
-        <w:t>.</w:t>
-      </w:r>
-    </w:p>
-    <w:p>
-      <w:pPr>
-        <w:spacing w:after="0"/>
-        <w:rPr>
-          <w:color w:val="000000" w:themeColor="text1"/>
-        </w:rPr>
-      </w:pPr>
-      <w:r>
-        <w:rPr>
-          <w:color w:val="000000" w:themeColor="text1"/>
-        </w:rPr>
-        <w:t>Volatile Keyword means that the object will be created in memory instead of cache .</w:t>
-      </w:r>
-      <w:r>
-        <w:rPr>
-          <w:color w:val="000000" w:themeColor="text1"/>
-        </w:rPr>
-        <w:t xml:space="preserve"> </w:t>
-      </w:r>
-      <w:r>
-        <w:rPr>
-          <w:color w:val="000000" w:themeColor="text1"/>
-        </w:rPr>
-        <w:t>So, if we've created any object using volatile, read/write operation happening to this, will always happens in memory</w:t>
-      </w:r>
-    </w:p>
-    <w:p>
-      <w:pPr>
-        <w:spacing w:after="0"/>
-        <w:rPr>
-          <w:color w:val="000000" w:themeColor="text1"/>
-        </w:rPr>
-      </w:pPr>
+        <w:t xml:space="preserve">Synchronization </w:t>
+      </w:r>
+      <w:proofErr w:type="gramStart"/>
       <w:r>
         <w:rPr>
           <w:b/>
           <w:bCs/>
           <w:color w:val="000000" w:themeColor="text1"/>
         </w:rPr>
-        <w:t>- Bill Pugh Solution</w:t>
+        <w:t>Block</w:t>
       </w:r>
       <w:r>
         <w:rPr>
@@ -1178,13 +1481,14 @@
           <w:bCs/>
           <w:color w:val="000000" w:themeColor="text1"/>
         </w:rPr>
-        <w:t xml:space="preserve">: </w:t>
-      </w:r>
-      <w:r>
-        <w:rPr>
-          <w:color w:val="000000" w:themeColor="text1"/>
-        </w:rPr>
-        <w:t xml:space="preserve">It uses Eager </w:t>
+        <w:t xml:space="preserve"> :</w:t>
+      </w:r>
+      <w:proofErr w:type="gramEnd"/>
+      <w:r>
+        <w:rPr>
+          <w:color w:val="000000" w:themeColor="text1"/>
+        </w:rPr>
+        <w:t xml:space="preserve"> put synchronized in lazy </w:t>
       </w:r>
       <w:r>
         <w:rPr>
@@ -1196,19 +1500,13 @@
         <w:rPr>
           <w:color w:val="000000" w:themeColor="text1"/>
         </w:rPr>
-        <w:t xml:space="preserve"> </w:t>
-      </w:r>
-      <w:r>
-        <w:rPr>
-          <w:color w:val="000000" w:themeColor="text1"/>
-        </w:rPr>
-        <w:t>smartly. It will put construction creation inside nested method.</w:t>
-      </w:r>
-      <w:r>
-        <w:rPr>
-          <w:color w:val="000000" w:themeColor="text1"/>
-        </w:rPr>
-        <w:t xml:space="preserve"> (best)</w:t>
+        <w:t xml:space="preserve">, so </w:t>
+      </w:r>
+      <w:r>
+        <w:rPr>
+          <w:color w:val="000000" w:themeColor="text1"/>
+        </w:rPr>
+        <w:t>solved concurrent problem. Issue here is synchronization makes it slow, like put lock and unlock, think if method is getting called from 1k places</w:t>
       </w:r>
     </w:p>
     <w:p>
@@ -1224,60 +1522,300 @@
           <w:bCs/>
           <w:color w:val="000000" w:themeColor="text1"/>
         </w:rPr>
-        <w:t>- Enum Singleton</w:t>
-      </w:r>
+        <w:t>- Double Check Lock</w:t>
+      </w:r>
+      <w:r>
+        <w:rPr>
+          <w:color w:val="000000" w:themeColor="text1"/>
+        </w:rPr>
+        <w:t xml:space="preserve"> </w:t>
+      </w:r>
+      <w:r>
+        <w:rPr>
+          <w:color w:val="000000" w:themeColor="text1"/>
+        </w:rPr>
+        <w:t>:</w:t>
+      </w:r>
+      <w:r>
+        <w:rPr>
+          <w:color w:val="000000" w:themeColor="text1"/>
+        </w:rPr>
+        <w:t>(there is a memory issue, resolved through Volatile instance variable</w:t>
+      </w:r>
+      <w:proofErr w:type="gramStart"/>
+      <w:r>
+        <w:rPr>
+          <w:color w:val="000000" w:themeColor="text1"/>
+        </w:rPr>
+        <w:t>)</w:t>
+      </w:r>
+      <w:r>
+        <w:rPr>
+          <w:color w:val="000000" w:themeColor="text1"/>
+        </w:rPr>
+        <w:t xml:space="preserve"> :</w:t>
+      </w:r>
+      <w:proofErr w:type="gramEnd"/>
+      <w:r>
+        <w:rPr>
+          <w:color w:val="000000" w:themeColor="text1"/>
+        </w:rPr>
+        <w:t xml:space="preserve"> same as </w:t>
+      </w:r>
+      <w:r>
+        <w:rPr>
+          <w:color w:val="000000" w:themeColor="text1"/>
+        </w:rPr>
+        <w:t>Synchronization</w:t>
+      </w:r>
+      <w:r>
+        <w:rPr>
+          <w:color w:val="000000" w:themeColor="text1"/>
+        </w:rPr>
+        <w:t xml:space="preserve"> Block, but has double check for null</w:t>
+      </w:r>
+      <w:r>
+        <w:rPr>
+          <w:color w:val="000000" w:themeColor="text1"/>
+        </w:rPr>
+        <w:t>.</w:t>
+      </w:r>
+    </w:p>
+    <w:p>
+      <w:pPr>
+        <w:spacing w:after="0"/>
+        <w:rPr>
+          <w:color w:val="000000" w:themeColor="text1"/>
+        </w:rPr>
+      </w:pPr>
+      <w:r>
+        <w:rPr>
+          <w:color w:val="000000" w:themeColor="text1"/>
+        </w:rPr>
+        <w:t xml:space="preserve">Volatile Keyword means that the object will be created in memory instead of </w:t>
+      </w:r>
+      <w:proofErr w:type="gramStart"/>
+      <w:r>
+        <w:rPr>
+          <w:color w:val="000000" w:themeColor="text1"/>
+        </w:rPr>
+        <w:t>cache .</w:t>
+      </w:r>
+      <w:proofErr w:type="gramEnd"/>
+      <w:r>
+        <w:rPr>
+          <w:color w:val="000000" w:themeColor="text1"/>
+        </w:rPr>
+        <w:t xml:space="preserve"> </w:t>
+      </w:r>
+      <w:r>
+        <w:rPr>
+          <w:color w:val="000000" w:themeColor="text1"/>
+        </w:rPr>
+        <w:t>So, if we've created any object using volatile, read/write operation happening to this, will always happens in memory</w:t>
+      </w:r>
+    </w:p>
+    <w:p>
+      <w:pPr>
+        <w:spacing w:after="0"/>
+        <w:rPr>
+          <w:color w:val="000000" w:themeColor="text1"/>
+        </w:rPr>
+      </w:pPr>
       <w:r>
         <w:rPr>
           <w:b/>
           <w:bCs/>
           <w:color w:val="000000" w:themeColor="text1"/>
         </w:rPr>
-        <w:t xml:space="preserve">:  </w:t>
-      </w:r>
-      <w:r>
-        <w:rPr>
-          <w:color w:val="000000" w:themeColor="text1"/>
-        </w:rPr>
-        <w:t>In Enum , all constructors are private and only one object of enum is created per JVM. So by default enum are singleton</w:t>
-      </w:r>
-      <w:r>
-        <w:rPr>
-          <w:color w:val="000000" w:themeColor="text1"/>
-        </w:rPr>
-        <w:t xml:space="preserve"> (best)</w:t>
-      </w:r>
-    </w:p>
-    <w:p>
-      <w:pPr>
-        <w:spacing w:after="0"/>
-        <w:rPr>
-          <w:color w:val="000000" w:themeColor="text1"/>
-        </w:rPr>
-      </w:pPr>
-    </w:p>
-    <w:p>
-      <w:pPr>
-        <w:spacing w:after="0"/>
-        <w:rPr>
-          <w:color w:val="000000" w:themeColor="text1"/>
-        </w:rPr>
-      </w:pPr>
+        <w:t>- Bill Pugh Solution</w:t>
+      </w:r>
       <w:r>
         <w:rPr>
           <w:b/>
           <w:bCs/>
           <w:color w:val="000000" w:themeColor="text1"/>
         </w:rPr>
-        <w:t>Immutable</w:t>
-      </w:r>
+        <w:t xml:space="preserve">: </w:t>
+      </w:r>
+      <w:r>
+        <w:rPr>
+          <w:color w:val="000000" w:themeColor="text1"/>
+        </w:rPr>
+        <w:t xml:space="preserve">It uses Eager </w:t>
+      </w:r>
+      <w:r>
+        <w:rPr>
+          <w:color w:val="000000" w:themeColor="text1"/>
+        </w:rPr>
+        <w:t>Initialization</w:t>
+      </w:r>
+      <w:r>
+        <w:rPr>
+          <w:color w:val="000000" w:themeColor="text1"/>
+        </w:rPr>
+        <w:t xml:space="preserve"> </w:t>
+      </w:r>
+      <w:r>
+        <w:rPr>
+          <w:color w:val="000000" w:themeColor="text1"/>
+        </w:rPr>
+        <w:t>smartly. It will put construction creation inside nested method.</w:t>
+      </w:r>
+      <w:r>
+        <w:rPr>
+          <w:color w:val="000000" w:themeColor="text1"/>
+        </w:rPr>
+        <w:t xml:space="preserve"> (best)</w:t>
+      </w:r>
+    </w:p>
+    <w:p>
+      <w:pPr>
+        <w:spacing w:after="0"/>
+        <w:rPr>
+          <w:color w:val="000000" w:themeColor="text1"/>
+        </w:rPr>
+      </w:pPr>
       <w:r>
         <w:rPr>
           <w:b/>
           <w:bCs/>
           <w:color w:val="000000" w:themeColor="text1"/>
         </w:rPr>
-        <w:t xml:space="preserve"> Classes :</w:t>
-      </w:r>
+        <w:t>- Enum Singleton</w:t>
+      </w:r>
+      <w:r>
+        <w:rPr>
+          <w:b/>
+          <w:bCs/>
+          <w:color w:val="000000" w:themeColor="text1"/>
+        </w:rPr>
+        <w:t xml:space="preserve">:  </w:t>
+      </w:r>
+      <w:r>
+        <w:rPr>
+          <w:color w:val="000000" w:themeColor="text1"/>
+        </w:rPr>
+        <w:t xml:space="preserve">In </w:t>
+      </w:r>
+      <w:proofErr w:type="gramStart"/>
+      <w:r>
+        <w:rPr>
+          <w:color w:val="000000" w:themeColor="text1"/>
+        </w:rPr>
+        <w:t>Enum ,</w:t>
+      </w:r>
+      <w:proofErr w:type="gramEnd"/>
+      <w:r>
+        <w:rPr>
+          <w:color w:val="000000" w:themeColor="text1"/>
+        </w:rPr>
+        <w:t xml:space="preserve"> all constructors are private and only one object of </w:t>
+      </w:r>
+      <w:proofErr w:type="spellStart"/>
+      <w:r>
+        <w:rPr>
+          <w:color w:val="000000" w:themeColor="text1"/>
+        </w:rPr>
+        <w:t>enum</w:t>
+      </w:r>
+      <w:proofErr w:type="spellEnd"/>
+      <w:r>
+        <w:rPr>
+          <w:color w:val="000000" w:themeColor="text1"/>
+        </w:rPr>
+        <w:t xml:space="preserve"> is created per JVM. </w:t>
+      </w:r>
+      <w:proofErr w:type="gramStart"/>
+      <w:r>
+        <w:rPr>
+          <w:color w:val="000000" w:themeColor="text1"/>
+        </w:rPr>
+        <w:t>So</w:t>
+      </w:r>
+      <w:proofErr w:type="gramEnd"/>
+      <w:r>
+        <w:rPr>
+          <w:color w:val="000000" w:themeColor="text1"/>
+        </w:rPr>
+        <w:t xml:space="preserve"> by </w:t>
+      </w:r>
+      <w:proofErr w:type="gramStart"/>
+      <w:r>
+        <w:rPr>
+          <w:color w:val="000000" w:themeColor="text1"/>
+        </w:rPr>
+        <w:t>default</w:t>
+      </w:r>
+      <w:proofErr w:type="gramEnd"/>
+      <w:r>
+        <w:rPr>
+          <w:color w:val="000000" w:themeColor="text1"/>
+        </w:rPr>
+        <w:t xml:space="preserve"> </w:t>
+      </w:r>
+      <w:proofErr w:type="spellStart"/>
+      <w:r>
+        <w:rPr>
+          <w:color w:val="000000" w:themeColor="text1"/>
+        </w:rPr>
+        <w:t>enum</w:t>
+      </w:r>
+      <w:proofErr w:type="spellEnd"/>
+      <w:r>
+        <w:rPr>
+          <w:color w:val="000000" w:themeColor="text1"/>
+        </w:rPr>
+        <w:t xml:space="preserve"> are singleton</w:t>
+      </w:r>
+      <w:r>
+        <w:rPr>
+          <w:color w:val="000000" w:themeColor="text1"/>
+        </w:rPr>
+        <w:t xml:space="preserve"> (best)</w:t>
+      </w:r>
+    </w:p>
+    <w:p>
+      <w:pPr>
+        <w:spacing w:after="0"/>
+        <w:rPr>
+          <w:color w:val="000000" w:themeColor="text1"/>
+        </w:rPr>
+      </w:pPr>
+    </w:p>
+    <w:p>
+      <w:pPr>
+        <w:spacing w:after="0"/>
+        <w:rPr>
+          <w:color w:val="000000" w:themeColor="text1"/>
+        </w:rPr>
+      </w:pPr>
+      <w:r>
+        <w:rPr>
+          <w:b/>
+          <w:bCs/>
+          <w:color w:val="000000" w:themeColor="text1"/>
+        </w:rPr>
+        <w:t>Immutable</w:t>
+      </w:r>
+      <w:r>
+        <w:rPr>
+          <w:b/>
+          <w:bCs/>
+          <w:color w:val="000000" w:themeColor="text1"/>
+        </w:rPr>
+        <w:t xml:space="preserve"> </w:t>
+      </w:r>
+      <w:proofErr w:type="gramStart"/>
+      <w:r>
+        <w:rPr>
+          <w:b/>
+          <w:bCs/>
+          <w:color w:val="000000" w:themeColor="text1"/>
+        </w:rPr>
+        <w:t>Classes :</w:t>
+      </w:r>
+      <w:proofErr w:type="gramEnd"/>
       <w:r>
         <w:rPr>
           <w:b/>
@@ -1514,7 +2052,21 @@
         <w:rPr>
           <w:color w:val="000000" w:themeColor="text1"/>
         </w:rPr>
-        <w:t xml:space="preserve">concrete method is called as functional interface. Also we can represent that interface with </w:t>
+        <w:t xml:space="preserve">concrete method is called as functional interface. </w:t>
+      </w:r>
+      <w:proofErr w:type="gramStart"/>
+      <w:r>
+        <w:rPr>
+          <w:color w:val="000000" w:themeColor="text1"/>
+        </w:rPr>
+        <w:t>Also</w:t>
+      </w:r>
+      <w:proofErr w:type="gramEnd"/>
+      <w:r>
+        <w:rPr>
+          <w:color w:val="000000" w:themeColor="text1"/>
+        </w:rPr>
+        <w:t xml:space="preserve"> we can represent that interface with </w:t>
       </w:r>
     </w:p>
     <w:p>
@@ -1534,19 +2086,21 @@
           <w:sz w:val="16"/>
           <w:szCs w:val="16"/>
         </w:rPr>
-        <w:t>@FunctionalInterface // optional if we have one method, now we cant add more than one method</w:t>
-      </w:r>
-    </w:p>
-    <w:p>
-      <w:pPr>
-        <w:spacing w:after="0"/>
+        <w:t xml:space="preserve">@FunctionalInterface // optional if we have one method, now we </w:t>
+      </w:r>
+      <w:proofErr w:type="spellStart"/>
+      <w:proofErr w:type="gramStart"/>
+      <w:r>
         <w:rPr>
           <w:rFonts w:ascii="Consolas" w:hAnsi="Consolas"/>
           <w:color w:val="000000" w:themeColor="text1"/>
           <w:sz w:val="16"/>
           <w:szCs w:val="16"/>
         </w:rPr>
-      </w:pPr>
+        <w:t>cant</w:t>
+      </w:r>
+      <w:proofErr w:type="spellEnd"/>
+      <w:proofErr w:type="gramEnd"/>
       <w:r>
         <w:rPr>
           <w:rFonts w:ascii="Consolas" w:hAnsi="Consolas"/>
@@ -1554,7 +2108,7 @@
           <w:sz w:val="16"/>
           <w:szCs w:val="16"/>
         </w:rPr>
-        <w:t>public Interface Bird{</w:t>
+        <w:t xml:space="preserve"> add more than one method</w:t>
       </w:r>
     </w:p>
     <w:p>
@@ -1574,39 +2128,41 @@
           <w:sz w:val="16"/>
           <w:szCs w:val="16"/>
         </w:rPr>
-        <w:t>  void canFly(); // public abstract automatically</w:t>
-      </w:r>
-    </w:p>
-    <w:p>
-      <w:pPr>
-        <w:spacing w:after="0"/>
+        <w:t xml:space="preserve">public Interface </w:t>
+      </w:r>
+      <w:proofErr w:type="gramStart"/>
+      <w:r>
         <w:rPr>
           <w:rFonts w:ascii="Consolas" w:hAnsi="Consolas"/>
           <w:color w:val="000000" w:themeColor="text1"/>
           <w:sz w:val="16"/>
           <w:szCs w:val="16"/>
         </w:rPr>
-      </w:pPr>
-      <w:r>
+        <w:t>Bird{</w:t>
+      </w:r>
+      <w:proofErr w:type="gramEnd"/>
+    </w:p>
+    <w:p>
+      <w:pPr>
+        <w:spacing w:after="0"/>
         <w:rPr>
           <w:rFonts w:ascii="Consolas" w:hAnsi="Consolas"/>
           <w:color w:val="000000" w:themeColor="text1"/>
           <w:sz w:val="16"/>
           <w:szCs w:val="16"/>
         </w:rPr>
-        <w:t xml:space="preserve">  void hello(); // X not allowed</w:t>
-      </w:r>
-    </w:p>
-    <w:p>
-      <w:pPr>
-        <w:spacing w:after="0"/>
+      </w:pPr>
+      <w:r>
         <w:rPr>
           <w:rFonts w:ascii="Consolas" w:hAnsi="Consolas"/>
           <w:color w:val="000000" w:themeColor="text1"/>
           <w:sz w:val="16"/>
           <w:szCs w:val="16"/>
         </w:rPr>
-      </w:pPr>
+        <w:t xml:space="preserve">  void </w:t>
+      </w:r>
+      <w:proofErr w:type="spellStart"/>
+      <w:proofErr w:type="gramStart"/>
       <w:r>
         <w:rPr>
           <w:rFonts w:ascii="Consolas" w:hAnsi="Consolas"/>
@@ -1614,6 +2170,86 @@
           <w:sz w:val="16"/>
           <w:szCs w:val="16"/>
         </w:rPr>
+        <w:t>canFly</w:t>
+      </w:r>
+      <w:proofErr w:type="spellEnd"/>
+      <w:r>
+        <w:rPr>
+          <w:rFonts w:ascii="Consolas" w:hAnsi="Consolas"/>
+          <w:color w:val="000000" w:themeColor="text1"/>
+          <w:sz w:val="16"/>
+          <w:szCs w:val="16"/>
+        </w:rPr>
+        <w:t>(</w:t>
+      </w:r>
+      <w:proofErr w:type="gramEnd"/>
+      <w:r>
+        <w:rPr>
+          <w:rFonts w:ascii="Consolas" w:hAnsi="Consolas"/>
+          <w:color w:val="000000" w:themeColor="text1"/>
+          <w:sz w:val="16"/>
+          <w:szCs w:val="16"/>
+        </w:rPr>
+        <w:t>); // public abstract automatically</w:t>
+      </w:r>
+    </w:p>
+    <w:p>
+      <w:pPr>
+        <w:spacing w:after="0"/>
+        <w:rPr>
+          <w:rFonts w:ascii="Consolas" w:hAnsi="Consolas"/>
+          <w:color w:val="000000" w:themeColor="text1"/>
+          <w:sz w:val="16"/>
+          <w:szCs w:val="16"/>
+        </w:rPr>
+      </w:pPr>
+      <w:r>
+        <w:rPr>
+          <w:rFonts w:ascii="Consolas" w:hAnsi="Consolas"/>
+          <w:color w:val="000000" w:themeColor="text1"/>
+          <w:sz w:val="16"/>
+          <w:szCs w:val="16"/>
+        </w:rPr>
+        <w:t xml:space="preserve">  void </w:t>
+      </w:r>
+      <w:proofErr w:type="gramStart"/>
+      <w:r>
+        <w:rPr>
+          <w:rFonts w:ascii="Consolas" w:hAnsi="Consolas"/>
+          <w:color w:val="000000" w:themeColor="text1"/>
+          <w:sz w:val="16"/>
+          <w:szCs w:val="16"/>
+        </w:rPr>
+        <w:t>hello(</w:t>
+      </w:r>
+      <w:proofErr w:type="gramEnd"/>
+      <w:r>
+        <w:rPr>
+          <w:rFonts w:ascii="Consolas" w:hAnsi="Consolas"/>
+          <w:color w:val="000000" w:themeColor="text1"/>
+          <w:sz w:val="16"/>
+          <w:szCs w:val="16"/>
+        </w:rPr>
+        <w:t>); // X not allowed</w:t>
+      </w:r>
+    </w:p>
+    <w:p>
+      <w:pPr>
+        <w:spacing w:after="0"/>
+        <w:rPr>
+          <w:rFonts w:ascii="Consolas" w:hAnsi="Consolas"/>
+          <w:color w:val="000000" w:themeColor="text1"/>
+          <w:sz w:val="16"/>
+          <w:szCs w:val="16"/>
+        </w:rPr>
+      </w:pPr>
+      <w:r>
+        <w:rPr>
+          <w:rFonts w:ascii="Consolas" w:hAnsi="Consolas"/>
+          <w:color w:val="000000" w:themeColor="text1"/>
+          <w:sz w:val="16"/>
+          <w:szCs w:val="16"/>
+        </w:rPr>
         <w:t>}</w:t>
       </w:r>
     </w:p>
@@ -1645,39 +2281,41 @@
           <w:sz w:val="16"/>
           <w:szCs w:val="16"/>
         </w:rPr>
-        <w:t>public Interface Bird{</w:t>
-      </w:r>
-    </w:p>
-    <w:p>
-      <w:pPr>
-        <w:spacing w:after="0"/>
+        <w:t xml:space="preserve">public Interface </w:t>
+      </w:r>
+      <w:proofErr w:type="gramStart"/>
+      <w:r>
         <w:rPr>
           <w:rFonts w:ascii="Consolas" w:hAnsi="Consolas"/>
           <w:color w:val="000000" w:themeColor="text1"/>
           <w:sz w:val="16"/>
           <w:szCs w:val="16"/>
         </w:rPr>
-      </w:pPr>
-      <w:r>
+        <w:t>Bird{</w:t>
+      </w:r>
+      <w:proofErr w:type="gramEnd"/>
+    </w:p>
+    <w:p>
+      <w:pPr>
+        <w:spacing w:after="0"/>
         <w:rPr>
           <w:rFonts w:ascii="Consolas" w:hAnsi="Consolas"/>
           <w:color w:val="000000" w:themeColor="text1"/>
           <w:sz w:val="16"/>
           <w:szCs w:val="16"/>
         </w:rPr>
-        <w:t>  void canFly();</w:t>
-      </w:r>
-    </w:p>
-    <w:p>
-      <w:pPr>
-        <w:spacing w:after="0"/>
+      </w:pPr>
+      <w:r>
         <w:rPr>
           <w:rFonts w:ascii="Consolas" w:hAnsi="Consolas"/>
           <w:color w:val="000000" w:themeColor="text1"/>
           <w:sz w:val="16"/>
           <w:szCs w:val="16"/>
         </w:rPr>
-      </w:pPr>
+        <w:t xml:space="preserve">  void </w:t>
+      </w:r>
+      <w:proofErr w:type="spellStart"/>
+      <w:proofErr w:type="gramStart"/>
       <w:r>
         <w:rPr>
           <w:rFonts w:ascii="Consolas" w:hAnsi="Consolas"/>
@@ -1685,8 +2323,9 @@
           <w:sz w:val="16"/>
           <w:szCs w:val="16"/>
         </w:rPr>
-        <w:t xml:space="preserve">  void hello(); // </w:t>
-      </w:r>
+        <w:t>canFly</w:t>
+      </w:r>
+      <w:proofErr w:type="spellEnd"/>
       <w:r>
         <w:rPr>
           <w:rFonts w:ascii="Consolas" w:hAnsi="Consolas"/>
@@ -1694,6 +2333,65 @@
           <w:sz w:val="16"/>
           <w:szCs w:val="16"/>
         </w:rPr>
+        <w:t>(</w:t>
+      </w:r>
+      <w:proofErr w:type="gramEnd"/>
+      <w:r>
+        <w:rPr>
+          <w:rFonts w:ascii="Consolas" w:hAnsi="Consolas"/>
+          <w:color w:val="000000" w:themeColor="text1"/>
+          <w:sz w:val="16"/>
+          <w:szCs w:val="16"/>
+        </w:rPr>
+        <w:t>);</w:t>
+      </w:r>
+    </w:p>
+    <w:p>
+      <w:pPr>
+        <w:spacing w:after="0"/>
+        <w:rPr>
+          <w:rFonts w:ascii="Consolas" w:hAnsi="Consolas"/>
+          <w:color w:val="000000" w:themeColor="text1"/>
+          <w:sz w:val="16"/>
+          <w:szCs w:val="16"/>
+        </w:rPr>
+      </w:pPr>
+      <w:r>
+        <w:rPr>
+          <w:rFonts w:ascii="Consolas" w:hAnsi="Consolas"/>
+          <w:color w:val="000000" w:themeColor="text1"/>
+          <w:sz w:val="16"/>
+          <w:szCs w:val="16"/>
+        </w:rPr>
+        <w:t xml:space="preserve">  void </w:t>
+      </w:r>
+      <w:proofErr w:type="gramStart"/>
+      <w:r>
+        <w:rPr>
+          <w:rFonts w:ascii="Consolas" w:hAnsi="Consolas"/>
+          <w:color w:val="000000" w:themeColor="text1"/>
+          <w:sz w:val="16"/>
+          <w:szCs w:val="16"/>
+        </w:rPr>
+        <w:t>hello(</w:t>
+      </w:r>
+      <w:proofErr w:type="gramEnd"/>
+      <w:r>
+        <w:rPr>
+          <w:rFonts w:ascii="Consolas" w:hAnsi="Consolas"/>
+          <w:color w:val="000000" w:themeColor="text1"/>
+          <w:sz w:val="16"/>
+          <w:szCs w:val="16"/>
+        </w:rPr>
+        <w:t xml:space="preserve">); // </w:t>
+      </w:r>
+      <w:r>
+        <w:rPr>
+          <w:rFonts w:ascii="Consolas" w:hAnsi="Consolas"/>
+          <w:color w:val="000000" w:themeColor="text1"/>
+          <w:sz w:val="16"/>
+          <w:szCs w:val="16"/>
+        </w:rPr>
         <w:t>allowed</w:t>
       </w:r>
     </w:p>
@@ -1774,39 +2472,41 @@
           <w:sz w:val="16"/>
           <w:szCs w:val="16"/>
         </w:rPr>
-        <w:t>public Interface Bird{</w:t>
-      </w:r>
-    </w:p>
-    <w:p>
-      <w:pPr>
-        <w:spacing w:after="0"/>
+        <w:t xml:space="preserve">public Interface </w:t>
+      </w:r>
+      <w:proofErr w:type="gramStart"/>
+      <w:r>
         <w:rPr>
           <w:rFonts w:ascii="Consolas" w:hAnsi="Consolas"/>
           <w:color w:val="000000" w:themeColor="text1"/>
           <w:sz w:val="16"/>
           <w:szCs w:val="16"/>
         </w:rPr>
-      </w:pPr>
-      <w:r>
+        <w:t>Bird{</w:t>
+      </w:r>
+      <w:proofErr w:type="gramEnd"/>
+    </w:p>
+    <w:p>
+      <w:pPr>
+        <w:spacing w:after="0"/>
         <w:rPr>
           <w:rFonts w:ascii="Consolas" w:hAnsi="Consolas"/>
           <w:color w:val="000000" w:themeColor="text1"/>
           <w:sz w:val="16"/>
           <w:szCs w:val="16"/>
         </w:rPr>
-        <w:t>  void canFly();</w:t>
-      </w:r>
-    </w:p>
-    <w:p>
-      <w:pPr>
-        <w:spacing w:after="0"/>
+      </w:pPr>
+      <w:r>
         <w:rPr>
           <w:rFonts w:ascii="Consolas" w:hAnsi="Consolas"/>
           <w:color w:val="000000" w:themeColor="text1"/>
           <w:sz w:val="16"/>
           <w:szCs w:val="16"/>
         </w:rPr>
-      </w:pPr>
+        <w:t xml:space="preserve">  void </w:t>
+      </w:r>
+      <w:proofErr w:type="spellStart"/>
+      <w:proofErr w:type="gramStart"/>
       <w:r>
         <w:rPr>
           <w:rFonts w:ascii="Consolas" w:hAnsi="Consolas"/>
@@ -1814,19 +2514,19 @@
           <w:sz w:val="16"/>
           <w:szCs w:val="16"/>
         </w:rPr>
-        <w:t xml:space="preserve">  default void hello();</w:t>
-      </w:r>
-    </w:p>
-    <w:p>
-      <w:pPr>
-        <w:spacing w:after="0"/>
+        <w:t>canFly</w:t>
+      </w:r>
+      <w:proofErr w:type="spellEnd"/>
+      <w:r>
         <w:rPr>
           <w:rFonts w:ascii="Consolas" w:hAnsi="Consolas"/>
           <w:color w:val="000000" w:themeColor="text1"/>
           <w:sz w:val="16"/>
           <w:szCs w:val="16"/>
         </w:rPr>
-      </w:pPr>
+        <w:t>(</w:t>
+      </w:r>
+      <w:proofErr w:type="gramEnd"/>
       <w:r>
         <w:rPr>
           <w:rFonts w:ascii="Consolas" w:hAnsi="Consolas"/>
@@ -1834,7 +2534,7 @@
           <w:sz w:val="16"/>
           <w:szCs w:val="16"/>
         </w:rPr>
-        <w:t xml:space="preserve">  static void eat();</w:t>
+        <w:t>);</w:t>
       </w:r>
     </w:p>
     <w:p>
@@ -1854,7 +2554,118 @@
           <w:sz w:val="16"/>
           <w:szCs w:val="16"/>
         </w:rPr>
-        <w:t xml:space="preserve">  String toString();</w:t>
+        <w:t xml:space="preserve">  default void </w:t>
+      </w:r>
+      <w:proofErr w:type="gramStart"/>
+      <w:r>
+        <w:rPr>
+          <w:rFonts w:ascii="Consolas" w:hAnsi="Consolas"/>
+          <w:color w:val="000000" w:themeColor="text1"/>
+          <w:sz w:val="16"/>
+          <w:szCs w:val="16"/>
+        </w:rPr>
+        <w:t>hello(</w:t>
+      </w:r>
+      <w:proofErr w:type="gramEnd"/>
+      <w:r>
+        <w:rPr>
+          <w:rFonts w:ascii="Consolas" w:hAnsi="Consolas"/>
+          <w:color w:val="000000" w:themeColor="text1"/>
+          <w:sz w:val="16"/>
+          <w:szCs w:val="16"/>
+        </w:rPr>
+        <w:t>);</w:t>
+      </w:r>
+    </w:p>
+    <w:p>
+      <w:pPr>
+        <w:spacing w:after="0"/>
+        <w:rPr>
+          <w:rFonts w:ascii="Consolas" w:hAnsi="Consolas"/>
+          <w:color w:val="000000" w:themeColor="text1"/>
+          <w:sz w:val="16"/>
+          <w:szCs w:val="16"/>
+        </w:rPr>
+      </w:pPr>
+      <w:r>
+        <w:rPr>
+          <w:rFonts w:ascii="Consolas" w:hAnsi="Consolas"/>
+          <w:color w:val="000000" w:themeColor="text1"/>
+          <w:sz w:val="16"/>
+          <w:szCs w:val="16"/>
+        </w:rPr>
+        <w:t xml:space="preserve">  static void </w:t>
+      </w:r>
+      <w:proofErr w:type="gramStart"/>
+      <w:r>
+        <w:rPr>
+          <w:rFonts w:ascii="Consolas" w:hAnsi="Consolas"/>
+          <w:color w:val="000000" w:themeColor="text1"/>
+          <w:sz w:val="16"/>
+          <w:szCs w:val="16"/>
+        </w:rPr>
+        <w:t>eat(</w:t>
+      </w:r>
+      <w:proofErr w:type="gramEnd"/>
+      <w:r>
+        <w:rPr>
+          <w:rFonts w:ascii="Consolas" w:hAnsi="Consolas"/>
+          <w:color w:val="000000" w:themeColor="text1"/>
+          <w:sz w:val="16"/>
+          <w:szCs w:val="16"/>
+        </w:rPr>
+        <w:t>);</w:t>
+      </w:r>
+    </w:p>
+    <w:p>
+      <w:pPr>
+        <w:spacing w:after="0"/>
+        <w:rPr>
+          <w:rFonts w:ascii="Consolas" w:hAnsi="Consolas"/>
+          <w:color w:val="000000" w:themeColor="text1"/>
+          <w:sz w:val="16"/>
+          <w:szCs w:val="16"/>
+        </w:rPr>
+      </w:pPr>
+      <w:r>
+        <w:rPr>
+          <w:rFonts w:ascii="Consolas" w:hAnsi="Consolas"/>
+          <w:color w:val="000000" w:themeColor="text1"/>
+          <w:sz w:val="16"/>
+          <w:szCs w:val="16"/>
+        </w:rPr>
+        <w:t xml:space="preserve">  String </w:t>
+      </w:r>
+      <w:proofErr w:type="spellStart"/>
+      <w:proofErr w:type="gramStart"/>
+      <w:r>
+        <w:rPr>
+          <w:rFonts w:ascii="Consolas" w:hAnsi="Consolas"/>
+          <w:color w:val="000000" w:themeColor="text1"/>
+          <w:sz w:val="16"/>
+          <w:szCs w:val="16"/>
+        </w:rPr>
+        <w:t>toString</w:t>
+      </w:r>
+      <w:proofErr w:type="spellEnd"/>
+      <w:r>
+        <w:rPr>
+          <w:rFonts w:ascii="Consolas" w:hAnsi="Consolas"/>
+          <w:color w:val="000000" w:themeColor="text1"/>
+          <w:sz w:val="16"/>
+          <w:szCs w:val="16"/>
+        </w:rPr>
+        <w:t>(</w:t>
+      </w:r>
+      <w:proofErr w:type="gramEnd"/>
+      <w:r>
+        <w:rPr>
+          <w:rFonts w:ascii="Consolas" w:hAnsi="Consolas"/>
+          <w:color w:val="000000" w:themeColor="text1"/>
+          <w:sz w:val="16"/>
+          <w:szCs w:val="16"/>
+        </w:rPr>
+        <w:t>);</w:t>
       </w:r>
       <w:r>
         <w:rPr>
@@ -1912,13 +2723,29 @@
           <w:color w:val="000000" w:themeColor="text1"/>
         </w:rPr>
         <w:lastRenderedPageBreak/>
-        <w:t>Lambda Expression (or arrow)</w:t>
-      </w:r>
-      <w:r>
-        <w:rPr>
-          <w:color w:val="000000" w:themeColor="text1"/>
-        </w:rPr>
-        <w:t xml:space="preserve"> : </w:t>
+        <w:t>Lambda Expression (or arrow</w:t>
+      </w:r>
+      <w:proofErr w:type="gramStart"/>
+      <w:r>
+        <w:rPr>
+          <w:b/>
+          <w:bCs/>
+          <w:color w:val="000000" w:themeColor="text1"/>
+        </w:rPr>
+        <w:t>)</w:t>
+      </w:r>
+      <w:r>
+        <w:rPr>
+          <w:color w:val="000000" w:themeColor="text1"/>
+        </w:rPr>
+        <w:t xml:space="preserve"> :</w:t>
+      </w:r>
+      <w:proofErr w:type="gramEnd"/>
+      <w:r>
+        <w:rPr>
+          <w:color w:val="000000" w:themeColor="text1"/>
+        </w:rPr>
+        <w:t xml:space="preserve"> </w:t>
       </w:r>
       <w:r>
         <w:rPr>
@@ -1967,33 +2794,74 @@
           <w:rFonts w:cstheme="minorHAnsi"/>
           <w:color w:val="000000" w:themeColor="text1"/>
         </w:rPr>
-        <w:t xml:space="preserve"> Although we can implement with normal class or anonymous class. But Lambda expression reduce the complexity and boiler plate code for implantation class where Functional Interface  has been called.</w:t>
-      </w:r>
-    </w:p>
-    <w:p>
-      <w:pPr>
-        <w:spacing w:after="0"/>
-        <w:rPr>
-          <w:rFonts w:cstheme="minorHAnsi"/>
-          <w:color w:val="000000" w:themeColor="text1"/>
-        </w:rPr>
-      </w:pPr>
-    </w:p>
-    <w:p>
-      <w:pPr>
-        <w:spacing w:after="0"/>
-        <w:rPr>
-          <w:rFonts w:cstheme="minorHAnsi"/>
-          <w:color w:val="000000" w:themeColor="text1"/>
-        </w:rPr>
-      </w:pPr>
-      <w:r>
-        <w:rPr>
-          <w:rFonts w:cstheme="minorHAnsi"/>
-          <w:color w:val="000000" w:themeColor="text1"/>
-        </w:rPr>
-        <w:t>Types of Functional Interface :</w:t>
-      </w:r>
+        <w:t xml:space="preserve"> Although we can implement with normal class or anonymous class. But Lambda expression </w:t>
+      </w:r>
+      <w:proofErr w:type="gramStart"/>
+      <w:r>
+        <w:rPr>
+          <w:rFonts w:cstheme="minorHAnsi"/>
+          <w:color w:val="000000" w:themeColor="text1"/>
+        </w:rPr>
+        <w:t>reduce</w:t>
+      </w:r>
+      <w:proofErr w:type="gramEnd"/>
+      <w:r>
+        <w:rPr>
+          <w:rFonts w:cstheme="minorHAnsi"/>
+          <w:color w:val="000000" w:themeColor="text1"/>
+        </w:rPr>
+        <w:t xml:space="preserve"> the complexity and boiler plate code for implantation class where Functional </w:t>
+      </w:r>
+      <w:proofErr w:type="gramStart"/>
+      <w:r>
+        <w:rPr>
+          <w:rFonts w:cstheme="minorHAnsi"/>
+          <w:color w:val="000000" w:themeColor="text1"/>
+        </w:rPr>
+        <w:t>Interface  has</w:t>
+      </w:r>
+      <w:proofErr w:type="gramEnd"/>
+      <w:r>
+        <w:rPr>
+          <w:rFonts w:cstheme="minorHAnsi"/>
+          <w:color w:val="000000" w:themeColor="text1"/>
+        </w:rPr>
+        <w:t xml:space="preserve"> been called.</w:t>
+      </w:r>
+    </w:p>
+    <w:p>
+      <w:pPr>
+        <w:spacing w:after="0"/>
+        <w:rPr>
+          <w:rFonts w:cstheme="minorHAnsi"/>
+          <w:color w:val="000000" w:themeColor="text1"/>
+        </w:rPr>
+      </w:pPr>
+    </w:p>
+    <w:p>
+      <w:pPr>
+        <w:spacing w:after="0"/>
+        <w:rPr>
+          <w:rFonts w:cstheme="minorHAnsi"/>
+          <w:color w:val="000000" w:themeColor="text1"/>
+        </w:rPr>
+      </w:pPr>
+      <w:r>
+        <w:rPr>
+          <w:rFonts w:cstheme="minorHAnsi"/>
+          <w:color w:val="000000" w:themeColor="text1"/>
+        </w:rPr>
+        <w:t xml:space="preserve">Types of Functional </w:t>
+      </w:r>
+      <w:proofErr w:type="gramStart"/>
+      <w:r>
+        <w:rPr>
+          <w:rFonts w:cstheme="minorHAnsi"/>
+          <w:color w:val="000000" w:themeColor="text1"/>
+        </w:rPr>
+        <w:t>Interface :</w:t>
+      </w:r>
+      <w:proofErr w:type="gramEnd"/>
       <w:r>
         <w:rPr>
           <w:rFonts w:cstheme="minorHAnsi"/>
@@ -2022,7 +2890,39 @@
           <w:rFonts w:cstheme="minorHAnsi"/>
           <w:color w:val="000000" w:themeColor="text1"/>
         </w:rPr>
-        <w:t>: represent function accepts 1 input parameter and produces no result.  Interface Supplier &lt;T&gt; { void accept(T t);}</w:t>
+        <w:t xml:space="preserve">: represent function accepts 1 input parameter and produces no result.  Interface Supplier &lt;T&gt; </w:t>
+      </w:r>
+      <w:proofErr w:type="gramStart"/>
+      <w:r>
+        <w:rPr>
+          <w:rFonts w:cstheme="minorHAnsi"/>
+          <w:color w:val="000000" w:themeColor="text1"/>
+        </w:rPr>
+        <w:t>{ void</w:t>
+      </w:r>
+      <w:proofErr w:type="gramEnd"/>
+      <w:r>
+        <w:rPr>
+          <w:rFonts w:cstheme="minorHAnsi"/>
+          <w:color w:val="000000" w:themeColor="text1"/>
+        </w:rPr>
+        <w:t xml:space="preserve"> </w:t>
+      </w:r>
+      <w:proofErr w:type="gramStart"/>
+      <w:r>
+        <w:rPr>
+          <w:rFonts w:cstheme="minorHAnsi"/>
+          <w:color w:val="000000" w:themeColor="text1"/>
+        </w:rPr>
+        <w:t>accept(</w:t>
+      </w:r>
+      <w:proofErr w:type="gramEnd"/>
+      <w:r>
+        <w:rPr>
+          <w:rFonts w:cstheme="minorHAnsi"/>
+          <w:color w:val="000000" w:themeColor="text1"/>
+        </w:rPr>
+        <w:t>T t);}</w:t>
       </w:r>
     </w:p>
     <w:p>
@@ -2045,17 +2945,50 @@
           <w:rFonts w:cstheme="minorHAnsi"/>
           <w:color w:val="000000" w:themeColor="text1"/>
         </w:rPr>
-        <w:t>: represent function accepts no input parameter and produces a result.  Interface Supplier &lt;T&gt; { T get();}</w:t>
-      </w:r>
-    </w:p>
-    <w:p>
-      <w:pPr>
-        <w:spacing w:after="0"/>
-        <w:rPr>
-          <w:rFonts w:cstheme="minorHAnsi"/>
-          <w:color w:val="000000" w:themeColor="text1"/>
-        </w:rPr>
-      </w:pPr>
+        <w:t xml:space="preserve">: represent function accepts no input parameter and produces a result.  Interface Supplier &lt;T&gt; </w:t>
+      </w:r>
+      <w:proofErr w:type="gramStart"/>
+      <w:r>
+        <w:rPr>
+          <w:rFonts w:cstheme="minorHAnsi"/>
+          <w:color w:val="000000" w:themeColor="text1"/>
+        </w:rPr>
+        <w:t>{ T</w:t>
+      </w:r>
+      <w:proofErr w:type="gramEnd"/>
+      <w:r>
+        <w:rPr>
+          <w:rFonts w:cstheme="minorHAnsi"/>
+          <w:color w:val="000000" w:themeColor="text1"/>
+        </w:rPr>
+        <w:t xml:space="preserve"> </w:t>
+      </w:r>
+      <w:proofErr w:type="gramStart"/>
+      <w:r>
+        <w:rPr>
+          <w:rFonts w:cstheme="minorHAnsi"/>
+          <w:color w:val="000000" w:themeColor="text1"/>
+        </w:rPr>
+        <w:t>get(</w:t>
+      </w:r>
+      <w:proofErr w:type="gramEnd"/>
+      <w:r>
+        <w:rPr>
+          <w:rFonts w:cstheme="minorHAnsi"/>
+          <w:color w:val="000000" w:themeColor="text1"/>
+        </w:rPr>
+        <w:t>);}</w:t>
+      </w:r>
+    </w:p>
+    <w:p>
+      <w:pPr>
+        <w:spacing w:after="0"/>
+        <w:rPr>
+          <w:rFonts w:cstheme="minorHAnsi"/>
+          <w:color w:val="000000" w:themeColor="text1"/>
+        </w:rPr>
+      </w:pPr>
+      <w:proofErr w:type="gramStart"/>
       <w:r>
         <w:rPr>
           <w:rFonts w:cstheme="minorHAnsi"/>
@@ -2068,24 +3001,81 @@
           <w:rFonts w:cstheme="minorHAnsi"/>
           <w:color w:val="000000" w:themeColor="text1"/>
         </w:rPr>
-        <w:t xml:space="preserve"> : represent function accepts only 1 argument and produces a result based on return type</w:t>
-      </w:r>
-      <w:r>
-        <w:rPr>
-          <w:rFonts w:cstheme="minorHAnsi"/>
-          <w:color w:val="000000" w:themeColor="text1"/>
-        </w:rPr>
-        <w:t>. Interface Function&lt;T,R&gt; { R appy(T);}</w:t>
-      </w:r>
-    </w:p>
-    <w:p>
-      <w:pPr>
-        <w:spacing w:after="0"/>
-        <w:rPr>
-          <w:rFonts w:cstheme="minorHAnsi"/>
-          <w:color w:val="000000" w:themeColor="text1"/>
-        </w:rPr>
-      </w:pPr>
+        <w:t xml:space="preserve"> :</w:t>
+      </w:r>
+      <w:proofErr w:type="gramEnd"/>
+      <w:r>
+        <w:rPr>
+          <w:rFonts w:cstheme="minorHAnsi"/>
+          <w:color w:val="000000" w:themeColor="text1"/>
+        </w:rPr>
+        <w:t xml:space="preserve"> represent function accepts only 1 argument and produces a result based on return type</w:t>
+      </w:r>
+      <w:r>
+        <w:rPr>
+          <w:rFonts w:cstheme="minorHAnsi"/>
+          <w:color w:val="000000" w:themeColor="text1"/>
+        </w:rPr>
+        <w:t>. Interface Function&lt;</w:t>
+      </w:r>
+      <w:proofErr w:type="gramStart"/>
+      <w:r>
+        <w:rPr>
+          <w:rFonts w:cstheme="minorHAnsi"/>
+          <w:color w:val="000000" w:themeColor="text1"/>
+        </w:rPr>
+        <w:t>T,R</w:t>
+      </w:r>
+      <w:proofErr w:type="gramEnd"/>
+      <w:r>
+        <w:rPr>
+          <w:rFonts w:cstheme="minorHAnsi"/>
+          <w:color w:val="000000" w:themeColor="text1"/>
+        </w:rPr>
+        <w:t xml:space="preserve">&gt; </w:t>
+      </w:r>
+      <w:proofErr w:type="gramStart"/>
+      <w:r>
+        <w:rPr>
+          <w:rFonts w:cstheme="minorHAnsi"/>
+          <w:color w:val="000000" w:themeColor="text1"/>
+        </w:rPr>
+        <w:t>{ R</w:t>
+      </w:r>
+      <w:proofErr w:type="gramEnd"/>
+      <w:r>
+        <w:rPr>
+          <w:rFonts w:cstheme="minorHAnsi"/>
+          <w:color w:val="000000" w:themeColor="text1"/>
+        </w:rPr>
+        <w:t xml:space="preserve"> </w:t>
+      </w:r>
+      <w:proofErr w:type="spellStart"/>
+      <w:r>
+        <w:rPr>
+          <w:rFonts w:cstheme="minorHAnsi"/>
+          <w:color w:val="000000" w:themeColor="text1"/>
+        </w:rPr>
+        <w:t>appy</w:t>
+      </w:r>
+      <w:proofErr w:type="spellEnd"/>
+      <w:r>
+        <w:rPr>
+          <w:rFonts w:cstheme="minorHAnsi"/>
+          <w:color w:val="000000" w:themeColor="text1"/>
+        </w:rPr>
+        <w:t>(T);}</w:t>
+      </w:r>
+    </w:p>
+    <w:p>
+      <w:pPr>
+        <w:spacing w:after="0"/>
+        <w:rPr>
+          <w:rFonts w:cstheme="minorHAnsi"/>
+          <w:color w:val="000000" w:themeColor="text1"/>
+        </w:rPr>
+      </w:pPr>
+      <w:proofErr w:type="gramStart"/>
       <w:r>
         <w:rPr>
           <w:rFonts w:cstheme="minorHAnsi"/>
@@ -2105,7 +3095,15 @@
           <w:rFonts w:cstheme="minorHAnsi"/>
           <w:color w:val="000000" w:themeColor="text1"/>
         </w:rPr>
-        <w:t xml:space="preserve">:represent function </w:t>
+        <w:t>:represent</w:t>
+      </w:r>
+      <w:proofErr w:type="gramEnd"/>
+      <w:r>
+        <w:rPr>
+          <w:rFonts w:cstheme="minorHAnsi"/>
+          <w:color w:val="000000" w:themeColor="text1"/>
+        </w:rPr>
+        <w:t xml:space="preserve"> function </w:t>
       </w:r>
       <w:r>
         <w:rPr>
@@ -2133,7 +3131,48 @@
           <w:rFonts w:cstheme="minorHAnsi"/>
           <w:color w:val="000000" w:themeColor="text1"/>
         </w:rPr>
-        <w:t>. Interface Function&lt;T&gt; { boolean appy(T);}</w:t>
+        <w:t xml:space="preserve">. Interface Function&lt;T&gt; </w:t>
+      </w:r>
+      <w:proofErr w:type="gramStart"/>
+      <w:r>
+        <w:rPr>
+          <w:rFonts w:cstheme="minorHAnsi"/>
+          <w:color w:val="000000" w:themeColor="text1"/>
+        </w:rPr>
+        <w:t xml:space="preserve">{ </w:t>
+      </w:r>
+      <w:proofErr w:type="spellStart"/>
+      <w:r>
+        <w:rPr>
+          <w:rFonts w:cstheme="minorHAnsi"/>
+          <w:color w:val="000000" w:themeColor="text1"/>
+        </w:rPr>
+        <w:t>boolean</w:t>
+      </w:r>
+      <w:proofErr w:type="spellEnd"/>
+      <w:proofErr w:type="gramEnd"/>
+      <w:r>
+        <w:rPr>
+          <w:rFonts w:cstheme="minorHAnsi"/>
+          <w:color w:val="000000" w:themeColor="text1"/>
+        </w:rPr>
+        <w:t xml:space="preserve"> </w:t>
+      </w:r>
+      <w:proofErr w:type="spellStart"/>
+      <w:r>
+        <w:rPr>
+          <w:rFonts w:cstheme="minorHAnsi"/>
+          <w:color w:val="000000" w:themeColor="text1"/>
+        </w:rPr>
+        <w:t>appy</w:t>
+      </w:r>
+      <w:proofErr w:type="spellEnd"/>
+      <w:r>
+        <w:rPr>
+          <w:rFonts w:cstheme="minorHAnsi"/>
+          <w:color w:val="000000" w:themeColor="text1"/>
+        </w:rPr>
+        <w:t>(T);}</w:t>
       </w:r>
     </w:p>
     <w:p>
@@ -2178,7 +3217,39 @@
           <w:rFonts w:cstheme="minorHAnsi"/>
           <w:color w:val="000000" w:themeColor="text1"/>
         </w:rPr>
-        <w:t>Reflection are used to examine the classes, methods, fields, interfaces, at run time. Also it can possibly change the behavior of class too.</w:t>
+        <w:t xml:space="preserve">Reflection </w:t>
+      </w:r>
+      <w:proofErr w:type="gramStart"/>
+      <w:r>
+        <w:rPr>
+          <w:rFonts w:cstheme="minorHAnsi"/>
+          <w:color w:val="000000" w:themeColor="text1"/>
+        </w:rPr>
+        <w:t>are</w:t>
+      </w:r>
+      <w:proofErr w:type="gramEnd"/>
+      <w:r>
+        <w:rPr>
+          <w:rFonts w:cstheme="minorHAnsi"/>
+          <w:color w:val="000000" w:themeColor="text1"/>
+        </w:rPr>
+        <w:t xml:space="preserve"> used to examine the classes, methods, fields, interfaces, at run time. </w:t>
+      </w:r>
+      <w:proofErr w:type="gramStart"/>
+      <w:r>
+        <w:rPr>
+          <w:rFonts w:cstheme="minorHAnsi"/>
+          <w:color w:val="000000" w:themeColor="text1"/>
+        </w:rPr>
+        <w:t>Also</w:t>
+      </w:r>
+      <w:proofErr w:type="gramEnd"/>
+      <w:r>
+        <w:rPr>
+          <w:rFonts w:cstheme="minorHAnsi"/>
+          <w:color w:val="000000" w:themeColor="text1"/>
+        </w:rPr>
+        <w:t xml:space="preserve"> it can possibly change the behavior of class too.</w:t>
       </w:r>
     </w:p>
     <w:p>
@@ -2203,8 +3274,9 @@
           <w:bCs/>
           <w:color w:val="000000" w:themeColor="text1"/>
         </w:rPr>
-        <w:t>class Class</w:t>
-      </w:r>
+        <w:t xml:space="preserve">class </w:t>
+      </w:r>
+      <w:proofErr w:type="spellStart"/>
       <w:r>
         <w:rPr>
           <w:rFonts w:cstheme="minorHAnsi"/>
@@ -2212,15 +3284,9 @@
           <w:bCs/>
           <w:color w:val="000000" w:themeColor="text1"/>
         </w:rPr>
-        <w:t xml:space="preserve"> </w:t>
-      </w:r>
-      <w:r>
-        <w:rPr>
-          <w:rFonts w:cstheme="minorHAnsi"/>
-          <w:color w:val="000000" w:themeColor="text1"/>
-        </w:rPr>
-        <w:t>for every class</w:t>
-      </w:r>
+        <w:t>Class</w:t>
+      </w:r>
+      <w:proofErr w:type="spellEnd"/>
       <w:r>
         <w:rPr>
           <w:rFonts w:cstheme="minorHAnsi"/>
@@ -2228,6 +3294,22 @@
           <w:bCs/>
           <w:color w:val="000000" w:themeColor="text1"/>
         </w:rPr>
+        <w:t xml:space="preserve"> </w:t>
+      </w:r>
+      <w:r>
+        <w:rPr>
+          <w:rFonts w:cstheme="minorHAnsi"/>
+          <w:color w:val="000000" w:themeColor="text1"/>
+        </w:rPr>
+        <w:t>for every class</w:t>
+      </w:r>
+      <w:r>
+        <w:rPr>
+          <w:rFonts w:cstheme="minorHAnsi"/>
+          <w:b/>
+          <w:bCs/>
+          <w:color w:val="000000" w:themeColor="text1"/>
+        </w:rPr>
         <w:t xml:space="preserve">, </w:t>
       </w:r>
       <w:r>
@@ -2235,7 +3317,23 @@
           <w:rFonts w:cstheme="minorHAnsi"/>
           <w:color w:val="000000" w:themeColor="text1"/>
         </w:rPr>
-        <w:t>during runtime for each and every classes we have in our program.</w:t>
+        <w:t xml:space="preserve">during runtime for each and every </w:t>
+      </w:r>
+      <w:proofErr w:type="gramStart"/>
+      <w:r>
+        <w:rPr>
+          <w:rFonts w:cstheme="minorHAnsi"/>
+          <w:color w:val="000000" w:themeColor="text1"/>
+        </w:rPr>
+        <w:t>classes</w:t>
+      </w:r>
+      <w:proofErr w:type="gramEnd"/>
+      <w:r>
+        <w:rPr>
+          <w:rFonts w:cstheme="minorHAnsi"/>
+          <w:color w:val="000000" w:themeColor="text1"/>
+        </w:rPr>
+        <w:t xml:space="preserve"> we have in our program.</w:t>
       </w:r>
     </w:p>
     <w:p>
@@ -2295,7 +3393,24 @@
           <w:rFonts w:cstheme="minorHAnsi"/>
           <w:color w:val="000000" w:themeColor="text1"/>
         </w:rPr>
-        <w:t xml:space="preserve">Using forNameMethod(), </w:t>
+        <w:t xml:space="preserve">Using </w:t>
+      </w:r>
+      <w:proofErr w:type="spellStart"/>
+      <w:proofErr w:type="gramStart"/>
+      <w:r>
+        <w:rPr>
+          <w:rFonts w:cstheme="minorHAnsi"/>
+          <w:color w:val="000000" w:themeColor="text1"/>
+        </w:rPr>
+        <w:t>forNameMethod</w:t>
+      </w:r>
+      <w:proofErr w:type="spellEnd"/>
+      <w:r>
+        <w:rPr>
+          <w:rFonts w:cstheme="minorHAnsi"/>
+          <w:color w:val="000000" w:themeColor="text1"/>
+        </w:rPr>
+        <w:t xml:space="preserve">(), </w:t>
       </w:r>
       <w:r>
         <w:rPr>
@@ -2309,14 +3424,63 @@
           <w:rFonts w:cstheme="minorHAnsi"/>
           <w:color w:val="000000" w:themeColor="text1"/>
         </w:rPr>
-        <w:t xml:space="preserve">2. </w:t>
-      </w:r>
-      <w:r>
-        <w:rPr>
-          <w:rFonts w:cstheme="minorHAnsi"/>
-          <w:color w:val="000000" w:themeColor="text1"/>
-        </w:rPr>
-        <w:t xml:space="preserve"> Using .class   3. Usign getClass() method</w:t>
+        <w:t>2</w:t>
+      </w:r>
+      <w:proofErr w:type="gramEnd"/>
+      <w:r>
+        <w:rPr>
+          <w:rFonts w:cstheme="minorHAnsi"/>
+          <w:color w:val="000000" w:themeColor="text1"/>
+        </w:rPr>
+        <w:t xml:space="preserve">. </w:t>
+      </w:r>
+      <w:r>
+        <w:rPr>
+          <w:rFonts w:cstheme="minorHAnsi"/>
+          <w:color w:val="000000" w:themeColor="text1"/>
+        </w:rPr>
+        <w:t xml:space="preserve"> Using .class   3. </w:t>
+      </w:r>
+      <w:proofErr w:type="spellStart"/>
+      <w:r>
+        <w:rPr>
+          <w:rFonts w:cstheme="minorHAnsi"/>
+          <w:color w:val="000000" w:themeColor="text1"/>
+        </w:rPr>
+        <w:t>Usign</w:t>
+      </w:r>
+      <w:proofErr w:type="spellEnd"/>
+      <w:r>
+        <w:rPr>
+          <w:rFonts w:cstheme="minorHAnsi"/>
+          <w:color w:val="000000" w:themeColor="text1"/>
+        </w:rPr>
+        <w:t xml:space="preserve"> </w:t>
+      </w:r>
+      <w:proofErr w:type="spellStart"/>
+      <w:proofErr w:type="gramStart"/>
+      <w:r>
+        <w:rPr>
+          <w:rFonts w:cstheme="minorHAnsi"/>
+          <w:color w:val="000000" w:themeColor="text1"/>
+        </w:rPr>
+        <w:t>getClass</w:t>
+      </w:r>
+      <w:proofErr w:type="spellEnd"/>
+      <w:r>
+        <w:rPr>
+          <w:rFonts w:cstheme="minorHAnsi"/>
+          <w:color w:val="000000" w:themeColor="text1"/>
+        </w:rPr>
+        <w:t>(</w:t>
+      </w:r>
+      <w:proofErr w:type="gramEnd"/>
+      <w:r>
+        <w:rPr>
+          <w:rFonts w:cstheme="minorHAnsi"/>
+          <w:color w:val="000000" w:themeColor="text1"/>
+        </w:rPr>
+        <w:t>) method</w:t>
       </w:r>
       <w:r>
         <w:rPr>
@@ -2334,12 +3498,53 @@
           <w:color w:val="000000" w:themeColor="text1"/>
         </w:rPr>
       </w:pPr>
-      <w:r>
-        <w:rPr>
-          <w:rFonts w:cstheme="minorHAnsi"/>
-          <w:color w:val="000000" w:themeColor="text1"/>
-        </w:rPr>
-        <w:t>Note : Reflection breaks singleton. To fix that in singleton use null condition to prevent it. Also reflection happens at run time so it makes program slow, so don’t use it until its not required.</w:t>
+      <w:proofErr w:type="gramStart"/>
+      <w:r>
+        <w:rPr>
+          <w:rFonts w:cstheme="minorHAnsi"/>
+          <w:color w:val="000000" w:themeColor="text1"/>
+        </w:rPr>
+        <w:t>Note :</w:t>
+      </w:r>
+      <w:proofErr w:type="gramEnd"/>
+      <w:r>
+        <w:rPr>
+          <w:rFonts w:cstheme="minorHAnsi"/>
+          <w:color w:val="000000" w:themeColor="text1"/>
+        </w:rPr>
+        <w:t xml:space="preserve"> Reflection breaks singleton. To fix that in singleton use null condition to prevent it. </w:t>
+      </w:r>
+      <w:proofErr w:type="gramStart"/>
+      <w:r>
+        <w:rPr>
+          <w:rFonts w:cstheme="minorHAnsi"/>
+          <w:color w:val="000000" w:themeColor="text1"/>
+        </w:rPr>
+        <w:t>Also</w:t>
+      </w:r>
+      <w:proofErr w:type="gramEnd"/>
+      <w:r>
+        <w:rPr>
+          <w:rFonts w:cstheme="minorHAnsi"/>
+          <w:color w:val="000000" w:themeColor="text1"/>
+        </w:rPr>
+        <w:t xml:space="preserve"> reflection happens at run time so it makes program slow, so don’t use it until </w:t>
+      </w:r>
+      <w:proofErr w:type="spellStart"/>
+      <w:r>
+        <w:rPr>
+          <w:rFonts w:cstheme="minorHAnsi"/>
+          <w:color w:val="000000" w:themeColor="text1"/>
+        </w:rPr>
+        <w:t>its</w:t>
+      </w:r>
+      <w:proofErr w:type="spellEnd"/>
+      <w:r>
+        <w:rPr>
+          <w:rFonts w:cstheme="minorHAnsi"/>
+          <w:color w:val="000000" w:themeColor="text1"/>
+        </w:rPr>
+        <w:t xml:space="preserve"> not required.</w:t>
       </w:r>
     </w:p>
     <w:p>
@@ -2489,14 +3694,30 @@
           <w:rFonts w:cstheme="minorHAnsi"/>
           <w:color w:val="000000" w:themeColor="text1"/>
         </w:rPr>
-        <w:t>@Override</w:t>
-      </w:r>
-      <w:r>
-        <w:rPr>
-          <w:rFonts w:cstheme="minorHAnsi"/>
-          <w:color w:val="000000" w:themeColor="text1"/>
-        </w:rPr>
-        <w:t xml:space="preserve"> : applied on method level</w:t>
+        <w:t>@</w:t>
+      </w:r>
+      <w:proofErr w:type="gramStart"/>
+      <w:r>
+        <w:rPr>
+          <w:rFonts w:cstheme="minorHAnsi"/>
+          <w:color w:val="000000" w:themeColor="text1"/>
+        </w:rPr>
+        <w:t>Override</w:t>
+      </w:r>
+      <w:r>
+        <w:rPr>
+          <w:rFonts w:cstheme="minorHAnsi"/>
+          <w:color w:val="000000" w:themeColor="text1"/>
+        </w:rPr>
+        <w:t xml:space="preserve"> :</w:t>
+      </w:r>
+      <w:proofErr w:type="gramEnd"/>
+      <w:r>
+        <w:rPr>
+          <w:rFonts w:cstheme="minorHAnsi"/>
+          <w:color w:val="000000" w:themeColor="text1"/>
+        </w:rPr>
+        <w:t xml:space="preserve"> applied on method level</w:t>
       </w:r>
       <w:r>
         <w:rPr>
@@ -2519,14 +3740,30 @@
           <w:rFonts w:cstheme="minorHAnsi"/>
           <w:color w:val="000000" w:themeColor="text1"/>
         </w:rPr>
-        <w:t>@FunctionalInterface</w:t>
-      </w:r>
-      <w:r>
-        <w:rPr>
-          <w:rFonts w:cstheme="minorHAnsi"/>
-          <w:color w:val="000000" w:themeColor="text1"/>
-        </w:rPr>
-        <w:t xml:space="preserve"> : applied on interface</w:t>
+        <w:t>@</w:t>
+      </w:r>
+      <w:proofErr w:type="gramStart"/>
+      <w:r>
+        <w:rPr>
+          <w:rFonts w:cstheme="minorHAnsi"/>
+          <w:color w:val="000000" w:themeColor="text1"/>
+        </w:rPr>
+        <w:t>FunctionalInterface</w:t>
+      </w:r>
+      <w:r>
+        <w:rPr>
+          <w:rFonts w:cstheme="minorHAnsi"/>
+          <w:color w:val="000000" w:themeColor="text1"/>
+        </w:rPr>
+        <w:t xml:space="preserve"> :</w:t>
+      </w:r>
+      <w:proofErr w:type="gramEnd"/>
+      <w:r>
+        <w:rPr>
+          <w:rFonts w:cstheme="minorHAnsi"/>
+          <w:color w:val="000000" w:themeColor="text1"/>
+        </w:rPr>
+        <w:t xml:space="preserve"> applied on interface</w:t>
       </w:r>
       <w:r>
         <w:rPr>
@@ -2563,7 +3800,23 @@
           <w:rFonts w:cstheme="minorHAnsi"/>
           <w:color w:val="000000" w:themeColor="text1"/>
         </w:rPr>
-        <w:t xml:space="preserve"> Field, Method, Parameter, Constructor, Local Variable, Type (Class or interface or enum)</w:t>
+        <w:t xml:space="preserve"> Field, Method, Parameter, Constructor, Local Variable, Type (Class or interface or </w:t>
+      </w:r>
+      <w:proofErr w:type="spellStart"/>
+      <w:r>
+        <w:rPr>
+          <w:rFonts w:cstheme="minorHAnsi"/>
+          <w:color w:val="000000" w:themeColor="text1"/>
+        </w:rPr>
+        <w:t>enum</w:t>
+      </w:r>
+      <w:proofErr w:type="spellEnd"/>
+      <w:r>
+        <w:rPr>
+          <w:rFonts w:cstheme="minorHAnsi"/>
+          <w:color w:val="000000" w:themeColor="text1"/>
+        </w:rPr>
+        <w:t>)</w:t>
       </w:r>
       <w:r>
         <w:rPr>
@@ -2593,7 +3846,41 @@
           <w:rFonts w:cstheme="minorHAnsi"/>
           <w:color w:val="000000" w:themeColor="text1"/>
         </w:rPr>
-        <w:t>: applied on method (final,static, private) or construction which has Variabe argument as parameter.</w:t>
+        <w:t>: applied on method (</w:t>
+      </w:r>
+      <w:proofErr w:type="spellStart"/>
+      <w:proofErr w:type="gramStart"/>
+      <w:r>
+        <w:rPr>
+          <w:rFonts w:cstheme="minorHAnsi"/>
+          <w:color w:val="000000" w:themeColor="text1"/>
+        </w:rPr>
+        <w:t>final,static</w:t>
+      </w:r>
+      <w:proofErr w:type="spellEnd"/>
+      <w:proofErr w:type="gramEnd"/>
+      <w:r>
+        <w:rPr>
+          <w:rFonts w:cstheme="minorHAnsi"/>
+          <w:color w:val="000000" w:themeColor="text1"/>
+        </w:rPr>
+        <w:t xml:space="preserve">, private) or construction which has </w:t>
+      </w:r>
+      <w:proofErr w:type="spellStart"/>
+      <w:r>
+        <w:rPr>
+          <w:rFonts w:cstheme="minorHAnsi"/>
+          <w:color w:val="000000" w:themeColor="text1"/>
+        </w:rPr>
+        <w:t>Variabe</w:t>
+      </w:r>
+      <w:proofErr w:type="spellEnd"/>
+      <w:r>
+        <w:rPr>
+          <w:rFonts w:cstheme="minorHAnsi"/>
+          <w:color w:val="000000" w:themeColor="text1"/>
+        </w:rPr>
+        <w:t xml:space="preserve"> argument as parameter.</w:t>
       </w:r>
       <w:r>
         <w:rPr>
@@ -2666,8 +3953,17 @@
           <w:rFonts w:cstheme="minorHAnsi"/>
           <w:color w:val="000000" w:themeColor="text1"/>
         </w:rPr>
-        <w:t>This meta-annotation Will restrict, where to use the annotation. Either at method or Constructor or fields etc..</w:t>
-      </w:r>
+        <w:t xml:space="preserve">This meta-annotation Will restrict, where to use the annotation. Either at method or Constructor or fields </w:t>
+      </w:r>
+      <w:proofErr w:type="gramStart"/>
+      <w:r>
+        <w:rPr>
+          <w:rFonts w:cstheme="minorHAnsi"/>
+          <w:color w:val="000000" w:themeColor="text1"/>
+        </w:rPr>
+        <w:t>etc..</w:t>
+      </w:r>
+      <w:proofErr w:type="gramEnd"/>
     </w:p>
     <w:p>
       <w:pPr>
@@ -2686,8 +3982,9 @@
           <w:sz w:val="16"/>
           <w:szCs w:val="16"/>
         </w:rPr>
-        <w:t>@Target(ElementType.</w:t>
-      </w:r>
+        <w:t>@</w:t>
+      </w:r>
+      <w:proofErr w:type="gramStart"/>
       <w:r>
         <w:rPr>
           <w:rFonts w:ascii="Consolas" w:hAnsi="Consolas" w:cstheme="minorHAnsi"/>
@@ -2695,6 +3992,25 @@
           <w:sz w:val="16"/>
           <w:szCs w:val="16"/>
         </w:rPr>
+        <w:t>Target(</w:t>
+      </w:r>
+      <w:proofErr w:type="gramEnd"/>
+      <w:r>
+        <w:rPr>
+          <w:rFonts w:ascii="Consolas" w:hAnsi="Consolas" w:cstheme="minorHAnsi"/>
+          <w:color w:val="000000" w:themeColor="text1"/>
+          <w:sz w:val="16"/>
+          <w:szCs w:val="16"/>
+        </w:rPr>
+        <w:t>ElementType.</w:t>
+      </w:r>
+      <w:r>
+        <w:rPr>
+          <w:rFonts w:ascii="Consolas" w:hAnsi="Consolas" w:cstheme="minorHAnsi"/>
+          <w:color w:val="000000" w:themeColor="text1"/>
+          <w:sz w:val="16"/>
+          <w:szCs w:val="16"/>
+        </w:rPr>
         <w:t>METHOD</w:t>
       </w:r>
       <w:r>
@@ -2773,8 +4089,9 @@
           <w:sz w:val="16"/>
           <w:szCs w:val="16"/>
         </w:rPr>
-        <w:t>@Target(ElementType.</w:t>
-      </w:r>
+        <w:t>@</w:t>
+      </w:r>
+      <w:proofErr w:type="gramStart"/>
       <w:r>
         <w:rPr>
           <w:rFonts w:ascii="Consolas" w:hAnsi="Consolas" w:cstheme="minorHAnsi"/>
@@ -2782,6 +4099,25 @@
           <w:sz w:val="16"/>
           <w:szCs w:val="16"/>
         </w:rPr>
+        <w:t>Target(</w:t>
+      </w:r>
+      <w:proofErr w:type="gramEnd"/>
+      <w:r>
+        <w:rPr>
+          <w:rFonts w:ascii="Consolas" w:hAnsi="Consolas" w:cstheme="minorHAnsi"/>
+          <w:color w:val="000000" w:themeColor="text1"/>
+          <w:sz w:val="16"/>
+          <w:szCs w:val="16"/>
+        </w:rPr>
+        <w:t>ElementType.</w:t>
+      </w:r>
+      <w:r>
+        <w:rPr>
+          <w:rFonts w:ascii="Consolas" w:hAnsi="Consolas" w:cstheme="minorHAnsi"/>
+          <w:color w:val="000000" w:themeColor="text1"/>
+          <w:sz w:val="16"/>
+          <w:szCs w:val="16"/>
+        </w:rPr>
         <w:t>CONSTRUCTOR,</w:t>
       </w:r>
       <w:r>
@@ -2791,8 +4127,9 @@
           <w:sz w:val="16"/>
           <w:szCs w:val="16"/>
         </w:rPr>
-        <w:t xml:space="preserve"> ElementType.</w:t>
-      </w:r>
+        <w:t xml:space="preserve"> </w:t>
+      </w:r>
+      <w:proofErr w:type="spellStart"/>
       <w:r>
         <w:rPr>
           <w:rFonts w:ascii="Consolas" w:hAnsi="Consolas" w:cstheme="minorHAnsi"/>
@@ -2800,8 +4137,18 @@
           <w:sz w:val="16"/>
           <w:szCs w:val="16"/>
         </w:rPr>
+        <w:t>ElementType.</w:t>
+      </w:r>
+      <w:r>
+        <w:rPr>
+          <w:rFonts w:ascii="Consolas" w:hAnsi="Consolas" w:cstheme="minorHAnsi"/>
+          <w:color w:val="000000" w:themeColor="text1"/>
+          <w:sz w:val="16"/>
+          <w:szCs w:val="16"/>
+        </w:rPr>
         <w:t>METHOD</w:t>
       </w:r>
+      <w:proofErr w:type="spellEnd"/>
       <w:r>
         <w:rPr>
           <w:rFonts w:ascii="Consolas" w:hAnsi="Consolas" w:cstheme="minorHAnsi"/>
@@ -2831,6 +4178,7 @@
         </w:rPr>
         <w:t xml:space="preserve">Public @interface </w:t>
       </w:r>
+      <w:proofErr w:type="spellStart"/>
       <w:r>
         <w:rPr>
           <w:rFonts w:ascii="Consolas" w:hAnsi="Consolas" w:cstheme="minorHAnsi"/>
@@ -2838,7 +4186,17 @@
           <w:sz w:val="16"/>
           <w:szCs w:val="16"/>
         </w:rPr>
-        <w:t xml:space="preserve">SafeVarargs </w:t>
+        <w:t>SafeVarargs</w:t>
+      </w:r>
+      <w:proofErr w:type="spellEnd"/>
+      <w:r>
+        <w:rPr>
+          <w:rFonts w:ascii="Consolas" w:hAnsi="Consolas" w:cstheme="minorHAnsi"/>
+          <w:color w:val="000000" w:themeColor="text1"/>
+          <w:sz w:val="16"/>
+          <w:szCs w:val="16"/>
+        </w:rPr>
+        <w:t xml:space="preserve"> </w:t>
       </w:r>
       <w:r>
         <w:rPr>
@@ -2922,8 +4280,9 @@
           <w:sz w:val="16"/>
           <w:szCs w:val="16"/>
         </w:rPr>
-        <w:t xml:space="preserve"> TYPE _ PARAMETER ( allow you to apply on generic types</w:t>
-      </w:r>
+        <w:t xml:space="preserve"> TYPE _ PARAMETER </w:t>
+      </w:r>
+      <w:proofErr w:type="gramStart"/>
       <w:r>
         <w:rPr>
           <w:rFonts w:ascii="Consolas" w:hAnsi="Consolas" w:cstheme="minorHAnsi"/>
@@ -2931,8 +4290,9 @@
           <w:sz w:val="16"/>
           <w:szCs w:val="16"/>
         </w:rPr>
-        <w:t xml:space="preserve"> &lt;T&gt;</w:t>
-      </w:r>
+        <w:t>( allow</w:t>
+      </w:r>
+      <w:proofErr w:type="gramEnd"/>
       <w:r>
         <w:rPr>
           <w:rFonts w:ascii="Consolas" w:hAnsi="Consolas" w:cstheme="minorHAnsi"/>
@@ -2940,8 +4300,37 @@
           <w:sz w:val="16"/>
           <w:szCs w:val="16"/>
         </w:rPr>
+        <w:t xml:space="preserve"> you to apply on generic types</w:t>
+      </w:r>
+      <w:r>
+        <w:rPr>
+          <w:rFonts w:ascii="Consolas" w:hAnsi="Consolas" w:cstheme="minorHAnsi"/>
+          <w:color w:val="000000" w:themeColor="text1"/>
+          <w:sz w:val="16"/>
+          <w:szCs w:val="16"/>
+        </w:rPr>
+        <w:t xml:space="preserve"> &lt;T</w:t>
+      </w:r>
+      <w:proofErr w:type="gramStart"/>
+      <w:r>
+        <w:rPr>
+          <w:rFonts w:ascii="Consolas" w:hAnsi="Consolas" w:cstheme="minorHAnsi"/>
+          <w:color w:val="000000" w:themeColor="text1"/>
+          <w:sz w:val="16"/>
+          <w:szCs w:val="16"/>
+        </w:rPr>
+        <w:t>&gt;</w:t>
+      </w:r>
+      <w:r>
+        <w:rPr>
+          <w:rFonts w:ascii="Consolas" w:hAnsi="Consolas" w:cstheme="minorHAnsi"/>
+          <w:color w:val="000000" w:themeColor="text1"/>
+          <w:sz w:val="16"/>
+          <w:szCs w:val="16"/>
+        </w:rPr>
         <w:t xml:space="preserve"> )</w:t>
       </w:r>
+      <w:proofErr w:type="gramEnd"/>
       <w:r>
         <w:rPr>
           <w:rFonts w:ascii="Consolas" w:hAnsi="Consolas" w:cstheme="minorHAnsi"/>
@@ -2980,6 +4369,2211 @@
         </w:rPr>
         <w:t>TYPE _ USE (Java 8 feature, allow you to use annotation at all places where Type you can declare (like List&lt; @annotation String&gt;</w:t>
       </w:r>
+    </w:p>
+    <w:p>
+      <w:pPr>
+        <w:spacing w:after="0"/>
+        <w:rPr>
+          <w:rFonts w:ascii="Consolas" w:hAnsi="Consolas" w:cstheme="minorHAnsi"/>
+          <w:color w:val="000000" w:themeColor="text1"/>
+          <w:sz w:val="16"/>
+          <w:szCs w:val="16"/>
+        </w:rPr>
+      </w:pPr>
+    </w:p>
+    <w:p>
+      <w:pPr>
+        <w:spacing w:after="0"/>
+        <w:rPr>
+          <w:rFonts w:cstheme="minorHAnsi"/>
+          <w:b/>
+          <w:bCs/>
+          <w:color w:val="0070C0"/>
+        </w:rPr>
+      </w:pPr>
+      <w:proofErr w:type="gramStart"/>
+      <w:r>
+        <w:rPr>
+          <w:rFonts w:cstheme="minorHAnsi"/>
+          <w:b/>
+          <w:bCs/>
+          <w:color w:val="0070C0"/>
+        </w:rPr>
+        <w:t>Streams :</w:t>
+      </w:r>
+      <w:proofErr w:type="gramEnd"/>
+      <w:r>
+        <w:rPr>
+          <w:rFonts w:cstheme="minorHAnsi"/>
+          <w:b/>
+          <w:bCs/>
+          <w:color w:val="0070C0"/>
+        </w:rPr>
+        <w:t xml:space="preserve"> </w:t>
+      </w:r>
+    </w:p>
+    <w:p>
+      <w:pPr>
+        <w:spacing w:after="0"/>
+        <w:rPr>
+          <w:rFonts w:cstheme="minorHAnsi"/>
+          <w:color w:val="000000" w:themeColor="text1"/>
+        </w:rPr>
+      </w:pPr>
+      <w:r>
+        <w:rPr>
+          <w:rFonts w:cstheme="minorHAnsi"/>
+          <w:b/>
+          <w:bCs/>
+          <w:color w:val="000000" w:themeColor="text1"/>
+        </w:rPr>
+        <w:t>A Stream in Java is a sequence of elements that allows us to process and transform data using a declarative pipeline of operations, such as filtering, mapping, sorting, and reducing.</w:t>
+      </w:r>
+    </w:p>
+    <w:p>
+      <w:pPr>
+        <w:spacing w:after="0"/>
+        <w:rPr>
+          <w:rFonts w:cstheme="minorHAnsi"/>
+          <w:color w:val="000000" w:themeColor="text1"/>
+        </w:rPr>
+      </w:pPr>
+      <w:r>
+        <w:rPr>
+          <w:rFonts w:cstheme="minorHAnsi"/>
+          <w:color w:val="000000" w:themeColor="text1"/>
+        </w:rPr>
+        <w:t>Streams don't store data themselves; they process data from a source such as a List, Set, or array. They also don't modify the original collection unless we explicitly perform some side effect.</w:t>
+      </w:r>
+    </w:p>
+    <w:p>
+      <w:pPr>
+        <w:spacing w:after="0"/>
+        <w:rPr>
+          <w:rFonts w:cstheme="minorHAnsi"/>
+          <w:color w:val="000000" w:themeColor="text1"/>
+        </w:rPr>
+      </w:pPr>
+      <w:r>
+        <w:rPr>
+          <w:rFonts w:cstheme="minorHAnsi"/>
+          <w:color w:val="000000" w:themeColor="text1"/>
+        </w:rPr>
+        <w:t>A Stream is not a collection. A collection stores data; a stream processes data.</w:t>
+      </w:r>
+    </w:p>
+    <w:p>
+      <w:pPr>
+        <w:spacing w:after="0"/>
+        <w:rPr>
+          <w:rFonts w:cstheme="minorHAnsi"/>
+          <w:color w:val="000000" w:themeColor="text1"/>
+        </w:rPr>
+      </w:pPr>
+    </w:p>
+    <w:p>
+      <w:pPr>
+        <w:spacing w:after="0"/>
+        <w:rPr>
+          <w:rFonts w:cstheme="minorHAnsi"/>
+          <w:color w:val="000000" w:themeColor="text1"/>
+        </w:rPr>
+      </w:pPr>
+      <w:r>
+        <w:rPr>
+          <w:rFonts w:cstheme="minorHAnsi"/>
+          <w:b/>
+          <w:bCs/>
+          <w:color w:val="000000" w:themeColor="text1"/>
+        </w:rPr>
+        <w:t>Intermediate operations</w:t>
+      </w:r>
+      <w:r>
+        <w:rPr>
+          <w:rFonts w:cstheme="minorHAnsi"/>
+          <w:color w:val="000000" w:themeColor="text1"/>
+        </w:rPr>
+        <w:t xml:space="preserve"> → build the pipeline</w:t>
+      </w:r>
+      <w:r>
+        <w:rPr>
+          <w:rFonts w:cstheme="minorHAnsi"/>
+          <w:color w:val="000000" w:themeColor="text1"/>
+        </w:rPr>
+        <w:t xml:space="preserve"> </w:t>
+      </w:r>
+    </w:p>
+    <w:p>
+      <w:pPr>
+        <w:spacing w:after="0"/>
+        <w:rPr>
+          <w:rFonts w:cstheme="minorHAnsi"/>
+          <w:color w:val="000000" w:themeColor="text1"/>
+        </w:rPr>
+      </w:pPr>
+      <w:proofErr w:type="spellStart"/>
+      <w:r>
+        <w:rPr>
+          <w:rFonts w:cstheme="minorHAnsi"/>
+          <w:color w:val="000000" w:themeColor="text1"/>
+        </w:rPr>
+        <w:t>eg.</w:t>
+      </w:r>
+      <w:proofErr w:type="spellEnd"/>
+      <w:r>
+        <w:rPr>
+          <w:rFonts w:cstheme="minorHAnsi"/>
+          <w:color w:val="000000" w:themeColor="text1"/>
+        </w:rPr>
+        <w:t xml:space="preserve"> </w:t>
+      </w:r>
+      <w:proofErr w:type="gramStart"/>
+      <w:r>
+        <w:rPr>
+          <w:rFonts w:cstheme="minorHAnsi"/>
+          <w:color w:val="000000" w:themeColor="text1"/>
+        </w:rPr>
+        <w:t>filter(</w:t>
+      </w:r>
+      <w:proofErr w:type="gramEnd"/>
+      <w:r>
+        <w:rPr>
+          <w:rFonts w:cstheme="minorHAnsi"/>
+          <w:color w:val="000000" w:themeColor="text1"/>
+        </w:rPr>
+        <w:t>)</w:t>
+      </w:r>
+      <w:r>
+        <w:rPr>
+          <w:rFonts w:cstheme="minorHAnsi"/>
+          <w:color w:val="000000" w:themeColor="text1"/>
+        </w:rPr>
+        <w:t xml:space="preserve">, </w:t>
+      </w:r>
+      <w:proofErr w:type="gramStart"/>
+      <w:r>
+        <w:rPr>
+          <w:rFonts w:cstheme="minorHAnsi"/>
+          <w:color w:val="000000" w:themeColor="text1"/>
+        </w:rPr>
+        <w:t>map(</w:t>
+      </w:r>
+      <w:proofErr w:type="gramEnd"/>
+      <w:r>
+        <w:rPr>
+          <w:rFonts w:cstheme="minorHAnsi"/>
+          <w:color w:val="000000" w:themeColor="text1"/>
+        </w:rPr>
+        <w:t>)</w:t>
+      </w:r>
+      <w:r>
+        <w:rPr>
+          <w:rFonts w:cstheme="minorHAnsi"/>
+          <w:color w:val="000000" w:themeColor="text1"/>
+        </w:rPr>
+        <w:t xml:space="preserve">, </w:t>
+      </w:r>
+      <w:proofErr w:type="gramStart"/>
+      <w:r>
+        <w:rPr>
+          <w:rFonts w:cstheme="minorHAnsi"/>
+          <w:color w:val="000000" w:themeColor="text1"/>
+        </w:rPr>
+        <w:t>sorted(</w:t>
+      </w:r>
+      <w:proofErr w:type="gramEnd"/>
+      <w:r>
+        <w:rPr>
+          <w:rFonts w:cstheme="minorHAnsi"/>
+          <w:color w:val="000000" w:themeColor="text1"/>
+        </w:rPr>
+        <w:t>)</w:t>
+      </w:r>
+      <w:r>
+        <w:rPr>
+          <w:rFonts w:cstheme="minorHAnsi"/>
+          <w:color w:val="000000" w:themeColor="text1"/>
+        </w:rPr>
+        <w:t xml:space="preserve">, </w:t>
+      </w:r>
+      <w:proofErr w:type="gramStart"/>
+      <w:r>
+        <w:rPr>
+          <w:rFonts w:cstheme="minorHAnsi"/>
+          <w:color w:val="000000" w:themeColor="text1"/>
+        </w:rPr>
+        <w:t>distinct(</w:t>
+      </w:r>
+      <w:proofErr w:type="gramEnd"/>
+      <w:r>
+        <w:rPr>
+          <w:rFonts w:cstheme="minorHAnsi"/>
+          <w:color w:val="000000" w:themeColor="text1"/>
+        </w:rPr>
+        <w:t>)</w:t>
+      </w:r>
+      <w:r>
+        <w:rPr>
+          <w:rFonts w:cstheme="minorHAnsi"/>
+          <w:color w:val="000000" w:themeColor="text1"/>
+        </w:rPr>
+        <w:t xml:space="preserve">, </w:t>
+      </w:r>
+      <w:proofErr w:type="gramStart"/>
+      <w:r>
+        <w:rPr>
+          <w:rFonts w:cstheme="minorHAnsi"/>
+          <w:color w:val="000000" w:themeColor="text1"/>
+        </w:rPr>
+        <w:t>limit(</w:t>
+      </w:r>
+      <w:proofErr w:type="gramEnd"/>
+      <w:r>
+        <w:rPr>
+          <w:rFonts w:cstheme="minorHAnsi"/>
+          <w:color w:val="000000" w:themeColor="text1"/>
+        </w:rPr>
+        <w:t>)</w:t>
+      </w:r>
+    </w:p>
+    <w:p>
+      <w:pPr>
+        <w:spacing w:after="0"/>
+        <w:rPr>
+          <w:rFonts w:cstheme="minorHAnsi"/>
+          <w:color w:val="000000" w:themeColor="text1"/>
+        </w:rPr>
+      </w:pPr>
+      <w:r>
+        <w:rPr>
+          <w:rFonts w:cstheme="minorHAnsi"/>
+          <w:b/>
+          <w:bCs/>
+          <w:color w:val="000000" w:themeColor="text1"/>
+        </w:rPr>
+        <w:t>Terminal operations</w:t>
+      </w:r>
+      <w:r>
+        <w:rPr>
+          <w:rFonts w:cstheme="minorHAnsi"/>
+          <w:color w:val="000000" w:themeColor="text1"/>
+        </w:rPr>
+        <w:t xml:space="preserve"> → actually produce the result</w:t>
+      </w:r>
+      <w:r>
+        <w:rPr>
+          <w:rFonts w:cstheme="minorHAnsi"/>
+          <w:color w:val="000000" w:themeColor="text1"/>
+        </w:rPr>
+        <w:t xml:space="preserve"> </w:t>
+      </w:r>
+    </w:p>
+    <w:p>
+      <w:pPr>
+        <w:spacing w:after="0"/>
+        <w:rPr>
+          <w:rFonts w:cstheme="minorHAnsi"/>
+          <w:color w:val="000000" w:themeColor="text1"/>
+        </w:rPr>
+      </w:pPr>
+      <w:proofErr w:type="spellStart"/>
+      <w:r>
+        <w:rPr>
+          <w:rFonts w:cstheme="minorHAnsi"/>
+          <w:color w:val="000000" w:themeColor="text1"/>
+        </w:rPr>
+        <w:t>Eg.</w:t>
+      </w:r>
+      <w:proofErr w:type="spellEnd"/>
+      <w:r>
+        <w:rPr>
+          <w:rFonts w:cstheme="minorHAnsi"/>
+          <w:color w:val="000000" w:themeColor="text1"/>
+        </w:rPr>
+        <w:t xml:space="preserve"> </w:t>
+      </w:r>
+      <w:proofErr w:type="spellStart"/>
+      <w:proofErr w:type="gramStart"/>
+      <w:r>
+        <w:rPr>
+          <w:rFonts w:cstheme="minorHAnsi"/>
+          <w:color w:val="000000" w:themeColor="text1"/>
+        </w:rPr>
+        <w:t>toList</w:t>
+      </w:r>
+      <w:proofErr w:type="spellEnd"/>
+      <w:r>
+        <w:rPr>
+          <w:rFonts w:cstheme="minorHAnsi"/>
+          <w:color w:val="000000" w:themeColor="text1"/>
+        </w:rPr>
+        <w:t>(</w:t>
+      </w:r>
+      <w:proofErr w:type="gramEnd"/>
+      <w:r>
+        <w:rPr>
+          <w:rFonts w:cstheme="minorHAnsi"/>
+          <w:color w:val="000000" w:themeColor="text1"/>
+        </w:rPr>
+        <w:t>)</w:t>
+      </w:r>
+      <w:r>
+        <w:rPr>
+          <w:rFonts w:cstheme="minorHAnsi"/>
+          <w:color w:val="000000" w:themeColor="text1"/>
+        </w:rPr>
+        <w:t xml:space="preserve">, </w:t>
+      </w:r>
+      <w:proofErr w:type="gramStart"/>
+      <w:r>
+        <w:rPr>
+          <w:rFonts w:cstheme="minorHAnsi"/>
+          <w:color w:val="000000" w:themeColor="text1"/>
+        </w:rPr>
+        <w:t>collect(</w:t>
+      </w:r>
+      <w:proofErr w:type="gramEnd"/>
+      <w:r>
+        <w:rPr>
+          <w:rFonts w:cstheme="minorHAnsi"/>
+          <w:color w:val="000000" w:themeColor="text1"/>
+        </w:rPr>
+        <w:t>)</w:t>
+      </w:r>
+      <w:r>
+        <w:rPr>
+          <w:rFonts w:cstheme="minorHAnsi"/>
+          <w:color w:val="000000" w:themeColor="text1"/>
+        </w:rPr>
+        <w:t xml:space="preserve">, </w:t>
+      </w:r>
+      <w:proofErr w:type="spellStart"/>
+      <w:proofErr w:type="gramStart"/>
+      <w:r>
+        <w:rPr>
+          <w:rFonts w:cstheme="minorHAnsi"/>
+          <w:color w:val="000000" w:themeColor="text1"/>
+        </w:rPr>
+        <w:t>forEach</w:t>
+      </w:r>
+      <w:proofErr w:type="spellEnd"/>
+      <w:r>
+        <w:rPr>
+          <w:rFonts w:cstheme="minorHAnsi"/>
+          <w:color w:val="000000" w:themeColor="text1"/>
+        </w:rPr>
+        <w:t>(</w:t>
+      </w:r>
+      <w:proofErr w:type="gramEnd"/>
+      <w:r>
+        <w:rPr>
+          <w:rFonts w:cstheme="minorHAnsi"/>
+          <w:color w:val="000000" w:themeColor="text1"/>
+        </w:rPr>
+        <w:t>)</w:t>
+      </w:r>
+      <w:r>
+        <w:rPr>
+          <w:rFonts w:cstheme="minorHAnsi"/>
+          <w:color w:val="000000" w:themeColor="text1"/>
+        </w:rPr>
+        <w:t xml:space="preserve">, </w:t>
+      </w:r>
+      <w:proofErr w:type="gramStart"/>
+      <w:r>
+        <w:rPr>
+          <w:rFonts w:cstheme="minorHAnsi"/>
+          <w:color w:val="000000" w:themeColor="text1"/>
+        </w:rPr>
+        <w:t>count(</w:t>
+      </w:r>
+      <w:proofErr w:type="gramEnd"/>
+      <w:r>
+        <w:rPr>
+          <w:rFonts w:cstheme="minorHAnsi"/>
+          <w:color w:val="000000" w:themeColor="text1"/>
+        </w:rPr>
+        <w:t>)</w:t>
+      </w:r>
+      <w:r>
+        <w:rPr>
+          <w:rFonts w:cstheme="minorHAnsi"/>
+          <w:color w:val="000000" w:themeColor="text1"/>
+        </w:rPr>
+        <w:t xml:space="preserve">, </w:t>
+      </w:r>
+      <w:proofErr w:type="gramStart"/>
+      <w:r>
+        <w:rPr>
+          <w:rFonts w:cstheme="minorHAnsi"/>
+          <w:color w:val="000000" w:themeColor="text1"/>
+        </w:rPr>
+        <w:t>reduce(</w:t>
+      </w:r>
+      <w:proofErr w:type="gramEnd"/>
+      <w:r>
+        <w:rPr>
+          <w:rFonts w:cstheme="minorHAnsi"/>
+          <w:color w:val="000000" w:themeColor="text1"/>
+        </w:rPr>
+        <w:t>)</w:t>
+      </w:r>
+      <w:r>
+        <w:rPr>
+          <w:rFonts w:cstheme="minorHAnsi"/>
+          <w:color w:val="000000" w:themeColor="text1"/>
+        </w:rPr>
+        <w:t xml:space="preserve">, </w:t>
+      </w:r>
+      <w:proofErr w:type="spellStart"/>
+      <w:proofErr w:type="gramStart"/>
+      <w:r>
+        <w:rPr>
+          <w:rFonts w:cstheme="minorHAnsi"/>
+          <w:color w:val="000000" w:themeColor="text1"/>
+        </w:rPr>
+        <w:t>findFirst</w:t>
+      </w:r>
+      <w:proofErr w:type="spellEnd"/>
+      <w:r>
+        <w:rPr>
+          <w:rFonts w:cstheme="minorHAnsi"/>
+          <w:color w:val="000000" w:themeColor="text1"/>
+        </w:rPr>
+        <w:t>(</w:t>
+      </w:r>
+      <w:proofErr w:type="gramEnd"/>
+      <w:r>
+        <w:rPr>
+          <w:rFonts w:cstheme="minorHAnsi"/>
+          <w:color w:val="000000" w:themeColor="text1"/>
+        </w:rPr>
+        <w:t>)</w:t>
+      </w:r>
+    </w:p>
+    <w:p>
+      <w:pPr>
+        <w:spacing w:after="0"/>
+        <w:rPr>
+          <w:rFonts w:cstheme="minorHAnsi"/>
+          <w:color w:val="000000" w:themeColor="text1"/>
+        </w:rPr>
+      </w:pPr>
+    </w:p>
+    <w:p>
+      <w:pPr>
+        <w:spacing w:after="0"/>
+        <w:rPr>
+          <w:rFonts w:cstheme="minorHAnsi"/>
+          <w:b/>
+          <w:bCs/>
+          <w:color w:val="000000" w:themeColor="text1"/>
+        </w:rPr>
+      </w:pPr>
+      <w:r>
+        <w:rPr>
+          <w:rFonts w:cstheme="minorHAnsi"/>
+          <w:b/>
+          <w:bCs/>
+          <w:color w:val="000000" w:themeColor="text1"/>
+        </w:rPr>
+        <w:t>Why use Streams?</w:t>
+      </w:r>
+    </w:p>
+    <w:p>
+      <w:pPr>
+        <w:spacing w:after="0"/>
+        <w:rPr>
+          <w:rFonts w:cstheme="minorHAnsi"/>
+          <w:color w:val="000000" w:themeColor="text1"/>
+        </w:rPr>
+      </w:pPr>
+      <w:r>
+        <w:rPr>
+          <w:rFonts w:cstheme="minorHAnsi"/>
+          <w:color w:val="000000" w:themeColor="text1"/>
+        </w:rPr>
+        <w:t>They make collection processing more concise and declarative, especially when we need to combine multiple operations like filtering, transformation, sorting, and aggregation into a pipeline.</w:t>
+      </w:r>
+    </w:p>
+    <w:p>
+      <w:pPr>
+        <w:spacing w:after="0"/>
+        <w:rPr>
+          <w:rFonts w:ascii="Consolas" w:hAnsi="Consolas" w:cstheme="minorHAnsi"/>
+          <w:color w:val="000000" w:themeColor="text1"/>
+          <w:sz w:val="16"/>
+          <w:szCs w:val="16"/>
+        </w:rPr>
+      </w:pPr>
+    </w:p>
+    <w:p>
+      <w:pPr>
+        <w:spacing w:after="0"/>
+        <w:rPr>
+          <w:rFonts w:ascii="Consolas" w:hAnsi="Consolas" w:cstheme="minorHAnsi"/>
+          <w:color w:val="000000" w:themeColor="text1"/>
+          <w:sz w:val="16"/>
+          <w:szCs w:val="16"/>
+        </w:rPr>
+      </w:pPr>
+      <w:r>
+        <w:rPr>
+          <w:rFonts w:ascii="Consolas" w:hAnsi="Consolas" w:cstheme="minorHAnsi"/>
+          <w:color w:val="000000" w:themeColor="text1"/>
+          <w:sz w:val="16"/>
+          <w:szCs w:val="16"/>
+        </w:rPr>
+        <w:t xml:space="preserve">List&lt;String&gt; result = </w:t>
+      </w:r>
+      <w:proofErr w:type="spellStart"/>
+      <w:proofErr w:type="gramStart"/>
+      <w:r>
+        <w:rPr>
+          <w:rFonts w:ascii="Consolas" w:hAnsi="Consolas" w:cstheme="minorHAnsi"/>
+          <w:color w:val="000000" w:themeColor="text1"/>
+          <w:sz w:val="16"/>
+          <w:szCs w:val="16"/>
+        </w:rPr>
+        <w:t>users.stream</w:t>
+      </w:r>
+      <w:proofErr w:type="spellEnd"/>
+      <w:proofErr w:type="gramEnd"/>
+      <w:r>
+        <w:rPr>
+          <w:rFonts w:ascii="Consolas" w:hAnsi="Consolas" w:cstheme="minorHAnsi"/>
+          <w:color w:val="000000" w:themeColor="text1"/>
+          <w:sz w:val="16"/>
+          <w:szCs w:val="16"/>
+        </w:rPr>
+        <w:t>()</w:t>
+      </w:r>
+    </w:p>
+    <w:p>
+      <w:pPr>
+        <w:spacing w:after="0"/>
+        <w:rPr>
+          <w:rFonts w:ascii="Consolas" w:hAnsi="Consolas" w:cstheme="minorHAnsi"/>
+          <w:color w:val="000000" w:themeColor="text1"/>
+          <w:sz w:val="16"/>
+          <w:szCs w:val="16"/>
+        </w:rPr>
+      </w:pPr>
+      <w:r>
+        <w:rPr>
+          <w:rFonts w:ascii="Consolas" w:hAnsi="Consolas" w:cstheme="minorHAnsi"/>
+          <w:color w:val="000000" w:themeColor="text1"/>
+          <w:sz w:val="16"/>
+          <w:szCs w:val="16"/>
+        </w:rPr>
+        <w:t xml:space="preserve">    </w:t>
+      </w:r>
+      <w:proofErr w:type="gramStart"/>
+      <w:r>
+        <w:rPr>
+          <w:rFonts w:ascii="Consolas" w:hAnsi="Consolas" w:cstheme="minorHAnsi"/>
+          <w:color w:val="000000" w:themeColor="text1"/>
+          <w:sz w:val="16"/>
+          <w:szCs w:val="16"/>
+        </w:rPr>
+        <w:t>.filter</w:t>
+      </w:r>
+      <w:proofErr w:type="gramEnd"/>
+      <w:r>
+        <w:rPr>
+          <w:rFonts w:ascii="Consolas" w:hAnsi="Consolas" w:cstheme="minorHAnsi"/>
+          <w:color w:val="000000" w:themeColor="text1"/>
+          <w:sz w:val="16"/>
+          <w:szCs w:val="16"/>
+        </w:rPr>
+        <w:t xml:space="preserve">(user -&gt; </w:t>
+      </w:r>
+      <w:proofErr w:type="spellStart"/>
+      <w:proofErr w:type="gramStart"/>
+      <w:r>
+        <w:rPr>
+          <w:rFonts w:ascii="Consolas" w:hAnsi="Consolas" w:cstheme="minorHAnsi"/>
+          <w:color w:val="000000" w:themeColor="text1"/>
+          <w:sz w:val="16"/>
+          <w:szCs w:val="16"/>
+        </w:rPr>
+        <w:t>user.getAge</w:t>
+      </w:r>
+      <w:proofErr w:type="spellEnd"/>
+      <w:proofErr w:type="gramEnd"/>
+      <w:r>
+        <w:rPr>
+          <w:rFonts w:ascii="Consolas" w:hAnsi="Consolas" w:cstheme="minorHAnsi"/>
+          <w:color w:val="000000" w:themeColor="text1"/>
+          <w:sz w:val="16"/>
+          <w:szCs w:val="16"/>
+        </w:rPr>
+        <w:t>() &gt; 18)</w:t>
+      </w:r>
+    </w:p>
+    <w:p>
+      <w:pPr>
+        <w:spacing w:after="0"/>
+        <w:rPr>
+          <w:rFonts w:ascii="Consolas" w:hAnsi="Consolas" w:cstheme="minorHAnsi"/>
+          <w:color w:val="000000" w:themeColor="text1"/>
+          <w:sz w:val="16"/>
+          <w:szCs w:val="16"/>
+        </w:rPr>
+      </w:pPr>
+      <w:r>
+        <w:rPr>
+          <w:rFonts w:ascii="Consolas" w:hAnsi="Consolas" w:cstheme="minorHAnsi"/>
+          <w:color w:val="000000" w:themeColor="text1"/>
+          <w:sz w:val="16"/>
+          <w:szCs w:val="16"/>
+        </w:rPr>
+        <w:t xml:space="preserve">    </w:t>
+      </w:r>
+      <w:proofErr w:type="gramStart"/>
+      <w:r>
+        <w:rPr>
+          <w:rFonts w:ascii="Consolas" w:hAnsi="Consolas" w:cstheme="minorHAnsi"/>
+          <w:color w:val="000000" w:themeColor="text1"/>
+          <w:sz w:val="16"/>
+          <w:szCs w:val="16"/>
+        </w:rPr>
+        <w:t>.map</w:t>
+      </w:r>
+      <w:proofErr w:type="gramEnd"/>
+      <w:r>
+        <w:rPr>
+          <w:rFonts w:ascii="Consolas" w:hAnsi="Consolas" w:cstheme="minorHAnsi"/>
+          <w:color w:val="000000" w:themeColor="text1"/>
+          <w:sz w:val="16"/>
+          <w:szCs w:val="16"/>
+        </w:rPr>
+        <w:t>(</w:t>
+      </w:r>
+      <w:proofErr w:type="gramStart"/>
+      <w:r>
+        <w:rPr>
+          <w:rFonts w:ascii="Consolas" w:hAnsi="Consolas" w:cstheme="minorHAnsi"/>
+          <w:color w:val="000000" w:themeColor="text1"/>
+          <w:sz w:val="16"/>
+          <w:szCs w:val="16"/>
+        </w:rPr>
+        <w:t>User::</w:t>
+      </w:r>
+      <w:proofErr w:type="spellStart"/>
+      <w:proofErr w:type="gramEnd"/>
+      <w:r>
+        <w:rPr>
+          <w:rFonts w:ascii="Consolas" w:hAnsi="Consolas" w:cstheme="minorHAnsi"/>
+          <w:color w:val="000000" w:themeColor="text1"/>
+          <w:sz w:val="16"/>
+          <w:szCs w:val="16"/>
+        </w:rPr>
+        <w:t>getName</w:t>
+      </w:r>
+      <w:proofErr w:type="spellEnd"/>
+      <w:r>
+        <w:rPr>
+          <w:rFonts w:ascii="Consolas" w:hAnsi="Consolas" w:cstheme="minorHAnsi"/>
+          <w:color w:val="000000" w:themeColor="text1"/>
+          <w:sz w:val="16"/>
+          <w:szCs w:val="16"/>
+        </w:rPr>
+        <w:t>)</w:t>
+      </w:r>
+      <w:r>
+        <w:rPr>
+          <w:rFonts w:ascii="Consolas" w:hAnsi="Consolas" w:cstheme="minorHAnsi"/>
+          <w:color w:val="000000" w:themeColor="text1"/>
+          <w:sz w:val="16"/>
+          <w:szCs w:val="16"/>
+        </w:rPr>
+        <w:t xml:space="preserve">                       </w:t>
+      </w:r>
+    </w:p>
+    <w:p>
+      <w:pPr>
+        <w:spacing w:after="0"/>
+        <w:rPr>
+          <w:rFonts w:ascii="Consolas" w:hAnsi="Consolas" w:cstheme="minorHAnsi"/>
+          <w:color w:val="000000" w:themeColor="text1"/>
+          <w:sz w:val="16"/>
+          <w:szCs w:val="16"/>
+        </w:rPr>
+      </w:pPr>
+      <w:r>
+        <w:rPr>
+          <w:rFonts w:ascii="Consolas" w:hAnsi="Consolas" w:cstheme="minorHAnsi"/>
+          <w:color w:val="000000" w:themeColor="text1"/>
+          <w:sz w:val="16"/>
+          <w:szCs w:val="16"/>
+        </w:rPr>
+        <w:t xml:space="preserve">    </w:t>
+      </w:r>
+      <w:proofErr w:type="gramStart"/>
+      <w:r>
+        <w:rPr>
+          <w:rFonts w:ascii="Consolas" w:hAnsi="Consolas" w:cstheme="minorHAnsi"/>
+          <w:color w:val="000000" w:themeColor="text1"/>
+          <w:sz w:val="16"/>
+          <w:szCs w:val="16"/>
+        </w:rPr>
+        <w:t>.</w:t>
+      </w:r>
+      <w:proofErr w:type="spellStart"/>
+      <w:r>
+        <w:rPr>
+          <w:rFonts w:ascii="Consolas" w:hAnsi="Consolas" w:cstheme="minorHAnsi"/>
+          <w:color w:val="000000" w:themeColor="text1"/>
+          <w:sz w:val="16"/>
+          <w:szCs w:val="16"/>
+        </w:rPr>
+        <w:t>toList</w:t>
+      </w:r>
+      <w:proofErr w:type="spellEnd"/>
+      <w:proofErr w:type="gramEnd"/>
+      <w:r>
+        <w:rPr>
+          <w:rFonts w:ascii="Consolas" w:hAnsi="Consolas" w:cstheme="minorHAnsi"/>
+          <w:color w:val="000000" w:themeColor="text1"/>
+          <w:sz w:val="16"/>
+          <w:szCs w:val="16"/>
+        </w:rPr>
+        <w:t>();</w:t>
+      </w:r>
+    </w:p>
+    <w:p>
+      <w:pPr>
+        <w:spacing w:after="0"/>
+        <w:rPr>
+          <w:rFonts w:ascii="Consolas" w:hAnsi="Consolas" w:cstheme="minorHAnsi"/>
+          <w:color w:val="000000" w:themeColor="text1"/>
+          <w:sz w:val="16"/>
+          <w:szCs w:val="16"/>
+        </w:rPr>
+      </w:pPr>
+    </w:p>
+    <w:p>
+      <w:pPr>
+        <w:spacing w:after="0"/>
+        <w:rPr>
+          <w:rFonts w:ascii="Consolas" w:hAnsi="Consolas" w:cstheme="minorHAnsi"/>
+          <w:b/>
+          <w:bCs/>
+          <w:color w:val="000000" w:themeColor="text1"/>
+          <w:sz w:val="16"/>
+          <w:szCs w:val="16"/>
+        </w:rPr>
+      </w:pPr>
+      <w:r>
+        <w:rPr>
+          <w:rFonts w:ascii="Consolas" w:hAnsi="Consolas" w:cstheme="minorHAnsi"/>
+          <w:color w:val="000000" w:themeColor="text1"/>
+          <w:sz w:val="16"/>
+          <w:szCs w:val="16"/>
+        </w:rPr>
+        <w:t xml:space="preserve">// </w:t>
+      </w:r>
+      <w:r>
+        <w:rPr>
+          <w:rFonts w:ascii="Consolas" w:hAnsi="Consolas" w:cstheme="minorHAnsi"/>
+          <w:b/>
+          <w:bCs/>
+          <w:color w:val="000000" w:themeColor="text1"/>
+          <w:sz w:val="16"/>
+          <w:szCs w:val="16"/>
+        </w:rPr>
+        <w:t xml:space="preserve">user -&gt; </w:t>
+      </w:r>
+      <w:proofErr w:type="spellStart"/>
+      <w:proofErr w:type="gramStart"/>
+      <w:r>
+        <w:rPr>
+          <w:rFonts w:ascii="Consolas" w:hAnsi="Consolas" w:cstheme="minorHAnsi"/>
+          <w:b/>
+          <w:bCs/>
+          <w:color w:val="000000" w:themeColor="text1"/>
+          <w:sz w:val="16"/>
+          <w:szCs w:val="16"/>
+        </w:rPr>
+        <w:t>user.getName</w:t>
+      </w:r>
+      <w:proofErr w:type="spellEnd"/>
+      <w:proofErr w:type="gramEnd"/>
+      <w:r>
+        <w:rPr>
+          <w:rFonts w:ascii="Consolas" w:hAnsi="Consolas" w:cstheme="minorHAnsi"/>
+          <w:b/>
+          <w:bCs/>
+          <w:color w:val="000000" w:themeColor="text1"/>
+          <w:sz w:val="16"/>
+          <w:szCs w:val="16"/>
+        </w:rPr>
+        <w:t>()</w:t>
+      </w:r>
+      <w:r>
+        <w:rPr>
+          <w:rFonts w:ascii="Consolas" w:hAnsi="Consolas" w:cstheme="minorHAnsi"/>
+          <w:color w:val="000000" w:themeColor="text1"/>
+          <w:sz w:val="16"/>
+          <w:szCs w:val="16"/>
+        </w:rPr>
+        <w:t xml:space="preserve"> is same as </w:t>
+      </w:r>
+      <w:proofErr w:type="gramStart"/>
+      <w:r>
+        <w:rPr>
+          <w:rFonts w:ascii="Consolas" w:hAnsi="Consolas" w:cstheme="minorHAnsi"/>
+          <w:b/>
+          <w:bCs/>
+          <w:color w:val="000000" w:themeColor="text1"/>
+          <w:sz w:val="16"/>
+          <w:szCs w:val="16"/>
+        </w:rPr>
+        <w:t>User::</w:t>
+      </w:r>
+      <w:proofErr w:type="spellStart"/>
+      <w:proofErr w:type="gramEnd"/>
+      <w:r>
+        <w:rPr>
+          <w:rFonts w:ascii="Consolas" w:hAnsi="Consolas" w:cstheme="minorHAnsi"/>
+          <w:b/>
+          <w:bCs/>
+          <w:color w:val="000000" w:themeColor="text1"/>
+          <w:sz w:val="16"/>
+          <w:szCs w:val="16"/>
+        </w:rPr>
+        <w:t>getName</w:t>
+      </w:r>
+      <w:proofErr w:type="spellEnd"/>
+      <w:r>
+        <w:rPr>
+          <w:rFonts w:ascii="Consolas" w:hAnsi="Consolas" w:cstheme="minorHAnsi"/>
+          <w:b/>
+          <w:bCs/>
+          <w:color w:val="000000" w:themeColor="text1"/>
+          <w:sz w:val="16"/>
+          <w:szCs w:val="16"/>
+        </w:rPr>
+        <w:t xml:space="preserve"> (</w:t>
+      </w:r>
+      <w:r>
+        <w:rPr>
+          <w:rFonts w:ascii="Consolas" w:hAnsi="Consolas" w:cstheme="minorHAnsi"/>
+          <w:b/>
+          <w:bCs/>
+          <w:color w:val="000000" w:themeColor="text1"/>
+          <w:sz w:val="16"/>
+          <w:szCs w:val="16"/>
+        </w:rPr>
+        <w:t>method reference</w:t>
+      </w:r>
+      <w:r>
+        <w:rPr>
+          <w:rFonts w:ascii="Consolas" w:hAnsi="Consolas" w:cstheme="minorHAnsi"/>
+          <w:b/>
+          <w:bCs/>
+          <w:color w:val="000000" w:themeColor="text1"/>
+          <w:sz w:val="16"/>
+          <w:szCs w:val="16"/>
+        </w:rPr>
+        <w:t>)</w:t>
+      </w:r>
+    </w:p>
+    <w:p>
+      <w:pPr>
+        <w:spacing w:after="0"/>
+        <w:rPr>
+          <w:rFonts w:ascii="Consolas" w:hAnsi="Consolas" w:cstheme="minorHAnsi"/>
+          <w:b/>
+          <w:bCs/>
+          <w:color w:val="000000" w:themeColor="text1"/>
+          <w:sz w:val="16"/>
+          <w:szCs w:val="16"/>
+        </w:rPr>
+      </w:pPr>
+    </w:p>
+    <w:p>
+      <w:pPr>
+        <w:spacing w:after="0"/>
+        <w:rPr>
+          <w:rFonts w:ascii="Consolas" w:hAnsi="Consolas" w:cstheme="minorHAnsi"/>
+          <w:color w:val="000000" w:themeColor="text1"/>
+          <w:sz w:val="16"/>
+          <w:szCs w:val="16"/>
+        </w:rPr>
+      </w:pPr>
+      <w:r>
+        <w:rPr>
+          <w:rFonts w:ascii="Consolas" w:hAnsi="Consolas" w:cstheme="minorHAnsi"/>
+          <w:b/>
+          <w:bCs/>
+          <w:color w:val="000000" w:themeColor="text1"/>
+          <w:sz w:val="16"/>
+          <w:szCs w:val="16"/>
+        </w:rPr>
+        <w:t>Method reference = directly pass an existing method.</w:t>
+      </w:r>
+      <w:r>
+        <w:rPr>
+          <w:rFonts w:ascii="Consolas" w:hAnsi="Consolas" w:cstheme="minorHAnsi"/>
+          <w:color w:val="000000" w:themeColor="text1"/>
+          <w:sz w:val="16"/>
+          <w:szCs w:val="16"/>
+        </w:rPr>
+        <w:br/>
+      </w:r>
+      <w:r>
+        <w:rPr>
+          <w:rFonts w:ascii="Consolas" w:hAnsi="Consolas" w:cstheme="minorHAnsi"/>
+          <w:b/>
+          <w:bCs/>
+          <w:color w:val="000000" w:themeColor="text1"/>
+          <w:sz w:val="16"/>
+          <w:szCs w:val="16"/>
+        </w:rPr>
+        <w:t>Lambda = write additional logic/condition.</w:t>
+      </w:r>
+    </w:p>
+    <w:p>
+      <w:pPr>
+        <w:spacing w:after="0"/>
+        <w:rPr>
+          <w:rFonts w:cstheme="minorHAnsi"/>
+          <w:color w:val="000000" w:themeColor="text1"/>
+        </w:rPr>
+      </w:pPr>
+    </w:p>
+    <w:p>
+      <w:pPr>
+        <w:spacing w:after="0"/>
+        <w:rPr>
+          <w:rFonts w:cstheme="minorHAnsi"/>
+          <w:b/>
+          <w:bCs/>
+          <w:color w:val="000000" w:themeColor="text1"/>
+        </w:rPr>
+      </w:pPr>
+      <w:r>
+        <w:rPr>
+          <w:rFonts w:cstheme="minorHAnsi"/>
+          <w:b/>
+          <w:bCs/>
+          <w:color w:val="000000" w:themeColor="text1"/>
+        </w:rPr>
+        <w:t xml:space="preserve">Different ways to create a stream: </w:t>
+      </w:r>
+    </w:p>
+    <w:p>
+      <w:pPr>
+        <w:spacing w:after="0"/>
+        <w:rPr>
+          <w:rFonts w:cstheme="minorHAnsi"/>
+          <w:b/>
+          <w:bCs/>
+          <w:color w:val="000000" w:themeColor="text1"/>
+        </w:rPr>
+      </w:pPr>
+      <w:r>
+        <w:rPr>
+          <w:rFonts w:cstheme="minorHAnsi"/>
+          <w:b/>
+          <w:bCs/>
+          <w:color w:val="000000" w:themeColor="text1"/>
+        </w:rPr>
+        <w:t>1. From Collection</w:t>
+      </w:r>
+    </w:p>
+    <w:p>
+      <w:pPr>
+        <w:spacing w:after="0"/>
+        <w:rPr>
+          <w:rFonts w:cstheme="minorHAnsi"/>
+          <w:color w:val="000000" w:themeColor="text1"/>
+        </w:rPr>
+      </w:pPr>
+      <w:r>
+        <w:rPr>
+          <w:rFonts w:cstheme="minorHAnsi"/>
+          <w:color w:val="000000" w:themeColor="text1"/>
+        </w:rPr>
+        <w:t xml:space="preserve">List&lt;Integer&gt; </w:t>
+      </w:r>
+      <w:proofErr w:type="spellStart"/>
+      <w:r>
+        <w:rPr>
+          <w:rFonts w:cstheme="minorHAnsi"/>
+          <w:color w:val="000000" w:themeColor="text1"/>
+        </w:rPr>
+        <w:t>salaryList</w:t>
+      </w:r>
+      <w:proofErr w:type="spellEnd"/>
+      <w:r>
+        <w:rPr>
+          <w:rFonts w:cstheme="minorHAnsi"/>
+          <w:color w:val="000000" w:themeColor="text1"/>
+        </w:rPr>
+        <w:t xml:space="preserve"> = </w:t>
+      </w:r>
+      <w:proofErr w:type="spellStart"/>
+      <w:r>
+        <w:rPr>
+          <w:rFonts w:cstheme="minorHAnsi"/>
+          <w:color w:val="000000" w:themeColor="text1"/>
+        </w:rPr>
+        <w:t>Arrays.asList</w:t>
+      </w:r>
+      <w:proofErr w:type="spellEnd"/>
+      <w:r>
+        <w:rPr>
+          <w:rFonts w:cstheme="minorHAnsi"/>
+          <w:color w:val="000000" w:themeColor="text1"/>
+        </w:rPr>
+        <w:t>(3000, 4100, 9000, 1000, 3500);</w:t>
+      </w:r>
+    </w:p>
+    <w:p>
+      <w:pPr>
+        <w:spacing w:after="0"/>
+        <w:rPr>
+          <w:rFonts w:cstheme="minorHAnsi"/>
+          <w:color w:val="000000" w:themeColor="text1"/>
+        </w:rPr>
+      </w:pPr>
+    </w:p>
+    <w:p>
+      <w:pPr>
+        <w:spacing w:after="0"/>
+        <w:rPr>
+          <w:rFonts w:cstheme="minorHAnsi"/>
+          <w:color w:val="000000" w:themeColor="text1"/>
+        </w:rPr>
+      </w:pPr>
+      <w:r>
+        <w:rPr>
+          <w:rFonts w:cstheme="minorHAnsi"/>
+          <w:color w:val="000000" w:themeColor="text1"/>
+        </w:rPr>
+        <w:t xml:space="preserve">Stream&lt;Integer&gt; </w:t>
+      </w:r>
+      <w:proofErr w:type="spellStart"/>
+      <w:r>
+        <w:rPr>
+          <w:rFonts w:cstheme="minorHAnsi"/>
+          <w:color w:val="000000" w:themeColor="text1"/>
+        </w:rPr>
+        <w:t>streamFromIntegerList</w:t>
+      </w:r>
+      <w:proofErr w:type="spellEnd"/>
+      <w:r>
+        <w:rPr>
+          <w:rFonts w:cstheme="minorHAnsi"/>
+          <w:color w:val="000000" w:themeColor="text1"/>
+        </w:rPr>
+        <w:t xml:space="preserve"> = </w:t>
+      </w:r>
+      <w:proofErr w:type="spellStart"/>
+      <w:r>
+        <w:rPr>
+          <w:rFonts w:cstheme="minorHAnsi"/>
+          <w:color w:val="000000" w:themeColor="text1"/>
+        </w:rPr>
+        <w:t>salaryList.stream</w:t>
+      </w:r>
+      <w:proofErr w:type="spellEnd"/>
+      <w:r>
+        <w:rPr>
+          <w:rFonts w:cstheme="minorHAnsi"/>
+          <w:color w:val="000000" w:themeColor="text1"/>
+        </w:rPr>
+        <w:t>();</w:t>
+      </w:r>
+    </w:p>
+    <w:p>
+      <w:pPr>
+        <w:spacing w:after="0"/>
+        <w:rPr>
+          <w:rFonts w:cstheme="minorHAnsi"/>
+          <w:color w:val="000000" w:themeColor="text1"/>
+        </w:rPr>
+      </w:pPr>
+    </w:p>
+    <w:p>
+      <w:pPr>
+        <w:spacing w:after="0"/>
+        <w:rPr>
+          <w:rFonts w:cstheme="minorHAnsi"/>
+          <w:b/>
+          <w:bCs/>
+          <w:color w:val="000000" w:themeColor="text1"/>
+        </w:rPr>
+      </w:pPr>
+      <w:r>
+        <w:rPr>
+          <w:rFonts w:cstheme="minorHAnsi"/>
+          <w:b/>
+          <w:bCs/>
+          <w:color w:val="000000" w:themeColor="text1"/>
+        </w:rPr>
+        <w:t>2. From Array</w:t>
+      </w:r>
+    </w:p>
+    <w:p>
+      <w:pPr>
+        <w:spacing w:after="0"/>
+        <w:rPr>
+          <w:rFonts w:cstheme="minorHAnsi"/>
+          <w:color w:val="000000" w:themeColor="text1"/>
+        </w:rPr>
+      </w:pPr>
+      <w:proofErr w:type="gramStart"/>
+      <w:r>
+        <w:rPr>
+          <w:rFonts w:cstheme="minorHAnsi"/>
+          <w:color w:val="000000" w:themeColor="text1"/>
+        </w:rPr>
+        <w:t>Integer[</w:t>
+      </w:r>
+      <w:proofErr w:type="gramEnd"/>
+      <w:r>
+        <w:rPr>
+          <w:rFonts w:cstheme="minorHAnsi"/>
+          <w:color w:val="000000" w:themeColor="text1"/>
+        </w:rPr>
+        <w:t xml:space="preserve">] </w:t>
+      </w:r>
+      <w:proofErr w:type="spellStart"/>
+      <w:r>
+        <w:rPr>
+          <w:rFonts w:cstheme="minorHAnsi"/>
+          <w:color w:val="000000" w:themeColor="text1"/>
+        </w:rPr>
+        <w:t>salaryArray</w:t>
+      </w:r>
+      <w:proofErr w:type="spellEnd"/>
+      <w:r>
+        <w:rPr>
+          <w:rFonts w:cstheme="minorHAnsi"/>
+          <w:color w:val="000000" w:themeColor="text1"/>
+        </w:rPr>
+        <w:t xml:space="preserve"> = {3000, 4100, 9000, 1000, 3500};</w:t>
+      </w:r>
+    </w:p>
+    <w:p>
+      <w:pPr>
+        <w:spacing w:after="0"/>
+        <w:rPr>
+          <w:rFonts w:cstheme="minorHAnsi"/>
+          <w:color w:val="000000" w:themeColor="text1"/>
+        </w:rPr>
+      </w:pPr>
+    </w:p>
+    <w:p>
+      <w:pPr>
+        <w:spacing w:after="0"/>
+        <w:rPr>
+          <w:rFonts w:cstheme="minorHAnsi"/>
+          <w:color w:val="000000" w:themeColor="text1"/>
+        </w:rPr>
+      </w:pPr>
+      <w:r>
+        <w:rPr>
+          <w:rFonts w:cstheme="minorHAnsi"/>
+          <w:color w:val="000000" w:themeColor="text1"/>
+        </w:rPr>
+        <w:t xml:space="preserve">Stream&lt;Integer&gt; </w:t>
+      </w:r>
+      <w:proofErr w:type="spellStart"/>
+      <w:r>
+        <w:rPr>
+          <w:rFonts w:cstheme="minorHAnsi"/>
+          <w:color w:val="000000" w:themeColor="text1"/>
+        </w:rPr>
+        <w:t>streamFromIntegerArray</w:t>
+      </w:r>
+      <w:proofErr w:type="spellEnd"/>
+      <w:r>
+        <w:rPr>
+          <w:rFonts w:cstheme="minorHAnsi"/>
+          <w:color w:val="000000" w:themeColor="text1"/>
+        </w:rPr>
+        <w:t xml:space="preserve"> = </w:t>
+      </w:r>
+      <w:proofErr w:type="spellStart"/>
+      <w:r>
+        <w:rPr>
+          <w:rFonts w:cstheme="minorHAnsi"/>
+          <w:color w:val="000000" w:themeColor="text1"/>
+        </w:rPr>
+        <w:t>Arrays.stream</w:t>
+      </w:r>
+      <w:proofErr w:type="spellEnd"/>
+      <w:r>
+        <w:rPr>
+          <w:rFonts w:cstheme="minorHAnsi"/>
+          <w:color w:val="000000" w:themeColor="text1"/>
+        </w:rPr>
+        <w:t>(</w:t>
+      </w:r>
+      <w:proofErr w:type="spellStart"/>
+      <w:r>
+        <w:rPr>
+          <w:rFonts w:cstheme="minorHAnsi"/>
+          <w:color w:val="000000" w:themeColor="text1"/>
+        </w:rPr>
+        <w:t>salaryArray</w:t>
+      </w:r>
+      <w:proofErr w:type="spellEnd"/>
+      <w:r>
+        <w:rPr>
+          <w:rFonts w:cstheme="minorHAnsi"/>
+          <w:color w:val="000000" w:themeColor="text1"/>
+        </w:rPr>
+        <w:t>);</w:t>
+      </w:r>
+    </w:p>
+    <w:p>
+      <w:pPr>
+        <w:spacing w:after="0"/>
+        <w:rPr>
+          <w:rFonts w:cstheme="minorHAnsi"/>
+          <w:color w:val="000000" w:themeColor="text1"/>
+        </w:rPr>
+      </w:pPr>
+    </w:p>
+    <w:p>
+      <w:pPr>
+        <w:spacing w:after="0"/>
+        <w:rPr>
+          <w:rFonts w:cstheme="minorHAnsi"/>
+          <w:b/>
+          <w:bCs/>
+          <w:color w:val="000000" w:themeColor="text1"/>
+        </w:rPr>
+      </w:pPr>
+      <w:r>
+        <w:rPr>
+          <w:rFonts w:cstheme="minorHAnsi"/>
+          <w:b/>
+          <w:bCs/>
+          <w:color w:val="000000" w:themeColor="text1"/>
+        </w:rPr>
+        <w:t>3. From Static Method</w:t>
+      </w:r>
+    </w:p>
+    <w:p>
+      <w:pPr>
+        <w:spacing w:after="0"/>
+        <w:rPr>
+          <w:rFonts w:cstheme="minorHAnsi"/>
+          <w:color w:val="000000" w:themeColor="text1"/>
+        </w:rPr>
+      </w:pPr>
+      <w:r>
+        <w:rPr>
+          <w:rFonts w:cstheme="minorHAnsi"/>
+          <w:color w:val="000000" w:themeColor="text1"/>
+        </w:rPr>
+        <w:t xml:space="preserve">Stream&lt;Integer&gt; </w:t>
+      </w:r>
+      <w:proofErr w:type="spellStart"/>
+      <w:r>
+        <w:rPr>
+          <w:rFonts w:cstheme="minorHAnsi"/>
+          <w:color w:val="000000" w:themeColor="text1"/>
+        </w:rPr>
+        <w:t>streamFromStaticMethod</w:t>
+      </w:r>
+      <w:proofErr w:type="spellEnd"/>
+      <w:r>
+        <w:rPr>
+          <w:rFonts w:cstheme="minorHAnsi"/>
+          <w:color w:val="000000" w:themeColor="text1"/>
+        </w:rPr>
+        <w:t xml:space="preserve"> =</w:t>
+      </w:r>
+    </w:p>
+    <w:p>
+      <w:pPr>
+        <w:spacing w:after="0"/>
+        <w:rPr>
+          <w:rFonts w:cstheme="minorHAnsi"/>
+          <w:color w:val="000000" w:themeColor="text1"/>
+        </w:rPr>
+      </w:pPr>
+      <w:r>
+        <w:rPr>
+          <w:rFonts w:cstheme="minorHAnsi"/>
+          <w:color w:val="000000" w:themeColor="text1"/>
+        </w:rPr>
+        <w:t xml:space="preserve">        </w:t>
+      </w:r>
+      <w:proofErr w:type="spellStart"/>
+      <w:r>
+        <w:rPr>
+          <w:rFonts w:cstheme="minorHAnsi"/>
+          <w:color w:val="000000" w:themeColor="text1"/>
+        </w:rPr>
+        <w:t>Stream.of</w:t>
+      </w:r>
+      <w:proofErr w:type="spellEnd"/>
+      <w:r>
+        <w:rPr>
+          <w:rFonts w:cstheme="minorHAnsi"/>
+          <w:color w:val="000000" w:themeColor="text1"/>
+        </w:rPr>
+        <w:t>(1000, 3500, 4000, 9000);</w:t>
+      </w:r>
+    </w:p>
+    <w:p>
+      <w:pPr>
+        <w:spacing w:after="0"/>
+        <w:rPr>
+          <w:rFonts w:cstheme="minorHAnsi"/>
+          <w:color w:val="000000" w:themeColor="text1"/>
+        </w:rPr>
+      </w:pPr>
+    </w:p>
+    <w:p>
+      <w:pPr>
+        <w:spacing w:after="0"/>
+        <w:rPr>
+          <w:rFonts w:cstheme="minorHAnsi"/>
+          <w:b/>
+          <w:bCs/>
+          <w:color w:val="000000" w:themeColor="text1"/>
+        </w:rPr>
+      </w:pPr>
+      <w:r>
+        <w:rPr>
+          <w:rFonts w:cstheme="minorHAnsi"/>
+          <w:b/>
+          <w:bCs/>
+          <w:color w:val="000000" w:themeColor="text1"/>
+        </w:rPr>
+        <w:t>4. From Stream Builder</w:t>
+      </w:r>
+    </w:p>
+    <w:p>
+      <w:pPr>
+        <w:spacing w:after="0"/>
+        <w:rPr>
+          <w:rFonts w:cstheme="minorHAnsi"/>
+          <w:color w:val="000000" w:themeColor="text1"/>
+        </w:rPr>
+      </w:pPr>
+      <w:proofErr w:type="spellStart"/>
+      <w:r>
+        <w:rPr>
+          <w:rFonts w:cstheme="minorHAnsi"/>
+          <w:color w:val="000000" w:themeColor="text1"/>
+        </w:rPr>
+        <w:t>Stream.Builder</w:t>
+      </w:r>
+      <w:proofErr w:type="spellEnd"/>
+      <w:r>
+        <w:rPr>
+          <w:rFonts w:cstheme="minorHAnsi"/>
+          <w:color w:val="000000" w:themeColor="text1"/>
+        </w:rPr>
+        <w:t xml:space="preserve">&lt;Integer&gt; </w:t>
+      </w:r>
+      <w:proofErr w:type="spellStart"/>
+      <w:r>
+        <w:rPr>
+          <w:rFonts w:cstheme="minorHAnsi"/>
+          <w:color w:val="000000" w:themeColor="text1"/>
+        </w:rPr>
+        <w:t>streamBuilder</w:t>
+      </w:r>
+      <w:proofErr w:type="spellEnd"/>
+      <w:r>
+        <w:rPr>
+          <w:rFonts w:cstheme="minorHAnsi"/>
+          <w:color w:val="000000" w:themeColor="text1"/>
+        </w:rPr>
+        <w:t xml:space="preserve"> = </w:t>
+      </w:r>
+      <w:proofErr w:type="spellStart"/>
+      <w:r>
+        <w:rPr>
+          <w:rFonts w:cstheme="minorHAnsi"/>
+          <w:color w:val="000000" w:themeColor="text1"/>
+        </w:rPr>
+        <w:t>Stream.builder</w:t>
+      </w:r>
+      <w:proofErr w:type="spellEnd"/>
+      <w:r>
+        <w:rPr>
+          <w:rFonts w:cstheme="minorHAnsi"/>
+          <w:color w:val="000000" w:themeColor="text1"/>
+        </w:rPr>
+        <w:t>();</w:t>
+      </w:r>
+    </w:p>
+    <w:p>
+      <w:pPr>
+        <w:spacing w:after="0"/>
+        <w:rPr>
+          <w:rFonts w:cstheme="minorHAnsi"/>
+          <w:color w:val="000000" w:themeColor="text1"/>
+        </w:rPr>
+      </w:pPr>
+    </w:p>
+    <w:p>
+      <w:pPr>
+        <w:spacing w:after="0"/>
+        <w:rPr>
+          <w:rFonts w:cstheme="minorHAnsi"/>
+          <w:color w:val="000000" w:themeColor="text1"/>
+        </w:rPr>
+      </w:pPr>
+      <w:proofErr w:type="spellStart"/>
+      <w:proofErr w:type="gramStart"/>
+      <w:r>
+        <w:rPr>
+          <w:rFonts w:cstheme="minorHAnsi"/>
+          <w:color w:val="000000" w:themeColor="text1"/>
+        </w:rPr>
+        <w:t>streamBuilder.add</w:t>
+      </w:r>
+      <w:proofErr w:type="spellEnd"/>
+      <w:r>
+        <w:rPr>
+          <w:rFonts w:cstheme="minorHAnsi"/>
+          <w:color w:val="000000" w:themeColor="text1"/>
+        </w:rPr>
+        <w:t>(</w:t>
+      </w:r>
+      <w:proofErr w:type="gramEnd"/>
+      <w:r>
+        <w:rPr>
+          <w:rFonts w:cstheme="minorHAnsi"/>
+          <w:color w:val="000000" w:themeColor="text1"/>
+        </w:rPr>
+        <w:t>1000)</w:t>
+      </w:r>
+    </w:p>
+    <w:p>
+      <w:pPr>
+        <w:spacing w:after="0"/>
+        <w:rPr>
+          <w:rFonts w:cstheme="minorHAnsi"/>
+          <w:color w:val="000000" w:themeColor="text1"/>
+        </w:rPr>
+      </w:pPr>
+      <w:r>
+        <w:rPr>
+          <w:rFonts w:cstheme="minorHAnsi"/>
+          <w:color w:val="000000" w:themeColor="text1"/>
+        </w:rPr>
+        <w:t xml:space="preserve">             </w:t>
+      </w:r>
+      <w:proofErr w:type="gramStart"/>
+      <w:r>
+        <w:rPr>
+          <w:rFonts w:cstheme="minorHAnsi"/>
+          <w:color w:val="000000" w:themeColor="text1"/>
+        </w:rPr>
+        <w:t>.add</w:t>
+      </w:r>
+      <w:proofErr w:type="gramEnd"/>
+      <w:r>
+        <w:rPr>
+          <w:rFonts w:cstheme="minorHAnsi"/>
+          <w:color w:val="000000" w:themeColor="text1"/>
+        </w:rPr>
+        <w:t>(9000)</w:t>
+      </w:r>
+    </w:p>
+    <w:p>
+      <w:pPr>
+        <w:spacing w:after="0"/>
+        <w:rPr>
+          <w:rFonts w:cstheme="minorHAnsi"/>
+          <w:color w:val="000000" w:themeColor="text1"/>
+        </w:rPr>
+      </w:pPr>
+      <w:r>
+        <w:rPr>
+          <w:rFonts w:cstheme="minorHAnsi"/>
+          <w:color w:val="000000" w:themeColor="text1"/>
+        </w:rPr>
+        <w:t xml:space="preserve">             </w:t>
+      </w:r>
+      <w:proofErr w:type="gramStart"/>
+      <w:r>
+        <w:rPr>
+          <w:rFonts w:cstheme="minorHAnsi"/>
+          <w:color w:val="000000" w:themeColor="text1"/>
+        </w:rPr>
+        <w:t>.add</w:t>
+      </w:r>
+      <w:proofErr w:type="gramEnd"/>
+      <w:r>
+        <w:rPr>
+          <w:rFonts w:cstheme="minorHAnsi"/>
+          <w:color w:val="000000" w:themeColor="text1"/>
+        </w:rPr>
+        <w:t>(3500);</w:t>
+      </w:r>
+    </w:p>
+    <w:p>
+      <w:pPr>
+        <w:spacing w:after="0"/>
+        <w:rPr>
+          <w:rFonts w:cstheme="minorHAnsi"/>
+          <w:color w:val="000000" w:themeColor="text1"/>
+        </w:rPr>
+      </w:pPr>
+    </w:p>
+    <w:p>
+      <w:pPr>
+        <w:spacing w:after="0"/>
+        <w:rPr>
+          <w:rFonts w:cstheme="minorHAnsi"/>
+          <w:color w:val="000000" w:themeColor="text1"/>
+        </w:rPr>
+      </w:pPr>
+      <w:r>
+        <w:rPr>
+          <w:rFonts w:cstheme="minorHAnsi"/>
+          <w:color w:val="000000" w:themeColor="text1"/>
+        </w:rPr>
+        <w:t xml:space="preserve">Stream&lt;Integer&gt; </w:t>
+      </w:r>
+      <w:proofErr w:type="spellStart"/>
+      <w:r>
+        <w:rPr>
+          <w:rFonts w:cstheme="minorHAnsi"/>
+          <w:color w:val="000000" w:themeColor="text1"/>
+        </w:rPr>
+        <w:t>streamFromStreamBuilder</w:t>
+      </w:r>
+      <w:proofErr w:type="spellEnd"/>
+      <w:r>
+        <w:rPr>
+          <w:rFonts w:cstheme="minorHAnsi"/>
+          <w:color w:val="000000" w:themeColor="text1"/>
+        </w:rPr>
+        <w:t xml:space="preserve"> = </w:t>
+      </w:r>
+      <w:proofErr w:type="spellStart"/>
+      <w:r>
+        <w:rPr>
+          <w:rFonts w:cstheme="minorHAnsi"/>
+          <w:color w:val="000000" w:themeColor="text1"/>
+        </w:rPr>
+        <w:t>streamBuilder.build</w:t>
+      </w:r>
+      <w:proofErr w:type="spellEnd"/>
+      <w:r>
+        <w:rPr>
+          <w:rFonts w:cstheme="minorHAnsi"/>
+          <w:color w:val="000000" w:themeColor="text1"/>
+        </w:rPr>
+        <w:t>();</w:t>
+      </w:r>
+    </w:p>
+    <w:p>
+      <w:pPr>
+        <w:spacing w:after="0"/>
+        <w:rPr>
+          <w:rFonts w:cstheme="minorHAnsi"/>
+          <w:color w:val="000000" w:themeColor="text1"/>
+        </w:rPr>
+      </w:pPr>
+    </w:p>
+    <w:p>
+      <w:pPr>
+        <w:spacing w:after="0"/>
+        <w:rPr>
+          <w:rFonts w:cstheme="minorHAnsi"/>
+          <w:b/>
+          <w:bCs/>
+          <w:color w:val="000000" w:themeColor="text1"/>
+        </w:rPr>
+      </w:pPr>
+      <w:r>
+        <w:rPr>
+          <w:rFonts w:cstheme="minorHAnsi"/>
+          <w:b/>
+          <w:bCs/>
+          <w:color w:val="000000" w:themeColor="text1"/>
+        </w:rPr>
+        <w:t xml:space="preserve">5. From </w:t>
+      </w:r>
+      <w:proofErr w:type="spellStart"/>
+      <w:r>
+        <w:rPr>
+          <w:rFonts w:cstheme="minorHAnsi"/>
+          <w:b/>
+          <w:bCs/>
+          <w:color w:val="000000" w:themeColor="text1"/>
+        </w:rPr>
+        <w:t>Stream.iterate</w:t>
+      </w:r>
+      <w:proofErr w:type="spellEnd"/>
+      <w:r>
+        <w:rPr>
+          <w:rFonts w:cstheme="minorHAnsi"/>
+          <w:b/>
+          <w:bCs/>
+          <w:color w:val="000000" w:themeColor="text1"/>
+        </w:rPr>
+        <w:t>()</w:t>
+      </w:r>
+    </w:p>
+    <w:p>
+      <w:pPr>
+        <w:spacing w:after="0"/>
+        <w:rPr>
+          <w:rFonts w:cstheme="minorHAnsi"/>
+          <w:color w:val="000000" w:themeColor="text1"/>
+        </w:rPr>
+      </w:pPr>
+      <w:r>
+        <w:rPr>
+          <w:rFonts w:cstheme="minorHAnsi"/>
+          <w:color w:val="000000" w:themeColor="text1"/>
+        </w:rPr>
+        <w:t xml:space="preserve">Stream&lt;Integer&gt; </w:t>
+      </w:r>
+      <w:proofErr w:type="spellStart"/>
+      <w:r>
+        <w:rPr>
+          <w:rFonts w:cstheme="minorHAnsi"/>
+          <w:color w:val="000000" w:themeColor="text1"/>
+        </w:rPr>
+        <w:t>streamFromIterate</w:t>
+      </w:r>
+      <w:proofErr w:type="spellEnd"/>
+      <w:r>
+        <w:rPr>
+          <w:rFonts w:cstheme="minorHAnsi"/>
+          <w:color w:val="000000" w:themeColor="text1"/>
+        </w:rPr>
+        <w:t xml:space="preserve"> =</w:t>
+      </w:r>
+    </w:p>
+    <w:p>
+      <w:pPr>
+        <w:spacing w:after="0"/>
+        <w:rPr>
+          <w:rFonts w:cstheme="minorHAnsi"/>
+          <w:color w:val="000000" w:themeColor="text1"/>
+        </w:rPr>
+      </w:pPr>
+      <w:r>
+        <w:rPr>
+          <w:rFonts w:cstheme="minorHAnsi"/>
+          <w:color w:val="000000" w:themeColor="text1"/>
+        </w:rPr>
+        <w:t xml:space="preserve">        </w:t>
+      </w:r>
+      <w:proofErr w:type="spellStart"/>
+      <w:r>
+        <w:rPr>
+          <w:rFonts w:cstheme="minorHAnsi"/>
+          <w:color w:val="000000" w:themeColor="text1"/>
+        </w:rPr>
+        <w:t>Stream.iterate</w:t>
+      </w:r>
+      <w:proofErr w:type="spellEnd"/>
+      <w:r>
+        <w:rPr>
+          <w:rFonts w:cstheme="minorHAnsi"/>
+          <w:color w:val="000000" w:themeColor="text1"/>
+        </w:rPr>
+        <w:t>(1000, n -&gt; n + 5000)</w:t>
+      </w:r>
+    </w:p>
+    <w:p>
+      <w:pPr>
+        <w:spacing w:after="0"/>
+        <w:rPr>
+          <w:rFonts w:cstheme="minorHAnsi"/>
+          <w:color w:val="000000" w:themeColor="text1"/>
+        </w:rPr>
+      </w:pPr>
+      <w:r>
+        <w:rPr>
+          <w:rFonts w:cstheme="minorHAnsi"/>
+          <w:color w:val="000000" w:themeColor="text1"/>
+        </w:rPr>
+        <w:t xml:space="preserve">              </w:t>
+      </w:r>
+      <w:proofErr w:type="gramStart"/>
+      <w:r>
+        <w:rPr>
+          <w:rFonts w:cstheme="minorHAnsi"/>
+          <w:color w:val="000000" w:themeColor="text1"/>
+        </w:rPr>
+        <w:t>.limit</w:t>
+      </w:r>
+      <w:proofErr w:type="gramEnd"/>
+      <w:r>
+        <w:rPr>
+          <w:rFonts w:cstheme="minorHAnsi"/>
+          <w:color w:val="000000" w:themeColor="text1"/>
+        </w:rPr>
+        <w:t>(5);</w:t>
+      </w:r>
+    </w:p>
+    <w:p>
+      <w:pPr>
+        <w:spacing w:after="0"/>
+        <w:rPr>
+          <w:rFonts w:cstheme="minorHAnsi"/>
+          <w:color w:val="000000" w:themeColor="text1"/>
+        </w:rPr>
+      </w:pPr>
+    </w:p>
+    <w:tbl>
+      <w:tblPr>
+        <w:tblW w:w="0" w:type="auto"/>
+        <w:tblCellSpacing w:w="15" w:type="dxa"/>
+        <w:tblCellMar>
+          <w:top w:w="15" w:type="dxa"/>
+          <w:left w:w="15" w:type="dxa"/>
+          <w:bottom w:w="15" w:type="dxa"/>
+          <w:right w:w="15" w:type="dxa"/>
+        </w:tblCellMar>
+        <w:tblLook w:val="04A0" w:firstRow="1" w:lastRow="0" w:firstColumn="1" w:lastColumn="0" w:noHBand="0" w:noVBand="1"/>
+      </w:tblPr>
+      <w:tblGrid>
+        <w:gridCol w:w="1659"/>
+        <w:gridCol w:w="1835"/>
+      </w:tblGrid>
+      <w:tr>
+        <w:trPr>
+          <w:tblHeader/>
+          <w:tblCellSpacing w:w="15" w:type="dxa"/>
+        </w:trPr>
+        <w:tc>
+          <w:tcPr>
+            <w:tcW w:w="0" w:type="auto"/>
+            <w:vAlign w:val="center"/>
+            <w:hideMark/>
+          </w:tcPr>
+          <w:p>
+            <w:pPr>
+              <w:spacing w:after="0"/>
+              <w:rPr>
+                <w:rFonts w:ascii="Consolas" w:hAnsi="Consolas" w:cstheme="minorHAnsi"/>
+                <w:b/>
+                <w:bCs/>
+                <w:color w:val="000000" w:themeColor="text1"/>
+                <w:sz w:val="16"/>
+                <w:szCs w:val="16"/>
+              </w:rPr>
+            </w:pPr>
+            <w:r>
+              <w:rPr>
+                <w:rFonts w:ascii="Consolas" w:hAnsi="Consolas" w:cstheme="minorHAnsi"/>
+                <w:b/>
+                <w:bCs/>
+                <w:color w:val="000000" w:themeColor="text1"/>
+                <w:sz w:val="16"/>
+                <w:szCs w:val="16"/>
+              </w:rPr>
+              <w:t>Source</w:t>
+            </w:r>
+          </w:p>
+        </w:tc>
+        <w:tc>
+          <w:tcPr>
+            <w:tcW w:w="0" w:type="auto"/>
+            <w:vAlign w:val="center"/>
+            <w:hideMark/>
+          </w:tcPr>
+          <w:p>
+            <w:pPr>
+              <w:spacing w:after="0"/>
+              <w:rPr>
+                <w:rFonts w:ascii="Consolas" w:hAnsi="Consolas" w:cstheme="minorHAnsi"/>
+                <w:b/>
+                <w:bCs/>
+                <w:color w:val="000000" w:themeColor="text1"/>
+                <w:sz w:val="16"/>
+                <w:szCs w:val="16"/>
+              </w:rPr>
+            </w:pPr>
+            <w:r>
+              <w:rPr>
+                <w:rFonts w:ascii="Consolas" w:hAnsi="Consolas" w:cstheme="minorHAnsi"/>
+                <w:b/>
+                <w:bCs/>
+                <w:color w:val="000000" w:themeColor="text1"/>
+                <w:sz w:val="16"/>
+                <w:szCs w:val="16"/>
+              </w:rPr>
+              <w:t>Method</w:t>
+            </w:r>
+          </w:p>
+        </w:tc>
+      </w:tr>
+      <w:tr>
+        <w:trPr>
+          <w:tblCellSpacing w:w="15" w:type="dxa"/>
+        </w:trPr>
+        <w:tc>
+          <w:tcPr>
+            <w:tcW w:w="0" w:type="auto"/>
+            <w:vAlign w:val="center"/>
+            <w:hideMark/>
+          </w:tcPr>
+          <w:p>
+            <w:pPr>
+              <w:spacing w:after="0"/>
+              <w:rPr>
+                <w:rFonts w:ascii="Consolas" w:hAnsi="Consolas" w:cstheme="minorHAnsi"/>
+                <w:color w:val="000000" w:themeColor="text1"/>
+                <w:sz w:val="16"/>
+                <w:szCs w:val="16"/>
+              </w:rPr>
+            </w:pPr>
+            <w:r>
+              <w:rPr>
+                <w:rFonts w:ascii="Consolas" w:hAnsi="Consolas" w:cstheme="minorHAnsi"/>
+                <w:color w:val="000000" w:themeColor="text1"/>
+                <w:sz w:val="16"/>
+                <w:szCs w:val="16"/>
+              </w:rPr>
+              <w:t>Collection</w:t>
+            </w:r>
+          </w:p>
+        </w:tc>
+        <w:tc>
+          <w:tcPr>
+            <w:tcW w:w="0" w:type="auto"/>
+            <w:vAlign w:val="center"/>
+            <w:hideMark/>
+          </w:tcPr>
+          <w:p>
+            <w:pPr>
+              <w:spacing w:after="0"/>
+              <w:rPr>
+                <w:rFonts w:ascii="Consolas" w:hAnsi="Consolas" w:cstheme="minorHAnsi"/>
+                <w:color w:val="000000" w:themeColor="text1"/>
+                <w:sz w:val="16"/>
+                <w:szCs w:val="16"/>
+              </w:rPr>
+            </w:pPr>
+            <w:proofErr w:type="spellStart"/>
+            <w:proofErr w:type="gramStart"/>
+            <w:r>
+              <w:rPr>
+                <w:rFonts w:ascii="Consolas" w:hAnsi="Consolas" w:cstheme="minorHAnsi"/>
+                <w:color w:val="000000" w:themeColor="text1"/>
+                <w:sz w:val="16"/>
+                <w:szCs w:val="16"/>
+              </w:rPr>
+              <w:t>collection.stream</w:t>
+            </w:r>
+            <w:proofErr w:type="spellEnd"/>
+            <w:proofErr w:type="gramEnd"/>
+            <w:r>
+              <w:rPr>
+                <w:rFonts w:ascii="Consolas" w:hAnsi="Consolas" w:cstheme="minorHAnsi"/>
+                <w:color w:val="000000" w:themeColor="text1"/>
+                <w:sz w:val="16"/>
+                <w:szCs w:val="16"/>
+              </w:rPr>
+              <w:t>()</w:t>
+            </w:r>
+          </w:p>
+        </w:tc>
+      </w:tr>
+      <w:tr>
+        <w:trPr>
+          <w:tblCellSpacing w:w="15" w:type="dxa"/>
+        </w:trPr>
+        <w:tc>
+          <w:tcPr>
+            <w:tcW w:w="0" w:type="auto"/>
+            <w:vAlign w:val="center"/>
+            <w:hideMark/>
+          </w:tcPr>
+          <w:p>
+            <w:pPr>
+              <w:spacing w:after="0"/>
+              <w:rPr>
+                <w:rFonts w:ascii="Consolas" w:hAnsi="Consolas" w:cstheme="minorHAnsi"/>
+                <w:color w:val="000000" w:themeColor="text1"/>
+                <w:sz w:val="16"/>
+                <w:szCs w:val="16"/>
+              </w:rPr>
+            </w:pPr>
+            <w:r>
+              <w:rPr>
+                <w:rFonts w:ascii="Consolas" w:hAnsi="Consolas" w:cstheme="minorHAnsi"/>
+                <w:color w:val="000000" w:themeColor="text1"/>
+                <w:sz w:val="16"/>
+                <w:szCs w:val="16"/>
+              </w:rPr>
+              <w:t>Array</w:t>
+            </w:r>
+          </w:p>
+        </w:tc>
+        <w:tc>
+          <w:tcPr>
+            <w:tcW w:w="0" w:type="auto"/>
+            <w:vAlign w:val="center"/>
+            <w:hideMark/>
+          </w:tcPr>
+          <w:p>
+            <w:pPr>
+              <w:spacing w:after="0"/>
+              <w:rPr>
+                <w:rFonts w:ascii="Consolas" w:hAnsi="Consolas" w:cstheme="minorHAnsi"/>
+                <w:color w:val="000000" w:themeColor="text1"/>
+                <w:sz w:val="16"/>
+                <w:szCs w:val="16"/>
+              </w:rPr>
+            </w:pPr>
+            <w:proofErr w:type="spellStart"/>
+            <w:r>
+              <w:rPr>
+                <w:rFonts w:ascii="Consolas" w:hAnsi="Consolas" w:cstheme="minorHAnsi"/>
+                <w:color w:val="000000" w:themeColor="text1"/>
+                <w:sz w:val="16"/>
+                <w:szCs w:val="16"/>
+              </w:rPr>
+              <w:t>Arrays.stream</w:t>
+            </w:r>
+            <w:proofErr w:type="spellEnd"/>
+            <w:r>
+              <w:rPr>
+                <w:rFonts w:ascii="Consolas" w:hAnsi="Consolas" w:cstheme="minorHAnsi"/>
+                <w:color w:val="000000" w:themeColor="text1"/>
+                <w:sz w:val="16"/>
+                <w:szCs w:val="16"/>
+              </w:rPr>
+              <w:t>(array)</w:t>
+            </w:r>
+          </w:p>
+        </w:tc>
+      </w:tr>
+      <w:tr>
+        <w:trPr>
+          <w:tblCellSpacing w:w="15" w:type="dxa"/>
+        </w:trPr>
+        <w:tc>
+          <w:tcPr>
+            <w:tcW w:w="0" w:type="auto"/>
+            <w:vAlign w:val="center"/>
+            <w:hideMark/>
+          </w:tcPr>
+          <w:p>
+            <w:pPr>
+              <w:spacing w:after="0"/>
+              <w:rPr>
+                <w:rFonts w:ascii="Consolas" w:hAnsi="Consolas" w:cstheme="minorHAnsi"/>
+                <w:color w:val="000000" w:themeColor="text1"/>
+                <w:sz w:val="16"/>
+                <w:szCs w:val="16"/>
+              </w:rPr>
+            </w:pPr>
+            <w:r>
+              <w:rPr>
+                <w:rFonts w:ascii="Consolas" w:hAnsi="Consolas" w:cstheme="minorHAnsi"/>
+                <w:color w:val="000000" w:themeColor="text1"/>
+                <w:sz w:val="16"/>
+                <w:szCs w:val="16"/>
+              </w:rPr>
+              <w:t>Direct values</w:t>
+            </w:r>
+          </w:p>
+        </w:tc>
+        <w:tc>
+          <w:tcPr>
+            <w:tcW w:w="0" w:type="auto"/>
+            <w:vAlign w:val="center"/>
+            <w:hideMark/>
+          </w:tcPr>
+          <w:p>
+            <w:pPr>
+              <w:spacing w:after="0"/>
+              <w:rPr>
+                <w:rFonts w:ascii="Consolas" w:hAnsi="Consolas" w:cstheme="minorHAnsi"/>
+                <w:color w:val="000000" w:themeColor="text1"/>
+                <w:sz w:val="16"/>
+                <w:szCs w:val="16"/>
+              </w:rPr>
+            </w:pPr>
+            <w:proofErr w:type="spellStart"/>
+            <w:r>
+              <w:rPr>
+                <w:rFonts w:ascii="Consolas" w:hAnsi="Consolas" w:cstheme="minorHAnsi"/>
+                <w:color w:val="000000" w:themeColor="text1"/>
+                <w:sz w:val="16"/>
+                <w:szCs w:val="16"/>
+              </w:rPr>
+              <w:t>Stream.of</w:t>
+            </w:r>
+            <w:proofErr w:type="spellEnd"/>
+            <w:r>
+              <w:rPr>
+                <w:rFonts w:ascii="Consolas" w:hAnsi="Consolas" w:cstheme="minorHAnsi"/>
+                <w:color w:val="000000" w:themeColor="text1"/>
+                <w:sz w:val="16"/>
+                <w:szCs w:val="16"/>
+              </w:rPr>
+              <w:t>(...)</w:t>
+            </w:r>
+          </w:p>
+        </w:tc>
+      </w:tr>
+      <w:tr>
+        <w:trPr>
+          <w:tblCellSpacing w:w="15" w:type="dxa"/>
+        </w:trPr>
+        <w:tc>
+          <w:tcPr>
+            <w:tcW w:w="0" w:type="auto"/>
+            <w:vAlign w:val="center"/>
+            <w:hideMark/>
+          </w:tcPr>
+          <w:p>
+            <w:pPr>
+              <w:spacing w:after="0"/>
+              <w:rPr>
+                <w:rFonts w:ascii="Consolas" w:hAnsi="Consolas" w:cstheme="minorHAnsi"/>
+                <w:color w:val="000000" w:themeColor="text1"/>
+                <w:sz w:val="16"/>
+                <w:szCs w:val="16"/>
+              </w:rPr>
+            </w:pPr>
+            <w:r>
+              <w:rPr>
+                <w:rFonts w:ascii="Consolas" w:hAnsi="Consolas" w:cstheme="minorHAnsi"/>
+                <w:color w:val="000000" w:themeColor="text1"/>
+                <w:sz w:val="16"/>
+                <w:szCs w:val="16"/>
+              </w:rPr>
+              <w:t>Builder</w:t>
+            </w:r>
+          </w:p>
+        </w:tc>
+        <w:tc>
+          <w:tcPr>
+            <w:tcW w:w="0" w:type="auto"/>
+            <w:vAlign w:val="center"/>
+            <w:hideMark/>
+          </w:tcPr>
+          <w:p>
+            <w:pPr>
+              <w:spacing w:after="0"/>
+              <w:rPr>
+                <w:rFonts w:ascii="Consolas" w:hAnsi="Consolas" w:cstheme="minorHAnsi"/>
+                <w:color w:val="000000" w:themeColor="text1"/>
+                <w:sz w:val="16"/>
+                <w:szCs w:val="16"/>
+              </w:rPr>
+            </w:pPr>
+            <w:proofErr w:type="spellStart"/>
+            <w:r>
+              <w:rPr>
+                <w:rFonts w:ascii="Consolas" w:hAnsi="Consolas" w:cstheme="minorHAnsi"/>
+                <w:color w:val="000000" w:themeColor="text1"/>
+                <w:sz w:val="16"/>
+                <w:szCs w:val="16"/>
+              </w:rPr>
+              <w:t>Stream.builder</w:t>
+            </w:r>
+            <w:proofErr w:type="spellEnd"/>
+            <w:r>
+              <w:rPr>
+                <w:rFonts w:ascii="Consolas" w:hAnsi="Consolas" w:cstheme="minorHAnsi"/>
+                <w:color w:val="000000" w:themeColor="text1"/>
+                <w:sz w:val="16"/>
+                <w:szCs w:val="16"/>
+              </w:rPr>
+              <w:t>()</w:t>
+            </w:r>
+          </w:p>
+        </w:tc>
+      </w:tr>
+      <w:tr>
+        <w:trPr>
+          <w:tblCellSpacing w:w="15" w:type="dxa"/>
+        </w:trPr>
+        <w:tc>
+          <w:tcPr>
+            <w:tcW w:w="0" w:type="auto"/>
+            <w:vAlign w:val="center"/>
+            <w:hideMark/>
+          </w:tcPr>
+          <w:p>
+            <w:pPr>
+              <w:spacing w:after="0"/>
+              <w:rPr>
+                <w:rFonts w:ascii="Consolas" w:hAnsi="Consolas" w:cstheme="minorHAnsi"/>
+                <w:color w:val="000000" w:themeColor="text1"/>
+                <w:sz w:val="16"/>
+                <w:szCs w:val="16"/>
+              </w:rPr>
+            </w:pPr>
+            <w:r>
+              <w:rPr>
+                <w:rFonts w:ascii="Consolas" w:hAnsi="Consolas" w:cstheme="minorHAnsi"/>
+                <w:color w:val="000000" w:themeColor="text1"/>
+                <w:sz w:val="16"/>
+                <w:szCs w:val="16"/>
+              </w:rPr>
+              <w:t>Generated sequence</w:t>
+            </w:r>
+          </w:p>
+        </w:tc>
+        <w:tc>
+          <w:tcPr>
+            <w:tcW w:w="0" w:type="auto"/>
+            <w:vAlign w:val="center"/>
+            <w:hideMark/>
+          </w:tcPr>
+          <w:p>
+            <w:pPr>
+              <w:spacing w:after="0"/>
+              <w:rPr>
+                <w:rFonts w:ascii="Consolas" w:hAnsi="Consolas" w:cstheme="minorHAnsi"/>
+                <w:color w:val="000000" w:themeColor="text1"/>
+                <w:sz w:val="16"/>
+                <w:szCs w:val="16"/>
+              </w:rPr>
+            </w:pPr>
+            <w:proofErr w:type="spellStart"/>
+            <w:r>
+              <w:rPr>
+                <w:rFonts w:ascii="Consolas" w:hAnsi="Consolas" w:cstheme="minorHAnsi"/>
+                <w:color w:val="000000" w:themeColor="text1"/>
+                <w:sz w:val="16"/>
+                <w:szCs w:val="16"/>
+              </w:rPr>
+              <w:t>Stream.iterate</w:t>
+            </w:r>
+            <w:proofErr w:type="spellEnd"/>
+            <w:r>
+              <w:rPr>
+                <w:rFonts w:ascii="Consolas" w:hAnsi="Consolas" w:cstheme="minorHAnsi"/>
+                <w:color w:val="000000" w:themeColor="text1"/>
+                <w:sz w:val="16"/>
+                <w:szCs w:val="16"/>
+              </w:rPr>
+              <w:t>(...)</w:t>
+            </w:r>
+          </w:p>
+        </w:tc>
+      </w:tr>
+    </w:tbl>
+    <w:p>
+      <w:pPr>
+        <w:spacing w:after="0"/>
+        <w:rPr>
+          <w:rFonts w:cstheme="minorHAnsi"/>
+          <w:color w:val="000000" w:themeColor="text1"/>
+        </w:rPr>
+      </w:pPr>
     </w:p>
     <w:sectPr>
       <w:pgSz w:w="16838" w:h="23811" w:code="8"/>
@@ -5169,6 +8763,95 @@
     </w:lvl>
   </w:abstractNum>
   <w:abstractNum w:abstractNumId="15" w15:restartNumberingAfterBreak="0">
+    <w:nsid w:val="492428B2"/>
+    <w:multiLevelType w:val="hybridMultilevel"/>
+    <w:tmpl w:val="6BB0A256"/>
+    <w:lvl w:ilvl="0" w:tplc="0409000F">
+      <w:start w:val="1"/>
+      <w:numFmt w:val="decimal"/>
+      <w:lvlText w:val="%1."/>
+      <w:lvlJc w:val="left"/>
+      <w:pPr>
+        <w:ind w:left="720" w:hanging="360"/>
+      </w:pPr>
+      <w:rPr>
+        <w:rFonts w:hint="default"/>
+      </w:rPr>
+    </w:lvl>
+    <w:lvl w:ilvl="1" w:tplc="04090019" w:tentative="1">
+      <w:start w:val="1"/>
+      <w:numFmt w:val="lowerLetter"/>
+      <w:lvlText w:val="%2."/>
+      <w:lvlJc w:val="left"/>
+      <w:pPr>
+        <w:ind w:left="1440" w:hanging="360"/>
+      </w:pPr>
+    </w:lvl>
+    <w:lvl w:ilvl="2" w:tplc="0409001B" w:tentative="1">
+      <w:start w:val="1"/>
+      <w:numFmt w:val="lowerRoman"/>
+      <w:lvlText w:val="%3."/>
+      <w:lvlJc w:val="right"/>
+      <w:pPr>
+        <w:ind w:left="2160" w:hanging="180"/>
+      </w:pPr>
+    </w:lvl>
+    <w:lvl w:ilvl="3" w:tplc="0409000F" w:tentative="1">
+      <w:start w:val="1"/>
+      <w:numFmt w:val="decimal"/>
+      <w:lvlText w:val="%4."/>
+      <w:lvlJc w:val="left"/>
+      <w:pPr>
+        <w:ind w:left="2880" w:hanging="360"/>
+      </w:pPr>
+    </w:lvl>
+    <w:lvl w:ilvl="4" w:tplc="04090019" w:tentative="1">
+      <w:start w:val="1"/>
+      <w:numFmt w:val="lowerLetter"/>
+      <w:lvlText w:val="%5."/>
+      <w:lvlJc w:val="left"/>
+      <w:pPr>
+        <w:ind w:left="3600" w:hanging="360"/>
+      </w:pPr>
+    </w:lvl>
+    <w:lvl w:ilvl="5" w:tplc="0409001B" w:tentative="1">
+      <w:start w:val="1"/>
+      <w:numFmt w:val="lowerRoman"/>
+      <w:lvlText w:val="%6."/>
+      <w:lvlJc w:val="right"/>
+      <w:pPr>
+        <w:ind w:left="4320" w:hanging="180"/>
+      </w:pPr>
+    </w:lvl>
+    <w:lvl w:ilvl="6" w:tplc="0409000F" w:tentative="1">
+      <w:start w:val="1"/>
+      <w:numFmt w:val="decimal"/>
+      <w:lvlText w:val="%7."/>
+      <w:lvlJc w:val="left"/>
+      <w:pPr>
+        <w:ind w:left="5040" w:hanging="360"/>
+      </w:pPr>
+    </w:lvl>
+    <w:lvl w:ilvl="7" w:tplc="04090019" w:tentative="1">
+      <w:start w:val="1"/>
+      <w:numFmt w:val="lowerLetter"/>
+      <w:lvlText w:val="%8."/>
+      <w:lvlJc w:val="left"/>
+      <w:pPr>
+        <w:ind w:left="5760" w:hanging="360"/>
+      </w:pPr>
+    </w:lvl>
+    <w:lvl w:ilvl="8" w:tplc="0409001B" w:tentative="1">
+      <w:start w:val="1"/>
+      <w:numFmt w:val="lowerRoman"/>
+      <w:lvlText w:val="%9."/>
+      <w:lvlJc w:val="right"/>
+      <w:pPr>
+        <w:ind w:left="6480" w:hanging="180"/>
+      </w:pPr>
+    </w:lvl>
+  </w:abstractNum>
+  <w:abstractNum w:abstractNumId="16" w15:restartNumberingAfterBreak="0">
     <w:nsid w:val="4A137A1B"/>
     <w:multiLevelType w:val="multilevel"/>
     <w:tmpl w:val="6532AC7E"/>
@@ -5317,7 +9000,7 @@
       </w:rPr>
     </w:lvl>
   </w:abstractNum>
-  <w:abstractNum w:abstractNumId="16" w15:restartNumberingAfterBreak="0">
+  <w:abstractNum w:abstractNumId="17" w15:restartNumberingAfterBreak="0">
     <w:nsid w:val="4CF63B1E"/>
     <w:multiLevelType w:val="multilevel"/>
     <w:tmpl w:val="55C841A2"/>
@@ -5466,7 +9149,7 @@
       </w:rPr>
     </w:lvl>
   </w:abstractNum>
-  <w:abstractNum w:abstractNumId="17" w15:restartNumberingAfterBreak="0">
+  <w:abstractNum w:abstractNumId="18" w15:restartNumberingAfterBreak="0">
     <w:nsid w:val="4E140DCF"/>
     <w:multiLevelType w:val="multilevel"/>
     <w:tmpl w:val="BD34088A"/>
@@ -5615,7 +9298,7 @@
       </w:rPr>
     </w:lvl>
   </w:abstractNum>
-  <w:abstractNum w:abstractNumId="18" w15:restartNumberingAfterBreak="0">
+  <w:abstractNum w:abstractNumId="19" w15:restartNumberingAfterBreak="0">
     <w:nsid w:val="57701F30"/>
     <w:multiLevelType w:val="multilevel"/>
     <w:tmpl w:val="79A409E0"/>
@@ -5764,7 +9447,7 @@
       </w:rPr>
     </w:lvl>
   </w:abstractNum>
-  <w:abstractNum w:abstractNumId="19" w15:restartNumberingAfterBreak="0">
+  <w:abstractNum w:abstractNumId="20" w15:restartNumberingAfterBreak="0">
     <w:nsid w:val="5A9126A6"/>
     <w:multiLevelType w:val="multilevel"/>
     <w:tmpl w:val="CF743610"/>
@@ -5913,7 +9596,7 @@
       </w:rPr>
     </w:lvl>
   </w:abstractNum>
-  <w:abstractNum w:abstractNumId="20" w15:restartNumberingAfterBreak="0">
+  <w:abstractNum w:abstractNumId="21" w15:restartNumberingAfterBreak="0">
     <w:nsid w:val="5BE82FDD"/>
     <w:multiLevelType w:val="multilevel"/>
     <w:tmpl w:val="F0B295F6"/>
@@ -6062,7 +9745,7 @@
       </w:rPr>
     </w:lvl>
   </w:abstractNum>
-  <w:abstractNum w:abstractNumId="21" w15:restartNumberingAfterBreak="0">
+  <w:abstractNum w:abstractNumId="22" w15:restartNumberingAfterBreak="0">
     <w:nsid w:val="5C921D04"/>
     <w:multiLevelType w:val="multilevel"/>
     <w:tmpl w:val="949CCFDC"/>
@@ -6211,7 +9894,7 @@
       </w:rPr>
     </w:lvl>
   </w:abstractNum>
-  <w:abstractNum w:abstractNumId="22" w15:restartNumberingAfterBreak="0">
+  <w:abstractNum w:abstractNumId="23" w15:restartNumberingAfterBreak="0">
     <w:nsid w:val="63306144"/>
     <w:multiLevelType w:val="multilevel"/>
     <w:tmpl w:val="8BA003E0"/>
@@ -6360,7 +10043,7 @@
       </w:rPr>
     </w:lvl>
   </w:abstractNum>
-  <w:abstractNum w:abstractNumId="23" w15:restartNumberingAfterBreak="0">
+  <w:abstractNum w:abstractNumId="24" w15:restartNumberingAfterBreak="0">
     <w:nsid w:val="67160C41"/>
     <w:multiLevelType w:val="multilevel"/>
     <w:tmpl w:val="70B8A252"/>
@@ -6509,7 +10192,7 @@
       </w:rPr>
     </w:lvl>
   </w:abstractNum>
-  <w:abstractNum w:abstractNumId="24" w15:restartNumberingAfterBreak="0">
+  <w:abstractNum w:abstractNumId="25" w15:restartNumberingAfterBreak="0">
     <w:nsid w:val="6E8B2BAE"/>
     <w:multiLevelType w:val="multilevel"/>
     <w:tmpl w:val="C9BE0CD4"/>
@@ -6658,7 +10341,7 @@
       </w:rPr>
     </w:lvl>
   </w:abstractNum>
-  <w:abstractNum w:abstractNumId="25" w15:restartNumberingAfterBreak="0">
+  <w:abstractNum w:abstractNumId="26" w15:restartNumberingAfterBreak="0">
     <w:nsid w:val="784F405D"/>
     <w:multiLevelType w:val="multilevel"/>
     <w:tmpl w:val="F3163BE6"/>
@@ -6807,7 +10490,7 @@
       </w:rPr>
     </w:lvl>
   </w:abstractNum>
-  <w:abstractNum w:abstractNumId="26" w15:restartNumberingAfterBreak="0">
+  <w:abstractNum w:abstractNumId="27" w15:restartNumberingAfterBreak="0">
     <w:nsid w:val="78551646"/>
     <w:multiLevelType w:val="hybridMultilevel"/>
     <w:tmpl w:val="DC38E608"/>
@@ -6920,7 +10603,7 @@
       </w:rPr>
     </w:lvl>
   </w:abstractNum>
-  <w:abstractNum w:abstractNumId="27" w15:restartNumberingAfterBreak="0">
+  <w:abstractNum w:abstractNumId="28" w15:restartNumberingAfterBreak="0">
     <w:nsid w:val="79574465"/>
     <w:multiLevelType w:val="multilevel"/>
     <w:tmpl w:val="3E92D2C8"/>
@@ -7069,7 +10752,7 @@
       </w:rPr>
     </w:lvl>
   </w:abstractNum>
-  <w:abstractNum w:abstractNumId="28" w15:restartNumberingAfterBreak="0">
+  <w:abstractNum w:abstractNumId="29" w15:restartNumberingAfterBreak="0">
     <w:nsid w:val="7A670404"/>
     <w:multiLevelType w:val="multilevel"/>
     <w:tmpl w:val="5FAE26EE"/>
@@ -7218,7 +10901,7 @@
       </w:rPr>
     </w:lvl>
   </w:abstractNum>
-  <w:abstractNum w:abstractNumId="29" w15:restartNumberingAfterBreak="0">
+  <w:abstractNum w:abstractNumId="30" w15:restartNumberingAfterBreak="0">
     <w:nsid w:val="7F9E2BA8"/>
     <w:multiLevelType w:val="multilevel"/>
     <w:tmpl w:val="FE7A21B4"/>
@@ -7367,7 +11050,7 @@
       </w:rPr>
     </w:lvl>
   </w:abstractNum>
-  <w:abstractNum w:abstractNumId="30" w15:restartNumberingAfterBreak="0">
+  <w:abstractNum w:abstractNumId="31" w15:restartNumberingAfterBreak="0">
     <w:nsid w:val="7FBF21C5"/>
     <w:multiLevelType w:val="multilevel"/>
     <w:tmpl w:val="72A6B2B6"/>
@@ -7516,7 +11199,7 @@
       </w:rPr>
     </w:lvl>
   </w:abstractNum>
-  <w:abstractNum w:abstractNumId="31" w15:restartNumberingAfterBreak="0">
+  <w:abstractNum w:abstractNumId="32" w15:restartNumberingAfterBreak="0">
     <w:nsid w:val="7FC75B8E"/>
     <w:multiLevelType w:val="hybridMultilevel"/>
     <w:tmpl w:val="6A2453DC"/>
@@ -7630,13 +11313,13 @@
     </w:lvl>
   </w:abstractNum>
   <w:num w:numId="1" w16cid:durableId="1690521216">
-    <w:abstractNumId w:val="15"/>
+    <w:abstractNumId w:val="16"/>
   </w:num>
   <w:num w:numId="2" w16cid:durableId="1790274779">
-    <w:abstractNumId w:val="21"/>
+    <w:abstractNumId w:val="22"/>
   </w:num>
   <w:num w:numId="3" w16cid:durableId="824278966">
-    <w:abstractNumId w:val="16"/>
+    <w:abstractNumId w:val="17"/>
   </w:num>
   <w:num w:numId="4" w16cid:durableId="739716566">
     <w:abstractNumId w:val="9"/>
@@ -7648,13 +11331,13 @@
     <w:abstractNumId w:val="10"/>
   </w:num>
   <w:num w:numId="7" w16cid:durableId="8914324">
-    <w:abstractNumId w:val="27"/>
+    <w:abstractNumId w:val="28"/>
   </w:num>
   <w:num w:numId="8" w16cid:durableId="325476650">
     <w:abstractNumId w:val="6"/>
   </w:num>
   <w:num w:numId="9" w16cid:durableId="1030447064">
-    <w:abstractNumId w:val="19"/>
+    <w:abstractNumId w:val="20"/>
   </w:num>
   <w:num w:numId="10" w16cid:durableId="986780634">
     <w:abstractNumId w:val="12"/>
@@ -7666,28 +11349,28 @@
     <w:abstractNumId w:val="5"/>
   </w:num>
   <w:num w:numId="13" w16cid:durableId="1791972198">
-    <w:abstractNumId w:val="17"/>
+    <w:abstractNumId w:val="18"/>
   </w:num>
   <w:num w:numId="14" w16cid:durableId="2083405851">
     <w:abstractNumId w:val="14"/>
   </w:num>
   <w:num w:numId="15" w16cid:durableId="961808019">
-    <w:abstractNumId w:val="30"/>
+    <w:abstractNumId w:val="31"/>
   </w:num>
   <w:num w:numId="16" w16cid:durableId="1182356552">
-    <w:abstractNumId w:val="24"/>
+    <w:abstractNumId w:val="25"/>
   </w:num>
   <w:num w:numId="17" w16cid:durableId="689068843">
     <w:abstractNumId w:val="3"/>
   </w:num>
   <w:num w:numId="18" w16cid:durableId="1323268120">
-    <w:abstractNumId w:val="20"/>
+    <w:abstractNumId w:val="21"/>
   </w:num>
   <w:num w:numId="19" w16cid:durableId="611590991">
     <w:abstractNumId w:val="1"/>
   </w:num>
   <w:num w:numId="20" w16cid:durableId="504055590">
-    <w:abstractNumId w:val="18"/>
+    <w:abstractNumId w:val="19"/>
   </w:num>
   <w:num w:numId="21" w16cid:durableId="1895237138">
     <w:abstractNumId w:val="8"/>
@@ -7699,31 +11382,34 @@
     <w:abstractNumId w:val="7"/>
   </w:num>
   <w:num w:numId="24" w16cid:durableId="234166115">
-    <w:abstractNumId w:val="22"/>
+    <w:abstractNumId w:val="23"/>
   </w:num>
   <w:num w:numId="25" w16cid:durableId="1327125332">
-    <w:abstractNumId w:val="23"/>
+    <w:abstractNumId w:val="24"/>
   </w:num>
   <w:num w:numId="26" w16cid:durableId="436213040">
-    <w:abstractNumId w:val="25"/>
+    <w:abstractNumId w:val="26"/>
   </w:num>
   <w:num w:numId="27" w16cid:durableId="990600711">
+    <w:abstractNumId w:val="30"/>
+  </w:num>
+  <w:num w:numId="28" w16cid:durableId="1564174236">
     <w:abstractNumId w:val="29"/>
   </w:num>
-  <w:num w:numId="28" w16cid:durableId="1564174236">
-    <w:abstractNumId w:val="28"/>
-  </w:num>
   <w:num w:numId="29" w16cid:durableId="1563642039">
-    <w:abstractNumId w:val="31"/>
+    <w:abstractNumId w:val="32"/>
   </w:num>
   <w:num w:numId="30" w16cid:durableId="584725136">
-    <w:abstractNumId w:val="26"/>
+    <w:abstractNumId w:val="27"/>
   </w:num>
   <w:num w:numId="31" w16cid:durableId="1980307488">
     <w:abstractNumId w:val="13"/>
   </w:num>
   <w:num w:numId="32" w16cid:durableId="1508473415">
     <w:abstractNumId w:val="0"/>
+  </w:num>
+  <w:num w:numId="33" w16cid:durableId="172453362">
+    <w:abstractNumId w:val="15"/>
   </w:num>
 </w:numbering>
 </file>

--- a/Java/Java_notes.docx
+++ b/Java/Java_notes.docx
@@ -1710,7 +1710,19 @@
         <w:rPr>
           <w:color w:val="000000" w:themeColor="text1"/>
         </w:rPr>
-        <w:t xml:space="preserve"> all constructors are private and only one object of </w:t>
+        <w:t xml:space="preserve"> all constructors are </w:t>
+      </w:r>
+      <w:r>
+        <w:rPr>
+          <w:color w:val="000000" w:themeColor="text1"/>
+        </w:rPr>
+        <w:t xml:space="preserve">by-default </w:t>
+      </w:r>
+      <w:r>
+        <w:rPr>
+          <w:color w:val="000000" w:themeColor="text1"/>
+        </w:rPr>
+        <w:t xml:space="preserve">private and only one object of </w:t>
       </w:r>
       <w:proofErr w:type="spellStart"/>
       <w:r>
@@ -12018,6 +12030,7 @@
   <w:style w:type="character" w:default="1" w:styleId="DefaultParagraphFont">
     <w:name w:val="Default Paragraph Font"/>
     <w:uiPriority w:val="1"/>
+    <w:semiHidden/>
     <w:unhideWhenUsed/>
   </w:style>
   <w:style w:type="table" w:default="1" w:styleId="TableNormal">

--- a/Java/Java_notes.docx
+++ b/Java/Java_notes.docx
@@ -6578,6 +6578,1111 @@
         </w:tc>
       </w:tr>
     </w:tbl>
+    <w:p>
+      <w:pPr>
+        <w:spacing w:after="0"/>
+        <w:rPr>
+          <w:rFonts w:cstheme="minorHAnsi"/>
+          <w:color w:val="000000" w:themeColor="text1"/>
+        </w:rPr>
+      </w:pPr>
+    </w:p>
+    <w:p>
+      <w:pPr>
+        <w:spacing w:after="0"/>
+        <w:rPr>
+          <w:rFonts w:cstheme="minorHAnsi"/>
+          <w:b/>
+          <w:bCs/>
+          <w:color w:val="0070C0"/>
+        </w:rPr>
+      </w:pPr>
+      <w:proofErr w:type="spellStart"/>
+      <w:r>
+        <w:rPr>
+          <w:rFonts w:cstheme="minorHAnsi"/>
+          <w:b/>
+          <w:bCs/>
+          <w:color w:val="0070C0"/>
+        </w:rPr>
+        <w:t>Multi threading</w:t>
+      </w:r>
+      <w:proofErr w:type="spellEnd"/>
+      <w:r>
+        <w:rPr>
+          <w:rFonts w:cstheme="minorHAnsi"/>
+          <w:b/>
+          <w:bCs/>
+          <w:color w:val="0070C0"/>
+        </w:rPr>
+        <w:t xml:space="preserve"> and </w:t>
+      </w:r>
+      <w:proofErr w:type="gramStart"/>
+      <w:r>
+        <w:rPr>
+          <w:rFonts w:cstheme="minorHAnsi"/>
+          <w:b/>
+          <w:bCs/>
+          <w:color w:val="0070C0"/>
+        </w:rPr>
+        <w:t>Concurrency :</w:t>
+      </w:r>
+      <w:proofErr w:type="gramEnd"/>
+      <w:r>
+        <w:rPr>
+          <w:rFonts w:cstheme="minorHAnsi"/>
+          <w:b/>
+          <w:bCs/>
+          <w:color w:val="0070C0"/>
+        </w:rPr>
+        <w:t xml:space="preserve"> </w:t>
+      </w:r>
+    </w:p>
+    <w:p>
+      <w:pPr>
+        <w:spacing w:after="0"/>
+        <w:rPr>
+          <w:rFonts w:cstheme="minorHAnsi"/>
+          <w:color w:val="000000" w:themeColor="text1"/>
+        </w:rPr>
+      </w:pPr>
+      <w:proofErr w:type="gramStart"/>
+      <w:r>
+        <w:rPr>
+          <w:rFonts w:cstheme="minorHAnsi"/>
+          <w:b/>
+          <w:bCs/>
+          <w:color w:val="000000" w:themeColor="text1"/>
+        </w:rPr>
+        <w:t>Process</w:t>
+      </w:r>
+      <w:r>
+        <w:rPr>
+          <w:rFonts w:cstheme="minorHAnsi"/>
+          <w:b/>
+          <w:bCs/>
+          <w:color w:val="000000" w:themeColor="text1"/>
+        </w:rPr>
+        <w:t xml:space="preserve"> :</w:t>
+      </w:r>
+      <w:proofErr w:type="gramEnd"/>
+      <w:r>
+        <w:rPr>
+          <w:rFonts w:cstheme="minorHAnsi"/>
+          <w:b/>
+          <w:bCs/>
+          <w:color w:val="000000" w:themeColor="text1"/>
+        </w:rPr>
+        <w:t xml:space="preserve"> </w:t>
+      </w:r>
+      <w:r>
+        <w:rPr>
+          <w:rFonts w:cstheme="minorHAnsi"/>
+          <w:color w:val="000000" w:themeColor="text1"/>
+        </w:rPr>
+        <w:t xml:space="preserve">Process is an instance of program which is getting executed. </w:t>
+      </w:r>
+    </w:p>
+    <w:p>
+      <w:pPr>
+        <w:spacing w:after="0"/>
+        <w:rPr>
+          <w:rFonts w:cstheme="minorHAnsi"/>
+          <w:color w:val="000000" w:themeColor="text1"/>
+        </w:rPr>
+      </w:pPr>
+      <w:r>
+        <w:rPr>
+          <w:rFonts w:cstheme="minorHAnsi"/>
+          <w:color w:val="000000" w:themeColor="text1"/>
+        </w:rPr>
+        <w:t>C</w:t>
+      </w:r>
+      <w:r>
+        <w:rPr>
+          <w:rFonts w:cstheme="minorHAnsi"/>
+          <w:color w:val="000000" w:themeColor="text1"/>
+        </w:rPr>
+        <w:t>ompilation (</w:t>
+      </w:r>
+      <w:proofErr w:type="spellStart"/>
+      <w:r>
+        <w:rPr>
+          <w:rFonts w:cstheme="minorHAnsi"/>
+          <w:color w:val="000000" w:themeColor="text1"/>
+        </w:rPr>
+        <w:t>iavac</w:t>
+      </w:r>
+      <w:proofErr w:type="spellEnd"/>
+      <w:r>
+        <w:rPr>
+          <w:rFonts w:cstheme="minorHAnsi"/>
+          <w:color w:val="000000" w:themeColor="text1"/>
+        </w:rPr>
+        <w:t xml:space="preserve"> Test.java</w:t>
+      </w:r>
+      <w:proofErr w:type="gramStart"/>
+      <w:r>
+        <w:rPr>
+          <w:rFonts w:cstheme="minorHAnsi"/>
+          <w:color w:val="000000" w:themeColor="text1"/>
+        </w:rPr>
+        <w:t>) :</w:t>
+      </w:r>
+      <w:proofErr w:type="gramEnd"/>
+      <w:r>
+        <w:rPr>
+          <w:rFonts w:cstheme="minorHAnsi"/>
+          <w:color w:val="000000" w:themeColor="text1"/>
+        </w:rPr>
+        <w:t xml:space="preserve"> generates bytecode that can be executed by JVM.</w:t>
+      </w:r>
+      <w:r>
+        <w:rPr>
+          <w:rFonts w:cstheme="minorHAnsi"/>
+          <w:color w:val="000000" w:themeColor="text1"/>
+        </w:rPr>
+        <w:t xml:space="preserve"> </w:t>
+      </w:r>
+    </w:p>
+    <w:p>
+      <w:pPr>
+        <w:spacing w:after="0"/>
+        <w:rPr>
+          <w:rFonts w:cstheme="minorHAnsi"/>
+          <w:color w:val="000000" w:themeColor="text1"/>
+        </w:rPr>
+      </w:pPr>
+      <w:r>
+        <w:rPr>
+          <w:rFonts w:cstheme="minorHAnsi"/>
+          <w:color w:val="000000" w:themeColor="text1"/>
+        </w:rPr>
+        <w:t>Execution (java Test</w:t>
+      </w:r>
+      <w:proofErr w:type="gramStart"/>
+      <w:r>
+        <w:rPr>
+          <w:rFonts w:cstheme="minorHAnsi"/>
+          <w:color w:val="000000" w:themeColor="text1"/>
+        </w:rPr>
+        <w:t>) :</w:t>
+      </w:r>
+      <w:proofErr w:type="gramEnd"/>
+      <w:r>
+        <w:rPr>
+          <w:rFonts w:cstheme="minorHAnsi"/>
+          <w:color w:val="000000" w:themeColor="text1"/>
+        </w:rPr>
+        <w:t xml:space="preserve"> at this point, JVM starts the new Process, here Test is the class which has "public</w:t>
+      </w:r>
+      <w:r>
+        <w:rPr>
+          <w:rFonts w:cstheme="minorHAnsi"/>
+          <w:color w:val="000000" w:themeColor="text1"/>
+        </w:rPr>
+        <w:t xml:space="preserve"> </w:t>
+      </w:r>
+      <w:r>
+        <w:rPr>
+          <w:rFonts w:cstheme="minorHAnsi"/>
+          <w:color w:val="000000" w:themeColor="text1"/>
+        </w:rPr>
+        <w:t>static void</w:t>
+      </w:r>
+      <w:r>
+        <w:rPr>
+          <w:rFonts w:cstheme="minorHAnsi"/>
+          <w:color w:val="000000" w:themeColor="text1"/>
+        </w:rPr>
+        <w:t xml:space="preserve"> </w:t>
+      </w:r>
+      <w:proofErr w:type="gramStart"/>
+      <w:r>
+        <w:rPr>
+          <w:rFonts w:cstheme="minorHAnsi"/>
+          <w:color w:val="000000" w:themeColor="text1"/>
+        </w:rPr>
+        <w:t>main(</w:t>
+      </w:r>
+      <w:proofErr w:type="gramEnd"/>
+      <w:r>
+        <w:rPr>
+          <w:rFonts w:cstheme="minorHAnsi"/>
+          <w:color w:val="000000" w:themeColor="text1"/>
+        </w:rPr>
+        <w:t xml:space="preserve">String </w:t>
+      </w:r>
+      <w:proofErr w:type="spellStart"/>
+      <w:r>
+        <w:rPr>
+          <w:rFonts w:cstheme="minorHAnsi"/>
+          <w:color w:val="000000" w:themeColor="text1"/>
+        </w:rPr>
+        <w:t>args</w:t>
+      </w:r>
+      <w:proofErr w:type="spellEnd"/>
+      <w:r>
+        <w:rPr>
+          <w:rFonts w:cstheme="minorHAnsi"/>
+          <w:color w:val="000000" w:themeColor="text1"/>
+        </w:rPr>
+        <w:t>)”</w:t>
+      </w:r>
+      <w:r>
+        <w:rPr>
+          <w:rFonts w:cstheme="minorHAnsi"/>
+          <w:color w:val="000000" w:themeColor="text1"/>
+        </w:rPr>
+        <w:t xml:space="preserve"> method.</w:t>
+      </w:r>
+    </w:p>
+    <w:p>
+      <w:pPr>
+        <w:spacing w:after="0"/>
+        <w:rPr>
+          <w:rFonts w:cstheme="minorHAnsi"/>
+          <w:color w:val="000000" w:themeColor="text1"/>
+        </w:rPr>
+      </w:pPr>
+      <w:proofErr w:type="gramStart"/>
+      <w:r>
+        <w:rPr>
+          <w:rFonts w:cstheme="minorHAnsi"/>
+          <w:b/>
+          <w:bCs/>
+          <w:color w:val="000000" w:themeColor="text1"/>
+        </w:rPr>
+        <w:t>Thread :</w:t>
+      </w:r>
+      <w:proofErr w:type="gramEnd"/>
+      <w:r>
+        <w:rPr>
+          <w:rFonts w:cstheme="minorHAnsi"/>
+          <w:b/>
+          <w:bCs/>
+          <w:color w:val="000000" w:themeColor="text1"/>
+        </w:rPr>
+        <w:t xml:space="preserve"> </w:t>
+      </w:r>
+      <w:r>
+        <w:rPr>
+          <w:rFonts w:cstheme="minorHAnsi"/>
+          <w:color w:val="000000" w:themeColor="text1"/>
+        </w:rPr>
+        <w:t>S</w:t>
+      </w:r>
+      <w:r>
+        <w:rPr>
+          <w:rFonts w:cstheme="minorHAnsi"/>
+          <w:color w:val="000000" w:themeColor="text1"/>
+        </w:rPr>
+        <w:t>mallest sequence of instructions that are executed by CPU independently.</w:t>
+      </w:r>
+    </w:p>
+    <w:p>
+      <w:pPr>
+        <w:spacing w:after="0"/>
+        <w:rPr>
+          <w:rFonts w:cstheme="minorHAnsi"/>
+          <w:color w:val="000000" w:themeColor="text1"/>
+        </w:rPr>
+      </w:pPr>
+    </w:p>
+    <w:p>
+      <w:pPr>
+        <w:spacing w:after="0"/>
+        <w:rPr>
+          <w:rFonts w:cstheme="minorHAnsi"/>
+          <w:color w:val="000000" w:themeColor="text1"/>
+        </w:rPr>
+      </w:pPr>
+      <w:r>
+        <w:rPr>
+          <w:rFonts w:cstheme="minorHAnsi"/>
+          <w:b/>
+          <w:bCs/>
+          <w:color w:val="000000" w:themeColor="text1"/>
+        </w:rPr>
+        <w:t>Multitasking</w:t>
+      </w:r>
+      <w:r>
+        <w:rPr>
+          <w:rFonts w:cstheme="minorHAnsi"/>
+          <w:color w:val="000000" w:themeColor="text1"/>
+        </w:rPr>
+        <w:t xml:space="preserve"> is the execution of multiple independent tasks, typically managed by the operating system</w:t>
+      </w:r>
+      <w:r>
+        <w:rPr>
+          <w:rFonts w:cstheme="minorHAnsi"/>
+          <w:color w:val="000000" w:themeColor="text1"/>
+        </w:rPr>
+        <w:t>.</w:t>
+      </w:r>
+    </w:p>
+    <w:p>
+      <w:pPr>
+        <w:spacing w:after="0"/>
+        <w:rPr>
+          <w:rFonts w:cstheme="minorHAnsi"/>
+          <w:color w:val="000000" w:themeColor="text1"/>
+        </w:rPr>
+      </w:pPr>
+      <w:r>
+        <w:rPr>
+          <w:rFonts w:cstheme="minorHAnsi"/>
+          <w:b/>
+          <w:bCs/>
+          <w:color w:val="000000" w:themeColor="text1"/>
+        </w:rPr>
+        <w:t>Multithreading</w:t>
+      </w:r>
+      <w:r>
+        <w:rPr>
+          <w:rFonts w:cstheme="minorHAnsi"/>
+          <w:color w:val="000000" w:themeColor="text1"/>
+        </w:rPr>
+        <w:t xml:space="preserve"> is the execution of multiple threads within the same process, where threads share the process's resources.</w:t>
+      </w:r>
+    </w:p>
+    <w:p>
+      <w:pPr>
+        <w:spacing w:after="0"/>
+        <w:rPr>
+          <w:rFonts w:cstheme="minorHAnsi"/>
+          <w:color w:val="000000" w:themeColor="text1"/>
+        </w:rPr>
+      </w:pPr>
+    </w:p>
+    <w:p>
+      <w:pPr>
+        <w:spacing w:after="0"/>
+        <w:rPr>
+          <w:rFonts w:cstheme="minorHAnsi"/>
+          <w:b/>
+          <w:bCs/>
+          <w:color w:val="000000" w:themeColor="text1"/>
+        </w:rPr>
+      </w:pPr>
+      <w:r>
+        <w:rPr>
+          <w:rFonts w:cstheme="minorHAnsi"/>
+          <w:b/>
+          <w:bCs/>
+          <w:color w:val="000000" w:themeColor="text1"/>
+        </w:rPr>
+        <w:t>Thread creation, thread lifecycle, inter thread communication</w:t>
+      </w:r>
+    </w:p>
+    <w:p>
+      <w:pPr>
+        <w:spacing w:after="0"/>
+        <w:rPr>
+          <w:rFonts w:cstheme="minorHAnsi"/>
+          <w:color w:val="000000" w:themeColor="text1"/>
+        </w:rPr>
+      </w:pPr>
+      <w:r>
+        <w:rPr>
+          <w:rFonts w:cstheme="minorHAnsi"/>
+          <w:color w:val="000000" w:themeColor="text1"/>
+        </w:rPr>
+        <w:t xml:space="preserve">Thread can be created using </w:t>
+      </w:r>
+      <w:r>
+        <w:rPr>
+          <w:rFonts w:cstheme="minorHAnsi"/>
+          <w:b/>
+          <w:bCs/>
+          <w:color w:val="000000" w:themeColor="text1"/>
+        </w:rPr>
+        <w:t>extends Thread</w:t>
+      </w:r>
+      <w:r>
+        <w:rPr>
+          <w:rFonts w:cstheme="minorHAnsi"/>
+          <w:color w:val="000000" w:themeColor="text1"/>
+        </w:rPr>
+        <w:t xml:space="preserve"> </w:t>
+      </w:r>
+      <w:r>
+        <w:rPr>
+          <w:rFonts w:cstheme="minorHAnsi"/>
+          <w:color w:val="000000" w:themeColor="text1"/>
+        </w:rPr>
+        <w:t xml:space="preserve">class </w:t>
+      </w:r>
+      <w:r>
+        <w:rPr>
+          <w:rFonts w:cstheme="minorHAnsi"/>
+          <w:color w:val="000000" w:themeColor="text1"/>
+        </w:rPr>
+        <w:t xml:space="preserve">or using </w:t>
+      </w:r>
+      <w:r>
+        <w:rPr>
+          <w:rFonts w:cstheme="minorHAnsi"/>
+          <w:b/>
+          <w:bCs/>
+          <w:color w:val="000000" w:themeColor="text1"/>
+        </w:rPr>
+        <w:t>implements</w:t>
+      </w:r>
+      <w:r>
+        <w:rPr>
+          <w:rFonts w:cstheme="minorHAnsi"/>
+          <w:color w:val="000000" w:themeColor="text1"/>
+        </w:rPr>
+        <w:t xml:space="preserve"> </w:t>
+      </w:r>
+      <w:r>
+        <w:rPr>
+          <w:rFonts w:cstheme="minorHAnsi"/>
+          <w:b/>
+          <w:bCs/>
+          <w:color w:val="000000" w:themeColor="text1"/>
+        </w:rPr>
+        <w:t>Runnable</w:t>
+      </w:r>
+      <w:r>
+        <w:rPr>
+          <w:rFonts w:cstheme="minorHAnsi"/>
+          <w:b/>
+          <w:bCs/>
+          <w:color w:val="000000" w:themeColor="text1"/>
+        </w:rPr>
+        <w:t xml:space="preserve"> </w:t>
+      </w:r>
+      <w:r>
+        <w:rPr>
+          <w:rFonts w:cstheme="minorHAnsi"/>
+          <w:color w:val="000000" w:themeColor="text1"/>
+        </w:rPr>
+        <w:t>interface</w:t>
+      </w:r>
+      <w:r>
+        <w:rPr>
+          <w:rFonts w:cstheme="minorHAnsi"/>
+          <w:color w:val="000000" w:themeColor="text1"/>
+        </w:rPr>
+        <w:t>.</w:t>
+      </w:r>
+    </w:p>
+    <w:p>
+      <w:pPr>
+        <w:spacing w:after="0"/>
+        <w:rPr>
+          <w:rFonts w:cstheme="minorHAnsi"/>
+          <w:b/>
+          <w:bCs/>
+          <w:color w:val="000000" w:themeColor="text1"/>
+        </w:rPr>
+      </w:pPr>
+      <w:r>
+        <w:rPr>
+          <w:rFonts w:cstheme="minorHAnsi"/>
+          <w:b/>
+          <w:bCs/>
+          <w:color w:val="000000" w:themeColor="text1"/>
+        </w:rPr>
+        <w:t xml:space="preserve">thread </w:t>
+      </w:r>
+      <w:proofErr w:type="gramStart"/>
+      <w:r>
+        <w:rPr>
+          <w:rFonts w:cstheme="minorHAnsi"/>
+          <w:b/>
+          <w:bCs/>
+          <w:color w:val="000000" w:themeColor="text1"/>
+        </w:rPr>
+        <w:t>lifecycle</w:t>
+      </w:r>
+      <w:r>
+        <w:rPr>
+          <w:rFonts w:cstheme="minorHAnsi"/>
+          <w:b/>
+          <w:bCs/>
+          <w:color w:val="000000" w:themeColor="text1"/>
+        </w:rPr>
+        <w:t xml:space="preserve"> :</w:t>
+      </w:r>
+      <w:proofErr w:type="gramEnd"/>
+      <w:r>
+        <w:rPr>
+          <w:rFonts w:cstheme="minorHAnsi"/>
+          <w:b/>
+          <w:bCs/>
+          <w:color w:val="000000" w:themeColor="text1"/>
+        </w:rPr>
+        <w:t xml:space="preserve"> </w:t>
+      </w:r>
+    </w:p>
+    <w:p>
+      <w:pPr>
+        <w:spacing w:after="0"/>
+        <w:rPr>
+          <w:rFonts w:cstheme="minorHAnsi"/>
+          <w:color w:val="000000" w:themeColor="text1"/>
+        </w:rPr>
+      </w:pPr>
+      <w:r>
+        <w:rPr>
+          <w:rFonts w:cstheme="minorHAnsi"/>
+          <w:color w:val="000000" w:themeColor="text1"/>
+        </w:rPr>
+        <w:t xml:space="preserve">The official Java </w:t>
+      </w:r>
+      <w:proofErr w:type="spellStart"/>
+      <w:r>
+        <w:rPr>
+          <w:rFonts w:cstheme="minorHAnsi"/>
+          <w:color w:val="000000" w:themeColor="text1"/>
+        </w:rPr>
+        <w:t>Thread.State</w:t>
+      </w:r>
+      <w:proofErr w:type="spellEnd"/>
+      <w:r>
+        <w:rPr>
+          <w:rFonts w:cstheme="minorHAnsi"/>
+          <w:color w:val="000000" w:themeColor="text1"/>
+        </w:rPr>
+        <w:t xml:space="preserve"> has </w:t>
+      </w:r>
+      <w:r>
+        <w:rPr>
+          <w:rFonts w:cstheme="minorHAnsi"/>
+          <w:b/>
+          <w:bCs/>
+          <w:color w:val="000000" w:themeColor="text1"/>
+        </w:rPr>
+        <w:t>6 states</w:t>
+      </w:r>
+      <w:r>
+        <w:rPr>
+          <w:rFonts w:cstheme="minorHAnsi"/>
+          <w:color w:val="000000" w:themeColor="text1"/>
+        </w:rPr>
+        <w:t>:</w:t>
+      </w:r>
+    </w:p>
+    <w:p>
+      <w:pPr>
+        <w:spacing w:after="0"/>
+        <w:rPr>
+          <w:rFonts w:ascii="Consolas" w:hAnsi="Consolas" w:cstheme="minorHAnsi"/>
+          <w:color w:val="000000" w:themeColor="text1"/>
+          <w:sz w:val="16"/>
+          <w:szCs w:val="16"/>
+        </w:rPr>
+      </w:pPr>
+      <w:r>
+        <w:rPr>
+          <w:rFonts w:ascii="Consolas" w:hAnsi="Consolas" w:cstheme="minorHAnsi"/>
+          <w:b/>
+          <w:bCs/>
+          <w:color w:val="000000" w:themeColor="text1"/>
+          <w:sz w:val="16"/>
+          <w:szCs w:val="16"/>
+        </w:rPr>
+        <w:t>NEW</w:t>
+      </w:r>
+      <w:r>
+        <w:rPr>
+          <w:rFonts w:ascii="Consolas" w:hAnsi="Consolas" w:cstheme="minorHAnsi"/>
+          <w:color w:val="000000" w:themeColor="text1"/>
+          <w:sz w:val="16"/>
+          <w:szCs w:val="16"/>
+        </w:rPr>
+        <w:t xml:space="preserve"> </w:t>
+      </w:r>
+      <w:r>
+        <w:rPr>
+          <w:rFonts w:ascii="Consolas" w:hAnsi="Consolas" w:cstheme="minorHAnsi"/>
+          <w:color w:val="000000" w:themeColor="text1"/>
+          <w:sz w:val="16"/>
+          <w:szCs w:val="16"/>
+        </w:rPr>
+        <w:t>-&gt;</w:t>
+      </w:r>
+      <w:r>
+        <w:rPr>
+          <w:rFonts w:ascii="Consolas" w:hAnsi="Consolas" w:cstheme="minorHAnsi"/>
+          <w:color w:val="000000" w:themeColor="text1"/>
+          <w:sz w:val="16"/>
+          <w:szCs w:val="16"/>
+        </w:rPr>
+        <w:t xml:space="preserve"> </w:t>
+      </w:r>
+      <w:r>
+        <w:rPr>
+          <w:rFonts w:ascii="Consolas" w:hAnsi="Consolas" w:cstheme="minorHAnsi"/>
+          <w:b/>
+          <w:bCs/>
+          <w:color w:val="000000" w:themeColor="text1"/>
+          <w:sz w:val="16"/>
+          <w:szCs w:val="16"/>
+        </w:rPr>
+        <w:t>RUNNABLE</w:t>
+      </w:r>
+      <w:r>
+        <w:rPr>
+          <w:rFonts w:ascii="Consolas" w:hAnsi="Consolas" w:cstheme="minorHAnsi"/>
+          <w:color w:val="000000" w:themeColor="text1"/>
+          <w:sz w:val="16"/>
+          <w:szCs w:val="16"/>
+        </w:rPr>
+        <w:t xml:space="preserve"> </w:t>
+      </w:r>
+      <w:r>
+        <w:rPr>
+          <w:rFonts w:ascii="Consolas" w:hAnsi="Consolas" w:cstheme="minorHAnsi"/>
+          <w:color w:val="000000" w:themeColor="text1"/>
+          <w:sz w:val="16"/>
+          <w:szCs w:val="16"/>
+        </w:rPr>
+        <w:t>-&gt;</w:t>
+      </w:r>
+      <w:r>
+        <w:rPr>
+          <w:rFonts w:ascii="Consolas" w:hAnsi="Consolas" w:cstheme="minorHAnsi"/>
+          <w:color w:val="000000" w:themeColor="text1"/>
+          <w:sz w:val="16"/>
+          <w:szCs w:val="16"/>
+        </w:rPr>
+        <w:t xml:space="preserve"> RUNNING* </w:t>
+      </w:r>
+      <w:r>
+        <w:rPr>
+          <w:rFonts w:ascii="Consolas" w:hAnsi="Consolas" w:cstheme="minorHAnsi"/>
+          <w:color w:val="000000" w:themeColor="text1"/>
+          <w:sz w:val="16"/>
+          <w:szCs w:val="16"/>
+        </w:rPr>
+        <w:t>-&gt;</w:t>
+      </w:r>
+      <w:r>
+        <w:rPr>
+          <w:rFonts w:ascii="Consolas" w:hAnsi="Consolas" w:cstheme="minorHAnsi"/>
+          <w:color w:val="000000" w:themeColor="text1"/>
+          <w:sz w:val="16"/>
+          <w:szCs w:val="16"/>
+        </w:rPr>
+        <w:t xml:space="preserve"> </w:t>
+      </w:r>
+      <w:r>
+        <w:rPr>
+          <w:rFonts w:ascii="Consolas" w:hAnsi="Consolas" w:cstheme="minorHAnsi"/>
+          <w:b/>
+          <w:bCs/>
+          <w:color w:val="000000" w:themeColor="text1"/>
+          <w:sz w:val="16"/>
+          <w:szCs w:val="16"/>
+        </w:rPr>
+        <w:t>TERMINATED</w:t>
+      </w:r>
+    </w:p>
+    <w:p>
+      <w:pPr>
+        <w:spacing w:after="0"/>
+        <w:rPr>
+          <w:rFonts w:ascii="Consolas" w:hAnsi="Consolas" w:cstheme="minorHAnsi"/>
+          <w:color w:val="000000" w:themeColor="text1"/>
+          <w:sz w:val="16"/>
+          <w:szCs w:val="16"/>
+        </w:rPr>
+      </w:pPr>
+    </w:p>
+    <w:p>
+      <w:pPr>
+        <w:spacing w:after="0"/>
+        <w:rPr>
+          <w:rFonts w:ascii="Consolas" w:hAnsi="Consolas" w:cstheme="minorHAnsi"/>
+          <w:color w:val="000000" w:themeColor="text1"/>
+          <w:sz w:val="16"/>
+          <w:szCs w:val="16"/>
+        </w:rPr>
+      </w:pPr>
+      <w:r>
+        <w:rPr>
+          <w:rFonts w:ascii="Consolas" w:hAnsi="Consolas" w:cstheme="minorHAnsi"/>
+          <w:color w:val="000000" w:themeColor="text1"/>
+          <w:sz w:val="16"/>
+          <w:szCs w:val="16"/>
+        </w:rPr>
+        <w:t>And while runnable, it can temporarily enter:</w:t>
+      </w:r>
+    </w:p>
+    <w:p>
+      <w:pPr>
+        <w:spacing w:after="0"/>
+        <w:rPr>
+          <w:rFonts w:ascii="Consolas" w:hAnsi="Consolas" w:cstheme="minorHAnsi"/>
+          <w:b/>
+          <w:bCs/>
+          <w:color w:val="000000" w:themeColor="text1"/>
+          <w:sz w:val="16"/>
+          <w:szCs w:val="16"/>
+        </w:rPr>
+      </w:pPr>
+      <w:proofErr w:type="gramStart"/>
+      <w:r>
+        <w:rPr>
+          <w:rFonts w:ascii="Consolas" w:hAnsi="Consolas" w:cstheme="minorHAnsi"/>
+          <w:b/>
+          <w:bCs/>
+          <w:color w:val="000000" w:themeColor="text1"/>
+          <w:sz w:val="16"/>
+          <w:szCs w:val="16"/>
+        </w:rPr>
+        <w:t>WAITING</w:t>
+      </w:r>
+      <w:r>
+        <w:rPr>
+          <w:rFonts w:ascii="Consolas" w:hAnsi="Consolas" w:cstheme="minorHAnsi"/>
+          <w:color w:val="000000" w:themeColor="text1"/>
+          <w:sz w:val="16"/>
+          <w:szCs w:val="16"/>
+        </w:rPr>
+        <w:t>,</w:t>
+      </w:r>
+      <w:r>
+        <w:rPr>
+          <w:rFonts w:ascii="Consolas" w:hAnsi="Consolas" w:cstheme="minorHAnsi"/>
+          <w:b/>
+          <w:bCs/>
+          <w:color w:val="000000" w:themeColor="text1"/>
+          <w:sz w:val="16"/>
+          <w:szCs w:val="16"/>
+        </w:rPr>
+        <w:t>TIMED</w:t>
+      </w:r>
+      <w:proofErr w:type="gramEnd"/>
+      <w:r>
+        <w:rPr>
+          <w:rFonts w:ascii="Consolas" w:hAnsi="Consolas" w:cstheme="minorHAnsi"/>
+          <w:b/>
+          <w:bCs/>
+          <w:color w:val="000000" w:themeColor="text1"/>
+          <w:sz w:val="16"/>
+          <w:szCs w:val="16"/>
+        </w:rPr>
+        <w:t>_WAITING</w:t>
+      </w:r>
+      <w:r>
+        <w:rPr>
+          <w:rFonts w:ascii="Consolas" w:hAnsi="Consolas" w:cstheme="minorHAnsi"/>
+          <w:color w:val="000000" w:themeColor="text1"/>
+          <w:sz w:val="16"/>
+          <w:szCs w:val="16"/>
+        </w:rPr>
+        <w:t>,</w:t>
+      </w:r>
+      <w:r>
+        <w:rPr>
+          <w:rFonts w:ascii="Consolas" w:hAnsi="Consolas" w:cstheme="minorHAnsi"/>
+          <w:color w:val="000000" w:themeColor="text1"/>
+          <w:sz w:val="16"/>
+          <w:szCs w:val="16"/>
+        </w:rPr>
+        <w:t xml:space="preserve"> </w:t>
+      </w:r>
+      <w:r>
+        <w:rPr>
+          <w:rFonts w:ascii="Consolas" w:hAnsi="Consolas" w:cstheme="minorHAnsi"/>
+          <w:b/>
+          <w:bCs/>
+          <w:color w:val="000000" w:themeColor="text1"/>
+          <w:sz w:val="16"/>
+          <w:szCs w:val="16"/>
+        </w:rPr>
+        <w:t>BLOCKED</w:t>
+      </w:r>
+    </w:p>
+    <w:p>
+      <w:pPr>
+        <w:spacing w:after="0"/>
+        <w:rPr>
+          <w:rFonts w:ascii="Consolas" w:hAnsi="Consolas" w:cstheme="minorHAnsi"/>
+          <w:b/>
+          <w:bCs/>
+          <w:color w:val="000000" w:themeColor="text1"/>
+          <w:sz w:val="16"/>
+          <w:szCs w:val="16"/>
+        </w:rPr>
+      </w:pPr>
+    </w:p>
+    <w:p>
+      <w:pPr>
+        <w:spacing w:after="0"/>
+        <w:rPr>
+          <w:rFonts w:ascii="Consolas" w:hAnsi="Consolas" w:cstheme="minorHAnsi"/>
+          <w:color w:val="000000" w:themeColor="text1"/>
+          <w:sz w:val="16"/>
+          <w:szCs w:val="16"/>
+        </w:rPr>
+      </w:pPr>
+      <w:r>
+        <w:rPr>
+          <w:rFonts w:ascii="Consolas" w:hAnsi="Consolas" w:cstheme="minorHAnsi"/>
+          <w:color w:val="000000" w:themeColor="text1"/>
+          <w:sz w:val="16"/>
+          <w:szCs w:val="16"/>
+        </w:rPr>
+        <w:t xml:space="preserve">             ┌── BLOCKED ───────┐</w:t>
+      </w:r>
+    </w:p>
+    <w:p>
+      <w:pPr>
+        <w:spacing w:after="0"/>
+        <w:rPr>
+          <w:rFonts w:ascii="Consolas" w:hAnsi="Consolas" w:cstheme="minorHAnsi"/>
+          <w:color w:val="000000" w:themeColor="text1"/>
+          <w:sz w:val="16"/>
+          <w:szCs w:val="16"/>
+        </w:rPr>
+      </w:pPr>
+      <w:r>
+        <w:rPr>
+          <w:rFonts w:ascii="Consolas" w:hAnsi="Consolas" w:cstheme="minorHAnsi"/>
+          <w:color w:val="000000" w:themeColor="text1"/>
+          <w:sz w:val="16"/>
+          <w:szCs w:val="16"/>
+        </w:rPr>
+        <w:t xml:space="preserve">             │                  ↓</w:t>
+      </w:r>
+    </w:p>
+    <w:p>
+      <w:pPr>
+        <w:spacing w:after="0"/>
+        <w:rPr>
+          <w:rFonts w:ascii="Consolas" w:hAnsi="Consolas" w:cstheme="minorHAnsi"/>
+          <w:color w:val="000000" w:themeColor="text1"/>
+          <w:sz w:val="16"/>
+          <w:szCs w:val="16"/>
+        </w:rPr>
+      </w:pPr>
+      <w:r>
+        <w:rPr>
+          <w:rFonts w:ascii="Consolas" w:hAnsi="Consolas" w:cstheme="minorHAnsi"/>
+          <w:color w:val="000000" w:themeColor="text1"/>
+          <w:sz w:val="16"/>
+          <w:szCs w:val="16"/>
+        </w:rPr>
+        <w:t>NEW → RUNNABLE ← WAITING        │──</w:t>
+      </w:r>
+      <w:r>
+        <w:rPr>
+          <w:rFonts w:ascii="Consolas" w:hAnsi="Consolas" w:cstheme="minorHAnsi"/>
+          <w:color w:val="000000" w:themeColor="text1"/>
+          <w:sz w:val="16"/>
+          <w:szCs w:val="16"/>
+        </w:rPr>
+        <w:t xml:space="preserve">&gt; </w:t>
+      </w:r>
+      <w:r>
+        <w:rPr>
+          <w:rFonts w:ascii="Consolas" w:hAnsi="Consolas" w:cstheme="minorHAnsi"/>
+          <w:color w:val="000000" w:themeColor="text1"/>
+          <w:sz w:val="16"/>
+          <w:szCs w:val="16"/>
+        </w:rPr>
+        <w:t>TERMINATED</w:t>
+      </w:r>
+    </w:p>
+    <w:p>
+      <w:pPr>
+        <w:spacing w:after="0"/>
+        <w:rPr>
+          <w:rFonts w:ascii="Consolas" w:hAnsi="Consolas" w:cstheme="minorHAnsi"/>
+          <w:color w:val="000000" w:themeColor="text1"/>
+          <w:sz w:val="16"/>
+          <w:szCs w:val="16"/>
+        </w:rPr>
+      </w:pPr>
+      <w:r>
+        <w:rPr>
+          <w:rFonts w:ascii="Consolas" w:hAnsi="Consolas" w:cstheme="minorHAnsi"/>
+          <w:color w:val="000000" w:themeColor="text1"/>
+          <w:sz w:val="16"/>
+          <w:szCs w:val="16"/>
+        </w:rPr>
+        <w:t xml:space="preserve">             ↑                  │</w:t>
+      </w:r>
+    </w:p>
+    <w:p>
+      <w:pPr>
+        <w:spacing w:after="0"/>
+        <w:rPr>
+          <w:rFonts w:ascii="Consolas" w:hAnsi="Consolas" w:cstheme="minorHAnsi"/>
+          <w:color w:val="000000" w:themeColor="text1"/>
+          <w:sz w:val="16"/>
+          <w:szCs w:val="16"/>
+        </w:rPr>
+      </w:pPr>
+      <w:r>
+        <w:rPr>
+          <w:rFonts w:ascii="Consolas" w:hAnsi="Consolas" w:cstheme="minorHAnsi"/>
+          <w:color w:val="000000" w:themeColor="text1"/>
+          <w:sz w:val="16"/>
+          <w:szCs w:val="16"/>
+        </w:rPr>
+        <w:t xml:space="preserve">             └ TIMED_WAITING ───┘    </w:t>
+      </w:r>
+    </w:p>
+    <w:p>
+      <w:pPr>
+        <w:spacing w:after="0"/>
+        <w:rPr>
+          <w:rFonts w:ascii="Consolas" w:hAnsi="Consolas" w:cstheme="minorHAnsi"/>
+          <w:color w:val="000000" w:themeColor="text1"/>
+          <w:sz w:val="16"/>
+          <w:szCs w:val="16"/>
+        </w:rPr>
+      </w:pPr>
+    </w:p>
+    <w:p>
+      <w:pPr>
+        <w:spacing w:after="0"/>
+        <w:rPr>
+          <w:rFonts w:cstheme="minorHAnsi"/>
+          <w:color w:val="000000" w:themeColor="text1"/>
+        </w:rPr>
+      </w:pPr>
+      <w:r>
+        <w:rPr>
+          <w:rFonts w:cstheme="minorHAnsi"/>
+          <w:b/>
+          <w:bCs/>
+          <w:color w:val="000000" w:themeColor="text1"/>
+        </w:rPr>
+        <w:t>Thread communication</w:t>
+      </w:r>
+      <w:r>
+        <w:rPr>
+          <w:rFonts w:cstheme="minorHAnsi"/>
+          <w:color w:val="000000" w:themeColor="text1"/>
+        </w:rPr>
+        <w:t xml:space="preserve">: </w:t>
+      </w:r>
+    </w:p>
+    <w:p>
+      <w:pPr>
+        <w:spacing w:after="0"/>
+        <w:rPr>
+          <w:rFonts w:cstheme="minorHAnsi"/>
+          <w:color w:val="000000" w:themeColor="text1"/>
+        </w:rPr>
+      </w:pPr>
+      <w:r>
+        <w:rPr>
+          <w:rFonts w:cstheme="minorHAnsi"/>
+          <w:color w:val="000000" w:themeColor="text1"/>
+        </w:rPr>
+        <w:t xml:space="preserve">Monitor </w:t>
+      </w:r>
+      <w:proofErr w:type="gramStart"/>
+      <w:r>
+        <w:rPr>
+          <w:rFonts w:cstheme="minorHAnsi"/>
+          <w:color w:val="000000" w:themeColor="text1"/>
+        </w:rPr>
+        <w:t>Lock :</w:t>
+      </w:r>
+      <w:proofErr w:type="gramEnd"/>
+      <w:r>
+        <w:rPr>
+          <w:rFonts w:cstheme="minorHAnsi"/>
+          <w:color w:val="000000" w:themeColor="text1"/>
+        </w:rPr>
+        <w:t xml:space="preserve"> </w:t>
+      </w:r>
+      <w:r>
+        <w:rPr>
+          <w:rFonts w:cstheme="minorHAnsi"/>
+          <w:color w:val="000000" w:themeColor="text1"/>
+        </w:rPr>
+        <w:t xml:space="preserve">A </w:t>
+      </w:r>
+      <w:r>
+        <w:rPr>
+          <w:rFonts w:cstheme="minorHAnsi"/>
+          <w:b/>
+          <w:bCs/>
+          <w:color w:val="000000" w:themeColor="text1"/>
+        </w:rPr>
+        <w:t>monitor lock</w:t>
+      </w:r>
+      <w:r>
+        <w:rPr>
+          <w:rFonts w:cstheme="minorHAnsi"/>
+          <w:color w:val="000000" w:themeColor="text1"/>
+        </w:rPr>
+        <w:t xml:space="preserve"> is Java's built-in mechanism for ensuring that </w:t>
+      </w:r>
+      <w:r>
+        <w:rPr>
+          <w:rFonts w:cstheme="minorHAnsi"/>
+          <w:color w:val="000000" w:themeColor="text1"/>
+        </w:rPr>
+        <w:t xml:space="preserve">only one thread at a time can execute a </w:t>
+      </w:r>
+      <w:r>
+        <w:rPr>
+          <w:rFonts w:cstheme="minorHAnsi"/>
+          <w:b/>
+          <w:bCs/>
+          <w:color w:val="000000" w:themeColor="text1"/>
+        </w:rPr>
+        <w:t>synchronized section</w:t>
+      </w:r>
+      <w:r>
+        <w:rPr>
+          <w:rFonts w:cstheme="minorHAnsi"/>
+          <w:color w:val="000000" w:themeColor="text1"/>
+        </w:rPr>
+        <w:t xml:space="preserve"> for a particular object.</w:t>
+      </w:r>
+    </w:p>
+    <w:p>
+      <w:pPr>
+        <w:spacing w:after="0"/>
+        <w:rPr>
+          <w:rFonts w:cstheme="minorHAnsi"/>
+          <w:color w:val="000000" w:themeColor="text1"/>
+        </w:rPr>
+      </w:pPr>
+      <w:r>
+        <w:rPr>
+          <w:rFonts w:cstheme="minorHAnsi"/>
+          <w:color w:val="000000" w:themeColor="text1"/>
+        </w:rPr>
+        <w:t xml:space="preserve"> </w:t>
+      </w:r>
+      <w:r>
+        <w:rPr>
+          <w:rFonts w:cstheme="minorHAnsi"/>
+          <w:color w:val="000000" w:themeColor="text1"/>
+        </w:rPr>
+        <w:t xml:space="preserve">A </w:t>
+      </w:r>
+      <w:r>
+        <w:rPr>
+          <w:rFonts w:cstheme="minorHAnsi"/>
+          <w:b/>
+          <w:bCs/>
+          <w:color w:val="000000" w:themeColor="text1"/>
+        </w:rPr>
+        <w:t>monitor lock belongs to an object</w:t>
+      </w:r>
+      <w:r>
+        <w:rPr>
+          <w:rFonts w:cstheme="minorHAnsi"/>
+          <w:color w:val="000000" w:themeColor="text1"/>
+        </w:rPr>
+        <w:t>, not to the synchronized keyword itself.</w:t>
+      </w:r>
+    </w:p>
     <w:p>
       <w:pPr>
         <w:spacing w:after="0"/>
@@ -12030,7 +13135,6 @@
   <w:style w:type="character" w:default="1" w:styleId="DefaultParagraphFont">
     <w:name w:val="Default Paragraph Font"/>
     <w:uiPriority w:val="1"/>
-    <w:semiHidden/>
     <w:unhideWhenUsed/>
   </w:style>
   <w:style w:type="table" w:default="1" w:styleId="TableNormal">

--- a/Java/Java_notes.docx
+++ b/Java/Java_notes.docx
@@ -6654,7 +6654,440 @@
           <w:bCs/>
           <w:color w:val="000000" w:themeColor="text1"/>
         </w:rPr>
-        <w:t>Process</w:t>
+        <w:t>Process :</w:t>
+      </w:r>
+      <w:proofErr w:type="gramEnd"/>
+      <w:r>
+        <w:rPr>
+          <w:rFonts w:cstheme="minorHAnsi"/>
+          <w:b/>
+          <w:bCs/>
+          <w:color w:val="000000" w:themeColor="text1"/>
+        </w:rPr>
+        <w:t xml:space="preserve"> </w:t>
+      </w:r>
+      <w:r>
+        <w:rPr>
+          <w:rFonts w:cstheme="minorHAnsi"/>
+          <w:color w:val="000000" w:themeColor="text1"/>
+        </w:rPr>
+        <w:t xml:space="preserve">Process is an instance of program which is getting executed. </w:t>
+      </w:r>
+    </w:p>
+    <w:p>
+      <w:pPr>
+        <w:spacing w:after="0"/>
+        <w:rPr>
+          <w:rFonts w:cstheme="minorHAnsi"/>
+          <w:color w:val="000000" w:themeColor="text1"/>
+        </w:rPr>
+      </w:pPr>
+      <w:r>
+        <w:rPr>
+          <w:rFonts w:cstheme="minorHAnsi"/>
+          <w:color w:val="000000" w:themeColor="text1"/>
+        </w:rPr>
+        <w:t>C</w:t>
+      </w:r>
+      <w:r>
+        <w:rPr>
+          <w:rFonts w:cstheme="minorHAnsi"/>
+          <w:color w:val="000000" w:themeColor="text1"/>
+        </w:rPr>
+        <w:t>ompilation (</w:t>
+      </w:r>
+      <w:proofErr w:type="spellStart"/>
+      <w:r>
+        <w:rPr>
+          <w:rFonts w:cstheme="minorHAnsi"/>
+          <w:color w:val="000000" w:themeColor="text1"/>
+        </w:rPr>
+        <w:t>iavac</w:t>
+      </w:r>
+      <w:proofErr w:type="spellEnd"/>
+      <w:r>
+        <w:rPr>
+          <w:rFonts w:cstheme="minorHAnsi"/>
+          <w:color w:val="000000" w:themeColor="text1"/>
+        </w:rPr>
+        <w:t xml:space="preserve"> Test.java</w:t>
+      </w:r>
+      <w:proofErr w:type="gramStart"/>
+      <w:r>
+        <w:rPr>
+          <w:rFonts w:cstheme="minorHAnsi"/>
+          <w:color w:val="000000" w:themeColor="text1"/>
+        </w:rPr>
+        <w:t>) :</w:t>
+      </w:r>
+      <w:proofErr w:type="gramEnd"/>
+      <w:r>
+        <w:rPr>
+          <w:rFonts w:cstheme="minorHAnsi"/>
+          <w:color w:val="000000" w:themeColor="text1"/>
+        </w:rPr>
+        <w:t xml:space="preserve"> generates bytecode that can be executed by JVM.</w:t>
+      </w:r>
+      <w:r>
+        <w:rPr>
+          <w:rFonts w:cstheme="minorHAnsi"/>
+          <w:color w:val="000000" w:themeColor="text1"/>
+        </w:rPr>
+        <w:t xml:space="preserve"> </w:t>
+      </w:r>
+    </w:p>
+    <w:p>
+      <w:pPr>
+        <w:spacing w:after="0"/>
+        <w:rPr>
+          <w:rFonts w:cstheme="minorHAnsi"/>
+          <w:color w:val="000000" w:themeColor="text1"/>
+        </w:rPr>
+      </w:pPr>
+      <w:r>
+        <w:rPr>
+          <w:rFonts w:cstheme="minorHAnsi"/>
+          <w:color w:val="000000" w:themeColor="text1"/>
+        </w:rPr>
+        <w:t>Execution (java Test</w:t>
+      </w:r>
+      <w:proofErr w:type="gramStart"/>
+      <w:r>
+        <w:rPr>
+          <w:rFonts w:cstheme="minorHAnsi"/>
+          <w:color w:val="000000" w:themeColor="text1"/>
+        </w:rPr>
+        <w:t>) :</w:t>
+      </w:r>
+      <w:proofErr w:type="gramEnd"/>
+      <w:r>
+        <w:rPr>
+          <w:rFonts w:cstheme="minorHAnsi"/>
+          <w:color w:val="000000" w:themeColor="text1"/>
+        </w:rPr>
+        <w:t xml:space="preserve"> at this point, JVM starts the new Process, here Test is the class which has "public</w:t>
+      </w:r>
+      <w:r>
+        <w:rPr>
+          <w:rFonts w:cstheme="minorHAnsi"/>
+          <w:color w:val="000000" w:themeColor="text1"/>
+        </w:rPr>
+        <w:t xml:space="preserve"> </w:t>
+      </w:r>
+      <w:r>
+        <w:rPr>
+          <w:rFonts w:cstheme="minorHAnsi"/>
+          <w:color w:val="000000" w:themeColor="text1"/>
+        </w:rPr>
+        <w:t>static void</w:t>
+      </w:r>
+      <w:r>
+        <w:rPr>
+          <w:rFonts w:cstheme="minorHAnsi"/>
+          <w:color w:val="000000" w:themeColor="text1"/>
+        </w:rPr>
+        <w:t xml:space="preserve"> </w:t>
+      </w:r>
+      <w:proofErr w:type="gramStart"/>
+      <w:r>
+        <w:rPr>
+          <w:rFonts w:cstheme="minorHAnsi"/>
+          <w:color w:val="000000" w:themeColor="text1"/>
+        </w:rPr>
+        <w:t>main(</w:t>
+      </w:r>
+      <w:proofErr w:type="gramEnd"/>
+      <w:r>
+        <w:rPr>
+          <w:rFonts w:cstheme="minorHAnsi"/>
+          <w:color w:val="000000" w:themeColor="text1"/>
+        </w:rPr>
+        <w:t xml:space="preserve">String </w:t>
+      </w:r>
+      <w:proofErr w:type="spellStart"/>
+      <w:r>
+        <w:rPr>
+          <w:rFonts w:cstheme="minorHAnsi"/>
+          <w:color w:val="000000" w:themeColor="text1"/>
+        </w:rPr>
+        <w:t>args</w:t>
+      </w:r>
+      <w:proofErr w:type="spellEnd"/>
+      <w:r>
+        <w:rPr>
+          <w:rFonts w:cstheme="minorHAnsi"/>
+          <w:color w:val="000000" w:themeColor="text1"/>
+        </w:rPr>
+        <w:t>)”</w:t>
+      </w:r>
+      <w:r>
+        <w:rPr>
+          <w:rFonts w:cstheme="minorHAnsi"/>
+          <w:color w:val="000000" w:themeColor="text1"/>
+        </w:rPr>
+        <w:t xml:space="preserve"> method.</w:t>
+      </w:r>
+    </w:p>
+    <w:p>
+      <w:pPr>
+        <w:spacing w:after="0"/>
+        <w:rPr>
+          <w:rFonts w:cstheme="minorHAnsi"/>
+          <w:color w:val="000000" w:themeColor="text1"/>
+        </w:rPr>
+      </w:pPr>
+      <w:proofErr w:type="gramStart"/>
+      <w:r>
+        <w:rPr>
+          <w:rFonts w:cstheme="minorHAnsi"/>
+          <w:b/>
+          <w:bCs/>
+          <w:color w:val="000000" w:themeColor="text1"/>
+        </w:rPr>
+        <w:t>Thread :</w:t>
+      </w:r>
+      <w:proofErr w:type="gramEnd"/>
+      <w:r>
+        <w:rPr>
+          <w:rFonts w:cstheme="minorHAnsi"/>
+          <w:b/>
+          <w:bCs/>
+          <w:color w:val="000000" w:themeColor="text1"/>
+        </w:rPr>
+        <w:t xml:space="preserve"> </w:t>
+      </w:r>
+      <w:r>
+        <w:rPr>
+          <w:rFonts w:cstheme="minorHAnsi"/>
+          <w:color w:val="000000" w:themeColor="text1"/>
+        </w:rPr>
+        <w:t>S</w:t>
+      </w:r>
+      <w:r>
+        <w:rPr>
+          <w:rFonts w:cstheme="minorHAnsi"/>
+          <w:color w:val="000000" w:themeColor="text1"/>
+        </w:rPr>
+        <w:t>mallest sequence of instructions that are executed by CPU independently.</w:t>
+      </w:r>
+    </w:p>
+    <w:p>
+      <w:pPr>
+        <w:spacing w:after="0"/>
+        <w:rPr>
+          <w:rFonts w:cstheme="minorHAnsi"/>
+          <w:color w:val="000000" w:themeColor="text1"/>
+        </w:rPr>
+      </w:pPr>
+    </w:p>
+    <w:p>
+      <w:pPr>
+        <w:spacing w:after="0"/>
+        <w:rPr>
+          <w:rFonts w:cstheme="minorHAnsi"/>
+          <w:color w:val="000000" w:themeColor="text1"/>
+        </w:rPr>
+      </w:pPr>
+      <w:r>
+        <w:rPr>
+          <w:rFonts w:cstheme="minorHAnsi"/>
+          <w:b/>
+          <w:bCs/>
+          <w:color w:val="000000" w:themeColor="text1"/>
+        </w:rPr>
+        <w:t>Multitasking</w:t>
+      </w:r>
+      <w:r>
+        <w:rPr>
+          <w:rFonts w:cstheme="minorHAnsi"/>
+          <w:color w:val="000000" w:themeColor="text1"/>
+        </w:rPr>
+        <w:t xml:space="preserve"> is the execution of multiple independent tasks, typically managed by the operating system</w:t>
+      </w:r>
+      <w:r>
+        <w:rPr>
+          <w:rFonts w:cstheme="minorHAnsi"/>
+          <w:color w:val="000000" w:themeColor="text1"/>
+        </w:rPr>
+        <w:t>.</w:t>
+      </w:r>
+    </w:p>
+    <w:p>
+      <w:pPr>
+        <w:spacing w:after="0"/>
+        <w:rPr>
+          <w:rFonts w:cstheme="minorHAnsi"/>
+          <w:color w:val="000000" w:themeColor="text1"/>
+        </w:rPr>
+      </w:pPr>
+      <w:r>
+        <w:rPr>
+          <w:rFonts w:cstheme="minorHAnsi"/>
+          <w:b/>
+          <w:bCs/>
+          <w:color w:val="000000" w:themeColor="text1"/>
+        </w:rPr>
+        <w:t>Multithreading</w:t>
+      </w:r>
+      <w:r>
+        <w:rPr>
+          <w:rFonts w:cstheme="minorHAnsi"/>
+          <w:color w:val="000000" w:themeColor="text1"/>
+        </w:rPr>
+        <w:t xml:space="preserve"> is the execution of multiple threads within the same process, where threads share the process's resources.</w:t>
+      </w:r>
+    </w:p>
+    <w:p>
+      <w:pPr>
+        <w:spacing w:after="0"/>
+        <w:rPr>
+          <w:rFonts w:cstheme="minorHAnsi"/>
+          <w:color w:val="000000" w:themeColor="text1"/>
+        </w:rPr>
+      </w:pPr>
+    </w:p>
+    <w:p>
+      <w:pPr>
+        <w:spacing w:after="0"/>
+        <w:rPr>
+          <w:rFonts w:cstheme="minorHAnsi"/>
+          <w:b/>
+          <w:bCs/>
+          <w:color w:val="000000" w:themeColor="text1"/>
+        </w:rPr>
+      </w:pPr>
+      <w:r>
+        <w:rPr>
+          <w:rFonts w:cstheme="minorHAnsi"/>
+          <w:b/>
+          <w:bCs/>
+          <w:color w:val="000000" w:themeColor="text1"/>
+        </w:rPr>
+        <w:t>Thread creation, thread lifecycle, inter thread communication</w:t>
+      </w:r>
+    </w:p>
+    <w:p>
+      <w:pPr>
+        <w:spacing w:after="0"/>
+        <w:rPr>
+          <w:rFonts w:cstheme="minorHAnsi"/>
+          <w:color w:val="000000" w:themeColor="text1"/>
+        </w:rPr>
+      </w:pPr>
+      <w:r>
+        <w:rPr>
+          <w:rFonts w:cstheme="minorHAnsi"/>
+          <w:color w:val="000000" w:themeColor="text1"/>
+        </w:rPr>
+        <w:t xml:space="preserve">Thread can be created using </w:t>
+      </w:r>
+      <w:r>
+        <w:rPr>
+          <w:rFonts w:cstheme="minorHAnsi"/>
+          <w:b/>
+          <w:bCs/>
+          <w:color w:val="000000" w:themeColor="text1"/>
+        </w:rPr>
+        <w:t>extends Thread</w:t>
+      </w:r>
+      <w:r>
+        <w:rPr>
+          <w:rFonts w:cstheme="minorHAnsi"/>
+          <w:color w:val="000000" w:themeColor="text1"/>
+        </w:rPr>
+        <w:t xml:space="preserve"> </w:t>
+      </w:r>
+      <w:r>
+        <w:rPr>
+          <w:rFonts w:cstheme="minorHAnsi"/>
+          <w:color w:val="000000" w:themeColor="text1"/>
+        </w:rPr>
+        <w:t xml:space="preserve">class </w:t>
+      </w:r>
+      <w:r>
+        <w:rPr>
+          <w:rFonts w:cstheme="minorHAnsi"/>
+          <w:color w:val="000000" w:themeColor="text1"/>
+        </w:rPr>
+        <w:t xml:space="preserve">or using </w:t>
+      </w:r>
+      <w:r>
+        <w:rPr>
+          <w:rFonts w:cstheme="minorHAnsi"/>
+          <w:b/>
+          <w:bCs/>
+          <w:color w:val="000000" w:themeColor="text1"/>
+        </w:rPr>
+        <w:t>implements</w:t>
+      </w:r>
+      <w:r>
+        <w:rPr>
+          <w:rFonts w:cstheme="minorHAnsi"/>
+          <w:color w:val="000000" w:themeColor="text1"/>
+        </w:rPr>
+        <w:t xml:space="preserve"> </w:t>
+      </w:r>
+      <w:r>
+        <w:rPr>
+          <w:rFonts w:cstheme="minorHAnsi"/>
+          <w:b/>
+          <w:bCs/>
+          <w:color w:val="000000" w:themeColor="text1"/>
+        </w:rPr>
+        <w:t>Runnable</w:t>
+      </w:r>
+      <w:r>
+        <w:rPr>
+          <w:rFonts w:cstheme="minorHAnsi"/>
+          <w:b/>
+          <w:bCs/>
+          <w:color w:val="000000" w:themeColor="text1"/>
+        </w:rPr>
+        <w:t xml:space="preserve"> </w:t>
+      </w:r>
+      <w:r>
+        <w:rPr>
+          <w:rFonts w:cstheme="minorHAnsi"/>
+          <w:color w:val="000000" w:themeColor="text1"/>
+        </w:rPr>
+        <w:t>interface</w:t>
+      </w:r>
+      <w:r>
+        <w:rPr>
+          <w:rFonts w:cstheme="minorHAnsi"/>
+          <w:color w:val="000000" w:themeColor="text1"/>
+        </w:rPr>
+        <w:t>.</w:t>
+      </w:r>
+    </w:p>
+    <w:p>
+      <w:pPr>
+        <w:spacing w:after="0"/>
+        <w:rPr>
+          <w:rFonts w:cstheme="minorHAnsi"/>
+          <w:b/>
+          <w:bCs/>
+          <w:color w:val="000000" w:themeColor="text1"/>
+        </w:rPr>
+      </w:pPr>
+      <w:r>
+        <w:rPr>
+          <w:rFonts w:cstheme="minorHAnsi"/>
+          <w:b/>
+          <w:bCs/>
+          <w:color w:val="000000" w:themeColor="text1"/>
+        </w:rPr>
+        <w:t xml:space="preserve">thread </w:t>
+      </w:r>
+      <w:proofErr w:type="gramStart"/>
+      <w:r>
+        <w:rPr>
+          <w:rFonts w:cstheme="minorHAnsi"/>
+          <w:b/>
+          <w:bCs/>
+          <w:color w:val="000000" w:themeColor="text1"/>
+        </w:rPr>
+        <w:t>lifecycle</w:t>
       </w:r>
       <w:r>
         <w:rPr>
@@ -6675,35 +7108,21 @@
         </w:rPr>
         <w:t xml:space="preserve"> </w:t>
       </w:r>
-      <w:r>
-        <w:rPr>
-          <w:rFonts w:cstheme="minorHAnsi"/>
-          <w:color w:val="000000" w:themeColor="text1"/>
-        </w:rPr>
-        <w:t xml:space="preserve">Process is an instance of program which is getting executed. </w:t>
-      </w:r>
-    </w:p>
-    <w:p>
-      <w:pPr>
-        <w:spacing w:after="0"/>
-        <w:rPr>
-          <w:rFonts w:cstheme="minorHAnsi"/>
-          <w:color w:val="000000" w:themeColor="text1"/>
-        </w:rPr>
-      </w:pPr>
-      <w:r>
-        <w:rPr>
-          <w:rFonts w:cstheme="minorHAnsi"/>
-          <w:color w:val="000000" w:themeColor="text1"/>
-        </w:rPr>
-        <w:t>C</w:t>
-      </w:r>
-      <w:r>
-        <w:rPr>
-          <w:rFonts w:cstheme="minorHAnsi"/>
-          <w:color w:val="000000" w:themeColor="text1"/>
-        </w:rPr>
-        <w:t>ompilation (</w:t>
+    </w:p>
+    <w:p>
+      <w:pPr>
+        <w:spacing w:after="0"/>
+        <w:rPr>
+          <w:rFonts w:cstheme="minorHAnsi"/>
+          <w:color w:val="000000" w:themeColor="text1"/>
+        </w:rPr>
+      </w:pPr>
+      <w:r>
+        <w:rPr>
+          <w:rFonts w:cstheme="minorHAnsi"/>
+          <w:color w:val="000000" w:themeColor="text1"/>
+        </w:rPr>
+        <w:t xml:space="preserve">The official Java </w:t>
       </w:r>
       <w:proofErr w:type="spellStart"/>
       <w:r>
@@ -6711,7 +7130,7 @@
           <w:rFonts w:cstheme="minorHAnsi"/>
           <w:color w:val="000000" w:themeColor="text1"/>
         </w:rPr>
-        <w:t>iavac</w:t>
+        <w:t>Thread.State</w:t>
       </w:r>
       <w:proofErr w:type="spellEnd"/>
       <w:r>
@@ -6719,7 +7138,435 @@
           <w:rFonts w:cstheme="minorHAnsi"/>
           <w:color w:val="000000" w:themeColor="text1"/>
         </w:rPr>
-        <w:t xml:space="preserve"> Test.java</w:t>
+        <w:t xml:space="preserve"> has </w:t>
+      </w:r>
+      <w:r>
+        <w:rPr>
+          <w:rFonts w:cstheme="minorHAnsi"/>
+          <w:b/>
+          <w:bCs/>
+          <w:color w:val="000000" w:themeColor="text1"/>
+        </w:rPr>
+        <w:t>6 states</w:t>
+      </w:r>
+      <w:r>
+        <w:rPr>
+          <w:rFonts w:cstheme="minorHAnsi"/>
+          <w:color w:val="000000" w:themeColor="text1"/>
+        </w:rPr>
+        <w:t>:</w:t>
+      </w:r>
+    </w:p>
+    <w:p>
+      <w:pPr>
+        <w:spacing w:after="0"/>
+        <w:rPr>
+          <w:rFonts w:ascii="Consolas" w:hAnsi="Consolas" w:cstheme="minorHAnsi"/>
+          <w:color w:val="000000" w:themeColor="text1"/>
+          <w:sz w:val="16"/>
+          <w:szCs w:val="16"/>
+        </w:rPr>
+      </w:pPr>
+      <w:r>
+        <w:rPr>
+          <w:rFonts w:ascii="Consolas" w:hAnsi="Consolas" w:cstheme="minorHAnsi"/>
+          <w:b/>
+          <w:bCs/>
+          <w:color w:val="000000" w:themeColor="text1"/>
+          <w:sz w:val="16"/>
+          <w:szCs w:val="16"/>
+        </w:rPr>
+        <w:t>NEW</w:t>
+      </w:r>
+      <w:r>
+        <w:rPr>
+          <w:rFonts w:ascii="Consolas" w:hAnsi="Consolas" w:cstheme="minorHAnsi"/>
+          <w:color w:val="000000" w:themeColor="text1"/>
+          <w:sz w:val="16"/>
+          <w:szCs w:val="16"/>
+        </w:rPr>
+        <w:t xml:space="preserve"> </w:t>
+      </w:r>
+      <w:r>
+        <w:rPr>
+          <w:rFonts w:ascii="Consolas" w:hAnsi="Consolas" w:cstheme="minorHAnsi"/>
+          <w:color w:val="000000" w:themeColor="text1"/>
+          <w:sz w:val="16"/>
+          <w:szCs w:val="16"/>
+        </w:rPr>
+        <w:t>-&gt;</w:t>
+      </w:r>
+      <w:r>
+        <w:rPr>
+          <w:rFonts w:ascii="Consolas" w:hAnsi="Consolas" w:cstheme="minorHAnsi"/>
+          <w:color w:val="000000" w:themeColor="text1"/>
+          <w:sz w:val="16"/>
+          <w:szCs w:val="16"/>
+        </w:rPr>
+        <w:t xml:space="preserve"> </w:t>
+      </w:r>
+      <w:r>
+        <w:rPr>
+          <w:rFonts w:ascii="Consolas" w:hAnsi="Consolas" w:cstheme="minorHAnsi"/>
+          <w:b/>
+          <w:bCs/>
+          <w:color w:val="000000" w:themeColor="text1"/>
+          <w:sz w:val="16"/>
+          <w:szCs w:val="16"/>
+        </w:rPr>
+        <w:t>RUNNABLE</w:t>
+      </w:r>
+      <w:r>
+        <w:rPr>
+          <w:rFonts w:ascii="Consolas" w:hAnsi="Consolas" w:cstheme="minorHAnsi"/>
+          <w:color w:val="000000" w:themeColor="text1"/>
+          <w:sz w:val="16"/>
+          <w:szCs w:val="16"/>
+        </w:rPr>
+        <w:t xml:space="preserve"> </w:t>
+      </w:r>
+      <w:r>
+        <w:rPr>
+          <w:rFonts w:ascii="Consolas" w:hAnsi="Consolas" w:cstheme="minorHAnsi"/>
+          <w:color w:val="000000" w:themeColor="text1"/>
+          <w:sz w:val="16"/>
+          <w:szCs w:val="16"/>
+        </w:rPr>
+        <w:t>-&gt;</w:t>
+      </w:r>
+      <w:r>
+        <w:rPr>
+          <w:rFonts w:ascii="Consolas" w:hAnsi="Consolas" w:cstheme="minorHAnsi"/>
+          <w:color w:val="000000" w:themeColor="text1"/>
+          <w:sz w:val="16"/>
+          <w:szCs w:val="16"/>
+        </w:rPr>
+        <w:t xml:space="preserve"> RUNNING* </w:t>
+      </w:r>
+      <w:r>
+        <w:rPr>
+          <w:rFonts w:ascii="Consolas" w:hAnsi="Consolas" w:cstheme="minorHAnsi"/>
+          <w:color w:val="000000" w:themeColor="text1"/>
+          <w:sz w:val="16"/>
+          <w:szCs w:val="16"/>
+        </w:rPr>
+        <w:t>-&gt;</w:t>
+      </w:r>
+      <w:r>
+        <w:rPr>
+          <w:rFonts w:ascii="Consolas" w:hAnsi="Consolas" w:cstheme="minorHAnsi"/>
+          <w:color w:val="000000" w:themeColor="text1"/>
+          <w:sz w:val="16"/>
+          <w:szCs w:val="16"/>
+        </w:rPr>
+        <w:t xml:space="preserve"> </w:t>
+      </w:r>
+      <w:r>
+        <w:rPr>
+          <w:rFonts w:ascii="Consolas" w:hAnsi="Consolas" w:cstheme="minorHAnsi"/>
+          <w:b/>
+          <w:bCs/>
+          <w:color w:val="000000" w:themeColor="text1"/>
+          <w:sz w:val="16"/>
+          <w:szCs w:val="16"/>
+        </w:rPr>
+        <w:t>TERMINATED</w:t>
+      </w:r>
+    </w:p>
+    <w:p>
+      <w:pPr>
+        <w:spacing w:after="0"/>
+        <w:rPr>
+          <w:rFonts w:ascii="Consolas" w:hAnsi="Consolas" w:cstheme="minorHAnsi"/>
+          <w:color w:val="000000" w:themeColor="text1"/>
+          <w:sz w:val="16"/>
+          <w:szCs w:val="16"/>
+        </w:rPr>
+      </w:pPr>
+    </w:p>
+    <w:p>
+      <w:pPr>
+        <w:spacing w:after="0"/>
+        <w:rPr>
+          <w:rFonts w:ascii="Consolas" w:hAnsi="Consolas" w:cstheme="minorHAnsi"/>
+          <w:color w:val="000000" w:themeColor="text1"/>
+          <w:sz w:val="16"/>
+          <w:szCs w:val="16"/>
+        </w:rPr>
+      </w:pPr>
+      <w:r>
+        <w:rPr>
+          <w:rFonts w:ascii="Consolas" w:hAnsi="Consolas" w:cstheme="minorHAnsi"/>
+          <w:color w:val="000000" w:themeColor="text1"/>
+          <w:sz w:val="16"/>
+          <w:szCs w:val="16"/>
+        </w:rPr>
+        <w:t>And while runnable, it can temporarily enter:</w:t>
+      </w:r>
+    </w:p>
+    <w:p>
+      <w:pPr>
+        <w:spacing w:after="0"/>
+        <w:rPr>
+          <w:rFonts w:ascii="Consolas" w:hAnsi="Consolas" w:cstheme="minorHAnsi"/>
+          <w:b/>
+          <w:bCs/>
+          <w:color w:val="000000" w:themeColor="text1"/>
+          <w:sz w:val="16"/>
+          <w:szCs w:val="16"/>
+        </w:rPr>
+      </w:pPr>
+      <w:r>
+        <w:rPr>
+          <w:rFonts w:ascii="Consolas" w:hAnsi="Consolas" w:cstheme="minorHAnsi"/>
+          <w:b/>
+          <w:bCs/>
+          <w:color w:val="000000" w:themeColor="text1"/>
+          <w:sz w:val="16"/>
+          <w:szCs w:val="16"/>
+        </w:rPr>
+        <w:t>WAITING</w:t>
+      </w:r>
+      <w:r>
+        <w:rPr>
+          <w:rFonts w:ascii="Consolas" w:hAnsi="Consolas" w:cstheme="minorHAnsi"/>
+          <w:color w:val="000000" w:themeColor="text1"/>
+          <w:sz w:val="16"/>
+          <w:szCs w:val="16"/>
+        </w:rPr>
+        <w:t>,</w:t>
+      </w:r>
+      <w:r>
+        <w:rPr>
+          <w:rFonts w:ascii="Consolas" w:hAnsi="Consolas" w:cstheme="minorHAnsi"/>
+          <w:color w:val="000000" w:themeColor="text1"/>
+          <w:sz w:val="16"/>
+          <w:szCs w:val="16"/>
+        </w:rPr>
+        <w:t xml:space="preserve"> </w:t>
+      </w:r>
+      <w:r>
+        <w:rPr>
+          <w:rFonts w:ascii="Consolas" w:hAnsi="Consolas" w:cstheme="minorHAnsi"/>
+          <w:b/>
+          <w:bCs/>
+          <w:color w:val="000000" w:themeColor="text1"/>
+          <w:sz w:val="16"/>
+          <w:szCs w:val="16"/>
+        </w:rPr>
+        <w:t>TIMED_WAITING</w:t>
+      </w:r>
+      <w:r>
+        <w:rPr>
+          <w:rFonts w:ascii="Consolas" w:hAnsi="Consolas" w:cstheme="minorHAnsi"/>
+          <w:color w:val="000000" w:themeColor="text1"/>
+          <w:sz w:val="16"/>
+          <w:szCs w:val="16"/>
+        </w:rPr>
+        <w:t>,</w:t>
+      </w:r>
+      <w:r>
+        <w:rPr>
+          <w:rFonts w:ascii="Consolas" w:hAnsi="Consolas" w:cstheme="minorHAnsi"/>
+          <w:color w:val="000000" w:themeColor="text1"/>
+          <w:sz w:val="16"/>
+          <w:szCs w:val="16"/>
+        </w:rPr>
+        <w:t xml:space="preserve"> </w:t>
+      </w:r>
+      <w:r>
+        <w:rPr>
+          <w:rFonts w:ascii="Consolas" w:hAnsi="Consolas" w:cstheme="minorHAnsi"/>
+          <w:b/>
+          <w:bCs/>
+          <w:color w:val="000000" w:themeColor="text1"/>
+          <w:sz w:val="16"/>
+          <w:szCs w:val="16"/>
+        </w:rPr>
+        <w:t>BLOCKED</w:t>
+      </w:r>
+    </w:p>
+    <w:p>
+      <w:pPr>
+        <w:spacing w:after="0"/>
+        <w:rPr>
+          <w:rFonts w:ascii="Consolas" w:hAnsi="Consolas" w:cstheme="minorHAnsi"/>
+          <w:b/>
+          <w:bCs/>
+          <w:color w:val="000000" w:themeColor="text1"/>
+          <w:sz w:val="16"/>
+          <w:szCs w:val="16"/>
+        </w:rPr>
+      </w:pPr>
+    </w:p>
+    <w:p>
+      <w:pPr>
+        <w:spacing w:after="0"/>
+        <w:rPr>
+          <w:rFonts w:ascii="Consolas" w:hAnsi="Consolas" w:cstheme="minorHAnsi"/>
+          <w:color w:val="000000" w:themeColor="text1"/>
+          <w:sz w:val="16"/>
+          <w:szCs w:val="16"/>
+        </w:rPr>
+      </w:pPr>
+      <w:r>
+        <w:rPr>
+          <w:rFonts w:ascii="Consolas" w:hAnsi="Consolas" w:cstheme="minorHAnsi"/>
+          <w:color w:val="000000" w:themeColor="text1"/>
+          <w:sz w:val="16"/>
+          <w:szCs w:val="16"/>
+        </w:rPr>
+        <w:t xml:space="preserve">             ┌── BLOCKED ───────┐</w:t>
+      </w:r>
+    </w:p>
+    <w:p>
+      <w:pPr>
+        <w:spacing w:after="0"/>
+        <w:rPr>
+          <w:rFonts w:ascii="Consolas" w:hAnsi="Consolas" w:cstheme="minorHAnsi"/>
+          <w:color w:val="000000" w:themeColor="text1"/>
+          <w:sz w:val="16"/>
+          <w:szCs w:val="16"/>
+        </w:rPr>
+      </w:pPr>
+      <w:r>
+        <w:rPr>
+          <w:rFonts w:ascii="Consolas" w:hAnsi="Consolas" w:cstheme="minorHAnsi"/>
+          <w:color w:val="000000" w:themeColor="text1"/>
+          <w:sz w:val="16"/>
+          <w:szCs w:val="16"/>
+        </w:rPr>
+        <w:t xml:space="preserve">             │                  ↓</w:t>
+      </w:r>
+    </w:p>
+    <w:p>
+      <w:pPr>
+        <w:spacing w:after="0"/>
+        <w:rPr>
+          <w:rFonts w:ascii="Consolas" w:hAnsi="Consolas" w:cstheme="minorHAnsi"/>
+          <w:color w:val="000000" w:themeColor="text1"/>
+          <w:sz w:val="16"/>
+          <w:szCs w:val="16"/>
+        </w:rPr>
+      </w:pPr>
+      <w:r>
+        <w:rPr>
+          <w:rFonts w:ascii="Consolas" w:hAnsi="Consolas" w:cstheme="minorHAnsi"/>
+          <w:color w:val="000000" w:themeColor="text1"/>
+          <w:sz w:val="16"/>
+          <w:szCs w:val="16"/>
+        </w:rPr>
+        <w:t>NEW → RUNNABLE ← WAITING        │──</w:t>
+      </w:r>
+      <w:r>
+        <w:rPr>
+          <w:rFonts w:ascii="Consolas" w:hAnsi="Consolas" w:cstheme="minorHAnsi"/>
+          <w:color w:val="000000" w:themeColor="text1"/>
+          <w:sz w:val="16"/>
+          <w:szCs w:val="16"/>
+        </w:rPr>
+        <w:t xml:space="preserve">&gt; </w:t>
+      </w:r>
+      <w:r>
+        <w:rPr>
+          <w:rFonts w:ascii="Consolas" w:hAnsi="Consolas" w:cstheme="minorHAnsi"/>
+          <w:color w:val="000000" w:themeColor="text1"/>
+          <w:sz w:val="16"/>
+          <w:szCs w:val="16"/>
+        </w:rPr>
+        <w:t>TERMINATED</w:t>
+      </w:r>
+    </w:p>
+    <w:p>
+      <w:pPr>
+        <w:spacing w:after="0"/>
+        <w:rPr>
+          <w:rFonts w:ascii="Consolas" w:hAnsi="Consolas" w:cstheme="minorHAnsi"/>
+          <w:color w:val="000000" w:themeColor="text1"/>
+          <w:sz w:val="16"/>
+          <w:szCs w:val="16"/>
+        </w:rPr>
+      </w:pPr>
+      <w:r>
+        <w:rPr>
+          <w:rFonts w:ascii="Consolas" w:hAnsi="Consolas" w:cstheme="minorHAnsi"/>
+          <w:color w:val="000000" w:themeColor="text1"/>
+          <w:sz w:val="16"/>
+          <w:szCs w:val="16"/>
+        </w:rPr>
+        <w:t xml:space="preserve">             ↑                  │</w:t>
+      </w:r>
+    </w:p>
+    <w:p>
+      <w:pPr>
+        <w:spacing w:after="0"/>
+        <w:rPr>
+          <w:rFonts w:ascii="Consolas" w:hAnsi="Consolas" w:cstheme="minorHAnsi"/>
+          <w:color w:val="000000" w:themeColor="text1"/>
+          <w:sz w:val="16"/>
+          <w:szCs w:val="16"/>
+        </w:rPr>
+      </w:pPr>
+      <w:r>
+        <w:rPr>
+          <w:rFonts w:ascii="Consolas" w:hAnsi="Consolas" w:cstheme="minorHAnsi"/>
+          <w:color w:val="000000" w:themeColor="text1"/>
+          <w:sz w:val="16"/>
+          <w:szCs w:val="16"/>
+        </w:rPr>
+        <w:t xml:space="preserve">             └ TIMED_WAITING ───┘    </w:t>
+      </w:r>
+    </w:p>
+    <w:p>
+      <w:pPr>
+        <w:spacing w:after="0"/>
+        <w:rPr>
+          <w:rFonts w:ascii="Consolas" w:hAnsi="Consolas" w:cstheme="minorHAnsi"/>
+          <w:color w:val="000000" w:themeColor="text1"/>
+          <w:sz w:val="16"/>
+          <w:szCs w:val="16"/>
+        </w:rPr>
+      </w:pPr>
+    </w:p>
+    <w:p>
+      <w:pPr>
+        <w:spacing w:after="0"/>
+        <w:rPr>
+          <w:rFonts w:cstheme="minorHAnsi"/>
+          <w:color w:val="000000" w:themeColor="text1"/>
+        </w:rPr>
+      </w:pPr>
+      <w:r>
+        <w:rPr>
+          <w:rFonts w:cstheme="minorHAnsi"/>
+          <w:b/>
+          <w:bCs/>
+          <w:color w:val="000000" w:themeColor="text1"/>
+        </w:rPr>
+        <w:t>Thread communication</w:t>
+      </w:r>
+      <w:r>
+        <w:rPr>
+          <w:rFonts w:cstheme="minorHAnsi"/>
+          <w:color w:val="000000" w:themeColor="text1"/>
+        </w:rPr>
+        <w:t xml:space="preserve">: </w:t>
+      </w:r>
+    </w:p>
+    <w:p>
+      <w:pPr>
+        <w:spacing w:after="0"/>
+        <w:rPr>
+          <w:rFonts w:cstheme="minorHAnsi"/>
+          <w:color w:val="000000" w:themeColor="text1"/>
+        </w:rPr>
+      </w:pPr>
+      <w:r>
+        <w:rPr>
+          <w:rFonts w:cstheme="minorHAnsi"/>
+          <w:color w:val="000000" w:themeColor="text1"/>
+        </w:rPr>
+        <w:t xml:space="preserve">Monitor </w:t>
       </w:r>
       <w:proofErr w:type="gramStart"/>
       <w:r>
@@ -6727,7 +7574,7 @@
           <w:rFonts w:cstheme="minorHAnsi"/>
           <w:color w:val="000000" w:themeColor="text1"/>
         </w:rPr>
-        <w:t>) :</w:t>
+        <w:t>Lock :</w:t>
       </w:r>
       <w:proofErr w:type="gramEnd"/>
       <w:r>
@@ -6735,75 +7582,154 @@
           <w:rFonts w:cstheme="minorHAnsi"/>
           <w:color w:val="000000" w:themeColor="text1"/>
         </w:rPr>
-        <w:t xml:space="preserve"> generates bytecode that can be executed by JVM.</w:t>
-      </w:r>
-      <w:r>
-        <w:rPr>
-          <w:rFonts w:cstheme="minorHAnsi"/>
-          <w:color w:val="000000" w:themeColor="text1"/>
-        </w:rPr>
         <w:t xml:space="preserve"> </w:t>
       </w:r>
-    </w:p>
-    <w:p>
-      <w:pPr>
-        <w:spacing w:after="0"/>
-        <w:rPr>
-          <w:rFonts w:cstheme="minorHAnsi"/>
-          <w:color w:val="000000" w:themeColor="text1"/>
-        </w:rPr>
-      </w:pPr>
-      <w:r>
-        <w:rPr>
-          <w:rFonts w:cstheme="minorHAnsi"/>
-          <w:color w:val="000000" w:themeColor="text1"/>
-        </w:rPr>
-        <w:t>Execution (java Test</w:t>
-      </w:r>
+      <w:r>
+        <w:rPr>
+          <w:rFonts w:cstheme="minorHAnsi"/>
+          <w:color w:val="000000" w:themeColor="text1"/>
+        </w:rPr>
+        <w:t xml:space="preserve">A </w:t>
+      </w:r>
+      <w:r>
+        <w:rPr>
+          <w:rFonts w:cstheme="minorHAnsi"/>
+          <w:b/>
+          <w:bCs/>
+          <w:color w:val="000000" w:themeColor="text1"/>
+        </w:rPr>
+        <w:t>monitor lock</w:t>
+      </w:r>
+      <w:r>
+        <w:rPr>
+          <w:rFonts w:cstheme="minorHAnsi"/>
+          <w:color w:val="000000" w:themeColor="text1"/>
+        </w:rPr>
+        <w:t xml:space="preserve"> is Java's built-in mechanism for ensuring that </w:t>
+      </w:r>
+      <w:r>
+        <w:rPr>
+          <w:rFonts w:cstheme="minorHAnsi"/>
+          <w:color w:val="000000" w:themeColor="text1"/>
+        </w:rPr>
+        <w:t xml:space="preserve">only one thread at a time can execute a </w:t>
+      </w:r>
+      <w:r>
+        <w:rPr>
+          <w:rFonts w:cstheme="minorHAnsi"/>
+          <w:b/>
+          <w:bCs/>
+          <w:color w:val="000000" w:themeColor="text1"/>
+        </w:rPr>
+        <w:t>synchronized section</w:t>
+      </w:r>
+      <w:r>
+        <w:rPr>
+          <w:rFonts w:cstheme="minorHAnsi"/>
+          <w:color w:val="000000" w:themeColor="text1"/>
+        </w:rPr>
+        <w:t xml:space="preserve"> for a particular object.</w:t>
+      </w:r>
+    </w:p>
+    <w:p>
+      <w:pPr>
+        <w:spacing w:after="0"/>
+        <w:rPr>
+          <w:rFonts w:cstheme="minorHAnsi"/>
+          <w:color w:val="000000" w:themeColor="text1"/>
+        </w:rPr>
+      </w:pPr>
+      <w:r>
+        <w:rPr>
+          <w:rFonts w:cstheme="minorHAnsi"/>
+          <w:color w:val="000000" w:themeColor="text1"/>
+        </w:rPr>
+        <w:t xml:space="preserve"> </w:t>
+      </w:r>
+      <w:r>
+        <w:rPr>
+          <w:rFonts w:cstheme="minorHAnsi"/>
+          <w:color w:val="000000" w:themeColor="text1"/>
+        </w:rPr>
+        <w:t xml:space="preserve">A </w:t>
+      </w:r>
+      <w:r>
+        <w:rPr>
+          <w:rFonts w:cstheme="minorHAnsi"/>
+          <w:b/>
+          <w:bCs/>
+          <w:color w:val="000000" w:themeColor="text1"/>
+        </w:rPr>
+        <w:t>monitor lock belongs to an object</w:t>
+      </w:r>
+      <w:r>
+        <w:rPr>
+          <w:rFonts w:cstheme="minorHAnsi"/>
+          <w:color w:val="000000" w:themeColor="text1"/>
+        </w:rPr>
+        <w:t>, not to the synchronized keyword itself.</w:t>
+      </w:r>
+    </w:p>
+    <w:p>
+      <w:pPr>
+        <w:spacing w:after="0"/>
+        <w:rPr>
+          <w:rFonts w:cstheme="minorHAnsi"/>
+          <w:color w:val="000000" w:themeColor="text1"/>
+        </w:rPr>
+      </w:pPr>
+    </w:p>
+    <w:p>
+      <w:pPr>
+        <w:spacing w:after="0"/>
+        <w:rPr>
+          <w:rFonts w:cstheme="minorHAnsi"/>
+          <w:color w:val="000000" w:themeColor="text1"/>
+        </w:rPr>
+      </w:pPr>
       <w:proofErr w:type="gramStart"/>
       <w:r>
         <w:rPr>
           <w:rFonts w:cstheme="minorHAnsi"/>
-          <w:color w:val="000000" w:themeColor="text1"/>
-        </w:rPr>
-        <w:t>) :</w:t>
+          <w:b/>
+          <w:bCs/>
+          <w:color w:val="000000" w:themeColor="text1"/>
+        </w:rPr>
+        <w:t>wait(</w:t>
       </w:r>
       <w:proofErr w:type="gramEnd"/>
       <w:r>
         <w:rPr>
           <w:rFonts w:cstheme="minorHAnsi"/>
-          <w:color w:val="000000" w:themeColor="text1"/>
-        </w:rPr>
-        <w:t xml:space="preserve"> at this point, JVM starts the new Process, here Test is the class which has "public</w:t>
-      </w:r>
-      <w:r>
-        <w:rPr>
-          <w:rFonts w:cstheme="minorHAnsi"/>
-          <w:color w:val="000000" w:themeColor="text1"/>
-        </w:rPr>
-        <w:t xml:space="preserve"> </w:t>
-      </w:r>
-      <w:r>
-        <w:rPr>
-          <w:rFonts w:cstheme="minorHAnsi"/>
-          <w:color w:val="000000" w:themeColor="text1"/>
-        </w:rPr>
-        <w:t>static void</w:t>
-      </w:r>
-      <w:r>
-        <w:rPr>
-          <w:rFonts w:cstheme="minorHAnsi"/>
-          <w:color w:val="000000" w:themeColor="text1"/>
-        </w:rPr>
-        <w:t xml:space="preserve"> </w:t>
-      </w:r>
+          <w:b/>
+          <w:bCs/>
+          <w:color w:val="000000" w:themeColor="text1"/>
+        </w:rPr>
+        <w:t>)</w:t>
+      </w:r>
+      <w:r>
+        <w:rPr>
+          <w:rFonts w:cstheme="minorHAnsi"/>
+          <w:color w:val="000000" w:themeColor="text1"/>
+        </w:rPr>
+        <w:t xml:space="preserve"> releases the object's monitor lock and puts the current thread into the WAITING state until it is notified (notify()/</w:t>
+      </w:r>
+      <w:proofErr w:type="spellStart"/>
       <w:proofErr w:type="gramStart"/>
       <w:r>
         <w:rPr>
           <w:rFonts w:cstheme="minorHAnsi"/>
           <w:color w:val="000000" w:themeColor="text1"/>
         </w:rPr>
-        <w:t>main(</w:t>
+        <w:t>notifyAll</w:t>
+      </w:r>
+      <w:proofErr w:type="spellEnd"/>
+      <w:r>
+        <w:rPr>
+          <w:rFonts w:cstheme="minorHAnsi"/>
+          <w:color w:val="000000" w:themeColor="text1"/>
+        </w:rPr>
+        <w:t>(</w:t>
       </w:r>
       <w:proofErr w:type="gramEnd"/>
       <w:r>
@@ -6811,30 +7737,46 @@
           <w:rFonts w:cstheme="minorHAnsi"/>
           <w:color w:val="000000" w:themeColor="text1"/>
         </w:rPr>
-        <w:t xml:space="preserve">String </w:t>
+        <w:t xml:space="preserve">)) or </w:t>
       </w:r>
       <w:proofErr w:type="spellStart"/>
-      <w:r>
-        <w:rPr>
-          <w:rFonts w:cstheme="minorHAnsi"/>
-          <w:color w:val="000000" w:themeColor="text1"/>
-        </w:rPr>
-        <w:t>args</w:t>
+      <w:proofErr w:type="gramStart"/>
+      <w:r>
+        <w:rPr>
+          <w:rFonts w:cstheme="minorHAnsi"/>
+          <w:color w:val="000000" w:themeColor="text1"/>
+        </w:rPr>
+        <w:t>interrupted.</w:t>
+      </w:r>
+      <w:r>
+        <w:rPr>
+          <w:rFonts w:cstheme="minorHAnsi"/>
+          <w:color w:val="000000" w:themeColor="text1"/>
+        </w:rPr>
+        <w:t>sleep</w:t>
       </w:r>
       <w:proofErr w:type="spellEnd"/>
-      <w:r>
-        <w:rPr>
-          <w:rFonts w:cstheme="minorHAnsi"/>
-          <w:color w:val="000000" w:themeColor="text1"/>
-        </w:rPr>
-        <w:t>)”</w:t>
-      </w:r>
-      <w:r>
-        <w:rPr>
-          <w:rFonts w:cstheme="minorHAnsi"/>
-          <w:color w:val="000000" w:themeColor="text1"/>
-        </w:rPr>
-        <w:t xml:space="preserve"> method.</w:t>
+      <w:proofErr w:type="gramEnd"/>
+      <w:r>
+        <w:rPr>
+          <w:rFonts w:cstheme="minorHAnsi"/>
+          <w:color w:val="000000" w:themeColor="text1"/>
+        </w:rPr>
+        <w:t>() does not</w:t>
+      </w:r>
+      <w:r>
+        <w:rPr>
+          <w:rFonts w:cstheme="minorHAnsi"/>
+          <w:color w:val="000000" w:themeColor="text1"/>
+        </w:rPr>
+        <w:t xml:space="preserve"> release lock</w:t>
+      </w:r>
+      <w:r>
+        <w:rPr>
+          <w:rFonts w:cstheme="minorHAnsi"/>
+          <w:color w:val="000000" w:themeColor="text1"/>
+        </w:rPr>
+        <w:t xml:space="preserve">. </w:t>
       </w:r>
     </w:p>
     <w:p>
@@ -6853,7 +7795,7 @@
           <w:bCs/>
           <w:color w:val="000000" w:themeColor="text1"/>
         </w:rPr>
-        <w:t>Thread :</w:t>
+        <w:t>sleep(</w:t>
       </w:r>
       <w:proofErr w:type="gramEnd"/>
       <w:r>
@@ -6863,8 +7805,1050 @@
           <w:bCs/>
           <w:color w:val="000000" w:themeColor="text1"/>
         </w:rPr>
-        <w:t xml:space="preserve"> </w:t>
-      </w:r>
+        <w:t>)</w:t>
+      </w:r>
+      <w:r>
+        <w:rPr>
+          <w:rFonts w:cstheme="minorHAnsi"/>
+          <w:color w:val="000000" w:themeColor="text1"/>
+        </w:rPr>
+        <w:t xml:space="preserve"> pauses the current thread for a specified amount of time. It does NOT release any monitor lock the thread currently holds.</w:t>
+      </w:r>
+    </w:p>
+    <w:p>
+      <w:pPr>
+        <w:spacing w:after="0"/>
+        <w:rPr>
+          <w:rFonts w:cstheme="minorHAnsi"/>
+          <w:color w:val="000000" w:themeColor="text1"/>
+        </w:rPr>
+      </w:pPr>
+      <w:proofErr w:type="gramStart"/>
+      <w:r>
+        <w:rPr>
+          <w:rFonts w:cstheme="minorHAnsi"/>
+          <w:b/>
+          <w:bCs/>
+          <w:color w:val="000000" w:themeColor="text1"/>
+        </w:rPr>
+        <w:t>notify(</w:t>
+      </w:r>
+      <w:proofErr w:type="gramEnd"/>
+      <w:r>
+        <w:rPr>
+          <w:rFonts w:cstheme="minorHAnsi"/>
+          <w:b/>
+          <w:bCs/>
+          <w:color w:val="000000" w:themeColor="text1"/>
+        </w:rPr>
+        <w:t>)</w:t>
+      </w:r>
+      <w:r>
+        <w:rPr>
+          <w:rFonts w:cstheme="minorHAnsi"/>
+          <w:color w:val="000000" w:themeColor="text1"/>
+        </w:rPr>
+        <w:t xml:space="preserve"> wakes one thread that is waiting on the same object's monitor. The lock is NOT released immediately; the notifying thread must first leave the synchronized block/method, after which the awakened thread can compete to acquire the lock.</w:t>
+      </w:r>
+    </w:p>
+    <w:p>
+      <w:pPr>
+        <w:spacing w:after="0"/>
+        <w:rPr>
+          <w:rFonts w:ascii="Consolas" w:hAnsi="Consolas" w:cstheme="minorHAnsi"/>
+          <w:color w:val="000000" w:themeColor="text1"/>
+          <w:sz w:val="16"/>
+          <w:szCs w:val="16"/>
+        </w:rPr>
+      </w:pPr>
+      <w:r>
+        <w:rPr>
+          <w:rFonts w:ascii="Consolas" w:hAnsi="Consolas" w:cstheme="minorHAnsi"/>
+          <w:color w:val="000000" w:themeColor="text1"/>
+          <w:sz w:val="16"/>
+          <w:szCs w:val="16"/>
+        </w:rPr>
+        <w:t xml:space="preserve">Thread A → owns lock → </w:t>
+      </w:r>
+      <w:proofErr w:type="gramStart"/>
+      <w:r>
+        <w:rPr>
+          <w:rFonts w:ascii="Consolas" w:hAnsi="Consolas" w:cstheme="minorHAnsi"/>
+          <w:color w:val="000000" w:themeColor="text1"/>
+          <w:sz w:val="16"/>
+          <w:szCs w:val="16"/>
+        </w:rPr>
+        <w:t>notify(</w:t>
+      </w:r>
+      <w:proofErr w:type="gramEnd"/>
+      <w:r>
+        <w:rPr>
+          <w:rFonts w:ascii="Consolas" w:hAnsi="Consolas" w:cstheme="minorHAnsi"/>
+          <w:color w:val="000000" w:themeColor="text1"/>
+          <w:sz w:val="16"/>
+          <w:szCs w:val="16"/>
+        </w:rPr>
+        <w:t>)</w:t>
+      </w:r>
+    </w:p>
+    <w:p>
+      <w:pPr>
+        <w:spacing w:after="0"/>
+        <w:rPr>
+          <w:rFonts w:ascii="Consolas" w:hAnsi="Consolas" w:cstheme="minorHAnsi"/>
+          <w:color w:val="000000" w:themeColor="text1"/>
+          <w:sz w:val="16"/>
+          <w:szCs w:val="16"/>
+        </w:rPr>
+      </w:pPr>
+      <w:r>
+        <w:rPr>
+          <w:rFonts w:ascii="Consolas" w:hAnsi="Consolas" w:cstheme="minorHAnsi"/>
+          <w:color w:val="000000" w:themeColor="text1"/>
+          <w:sz w:val="16"/>
+          <w:szCs w:val="16"/>
+        </w:rPr>
+        <w:t xml:space="preserve">                    ↓</w:t>
+      </w:r>
+    </w:p>
+    <w:p>
+      <w:pPr>
+        <w:spacing w:after="0"/>
+        <w:rPr>
+          <w:rFonts w:ascii="Consolas" w:hAnsi="Consolas" w:cstheme="minorHAnsi"/>
+          <w:color w:val="000000" w:themeColor="text1"/>
+          <w:sz w:val="16"/>
+          <w:szCs w:val="16"/>
+        </w:rPr>
+      </w:pPr>
+      <w:r>
+        <w:rPr>
+          <w:rFonts w:ascii="Consolas" w:hAnsi="Consolas" w:cstheme="minorHAnsi"/>
+          <w:color w:val="000000" w:themeColor="text1"/>
+          <w:sz w:val="16"/>
+          <w:szCs w:val="16"/>
+        </w:rPr>
+        <w:t xml:space="preserve">             Thread B is awakened</w:t>
+      </w:r>
+    </w:p>
+    <w:p>
+      <w:pPr>
+        <w:spacing w:after="0"/>
+        <w:rPr>
+          <w:rFonts w:ascii="Consolas" w:hAnsi="Consolas" w:cstheme="minorHAnsi"/>
+          <w:color w:val="000000" w:themeColor="text1"/>
+          <w:sz w:val="16"/>
+          <w:szCs w:val="16"/>
+        </w:rPr>
+      </w:pPr>
+      <w:r>
+        <w:rPr>
+          <w:rFonts w:ascii="Consolas" w:hAnsi="Consolas" w:cstheme="minorHAnsi"/>
+          <w:color w:val="000000" w:themeColor="text1"/>
+          <w:sz w:val="16"/>
+          <w:szCs w:val="16"/>
+        </w:rPr>
+        <w:t xml:space="preserve">                    ↓</w:t>
+      </w:r>
+    </w:p>
+    <w:p>
+      <w:pPr>
+        <w:spacing w:after="0"/>
+        <w:rPr>
+          <w:rFonts w:ascii="Consolas" w:hAnsi="Consolas" w:cstheme="minorHAnsi"/>
+          <w:color w:val="000000" w:themeColor="text1"/>
+          <w:sz w:val="16"/>
+          <w:szCs w:val="16"/>
+        </w:rPr>
+      </w:pPr>
+      <w:r>
+        <w:rPr>
+          <w:rFonts w:ascii="Consolas" w:hAnsi="Consolas" w:cstheme="minorHAnsi"/>
+          <w:color w:val="000000" w:themeColor="text1"/>
+          <w:sz w:val="16"/>
+          <w:szCs w:val="16"/>
+        </w:rPr>
+        <w:t>Thread A still owns lock</w:t>
+      </w:r>
+    </w:p>
+    <w:p>
+      <w:pPr>
+        <w:spacing w:after="0"/>
+        <w:rPr>
+          <w:rFonts w:ascii="Consolas" w:hAnsi="Consolas" w:cstheme="minorHAnsi"/>
+          <w:color w:val="000000" w:themeColor="text1"/>
+          <w:sz w:val="16"/>
+          <w:szCs w:val="16"/>
+        </w:rPr>
+      </w:pPr>
+      <w:r>
+        <w:rPr>
+          <w:rFonts w:ascii="Consolas" w:hAnsi="Consolas" w:cstheme="minorHAnsi"/>
+          <w:color w:val="000000" w:themeColor="text1"/>
+          <w:sz w:val="16"/>
+          <w:szCs w:val="16"/>
+        </w:rPr>
+        <w:t xml:space="preserve">                    ↓</w:t>
+      </w:r>
+    </w:p>
+    <w:p>
+      <w:pPr>
+        <w:spacing w:after="0"/>
+        <w:rPr>
+          <w:rFonts w:ascii="Consolas" w:hAnsi="Consolas" w:cstheme="minorHAnsi"/>
+          <w:color w:val="000000" w:themeColor="text1"/>
+          <w:sz w:val="16"/>
+          <w:szCs w:val="16"/>
+        </w:rPr>
+      </w:pPr>
+      <w:r>
+        <w:rPr>
+          <w:rFonts w:ascii="Consolas" w:hAnsi="Consolas" w:cstheme="minorHAnsi"/>
+          <w:color w:val="000000" w:themeColor="text1"/>
+          <w:sz w:val="16"/>
+          <w:szCs w:val="16"/>
+        </w:rPr>
+        <w:t>Thread A exits synchronized block</w:t>
+      </w:r>
+    </w:p>
+    <w:p>
+      <w:pPr>
+        <w:spacing w:after="0"/>
+        <w:rPr>
+          <w:rFonts w:ascii="Consolas" w:hAnsi="Consolas" w:cstheme="minorHAnsi"/>
+          <w:color w:val="000000" w:themeColor="text1"/>
+          <w:sz w:val="16"/>
+          <w:szCs w:val="16"/>
+        </w:rPr>
+      </w:pPr>
+      <w:r>
+        <w:rPr>
+          <w:rFonts w:ascii="Consolas" w:hAnsi="Consolas" w:cstheme="minorHAnsi"/>
+          <w:color w:val="000000" w:themeColor="text1"/>
+          <w:sz w:val="16"/>
+          <w:szCs w:val="16"/>
+        </w:rPr>
+        <w:t xml:space="preserve">                    ↓</w:t>
+      </w:r>
+    </w:p>
+    <w:p>
+      <w:pPr>
+        <w:spacing w:after="0"/>
+        <w:rPr>
+          <w:rFonts w:ascii="Consolas" w:hAnsi="Consolas" w:cstheme="minorHAnsi"/>
+          <w:color w:val="000000" w:themeColor="text1"/>
+          <w:sz w:val="16"/>
+          <w:szCs w:val="16"/>
+        </w:rPr>
+      </w:pPr>
+      <w:r>
+        <w:rPr>
+          <w:rFonts w:ascii="Consolas" w:hAnsi="Consolas" w:cstheme="minorHAnsi"/>
+          <w:color w:val="000000" w:themeColor="text1"/>
+          <w:sz w:val="16"/>
+          <w:szCs w:val="16"/>
+        </w:rPr>
+        <w:t>Thread B can acquire lock</w:t>
+      </w:r>
+    </w:p>
+    <w:p>
+      <w:pPr>
+        <w:spacing w:after="0"/>
+        <w:rPr>
+          <w:rFonts w:ascii="Consolas" w:hAnsi="Consolas" w:cstheme="minorHAnsi"/>
+          <w:color w:val="000000" w:themeColor="text1"/>
+          <w:sz w:val="16"/>
+          <w:szCs w:val="16"/>
+        </w:rPr>
+      </w:pPr>
+    </w:p>
+    <w:p>
+      <w:pPr>
+        <w:spacing w:after="0"/>
+        <w:rPr>
+          <w:rFonts w:cstheme="minorHAnsi"/>
+          <w:color w:val="000000" w:themeColor="text1"/>
+        </w:rPr>
+      </w:pPr>
+      <w:proofErr w:type="spellStart"/>
+      <w:proofErr w:type="gramStart"/>
+      <w:r>
+        <w:rPr>
+          <w:rFonts w:cstheme="minorHAnsi"/>
+          <w:b/>
+          <w:bCs/>
+          <w:color w:val="000000" w:themeColor="text1"/>
+        </w:rPr>
+        <w:t>notifyAll</w:t>
+      </w:r>
+      <w:proofErr w:type="spellEnd"/>
+      <w:r>
+        <w:rPr>
+          <w:rFonts w:cstheme="minorHAnsi"/>
+          <w:b/>
+          <w:bCs/>
+          <w:color w:val="000000" w:themeColor="text1"/>
+        </w:rPr>
+        <w:t>(</w:t>
+      </w:r>
+      <w:proofErr w:type="gramEnd"/>
+      <w:r>
+        <w:rPr>
+          <w:rFonts w:cstheme="minorHAnsi"/>
+          <w:b/>
+          <w:bCs/>
+          <w:color w:val="000000" w:themeColor="text1"/>
+        </w:rPr>
+        <w:t>)</w:t>
+      </w:r>
+      <w:r>
+        <w:rPr>
+          <w:rFonts w:cstheme="minorHAnsi"/>
+          <w:color w:val="000000" w:themeColor="text1"/>
+        </w:rPr>
+        <w:t xml:space="preserve"> wakes all threads waiting on the same object's monitor. They don't immediately run; they must compete to reacquire the monitor after the current thread releases it.</w:t>
+      </w:r>
+    </w:p>
+    <w:p>
+      <w:pPr>
+        <w:spacing w:after="0"/>
+        <w:rPr>
+          <w:rFonts w:ascii="Consolas" w:hAnsi="Consolas" w:cstheme="minorHAnsi"/>
+          <w:color w:val="000000" w:themeColor="text1"/>
+          <w:sz w:val="16"/>
+          <w:szCs w:val="16"/>
+        </w:rPr>
+      </w:pPr>
+    </w:p>
+    <w:tbl>
+      <w:tblPr>
+        <w:tblW w:w="0" w:type="auto"/>
+        <w:tblCellSpacing w:w="15" w:type="dxa"/>
+        <w:tblCellMar>
+          <w:top w:w="15" w:type="dxa"/>
+          <w:left w:w="15" w:type="dxa"/>
+          <w:bottom w:w="15" w:type="dxa"/>
+          <w:right w:w="15" w:type="dxa"/>
+        </w:tblCellMar>
+        <w:tblLook w:val="04A0" w:firstRow="1" w:lastRow="0" w:firstColumn="1" w:lastColumn="0" w:noHBand="0" w:noVBand="1"/>
+      </w:tblPr>
+      <w:tblGrid>
+        <w:gridCol w:w="1043"/>
+        <w:gridCol w:w="2875"/>
+        <w:gridCol w:w="2011"/>
+      </w:tblGrid>
+      <w:tr>
+        <w:trPr>
+          <w:tblHeader/>
+          <w:tblCellSpacing w:w="15" w:type="dxa"/>
+        </w:trPr>
+        <w:tc>
+          <w:tcPr>
+            <w:tcW w:w="0" w:type="auto"/>
+            <w:vAlign w:val="center"/>
+            <w:hideMark/>
+          </w:tcPr>
+          <w:p>
+            <w:pPr>
+              <w:spacing w:after="0"/>
+              <w:rPr>
+                <w:rFonts w:ascii="Consolas" w:hAnsi="Consolas" w:cstheme="minorHAnsi"/>
+                <w:b/>
+                <w:bCs/>
+                <w:color w:val="000000" w:themeColor="text1"/>
+                <w:sz w:val="16"/>
+                <w:szCs w:val="16"/>
+              </w:rPr>
+            </w:pPr>
+            <w:r>
+              <w:rPr>
+                <w:rFonts w:ascii="Consolas" w:hAnsi="Consolas" w:cstheme="minorHAnsi"/>
+                <w:b/>
+                <w:bCs/>
+                <w:color w:val="000000" w:themeColor="text1"/>
+                <w:sz w:val="16"/>
+                <w:szCs w:val="16"/>
+              </w:rPr>
+              <w:t>Method</w:t>
+            </w:r>
+          </w:p>
+        </w:tc>
+        <w:tc>
+          <w:tcPr>
+            <w:tcW w:w="0" w:type="auto"/>
+            <w:vAlign w:val="center"/>
+            <w:hideMark/>
+          </w:tcPr>
+          <w:p>
+            <w:pPr>
+              <w:spacing w:after="0"/>
+              <w:rPr>
+                <w:rFonts w:ascii="Consolas" w:hAnsi="Consolas" w:cstheme="minorHAnsi"/>
+                <w:b/>
+                <w:bCs/>
+                <w:color w:val="000000" w:themeColor="text1"/>
+                <w:sz w:val="16"/>
+                <w:szCs w:val="16"/>
+              </w:rPr>
+            </w:pPr>
+            <w:r>
+              <w:rPr>
+                <w:rFonts w:ascii="Consolas" w:hAnsi="Consolas" w:cstheme="minorHAnsi"/>
+                <w:b/>
+                <w:bCs/>
+                <w:color w:val="000000" w:themeColor="text1"/>
+                <w:sz w:val="16"/>
+                <w:szCs w:val="16"/>
+              </w:rPr>
+              <w:t>What happens to current thread</w:t>
+            </w:r>
+          </w:p>
+        </w:tc>
+        <w:tc>
+          <w:tcPr>
+            <w:tcW w:w="0" w:type="auto"/>
+            <w:vAlign w:val="center"/>
+            <w:hideMark/>
+          </w:tcPr>
+          <w:p>
+            <w:pPr>
+              <w:spacing w:after="0"/>
+              <w:rPr>
+                <w:rFonts w:ascii="Consolas" w:hAnsi="Consolas" w:cstheme="minorHAnsi"/>
+                <w:b/>
+                <w:bCs/>
+                <w:color w:val="000000" w:themeColor="text1"/>
+                <w:sz w:val="16"/>
+                <w:szCs w:val="16"/>
+              </w:rPr>
+            </w:pPr>
+            <w:r>
+              <w:rPr>
+                <w:rFonts w:ascii="Consolas" w:hAnsi="Consolas" w:cstheme="minorHAnsi"/>
+                <w:b/>
+                <w:bCs/>
+                <w:color w:val="000000" w:themeColor="text1"/>
+                <w:sz w:val="16"/>
+                <w:szCs w:val="16"/>
+              </w:rPr>
+              <w:t>Releases monitor lock?</w:t>
+            </w:r>
+          </w:p>
+        </w:tc>
+      </w:tr>
+      <w:tr>
+        <w:trPr>
+          <w:tblCellSpacing w:w="15" w:type="dxa"/>
+        </w:trPr>
+        <w:tc>
+          <w:tcPr>
+            <w:tcW w:w="0" w:type="auto"/>
+            <w:vAlign w:val="center"/>
+            <w:hideMark/>
+          </w:tcPr>
+          <w:p>
+            <w:pPr>
+              <w:spacing w:after="0"/>
+              <w:rPr>
+                <w:rFonts w:ascii="Consolas" w:hAnsi="Consolas" w:cstheme="minorHAnsi"/>
+                <w:color w:val="000000" w:themeColor="text1"/>
+                <w:sz w:val="16"/>
+                <w:szCs w:val="16"/>
+              </w:rPr>
+            </w:pPr>
+            <w:proofErr w:type="gramStart"/>
+            <w:r>
+              <w:rPr>
+                <w:rFonts w:ascii="Consolas" w:hAnsi="Consolas" w:cstheme="minorHAnsi"/>
+                <w:color w:val="000000" w:themeColor="text1"/>
+                <w:sz w:val="16"/>
+                <w:szCs w:val="16"/>
+              </w:rPr>
+              <w:t>wait(</w:t>
+            </w:r>
+            <w:proofErr w:type="gramEnd"/>
+            <w:r>
+              <w:rPr>
+                <w:rFonts w:ascii="Consolas" w:hAnsi="Consolas" w:cstheme="minorHAnsi"/>
+                <w:color w:val="000000" w:themeColor="text1"/>
+                <w:sz w:val="16"/>
+                <w:szCs w:val="16"/>
+              </w:rPr>
+              <w:t>)</w:t>
+            </w:r>
+          </w:p>
+        </w:tc>
+        <w:tc>
+          <w:tcPr>
+            <w:tcW w:w="0" w:type="auto"/>
+            <w:vAlign w:val="center"/>
+            <w:hideMark/>
+          </w:tcPr>
+          <w:p>
+            <w:pPr>
+              <w:spacing w:after="0"/>
+              <w:rPr>
+                <w:rFonts w:ascii="Consolas" w:hAnsi="Consolas" w:cstheme="minorHAnsi"/>
+                <w:color w:val="000000" w:themeColor="text1"/>
+                <w:sz w:val="16"/>
+                <w:szCs w:val="16"/>
+              </w:rPr>
+            </w:pPr>
+            <w:r>
+              <w:rPr>
+                <w:rFonts w:ascii="Consolas" w:hAnsi="Consolas" w:cstheme="minorHAnsi"/>
+                <w:color w:val="000000" w:themeColor="text1"/>
+                <w:sz w:val="16"/>
+                <w:szCs w:val="16"/>
+              </w:rPr>
+              <w:t>Waits until notified/interrupted</w:t>
+            </w:r>
+          </w:p>
+        </w:tc>
+        <w:tc>
+          <w:tcPr>
+            <w:tcW w:w="0" w:type="auto"/>
+            <w:vAlign w:val="center"/>
+            <w:hideMark/>
+          </w:tcPr>
+          <w:p>
+            <w:pPr>
+              <w:spacing w:after="0"/>
+              <w:rPr>
+                <w:rFonts w:ascii="Consolas" w:hAnsi="Consolas" w:cstheme="minorHAnsi"/>
+                <w:color w:val="000000" w:themeColor="text1"/>
+                <w:sz w:val="16"/>
+                <w:szCs w:val="16"/>
+              </w:rPr>
+            </w:pPr>
+            <w:r>
+              <w:rPr>
+                <w:rFonts w:ascii="Segoe UI Emoji" w:hAnsi="Segoe UI Emoji" w:cs="Segoe UI Emoji"/>
+                <w:color w:val="000000" w:themeColor="text1"/>
+                <w:sz w:val="16"/>
+                <w:szCs w:val="16"/>
+              </w:rPr>
+              <w:t>✅</w:t>
+            </w:r>
+            <w:r>
+              <w:rPr>
+                <w:rFonts w:ascii="Consolas" w:hAnsi="Consolas" w:cstheme="minorHAnsi"/>
+                <w:color w:val="000000" w:themeColor="text1"/>
+                <w:sz w:val="16"/>
+                <w:szCs w:val="16"/>
+              </w:rPr>
+              <w:t xml:space="preserve"> Yes</w:t>
+            </w:r>
+          </w:p>
+        </w:tc>
+      </w:tr>
+      <w:tr>
+        <w:trPr>
+          <w:tblCellSpacing w:w="15" w:type="dxa"/>
+        </w:trPr>
+        <w:tc>
+          <w:tcPr>
+            <w:tcW w:w="0" w:type="auto"/>
+            <w:vAlign w:val="center"/>
+            <w:hideMark/>
+          </w:tcPr>
+          <w:p>
+            <w:pPr>
+              <w:spacing w:after="0"/>
+              <w:rPr>
+                <w:rFonts w:ascii="Consolas" w:hAnsi="Consolas" w:cstheme="minorHAnsi"/>
+                <w:color w:val="000000" w:themeColor="text1"/>
+                <w:sz w:val="16"/>
+                <w:szCs w:val="16"/>
+              </w:rPr>
+            </w:pPr>
+            <w:proofErr w:type="gramStart"/>
+            <w:r>
+              <w:rPr>
+                <w:rFonts w:ascii="Consolas" w:hAnsi="Consolas" w:cstheme="minorHAnsi"/>
+                <w:color w:val="000000" w:themeColor="text1"/>
+                <w:sz w:val="16"/>
+                <w:szCs w:val="16"/>
+              </w:rPr>
+              <w:t>sleep(</w:t>
+            </w:r>
+            <w:proofErr w:type="gramEnd"/>
+            <w:r>
+              <w:rPr>
+                <w:rFonts w:ascii="Consolas" w:hAnsi="Consolas" w:cstheme="minorHAnsi"/>
+                <w:color w:val="000000" w:themeColor="text1"/>
+                <w:sz w:val="16"/>
+                <w:szCs w:val="16"/>
+              </w:rPr>
+              <w:t>)</w:t>
+            </w:r>
+          </w:p>
+        </w:tc>
+        <w:tc>
+          <w:tcPr>
+            <w:tcW w:w="0" w:type="auto"/>
+            <w:vAlign w:val="center"/>
+            <w:hideMark/>
+          </w:tcPr>
+          <w:p>
+            <w:pPr>
+              <w:spacing w:after="0"/>
+              <w:rPr>
+                <w:rFonts w:ascii="Consolas" w:hAnsi="Consolas" w:cstheme="minorHAnsi"/>
+                <w:color w:val="000000" w:themeColor="text1"/>
+                <w:sz w:val="16"/>
+                <w:szCs w:val="16"/>
+              </w:rPr>
+            </w:pPr>
+            <w:r>
+              <w:rPr>
+                <w:rFonts w:ascii="Consolas" w:hAnsi="Consolas" w:cstheme="minorHAnsi"/>
+                <w:color w:val="000000" w:themeColor="text1"/>
+                <w:sz w:val="16"/>
+                <w:szCs w:val="16"/>
+              </w:rPr>
+              <w:t>Pauses for specified time</w:t>
+            </w:r>
+          </w:p>
+        </w:tc>
+        <w:tc>
+          <w:tcPr>
+            <w:tcW w:w="0" w:type="auto"/>
+            <w:vAlign w:val="center"/>
+            <w:hideMark/>
+          </w:tcPr>
+          <w:p>
+            <w:pPr>
+              <w:spacing w:after="0"/>
+              <w:rPr>
+                <w:rFonts w:ascii="Consolas" w:hAnsi="Consolas" w:cstheme="minorHAnsi"/>
+                <w:color w:val="000000" w:themeColor="text1"/>
+                <w:sz w:val="16"/>
+                <w:szCs w:val="16"/>
+              </w:rPr>
+            </w:pPr>
+            <w:r>
+              <w:rPr>
+                <w:rFonts w:ascii="Segoe UI Emoji" w:hAnsi="Segoe UI Emoji" w:cs="Segoe UI Emoji"/>
+                <w:color w:val="000000" w:themeColor="text1"/>
+                <w:sz w:val="16"/>
+                <w:szCs w:val="16"/>
+              </w:rPr>
+              <w:t>❌</w:t>
+            </w:r>
+            <w:r>
+              <w:rPr>
+                <w:rFonts w:ascii="Consolas" w:hAnsi="Consolas" w:cstheme="minorHAnsi"/>
+                <w:color w:val="000000" w:themeColor="text1"/>
+                <w:sz w:val="16"/>
+                <w:szCs w:val="16"/>
+              </w:rPr>
+              <w:t xml:space="preserve"> No</w:t>
+            </w:r>
+          </w:p>
+        </w:tc>
+      </w:tr>
+      <w:tr>
+        <w:trPr>
+          <w:tblCellSpacing w:w="15" w:type="dxa"/>
+        </w:trPr>
+        <w:tc>
+          <w:tcPr>
+            <w:tcW w:w="0" w:type="auto"/>
+            <w:vAlign w:val="center"/>
+            <w:hideMark/>
+          </w:tcPr>
+          <w:p>
+            <w:pPr>
+              <w:spacing w:after="0"/>
+              <w:rPr>
+                <w:rFonts w:ascii="Consolas" w:hAnsi="Consolas" w:cstheme="minorHAnsi"/>
+                <w:color w:val="000000" w:themeColor="text1"/>
+                <w:sz w:val="16"/>
+                <w:szCs w:val="16"/>
+              </w:rPr>
+            </w:pPr>
+            <w:proofErr w:type="gramStart"/>
+            <w:r>
+              <w:rPr>
+                <w:rFonts w:ascii="Consolas" w:hAnsi="Consolas" w:cstheme="minorHAnsi"/>
+                <w:color w:val="000000" w:themeColor="text1"/>
+                <w:sz w:val="16"/>
+                <w:szCs w:val="16"/>
+              </w:rPr>
+              <w:lastRenderedPageBreak/>
+              <w:t>notify(</w:t>
+            </w:r>
+            <w:proofErr w:type="gramEnd"/>
+            <w:r>
+              <w:rPr>
+                <w:rFonts w:ascii="Consolas" w:hAnsi="Consolas" w:cstheme="minorHAnsi"/>
+                <w:color w:val="000000" w:themeColor="text1"/>
+                <w:sz w:val="16"/>
+                <w:szCs w:val="16"/>
+              </w:rPr>
+              <w:t>)</w:t>
+            </w:r>
+          </w:p>
+        </w:tc>
+        <w:tc>
+          <w:tcPr>
+            <w:tcW w:w="0" w:type="auto"/>
+            <w:vAlign w:val="center"/>
+            <w:hideMark/>
+          </w:tcPr>
+          <w:p>
+            <w:pPr>
+              <w:spacing w:after="0"/>
+              <w:rPr>
+                <w:rFonts w:ascii="Consolas" w:hAnsi="Consolas" w:cstheme="minorHAnsi"/>
+                <w:color w:val="000000" w:themeColor="text1"/>
+                <w:sz w:val="16"/>
+                <w:szCs w:val="16"/>
+              </w:rPr>
+            </w:pPr>
+            <w:r>
+              <w:rPr>
+                <w:rFonts w:ascii="Consolas" w:hAnsi="Consolas" w:cstheme="minorHAnsi"/>
+                <w:color w:val="000000" w:themeColor="text1"/>
+                <w:sz w:val="16"/>
+                <w:szCs w:val="16"/>
+              </w:rPr>
+              <w:t xml:space="preserve">Wakes </w:t>
+            </w:r>
+            <w:r>
+              <w:rPr>
+                <w:rFonts w:ascii="Consolas" w:hAnsi="Consolas" w:cstheme="minorHAnsi"/>
+                <w:b/>
+                <w:bCs/>
+                <w:color w:val="000000" w:themeColor="text1"/>
+                <w:sz w:val="16"/>
+                <w:szCs w:val="16"/>
+              </w:rPr>
+              <w:t>one</w:t>
+            </w:r>
+            <w:r>
+              <w:rPr>
+                <w:rFonts w:ascii="Consolas" w:hAnsi="Consolas" w:cstheme="minorHAnsi"/>
+                <w:color w:val="000000" w:themeColor="text1"/>
+                <w:sz w:val="16"/>
+                <w:szCs w:val="16"/>
+              </w:rPr>
+              <w:t xml:space="preserve"> waiting thread</w:t>
+            </w:r>
+          </w:p>
+        </w:tc>
+        <w:tc>
+          <w:tcPr>
+            <w:tcW w:w="0" w:type="auto"/>
+            <w:vAlign w:val="center"/>
+            <w:hideMark/>
+          </w:tcPr>
+          <w:p>
+            <w:pPr>
+              <w:spacing w:after="0"/>
+              <w:rPr>
+                <w:rFonts w:ascii="Consolas" w:hAnsi="Consolas" w:cstheme="minorHAnsi"/>
+                <w:color w:val="000000" w:themeColor="text1"/>
+                <w:sz w:val="16"/>
+                <w:szCs w:val="16"/>
+              </w:rPr>
+            </w:pPr>
+            <w:r>
+              <w:rPr>
+                <w:rFonts w:ascii="Segoe UI Emoji" w:hAnsi="Segoe UI Emoji" w:cs="Segoe UI Emoji"/>
+                <w:color w:val="000000" w:themeColor="text1"/>
+                <w:sz w:val="16"/>
+                <w:szCs w:val="16"/>
+              </w:rPr>
+              <w:t>❌</w:t>
+            </w:r>
+            <w:r>
+              <w:rPr>
+                <w:rFonts w:ascii="Consolas" w:hAnsi="Consolas" w:cstheme="minorHAnsi"/>
+                <w:color w:val="000000" w:themeColor="text1"/>
+                <w:sz w:val="16"/>
+                <w:szCs w:val="16"/>
+              </w:rPr>
+              <w:t xml:space="preserve"> Not immediately</w:t>
+            </w:r>
+          </w:p>
+        </w:tc>
+      </w:tr>
+      <w:tr>
+        <w:trPr>
+          <w:tblCellSpacing w:w="15" w:type="dxa"/>
+        </w:trPr>
+        <w:tc>
+          <w:tcPr>
+            <w:tcW w:w="0" w:type="auto"/>
+            <w:vAlign w:val="center"/>
+            <w:hideMark/>
+          </w:tcPr>
+          <w:p>
+            <w:pPr>
+              <w:spacing w:after="0"/>
+              <w:rPr>
+                <w:rFonts w:ascii="Consolas" w:hAnsi="Consolas" w:cstheme="minorHAnsi"/>
+                <w:color w:val="000000" w:themeColor="text1"/>
+                <w:sz w:val="16"/>
+                <w:szCs w:val="16"/>
+              </w:rPr>
+            </w:pPr>
+            <w:proofErr w:type="spellStart"/>
+            <w:proofErr w:type="gramStart"/>
+            <w:r>
+              <w:rPr>
+                <w:rFonts w:ascii="Consolas" w:hAnsi="Consolas" w:cstheme="minorHAnsi"/>
+                <w:color w:val="000000" w:themeColor="text1"/>
+                <w:sz w:val="16"/>
+                <w:szCs w:val="16"/>
+              </w:rPr>
+              <w:t>notifyAll</w:t>
+            </w:r>
+            <w:proofErr w:type="spellEnd"/>
+            <w:r>
+              <w:rPr>
+                <w:rFonts w:ascii="Consolas" w:hAnsi="Consolas" w:cstheme="minorHAnsi"/>
+                <w:color w:val="000000" w:themeColor="text1"/>
+                <w:sz w:val="16"/>
+                <w:szCs w:val="16"/>
+              </w:rPr>
+              <w:t>(</w:t>
+            </w:r>
+            <w:proofErr w:type="gramEnd"/>
+            <w:r>
+              <w:rPr>
+                <w:rFonts w:ascii="Consolas" w:hAnsi="Consolas" w:cstheme="minorHAnsi"/>
+                <w:color w:val="000000" w:themeColor="text1"/>
+                <w:sz w:val="16"/>
+                <w:szCs w:val="16"/>
+              </w:rPr>
+              <w:t>)</w:t>
+            </w:r>
+          </w:p>
+        </w:tc>
+        <w:tc>
+          <w:tcPr>
+            <w:tcW w:w="0" w:type="auto"/>
+            <w:vAlign w:val="center"/>
+            <w:hideMark/>
+          </w:tcPr>
+          <w:p>
+            <w:pPr>
+              <w:spacing w:after="0"/>
+              <w:rPr>
+                <w:rFonts w:ascii="Consolas" w:hAnsi="Consolas" w:cstheme="minorHAnsi"/>
+                <w:color w:val="000000" w:themeColor="text1"/>
+                <w:sz w:val="16"/>
+                <w:szCs w:val="16"/>
+              </w:rPr>
+            </w:pPr>
+            <w:r>
+              <w:rPr>
+                <w:rFonts w:ascii="Consolas" w:hAnsi="Consolas" w:cstheme="minorHAnsi"/>
+                <w:color w:val="000000" w:themeColor="text1"/>
+                <w:sz w:val="16"/>
+                <w:szCs w:val="16"/>
+              </w:rPr>
+              <w:t xml:space="preserve">Wakes </w:t>
+            </w:r>
+            <w:r>
+              <w:rPr>
+                <w:rFonts w:ascii="Consolas" w:hAnsi="Consolas" w:cstheme="minorHAnsi"/>
+                <w:b/>
+                <w:bCs/>
+                <w:color w:val="000000" w:themeColor="text1"/>
+                <w:sz w:val="16"/>
+                <w:szCs w:val="16"/>
+              </w:rPr>
+              <w:t>all</w:t>
+            </w:r>
+            <w:r>
+              <w:rPr>
+                <w:rFonts w:ascii="Consolas" w:hAnsi="Consolas" w:cstheme="minorHAnsi"/>
+                <w:color w:val="000000" w:themeColor="text1"/>
+                <w:sz w:val="16"/>
+                <w:szCs w:val="16"/>
+              </w:rPr>
+              <w:t xml:space="preserve"> waiting threads</w:t>
+            </w:r>
+          </w:p>
+        </w:tc>
+        <w:tc>
+          <w:tcPr>
+            <w:tcW w:w="0" w:type="auto"/>
+            <w:vAlign w:val="center"/>
+            <w:hideMark/>
+          </w:tcPr>
+          <w:p>
+            <w:pPr>
+              <w:spacing w:after="0"/>
+              <w:rPr>
+                <w:rFonts w:ascii="Consolas" w:hAnsi="Consolas" w:cstheme="minorHAnsi"/>
+                <w:color w:val="000000" w:themeColor="text1"/>
+                <w:sz w:val="16"/>
+                <w:szCs w:val="16"/>
+              </w:rPr>
+            </w:pPr>
+            <w:r>
+              <w:rPr>
+                <w:rFonts w:ascii="Segoe UI Emoji" w:hAnsi="Segoe UI Emoji" w:cs="Segoe UI Emoji"/>
+                <w:color w:val="000000" w:themeColor="text1"/>
+                <w:sz w:val="16"/>
+                <w:szCs w:val="16"/>
+              </w:rPr>
+              <w:t>❌</w:t>
+            </w:r>
+            <w:r>
+              <w:rPr>
+                <w:rFonts w:ascii="Consolas" w:hAnsi="Consolas" w:cstheme="minorHAnsi"/>
+                <w:color w:val="000000" w:themeColor="text1"/>
+                <w:sz w:val="16"/>
+                <w:szCs w:val="16"/>
+              </w:rPr>
+              <w:t xml:space="preserve"> Not immediately</w:t>
+            </w:r>
+          </w:p>
+        </w:tc>
+      </w:tr>
+    </w:tbl>
+    <w:p>
+      <w:pPr>
+        <w:spacing w:after="0"/>
+        <w:rPr>
+          <w:rFonts w:cstheme="minorHAnsi"/>
+          <w:color w:val="000000" w:themeColor="text1"/>
+        </w:rPr>
+      </w:pPr>
+    </w:p>
+    <w:p>
+      <w:pPr>
+        <w:spacing w:after="0"/>
+        <w:rPr>
+          <w:rFonts w:cstheme="minorHAnsi"/>
+          <w:color w:val="000000" w:themeColor="text1"/>
+        </w:rPr>
+      </w:pPr>
+      <w:r>
+        <w:rPr>
+          <w:rFonts w:cstheme="minorHAnsi"/>
+          <w:color w:val="000000" w:themeColor="text1"/>
+        </w:rPr>
+        <w:t>Why stop, suspended and resume depreciated?</w:t>
+      </w:r>
+    </w:p>
+    <w:p>
+      <w:pPr>
+        <w:spacing w:after="0"/>
+        <w:rPr>
+          <w:rFonts w:cstheme="minorHAnsi"/>
+          <w:color w:val="000000" w:themeColor="text1"/>
+        </w:rPr>
+      </w:pPr>
+      <w:r>
+        <w:rPr>
+          <w:rFonts w:cstheme="minorHAnsi"/>
+          <w:color w:val="000000" w:themeColor="text1"/>
+        </w:rPr>
+        <w:t xml:space="preserve">Since both stop and suspend can </w:t>
+      </w:r>
+      <w:proofErr w:type="gramStart"/>
+      <w:r>
+        <w:rPr>
+          <w:rFonts w:cstheme="minorHAnsi"/>
+          <w:color w:val="000000" w:themeColor="text1"/>
+        </w:rPr>
+        <w:t>lead  to</w:t>
+      </w:r>
+      <w:proofErr w:type="gramEnd"/>
+      <w:r>
+        <w:rPr>
+          <w:rFonts w:cstheme="minorHAnsi"/>
+          <w:color w:val="000000" w:themeColor="text1"/>
+        </w:rPr>
+        <w:t xml:space="preserve"> issues like dead lock.</w:t>
+      </w:r>
+    </w:p>
+    <w:p>
+      <w:pPr>
+        <w:spacing w:after="0"/>
+        <w:rPr>
+          <w:rFonts w:cstheme="minorHAnsi"/>
+          <w:color w:val="000000" w:themeColor="text1"/>
+        </w:rPr>
+      </w:pPr>
+      <w:proofErr w:type="gramStart"/>
+      <w:r>
+        <w:rPr>
+          <w:rFonts w:cstheme="minorHAnsi"/>
+          <w:color w:val="000000" w:themeColor="text1"/>
+        </w:rPr>
+        <w:t>Stop :</w:t>
+      </w:r>
+      <w:proofErr w:type="gramEnd"/>
+      <w:r>
+        <w:rPr>
+          <w:rFonts w:cstheme="minorHAnsi"/>
+          <w:color w:val="000000" w:themeColor="text1"/>
+        </w:rPr>
+        <w:t xml:space="preserve"> Terminates the thread abruptly. No lock release </w:t>
+      </w:r>
+      <w:proofErr w:type="gramStart"/>
+      <w:r>
+        <w:rPr>
+          <w:rFonts w:cstheme="minorHAnsi"/>
+          <w:color w:val="000000" w:themeColor="text1"/>
+        </w:rPr>
+        <w:t>happen</w:t>
+      </w:r>
+      <w:proofErr w:type="gramEnd"/>
+      <w:r>
+        <w:rPr>
+          <w:rFonts w:cstheme="minorHAnsi"/>
+          <w:color w:val="000000" w:themeColor="text1"/>
+        </w:rPr>
+        <w:t xml:space="preserve">, </w:t>
+      </w:r>
+      <w:proofErr w:type="gramStart"/>
+      <w:r>
+        <w:rPr>
+          <w:rFonts w:cstheme="minorHAnsi"/>
+          <w:color w:val="000000" w:themeColor="text1"/>
+        </w:rPr>
+        <w:t>No</w:t>
+      </w:r>
+      <w:proofErr w:type="gramEnd"/>
+      <w:r>
+        <w:rPr>
+          <w:rFonts w:cstheme="minorHAnsi"/>
+          <w:color w:val="000000" w:themeColor="text1"/>
+        </w:rPr>
+        <w:t xml:space="preserve"> resource clean up happened. So may be other thread is waiting for clean</w:t>
+      </w:r>
+      <w:r>
+        <w:rPr>
+          <w:rFonts w:cstheme="minorHAnsi"/>
+          <w:color w:val="000000" w:themeColor="text1"/>
+        </w:rPr>
+        <w:t>up or lock</w:t>
+      </w:r>
+      <w:r>
+        <w:rPr>
+          <w:rFonts w:cstheme="minorHAnsi"/>
+          <w:color w:val="000000" w:themeColor="text1"/>
+        </w:rPr>
+        <w:t>.</w:t>
+      </w:r>
+    </w:p>
+    <w:p>
+      <w:pPr>
+        <w:spacing w:after="0"/>
+        <w:rPr>
+          <w:rFonts w:cstheme="minorHAnsi"/>
+          <w:color w:val="000000" w:themeColor="text1"/>
+        </w:rPr>
+      </w:pPr>
       <w:r>
         <w:rPr>
           <w:rFonts w:cstheme="minorHAnsi"/>
@@ -6877,41 +8861,30 @@
           <w:rFonts w:cstheme="minorHAnsi"/>
           <w:color w:val="000000" w:themeColor="text1"/>
         </w:rPr>
-        <w:t>mallest sequence of instructions that are executed by CPU independently.</w:t>
-      </w:r>
-    </w:p>
-    <w:p>
-      <w:pPr>
-        <w:spacing w:after="0"/>
-        <w:rPr>
-          <w:rFonts w:cstheme="minorHAnsi"/>
-          <w:color w:val="000000" w:themeColor="text1"/>
-        </w:rPr>
-      </w:pPr>
-    </w:p>
-    <w:p>
-      <w:pPr>
-        <w:spacing w:after="0"/>
-        <w:rPr>
-          <w:rFonts w:cstheme="minorHAnsi"/>
-          <w:color w:val="000000" w:themeColor="text1"/>
-        </w:rPr>
-      </w:pPr>
-      <w:r>
-        <w:rPr>
-          <w:rFonts w:cstheme="minorHAnsi"/>
-          <w:b/>
-          <w:bCs/>
-          <w:color w:val="000000" w:themeColor="text1"/>
-        </w:rPr>
-        <w:t>Multitasking</w:t>
-      </w:r>
-      <w:r>
-        <w:rPr>
-          <w:rFonts w:cstheme="minorHAnsi"/>
-          <w:color w:val="000000" w:themeColor="text1"/>
-        </w:rPr>
-        <w:t xml:space="preserve"> is the execution of multiple independent tasks, typically managed by the operating system</w:t>
+        <w:t>uspend</w:t>
+      </w:r>
+      <w:r>
+        <w:rPr>
+          <w:rFonts w:cstheme="minorHAnsi"/>
+          <w:color w:val="000000" w:themeColor="text1"/>
+        </w:rPr>
+        <w:t>: Put the thread on hold(suspend) for temporary time. No lock is release too.</w:t>
+      </w:r>
+    </w:p>
+    <w:p>
+      <w:pPr>
+        <w:spacing w:after="0"/>
+        <w:rPr>
+          <w:rFonts w:cstheme="minorHAnsi"/>
+          <w:color w:val="000000" w:themeColor="text1"/>
+        </w:rPr>
+      </w:pPr>
+      <w:r>
+        <w:rPr>
+          <w:rFonts w:cstheme="minorHAnsi"/>
+          <w:color w:val="000000" w:themeColor="text1"/>
+        </w:rPr>
+        <w:t>Resume: used to resume the suspended thread. Since suspend got depreciated, so it also got depreciated</w:t>
       </w:r>
       <w:r>
         <w:rPr>
@@ -6919,768 +8892,6 @@
           <w:color w:val="000000" w:themeColor="text1"/>
         </w:rPr>
         <w:t>.</w:t>
-      </w:r>
-    </w:p>
-    <w:p>
-      <w:pPr>
-        <w:spacing w:after="0"/>
-        <w:rPr>
-          <w:rFonts w:cstheme="minorHAnsi"/>
-          <w:color w:val="000000" w:themeColor="text1"/>
-        </w:rPr>
-      </w:pPr>
-      <w:r>
-        <w:rPr>
-          <w:rFonts w:cstheme="minorHAnsi"/>
-          <w:b/>
-          <w:bCs/>
-          <w:color w:val="000000" w:themeColor="text1"/>
-        </w:rPr>
-        <w:t>Multithreading</w:t>
-      </w:r>
-      <w:r>
-        <w:rPr>
-          <w:rFonts w:cstheme="minorHAnsi"/>
-          <w:color w:val="000000" w:themeColor="text1"/>
-        </w:rPr>
-        <w:t xml:space="preserve"> is the execution of multiple threads within the same process, where threads share the process's resources.</w:t>
-      </w:r>
-    </w:p>
-    <w:p>
-      <w:pPr>
-        <w:spacing w:after="0"/>
-        <w:rPr>
-          <w:rFonts w:cstheme="minorHAnsi"/>
-          <w:color w:val="000000" w:themeColor="text1"/>
-        </w:rPr>
-      </w:pPr>
-    </w:p>
-    <w:p>
-      <w:pPr>
-        <w:spacing w:after="0"/>
-        <w:rPr>
-          <w:rFonts w:cstheme="minorHAnsi"/>
-          <w:b/>
-          <w:bCs/>
-          <w:color w:val="000000" w:themeColor="text1"/>
-        </w:rPr>
-      </w:pPr>
-      <w:r>
-        <w:rPr>
-          <w:rFonts w:cstheme="minorHAnsi"/>
-          <w:b/>
-          <w:bCs/>
-          <w:color w:val="000000" w:themeColor="text1"/>
-        </w:rPr>
-        <w:t>Thread creation, thread lifecycle, inter thread communication</w:t>
-      </w:r>
-    </w:p>
-    <w:p>
-      <w:pPr>
-        <w:spacing w:after="0"/>
-        <w:rPr>
-          <w:rFonts w:cstheme="minorHAnsi"/>
-          <w:color w:val="000000" w:themeColor="text1"/>
-        </w:rPr>
-      </w:pPr>
-      <w:r>
-        <w:rPr>
-          <w:rFonts w:cstheme="minorHAnsi"/>
-          <w:color w:val="000000" w:themeColor="text1"/>
-        </w:rPr>
-        <w:t xml:space="preserve">Thread can be created using </w:t>
-      </w:r>
-      <w:r>
-        <w:rPr>
-          <w:rFonts w:cstheme="minorHAnsi"/>
-          <w:b/>
-          <w:bCs/>
-          <w:color w:val="000000" w:themeColor="text1"/>
-        </w:rPr>
-        <w:t>extends Thread</w:t>
-      </w:r>
-      <w:r>
-        <w:rPr>
-          <w:rFonts w:cstheme="minorHAnsi"/>
-          <w:color w:val="000000" w:themeColor="text1"/>
-        </w:rPr>
-        <w:t xml:space="preserve"> </w:t>
-      </w:r>
-      <w:r>
-        <w:rPr>
-          <w:rFonts w:cstheme="minorHAnsi"/>
-          <w:color w:val="000000" w:themeColor="text1"/>
-        </w:rPr>
-        <w:t xml:space="preserve">class </w:t>
-      </w:r>
-      <w:r>
-        <w:rPr>
-          <w:rFonts w:cstheme="minorHAnsi"/>
-          <w:color w:val="000000" w:themeColor="text1"/>
-        </w:rPr>
-        <w:t xml:space="preserve">or using </w:t>
-      </w:r>
-      <w:r>
-        <w:rPr>
-          <w:rFonts w:cstheme="minorHAnsi"/>
-          <w:b/>
-          <w:bCs/>
-          <w:color w:val="000000" w:themeColor="text1"/>
-        </w:rPr>
-        <w:t>implements</w:t>
-      </w:r>
-      <w:r>
-        <w:rPr>
-          <w:rFonts w:cstheme="minorHAnsi"/>
-          <w:color w:val="000000" w:themeColor="text1"/>
-        </w:rPr>
-        <w:t xml:space="preserve"> </w:t>
-      </w:r>
-      <w:r>
-        <w:rPr>
-          <w:rFonts w:cstheme="minorHAnsi"/>
-          <w:b/>
-          <w:bCs/>
-          <w:color w:val="000000" w:themeColor="text1"/>
-        </w:rPr>
-        <w:t>Runnable</w:t>
-      </w:r>
-      <w:r>
-        <w:rPr>
-          <w:rFonts w:cstheme="minorHAnsi"/>
-          <w:b/>
-          <w:bCs/>
-          <w:color w:val="000000" w:themeColor="text1"/>
-        </w:rPr>
-        <w:t xml:space="preserve"> </w:t>
-      </w:r>
-      <w:r>
-        <w:rPr>
-          <w:rFonts w:cstheme="minorHAnsi"/>
-          <w:color w:val="000000" w:themeColor="text1"/>
-        </w:rPr>
-        <w:t>interface</w:t>
-      </w:r>
-      <w:r>
-        <w:rPr>
-          <w:rFonts w:cstheme="minorHAnsi"/>
-          <w:color w:val="000000" w:themeColor="text1"/>
-        </w:rPr>
-        <w:t>.</w:t>
-      </w:r>
-    </w:p>
-    <w:p>
-      <w:pPr>
-        <w:spacing w:after="0"/>
-        <w:rPr>
-          <w:rFonts w:cstheme="minorHAnsi"/>
-          <w:b/>
-          <w:bCs/>
-          <w:color w:val="000000" w:themeColor="text1"/>
-        </w:rPr>
-      </w:pPr>
-      <w:r>
-        <w:rPr>
-          <w:rFonts w:cstheme="minorHAnsi"/>
-          <w:b/>
-          <w:bCs/>
-          <w:color w:val="000000" w:themeColor="text1"/>
-        </w:rPr>
-        <w:t xml:space="preserve">thread </w:t>
-      </w:r>
-      <w:proofErr w:type="gramStart"/>
-      <w:r>
-        <w:rPr>
-          <w:rFonts w:cstheme="minorHAnsi"/>
-          <w:b/>
-          <w:bCs/>
-          <w:color w:val="000000" w:themeColor="text1"/>
-        </w:rPr>
-        <w:t>lifecycle</w:t>
-      </w:r>
-      <w:r>
-        <w:rPr>
-          <w:rFonts w:cstheme="minorHAnsi"/>
-          <w:b/>
-          <w:bCs/>
-          <w:color w:val="000000" w:themeColor="text1"/>
-        </w:rPr>
-        <w:t xml:space="preserve"> :</w:t>
-      </w:r>
-      <w:proofErr w:type="gramEnd"/>
-      <w:r>
-        <w:rPr>
-          <w:rFonts w:cstheme="minorHAnsi"/>
-          <w:b/>
-          <w:bCs/>
-          <w:color w:val="000000" w:themeColor="text1"/>
-        </w:rPr>
-        <w:t xml:space="preserve"> </w:t>
-      </w:r>
-    </w:p>
-    <w:p>
-      <w:pPr>
-        <w:spacing w:after="0"/>
-        <w:rPr>
-          <w:rFonts w:cstheme="minorHAnsi"/>
-          <w:color w:val="000000" w:themeColor="text1"/>
-        </w:rPr>
-      </w:pPr>
-      <w:r>
-        <w:rPr>
-          <w:rFonts w:cstheme="minorHAnsi"/>
-          <w:color w:val="000000" w:themeColor="text1"/>
-        </w:rPr>
-        <w:t xml:space="preserve">The official Java </w:t>
-      </w:r>
-      <w:proofErr w:type="spellStart"/>
-      <w:r>
-        <w:rPr>
-          <w:rFonts w:cstheme="minorHAnsi"/>
-          <w:color w:val="000000" w:themeColor="text1"/>
-        </w:rPr>
-        <w:t>Thread.State</w:t>
-      </w:r>
-      <w:proofErr w:type="spellEnd"/>
-      <w:r>
-        <w:rPr>
-          <w:rFonts w:cstheme="minorHAnsi"/>
-          <w:color w:val="000000" w:themeColor="text1"/>
-        </w:rPr>
-        <w:t xml:space="preserve"> has </w:t>
-      </w:r>
-      <w:r>
-        <w:rPr>
-          <w:rFonts w:cstheme="minorHAnsi"/>
-          <w:b/>
-          <w:bCs/>
-          <w:color w:val="000000" w:themeColor="text1"/>
-        </w:rPr>
-        <w:t>6 states</w:t>
-      </w:r>
-      <w:r>
-        <w:rPr>
-          <w:rFonts w:cstheme="minorHAnsi"/>
-          <w:color w:val="000000" w:themeColor="text1"/>
-        </w:rPr>
-        <w:t>:</w:t>
-      </w:r>
-    </w:p>
-    <w:p>
-      <w:pPr>
-        <w:spacing w:after="0"/>
-        <w:rPr>
-          <w:rFonts w:ascii="Consolas" w:hAnsi="Consolas" w:cstheme="minorHAnsi"/>
-          <w:color w:val="000000" w:themeColor="text1"/>
-          <w:sz w:val="16"/>
-          <w:szCs w:val="16"/>
-        </w:rPr>
-      </w:pPr>
-      <w:r>
-        <w:rPr>
-          <w:rFonts w:ascii="Consolas" w:hAnsi="Consolas" w:cstheme="minorHAnsi"/>
-          <w:b/>
-          <w:bCs/>
-          <w:color w:val="000000" w:themeColor="text1"/>
-          <w:sz w:val="16"/>
-          <w:szCs w:val="16"/>
-        </w:rPr>
-        <w:t>NEW</w:t>
-      </w:r>
-      <w:r>
-        <w:rPr>
-          <w:rFonts w:ascii="Consolas" w:hAnsi="Consolas" w:cstheme="minorHAnsi"/>
-          <w:color w:val="000000" w:themeColor="text1"/>
-          <w:sz w:val="16"/>
-          <w:szCs w:val="16"/>
-        </w:rPr>
-        <w:t xml:space="preserve"> </w:t>
-      </w:r>
-      <w:r>
-        <w:rPr>
-          <w:rFonts w:ascii="Consolas" w:hAnsi="Consolas" w:cstheme="minorHAnsi"/>
-          <w:color w:val="000000" w:themeColor="text1"/>
-          <w:sz w:val="16"/>
-          <w:szCs w:val="16"/>
-        </w:rPr>
-        <w:t>-&gt;</w:t>
-      </w:r>
-      <w:r>
-        <w:rPr>
-          <w:rFonts w:ascii="Consolas" w:hAnsi="Consolas" w:cstheme="minorHAnsi"/>
-          <w:color w:val="000000" w:themeColor="text1"/>
-          <w:sz w:val="16"/>
-          <w:szCs w:val="16"/>
-        </w:rPr>
-        <w:t xml:space="preserve"> </w:t>
-      </w:r>
-      <w:r>
-        <w:rPr>
-          <w:rFonts w:ascii="Consolas" w:hAnsi="Consolas" w:cstheme="minorHAnsi"/>
-          <w:b/>
-          <w:bCs/>
-          <w:color w:val="000000" w:themeColor="text1"/>
-          <w:sz w:val="16"/>
-          <w:szCs w:val="16"/>
-        </w:rPr>
-        <w:t>RUNNABLE</w:t>
-      </w:r>
-      <w:r>
-        <w:rPr>
-          <w:rFonts w:ascii="Consolas" w:hAnsi="Consolas" w:cstheme="minorHAnsi"/>
-          <w:color w:val="000000" w:themeColor="text1"/>
-          <w:sz w:val="16"/>
-          <w:szCs w:val="16"/>
-        </w:rPr>
-        <w:t xml:space="preserve"> </w:t>
-      </w:r>
-      <w:r>
-        <w:rPr>
-          <w:rFonts w:ascii="Consolas" w:hAnsi="Consolas" w:cstheme="minorHAnsi"/>
-          <w:color w:val="000000" w:themeColor="text1"/>
-          <w:sz w:val="16"/>
-          <w:szCs w:val="16"/>
-        </w:rPr>
-        <w:t>-&gt;</w:t>
-      </w:r>
-      <w:r>
-        <w:rPr>
-          <w:rFonts w:ascii="Consolas" w:hAnsi="Consolas" w:cstheme="minorHAnsi"/>
-          <w:color w:val="000000" w:themeColor="text1"/>
-          <w:sz w:val="16"/>
-          <w:szCs w:val="16"/>
-        </w:rPr>
-        <w:t xml:space="preserve"> RUNNING* </w:t>
-      </w:r>
-      <w:r>
-        <w:rPr>
-          <w:rFonts w:ascii="Consolas" w:hAnsi="Consolas" w:cstheme="minorHAnsi"/>
-          <w:color w:val="000000" w:themeColor="text1"/>
-          <w:sz w:val="16"/>
-          <w:szCs w:val="16"/>
-        </w:rPr>
-        <w:t>-&gt;</w:t>
-      </w:r>
-      <w:r>
-        <w:rPr>
-          <w:rFonts w:ascii="Consolas" w:hAnsi="Consolas" w:cstheme="minorHAnsi"/>
-          <w:color w:val="000000" w:themeColor="text1"/>
-          <w:sz w:val="16"/>
-          <w:szCs w:val="16"/>
-        </w:rPr>
-        <w:t xml:space="preserve"> </w:t>
-      </w:r>
-      <w:r>
-        <w:rPr>
-          <w:rFonts w:ascii="Consolas" w:hAnsi="Consolas" w:cstheme="minorHAnsi"/>
-          <w:b/>
-          <w:bCs/>
-          <w:color w:val="000000" w:themeColor="text1"/>
-          <w:sz w:val="16"/>
-          <w:szCs w:val="16"/>
-        </w:rPr>
-        <w:t>TERMINATED</w:t>
-      </w:r>
-    </w:p>
-    <w:p>
-      <w:pPr>
-        <w:spacing w:after="0"/>
-        <w:rPr>
-          <w:rFonts w:ascii="Consolas" w:hAnsi="Consolas" w:cstheme="minorHAnsi"/>
-          <w:color w:val="000000" w:themeColor="text1"/>
-          <w:sz w:val="16"/>
-          <w:szCs w:val="16"/>
-        </w:rPr>
-      </w:pPr>
-    </w:p>
-    <w:p>
-      <w:pPr>
-        <w:spacing w:after="0"/>
-        <w:rPr>
-          <w:rFonts w:ascii="Consolas" w:hAnsi="Consolas" w:cstheme="minorHAnsi"/>
-          <w:color w:val="000000" w:themeColor="text1"/>
-          <w:sz w:val="16"/>
-          <w:szCs w:val="16"/>
-        </w:rPr>
-      </w:pPr>
-      <w:r>
-        <w:rPr>
-          <w:rFonts w:ascii="Consolas" w:hAnsi="Consolas" w:cstheme="minorHAnsi"/>
-          <w:color w:val="000000" w:themeColor="text1"/>
-          <w:sz w:val="16"/>
-          <w:szCs w:val="16"/>
-        </w:rPr>
-        <w:t>And while runnable, it can temporarily enter:</w:t>
-      </w:r>
-    </w:p>
-    <w:p>
-      <w:pPr>
-        <w:spacing w:after="0"/>
-        <w:rPr>
-          <w:rFonts w:ascii="Consolas" w:hAnsi="Consolas" w:cstheme="minorHAnsi"/>
-          <w:b/>
-          <w:bCs/>
-          <w:color w:val="000000" w:themeColor="text1"/>
-          <w:sz w:val="16"/>
-          <w:szCs w:val="16"/>
-        </w:rPr>
-      </w:pPr>
-      <w:proofErr w:type="gramStart"/>
-      <w:r>
-        <w:rPr>
-          <w:rFonts w:ascii="Consolas" w:hAnsi="Consolas" w:cstheme="minorHAnsi"/>
-          <w:b/>
-          <w:bCs/>
-          <w:color w:val="000000" w:themeColor="text1"/>
-          <w:sz w:val="16"/>
-          <w:szCs w:val="16"/>
-        </w:rPr>
-        <w:t>WAITING</w:t>
-      </w:r>
-      <w:r>
-        <w:rPr>
-          <w:rFonts w:ascii="Consolas" w:hAnsi="Consolas" w:cstheme="minorHAnsi"/>
-          <w:color w:val="000000" w:themeColor="text1"/>
-          <w:sz w:val="16"/>
-          <w:szCs w:val="16"/>
-        </w:rPr>
-        <w:t>,</w:t>
-      </w:r>
-      <w:r>
-        <w:rPr>
-          <w:rFonts w:ascii="Consolas" w:hAnsi="Consolas" w:cstheme="minorHAnsi"/>
-          <w:b/>
-          <w:bCs/>
-          <w:color w:val="000000" w:themeColor="text1"/>
-          <w:sz w:val="16"/>
-          <w:szCs w:val="16"/>
-        </w:rPr>
-        <w:t>TIMED</w:t>
-      </w:r>
-      <w:proofErr w:type="gramEnd"/>
-      <w:r>
-        <w:rPr>
-          <w:rFonts w:ascii="Consolas" w:hAnsi="Consolas" w:cstheme="minorHAnsi"/>
-          <w:b/>
-          <w:bCs/>
-          <w:color w:val="000000" w:themeColor="text1"/>
-          <w:sz w:val="16"/>
-          <w:szCs w:val="16"/>
-        </w:rPr>
-        <w:t>_WAITING</w:t>
-      </w:r>
-      <w:r>
-        <w:rPr>
-          <w:rFonts w:ascii="Consolas" w:hAnsi="Consolas" w:cstheme="minorHAnsi"/>
-          <w:color w:val="000000" w:themeColor="text1"/>
-          <w:sz w:val="16"/>
-          <w:szCs w:val="16"/>
-        </w:rPr>
-        <w:t>,</w:t>
-      </w:r>
-      <w:r>
-        <w:rPr>
-          <w:rFonts w:ascii="Consolas" w:hAnsi="Consolas" w:cstheme="minorHAnsi"/>
-          <w:color w:val="000000" w:themeColor="text1"/>
-          <w:sz w:val="16"/>
-          <w:szCs w:val="16"/>
-        </w:rPr>
-        <w:t xml:space="preserve"> </w:t>
-      </w:r>
-      <w:r>
-        <w:rPr>
-          <w:rFonts w:ascii="Consolas" w:hAnsi="Consolas" w:cstheme="minorHAnsi"/>
-          <w:b/>
-          <w:bCs/>
-          <w:color w:val="000000" w:themeColor="text1"/>
-          <w:sz w:val="16"/>
-          <w:szCs w:val="16"/>
-        </w:rPr>
-        <w:t>BLOCKED</w:t>
-      </w:r>
-    </w:p>
-    <w:p>
-      <w:pPr>
-        <w:spacing w:after="0"/>
-        <w:rPr>
-          <w:rFonts w:ascii="Consolas" w:hAnsi="Consolas" w:cstheme="minorHAnsi"/>
-          <w:b/>
-          <w:bCs/>
-          <w:color w:val="000000" w:themeColor="text1"/>
-          <w:sz w:val="16"/>
-          <w:szCs w:val="16"/>
-        </w:rPr>
-      </w:pPr>
-    </w:p>
-    <w:p>
-      <w:pPr>
-        <w:spacing w:after="0"/>
-        <w:rPr>
-          <w:rFonts w:ascii="Consolas" w:hAnsi="Consolas" w:cstheme="minorHAnsi"/>
-          <w:color w:val="000000" w:themeColor="text1"/>
-          <w:sz w:val="16"/>
-          <w:szCs w:val="16"/>
-        </w:rPr>
-      </w:pPr>
-      <w:r>
-        <w:rPr>
-          <w:rFonts w:ascii="Consolas" w:hAnsi="Consolas" w:cstheme="minorHAnsi"/>
-          <w:color w:val="000000" w:themeColor="text1"/>
-          <w:sz w:val="16"/>
-          <w:szCs w:val="16"/>
-        </w:rPr>
-        <w:t xml:space="preserve">             ┌── BLOCKED ───────┐</w:t>
-      </w:r>
-    </w:p>
-    <w:p>
-      <w:pPr>
-        <w:spacing w:after="0"/>
-        <w:rPr>
-          <w:rFonts w:ascii="Consolas" w:hAnsi="Consolas" w:cstheme="minorHAnsi"/>
-          <w:color w:val="000000" w:themeColor="text1"/>
-          <w:sz w:val="16"/>
-          <w:szCs w:val="16"/>
-        </w:rPr>
-      </w:pPr>
-      <w:r>
-        <w:rPr>
-          <w:rFonts w:ascii="Consolas" w:hAnsi="Consolas" w:cstheme="minorHAnsi"/>
-          <w:color w:val="000000" w:themeColor="text1"/>
-          <w:sz w:val="16"/>
-          <w:szCs w:val="16"/>
-        </w:rPr>
-        <w:t xml:space="preserve">             │                  ↓</w:t>
-      </w:r>
-    </w:p>
-    <w:p>
-      <w:pPr>
-        <w:spacing w:after="0"/>
-        <w:rPr>
-          <w:rFonts w:ascii="Consolas" w:hAnsi="Consolas" w:cstheme="minorHAnsi"/>
-          <w:color w:val="000000" w:themeColor="text1"/>
-          <w:sz w:val="16"/>
-          <w:szCs w:val="16"/>
-        </w:rPr>
-      </w:pPr>
-      <w:r>
-        <w:rPr>
-          <w:rFonts w:ascii="Consolas" w:hAnsi="Consolas" w:cstheme="minorHAnsi"/>
-          <w:color w:val="000000" w:themeColor="text1"/>
-          <w:sz w:val="16"/>
-          <w:szCs w:val="16"/>
-        </w:rPr>
-        <w:t>NEW → RUNNABLE ← WAITING        │──</w:t>
-      </w:r>
-      <w:r>
-        <w:rPr>
-          <w:rFonts w:ascii="Consolas" w:hAnsi="Consolas" w:cstheme="minorHAnsi"/>
-          <w:color w:val="000000" w:themeColor="text1"/>
-          <w:sz w:val="16"/>
-          <w:szCs w:val="16"/>
-        </w:rPr>
-        <w:t xml:space="preserve">&gt; </w:t>
-      </w:r>
-      <w:r>
-        <w:rPr>
-          <w:rFonts w:ascii="Consolas" w:hAnsi="Consolas" w:cstheme="minorHAnsi"/>
-          <w:color w:val="000000" w:themeColor="text1"/>
-          <w:sz w:val="16"/>
-          <w:szCs w:val="16"/>
-        </w:rPr>
-        <w:t>TERMINATED</w:t>
-      </w:r>
-    </w:p>
-    <w:p>
-      <w:pPr>
-        <w:spacing w:after="0"/>
-        <w:rPr>
-          <w:rFonts w:ascii="Consolas" w:hAnsi="Consolas" w:cstheme="minorHAnsi"/>
-          <w:color w:val="000000" w:themeColor="text1"/>
-          <w:sz w:val="16"/>
-          <w:szCs w:val="16"/>
-        </w:rPr>
-      </w:pPr>
-      <w:r>
-        <w:rPr>
-          <w:rFonts w:ascii="Consolas" w:hAnsi="Consolas" w:cstheme="minorHAnsi"/>
-          <w:color w:val="000000" w:themeColor="text1"/>
-          <w:sz w:val="16"/>
-          <w:szCs w:val="16"/>
-        </w:rPr>
-        <w:t xml:space="preserve">             ↑                  │</w:t>
-      </w:r>
-    </w:p>
-    <w:p>
-      <w:pPr>
-        <w:spacing w:after="0"/>
-        <w:rPr>
-          <w:rFonts w:ascii="Consolas" w:hAnsi="Consolas" w:cstheme="minorHAnsi"/>
-          <w:color w:val="000000" w:themeColor="text1"/>
-          <w:sz w:val="16"/>
-          <w:szCs w:val="16"/>
-        </w:rPr>
-      </w:pPr>
-      <w:r>
-        <w:rPr>
-          <w:rFonts w:ascii="Consolas" w:hAnsi="Consolas" w:cstheme="minorHAnsi"/>
-          <w:color w:val="000000" w:themeColor="text1"/>
-          <w:sz w:val="16"/>
-          <w:szCs w:val="16"/>
-        </w:rPr>
-        <w:t xml:space="preserve">             └ TIMED_WAITING ───┘    </w:t>
-      </w:r>
-    </w:p>
-    <w:p>
-      <w:pPr>
-        <w:spacing w:after="0"/>
-        <w:rPr>
-          <w:rFonts w:ascii="Consolas" w:hAnsi="Consolas" w:cstheme="minorHAnsi"/>
-          <w:color w:val="000000" w:themeColor="text1"/>
-          <w:sz w:val="16"/>
-          <w:szCs w:val="16"/>
-        </w:rPr>
-      </w:pPr>
-    </w:p>
-    <w:p>
-      <w:pPr>
-        <w:spacing w:after="0"/>
-        <w:rPr>
-          <w:rFonts w:cstheme="minorHAnsi"/>
-          <w:color w:val="000000" w:themeColor="text1"/>
-        </w:rPr>
-      </w:pPr>
-      <w:r>
-        <w:rPr>
-          <w:rFonts w:cstheme="minorHAnsi"/>
-          <w:b/>
-          <w:bCs/>
-          <w:color w:val="000000" w:themeColor="text1"/>
-        </w:rPr>
-        <w:t>Thread communication</w:t>
-      </w:r>
-      <w:r>
-        <w:rPr>
-          <w:rFonts w:cstheme="minorHAnsi"/>
-          <w:color w:val="000000" w:themeColor="text1"/>
-        </w:rPr>
-        <w:t xml:space="preserve">: </w:t>
-      </w:r>
-    </w:p>
-    <w:p>
-      <w:pPr>
-        <w:spacing w:after="0"/>
-        <w:rPr>
-          <w:rFonts w:cstheme="minorHAnsi"/>
-          <w:color w:val="000000" w:themeColor="text1"/>
-        </w:rPr>
-      </w:pPr>
-      <w:r>
-        <w:rPr>
-          <w:rFonts w:cstheme="minorHAnsi"/>
-          <w:color w:val="000000" w:themeColor="text1"/>
-        </w:rPr>
-        <w:t xml:space="preserve">Monitor </w:t>
-      </w:r>
-      <w:proofErr w:type="gramStart"/>
-      <w:r>
-        <w:rPr>
-          <w:rFonts w:cstheme="minorHAnsi"/>
-          <w:color w:val="000000" w:themeColor="text1"/>
-        </w:rPr>
-        <w:t>Lock :</w:t>
-      </w:r>
-      <w:proofErr w:type="gramEnd"/>
-      <w:r>
-        <w:rPr>
-          <w:rFonts w:cstheme="minorHAnsi"/>
-          <w:color w:val="000000" w:themeColor="text1"/>
-        </w:rPr>
-        <w:t xml:space="preserve"> </w:t>
-      </w:r>
-      <w:r>
-        <w:rPr>
-          <w:rFonts w:cstheme="minorHAnsi"/>
-          <w:color w:val="000000" w:themeColor="text1"/>
-        </w:rPr>
-        <w:t xml:space="preserve">A </w:t>
-      </w:r>
-      <w:r>
-        <w:rPr>
-          <w:rFonts w:cstheme="minorHAnsi"/>
-          <w:b/>
-          <w:bCs/>
-          <w:color w:val="000000" w:themeColor="text1"/>
-        </w:rPr>
-        <w:t>monitor lock</w:t>
-      </w:r>
-      <w:r>
-        <w:rPr>
-          <w:rFonts w:cstheme="minorHAnsi"/>
-          <w:color w:val="000000" w:themeColor="text1"/>
-        </w:rPr>
-        <w:t xml:space="preserve"> is Java's built-in mechanism for ensuring that </w:t>
-      </w:r>
-      <w:r>
-        <w:rPr>
-          <w:rFonts w:cstheme="minorHAnsi"/>
-          <w:color w:val="000000" w:themeColor="text1"/>
-        </w:rPr>
-        <w:t xml:space="preserve">only one thread at a time can execute a </w:t>
-      </w:r>
-      <w:r>
-        <w:rPr>
-          <w:rFonts w:cstheme="minorHAnsi"/>
-          <w:b/>
-          <w:bCs/>
-          <w:color w:val="000000" w:themeColor="text1"/>
-        </w:rPr>
-        <w:t>synchronized section</w:t>
-      </w:r>
-      <w:r>
-        <w:rPr>
-          <w:rFonts w:cstheme="minorHAnsi"/>
-          <w:color w:val="000000" w:themeColor="text1"/>
-        </w:rPr>
-        <w:t xml:space="preserve"> for a particular object.</w:t>
-      </w:r>
-    </w:p>
-    <w:p>
-      <w:pPr>
-        <w:spacing w:after="0"/>
-        <w:rPr>
-          <w:rFonts w:cstheme="minorHAnsi"/>
-          <w:color w:val="000000" w:themeColor="text1"/>
-        </w:rPr>
-      </w:pPr>
-      <w:r>
-        <w:rPr>
-          <w:rFonts w:cstheme="minorHAnsi"/>
-          <w:color w:val="000000" w:themeColor="text1"/>
-        </w:rPr>
-        <w:t xml:space="preserve"> </w:t>
-      </w:r>
-      <w:r>
-        <w:rPr>
-          <w:rFonts w:cstheme="minorHAnsi"/>
-          <w:color w:val="000000" w:themeColor="text1"/>
-        </w:rPr>
-        <w:t xml:space="preserve">A </w:t>
-      </w:r>
-      <w:r>
-        <w:rPr>
-          <w:rFonts w:cstheme="minorHAnsi"/>
-          <w:b/>
-          <w:bCs/>
-          <w:color w:val="000000" w:themeColor="text1"/>
-        </w:rPr>
-        <w:t>monitor lock belongs to an object</w:t>
-      </w:r>
-      <w:r>
-        <w:rPr>
-          <w:rFonts w:cstheme="minorHAnsi"/>
-          <w:color w:val="000000" w:themeColor="text1"/>
-        </w:rPr>
-        <w:t>, not to the synchronized keyword itself.</w:t>
       </w:r>
     </w:p>
     <w:p>

--- a/Java/Java_notes.docx
+++ b/Java/Java_notes.docx
@@ -15567,21 +15567,235 @@
           <w:rFonts w:cstheme="minorHAnsi"/>
           <w:color w:val="000000" w:themeColor="text1"/>
         </w:rPr>
-        <w:t>: va</w:t>
-      </w:r>
-      <w:r>
-        <w:rPr>
-          <w:rFonts w:cstheme="minorHAnsi"/>
-          <w:color w:val="000000" w:themeColor="text1"/>
-        </w:rPr>
-        <w:t>l</w:t>
-      </w:r>
-      <w:r>
-        <w:rPr>
-          <w:rFonts w:cstheme="minorHAnsi"/>
-          <w:color w:val="000000" w:themeColor="text1"/>
-        </w:rPr>
-        <w:t xml:space="preserve">  num =  20;  num = 10</w:t>
+        <w:t xml:space="preserve">: val  num =  20;  num = 10 </w:t>
+      </w:r>
+      <w:r>
+        <w:rPr>
+          <w:rFonts w:cstheme="minorHAnsi"/>
+          <w:b/>
+          <w:bCs/>
+          <w:color w:val="000000" w:themeColor="text1"/>
+        </w:rPr>
+        <w:t>X</w:t>
+      </w:r>
+      <w:r>
+        <w:rPr>
+          <w:rFonts w:cstheme="minorHAnsi"/>
+          <w:color w:val="000000" w:themeColor="text1"/>
+        </w:rPr>
+        <w:t xml:space="preserve"> not allowed;</w:t>
+      </w:r>
+    </w:p>
+    <w:p>
+      <w:pPr>
+        <w:spacing w:after="0"/>
+        <w:rPr>
+          <w:rFonts w:cstheme="minorHAnsi"/>
+          <w:color w:val="000000" w:themeColor="text1"/>
+        </w:rPr>
+      </w:pPr>
+      <w:r>
+        <w:rPr>
+          <w:rFonts w:cstheme="minorHAnsi"/>
+          <w:b/>
+          <w:bCs/>
+          <w:color w:val="000000" w:themeColor="text1"/>
+        </w:rPr>
+        <w:t xml:space="preserve">var: </w:t>
+      </w:r>
+      <w:r>
+        <w:rPr>
+          <w:rFonts w:cstheme="minorHAnsi"/>
+          <w:color w:val="000000" w:themeColor="text1"/>
+        </w:rPr>
+        <w:t xml:space="preserve">Local variable non final. </w:t>
+      </w:r>
+      <w:r>
+        <w:rPr>
+          <w:rFonts w:cstheme="minorHAnsi"/>
+          <w:b/>
+          <w:bCs/>
+          <w:color w:val="000000" w:themeColor="text1"/>
+        </w:rPr>
+        <w:t>Eg</w:t>
+      </w:r>
+      <w:r>
+        <w:rPr>
+          <w:rFonts w:cstheme="minorHAnsi"/>
+          <w:color w:val="000000" w:themeColor="text1"/>
+        </w:rPr>
+        <w:t>: var  num =  20;  num = 10;</w:t>
+      </w:r>
+      <w:r>
+        <w:rPr>
+          <w:rFonts w:cstheme="minorHAnsi"/>
+          <w:color w:val="000000" w:themeColor="text1"/>
+        </w:rPr>
+        <w:t xml:space="preserve"> allowed</w:t>
+      </w:r>
+    </w:p>
+    <w:p>
+      <w:pPr>
+        <w:spacing w:after="0"/>
+        <w:rPr>
+          <w:rFonts w:cstheme="minorHAnsi"/>
+          <w:color w:val="000000" w:themeColor="text1"/>
+        </w:rPr>
+      </w:pPr>
+    </w:p>
+    <w:p>
+      <w:pPr>
+        <w:spacing w:after="0"/>
+        <w:rPr>
+          <w:rFonts w:cstheme="minorHAnsi"/>
+          <w:color w:val="000000" w:themeColor="text1"/>
+        </w:rPr>
+      </w:pPr>
+      <w:r>
+        <w:rPr>
+          <w:rFonts w:cstheme="minorHAnsi"/>
+          <w:color w:val="000000" w:themeColor="text1"/>
+        </w:rPr>
+        <w:t xml:space="preserve">2. </w:t>
+      </w:r>
+      <w:r>
+        <w:rPr>
+          <w:rFonts w:cstheme="minorHAnsi"/>
+          <w:b/>
+          <w:bCs/>
+          <w:color w:val="000000" w:themeColor="text1"/>
+        </w:rPr>
+        <w:t>@NonNull</w:t>
+      </w:r>
+      <w:r>
+        <w:rPr>
+          <w:rFonts w:cstheme="minorHAnsi"/>
+          <w:b/>
+          <w:bCs/>
+          <w:color w:val="000000" w:themeColor="text1"/>
+        </w:rPr>
+        <w:t xml:space="preserve"> :  </w:t>
+      </w:r>
+      <w:r>
+        <w:rPr>
+          <w:rFonts w:cstheme="minorHAnsi"/>
+          <w:color w:val="000000" w:themeColor="text1"/>
+        </w:rPr>
+        <w:t xml:space="preserve">generates a null check exception and throws NPE if value is null. </w:t>
+      </w:r>
+    </w:p>
+    <w:p>
+      <w:pPr>
+        <w:spacing w:after="0"/>
+        <w:rPr>
+          <w:rFonts w:cstheme="minorHAnsi"/>
+          <w:color w:val="000000" w:themeColor="text1"/>
+        </w:rPr>
+      </w:pPr>
+      <w:r>
+        <w:rPr>
+          <w:rFonts w:cstheme="minorHAnsi"/>
+          <w:color w:val="000000" w:themeColor="text1"/>
+        </w:rPr>
+        <w:t xml:space="preserve">Can be used in method or Constructor parameter </w:t>
+      </w:r>
+    </w:p>
+    <w:p>
+      <w:pPr>
+        <w:spacing w:after="0"/>
+        <w:rPr>
+          <w:rFonts w:cstheme="minorHAnsi"/>
+          <w:color w:val="000000" w:themeColor="text1"/>
+        </w:rPr>
+      </w:pPr>
+      <w:r>
+        <w:rPr>
+          <w:rFonts w:cstheme="minorHAnsi"/>
+          <w:color w:val="000000" w:themeColor="text1"/>
+        </w:rPr>
+        <w:t>void  demo(@NotNull String name){}</w:t>
+      </w:r>
+    </w:p>
+    <w:p>
+      <w:pPr>
+        <w:spacing w:after="0"/>
+        <w:rPr>
+          <w:rFonts w:cstheme="minorHAnsi"/>
+          <w:color w:val="000000" w:themeColor="text1"/>
+        </w:rPr>
+      </w:pPr>
+    </w:p>
+    <w:p>
+      <w:pPr>
+        <w:spacing w:after="0"/>
+        <w:rPr>
+          <w:rFonts w:cstheme="minorHAnsi"/>
+          <w:color w:val="000000" w:themeColor="text1"/>
+        </w:rPr>
+      </w:pPr>
+      <w:r>
+        <w:rPr>
+          <w:rFonts w:cstheme="minorHAnsi"/>
+          <w:color w:val="000000" w:themeColor="text1"/>
+        </w:rPr>
+        <w:t xml:space="preserve">3. </w:t>
+      </w:r>
+      <w:r>
+        <w:rPr>
+          <w:rFonts w:cstheme="minorHAnsi"/>
+          <w:b/>
+          <w:bCs/>
+          <w:color w:val="000000" w:themeColor="text1"/>
+        </w:rPr>
+        <w:t>Getter &amp; Setter</w:t>
+      </w:r>
+      <w:r>
+        <w:rPr>
+          <w:rFonts w:cstheme="minorHAnsi"/>
+          <w:b/>
+          <w:bCs/>
+          <w:color w:val="000000" w:themeColor="text1"/>
+        </w:rPr>
+        <w:t xml:space="preserve"> : </w:t>
+      </w:r>
+      <w:r>
+        <w:rPr>
+          <w:rFonts w:cstheme="minorHAnsi"/>
+          <w:color w:val="000000" w:themeColor="text1"/>
+        </w:rPr>
+        <w:t xml:space="preserve">Lombok will generate </w:t>
+      </w:r>
+      <w:r>
+        <w:rPr>
+          <w:rFonts w:cstheme="minorHAnsi"/>
+          <w:b/>
+          <w:bCs/>
+          <w:color w:val="000000" w:themeColor="text1"/>
+        </w:rPr>
+        <w:t>default</w:t>
+      </w:r>
+      <w:r>
+        <w:rPr>
+          <w:rFonts w:cstheme="minorHAnsi"/>
+          <w:color w:val="000000" w:themeColor="text1"/>
+        </w:rPr>
+        <w:t xml:space="preserve"> getter and setter methods.</w:t>
+      </w:r>
+    </w:p>
+    <w:p>
+      <w:pPr>
+        <w:spacing w:after="0"/>
+        <w:rPr>
+          <w:rFonts w:cstheme="minorHAnsi"/>
+          <w:color w:val="000000" w:themeColor="text1"/>
+        </w:rPr>
+      </w:pPr>
+      <w:r>
+        <w:rPr>
+          <w:rFonts w:cstheme="minorHAnsi"/>
+          <w:color w:val="000000" w:themeColor="text1"/>
+        </w:rPr>
+        <w:t>Can be used at class level.</w:t>
       </w:r>
       <w:r>
         <w:rPr>
@@ -15593,146 +15807,109 @@
       <w:r>
         <w:rPr>
           <w:rFonts w:cstheme="minorHAnsi"/>
-          <w:b/>
-          <w:bCs/>
-          <w:color w:val="000000" w:themeColor="text1"/>
-        </w:rPr>
-        <w:t>X</w:t>
-      </w:r>
-      <w:r>
-        <w:rPr>
-          <w:rFonts w:cstheme="minorHAnsi"/>
-          <w:color w:val="000000" w:themeColor="text1"/>
-        </w:rPr>
-        <w:t xml:space="preserve"> not allowed</w:t>
-      </w:r>
-      <w:r>
-        <w:rPr>
-          <w:rFonts w:cstheme="minorHAnsi"/>
-          <w:color w:val="000000" w:themeColor="text1"/>
-        </w:rPr>
-        <w:t>;</w:t>
-      </w:r>
-    </w:p>
-    <w:p>
-      <w:pPr>
-        <w:spacing w:after="0"/>
-        <w:rPr>
-          <w:rFonts w:cstheme="minorHAnsi"/>
-          <w:color w:val="000000" w:themeColor="text1"/>
-        </w:rPr>
-      </w:pPr>
-      <w:r>
-        <w:rPr>
-          <w:rFonts w:cstheme="minorHAnsi"/>
-          <w:b/>
-          <w:bCs/>
-          <w:color w:val="000000" w:themeColor="text1"/>
-        </w:rPr>
-        <w:t xml:space="preserve">var: </w:t>
-      </w:r>
-      <w:r>
-        <w:rPr>
-          <w:rFonts w:cstheme="minorHAnsi"/>
-          <w:color w:val="000000" w:themeColor="text1"/>
-        </w:rPr>
-        <w:t xml:space="preserve">Local variable non final. </w:t>
-      </w:r>
-      <w:r>
-        <w:rPr>
-          <w:rFonts w:cstheme="minorHAnsi"/>
-          <w:b/>
-          <w:bCs/>
-          <w:color w:val="000000" w:themeColor="text1"/>
-        </w:rPr>
-        <w:t>Eg</w:t>
-      </w:r>
-      <w:r>
-        <w:rPr>
-          <w:rFonts w:cstheme="minorHAnsi"/>
-          <w:color w:val="000000" w:themeColor="text1"/>
-        </w:rPr>
-        <w:t>: var  num =  20;  num = 10;</w:t>
-      </w:r>
-      <w:r>
-        <w:rPr>
-          <w:rFonts w:cstheme="minorHAnsi"/>
-          <w:color w:val="000000" w:themeColor="text1"/>
-        </w:rPr>
-        <w:t xml:space="preserve"> allowed</w:t>
-      </w:r>
-    </w:p>
-    <w:p>
-      <w:pPr>
-        <w:spacing w:after="0"/>
-        <w:rPr>
-          <w:rFonts w:cstheme="minorHAnsi"/>
-          <w:color w:val="000000" w:themeColor="text1"/>
-        </w:rPr>
-      </w:pPr>
-    </w:p>
-    <w:p>
-      <w:pPr>
-        <w:spacing w:after="0"/>
-        <w:rPr>
-          <w:rFonts w:cstheme="minorHAnsi"/>
-          <w:color w:val="000000" w:themeColor="text1"/>
-        </w:rPr>
-      </w:pPr>
-      <w:r>
-        <w:rPr>
-          <w:rFonts w:cstheme="minorHAnsi"/>
-          <w:color w:val="000000" w:themeColor="text1"/>
-        </w:rPr>
-        <w:t xml:space="preserve">2. </w:t>
-      </w:r>
-      <w:r>
-        <w:rPr>
-          <w:rFonts w:cstheme="minorHAnsi"/>
-          <w:b/>
-          <w:bCs/>
-          <w:color w:val="000000" w:themeColor="text1"/>
-        </w:rPr>
-        <w:t>@NonNull</w:t>
-      </w:r>
-      <w:r>
-        <w:rPr>
-          <w:rFonts w:cstheme="minorHAnsi"/>
-          <w:b/>
-          <w:bCs/>
-          <w:color w:val="000000" w:themeColor="text1"/>
-        </w:rPr>
-        <w:t xml:space="preserve"> :  </w:t>
-      </w:r>
-      <w:r>
-        <w:rPr>
-          <w:rFonts w:cstheme="minorHAnsi"/>
-          <w:color w:val="000000" w:themeColor="text1"/>
-        </w:rPr>
-        <w:t xml:space="preserve">generates a null check exception and throws NPE if value is null. </w:t>
-      </w:r>
-    </w:p>
-    <w:p>
-      <w:pPr>
-        <w:spacing w:after="0"/>
-        <w:rPr>
-          <w:rFonts w:cstheme="minorHAnsi"/>
-          <w:color w:val="000000" w:themeColor="text1"/>
-        </w:rPr>
-      </w:pPr>
-      <w:r>
-        <w:rPr>
-          <w:rFonts w:cstheme="minorHAnsi"/>
-          <w:color w:val="000000" w:themeColor="text1"/>
-        </w:rPr>
-        <w:t xml:space="preserve">Can be used in method or Constructor </w:t>
-      </w:r>
-      <w:r>
-        <w:rPr>
-          <w:rFonts w:cstheme="minorHAnsi"/>
-          <w:color w:val="000000" w:themeColor="text1"/>
-        </w:rPr>
-        <w:t>parameter</w:t>
+          <w:color w:val="000000" w:themeColor="text1"/>
+        </w:rPr>
+        <w:t>Field level.</w:t>
+      </w:r>
+    </w:p>
+    <w:p>
+      <w:pPr>
+        <w:spacing w:after="0"/>
+        <w:rPr>
+          <w:rFonts w:cstheme="minorHAnsi"/>
+          <w:color w:val="000000" w:themeColor="text1"/>
+        </w:rPr>
+      </w:pPr>
+      <w:r>
+        <w:rPr>
+          <w:rFonts w:cstheme="minorHAnsi"/>
+          <w:color w:val="000000" w:themeColor="text1"/>
+        </w:rPr>
+        <w:t>We can use acees level to control getter and setter on field level Eg. AccessLevel.PRIVATE  or AccessLevel.PROTECTED</w:t>
+      </w:r>
+      <w:r>
+        <w:rPr>
+          <w:rFonts w:cstheme="minorHAnsi"/>
+          <w:color w:val="000000" w:themeColor="text1"/>
+        </w:rPr>
+        <w:t>.</w:t>
+      </w:r>
+    </w:p>
+    <w:p>
+      <w:pPr>
+        <w:spacing w:after="0"/>
+        <w:rPr>
+          <w:rFonts w:cstheme="minorHAnsi"/>
+          <w:color w:val="000000" w:themeColor="text1"/>
+        </w:rPr>
+      </w:pPr>
+      <w:r>
+        <w:rPr>
+          <w:rFonts w:cstheme="minorHAnsi"/>
+          <w:color w:val="000000" w:themeColor="text1"/>
+        </w:rPr>
+        <w:t xml:space="preserve">They are only applied for </w:t>
+      </w:r>
+      <w:r>
+        <w:rPr>
+          <w:rFonts w:cstheme="minorHAnsi"/>
+          <w:b/>
+          <w:bCs/>
+          <w:color w:val="000000" w:themeColor="text1"/>
+        </w:rPr>
+        <w:t>non</w:t>
+      </w:r>
+      <w:r>
+        <w:rPr>
+          <w:rFonts w:cstheme="minorHAnsi"/>
+          <w:b/>
+          <w:bCs/>
+          <w:color w:val="000000" w:themeColor="text1"/>
+        </w:rPr>
+        <w:t>-</w:t>
+      </w:r>
+      <w:r>
+        <w:rPr>
+          <w:rFonts w:cstheme="minorHAnsi"/>
+          <w:b/>
+          <w:bCs/>
+          <w:color w:val="000000" w:themeColor="text1"/>
+        </w:rPr>
+        <w:t>static</w:t>
+      </w:r>
+      <w:r>
+        <w:rPr>
+          <w:rFonts w:cstheme="minorHAnsi"/>
+          <w:color w:val="000000" w:themeColor="text1"/>
+        </w:rPr>
+        <w:t xml:space="preserve"> and </w:t>
+      </w:r>
+      <w:r>
+        <w:rPr>
+          <w:rFonts w:cstheme="minorHAnsi"/>
+          <w:b/>
+          <w:bCs/>
+          <w:color w:val="000000" w:themeColor="text1"/>
+        </w:rPr>
+        <w:t>non</w:t>
+      </w:r>
+      <w:r>
+        <w:rPr>
+          <w:rFonts w:cstheme="minorHAnsi"/>
+          <w:b/>
+          <w:bCs/>
+          <w:color w:val="000000" w:themeColor="text1"/>
+        </w:rPr>
+        <w:t>-</w:t>
+      </w:r>
+      <w:r>
+        <w:rPr>
+          <w:rFonts w:cstheme="minorHAnsi"/>
+          <w:b/>
+          <w:bCs/>
+          <w:color w:val="000000" w:themeColor="text1"/>
+        </w:rPr>
+        <w:t>final</w:t>
       </w:r>
       <w:r>
         <w:rPr>
@@ -15741,55 +15918,69 @@
         </w:rPr>
         <w:t xml:space="preserve"> </w:t>
       </w:r>
-    </w:p>
-    <w:p>
-      <w:pPr>
-        <w:spacing w:after="0"/>
-        <w:rPr>
-          <w:rFonts w:cstheme="minorHAnsi"/>
-          <w:color w:val="000000" w:themeColor="text1"/>
-        </w:rPr>
-      </w:pPr>
-      <w:r>
-        <w:rPr>
-          <w:rFonts w:cstheme="minorHAnsi"/>
-          <w:color w:val="000000" w:themeColor="text1"/>
-        </w:rPr>
-        <w:t>void  demo(@NotNull String name){}</w:t>
-      </w:r>
-    </w:p>
-    <w:p>
-      <w:pPr>
-        <w:spacing w:after="0"/>
-        <w:rPr>
-          <w:rFonts w:cstheme="minorHAnsi"/>
-          <w:color w:val="000000" w:themeColor="text1"/>
-        </w:rPr>
-      </w:pPr>
-    </w:p>
-    <w:p>
-      <w:pPr>
-        <w:spacing w:after="0"/>
-        <w:rPr>
-          <w:rFonts w:cstheme="minorHAnsi"/>
-          <w:color w:val="000000" w:themeColor="text1"/>
-        </w:rPr>
-      </w:pPr>
-      <w:r>
-        <w:rPr>
-          <w:rFonts w:cstheme="minorHAnsi"/>
-          <w:color w:val="000000" w:themeColor="text1"/>
-        </w:rPr>
-        <w:t xml:space="preserve">3. </w:t>
-      </w:r>
-      <w:r>
-        <w:rPr>
-          <w:rFonts w:cstheme="minorHAnsi"/>
-          <w:b/>
-          <w:bCs/>
-          <w:color w:val="000000" w:themeColor="text1"/>
-        </w:rPr>
-        <w:t>Getter &amp; Setter</w:t>
+      <w:r>
+        <w:rPr>
+          <w:rFonts w:cstheme="minorHAnsi"/>
+          <w:color w:val="000000" w:themeColor="text1"/>
+        </w:rPr>
+        <w:t>fields</w:t>
+      </w:r>
+      <w:r>
+        <w:rPr>
+          <w:rFonts w:cstheme="minorHAnsi"/>
+          <w:color w:val="000000" w:themeColor="text1"/>
+        </w:rPr>
+        <w:t xml:space="preserve"> only.</w:t>
+      </w:r>
+    </w:p>
+    <w:p>
+      <w:pPr>
+        <w:spacing w:after="0"/>
+        <w:rPr>
+          <w:rFonts w:cstheme="minorHAnsi"/>
+          <w:color w:val="000000" w:themeColor="text1"/>
+        </w:rPr>
+      </w:pPr>
+      <w:r>
+        <w:rPr>
+          <w:rFonts w:cstheme="minorHAnsi"/>
+          <w:color w:val="000000" w:themeColor="text1"/>
+        </w:rPr>
+        <w:t>On class level if we have created @Getter @Setter. To control Setter at field level we can use @Setter(AccessLevel.NONE)</w:t>
+      </w:r>
+    </w:p>
+    <w:p>
+      <w:pPr>
+        <w:spacing w:after="0"/>
+        <w:rPr>
+          <w:rFonts w:cstheme="minorHAnsi"/>
+          <w:color w:val="000000" w:themeColor="text1"/>
+        </w:rPr>
+      </w:pPr>
+    </w:p>
+    <w:p>
+      <w:pPr>
+        <w:spacing w:after="0"/>
+        <w:rPr>
+          <w:rFonts w:cstheme="minorHAnsi"/>
+          <w:color w:val="000000" w:themeColor="text1"/>
+        </w:rPr>
+      </w:pPr>
+      <w:r>
+        <w:rPr>
+          <w:rFonts w:cstheme="minorHAnsi"/>
+          <w:color w:val="000000" w:themeColor="text1"/>
+        </w:rPr>
+        <w:t xml:space="preserve">4. </w:t>
+      </w:r>
+      <w:r>
+        <w:rPr>
+          <w:rFonts w:cstheme="minorHAnsi"/>
+          <w:b/>
+          <w:bCs/>
+          <w:color w:val="000000" w:themeColor="text1"/>
+        </w:rPr>
+        <w:t>@ToString</w:t>
       </w:r>
       <w:r>
         <w:rPr>
@@ -15805,39 +15996,1005 @@
           <w:rFonts w:cstheme="minorHAnsi"/>
           <w:color w:val="000000" w:themeColor="text1"/>
         </w:rPr>
-        <w:t xml:space="preserve">Lombok will generate </w:t>
-      </w:r>
-      <w:r>
-        <w:rPr>
-          <w:rFonts w:cstheme="minorHAnsi"/>
-          <w:b/>
-          <w:bCs/>
-          <w:color w:val="000000" w:themeColor="text1"/>
-        </w:rPr>
-        <w:t>default</w:t>
-      </w:r>
-      <w:r>
-        <w:rPr>
-          <w:rFonts w:cstheme="minorHAnsi"/>
-          <w:color w:val="000000" w:themeColor="text1"/>
-        </w:rPr>
-        <w:t xml:space="preserve"> getter and setter methods.</w:t>
-      </w:r>
-    </w:p>
-    <w:p>
-      <w:pPr>
-        <w:spacing w:after="0"/>
-        <w:rPr>
-          <w:rFonts w:cstheme="minorHAnsi"/>
-          <w:color w:val="000000" w:themeColor="text1"/>
-        </w:rPr>
-      </w:pPr>
-      <w:r>
-        <w:rPr>
-          <w:rFonts w:cstheme="minorHAnsi"/>
-          <w:color w:val="000000" w:themeColor="text1"/>
-        </w:rPr>
-        <w:t>Can be used at class level.</w:t>
+        <w:t>used to generate toString() method on class level.</w:t>
+      </w:r>
+    </w:p>
+    <w:p>
+      <w:pPr>
+        <w:spacing w:after="0"/>
+        <w:rPr>
+          <w:rFonts w:cstheme="minorHAnsi"/>
+          <w:color w:val="000000" w:themeColor="text1"/>
+        </w:rPr>
+      </w:pPr>
+      <w:r>
+        <w:rPr>
+          <w:rFonts w:cstheme="minorHAnsi"/>
+          <w:color w:val="000000" w:themeColor="text1"/>
+        </w:rPr>
+        <w:t>@ToString.Exclude used if we don’t want to include any field in our toString()</w:t>
+      </w:r>
+    </w:p>
+    <w:p>
+      <w:pPr>
+        <w:spacing w:after="0"/>
+        <w:rPr>
+          <w:rFonts w:ascii="Consolas" w:hAnsi="Consolas" w:cstheme="minorHAnsi"/>
+          <w:b/>
+          <w:bCs/>
+          <w:color w:val="000000" w:themeColor="text1"/>
+          <w:sz w:val="16"/>
+          <w:szCs w:val="16"/>
+        </w:rPr>
+      </w:pPr>
+      <w:r>
+        <w:rPr>
+          <w:rFonts w:ascii="Consolas" w:hAnsi="Consolas" w:cstheme="minorHAnsi"/>
+          <w:b/>
+          <w:bCs/>
+          <w:color w:val="000000" w:themeColor="text1"/>
+          <w:sz w:val="16"/>
+          <w:szCs w:val="16"/>
+        </w:rPr>
+        <w:t>@ToString.Exclude</w:t>
+      </w:r>
+    </w:p>
+    <w:p>
+      <w:pPr>
+        <w:spacing w:after="0"/>
+        <w:rPr>
+          <w:rFonts w:ascii="Consolas" w:hAnsi="Consolas" w:cstheme="minorHAnsi"/>
+          <w:color w:val="000000" w:themeColor="text1"/>
+          <w:sz w:val="16"/>
+          <w:szCs w:val="16"/>
+        </w:rPr>
+      </w:pPr>
+      <w:r>
+        <w:rPr>
+          <w:rFonts w:ascii="Consolas" w:hAnsi="Consolas" w:cstheme="minorHAnsi"/>
+          <w:color w:val="000000" w:themeColor="text1"/>
+          <w:sz w:val="16"/>
+          <w:szCs w:val="16"/>
+        </w:rPr>
+        <w:t>Boolean hello;</w:t>
+      </w:r>
+    </w:p>
+    <w:p>
+      <w:pPr>
+        <w:spacing w:after="0"/>
+        <w:rPr>
+          <w:rFonts w:ascii="Consolas" w:hAnsi="Consolas" w:cstheme="minorHAnsi"/>
+          <w:color w:val="000000" w:themeColor="text1"/>
+          <w:sz w:val="16"/>
+          <w:szCs w:val="16"/>
+        </w:rPr>
+      </w:pPr>
+    </w:p>
+    <w:p>
+      <w:pPr>
+        <w:spacing w:after="0"/>
+        <w:rPr>
+          <w:rFonts w:cstheme="minorHAnsi"/>
+          <w:color w:val="000000" w:themeColor="text1"/>
+        </w:rPr>
+      </w:pPr>
+      <w:r>
+        <w:rPr>
+          <w:rFonts w:cstheme="minorHAnsi"/>
+          <w:color w:val="000000" w:themeColor="text1"/>
+        </w:rPr>
+        <w:t xml:space="preserve">To skip field names from log we can use </w:t>
+      </w:r>
+    </w:p>
+    <w:p>
+      <w:pPr>
+        <w:spacing w:after="0"/>
+        <w:rPr>
+          <w:rFonts w:ascii="Consolas" w:hAnsi="Consolas" w:cstheme="minorHAnsi"/>
+          <w:b/>
+          <w:bCs/>
+          <w:color w:val="000000" w:themeColor="text1"/>
+          <w:sz w:val="16"/>
+          <w:szCs w:val="16"/>
+        </w:rPr>
+      </w:pPr>
+      <w:r>
+        <w:rPr>
+          <w:rFonts w:ascii="Consolas" w:hAnsi="Consolas" w:cstheme="minorHAnsi"/>
+          <w:b/>
+          <w:bCs/>
+          <w:color w:val="000000" w:themeColor="text1"/>
+          <w:sz w:val="16"/>
+          <w:szCs w:val="16"/>
+        </w:rPr>
+        <w:t>@ToString(includeFieldName = false)</w:t>
+      </w:r>
+    </w:p>
+    <w:p>
+      <w:pPr>
+        <w:spacing w:after="0"/>
+        <w:rPr>
+          <w:rFonts w:ascii="Consolas" w:hAnsi="Consolas" w:cstheme="minorHAnsi"/>
+          <w:color w:val="000000" w:themeColor="text1"/>
+          <w:sz w:val="16"/>
+          <w:szCs w:val="16"/>
+        </w:rPr>
+      </w:pPr>
+      <w:r>
+        <w:rPr>
+          <w:rFonts w:ascii="Consolas" w:hAnsi="Consolas" w:cstheme="minorHAnsi"/>
+          <w:color w:val="000000" w:themeColor="text1"/>
+          <w:sz w:val="16"/>
+          <w:szCs w:val="16"/>
+        </w:rPr>
+        <w:t>public class Hello{}</w:t>
+      </w:r>
+    </w:p>
+    <w:p>
+      <w:pPr>
+        <w:spacing w:after="0"/>
+        <w:rPr>
+          <w:rFonts w:cstheme="minorHAnsi"/>
+          <w:color w:val="000000" w:themeColor="text1"/>
+        </w:rPr>
+      </w:pPr>
+    </w:p>
+    <w:p>
+      <w:pPr>
+        <w:spacing w:after="0"/>
+        <w:rPr>
+          <w:rFonts w:cstheme="minorHAnsi"/>
+          <w:color w:val="000000" w:themeColor="text1"/>
+        </w:rPr>
+      </w:pPr>
+      <w:r>
+        <w:rPr>
+          <w:rFonts w:cstheme="minorHAnsi"/>
+          <w:color w:val="000000" w:themeColor="text1"/>
+        </w:rPr>
+        <w:t xml:space="preserve">To explicitly include field names to log we can use </w:t>
+      </w:r>
+    </w:p>
+    <w:p>
+      <w:pPr>
+        <w:spacing w:after="0"/>
+        <w:rPr>
+          <w:rFonts w:ascii="Consolas" w:hAnsi="Consolas" w:cstheme="minorHAnsi"/>
+          <w:b/>
+          <w:bCs/>
+          <w:color w:val="000000" w:themeColor="text1"/>
+          <w:sz w:val="16"/>
+          <w:szCs w:val="16"/>
+        </w:rPr>
+      </w:pPr>
+      <w:r>
+        <w:rPr>
+          <w:rFonts w:ascii="Consolas" w:hAnsi="Consolas" w:cstheme="minorHAnsi"/>
+          <w:b/>
+          <w:bCs/>
+          <w:color w:val="000000" w:themeColor="text1"/>
+          <w:sz w:val="16"/>
+          <w:szCs w:val="16"/>
+        </w:rPr>
+        <w:t>@ToString(onlyExplicitlyIncluded = true)</w:t>
+      </w:r>
+    </w:p>
+    <w:p>
+      <w:pPr>
+        <w:spacing w:after="0"/>
+        <w:rPr>
+          <w:rFonts w:ascii="Consolas" w:hAnsi="Consolas" w:cstheme="minorHAnsi"/>
+          <w:color w:val="000000" w:themeColor="text1"/>
+          <w:sz w:val="16"/>
+          <w:szCs w:val="16"/>
+        </w:rPr>
+      </w:pPr>
+      <w:r>
+        <w:rPr>
+          <w:rFonts w:ascii="Consolas" w:hAnsi="Consolas" w:cstheme="minorHAnsi"/>
+          <w:color w:val="000000" w:themeColor="text1"/>
+          <w:sz w:val="16"/>
+          <w:szCs w:val="16"/>
+        </w:rPr>
+        <w:t>public class Hello{</w:t>
+      </w:r>
+    </w:p>
+    <w:p>
+      <w:pPr>
+        <w:spacing w:after="0"/>
+        <w:rPr>
+          <w:rFonts w:ascii="Consolas" w:hAnsi="Consolas" w:cstheme="minorHAnsi"/>
+          <w:b/>
+          <w:bCs/>
+          <w:color w:val="000000" w:themeColor="text1"/>
+          <w:sz w:val="16"/>
+          <w:szCs w:val="16"/>
+        </w:rPr>
+      </w:pPr>
+      <w:r>
+        <w:rPr>
+          <w:rFonts w:ascii="Consolas" w:hAnsi="Consolas" w:cstheme="minorHAnsi"/>
+          <w:b/>
+          <w:bCs/>
+          <w:color w:val="000000" w:themeColor="text1"/>
+          <w:sz w:val="16"/>
+          <w:szCs w:val="16"/>
+        </w:rPr>
+        <w:t>@ToString</w:t>
+      </w:r>
+      <w:r>
+        <w:rPr>
+          <w:rFonts w:ascii="Consolas" w:hAnsi="Consolas" w:cstheme="minorHAnsi"/>
+          <w:b/>
+          <w:bCs/>
+          <w:color w:val="000000" w:themeColor="text1"/>
+          <w:sz w:val="16"/>
+          <w:szCs w:val="16"/>
+        </w:rPr>
+        <w:t>.Include</w:t>
+      </w:r>
+    </w:p>
+    <w:p>
+      <w:pPr>
+        <w:spacing w:after="0"/>
+        <w:rPr>
+          <w:rFonts w:ascii="Consolas" w:hAnsi="Consolas" w:cstheme="minorHAnsi"/>
+          <w:color w:val="000000" w:themeColor="text1"/>
+          <w:sz w:val="16"/>
+          <w:szCs w:val="16"/>
+        </w:rPr>
+      </w:pPr>
+      <w:r>
+        <w:rPr>
+          <w:rFonts w:ascii="Consolas" w:hAnsi="Consolas" w:cstheme="minorHAnsi"/>
+          <w:color w:val="000000" w:themeColor="text1"/>
+          <w:sz w:val="16"/>
+          <w:szCs w:val="16"/>
+        </w:rPr>
+        <w:t>boolean something;</w:t>
+      </w:r>
+    </w:p>
+    <w:p>
+      <w:pPr>
+        <w:spacing w:after="0"/>
+        <w:rPr>
+          <w:rFonts w:cstheme="minorHAnsi"/>
+          <w:color w:val="000000" w:themeColor="text1"/>
+        </w:rPr>
+      </w:pPr>
+      <w:r>
+        <w:rPr>
+          <w:rFonts w:ascii="Consolas" w:hAnsi="Consolas" w:cstheme="minorHAnsi"/>
+          <w:color w:val="000000" w:themeColor="text1"/>
+          <w:sz w:val="16"/>
+          <w:szCs w:val="16"/>
+        </w:rPr>
+        <w:t>}</w:t>
+      </w:r>
+    </w:p>
+    <w:p>
+      <w:pPr>
+        <w:spacing w:after="0"/>
+        <w:rPr>
+          <w:rFonts w:cstheme="minorHAnsi"/>
+          <w:color w:val="000000" w:themeColor="text1"/>
+        </w:rPr>
+      </w:pPr>
+      <w:r>
+        <w:rPr>
+          <w:rFonts w:cstheme="minorHAnsi"/>
+          <w:color w:val="000000" w:themeColor="text1"/>
+        </w:rPr>
+        <w:t xml:space="preserve">5. </w:t>
+      </w:r>
+      <w:r>
+        <w:rPr>
+          <w:rFonts w:cstheme="minorHAnsi"/>
+          <w:b/>
+          <w:bCs/>
+          <w:color w:val="000000" w:themeColor="text1"/>
+        </w:rPr>
+        <w:t>@</w:t>
+      </w:r>
+      <w:r>
+        <w:rPr>
+          <w:rFonts w:cstheme="minorHAnsi"/>
+          <w:b/>
+          <w:bCs/>
+          <w:color w:val="000000" w:themeColor="text1"/>
+        </w:rPr>
+        <w:t xml:space="preserve">NoArgsConstructor, @RequiredArgsConstrutor, @AllArgsRequiresConstructor : </w:t>
+      </w:r>
+      <w:r>
+        <w:rPr>
+          <w:rFonts w:cstheme="minorHAnsi"/>
+          <w:color w:val="000000" w:themeColor="text1"/>
+        </w:rPr>
+        <w:t>used to generate toString() method on class level.</w:t>
+      </w:r>
+    </w:p>
+    <w:p>
+      <w:pPr>
+        <w:spacing w:after="0"/>
+        <w:rPr>
+          <w:rFonts w:cstheme="minorHAnsi"/>
+          <w:color w:val="000000" w:themeColor="text1"/>
+        </w:rPr>
+      </w:pPr>
+      <w:r>
+        <w:rPr>
+          <w:rFonts w:cstheme="minorHAnsi"/>
+          <w:b/>
+          <w:bCs/>
+          <w:color w:val="000000" w:themeColor="text1"/>
+        </w:rPr>
+        <w:t>@</w:t>
+      </w:r>
+      <w:r>
+        <w:rPr>
+          <w:rFonts w:cstheme="minorHAnsi"/>
+          <w:b/>
+          <w:bCs/>
+          <w:color w:val="000000" w:themeColor="text1"/>
+        </w:rPr>
+        <w:t xml:space="preserve">NoArgsConstructor : </w:t>
+      </w:r>
+      <w:r>
+        <w:rPr>
+          <w:rFonts w:cstheme="minorHAnsi"/>
+          <w:color w:val="000000" w:themeColor="text1"/>
+        </w:rPr>
+        <w:t>generate no args constructor</w:t>
+      </w:r>
+    </w:p>
+    <w:p>
+      <w:pPr>
+        <w:spacing w:after="0"/>
+        <w:rPr>
+          <w:rFonts w:cstheme="minorHAnsi"/>
+          <w:b/>
+          <w:bCs/>
+          <w:color w:val="000000" w:themeColor="text1"/>
+        </w:rPr>
+      </w:pPr>
+      <w:r>
+        <w:rPr>
+          <w:rFonts w:cstheme="minorHAnsi"/>
+          <w:b/>
+          <w:bCs/>
+          <w:color w:val="000000" w:themeColor="text1"/>
+        </w:rPr>
+        <w:t xml:space="preserve">@RequiredArgsConstrutor : </w:t>
+      </w:r>
+      <w:r>
+        <w:rPr>
+          <w:rFonts w:cstheme="minorHAnsi"/>
+          <w:color w:val="000000" w:themeColor="text1"/>
+        </w:rPr>
+        <w:t>generate constructor with all fields</w:t>
+      </w:r>
+      <w:r>
+        <w:rPr>
+          <w:rFonts w:cstheme="minorHAnsi"/>
+          <w:b/>
+          <w:bCs/>
+          <w:color w:val="000000" w:themeColor="text1"/>
+        </w:rPr>
+        <w:t xml:space="preserve">, </w:t>
+      </w:r>
+    </w:p>
+    <w:p>
+      <w:pPr>
+        <w:spacing w:after="0"/>
+        <w:rPr>
+          <w:rFonts w:cstheme="minorHAnsi"/>
+          <w:color w:val="000000" w:themeColor="text1"/>
+        </w:rPr>
+      </w:pPr>
+      <w:r>
+        <w:rPr>
+          <w:rFonts w:cstheme="minorHAnsi"/>
+          <w:b/>
+          <w:bCs/>
+          <w:color w:val="000000" w:themeColor="text1"/>
+        </w:rPr>
+        <w:t xml:space="preserve">@AllArgsRequiresConstructor: </w:t>
+      </w:r>
+      <w:r>
+        <w:rPr>
+          <w:rFonts w:cstheme="minorHAnsi"/>
+          <w:color w:val="000000" w:themeColor="text1"/>
+        </w:rPr>
+        <w:t>generates constructor with only @NonNull</w:t>
+      </w:r>
+      <w:r>
+        <w:rPr>
+          <w:rFonts w:cstheme="minorHAnsi"/>
+          <w:color w:val="000000" w:themeColor="text1"/>
+        </w:rPr>
+        <w:t xml:space="preserve"> and final</w:t>
+      </w:r>
+      <w:r>
+        <w:rPr>
+          <w:rFonts w:cstheme="minorHAnsi"/>
+          <w:color w:val="000000" w:themeColor="text1"/>
+        </w:rPr>
+        <w:t xml:space="preserve"> fields.</w:t>
+      </w:r>
+    </w:p>
+    <w:p>
+      <w:pPr>
+        <w:spacing w:after="0"/>
+        <w:rPr>
+          <w:rFonts w:cstheme="minorHAnsi"/>
+          <w:color w:val="000000" w:themeColor="text1"/>
+        </w:rPr>
+      </w:pPr>
+    </w:p>
+    <w:p>
+      <w:pPr>
+        <w:spacing w:after="0"/>
+        <w:rPr>
+          <w:rFonts w:cstheme="minorHAnsi"/>
+          <w:b/>
+          <w:bCs/>
+          <w:color w:val="000000" w:themeColor="text1"/>
+        </w:rPr>
+      </w:pPr>
+      <w:r>
+        <w:rPr>
+          <w:rFonts w:cstheme="minorHAnsi"/>
+          <w:color w:val="000000" w:themeColor="text1"/>
+        </w:rPr>
+        <w:t xml:space="preserve">6. </w:t>
+      </w:r>
+      <w:r>
+        <w:rPr>
+          <w:rFonts w:cstheme="minorHAnsi"/>
+          <w:b/>
+          <w:bCs/>
+          <w:color w:val="000000" w:themeColor="text1"/>
+        </w:rPr>
+        <w:t>@</w:t>
+      </w:r>
+      <w:r>
+        <w:rPr>
+          <w:rFonts w:cstheme="minorHAnsi"/>
+          <w:b/>
+          <w:bCs/>
+          <w:color w:val="000000" w:themeColor="text1"/>
+        </w:rPr>
+        <w:t xml:space="preserve">EqualAndHashCode: </w:t>
+      </w:r>
+    </w:p>
+    <w:p>
+      <w:pPr>
+        <w:spacing w:after="0"/>
+        <w:rPr>
+          <w:rFonts w:cstheme="minorHAnsi"/>
+          <w:color w:val="000000" w:themeColor="text1"/>
+        </w:rPr>
+      </w:pPr>
+      <w:r>
+        <w:rPr>
+          <w:rFonts w:cstheme="minorHAnsi"/>
+          <w:color w:val="000000" w:themeColor="text1"/>
+        </w:rPr>
+        <w:t xml:space="preserve">7. </w:t>
+      </w:r>
+      <w:r>
+        <w:rPr>
+          <w:rFonts w:cstheme="minorHAnsi"/>
+          <w:b/>
+          <w:bCs/>
+          <w:color w:val="000000" w:themeColor="text1"/>
+        </w:rPr>
+        <w:t>@Data</w:t>
+      </w:r>
+      <w:r>
+        <w:rPr>
+          <w:rFonts w:cstheme="minorHAnsi"/>
+          <w:b/>
+          <w:bCs/>
+          <w:color w:val="000000" w:themeColor="text1"/>
+        </w:rPr>
+        <w:t xml:space="preserve"> : </w:t>
+      </w:r>
+      <w:r>
+        <w:rPr>
+          <w:rFonts w:cstheme="minorHAnsi"/>
+          <w:color w:val="000000" w:themeColor="text1"/>
+        </w:rPr>
+        <w:t xml:space="preserve">Shortcut for all mentioned fields. @ToString, </w:t>
+      </w:r>
+      <w:r>
+        <w:rPr>
+          <w:rFonts w:cstheme="minorHAnsi"/>
+          <w:color w:val="000000" w:themeColor="text1"/>
+        </w:rPr>
+        <w:t>@EqualAndHashCode</w:t>
+      </w:r>
+      <w:r>
+        <w:rPr>
+          <w:rFonts w:cstheme="minorHAnsi"/>
+          <w:color w:val="000000" w:themeColor="text1"/>
+        </w:rPr>
+        <w:t>, @Getter, @Setter, @RequiredArgsConstrutor</w:t>
+      </w:r>
+    </w:p>
+    <w:p>
+      <w:pPr>
+        <w:spacing w:after="0"/>
+        <w:rPr>
+          <w:rFonts w:cstheme="minorHAnsi"/>
+          <w:color w:val="000000" w:themeColor="text1"/>
+        </w:rPr>
+      </w:pPr>
+      <w:r>
+        <w:rPr>
+          <w:rFonts w:cstheme="minorHAnsi"/>
+          <w:color w:val="000000" w:themeColor="text1"/>
+        </w:rPr>
+        <w:t>It will create all the above mentioned functionality above</w:t>
+      </w:r>
+    </w:p>
+    <w:p>
+      <w:pPr>
+        <w:spacing w:after="0"/>
+        <w:rPr>
+          <w:rFonts w:cstheme="minorHAnsi"/>
+          <w:color w:val="000000" w:themeColor="text1"/>
+        </w:rPr>
+      </w:pPr>
+    </w:p>
+    <w:p>
+      <w:pPr>
+        <w:spacing w:after="0"/>
+        <w:rPr>
+          <w:rFonts w:cstheme="minorHAnsi"/>
+          <w:color w:val="000000" w:themeColor="text1"/>
+        </w:rPr>
+      </w:pPr>
+      <w:r>
+        <w:rPr>
+          <w:rFonts w:cstheme="minorHAnsi"/>
+          <w:color w:val="000000" w:themeColor="text1"/>
+        </w:rPr>
+        <w:t xml:space="preserve">8. </w:t>
+      </w:r>
+      <w:r>
+        <w:rPr>
+          <w:rFonts w:cstheme="minorHAnsi"/>
+          <w:b/>
+          <w:bCs/>
+          <w:color w:val="000000" w:themeColor="text1"/>
+        </w:rPr>
+        <w:t>@</w:t>
+      </w:r>
+      <w:r>
+        <w:rPr>
+          <w:rFonts w:cstheme="minorHAnsi"/>
+          <w:b/>
+          <w:bCs/>
+          <w:color w:val="000000" w:themeColor="text1"/>
+        </w:rPr>
+        <w:t xml:space="preserve">Value : </w:t>
+      </w:r>
+      <w:r>
+        <w:rPr>
+          <w:rFonts w:cstheme="minorHAnsi"/>
+          <w:color w:val="000000" w:themeColor="text1"/>
+        </w:rPr>
+        <w:t>Its an im</w:t>
+      </w:r>
+      <w:r>
+        <w:rPr>
+          <w:rFonts w:cstheme="minorHAnsi"/>
+          <w:color w:val="000000" w:themeColor="text1"/>
+        </w:rPr>
+        <w:t>m</w:t>
+      </w:r>
+      <w:r>
+        <w:rPr>
+          <w:rFonts w:cstheme="minorHAnsi"/>
+          <w:color w:val="000000" w:themeColor="text1"/>
+        </w:rPr>
+        <w:t>utable version of @Data</w:t>
+      </w:r>
+    </w:p>
+    <w:p>
+      <w:pPr>
+        <w:spacing w:after="0"/>
+        <w:rPr>
+          <w:rFonts w:cstheme="minorHAnsi"/>
+          <w:color w:val="000000" w:themeColor="text1"/>
+        </w:rPr>
+      </w:pPr>
+      <w:r>
+        <w:rPr>
+          <w:rFonts w:cstheme="minorHAnsi"/>
+          <w:color w:val="000000" w:themeColor="text1"/>
+        </w:rPr>
+        <w:t>• All fields are made "private" and "final".</w:t>
+      </w:r>
+    </w:p>
+    <w:p>
+      <w:pPr>
+        <w:spacing w:after="0"/>
+        <w:rPr>
+          <w:rFonts w:cstheme="minorHAnsi"/>
+          <w:color w:val="000000" w:themeColor="text1"/>
+        </w:rPr>
+      </w:pPr>
+      <w:r>
+        <w:rPr>
+          <w:rFonts w:cstheme="minorHAnsi"/>
+          <w:color w:val="000000" w:themeColor="text1"/>
+        </w:rPr>
+        <w:t>• Setters are not generated.</w:t>
+      </w:r>
+    </w:p>
+    <w:p>
+      <w:pPr>
+        <w:spacing w:after="0"/>
+        <w:rPr>
+          <w:rFonts w:cstheme="minorHAnsi"/>
+          <w:color w:val="000000" w:themeColor="text1"/>
+        </w:rPr>
+      </w:pPr>
+      <w:r>
+        <w:rPr>
+          <w:rFonts w:cstheme="minorHAnsi"/>
+          <w:color w:val="000000" w:themeColor="text1"/>
+        </w:rPr>
+        <w:t>• Class itself made final.</w:t>
+      </w:r>
+    </w:p>
+    <w:p>
+      <w:pPr>
+        <w:spacing w:after="0"/>
+        <w:rPr>
+          <w:rFonts w:cstheme="minorHAnsi"/>
+          <w:color w:val="000000" w:themeColor="text1"/>
+        </w:rPr>
+      </w:pPr>
+      <w:r>
+        <w:rPr>
+          <w:rFonts w:cstheme="minorHAnsi"/>
+          <w:color w:val="000000" w:themeColor="text1"/>
+        </w:rPr>
+        <w:t>• Like @Data, toString, Equal and HashCode method generated.</w:t>
+      </w:r>
+    </w:p>
+    <w:p>
+      <w:pPr>
+        <w:spacing w:after="0"/>
+        <w:rPr>
+          <w:rFonts w:cstheme="minorHAnsi"/>
+          <w:color w:val="000000" w:themeColor="text1"/>
+        </w:rPr>
+      </w:pPr>
+      <w:r>
+        <w:rPr>
+          <w:rFonts w:cstheme="minorHAnsi"/>
+          <w:color w:val="000000" w:themeColor="text1"/>
+        </w:rPr>
+        <w:t>• @Getter on all fields</w:t>
+      </w:r>
+    </w:p>
+    <w:p>
+      <w:pPr>
+        <w:spacing w:after="0"/>
+        <w:rPr>
+          <w:rFonts w:cstheme="minorHAnsi"/>
+          <w:color w:val="000000" w:themeColor="text1"/>
+        </w:rPr>
+      </w:pPr>
+      <w:r>
+        <w:rPr>
+          <w:rFonts w:cstheme="minorHAnsi"/>
+          <w:color w:val="000000" w:themeColor="text1"/>
+        </w:rPr>
+        <w:t>• @RequiredArgsConstructor (since all fields are final, constructor with</w:t>
+      </w:r>
+    </w:p>
+    <w:p>
+      <w:pPr>
+        <w:spacing w:after="0"/>
+        <w:rPr>
+          <w:rFonts w:cstheme="minorHAnsi"/>
+          <w:color w:val="000000" w:themeColor="text1"/>
+        </w:rPr>
+      </w:pPr>
+      <w:r>
+        <w:rPr>
+          <w:rFonts w:cstheme="minorHAnsi"/>
+          <w:color w:val="000000" w:themeColor="text1"/>
+        </w:rPr>
+        <w:t>all fields will get generated, so its equivalent to @AllArgsConstructor)</w:t>
+      </w:r>
+    </w:p>
+    <w:p>
+      <w:pPr>
+        <w:spacing w:after="0"/>
+        <w:rPr>
+          <w:rFonts w:cstheme="minorHAnsi"/>
+          <w:color w:val="000000" w:themeColor="text1"/>
+        </w:rPr>
+      </w:pPr>
+    </w:p>
+    <w:p>
+      <w:pPr>
+        <w:spacing w:after="0"/>
+        <w:rPr>
+          <w:rFonts w:cstheme="minorHAnsi"/>
+          <w:color w:val="000000" w:themeColor="text1"/>
+        </w:rPr>
+      </w:pPr>
+      <w:r>
+        <w:rPr>
+          <w:rFonts w:cstheme="minorHAnsi"/>
+          <w:color w:val="000000" w:themeColor="text1"/>
+        </w:rPr>
+        <w:t xml:space="preserve">9. </w:t>
+      </w:r>
+      <w:r>
+        <w:rPr>
+          <w:rFonts w:cstheme="minorHAnsi"/>
+          <w:b/>
+          <w:bCs/>
+          <w:color w:val="000000" w:themeColor="text1"/>
+        </w:rPr>
+        <w:t>@</w:t>
+      </w:r>
+      <w:r>
+        <w:rPr>
+          <w:rFonts w:cstheme="minorHAnsi"/>
+          <w:b/>
+          <w:bCs/>
+          <w:color w:val="000000" w:themeColor="text1"/>
+        </w:rPr>
+        <w:t xml:space="preserve">Builder : </w:t>
+      </w:r>
+      <w:r>
+        <w:rPr>
+          <w:rFonts w:cstheme="minorHAnsi"/>
+          <w:color w:val="000000" w:themeColor="text1"/>
+        </w:rPr>
+        <w:t>Create builder object. Same what we have learn in LLD</w:t>
+      </w:r>
+    </w:p>
+    <w:p>
+      <w:pPr>
+        <w:spacing w:after="0"/>
+        <w:rPr>
+          <w:rFonts w:ascii="Consolas" w:hAnsi="Consolas" w:cstheme="minorHAnsi"/>
+          <w:color w:val="000000" w:themeColor="text1"/>
+          <w:sz w:val="16"/>
+          <w:szCs w:val="16"/>
+        </w:rPr>
+      </w:pPr>
+      <w:r>
+        <w:rPr>
+          <w:rFonts w:ascii="Consolas" w:hAnsi="Consolas" w:cstheme="minorHAnsi"/>
+          <w:color w:val="000000" w:themeColor="text1"/>
+          <w:sz w:val="16"/>
+          <w:szCs w:val="16"/>
+        </w:rPr>
+        <w:t>User object =  User.builder().age(20).name(“xyz”).build();</w:t>
+      </w:r>
+      <w:r>
+        <w:rPr>
+          <w:rFonts w:ascii="Consolas" w:hAnsi="Consolas" w:cstheme="minorHAnsi"/>
+          <w:color w:val="000000" w:themeColor="text1"/>
+          <w:sz w:val="16"/>
+          <w:szCs w:val="16"/>
+        </w:rPr>
+        <w:t xml:space="preserve">  // use case</w:t>
+      </w:r>
+    </w:p>
+    <w:p>
+      <w:pPr>
+        <w:spacing w:after="0"/>
+        <w:rPr>
+          <w:rFonts w:ascii="Consolas" w:hAnsi="Consolas" w:cstheme="minorHAnsi"/>
+          <w:color w:val="000000" w:themeColor="text1"/>
+          <w:sz w:val="16"/>
+          <w:szCs w:val="16"/>
+        </w:rPr>
+      </w:pPr>
+    </w:p>
+    <w:p>
+      <w:pPr>
+        <w:spacing w:after="0"/>
+        <w:rPr>
+          <w:rFonts w:cstheme="minorHAnsi"/>
+          <w:color w:val="000000" w:themeColor="text1"/>
+        </w:rPr>
+      </w:pPr>
+      <w:r>
+        <w:rPr>
+          <w:rFonts w:cstheme="minorHAnsi"/>
+          <w:color w:val="000000" w:themeColor="text1"/>
+        </w:rPr>
+        <w:t xml:space="preserve">10. </w:t>
+      </w:r>
+      <w:r>
+        <w:rPr>
+          <w:rFonts w:cstheme="minorHAnsi"/>
+          <w:b/>
+          <w:bCs/>
+          <w:color w:val="000000" w:themeColor="text1"/>
+        </w:rPr>
+        <w:t>@</w:t>
+      </w:r>
+      <w:r>
+        <w:rPr>
+          <w:rFonts w:cstheme="minorHAnsi"/>
+          <w:b/>
+          <w:bCs/>
+          <w:color w:val="000000" w:themeColor="text1"/>
+        </w:rPr>
+        <w:t xml:space="preserve">Cleanup : </w:t>
+      </w:r>
+      <w:r>
+        <w:rPr>
+          <w:rFonts w:cstheme="minorHAnsi"/>
+          <w:color w:val="000000" w:themeColor="text1"/>
+        </w:rPr>
+        <w:t>Any resource which we want to close after the current scope is finished use Cleanup</w:t>
+      </w:r>
+    </w:p>
+    <w:p>
+      <w:pPr>
+        <w:spacing w:after="0"/>
+        <w:rPr>
+          <w:rFonts w:cstheme="minorHAnsi"/>
+          <w:color w:val="000000" w:themeColor="text1"/>
+        </w:rPr>
+      </w:pPr>
+    </w:p>
+    <w:p>
+      <w:pPr>
+        <w:spacing w:after="0"/>
+        <w:rPr>
+          <w:rFonts w:cstheme="minorHAnsi"/>
+          <w:b/>
+          <w:bCs/>
+          <w:color w:val="0070C0"/>
+        </w:rPr>
+      </w:pPr>
+      <w:r>
+        <w:rPr>
+          <w:rFonts w:cstheme="minorHAnsi"/>
+          <w:b/>
+          <w:bCs/>
+          <w:color w:val="0070C0"/>
+        </w:rPr>
+        <w:t xml:space="preserve">SequencedCollection, SequencedSet, SequencedMap </w:t>
+      </w:r>
+      <w:r>
+        <w:rPr>
+          <w:rFonts w:cstheme="minorHAnsi"/>
+          <w:b/>
+          <w:bCs/>
+          <w:color w:val="0070C0"/>
+        </w:rPr>
+        <w:t>:</w:t>
+      </w:r>
+    </w:p>
+    <w:p>
+      <w:pPr>
+        <w:spacing w:after="0"/>
+        <w:rPr>
+          <w:rFonts w:cstheme="minorHAnsi"/>
+          <w:color w:val="000000" w:themeColor="text1"/>
+        </w:rPr>
+      </w:pPr>
+      <w:r>
+        <w:rPr>
+          <w:rFonts w:cstheme="minorHAnsi"/>
+          <w:color w:val="000000" w:themeColor="text1"/>
+        </w:rPr>
+        <w:t>These are new interfaces added in collection hirerachy.</w:t>
+      </w:r>
+    </w:p>
+    <w:p>
+      <w:pPr>
+        <w:spacing w:after="0"/>
+        <w:rPr>
+          <w:rFonts w:cstheme="minorHAnsi"/>
+          <w:color w:val="000000" w:themeColor="text1"/>
+        </w:rPr>
+      </w:pPr>
+      <w:r>
+        <w:rPr>
+          <w:rFonts w:cstheme="minorHAnsi"/>
+          <w:color w:val="000000" w:themeColor="text1"/>
+        </w:rPr>
+        <w:t>What's the criteria of putting these interfaces at this specific place? Like I can see it left out Queue</w:t>
+      </w:r>
+    </w:p>
+    <w:p>
+      <w:pPr>
+        <w:spacing w:after="0"/>
+        <w:rPr>
+          <w:rFonts w:cstheme="minorHAnsi"/>
+          <w:color w:val="000000" w:themeColor="text1"/>
+        </w:rPr>
+      </w:pPr>
+      <w:r>
+        <w:rPr>
+          <w:rFonts w:cstheme="minorHAnsi"/>
+          <w:color w:val="000000" w:themeColor="text1"/>
+        </w:rPr>
+        <w:t>and PriorityQueue, why? Why not include those also?</w:t>
+      </w:r>
+    </w:p>
+    <w:p>
+      <w:pPr>
+        <w:spacing w:after="0"/>
+        <w:rPr>
+          <w:rFonts w:cstheme="minorHAnsi"/>
+          <w:color w:val="000000" w:themeColor="text1"/>
+        </w:rPr>
+      </w:pPr>
+    </w:p>
+    <w:p>
+      <w:pPr>
+        <w:spacing w:after="0"/>
+        <w:rPr>
+          <w:rFonts w:cstheme="minorHAnsi"/>
+          <w:color w:val="000000" w:themeColor="text1"/>
+        </w:rPr>
+      </w:pPr>
+      <w:r>
+        <w:rPr>
+          <w:rFonts w:cstheme="minorHAnsi"/>
+          <w:color w:val="000000" w:themeColor="text1"/>
+        </w:rPr>
+        <w:t>Any Collection which follows below conditions, can be termed as Sequenced</w:t>
+      </w:r>
+    </w:p>
+    <w:p>
+      <w:pPr>
+        <w:spacing w:after="0"/>
+        <w:rPr>
+          <w:rFonts w:cstheme="minorHAnsi"/>
+          <w:color w:val="000000" w:themeColor="text1"/>
+        </w:rPr>
+      </w:pPr>
+    </w:p>
+    <w:p>
+      <w:pPr>
+        <w:spacing w:after="0"/>
+        <w:rPr>
+          <w:rFonts w:cstheme="minorHAnsi"/>
+          <w:color w:val="000000" w:themeColor="text1"/>
+        </w:rPr>
+      </w:pPr>
+      <w:r>
+        <w:rPr>
+          <w:rFonts w:cstheme="minorHAnsi"/>
+          <w:color w:val="000000" w:themeColor="text1"/>
+        </w:rPr>
+        <w:t>• Collection should follow Predictable Iteration :</w:t>
+      </w:r>
+    </w:p>
+    <w:p>
+      <w:pPr>
+        <w:spacing w:after="0"/>
+        <w:rPr>
+          <w:rFonts w:cstheme="minorHAnsi"/>
+          <w:color w:val="000000" w:themeColor="text1"/>
+        </w:rPr>
+      </w:pPr>
+      <w:r>
+        <w:rPr>
+          <w:rFonts w:cstheme="minorHAnsi"/>
+          <w:color w:val="000000" w:themeColor="text1"/>
+        </w:rPr>
+        <w:t xml:space="preserve"> Means elements are returned in consistent and well defined order every time we iterate over the</w:t>
       </w:r>
       <w:r>
         <w:rPr>
@@ -15851,37 +17008,1561 @@
           <w:rFonts w:cstheme="minorHAnsi"/>
           <w:color w:val="000000" w:themeColor="text1"/>
         </w:rPr>
-        <w:t>Field level.</w:t>
-      </w:r>
-    </w:p>
-    <w:p>
-      <w:pPr>
-        <w:spacing w:after="0"/>
-        <w:rPr>
-          <w:rFonts w:cstheme="minorHAnsi"/>
-          <w:color w:val="000000" w:themeColor="text1"/>
-        </w:rPr>
-      </w:pPr>
-      <w:r>
-        <w:rPr>
-          <w:rFonts w:cstheme="minorHAnsi"/>
-          <w:color w:val="000000" w:themeColor="text1"/>
-        </w:rPr>
-        <w:t xml:space="preserve">We can use acees level to control getter and setter on field level Eg. AccessLevel.PRIVATE  or </w:t>
-      </w:r>
-      <w:r>
-        <w:rPr>
-          <w:rFonts w:cstheme="minorHAnsi"/>
-          <w:color w:val="000000" w:themeColor="text1"/>
-        </w:rPr>
-        <w:t>AccessLevel.</w:t>
-      </w:r>
-      <w:r>
-        <w:rPr>
-          <w:rFonts w:cstheme="minorHAnsi"/>
-          <w:color w:val="000000" w:themeColor="text1"/>
-        </w:rPr>
-        <w:t>PROTECTED</w:t>
+        <w:t>collection.</w:t>
+      </w:r>
+    </w:p>
+    <w:p>
+      <w:pPr>
+        <w:spacing w:after="0"/>
+        <w:rPr>
+          <w:rFonts w:cstheme="minorHAnsi"/>
+          <w:color w:val="000000" w:themeColor="text1"/>
+        </w:rPr>
+      </w:pPr>
+      <w:r>
+        <w:rPr>
+          <w:rFonts w:cstheme="minorHAnsi"/>
+          <w:color w:val="000000" w:themeColor="text1"/>
+        </w:rPr>
+        <w:t>So if a collection maintains elements in:</w:t>
+      </w:r>
+      <w:r>
+        <w:rPr>
+          <w:rFonts w:cstheme="minorHAnsi"/>
+          <w:color w:val="000000" w:themeColor="text1"/>
+        </w:rPr>
+        <w:t xml:space="preserve"> </w:t>
+      </w:r>
+      <w:r>
+        <w:rPr>
+          <w:rFonts w:cstheme="minorHAnsi"/>
+          <w:color w:val="000000" w:themeColor="text1"/>
+        </w:rPr>
+        <w:t>Insertion order, or</w:t>
+      </w:r>
+      <w:r>
+        <w:rPr>
+          <w:rFonts w:cstheme="minorHAnsi"/>
+          <w:color w:val="000000" w:themeColor="text1"/>
+        </w:rPr>
+        <w:t xml:space="preserve"> </w:t>
+      </w:r>
+      <w:r>
+        <w:rPr>
+          <w:rFonts w:cstheme="minorHAnsi"/>
+          <w:color w:val="000000" w:themeColor="text1"/>
+        </w:rPr>
+        <w:t>Sorted order (e.g., ascending or descending)</w:t>
+      </w:r>
+    </w:p>
+    <w:p>
+      <w:pPr>
+        <w:spacing w:after="0"/>
+        <w:rPr>
+          <w:rFonts w:cstheme="minorHAnsi"/>
+          <w:color w:val="000000" w:themeColor="text1"/>
+        </w:rPr>
+      </w:pPr>
+      <w:r>
+        <w:rPr>
+          <w:rFonts w:cstheme="minorHAnsi"/>
+          <w:color w:val="000000" w:themeColor="text1"/>
+        </w:rPr>
+        <w:t>Then we can say, it follows Predictable iteration.</w:t>
+      </w:r>
+    </w:p>
+    <w:p>
+      <w:pPr>
+        <w:spacing w:after="0"/>
+        <w:rPr>
+          <w:rFonts w:cstheme="minorHAnsi"/>
+          <w:color w:val="000000" w:themeColor="text1"/>
+        </w:rPr>
+      </w:pPr>
+      <w:r>
+        <w:rPr>
+          <w:rFonts w:cstheme="minorHAnsi"/>
+          <w:color w:val="000000" w:themeColor="text1"/>
+        </w:rPr>
+        <w:t>• Collection provide support for Access or Manipulate the First and Last element</w:t>
+      </w:r>
+    </w:p>
+    <w:p>
+      <w:pPr>
+        <w:spacing w:after="0"/>
+        <w:rPr>
+          <w:rFonts w:cstheme="minorHAnsi"/>
+          <w:color w:val="000000" w:themeColor="text1"/>
+        </w:rPr>
+      </w:pPr>
+      <w:r>
+        <w:rPr>
+          <w:rFonts w:cstheme="minorHAnsi"/>
+          <w:color w:val="000000" w:themeColor="text1"/>
+        </w:rPr>
+        <w:t>• Collection supports Reversible View</w:t>
+      </w:r>
+    </w:p>
+    <w:p>
+      <w:pPr>
+        <w:spacing w:after="0"/>
+        <w:rPr>
+          <w:rFonts w:cstheme="minorHAnsi"/>
+          <w:color w:val="000000" w:themeColor="text1"/>
+        </w:rPr>
+      </w:pPr>
+      <w:r>
+        <w:rPr>
+          <w:rFonts w:cstheme="minorHAnsi"/>
+          <w:color w:val="000000" w:themeColor="text1"/>
+        </w:rPr>
+        <w:t xml:space="preserve">Method supported : </w:t>
+      </w:r>
+      <w:r>
+        <w:rPr>
+          <w:rFonts w:cstheme="minorHAnsi"/>
+          <w:b/>
+          <w:bCs/>
+          <w:color w:val="000000" w:themeColor="text1"/>
+        </w:rPr>
+        <w:t>addFirst, addLast,</w:t>
+      </w:r>
+      <w:r>
+        <w:rPr>
+          <w:rFonts w:cstheme="minorHAnsi"/>
+          <w:color w:val="000000" w:themeColor="text1"/>
+        </w:rPr>
+        <w:t xml:space="preserve"> removeFirst, removeLast, </w:t>
+      </w:r>
+      <w:r>
+        <w:rPr>
+          <w:rFonts w:cstheme="minorHAnsi"/>
+          <w:b/>
+          <w:bCs/>
+          <w:color w:val="000000" w:themeColor="text1"/>
+        </w:rPr>
+        <w:t>getFirst, getLast</w:t>
+      </w:r>
+      <w:r>
+        <w:rPr>
+          <w:rFonts w:cstheme="minorHAnsi"/>
+          <w:b/>
+          <w:bCs/>
+          <w:color w:val="000000" w:themeColor="text1"/>
+        </w:rPr>
+        <w:t>, array.reversed();</w:t>
+      </w:r>
+    </w:p>
+    <w:p>
+      <w:pPr>
+        <w:spacing w:after="0"/>
+        <w:rPr>
+          <w:rFonts w:cstheme="minorHAnsi"/>
+          <w:color w:val="000000" w:themeColor="text1"/>
+        </w:rPr>
+      </w:pPr>
+    </w:p>
+    <w:p>
+      <w:pPr>
+        <w:spacing w:after="0"/>
+        <w:rPr>
+          <w:rFonts w:cstheme="minorHAnsi"/>
+          <w:color w:val="000000" w:themeColor="text1"/>
+        </w:rPr>
+      </w:pPr>
+      <w:r>
+        <w:rPr>
+          <w:rFonts w:cstheme="minorHAnsi"/>
+          <w:b/>
+          <w:bCs/>
+          <w:color w:val="0070C0"/>
+        </w:rPr>
+        <w:t xml:space="preserve">Sealed Classes and Sealed Interfaces: </w:t>
+      </w:r>
+      <w:r>
+        <w:rPr>
+          <w:rFonts w:cstheme="minorHAnsi"/>
+          <w:color w:val="000000" w:themeColor="text1"/>
+        </w:rPr>
+        <w:t>Extra control over inheritance by providing some keyword. I didn’t found anything useful as of now.</w:t>
+      </w:r>
+    </w:p>
+    <w:p>
+      <w:pPr>
+        <w:spacing w:after="0"/>
+        <w:rPr>
+          <w:rFonts w:cstheme="minorHAnsi"/>
+          <w:b/>
+          <w:bCs/>
+          <w:color w:val="0070C0"/>
+        </w:rPr>
+      </w:pPr>
+      <w:r>
+        <w:rPr>
+          <w:rFonts w:cstheme="minorHAnsi"/>
+          <w:b/>
+          <w:bCs/>
+          <w:color w:val="0070C0"/>
+        </w:rPr>
+        <w:t>Switch Expressions:</w:t>
+      </w:r>
+    </w:p>
+    <w:p>
+      <w:pPr>
+        <w:spacing w:after="0"/>
+        <w:rPr>
+          <w:rFonts w:cstheme="minorHAnsi"/>
+          <w:color w:val="000000" w:themeColor="text1"/>
+        </w:rPr>
+      </w:pPr>
+      <w:r>
+        <w:rPr>
+          <w:rFonts w:cstheme="minorHAnsi"/>
+          <w:color w:val="000000" w:themeColor="text1"/>
+        </w:rPr>
+        <w:t xml:space="preserve">1. </w:t>
+      </w:r>
+      <w:r>
+        <w:rPr>
+          <w:rFonts w:cstheme="minorHAnsi"/>
+          <w:color w:val="000000" w:themeColor="text1"/>
+        </w:rPr>
+        <w:t>c</w:t>
+      </w:r>
+      <w:r>
+        <w:rPr>
+          <w:rFonts w:cstheme="minorHAnsi"/>
+          <w:color w:val="000000" w:themeColor="text1"/>
+        </w:rPr>
+        <w:t>ommas separated case grouping </w:t>
+      </w:r>
+    </w:p>
+    <w:p>
+      <w:pPr>
+        <w:spacing w:after="0"/>
+        <w:rPr>
+          <w:rFonts w:cstheme="minorHAnsi"/>
+          <w:color w:val="000000" w:themeColor="text1"/>
+        </w:rPr>
+      </w:pPr>
+      <w:r>
+        <w:rPr>
+          <w:rFonts w:cstheme="minorHAnsi"/>
+          <w:color w:val="000000" w:themeColor="text1"/>
+        </w:rPr>
+        <w:t>2.</w:t>
+      </w:r>
+      <w:r>
+        <w:t xml:space="preserve"> </w:t>
+      </w:r>
+      <w:r>
+        <w:rPr>
+          <w:rFonts w:cstheme="minorHAnsi"/>
+          <w:color w:val="000000" w:themeColor="text1"/>
+        </w:rPr>
+        <w:t>Fall through by default: </w:t>
+      </w:r>
+    </w:p>
+    <w:p>
+      <w:pPr>
+        <w:spacing w:after="0"/>
+        <w:rPr>
+          <w:rFonts w:cstheme="minorHAnsi"/>
+          <w:color w:val="000000" w:themeColor="text1"/>
+        </w:rPr>
+      </w:pPr>
+      <w:r>
+        <w:rPr>
+          <w:rFonts w:cstheme="minorHAnsi"/>
+          <w:color w:val="000000" w:themeColor="text1"/>
+        </w:rPr>
+        <w:t>N</w:t>
+      </w:r>
+      <w:r>
+        <w:rPr>
+          <w:rFonts w:cstheme="minorHAnsi"/>
+          <w:color w:val="000000" w:themeColor="text1"/>
+        </w:rPr>
+        <w:t>ew form of Switch Label i.e.  "case L -&gt; " , tells that only the code to the right of the label need to be executed, if the label is matched.  No need of add "break" for each case now. </w:t>
+      </w:r>
+    </w:p>
+    <w:p>
+      <w:pPr>
+        <w:spacing w:after="0"/>
+        <w:rPr>
+          <w:rFonts w:cstheme="minorHAnsi"/>
+          <w:b/>
+          <w:bCs/>
+          <w:color w:val="000000" w:themeColor="text1"/>
+        </w:rPr>
+      </w:pPr>
+      <w:r>
+        <w:rPr>
+          <w:rFonts w:cstheme="minorHAnsi"/>
+          <w:color w:val="000000" w:themeColor="text1"/>
+        </w:rPr>
+        <w:t>Swit</w:t>
+      </w:r>
+      <w:r>
+        <w:rPr>
+          <w:rFonts w:cstheme="minorHAnsi"/>
+          <w:color w:val="000000" w:themeColor="text1"/>
+        </w:rPr>
+        <w:t>c</w:t>
+      </w:r>
+      <w:r>
+        <w:rPr>
+          <w:rFonts w:cstheme="minorHAnsi"/>
+          <w:color w:val="000000" w:themeColor="text1"/>
+        </w:rPr>
+        <w:t xml:space="preserve">h can be used as an statement or expression. </w:t>
+      </w:r>
+      <w:r>
+        <w:rPr>
+          <w:rFonts w:cstheme="minorHAnsi"/>
+          <w:color w:val="000000" w:themeColor="text1"/>
+        </w:rPr>
+        <w:t xml:space="preserve">Expression means getting something as a return value. </w:t>
+      </w:r>
+      <w:r>
+        <w:rPr>
+          <w:rFonts w:cstheme="minorHAnsi"/>
+          <w:b/>
+          <w:bCs/>
+          <w:color w:val="000000" w:themeColor="text1"/>
+        </w:rPr>
+        <w:t>int num = switch(par){ case Day -&gt; 1}</w:t>
+      </w:r>
+    </w:p>
+    <w:p>
+      <w:pPr>
+        <w:spacing w:after="0"/>
+        <w:rPr>
+          <w:rFonts w:cstheme="minorHAnsi"/>
+          <w:b/>
+          <w:bCs/>
+          <w:color w:val="000000" w:themeColor="text1"/>
+        </w:rPr>
+      </w:pPr>
+      <w:r>
+        <w:rPr>
+          <w:rFonts w:cstheme="minorHAnsi"/>
+          <w:b/>
+          <w:bCs/>
+          <w:color w:val="000000" w:themeColor="text1"/>
+        </w:rPr>
+        <w:t>Note : w</w:t>
+      </w:r>
+      <w:r>
+        <w:rPr>
+          <w:rFonts w:cstheme="minorHAnsi"/>
+          <w:b/>
+          <w:bCs/>
+          <w:color w:val="000000" w:themeColor="text1"/>
+        </w:rPr>
+        <w:t>hen we use Switch as an expression , compiler will force us to cover all the cases</w:t>
+      </w:r>
+      <w:r>
+        <w:rPr>
+          <w:rFonts w:cstheme="minorHAnsi"/>
+          <w:b/>
+          <w:bCs/>
+          <w:color w:val="000000" w:themeColor="text1"/>
+        </w:rPr>
+        <w:t xml:space="preserve"> or </w:t>
+      </w:r>
+      <w:r>
+        <w:rPr>
+          <w:rFonts w:cstheme="minorHAnsi"/>
+          <w:b/>
+          <w:bCs/>
+          <w:color w:val="000000" w:themeColor="text1"/>
+        </w:rPr>
+        <w:t>throw</w:t>
+      </w:r>
+      <w:r>
+        <w:rPr>
+          <w:rFonts w:cstheme="minorHAnsi"/>
+          <w:b/>
+          <w:bCs/>
+          <w:color w:val="000000" w:themeColor="text1"/>
+        </w:rPr>
+        <w:t xml:space="preserve"> exception</w:t>
+      </w:r>
+    </w:p>
+    <w:p>
+      <w:pPr>
+        <w:spacing w:after="0"/>
+        <w:rPr>
+          <w:rFonts w:cstheme="minorHAnsi"/>
+          <w:b/>
+          <w:bCs/>
+          <w:color w:val="000000" w:themeColor="text1"/>
+        </w:rPr>
+      </w:pPr>
+    </w:p>
+    <w:p>
+      <w:pPr>
+        <w:spacing w:after="0"/>
+        <w:rPr>
+          <w:rFonts w:cstheme="minorHAnsi"/>
+          <w:b/>
+          <w:bCs/>
+          <w:color w:val="0070C0"/>
+        </w:rPr>
+      </w:pPr>
+      <w:r>
+        <w:rPr>
+          <w:rFonts w:cstheme="minorHAnsi"/>
+          <w:b/>
+          <w:bCs/>
+          <w:color w:val="0070C0"/>
+        </w:rPr>
+        <w:t>Pattern Matching for instanceof Operator:</w:t>
+      </w:r>
+    </w:p>
+    <w:p>
+      <w:pPr>
+        <w:spacing w:after="0"/>
+        <w:rPr>
+          <w:rFonts w:ascii="Consolas" w:hAnsi="Consolas" w:cstheme="minorHAnsi"/>
+          <w:color w:val="000000" w:themeColor="text1"/>
+          <w:sz w:val="16"/>
+          <w:szCs w:val="16"/>
+        </w:rPr>
+      </w:pPr>
+      <w:r>
+        <w:rPr>
+          <w:rFonts w:cstheme="minorHAnsi"/>
+          <w:color w:val="000000" w:themeColor="text1"/>
+        </w:rPr>
+        <w:t>Previous version :</w:t>
+      </w:r>
+      <w:r>
+        <w:rPr>
+          <w:rFonts w:cstheme="minorHAnsi"/>
+          <w:color w:val="000000" w:themeColor="text1"/>
+        </w:rPr>
+        <w:br/>
+      </w:r>
+      <w:r>
+        <w:rPr>
+          <w:rFonts w:ascii="Consolas" w:hAnsi="Consolas" w:cstheme="minorHAnsi"/>
+          <w:color w:val="000000" w:themeColor="text1"/>
+          <w:sz w:val="16"/>
+          <w:szCs w:val="16"/>
+        </w:rPr>
+        <w:t>Object obj = “hello world”</w:t>
+      </w:r>
+    </w:p>
+    <w:p>
+      <w:pPr>
+        <w:spacing w:after="0"/>
+        <w:rPr>
+          <w:rFonts w:ascii="Consolas" w:hAnsi="Consolas" w:cstheme="minorHAnsi"/>
+          <w:color w:val="000000" w:themeColor="text1"/>
+          <w:sz w:val="16"/>
+          <w:szCs w:val="16"/>
+        </w:rPr>
+      </w:pPr>
+    </w:p>
+    <w:p>
+      <w:pPr>
+        <w:spacing w:after="0"/>
+        <w:rPr>
+          <w:rFonts w:ascii="Consolas" w:hAnsi="Consolas" w:cstheme="minorHAnsi"/>
+          <w:color w:val="000000" w:themeColor="text1"/>
+          <w:sz w:val="16"/>
+          <w:szCs w:val="16"/>
+        </w:rPr>
+      </w:pPr>
+      <w:r>
+        <w:rPr>
+          <w:rFonts w:ascii="Consolas" w:hAnsi="Consolas" w:cstheme="minorHAnsi"/>
+          <w:color w:val="000000" w:themeColor="text1"/>
+          <w:sz w:val="16"/>
+          <w:szCs w:val="16"/>
+        </w:rPr>
+        <w:t xml:space="preserve"> If( obj instanceof String){</w:t>
+      </w:r>
+    </w:p>
+    <w:p>
+      <w:pPr>
+        <w:spacing w:after="0"/>
+        <w:rPr>
+          <w:rFonts w:ascii="Consolas" w:hAnsi="Consolas" w:cstheme="minorHAnsi"/>
+          <w:color w:val="000000" w:themeColor="text1"/>
+          <w:sz w:val="16"/>
+          <w:szCs w:val="16"/>
+        </w:rPr>
+      </w:pPr>
+      <w:r>
+        <w:rPr>
+          <w:rFonts w:ascii="Consolas" w:hAnsi="Consolas" w:cstheme="minorHAnsi"/>
+          <w:color w:val="000000" w:themeColor="text1"/>
+          <w:sz w:val="16"/>
+          <w:szCs w:val="16"/>
+        </w:rPr>
+        <w:t xml:space="preserve">     </w:t>
+      </w:r>
+      <w:r>
+        <w:rPr>
+          <w:rFonts w:ascii="Consolas" w:hAnsi="Consolas" w:cstheme="minorHAnsi"/>
+          <w:color w:val="000000" w:themeColor="text1"/>
+          <w:sz w:val="16"/>
+          <w:szCs w:val="16"/>
+        </w:rPr>
+        <w:t xml:space="preserve">String str = (String) obj; </w:t>
+      </w:r>
+      <w:r>
+        <w:rPr>
+          <w:rFonts w:ascii="Consolas" w:hAnsi="Consolas" w:cstheme="minorHAnsi"/>
+          <w:b/>
+          <w:bCs/>
+          <w:color w:val="000000" w:themeColor="text1"/>
+          <w:sz w:val="16"/>
+          <w:szCs w:val="16"/>
+        </w:rPr>
+        <w:t>// manual type casting</w:t>
+      </w:r>
+    </w:p>
+    <w:p>
+      <w:pPr>
+        <w:spacing w:after="0"/>
+        <w:rPr>
+          <w:rFonts w:ascii="Consolas" w:hAnsi="Consolas" w:cstheme="minorHAnsi"/>
+          <w:color w:val="000000" w:themeColor="text1"/>
+          <w:sz w:val="16"/>
+          <w:szCs w:val="16"/>
+        </w:rPr>
+      </w:pPr>
+      <w:r>
+        <w:rPr>
+          <w:rFonts w:ascii="Consolas" w:hAnsi="Consolas" w:cstheme="minorHAnsi"/>
+          <w:color w:val="000000" w:themeColor="text1"/>
+          <w:sz w:val="16"/>
+          <w:szCs w:val="16"/>
+        </w:rPr>
+        <w:t xml:space="preserve">     </w:t>
+      </w:r>
+      <w:r>
+        <w:rPr>
+          <w:rFonts w:ascii="Consolas" w:hAnsi="Consolas" w:cstheme="minorHAnsi"/>
+          <w:color w:val="000000" w:themeColor="text1"/>
+          <w:sz w:val="16"/>
+          <w:szCs w:val="16"/>
+        </w:rPr>
+        <w:t>Println(str)</w:t>
+      </w:r>
+    </w:p>
+    <w:p>
+      <w:pPr>
+        <w:spacing w:after="0"/>
+        <w:rPr>
+          <w:rFonts w:ascii="Consolas" w:hAnsi="Consolas" w:cstheme="minorHAnsi"/>
+          <w:color w:val="000000" w:themeColor="text1"/>
+          <w:sz w:val="16"/>
+          <w:szCs w:val="16"/>
+        </w:rPr>
+      </w:pPr>
+      <w:r>
+        <w:rPr>
+          <w:rFonts w:ascii="Consolas" w:hAnsi="Consolas" w:cstheme="minorHAnsi"/>
+          <w:color w:val="000000" w:themeColor="text1"/>
+          <w:sz w:val="16"/>
+          <w:szCs w:val="16"/>
+        </w:rPr>
+        <w:t>}</w:t>
+      </w:r>
+    </w:p>
+    <w:p>
+      <w:pPr>
+        <w:spacing w:after="0"/>
+        <w:rPr>
+          <w:rFonts w:ascii="Consolas" w:hAnsi="Consolas" w:cstheme="minorHAnsi"/>
+          <w:color w:val="000000" w:themeColor="text1"/>
+          <w:sz w:val="16"/>
+          <w:szCs w:val="16"/>
+        </w:rPr>
+      </w:pPr>
+    </w:p>
+    <w:p>
+      <w:pPr>
+        <w:spacing w:after="0"/>
+        <w:rPr>
+          <w:rFonts w:ascii="Consolas" w:hAnsi="Consolas" w:cstheme="minorHAnsi"/>
+          <w:color w:val="000000" w:themeColor="text1"/>
+          <w:sz w:val="16"/>
+          <w:szCs w:val="16"/>
+        </w:rPr>
+      </w:pPr>
+      <w:r>
+        <w:rPr>
+          <w:rFonts w:cstheme="minorHAnsi"/>
+          <w:color w:val="000000" w:themeColor="text1"/>
+        </w:rPr>
+        <w:t>New version :</w:t>
+      </w:r>
+      <w:r>
+        <w:rPr>
+          <w:rFonts w:cstheme="minorHAnsi"/>
+          <w:color w:val="000000" w:themeColor="text1"/>
+        </w:rPr>
+        <w:br/>
+      </w:r>
+      <w:r>
+        <w:rPr>
+          <w:rFonts w:ascii="Consolas" w:hAnsi="Consolas" w:cstheme="minorHAnsi"/>
+          <w:color w:val="000000" w:themeColor="text1"/>
+          <w:sz w:val="16"/>
+          <w:szCs w:val="16"/>
+        </w:rPr>
+        <w:t>Object obj = “hello world”</w:t>
+      </w:r>
+    </w:p>
+    <w:p>
+      <w:pPr>
+        <w:spacing w:after="0"/>
+        <w:rPr>
+          <w:rFonts w:ascii="Consolas" w:hAnsi="Consolas" w:cstheme="minorHAnsi"/>
+          <w:color w:val="000000" w:themeColor="text1"/>
+          <w:sz w:val="16"/>
+          <w:szCs w:val="16"/>
+        </w:rPr>
+      </w:pPr>
+    </w:p>
+    <w:p>
+      <w:pPr>
+        <w:spacing w:after="0"/>
+        <w:rPr>
+          <w:rFonts w:ascii="Consolas" w:hAnsi="Consolas" w:cstheme="minorHAnsi"/>
+          <w:color w:val="000000" w:themeColor="text1"/>
+          <w:sz w:val="16"/>
+          <w:szCs w:val="16"/>
+        </w:rPr>
+      </w:pPr>
+      <w:r>
+        <w:rPr>
+          <w:rFonts w:ascii="Consolas" w:hAnsi="Consolas" w:cstheme="minorHAnsi"/>
+          <w:color w:val="000000" w:themeColor="text1"/>
+          <w:sz w:val="16"/>
+          <w:szCs w:val="16"/>
+        </w:rPr>
+        <w:t xml:space="preserve"> </w:t>
+      </w:r>
+      <w:r>
+        <w:rPr>
+          <w:rFonts w:ascii="Consolas" w:hAnsi="Consolas" w:cstheme="minorHAnsi"/>
+          <w:color w:val="000000" w:themeColor="text1"/>
+          <w:sz w:val="16"/>
+          <w:szCs w:val="16"/>
+        </w:rPr>
+        <w:t>i</w:t>
+      </w:r>
+      <w:r>
+        <w:rPr>
+          <w:rFonts w:ascii="Consolas" w:hAnsi="Consolas" w:cstheme="minorHAnsi"/>
+          <w:color w:val="000000" w:themeColor="text1"/>
+          <w:sz w:val="16"/>
+          <w:szCs w:val="16"/>
+        </w:rPr>
+        <w:t>f( obj instanceof String</w:t>
+      </w:r>
+      <w:r>
+        <w:rPr>
+          <w:rFonts w:ascii="Consolas" w:hAnsi="Consolas" w:cstheme="minorHAnsi"/>
+          <w:color w:val="000000" w:themeColor="text1"/>
+          <w:sz w:val="16"/>
+          <w:szCs w:val="16"/>
+        </w:rPr>
+        <w:t xml:space="preserve"> str</w:t>
+      </w:r>
+      <w:r>
+        <w:rPr>
+          <w:rFonts w:ascii="Consolas" w:hAnsi="Consolas" w:cstheme="minorHAnsi"/>
+          <w:color w:val="000000" w:themeColor="text1"/>
+          <w:sz w:val="16"/>
+          <w:szCs w:val="16"/>
+        </w:rPr>
+        <w:t>){</w:t>
+      </w:r>
+      <w:r>
+        <w:rPr>
+          <w:rFonts w:ascii="Consolas" w:hAnsi="Consolas" w:cstheme="minorHAnsi"/>
+          <w:b/>
+          <w:bCs/>
+          <w:color w:val="000000" w:themeColor="text1"/>
+          <w:sz w:val="16"/>
+          <w:szCs w:val="16"/>
+        </w:rPr>
+        <w:t xml:space="preserve">// </w:t>
+      </w:r>
+      <w:r>
+        <w:rPr>
+          <w:rFonts w:ascii="Consolas" w:hAnsi="Consolas" w:cstheme="minorHAnsi"/>
+          <w:b/>
+          <w:bCs/>
+          <w:color w:val="000000" w:themeColor="text1"/>
+          <w:sz w:val="16"/>
+          <w:szCs w:val="16"/>
+        </w:rPr>
+        <w:t xml:space="preserve">compiler take care of </w:t>
+      </w:r>
+      <w:r>
+        <w:rPr>
+          <w:rFonts w:ascii="Consolas" w:hAnsi="Consolas" w:cstheme="minorHAnsi"/>
+          <w:b/>
+          <w:bCs/>
+          <w:color w:val="000000" w:themeColor="text1"/>
+          <w:sz w:val="16"/>
+          <w:szCs w:val="16"/>
+        </w:rPr>
+        <w:t>type casting</w:t>
+      </w:r>
+    </w:p>
+    <w:p>
+      <w:pPr>
+        <w:spacing w:after="0"/>
+        <w:rPr>
+          <w:rFonts w:ascii="Consolas" w:hAnsi="Consolas" w:cstheme="minorHAnsi"/>
+          <w:color w:val="000000" w:themeColor="text1"/>
+          <w:sz w:val="16"/>
+          <w:szCs w:val="16"/>
+        </w:rPr>
+      </w:pPr>
+      <w:r>
+        <w:rPr>
+          <w:rFonts w:ascii="Consolas" w:hAnsi="Consolas" w:cstheme="minorHAnsi"/>
+          <w:color w:val="000000" w:themeColor="text1"/>
+          <w:sz w:val="16"/>
+          <w:szCs w:val="16"/>
+        </w:rPr>
+        <w:t xml:space="preserve">     </w:t>
+      </w:r>
+      <w:r>
+        <w:rPr>
+          <w:rFonts w:ascii="Consolas" w:hAnsi="Consolas" w:cstheme="minorHAnsi"/>
+          <w:color w:val="000000" w:themeColor="text1"/>
+          <w:sz w:val="16"/>
+          <w:szCs w:val="16"/>
+        </w:rPr>
+        <w:t>Println(str)</w:t>
+      </w:r>
+    </w:p>
+    <w:p>
+      <w:pPr>
+        <w:spacing w:after="0"/>
+        <w:rPr>
+          <w:rFonts w:ascii="Consolas" w:hAnsi="Consolas" w:cstheme="minorHAnsi"/>
+          <w:color w:val="000000" w:themeColor="text1"/>
+          <w:sz w:val="16"/>
+          <w:szCs w:val="16"/>
+        </w:rPr>
+      </w:pPr>
+      <w:r>
+        <w:rPr>
+          <w:rFonts w:ascii="Consolas" w:hAnsi="Consolas" w:cstheme="minorHAnsi"/>
+          <w:color w:val="000000" w:themeColor="text1"/>
+          <w:sz w:val="16"/>
+          <w:szCs w:val="16"/>
+        </w:rPr>
+        <w:t>}</w:t>
+      </w:r>
+    </w:p>
+    <w:p>
+      <w:pPr>
+        <w:spacing w:after="0"/>
+        <w:rPr>
+          <w:rFonts w:ascii="Consolas" w:hAnsi="Consolas" w:cstheme="minorHAnsi"/>
+          <w:color w:val="000000" w:themeColor="text1"/>
+          <w:sz w:val="16"/>
+          <w:szCs w:val="16"/>
+        </w:rPr>
+      </w:pPr>
+    </w:p>
+    <w:p>
+      <w:pPr>
+        <w:spacing w:after="0"/>
+        <w:rPr>
+          <w:rFonts w:ascii="Consolas" w:hAnsi="Consolas" w:cstheme="minorHAnsi"/>
+          <w:b/>
+          <w:bCs/>
+          <w:color w:val="000000" w:themeColor="text1"/>
+          <w:sz w:val="16"/>
+          <w:szCs w:val="16"/>
+        </w:rPr>
+      </w:pPr>
+      <w:r>
+        <w:rPr>
+          <w:rFonts w:ascii="Consolas" w:hAnsi="Consolas" w:cstheme="minorHAnsi"/>
+          <w:b/>
+          <w:bCs/>
+          <w:color w:val="000000" w:themeColor="text1"/>
+          <w:sz w:val="16"/>
+          <w:szCs w:val="16"/>
+        </w:rPr>
+        <w:t>// works with &amp;&amp; comarator as well, but wont work with OR oerator</w:t>
+      </w:r>
+    </w:p>
+    <w:p>
+      <w:pPr>
+        <w:spacing w:after="0"/>
+        <w:rPr>
+          <w:rFonts w:ascii="Consolas" w:hAnsi="Consolas" w:cstheme="minorHAnsi"/>
+          <w:color w:val="000000" w:themeColor="text1"/>
+          <w:sz w:val="16"/>
+          <w:szCs w:val="16"/>
+        </w:rPr>
+      </w:pPr>
+      <w:r>
+        <w:rPr>
+          <w:rFonts w:ascii="Consolas" w:hAnsi="Consolas" w:cstheme="minorHAnsi"/>
+          <w:color w:val="000000" w:themeColor="text1"/>
+          <w:sz w:val="16"/>
+          <w:szCs w:val="16"/>
+        </w:rPr>
+        <w:t xml:space="preserve">Object obj = </w:t>
+      </w:r>
+      <w:r>
+        <w:rPr>
+          <w:rFonts w:ascii="Consolas" w:hAnsi="Consolas" w:cstheme="minorHAnsi"/>
+          <w:color w:val="000000" w:themeColor="text1"/>
+          <w:sz w:val="16"/>
+          <w:szCs w:val="16"/>
+        </w:rPr>
+        <w:t>6;</w:t>
+      </w:r>
+    </w:p>
+    <w:p>
+      <w:pPr>
+        <w:spacing w:after="0"/>
+        <w:rPr>
+          <w:rFonts w:ascii="Consolas" w:hAnsi="Consolas" w:cstheme="minorHAnsi"/>
+          <w:color w:val="000000" w:themeColor="text1"/>
+          <w:sz w:val="16"/>
+          <w:szCs w:val="16"/>
+        </w:rPr>
+      </w:pPr>
+    </w:p>
+    <w:p>
+      <w:pPr>
+        <w:spacing w:after="0"/>
+        <w:rPr>
+          <w:rFonts w:ascii="Consolas" w:hAnsi="Consolas" w:cstheme="minorHAnsi"/>
+          <w:color w:val="000000" w:themeColor="text1"/>
+          <w:sz w:val="16"/>
+          <w:szCs w:val="16"/>
+        </w:rPr>
+      </w:pPr>
+      <w:r>
+        <w:rPr>
+          <w:rFonts w:ascii="Consolas" w:hAnsi="Consolas" w:cstheme="minorHAnsi"/>
+          <w:color w:val="000000" w:themeColor="text1"/>
+          <w:sz w:val="16"/>
+          <w:szCs w:val="16"/>
+        </w:rPr>
+        <w:t xml:space="preserve"> </w:t>
+      </w:r>
+      <w:r>
+        <w:rPr>
+          <w:rFonts w:ascii="Consolas" w:hAnsi="Consolas" w:cstheme="minorHAnsi"/>
+          <w:color w:val="000000" w:themeColor="text1"/>
+          <w:sz w:val="16"/>
+          <w:szCs w:val="16"/>
+        </w:rPr>
+        <w:t>i</w:t>
+      </w:r>
+      <w:r>
+        <w:rPr>
+          <w:rFonts w:ascii="Consolas" w:hAnsi="Consolas" w:cstheme="minorHAnsi"/>
+          <w:color w:val="000000" w:themeColor="text1"/>
+          <w:sz w:val="16"/>
+          <w:szCs w:val="16"/>
+        </w:rPr>
+        <w:t xml:space="preserve">f( obj instanceof </w:t>
+      </w:r>
+      <w:r>
+        <w:rPr>
+          <w:rFonts w:ascii="Consolas" w:hAnsi="Consolas" w:cstheme="minorHAnsi"/>
+          <w:color w:val="000000" w:themeColor="text1"/>
+          <w:sz w:val="16"/>
+          <w:szCs w:val="16"/>
+        </w:rPr>
+        <w:t xml:space="preserve">Integer i &amp;&amp; i &lt; 10 </w:t>
+      </w:r>
+      <w:r>
+        <w:rPr>
+          <w:rFonts w:ascii="Consolas" w:hAnsi="Consolas" w:cstheme="minorHAnsi"/>
+          <w:color w:val="000000" w:themeColor="text1"/>
+          <w:sz w:val="16"/>
+          <w:szCs w:val="16"/>
+        </w:rPr>
+        <w:t>){</w:t>
+      </w:r>
+      <w:r>
+        <w:rPr>
+          <w:rFonts w:ascii="Consolas" w:hAnsi="Consolas" w:cstheme="minorHAnsi"/>
+          <w:b/>
+          <w:bCs/>
+          <w:color w:val="000000" w:themeColor="text1"/>
+          <w:sz w:val="16"/>
+          <w:szCs w:val="16"/>
+        </w:rPr>
+        <w:t xml:space="preserve">// </w:t>
+      </w:r>
+      <w:r>
+        <w:rPr>
+          <w:rFonts w:ascii="Consolas" w:hAnsi="Consolas" w:cstheme="minorHAnsi"/>
+          <w:b/>
+          <w:bCs/>
+          <w:color w:val="000000" w:themeColor="text1"/>
+          <w:sz w:val="16"/>
+          <w:szCs w:val="16"/>
+        </w:rPr>
+        <w:t xml:space="preserve">compiler take care of </w:t>
+      </w:r>
+      <w:r>
+        <w:rPr>
+          <w:rFonts w:ascii="Consolas" w:hAnsi="Consolas" w:cstheme="minorHAnsi"/>
+          <w:b/>
+          <w:bCs/>
+          <w:color w:val="000000" w:themeColor="text1"/>
+          <w:sz w:val="16"/>
+          <w:szCs w:val="16"/>
+        </w:rPr>
+        <w:t>type casting</w:t>
+      </w:r>
+    </w:p>
+    <w:p>
+      <w:pPr>
+        <w:spacing w:after="0"/>
+        <w:rPr>
+          <w:rFonts w:ascii="Consolas" w:hAnsi="Consolas" w:cstheme="minorHAnsi"/>
+          <w:color w:val="000000" w:themeColor="text1"/>
+          <w:sz w:val="16"/>
+          <w:szCs w:val="16"/>
+        </w:rPr>
+      </w:pPr>
+      <w:r>
+        <w:rPr>
+          <w:rFonts w:ascii="Consolas" w:hAnsi="Consolas" w:cstheme="minorHAnsi"/>
+          <w:color w:val="000000" w:themeColor="text1"/>
+          <w:sz w:val="16"/>
+          <w:szCs w:val="16"/>
+        </w:rPr>
+        <w:t xml:space="preserve">     </w:t>
+      </w:r>
+      <w:r>
+        <w:rPr>
+          <w:rFonts w:ascii="Consolas" w:hAnsi="Consolas" w:cstheme="minorHAnsi"/>
+          <w:color w:val="000000" w:themeColor="text1"/>
+          <w:sz w:val="16"/>
+          <w:szCs w:val="16"/>
+        </w:rPr>
+        <w:t>Println(</w:t>
+      </w:r>
+      <w:r>
+        <w:rPr>
+          <w:rFonts w:ascii="Consolas" w:hAnsi="Consolas" w:cstheme="minorHAnsi"/>
+          <w:color w:val="000000" w:themeColor="text1"/>
+          <w:sz w:val="16"/>
+          <w:szCs w:val="16"/>
+        </w:rPr>
+        <w:t>i</w:t>
+      </w:r>
+      <w:r>
+        <w:rPr>
+          <w:rFonts w:ascii="Consolas" w:hAnsi="Consolas" w:cstheme="minorHAnsi"/>
+          <w:color w:val="000000" w:themeColor="text1"/>
+          <w:sz w:val="16"/>
+          <w:szCs w:val="16"/>
+        </w:rPr>
+        <w:t>)</w:t>
+      </w:r>
+    </w:p>
+    <w:p>
+      <w:pPr>
+        <w:spacing w:after="0"/>
+        <w:rPr>
+          <w:rFonts w:ascii="Consolas" w:hAnsi="Consolas" w:cstheme="minorHAnsi"/>
+          <w:color w:val="000000" w:themeColor="text1"/>
+          <w:sz w:val="16"/>
+          <w:szCs w:val="16"/>
+        </w:rPr>
+      </w:pPr>
+      <w:r>
+        <w:rPr>
+          <w:rFonts w:ascii="Consolas" w:hAnsi="Consolas" w:cstheme="minorHAnsi"/>
+          <w:color w:val="000000" w:themeColor="text1"/>
+          <w:sz w:val="16"/>
+          <w:szCs w:val="16"/>
+        </w:rPr>
+        <w:t>}</w:t>
+      </w:r>
+    </w:p>
+    <w:p>
+      <w:pPr>
+        <w:spacing w:after="0"/>
+        <w:rPr>
+          <w:rFonts w:ascii="Consolas" w:hAnsi="Consolas" w:cstheme="minorHAnsi"/>
+          <w:color w:val="000000" w:themeColor="text1"/>
+          <w:sz w:val="16"/>
+          <w:szCs w:val="16"/>
+        </w:rPr>
+      </w:pPr>
+    </w:p>
+    <w:p>
+      <w:pPr>
+        <w:spacing w:after="0"/>
+        <w:rPr>
+          <w:rFonts w:ascii="Consolas" w:hAnsi="Consolas" w:cstheme="minorHAnsi"/>
+          <w:b/>
+          <w:bCs/>
+          <w:color w:val="000000" w:themeColor="text1"/>
+          <w:sz w:val="16"/>
+          <w:szCs w:val="16"/>
+        </w:rPr>
+      </w:pPr>
+      <w:r>
+        <w:rPr>
+          <w:rFonts w:ascii="Consolas" w:hAnsi="Consolas" w:cstheme="minorHAnsi"/>
+          <w:b/>
+          <w:bCs/>
+          <w:color w:val="000000" w:themeColor="text1"/>
+          <w:sz w:val="16"/>
+          <w:szCs w:val="16"/>
+        </w:rPr>
+        <w:t>// works with inheritance as well</w:t>
+      </w:r>
+    </w:p>
+    <w:p>
+      <w:pPr>
+        <w:spacing w:after="0"/>
+        <w:rPr>
+          <w:rFonts w:ascii="Consolas" w:hAnsi="Consolas" w:cstheme="minorHAnsi"/>
+          <w:color w:val="000000" w:themeColor="text1"/>
+          <w:sz w:val="16"/>
+          <w:szCs w:val="16"/>
+        </w:rPr>
+      </w:pPr>
+      <w:r>
+        <w:rPr>
+          <w:rFonts w:ascii="Consolas" w:hAnsi="Consolas" w:cstheme="minorHAnsi"/>
+          <w:color w:val="000000" w:themeColor="text1"/>
+          <w:sz w:val="16"/>
+          <w:szCs w:val="16"/>
+        </w:rPr>
+        <w:t xml:space="preserve">Object obj = </w:t>
+      </w:r>
+      <w:r>
+        <w:rPr>
+          <w:rFonts w:ascii="Consolas" w:hAnsi="Consolas" w:cstheme="minorHAnsi"/>
+          <w:color w:val="000000" w:themeColor="text1"/>
+          <w:sz w:val="16"/>
+          <w:szCs w:val="16"/>
+        </w:rPr>
+        <w:t>new TwoWheeler;</w:t>
+      </w:r>
+    </w:p>
+    <w:p>
+      <w:pPr>
+        <w:spacing w:after="0"/>
+        <w:rPr>
+          <w:rFonts w:ascii="Consolas" w:hAnsi="Consolas" w:cstheme="minorHAnsi"/>
+          <w:color w:val="000000" w:themeColor="text1"/>
+          <w:sz w:val="16"/>
+          <w:szCs w:val="16"/>
+        </w:rPr>
+      </w:pPr>
+    </w:p>
+    <w:p>
+      <w:pPr>
+        <w:spacing w:after="0"/>
+        <w:rPr>
+          <w:rFonts w:ascii="Consolas" w:hAnsi="Consolas" w:cstheme="minorHAnsi"/>
+          <w:color w:val="000000" w:themeColor="text1"/>
+          <w:sz w:val="16"/>
+          <w:szCs w:val="16"/>
+        </w:rPr>
+      </w:pPr>
+      <w:r>
+        <w:rPr>
+          <w:rFonts w:ascii="Consolas" w:hAnsi="Consolas" w:cstheme="minorHAnsi"/>
+          <w:color w:val="000000" w:themeColor="text1"/>
+          <w:sz w:val="16"/>
+          <w:szCs w:val="16"/>
+        </w:rPr>
+        <w:t xml:space="preserve"> </w:t>
+      </w:r>
+      <w:r>
+        <w:rPr>
+          <w:rFonts w:ascii="Consolas" w:hAnsi="Consolas" w:cstheme="minorHAnsi"/>
+          <w:color w:val="000000" w:themeColor="text1"/>
+          <w:sz w:val="16"/>
+          <w:szCs w:val="16"/>
+        </w:rPr>
+        <w:t>i</w:t>
+      </w:r>
+      <w:r>
+        <w:rPr>
+          <w:rFonts w:ascii="Consolas" w:hAnsi="Consolas" w:cstheme="minorHAnsi"/>
+          <w:color w:val="000000" w:themeColor="text1"/>
+          <w:sz w:val="16"/>
+          <w:szCs w:val="16"/>
+        </w:rPr>
+        <w:t xml:space="preserve">f( obj instanceof </w:t>
+      </w:r>
+      <w:r>
+        <w:rPr>
+          <w:rFonts w:ascii="Consolas" w:hAnsi="Consolas" w:cstheme="minorHAnsi"/>
+          <w:color w:val="000000" w:themeColor="text1"/>
+          <w:sz w:val="16"/>
+          <w:szCs w:val="16"/>
+        </w:rPr>
+        <w:t xml:space="preserve">Vehicle vehicle </w:t>
+      </w:r>
+      <w:r>
+        <w:rPr>
+          <w:rFonts w:ascii="Consolas" w:hAnsi="Consolas" w:cstheme="minorHAnsi"/>
+          <w:color w:val="000000" w:themeColor="text1"/>
+          <w:sz w:val="16"/>
+          <w:szCs w:val="16"/>
+        </w:rPr>
+        <w:t>){</w:t>
+      </w:r>
+      <w:r>
+        <w:rPr>
+          <w:rFonts w:ascii="Consolas" w:hAnsi="Consolas" w:cstheme="minorHAnsi"/>
+          <w:b/>
+          <w:bCs/>
+          <w:color w:val="000000" w:themeColor="text1"/>
+          <w:sz w:val="16"/>
+          <w:szCs w:val="16"/>
+        </w:rPr>
+        <w:t xml:space="preserve">// </w:t>
+      </w:r>
+      <w:r>
+        <w:rPr>
+          <w:rFonts w:ascii="Consolas" w:hAnsi="Consolas" w:cstheme="minorHAnsi"/>
+          <w:b/>
+          <w:bCs/>
+          <w:color w:val="000000" w:themeColor="text1"/>
+          <w:sz w:val="16"/>
+          <w:szCs w:val="16"/>
+        </w:rPr>
+        <w:t xml:space="preserve">compiler take care of </w:t>
+      </w:r>
+      <w:r>
+        <w:rPr>
+          <w:rFonts w:ascii="Consolas" w:hAnsi="Consolas" w:cstheme="minorHAnsi"/>
+          <w:b/>
+          <w:bCs/>
+          <w:color w:val="000000" w:themeColor="text1"/>
+          <w:sz w:val="16"/>
+          <w:szCs w:val="16"/>
+        </w:rPr>
+        <w:t>type casting</w:t>
+      </w:r>
+    </w:p>
+    <w:p>
+      <w:pPr>
+        <w:spacing w:after="0"/>
+        <w:rPr>
+          <w:rFonts w:ascii="Consolas" w:hAnsi="Consolas" w:cstheme="minorHAnsi"/>
+          <w:color w:val="000000" w:themeColor="text1"/>
+          <w:sz w:val="16"/>
+          <w:szCs w:val="16"/>
+        </w:rPr>
+      </w:pPr>
+      <w:r>
+        <w:rPr>
+          <w:rFonts w:ascii="Consolas" w:hAnsi="Consolas" w:cstheme="minorHAnsi"/>
+          <w:color w:val="000000" w:themeColor="text1"/>
+          <w:sz w:val="16"/>
+          <w:szCs w:val="16"/>
+        </w:rPr>
+        <w:t xml:space="preserve">     vehicle.drive();</w:t>
+      </w:r>
+    </w:p>
+    <w:p>
+      <w:pPr>
+        <w:spacing w:after="0"/>
+        <w:rPr>
+          <w:rFonts w:ascii="Consolas" w:hAnsi="Consolas" w:cstheme="minorHAnsi"/>
+          <w:color w:val="000000" w:themeColor="text1"/>
+          <w:sz w:val="16"/>
+          <w:szCs w:val="16"/>
+        </w:rPr>
+      </w:pPr>
+      <w:r>
+        <w:rPr>
+          <w:rFonts w:ascii="Consolas" w:hAnsi="Consolas" w:cstheme="minorHAnsi"/>
+          <w:color w:val="000000" w:themeColor="text1"/>
+          <w:sz w:val="16"/>
+          <w:szCs w:val="16"/>
+        </w:rPr>
+        <w:t>}</w:t>
+      </w:r>
+    </w:p>
+    <w:p>
+      <w:pPr>
+        <w:spacing w:after="0"/>
+        <w:rPr>
+          <w:rFonts w:ascii="Consolas" w:hAnsi="Consolas" w:cstheme="minorHAnsi"/>
+          <w:color w:val="000000" w:themeColor="text1"/>
+          <w:sz w:val="16"/>
+          <w:szCs w:val="16"/>
+        </w:rPr>
+      </w:pPr>
+    </w:p>
+    <w:p>
+      <w:pPr>
+        <w:spacing w:after="0"/>
+        <w:rPr>
+          <w:rFonts w:cstheme="minorHAnsi"/>
+          <w:color w:val="000000" w:themeColor="text1"/>
+        </w:rPr>
+      </w:pPr>
+      <w:r>
+        <w:rPr>
+          <w:rFonts w:cstheme="minorHAnsi"/>
+          <w:b/>
+          <w:bCs/>
+          <w:color w:val="000000" w:themeColor="text1"/>
+        </w:rPr>
+        <w:t>pattern matching for switch using instanceof :</w:t>
+      </w:r>
+      <w:r>
+        <w:rPr>
+          <w:rFonts w:cstheme="minorHAnsi"/>
+          <w:b/>
+          <w:bCs/>
+          <w:color w:val="000000" w:themeColor="text1"/>
+        </w:rPr>
+        <w:t xml:space="preserve"> </w:t>
+      </w:r>
+      <w:r>
+        <w:rPr>
+          <w:rFonts w:cstheme="minorHAnsi"/>
+          <w:color w:val="000000" w:themeColor="text1"/>
+        </w:rPr>
+        <w:t>Note it is very slow compare to traditional switch</w:t>
+      </w:r>
+    </w:p>
+    <w:p>
+      <w:pPr>
+        <w:spacing w:after="0"/>
+        <w:rPr>
+          <w:rFonts w:ascii="Consolas" w:hAnsi="Consolas" w:cstheme="minorHAnsi"/>
+          <w:color w:val="000000" w:themeColor="text1"/>
+          <w:sz w:val="16"/>
+          <w:szCs w:val="16"/>
+        </w:rPr>
+      </w:pPr>
+      <w:r>
+        <w:rPr>
+          <w:rFonts w:ascii="Consolas" w:hAnsi="Consolas" w:cstheme="minorHAnsi"/>
+          <w:color w:val="000000" w:themeColor="text1"/>
+          <w:sz w:val="16"/>
+          <w:szCs w:val="16"/>
+        </w:rPr>
+        <w:t>Object obj = "hello world";</w:t>
+      </w:r>
+    </w:p>
+    <w:p>
+      <w:pPr>
+        <w:spacing w:after="0"/>
+        <w:rPr>
+          <w:rFonts w:ascii="Consolas" w:hAnsi="Consolas" w:cstheme="minorHAnsi"/>
+          <w:color w:val="000000" w:themeColor="text1"/>
+          <w:sz w:val="16"/>
+          <w:szCs w:val="16"/>
+        </w:rPr>
+      </w:pPr>
+    </w:p>
+    <w:p>
+      <w:pPr>
+        <w:spacing w:after="0"/>
+        <w:rPr>
+          <w:rFonts w:ascii="Consolas" w:hAnsi="Consolas" w:cstheme="minorHAnsi"/>
+          <w:color w:val="000000" w:themeColor="text1"/>
+          <w:sz w:val="16"/>
+          <w:szCs w:val="16"/>
+        </w:rPr>
+      </w:pPr>
+      <w:r>
+        <w:rPr>
+          <w:rFonts w:ascii="Consolas" w:hAnsi="Consolas" w:cstheme="minorHAnsi"/>
+          <w:color w:val="000000" w:themeColor="text1"/>
+          <w:sz w:val="16"/>
+          <w:szCs w:val="16"/>
+        </w:rPr>
+        <w:t>switch (obj) {</w:t>
+      </w:r>
+    </w:p>
+    <w:p>
+      <w:pPr>
+        <w:spacing w:after="0"/>
+        <w:rPr>
+          <w:rFonts w:ascii="Consolas" w:hAnsi="Consolas" w:cstheme="minorHAnsi"/>
+          <w:color w:val="000000" w:themeColor="text1"/>
+          <w:sz w:val="16"/>
+          <w:szCs w:val="16"/>
+        </w:rPr>
+      </w:pPr>
+      <w:r>
+        <w:rPr>
+          <w:rFonts w:ascii="Consolas" w:hAnsi="Consolas" w:cstheme="minorHAnsi"/>
+          <w:color w:val="000000" w:themeColor="text1"/>
+          <w:sz w:val="16"/>
+          <w:szCs w:val="16"/>
+        </w:rPr>
+        <w:t xml:space="preserve">    case String s:</w:t>
+      </w:r>
+    </w:p>
+    <w:p>
+      <w:pPr>
+        <w:spacing w:after="0"/>
+        <w:rPr>
+          <w:rFonts w:ascii="Consolas" w:hAnsi="Consolas" w:cstheme="minorHAnsi"/>
+          <w:color w:val="000000" w:themeColor="text1"/>
+          <w:sz w:val="16"/>
+          <w:szCs w:val="16"/>
+        </w:rPr>
+      </w:pPr>
+      <w:r>
+        <w:rPr>
+          <w:rFonts w:ascii="Consolas" w:hAnsi="Consolas" w:cstheme="minorHAnsi"/>
+          <w:color w:val="000000" w:themeColor="text1"/>
+          <w:sz w:val="16"/>
+          <w:szCs w:val="16"/>
+        </w:rPr>
+        <w:t xml:space="preserve">        System.out.println("String: " + s);</w:t>
+      </w:r>
+    </w:p>
+    <w:p>
+      <w:pPr>
+        <w:spacing w:after="0"/>
+        <w:rPr>
+          <w:rFonts w:ascii="Consolas" w:hAnsi="Consolas" w:cstheme="minorHAnsi"/>
+          <w:color w:val="000000" w:themeColor="text1"/>
+          <w:sz w:val="16"/>
+          <w:szCs w:val="16"/>
+        </w:rPr>
+      </w:pPr>
+      <w:r>
+        <w:rPr>
+          <w:rFonts w:ascii="Consolas" w:hAnsi="Consolas" w:cstheme="minorHAnsi"/>
+          <w:color w:val="000000" w:themeColor="text1"/>
+          <w:sz w:val="16"/>
+          <w:szCs w:val="16"/>
+        </w:rPr>
+        <w:t xml:space="preserve">        break;</w:t>
+      </w:r>
+    </w:p>
+    <w:p>
+      <w:pPr>
+        <w:spacing w:after="0"/>
+        <w:rPr>
+          <w:rFonts w:ascii="Consolas" w:hAnsi="Consolas" w:cstheme="minorHAnsi"/>
+          <w:color w:val="000000" w:themeColor="text1"/>
+          <w:sz w:val="16"/>
+          <w:szCs w:val="16"/>
+        </w:rPr>
+      </w:pPr>
+    </w:p>
+    <w:p>
+      <w:pPr>
+        <w:spacing w:after="0"/>
+        <w:rPr>
+          <w:rFonts w:ascii="Consolas" w:hAnsi="Consolas" w:cstheme="minorHAnsi"/>
+          <w:color w:val="000000" w:themeColor="text1"/>
+          <w:sz w:val="16"/>
+          <w:szCs w:val="16"/>
+        </w:rPr>
+      </w:pPr>
+      <w:r>
+        <w:rPr>
+          <w:rFonts w:ascii="Consolas" w:hAnsi="Consolas" w:cstheme="minorHAnsi"/>
+          <w:color w:val="000000" w:themeColor="text1"/>
+          <w:sz w:val="16"/>
+          <w:szCs w:val="16"/>
+        </w:rPr>
+        <w:t xml:space="preserve">    case Integer i:</w:t>
+      </w:r>
+    </w:p>
+    <w:p>
+      <w:pPr>
+        <w:spacing w:after="0"/>
+        <w:rPr>
+          <w:rFonts w:ascii="Consolas" w:hAnsi="Consolas" w:cstheme="minorHAnsi"/>
+          <w:color w:val="000000" w:themeColor="text1"/>
+          <w:sz w:val="16"/>
+          <w:szCs w:val="16"/>
+        </w:rPr>
+      </w:pPr>
+      <w:r>
+        <w:rPr>
+          <w:rFonts w:ascii="Consolas" w:hAnsi="Consolas" w:cstheme="minorHAnsi"/>
+          <w:color w:val="000000" w:themeColor="text1"/>
+          <w:sz w:val="16"/>
+          <w:szCs w:val="16"/>
+        </w:rPr>
+        <w:t xml:space="preserve">        System.out.println("Integer: " + i);</w:t>
+      </w:r>
+    </w:p>
+    <w:p>
+      <w:pPr>
+        <w:spacing w:after="0"/>
+        <w:rPr>
+          <w:rFonts w:ascii="Consolas" w:hAnsi="Consolas" w:cstheme="minorHAnsi"/>
+          <w:color w:val="000000" w:themeColor="text1"/>
+          <w:sz w:val="16"/>
+          <w:szCs w:val="16"/>
+        </w:rPr>
+      </w:pPr>
+      <w:r>
+        <w:rPr>
+          <w:rFonts w:ascii="Consolas" w:hAnsi="Consolas" w:cstheme="minorHAnsi"/>
+          <w:color w:val="000000" w:themeColor="text1"/>
+          <w:sz w:val="16"/>
+          <w:szCs w:val="16"/>
+        </w:rPr>
+        <w:t xml:space="preserve">        break;</w:t>
+      </w:r>
+    </w:p>
+    <w:p>
+      <w:pPr>
+        <w:spacing w:after="0"/>
+        <w:rPr>
+          <w:rFonts w:ascii="Consolas" w:hAnsi="Consolas" w:cstheme="minorHAnsi"/>
+          <w:color w:val="000000" w:themeColor="text1"/>
+          <w:sz w:val="16"/>
+          <w:szCs w:val="16"/>
+        </w:rPr>
+      </w:pPr>
+    </w:p>
+    <w:p>
+      <w:pPr>
+        <w:spacing w:after="0"/>
+        <w:rPr>
+          <w:rFonts w:ascii="Consolas" w:hAnsi="Consolas" w:cstheme="minorHAnsi"/>
+          <w:color w:val="000000" w:themeColor="text1"/>
+          <w:sz w:val="16"/>
+          <w:szCs w:val="16"/>
+        </w:rPr>
+      </w:pPr>
+      <w:r>
+        <w:rPr>
+          <w:rFonts w:ascii="Consolas" w:hAnsi="Consolas" w:cstheme="minorHAnsi"/>
+          <w:color w:val="000000" w:themeColor="text1"/>
+          <w:sz w:val="16"/>
+          <w:szCs w:val="16"/>
+        </w:rPr>
+        <w:t xml:space="preserve">    default:</w:t>
+      </w:r>
+    </w:p>
+    <w:p>
+      <w:pPr>
+        <w:spacing w:after="0"/>
+        <w:rPr>
+          <w:rFonts w:ascii="Consolas" w:hAnsi="Consolas" w:cstheme="minorHAnsi"/>
+          <w:color w:val="000000" w:themeColor="text1"/>
+          <w:sz w:val="16"/>
+          <w:szCs w:val="16"/>
+        </w:rPr>
+      </w:pPr>
+      <w:r>
+        <w:rPr>
+          <w:rFonts w:ascii="Consolas" w:hAnsi="Consolas" w:cstheme="minorHAnsi"/>
+          <w:color w:val="000000" w:themeColor="text1"/>
+          <w:sz w:val="16"/>
+          <w:szCs w:val="16"/>
+        </w:rPr>
+        <w:t xml:space="preserve">        System.out.println("Other type");</w:t>
+      </w:r>
+    </w:p>
+    <w:p>
+      <w:pPr>
+        <w:spacing w:after="0"/>
+        <w:rPr>
+          <w:rFonts w:ascii="Consolas" w:hAnsi="Consolas" w:cstheme="minorHAnsi"/>
+          <w:color w:val="000000" w:themeColor="text1"/>
+          <w:sz w:val="16"/>
+          <w:szCs w:val="16"/>
+        </w:rPr>
+      </w:pPr>
+      <w:r>
+        <w:rPr>
+          <w:rFonts w:ascii="Consolas" w:hAnsi="Consolas" w:cstheme="minorHAnsi"/>
+          <w:color w:val="000000" w:themeColor="text1"/>
+          <w:sz w:val="16"/>
+          <w:szCs w:val="16"/>
+        </w:rPr>
+        <w:t>}</w:t>
+      </w:r>
+    </w:p>
+    <w:p>
+      <w:pPr>
+        <w:spacing w:after="0"/>
+        <w:rPr>
+          <w:rFonts w:ascii="Consolas" w:hAnsi="Consolas" w:cstheme="minorHAnsi"/>
+          <w:color w:val="000000" w:themeColor="text1"/>
+          <w:sz w:val="16"/>
+          <w:szCs w:val="16"/>
+        </w:rPr>
+      </w:pPr>
+    </w:p>
+    <w:p>
+      <w:pPr>
+        <w:spacing w:after="0"/>
+        <w:rPr>
+          <w:rFonts w:cstheme="minorHAnsi"/>
+          <w:b/>
+          <w:bCs/>
+          <w:color w:val="0070C0"/>
+        </w:rPr>
+      </w:pPr>
+      <w:r>
+        <w:rPr>
+          <w:rFonts w:cstheme="minorHAnsi"/>
+          <w:b/>
+          <w:bCs/>
+          <w:color w:val="0070C0"/>
+        </w:rPr>
+        <w:t>Record Class</w:t>
+      </w:r>
+      <w:r>
+        <w:rPr>
+          <w:rFonts w:cstheme="minorHAnsi"/>
+          <w:b/>
+          <w:bCs/>
+          <w:color w:val="0070C0"/>
+        </w:rPr>
+        <w:t>:</w:t>
+      </w:r>
+    </w:p>
+    <w:p>
+      <w:pPr>
+        <w:spacing w:after="0"/>
+        <w:rPr>
+          <w:rFonts w:cstheme="minorHAnsi"/>
+          <w:color w:val="000000" w:themeColor="text1"/>
+        </w:rPr>
+      </w:pPr>
+      <w:r>
+        <w:rPr>
+          <w:rFonts w:cstheme="minorHAnsi"/>
+          <w:color w:val="000000" w:themeColor="text1"/>
+        </w:rPr>
+        <w:t>To write</w:t>
+      </w:r>
+      <w:r>
+        <w:rPr>
+          <w:rFonts w:cstheme="minorHAnsi"/>
+          <w:color w:val="000000" w:themeColor="text1"/>
+        </w:rPr>
+        <w:t xml:space="preserve"> a basic immutable POJO class we have to write a lot of boilerplate code. That is fixed by Record class</w:t>
       </w:r>
       <w:r>
         <w:rPr>
@@ -15904,490 +18585,500 @@
           <w:rFonts w:cstheme="minorHAnsi"/>
           <w:color w:val="000000" w:themeColor="text1"/>
         </w:rPr>
-        <w:t xml:space="preserve">They are only applied for </w:t>
-      </w:r>
-      <w:r>
-        <w:rPr>
-          <w:rFonts w:cstheme="minorHAnsi"/>
-          <w:b/>
-          <w:bCs/>
-          <w:color w:val="000000" w:themeColor="text1"/>
+        <w:t xml:space="preserve">Note: Record </w:t>
+      </w:r>
+      <w:r>
+        <w:rPr>
+          <w:rFonts w:cstheme="minorHAnsi"/>
+          <w:color w:val="000000" w:themeColor="text1"/>
+        </w:rPr>
+        <w:t xml:space="preserve">keyword is equivalent to </w:t>
+      </w:r>
+      <w:r>
+        <w:rPr>
+          <w:rFonts w:cstheme="minorHAnsi"/>
+          <w:color w:val="000000" w:themeColor="text1"/>
+        </w:rPr>
+        <w:t>final class.</w:t>
+      </w:r>
+    </w:p>
+    <w:p>
+      <w:pPr>
+        <w:spacing w:after="0"/>
+        <w:rPr>
+          <w:rFonts w:cstheme="minorHAnsi"/>
+          <w:color w:val="000000" w:themeColor="text1"/>
+        </w:rPr>
+      </w:pPr>
+      <w:r>
+        <w:rPr>
+          <w:rFonts w:cstheme="minorHAnsi"/>
+          <w:color w:val="000000" w:themeColor="text1"/>
+        </w:rPr>
+        <w:t xml:space="preserve">record internally extends </w:t>
+      </w:r>
+      <w:r>
+        <w:rPr>
+          <w:rFonts w:cstheme="minorHAnsi"/>
+          <w:b/>
+          <w:bCs/>
+          <w:color w:val="000000" w:themeColor="text1"/>
+        </w:rPr>
+        <w:t>java.lang.Record.class</w:t>
+      </w:r>
+      <w:r>
+        <w:rPr>
+          <w:rFonts w:cstheme="minorHAnsi"/>
+          <w:b/>
+          <w:bCs/>
+          <w:color w:val="000000" w:themeColor="text1"/>
+        </w:rPr>
+        <w:t xml:space="preserve"> </w:t>
+      </w:r>
+      <w:r>
+        <w:rPr>
+          <w:rFonts w:cstheme="minorHAnsi"/>
+          <w:color w:val="000000" w:themeColor="text1"/>
+        </w:rPr>
+        <w:t>that is why record extend another class is not possible, but implementing interface is allowed</w:t>
+      </w:r>
+    </w:p>
+    <w:p>
+      <w:pPr>
+        <w:spacing w:after="0"/>
+        <w:rPr>
+          <w:rFonts w:cstheme="minorHAnsi"/>
+          <w:color w:val="000000" w:themeColor="text1"/>
+        </w:rPr>
+      </w:pPr>
+      <w:r>
+        <w:rPr>
+          <w:rFonts w:cstheme="minorHAnsi"/>
+          <w:color w:val="000000" w:themeColor="text1"/>
+        </w:rPr>
+        <w:t>Access specifier rules are same for record class.</w:t>
+      </w:r>
+    </w:p>
+    <w:p>
+      <w:pPr>
+        <w:spacing w:after="0"/>
+        <w:rPr>
+          <w:rFonts w:cstheme="minorHAnsi"/>
+          <w:color w:val="000000" w:themeColor="text1"/>
+        </w:rPr>
+      </w:pPr>
+      <w:r>
+        <w:rPr>
+          <w:rFonts w:cstheme="minorHAnsi"/>
+          <w:color w:val="000000" w:themeColor="text1"/>
+        </w:rPr>
+        <w:t>The parameter in record class are called as record components which are by-default private final</w:t>
+      </w:r>
+      <w:r>
+        <w:rPr>
+          <w:rFonts w:cstheme="minorHAnsi"/>
+          <w:color w:val="000000" w:themeColor="text1"/>
+        </w:rPr>
+        <w:t>.</w:t>
+      </w:r>
+    </w:p>
+    <w:p>
+      <w:pPr>
+        <w:spacing w:after="0"/>
+        <w:rPr>
+          <w:rFonts w:cstheme="minorHAnsi"/>
+          <w:color w:val="000000" w:themeColor="text1"/>
+        </w:rPr>
+      </w:pPr>
+      <w:r>
+        <w:rPr>
+          <w:rFonts w:cstheme="minorHAnsi"/>
+          <w:b/>
+          <w:bCs/>
+          <w:color w:val="000000" w:themeColor="text1"/>
+        </w:rPr>
+        <w:t>Syntax:</w:t>
+      </w:r>
+      <w:r>
+        <w:rPr>
+          <w:rFonts w:cstheme="minorHAnsi"/>
+          <w:b/>
+          <w:bCs/>
+          <w:color w:val="000000" w:themeColor="text1"/>
+        </w:rPr>
+        <w:t xml:space="preserve">  </w:t>
+      </w:r>
+      <w:r>
+        <w:rPr>
+          <w:rFonts w:cstheme="minorHAnsi"/>
+          <w:b/>
+          <w:bCs/>
+          <w:color w:val="000000" w:themeColor="text1"/>
+        </w:rPr>
+        <w:t xml:space="preserve"> </w:t>
+      </w:r>
+      <w:r>
+        <w:rPr>
+          <w:rFonts w:cstheme="minorHAnsi"/>
+          <w:b/>
+          <w:bCs/>
+          <w:color w:val="000000" w:themeColor="text1"/>
+        </w:rPr>
+        <w:t>record</w:t>
+      </w:r>
+      <w:r>
+        <w:rPr>
+          <w:rFonts w:cstheme="minorHAnsi"/>
+          <w:color w:val="000000" w:themeColor="text1"/>
+        </w:rPr>
+        <w:t xml:space="preserve"> </w:t>
+      </w:r>
+      <w:r>
+        <w:rPr>
+          <w:rFonts w:cstheme="minorHAnsi"/>
+          <w:color w:val="000000" w:themeColor="text1"/>
+        </w:rPr>
+        <w:t>RecordName</w:t>
+      </w:r>
+      <w:r>
+        <w:rPr>
+          <w:rFonts w:cstheme="minorHAnsi"/>
+          <w:color w:val="000000" w:themeColor="text1"/>
+        </w:rPr>
+        <w:t>(</w:t>
+      </w:r>
+      <w:r>
+        <w:rPr>
+          <w:rFonts w:cstheme="minorHAnsi"/>
+          <w:b/>
+          <w:bCs/>
+          <w:color w:val="000000" w:themeColor="text1"/>
+        </w:rPr>
+        <w:t xml:space="preserve">Type </w:t>
+      </w:r>
+      <w:r>
+        <w:rPr>
+          <w:rFonts w:cstheme="minorHAnsi"/>
+          <w:color w:val="000000" w:themeColor="text1"/>
+        </w:rPr>
+        <w:t>field</w:t>
+      </w:r>
+      <w:r>
+        <w:rPr>
+          <w:rFonts w:cstheme="minorHAnsi"/>
+          <w:color w:val="000000" w:themeColor="text1"/>
+        </w:rPr>
+        <w:t xml:space="preserve">, </w:t>
+      </w:r>
+      <w:r>
+        <w:rPr>
+          <w:rFonts w:cstheme="minorHAnsi"/>
+          <w:b/>
+          <w:bCs/>
+          <w:color w:val="000000" w:themeColor="text1"/>
+        </w:rPr>
+        <w:t>Type</w:t>
+      </w:r>
+      <w:r>
+        <w:rPr>
+          <w:rFonts w:cstheme="minorHAnsi"/>
+          <w:color w:val="000000" w:themeColor="text1"/>
+        </w:rPr>
+        <w:t xml:space="preserve"> </w:t>
+      </w:r>
+      <w:r>
+        <w:rPr>
+          <w:rFonts w:cstheme="minorHAnsi"/>
+          <w:color w:val="000000" w:themeColor="text1"/>
+        </w:rPr>
+        <w:t>field, …..</w:t>
+      </w:r>
+      <w:r>
+        <w:rPr>
+          <w:rFonts w:cstheme="minorHAnsi"/>
+          <w:color w:val="000000" w:themeColor="text1"/>
+        </w:rPr>
+        <w:t>){}</w:t>
+      </w:r>
+    </w:p>
+    <w:p>
+      <w:pPr>
+        <w:spacing w:after="0"/>
+        <w:rPr>
+          <w:rFonts w:cstheme="minorHAnsi"/>
+          <w:b/>
+          <w:bCs/>
+          <w:color w:val="000000" w:themeColor="text1"/>
+        </w:rPr>
+      </w:pPr>
+    </w:p>
+    <w:p>
+      <w:pPr>
+        <w:spacing w:after="0"/>
+        <w:rPr>
+          <w:rFonts w:ascii="Consolas" w:hAnsi="Consolas" w:cstheme="minorHAnsi"/>
+          <w:color w:val="000000" w:themeColor="text1"/>
+          <w:sz w:val="16"/>
+          <w:szCs w:val="16"/>
+        </w:rPr>
+      </w:pPr>
+      <w:r>
+        <w:rPr>
+          <w:rFonts w:ascii="Consolas" w:hAnsi="Consolas" w:cstheme="minorHAnsi"/>
+          <w:b/>
+          <w:bCs/>
+          <w:color w:val="000000" w:themeColor="text1"/>
+          <w:sz w:val="16"/>
+          <w:szCs w:val="16"/>
+        </w:rPr>
+        <w:t>record</w:t>
+      </w:r>
+      <w:r>
+        <w:rPr>
+          <w:rFonts w:ascii="Consolas" w:hAnsi="Consolas" w:cstheme="minorHAnsi"/>
+          <w:color w:val="000000" w:themeColor="text1"/>
+          <w:sz w:val="16"/>
+          <w:szCs w:val="16"/>
+        </w:rPr>
+        <w:t xml:space="preserve"> User(</w:t>
+      </w:r>
+      <w:r>
+        <w:rPr>
+          <w:rFonts w:ascii="Consolas" w:hAnsi="Consolas" w:cstheme="minorHAnsi"/>
+          <w:b/>
+          <w:bCs/>
+          <w:color w:val="000000" w:themeColor="text1"/>
+          <w:sz w:val="16"/>
+          <w:szCs w:val="16"/>
+        </w:rPr>
+        <w:t>String</w:t>
+      </w:r>
+      <w:r>
+        <w:rPr>
+          <w:rFonts w:ascii="Consolas" w:hAnsi="Consolas" w:cstheme="minorHAnsi"/>
+          <w:color w:val="000000" w:themeColor="text1"/>
+          <w:sz w:val="16"/>
+          <w:szCs w:val="16"/>
+        </w:rPr>
+        <w:t xml:space="preserve"> name, </w:t>
+      </w:r>
+      <w:r>
+        <w:rPr>
+          <w:rFonts w:ascii="Consolas" w:hAnsi="Consolas" w:cstheme="minorHAnsi"/>
+          <w:b/>
+          <w:bCs/>
+          <w:color w:val="000000" w:themeColor="text1"/>
+          <w:sz w:val="16"/>
+          <w:szCs w:val="16"/>
+        </w:rPr>
+        <w:t>int</w:t>
+      </w:r>
+      <w:r>
+        <w:rPr>
+          <w:rFonts w:ascii="Consolas" w:hAnsi="Consolas" w:cstheme="minorHAnsi"/>
+          <w:color w:val="000000" w:themeColor="text1"/>
+          <w:sz w:val="16"/>
+          <w:szCs w:val="16"/>
+        </w:rPr>
+        <w:t xml:space="preserve"> age){</w:t>
+      </w:r>
+      <w:r>
+        <w:rPr>
+          <w:rFonts w:ascii="Consolas" w:hAnsi="Consolas" w:cstheme="minorHAnsi"/>
+          <w:color w:val="000000" w:themeColor="text1"/>
+          <w:sz w:val="16"/>
+          <w:szCs w:val="16"/>
+        </w:rPr>
+        <w:t xml:space="preserve"> /</w:t>
+      </w:r>
+      <w:r>
+        <w:rPr>
+          <w:rFonts w:ascii="Consolas" w:hAnsi="Consolas" w:cstheme="minorHAnsi"/>
+          <w:color w:val="000000" w:themeColor="text1"/>
+          <w:sz w:val="16"/>
+          <w:szCs w:val="16"/>
+        </w:rPr>
+        <w:t>/ declare</w:t>
+      </w:r>
+    </w:p>
+    <w:p>
+      <w:pPr>
+        <w:spacing w:after="0"/>
+        <w:rPr>
+          <w:rFonts w:ascii="Consolas" w:hAnsi="Consolas" w:cstheme="minorHAnsi"/>
+          <w:b/>
+          <w:bCs/>
+          <w:color w:val="000000" w:themeColor="text1"/>
+          <w:sz w:val="16"/>
+          <w:szCs w:val="16"/>
+        </w:rPr>
+      </w:pPr>
+      <w:r>
+        <w:rPr>
+          <w:rFonts w:ascii="Consolas" w:hAnsi="Consolas" w:cstheme="minorHAnsi"/>
+          <w:color w:val="000000" w:themeColor="text1"/>
+          <w:sz w:val="16"/>
+          <w:szCs w:val="16"/>
+        </w:rPr>
+        <w:t xml:space="preserve"> String last; // </w:t>
+      </w:r>
+      <w:r>
+        <w:rPr>
+          <w:rFonts w:ascii="Consolas" w:hAnsi="Consolas" w:cstheme="minorHAnsi"/>
+          <w:color w:val="EE0000"/>
+          <w:sz w:val="16"/>
+          <w:szCs w:val="16"/>
+        </w:rPr>
+        <w:t xml:space="preserve">X </w:t>
+      </w:r>
+      <w:r>
+        <w:rPr>
+          <w:rFonts w:ascii="Consolas" w:hAnsi="Consolas" w:cstheme="minorHAnsi"/>
+          <w:color w:val="EE0000"/>
+          <w:sz w:val="16"/>
+          <w:szCs w:val="16"/>
         </w:rPr>
         <w:t>non</w:t>
       </w:r>
       <w:r>
         <w:rPr>
-          <w:rFonts w:cstheme="minorHAnsi"/>
-          <w:b/>
-          <w:bCs/>
-          <w:color w:val="000000" w:themeColor="text1"/>
+          <w:rFonts w:ascii="Consolas" w:hAnsi="Consolas" w:cstheme="minorHAnsi"/>
+          <w:color w:val="EE0000"/>
+          <w:sz w:val="16"/>
+          <w:szCs w:val="16"/>
         </w:rPr>
         <w:t>-</w:t>
       </w:r>
       <w:r>
         <w:rPr>
-          <w:rFonts w:cstheme="minorHAnsi"/>
-          <w:b/>
-          <w:bCs/>
-          <w:color w:val="000000" w:themeColor="text1"/>
-        </w:rPr>
-        <w:t>static</w:t>
-      </w:r>
-      <w:r>
-        <w:rPr>
-          <w:rFonts w:cstheme="minorHAnsi"/>
-          <w:color w:val="000000" w:themeColor="text1"/>
-        </w:rPr>
-        <w:t xml:space="preserve"> and </w:t>
-      </w:r>
-      <w:r>
-        <w:rPr>
-          <w:rFonts w:cstheme="minorHAnsi"/>
-          <w:b/>
-          <w:bCs/>
-          <w:color w:val="000000" w:themeColor="text1"/>
-        </w:rPr>
-        <w:t>non</w:t>
-      </w:r>
-      <w:r>
-        <w:rPr>
-          <w:rFonts w:cstheme="minorHAnsi"/>
-          <w:b/>
-          <w:bCs/>
-          <w:color w:val="000000" w:themeColor="text1"/>
-        </w:rPr>
-        <w:t>-</w:t>
-      </w:r>
-      <w:r>
-        <w:rPr>
-          <w:rFonts w:cstheme="minorHAnsi"/>
-          <w:b/>
-          <w:bCs/>
-          <w:color w:val="000000" w:themeColor="text1"/>
-        </w:rPr>
-        <w:t>final</w:t>
-      </w:r>
-      <w:r>
-        <w:rPr>
-          <w:rFonts w:cstheme="minorHAnsi"/>
-          <w:color w:val="000000" w:themeColor="text1"/>
+          <w:rFonts w:ascii="Consolas" w:hAnsi="Consolas" w:cstheme="minorHAnsi"/>
+          <w:color w:val="EE0000"/>
+          <w:sz w:val="16"/>
+          <w:szCs w:val="16"/>
+        </w:rPr>
+        <w:t xml:space="preserve">static </w:t>
+      </w:r>
+      <w:r>
+        <w:rPr>
+          <w:rFonts w:ascii="Consolas" w:hAnsi="Consolas" w:cstheme="minorHAnsi"/>
+          <w:color w:val="EE0000"/>
+          <w:sz w:val="16"/>
+          <w:szCs w:val="16"/>
+        </w:rPr>
+        <w:t>not allowed</w:t>
+      </w:r>
+      <w:r>
+        <w:rPr>
+          <w:rFonts w:ascii="Consolas" w:hAnsi="Consolas" w:cstheme="minorHAnsi"/>
+          <w:color w:val="000000" w:themeColor="text1"/>
+          <w:sz w:val="16"/>
+          <w:szCs w:val="16"/>
+        </w:rPr>
+        <w:t xml:space="preserve">, as record classes are known for </w:t>
+      </w:r>
+      <w:r>
+        <w:rPr>
+          <w:rFonts w:ascii="Consolas" w:hAnsi="Consolas" w:cstheme="minorHAnsi"/>
+          <w:b/>
+          <w:bCs/>
+          <w:color w:val="000000" w:themeColor="text1"/>
+          <w:sz w:val="16"/>
+          <w:szCs w:val="16"/>
+        </w:rPr>
+        <w:t>Transparent data carrier</w:t>
+      </w:r>
+    </w:p>
+    <w:p>
+      <w:pPr>
+        <w:spacing w:after="0"/>
+        <w:rPr>
+          <w:rFonts w:ascii="Consolas" w:hAnsi="Consolas" w:cstheme="minorHAnsi"/>
+          <w:color w:val="000000" w:themeColor="text1"/>
+          <w:sz w:val="16"/>
+          <w:szCs w:val="16"/>
+        </w:rPr>
+      </w:pPr>
+      <w:r>
+        <w:rPr>
+          <w:rFonts w:ascii="Consolas" w:hAnsi="Consolas" w:cstheme="minorHAnsi"/>
+          <w:color w:val="000000" w:themeColor="text1"/>
+          <w:sz w:val="16"/>
+          <w:szCs w:val="16"/>
+        </w:rPr>
+        <w:t xml:space="preserve"> static </w:t>
+      </w:r>
+      <w:r>
+        <w:rPr>
+          <w:rFonts w:ascii="Consolas" w:hAnsi="Consolas" w:cstheme="minorHAnsi"/>
+          <w:color w:val="000000" w:themeColor="text1"/>
+          <w:sz w:val="16"/>
+          <w:szCs w:val="16"/>
+        </w:rPr>
+        <w:t>String last; //</w:t>
+      </w:r>
+      <w:r>
+        <w:rPr>
+          <w:rFonts w:ascii="Consolas" w:hAnsi="Consolas" w:cstheme="minorHAnsi"/>
+          <w:color w:val="000000" w:themeColor="text1"/>
+          <w:sz w:val="16"/>
+          <w:szCs w:val="16"/>
         </w:rPr>
         <w:t xml:space="preserve"> </w:t>
       </w:r>
       <w:r>
         <w:rPr>
-          <w:rFonts w:cstheme="minorHAnsi"/>
-          <w:color w:val="000000" w:themeColor="text1"/>
-        </w:rPr>
-        <w:t>fields</w:t>
-      </w:r>
-      <w:r>
-        <w:rPr>
-          <w:rFonts w:cstheme="minorHAnsi"/>
-          <w:color w:val="000000" w:themeColor="text1"/>
-        </w:rPr>
-        <w:t xml:space="preserve"> only.</w:t>
-      </w:r>
-    </w:p>
-    <w:p>
-      <w:pPr>
-        <w:spacing w:after="0"/>
-        <w:rPr>
-          <w:rFonts w:cstheme="minorHAnsi"/>
-          <w:color w:val="000000" w:themeColor="text1"/>
-        </w:rPr>
-      </w:pPr>
-      <w:r>
-        <w:rPr>
-          <w:rFonts w:cstheme="minorHAnsi"/>
-          <w:color w:val="000000" w:themeColor="text1"/>
-        </w:rPr>
-        <w:t>On class level if we have created @Getter @Setter. To control Setter at field level we can use @Setter(AccessLevel.NONE)</w:t>
-      </w:r>
-    </w:p>
-    <w:p>
-      <w:pPr>
-        <w:spacing w:after="0"/>
-        <w:rPr>
-          <w:rFonts w:cstheme="minorHAnsi"/>
-          <w:color w:val="000000" w:themeColor="text1"/>
-        </w:rPr>
-      </w:pPr>
-    </w:p>
-    <w:p>
-      <w:pPr>
-        <w:spacing w:after="0"/>
-        <w:rPr>
-          <w:rFonts w:cstheme="minorHAnsi"/>
-          <w:color w:val="000000" w:themeColor="text1"/>
-        </w:rPr>
-      </w:pPr>
-      <w:r>
-        <w:rPr>
-          <w:rFonts w:cstheme="minorHAnsi"/>
-          <w:color w:val="000000" w:themeColor="text1"/>
-        </w:rPr>
-        <w:t xml:space="preserve">4. </w:t>
-      </w:r>
-      <w:r>
-        <w:rPr>
-          <w:rFonts w:cstheme="minorHAnsi"/>
-          <w:b/>
-          <w:bCs/>
-          <w:color w:val="000000" w:themeColor="text1"/>
-        </w:rPr>
-        <w:t>@ToString</w:t>
-      </w:r>
-      <w:r>
-        <w:rPr>
-          <w:rFonts w:cstheme="minorHAnsi"/>
-          <w:b/>
-          <w:bCs/>
-          <w:color w:val="000000" w:themeColor="text1"/>
-        </w:rPr>
-        <w:t xml:space="preserve"> : </w:t>
-      </w:r>
-      <w:r>
-        <w:rPr>
-          <w:rFonts w:cstheme="minorHAnsi"/>
-          <w:color w:val="000000" w:themeColor="text1"/>
-        </w:rPr>
-        <w:t>used to generate toString() method on class level.</w:t>
-      </w:r>
-    </w:p>
-    <w:p>
-      <w:pPr>
-        <w:spacing w:after="0"/>
-        <w:rPr>
-          <w:rFonts w:cstheme="minorHAnsi"/>
-          <w:color w:val="000000" w:themeColor="text1"/>
-        </w:rPr>
-      </w:pPr>
-      <w:r>
-        <w:rPr>
-          <w:rFonts w:cstheme="minorHAnsi"/>
-          <w:color w:val="000000" w:themeColor="text1"/>
-        </w:rPr>
-        <w:t>@ToString.Exclude used if we don’t want to include any field in our toString()</w:t>
-      </w:r>
-    </w:p>
-    <w:p>
-      <w:pPr>
-        <w:spacing w:after="0"/>
-        <w:rPr>
-          <w:rFonts w:ascii="Consolas" w:hAnsi="Consolas" w:cstheme="minorHAnsi"/>
-          <w:b/>
-          <w:bCs/>
-          <w:color w:val="000000" w:themeColor="text1"/>
-          <w:sz w:val="16"/>
-          <w:szCs w:val="16"/>
-        </w:rPr>
-      </w:pPr>
-      <w:r>
-        <w:rPr>
-          <w:rFonts w:ascii="Consolas" w:hAnsi="Consolas" w:cstheme="minorHAnsi"/>
-          <w:b/>
-          <w:bCs/>
-          <w:color w:val="000000" w:themeColor="text1"/>
-          <w:sz w:val="16"/>
-          <w:szCs w:val="16"/>
-        </w:rPr>
-        <w:t>@ToString.Exclude</w:t>
-      </w:r>
-    </w:p>
-    <w:p>
-      <w:pPr>
-        <w:spacing w:after="0"/>
-        <w:rPr>
-          <w:rFonts w:ascii="Consolas" w:hAnsi="Consolas" w:cstheme="minorHAnsi"/>
-          <w:color w:val="000000" w:themeColor="text1"/>
-          <w:sz w:val="16"/>
-          <w:szCs w:val="16"/>
-        </w:rPr>
-      </w:pPr>
-      <w:r>
-        <w:rPr>
-          <w:rFonts w:ascii="Consolas" w:hAnsi="Consolas" w:cstheme="minorHAnsi"/>
-          <w:color w:val="000000" w:themeColor="text1"/>
-          <w:sz w:val="16"/>
-          <w:szCs w:val="16"/>
-        </w:rPr>
-        <w:t>Boolean hello;</w:t>
-      </w:r>
-    </w:p>
-    <w:p>
-      <w:pPr>
-        <w:spacing w:after="0"/>
-        <w:rPr>
-          <w:rFonts w:ascii="Consolas" w:hAnsi="Consolas" w:cstheme="minorHAnsi"/>
-          <w:color w:val="000000" w:themeColor="text1"/>
-          <w:sz w:val="16"/>
-          <w:szCs w:val="16"/>
-        </w:rPr>
-      </w:pPr>
-    </w:p>
-    <w:p>
-      <w:pPr>
-        <w:spacing w:after="0"/>
-        <w:rPr>
-          <w:rFonts w:cstheme="minorHAnsi"/>
-          <w:color w:val="000000" w:themeColor="text1"/>
-        </w:rPr>
-      </w:pPr>
-      <w:r>
-        <w:rPr>
-          <w:rFonts w:cstheme="minorHAnsi"/>
-          <w:color w:val="000000" w:themeColor="text1"/>
-        </w:rPr>
-        <w:t xml:space="preserve">To skip field names from log we can use </w:t>
-      </w:r>
-    </w:p>
-    <w:p>
-      <w:pPr>
-        <w:spacing w:after="0"/>
-        <w:rPr>
-          <w:rFonts w:ascii="Consolas" w:hAnsi="Consolas" w:cstheme="minorHAnsi"/>
-          <w:b/>
-          <w:bCs/>
-          <w:color w:val="000000" w:themeColor="text1"/>
-          <w:sz w:val="16"/>
-          <w:szCs w:val="16"/>
-        </w:rPr>
-      </w:pPr>
-      <w:r>
-        <w:rPr>
-          <w:rFonts w:ascii="Consolas" w:hAnsi="Consolas" w:cstheme="minorHAnsi"/>
-          <w:b/>
-          <w:bCs/>
-          <w:color w:val="000000" w:themeColor="text1"/>
-          <w:sz w:val="16"/>
-          <w:szCs w:val="16"/>
-        </w:rPr>
-        <w:t>@ToString(includeFieldName = false)</w:t>
-      </w:r>
-    </w:p>
-    <w:p>
-      <w:pPr>
-        <w:spacing w:after="0"/>
-        <w:rPr>
-          <w:rFonts w:ascii="Consolas" w:hAnsi="Consolas" w:cstheme="minorHAnsi"/>
-          <w:color w:val="000000" w:themeColor="text1"/>
-          <w:sz w:val="16"/>
-          <w:szCs w:val="16"/>
-        </w:rPr>
-      </w:pPr>
-      <w:r>
-        <w:rPr>
-          <w:rFonts w:ascii="Consolas" w:hAnsi="Consolas" w:cstheme="minorHAnsi"/>
-          <w:color w:val="000000" w:themeColor="text1"/>
-          <w:sz w:val="16"/>
-          <w:szCs w:val="16"/>
-        </w:rPr>
-        <w:t>public class Hello{}</w:t>
-      </w:r>
-    </w:p>
-    <w:p>
-      <w:pPr>
-        <w:spacing w:after="0"/>
-        <w:rPr>
-          <w:rFonts w:cstheme="minorHAnsi"/>
-          <w:color w:val="000000" w:themeColor="text1"/>
-        </w:rPr>
-      </w:pPr>
-    </w:p>
-    <w:p>
-      <w:pPr>
-        <w:spacing w:after="0"/>
-        <w:rPr>
-          <w:rFonts w:cstheme="minorHAnsi"/>
-          <w:color w:val="000000" w:themeColor="text1"/>
-        </w:rPr>
-      </w:pPr>
-      <w:r>
-        <w:rPr>
-          <w:rFonts w:cstheme="minorHAnsi"/>
-          <w:color w:val="000000" w:themeColor="text1"/>
-        </w:rPr>
-        <w:t xml:space="preserve">To </w:t>
-      </w:r>
-      <w:r>
-        <w:rPr>
-          <w:rFonts w:cstheme="minorHAnsi"/>
-          <w:color w:val="000000" w:themeColor="text1"/>
-        </w:rPr>
-        <w:t>explicitly include</w:t>
-      </w:r>
-      <w:r>
-        <w:rPr>
-          <w:rFonts w:cstheme="minorHAnsi"/>
-          <w:color w:val="000000" w:themeColor="text1"/>
-        </w:rPr>
-        <w:t xml:space="preserve"> field names </w:t>
-      </w:r>
-      <w:r>
-        <w:rPr>
-          <w:rFonts w:cstheme="minorHAnsi"/>
-          <w:color w:val="000000" w:themeColor="text1"/>
-        </w:rPr>
-        <w:t xml:space="preserve">to </w:t>
-      </w:r>
-      <w:r>
-        <w:rPr>
-          <w:rFonts w:cstheme="minorHAnsi"/>
-          <w:color w:val="000000" w:themeColor="text1"/>
-        </w:rPr>
-        <w:t xml:space="preserve">log we can use </w:t>
-      </w:r>
-    </w:p>
-    <w:p>
-      <w:pPr>
-        <w:spacing w:after="0"/>
-        <w:rPr>
-          <w:rFonts w:ascii="Consolas" w:hAnsi="Consolas" w:cstheme="minorHAnsi"/>
-          <w:b/>
-          <w:bCs/>
-          <w:color w:val="000000" w:themeColor="text1"/>
-          <w:sz w:val="16"/>
-          <w:szCs w:val="16"/>
-        </w:rPr>
-      </w:pPr>
-      <w:r>
-        <w:rPr>
-          <w:rFonts w:ascii="Consolas" w:hAnsi="Consolas" w:cstheme="minorHAnsi"/>
-          <w:b/>
-          <w:bCs/>
-          <w:color w:val="000000" w:themeColor="text1"/>
-          <w:sz w:val="16"/>
-          <w:szCs w:val="16"/>
-        </w:rPr>
-        <w:t>@ToString(</w:t>
-      </w:r>
-      <w:r>
-        <w:rPr>
-          <w:rFonts w:ascii="Consolas" w:hAnsi="Consolas" w:cstheme="minorHAnsi"/>
-          <w:b/>
-          <w:bCs/>
-          <w:color w:val="000000" w:themeColor="text1"/>
-          <w:sz w:val="16"/>
-          <w:szCs w:val="16"/>
-        </w:rPr>
-        <w:t>onlyExplicitlyIncluded</w:t>
-      </w:r>
-      <w:r>
-        <w:rPr>
-          <w:rFonts w:ascii="Consolas" w:hAnsi="Consolas" w:cstheme="minorHAnsi"/>
-          <w:b/>
-          <w:bCs/>
-          <w:color w:val="000000" w:themeColor="text1"/>
-          <w:sz w:val="16"/>
-          <w:szCs w:val="16"/>
-        </w:rPr>
-        <w:t xml:space="preserve"> = </w:t>
-      </w:r>
-      <w:r>
-        <w:rPr>
-          <w:rFonts w:ascii="Consolas" w:hAnsi="Consolas" w:cstheme="minorHAnsi"/>
-          <w:b/>
-          <w:bCs/>
-          <w:color w:val="000000" w:themeColor="text1"/>
-          <w:sz w:val="16"/>
-          <w:szCs w:val="16"/>
-        </w:rPr>
-        <w:t>true</w:t>
-      </w:r>
-      <w:r>
-        <w:rPr>
-          <w:rFonts w:ascii="Consolas" w:hAnsi="Consolas" w:cstheme="minorHAnsi"/>
-          <w:b/>
-          <w:bCs/>
-          <w:color w:val="000000" w:themeColor="text1"/>
-          <w:sz w:val="16"/>
-          <w:szCs w:val="16"/>
-        </w:rPr>
-        <w:t>)</w:t>
-      </w:r>
-    </w:p>
-    <w:p>
-      <w:pPr>
-        <w:spacing w:after="0"/>
-        <w:rPr>
-          <w:rFonts w:ascii="Consolas" w:hAnsi="Consolas" w:cstheme="minorHAnsi"/>
-          <w:color w:val="000000" w:themeColor="text1"/>
-          <w:sz w:val="16"/>
-          <w:szCs w:val="16"/>
-        </w:rPr>
-      </w:pPr>
-      <w:r>
-        <w:rPr>
-          <w:rFonts w:ascii="Consolas" w:hAnsi="Consolas" w:cstheme="minorHAnsi"/>
-          <w:color w:val="000000" w:themeColor="text1"/>
-          <w:sz w:val="16"/>
-          <w:szCs w:val="16"/>
-        </w:rPr>
-        <w:t>public class Hello{</w:t>
-      </w:r>
-    </w:p>
-    <w:p>
-      <w:pPr>
-        <w:spacing w:after="0"/>
-        <w:rPr>
-          <w:rFonts w:ascii="Consolas" w:hAnsi="Consolas" w:cstheme="minorHAnsi"/>
-          <w:b/>
-          <w:bCs/>
-          <w:color w:val="000000" w:themeColor="text1"/>
-          <w:sz w:val="16"/>
-          <w:szCs w:val="16"/>
-        </w:rPr>
-      </w:pPr>
-      <w:r>
-        <w:rPr>
-          <w:rFonts w:ascii="Consolas" w:hAnsi="Consolas" w:cstheme="minorHAnsi"/>
-          <w:b/>
-          <w:bCs/>
-          <w:color w:val="000000" w:themeColor="text1"/>
-          <w:sz w:val="16"/>
-          <w:szCs w:val="16"/>
-        </w:rPr>
-        <w:t>@ToString</w:t>
-      </w:r>
-      <w:r>
-        <w:rPr>
-          <w:rFonts w:ascii="Consolas" w:hAnsi="Consolas" w:cstheme="minorHAnsi"/>
-          <w:b/>
-          <w:bCs/>
-          <w:color w:val="000000" w:themeColor="text1"/>
-          <w:sz w:val="16"/>
-          <w:szCs w:val="16"/>
-        </w:rPr>
-        <w:t>.Include</w:t>
-      </w:r>
-    </w:p>
-    <w:p>
-      <w:pPr>
-        <w:spacing w:after="0"/>
-        <w:rPr>
-          <w:rFonts w:ascii="Consolas" w:hAnsi="Consolas" w:cstheme="minorHAnsi"/>
-          <w:color w:val="000000" w:themeColor="text1"/>
-          <w:sz w:val="16"/>
-          <w:szCs w:val="16"/>
-        </w:rPr>
-      </w:pPr>
-      <w:r>
-        <w:rPr>
-          <w:rFonts w:ascii="Consolas" w:hAnsi="Consolas" w:cstheme="minorHAnsi"/>
-          <w:color w:val="000000" w:themeColor="text1"/>
-          <w:sz w:val="16"/>
-          <w:szCs w:val="16"/>
-        </w:rPr>
-        <w:t>boolean something;</w:t>
-      </w:r>
-    </w:p>
-    <w:p>
-      <w:pPr>
-        <w:spacing w:after="0"/>
-        <w:rPr>
-          <w:rFonts w:cstheme="minorHAnsi"/>
-          <w:color w:val="000000" w:themeColor="text1"/>
+          <w:rFonts w:ascii="Consolas" w:hAnsi="Consolas" w:cstheme="minorHAnsi"/>
+          <w:color w:val="00B050"/>
+          <w:sz w:val="16"/>
+          <w:szCs w:val="16"/>
+        </w:rPr>
+        <w:t>s</w:t>
+      </w:r>
+      <w:r>
+        <w:rPr>
+          <w:rFonts w:ascii="Consolas" w:hAnsi="Consolas" w:cstheme="minorHAnsi"/>
+          <w:color w:val="00B050"/>
+          <w:sz w:val="16"/>
+          <w:szCs w:val="16"/>
+        </w:rPr>
+        <w:t>tatic</w:t>
+      </w:r>
+      <w:r>
+        <w:rPr>
+          <w:rFonts w:ascii="Consolas" w:hAnsi="Consolas" w:cstheme="minorHAnsi"/>
+          <w:color w:val="00B050"/>
+          <w:sz w:val="16"/>
+          <w:szCs w:val="16"/>
+        </w:rPr>
+        <w:t xml:space="preserve"> </w:t>
+      </w:r>
+      <w:r>
+        <w:rPr>
+          <w:rFonts w:ascii="Consolas" w:hAnsi="Consolas" w:cstheme="minorHAnsi"/>
+          <w:color w:val="00B050"/>
+          <w:sz w:val="16"/>
+          <w:szCs w:val="16"/>
+        </w:rPr>
+        <w:t>allowed</w:t>
+      </w:r>
+      <w:r>
+        <w:rPr>
+          <w:rFonts w:ascii="Consolas" w:hAnsi="Consolas" w:cstheme="minorHAnsi"/>
+          <w:color w:val="000000" w:themeColor="text1"/>
+          <w:sz w:val="16"/>
+          <w:szCs w:val="16"/>
+        </w:rPr>
+        <w:t>,</w:t>
+      </w:r>
+    </w:p>
+    <w:p>
+      <w:pPr>
+        <w:spacing w:after="0"/>
+        <w:rPr>
+          <w:rFonts w:ascii="Consolas" w:hAnsi="Consolas" w:cstheme="minorHAnsi"/>
+          <w:color w:val="000000" w:themeColor="text1"/>
+          <w:sz w:val="16"/>
+          <w:szCs w:val="16"/>
         </w:rPr>
       </w:pPr>
       <w:r>
@@ -16399,148 +19090,256 @@
         </w:rPr>
         <w:t>}</w:t>
       </w:r>
-    </w:p>
-    <w:p>
-      <w:pPr>
-        <w:spacing w:after="0"/>
-        <w:rPr>
-          <w:rFonts w:cstheme="minorHAnsi"/>
-          <w:color w:val="000000" w:themeColor="text1"/>
-        </w:rPr>
-      </w:pPr>
-      <w:r>
-        <w:rPr>
-          <w:rFonts w:cstheme="minorHAnsi"/>
-          <w:color w:val="000000" w:themeColor="text1"/>
-        </w:rPr>
-        <w:t>5</w:t>
-      </w:r>
-      <w:r>
-        <w:rPr>
-          <w:rFonts w:cstheme="minorHAnsi"/>
-          <w:color w:val="000000" w:themeColor="text1"/>
-        </w:rPr>
-        <w:t xml:space="preserve">. </w:t>
-      </w:r>
-      <w:r>
-        <w:rPr>
-          <w:rFonts w:cstheme="minorHAnsi"/>
-          <w:b/>
-          <w:bCs/>
-          <w:color w:val="000000" w:themeColor="text1"/>
-        </w:rPr>
-        <w:t>@</w:t>
-      </w:r>
-      <w:r>
-        <w:rPr>
-          <w:rFonts w:cstheme="minorHAnsi"/>
-          <w:b/>
-          <w:bCs/>
-          <w:color w:val="000000" w:themeColor="text1"/>
-        </w:rPr>
-        <w:t>NoArgsConstructor, @RequiredArgsConstrutor, @AllArgsRequiresConstructor</w:t>
-      </w:r>
-      <w:r>
-        <w:rPr>
-          <w:rFonts w:cstheme="minorHAnsi"/>
-          <w:b/>
-          <w:bCs/>
-          <w:color w:val="000000" w:themeColor="text1"/>
-        </w:rPr>
-        <w:t xml:space="preserve"> : </w:t>
-      </w:r>
-      <w:r>
-        <w:rPr>
-          <w:rFonts w:cstheme="minorHAnsi"/>
-          <w:color w:val="000000" w:themeColor="text1"/>
-        </w:rPr>
-        <w:t>used to generate toString() method on class level.</w:t>
-      </w:r>
-    </w:p>
-    <w:p>
-      <w:pPr>
-        <w:spacing w:after="0"/>
-        <w:rPr>
-          <w:rFonts w:cstheme="minorHAnsi"/>
-          <w:color w:val="000000" w:themeColor="text1"/>
-        </w:rPr>
-      </w:pPr>
-      <w:r>
-        <w:rPr>
-          <w:rFonts w:cstheme="minorHAnsi"/>
-          <w:b/>
-          <w:bCs/>
-          <w:color w:val="000000" w:themeColor="text1"/>
-        </w:rPr>
-        <w:t>@</w:t>
-      </w:r>
-      <w:r>
-        <w:rPr>
-          <w:rFonts w:cstheme="minorHAnsi"/>
-          <w:b/>
-          <w:bCs/>
-          <w:color w:val="000000" w:themeColor="text1"/>
-        </w:rPr>
-        <w:t>NoArgsConstructor</w:t>
-      </w:r>
-      <w:r>
-        <w:rPr>
-          <w:rFonts w:cstheme="minorHAnsi"/>
-          <w:b/>
-          <w:bCs/>
-          <w:color w:val="000000" w:themeColor="text1"/>
-        </w:rPr>
-        <w:t xml:space="preserve"> : </w:t>
-      </w:r>
-      <w:r>
-        <w:rPr>
-          <w:rFonts w:cstheme="minorHAnsi"/>
-          <w:color w:val="000000" w:themeColor="text1"/>
-        </w:rPr>
-        <w:t>generate no args constructor</w:t>
-      </w:r>
-    </w:p>
-    <w:p>
-      <w:pPr>
-        <w:spacing w:after="0"/>
-        <w:rPr>
-          <w:rFonts w:cstheme="minorHAnsi"/>
-          <w:b/>
-          <w:bCs/>
-          <w:color w:val="000000" w:themeColor="text1"/>
-        </w:rPr>
-      </w:pPr>
-      <w:r>
-        <w:rPr>
-          <w:rFonts w:cstheme="minorHAnsi"/>
-          <w:b/>
-          <w:bCs/>
-          <w:color w:val="000000" w:themeColor="text1"/>
-        </w:rPr>
-        <w:t>@RequiredArgsConstrutor</w:t>
-      </w:r>
-      <w:r>
-        <w:rPr>
-          <w:rFonts w:cstheme="minorHAnsi"/>
-          <w:b/>
-          <w:bCs/>
-          <w:color w:val="000000" w:themeColor="text1"/>
-        </w:rPr>
-        <w:t xml:space="preserve"> : </w:t>
-      </w:r>
-      <w:r>
-        <w:rPr>
-          <w:rFonts w:cstheme="minorHAnsi"/>
-          <w:color w:val="000000" w:themeColor="text1"/>
-        </w:rPr>
-        <w:t>generate constructor</w:t>
-      </w:r>
-      <w:r>
-        <w:rPr>
-          <w:rFonts w:cstheme="minorHAnsi"/>
-          <w:color w:val="000000" w:themeColor="text1"/>
-        </w:rPr>
-        <w:t xml:space="preserve"> with all fields</w:t>
+      <w:r>
+        <w:rPr>
+          <w:rFonts w:ascii="Consolas" w:hAnsi="Consolas" w:cstheme="minorHAnsi"/>
+          <w:color w:val="000000" w:themeColor="text1"/>
+          <w:sz w:val="16"/>
+          <w:szCs w:val="16"/>
+        </w:rPr>
+        <w:t xml:space="preserve"> </w:t>
+      </w:r>
+    </w:p>
+    <w:p>
+      <w:pPr>
+        <w:spacing w:after="0"/>
+        <w:rPr>
+          <w:rFonts w:ascii="Consolas" w:hAnsi="Consolas" w:cstheme="minorHAnsi"/>
+          <w:color w:val="000000" w:themeColor="text1"/>
+          <w:sz w:val="16"/>
+          <w:szCs w:val="16"/>
+        </w:rPr>
+      </w:pPr>
+    </w:p>
+    <w:p>
+      <w:pPr>
+        <w:spacing w:after="0"/>
+        <w:rPr>
+          <w:rFonts w:ascii="Consolas" w:hAnsi="Consolas" w:cstheme="minorHAnsi"/>
+          <w:color w:val="000000" w:themeColor="text1"/>
+          <w:sz w:val="16"/>
+          <w:szCs w:val="16"/>
+        </w:rPr>
+      </w:pPr>
+      <w:r>
+        <w:rPr>
+          <w:rFonts w:ascii="Consolas" w:hAnsi="Consolas" w:cstheme="minorHAnsi"/>
+          <w:color w:val="000000" w:themeColor="text1"/>
+          <w:sz w:val="16"/>
+          <w:szCs w:val="16"/>
+        </w:rPr>
+        <w:t>User user = new User(“vikas”, 7);</w:t>
+      </w:r>
+      <w:r>
+        <w:rPr>
+          <w:rFonts w:ascii="Consolas" w:hAnsi="Consolas" w:cstheme="minorHAnsi"/>
+          <w:color w:val="000000" w:themeColor="text1"/>
+          <w:sz w:val="16"/>
+          <w:szCs w:val="16"/>
+        </w:rPr>
+        <w:t xml:space="preserve"> // invoke</w:t>
+      </w:r>
+    </w:p>
+    <w:p>
+      <w:pPr>
+        <w:spacing w:after="0"/>
+        <w:rPr>
+          <w:rFonts w:ascii="Consolas" w:hAnsi="Consolas" w:cstheme="minorHAnsi"/>
+          <w:b/>
+          <w:bCs/>
+          <w:color w:val="000000" w:themeColor="text1"/>
+          <w:sz w:val="16"/>
+          <w:szCs w:val="16"/>
+        </w:rPr>
+      </w:pPr>
+    </w:p>
+    <w:p>
+      <w:pPr>
+        <w:spacing w:after="0"/>
+        <w:rPr>
+          <w:rFonts w:cstheme="minorHAnsi"/>
+          <w:color w:val="000000" w:themeColor="text1"/>
+        </w:rPr>
+      </w:pPr>
+      <w:r>
+        <w:rPr>
+          <w:rFonts w:cstheme="minorHAnsi"/>
+          <w:color w:val="000000" w:themeColor="text1"/>
+        </w:rPr>
+        <w:t>Now will be thinking Lombok will be doing the same thing?</w:t>
+      </w:r>
+      <w:r>
+        <w:rPr>
+          <w:rFonts w:cstheme="minorHAnsi"/>
+          <w:color w:val="000000" w:themeColor="text1"/>
+        </w:rPr>
+        <w:t xml:space="preserve"> </w:t>
+      </w:r>
+      <w:r>
+        <w:rPr>
+          <w:rFonts w:cstheme="minorHAnsi"/>
+          <w:color w:val="000000" w:themeColor="text1"/>
+        </w:rPr>
+        <w:br/>
+        <w:t>Lombok is a external library, where as record class is a feature of java.</w:t>
+      </w:r>
+      <w:r>
+        <w:rPr>
+          <w:rFonts w:cstheme="minorHAnsi"/>
+          <w:color w:val="000000" w:themeColor="text1"/>
+        </w:rPr>
+        <w:t xml:space="preserve"> Other than that record class wont allow setter method.</w:t>
+      </w:r>
+    </w:p>
+    <w:p>
+      <w:pPr>
+        <w:spacing w:after="0"/>
+        <w:rPr>
+          <w:rFonts w:cstheme="minorHAnsi"/>
+          <w:color w:val="000000" w:themeColor="text1"/>
+        </w:rPr>
+      </w:pPr>
+    </w:p>
+    <w:p>
+      <w:pPr>
+        <w:spacing w:after="0"/>
+        <w:rPr>
+          <w:rFonts w:cstheme="minorHAnsi"/>
+          <w:color w:val="000000" w:themeColor="text1"/>
+        </w:rPr>
+      </w:pPr>
+      <w:r>
+        <w:rPr>
+          <w:rFonts w:cstheme="minorHAnsi"/>
+          <w:b/>
+          <w:bCs/>
+          <w:color w:val="0070C0"/>
+        </w:rPr>
+        <w:t>Text Blocks</w:t>
+      </w:r>
+      <w:r>
+        <w:rPr>
+          <w:rFonts w:cstheme="minorHAnsi"/>
+          <w:b/>
+          <w:bCs/>
+          <w:color w:val="0070C0"/>
+        </w:rPr>
+        <w:t>:</w:t>
+      </w:r>
+      <w:r>
+        <w:rPr>
+          <w:rFonts w:cstheme="minorHAnsi"/>
+          <w:b/>
+          <w:bCs/>
+          <w:color w:val="0070C0"/>
+        </w:rPr>
+        <w:t xml:space="preserve"> </w:t>
+      </w:r>
+      <w:r>
+        <w:rPr>
+          <w:rFonts w:cstheme="minorHAnsi"/>
+          <w:color w:val="000000" w:themeColor="text1"/>
+        </w:rPr>
+        <w:t xml:space="preserve">It is a solution for multiline string, example sql query or json data. Text blocks make multi line reading/ writing string simpler and easier. </w:t>
+      </w:r>
+      <w:r>
+        <w:rPr>
+          <w:rFonts w:cstheme="minorHAnsi"/>
+          <w:color w:val="000000" w:themeColor="text1"/>
+        </w:rPr>
+        <w:tab/>
+      </w:r>
+    </w:p>
+    <w:p>
+      <w:pPr>
+        <w:spacing w:after="0"/>
+        <w:rPr>
+          <w:rFonts w:cstheme="minorHAnsi"/>
+          <w:b/>
+          <w:bCs/>
+          <w:color w:val="000000" w:themeColor="text1"/>
+        </w:rPr>
+      </w:pPr>
+      <w:r>
+        <w:rPr>
+          <w:rFonts w:cstheme="minorHAnsi"/>
+          <w:color w:val="000000" w:themeColor="text1"/>
+        </w:rPr>
+        <w:t xml:space="preserve">It start with 3 double quotes. i.e  </w:t>
+      </w:r>
+      <w:r>
+        <w:rPr>
+          <w:rFonts w:cstheme="minorHAnsi"/>
+          <w:b/>
+          <w:bCs/>
+          <w:color w:val="000000" w:themeColor="text1"/>
+        </w:rPr>
+        <w:t>“”” something “””</w:t>
+      </w:r>
+    </w:p>
+    <w:p>
+      <w:pPr>
+        <w:spacing w:after="0"/>
+        <w:rPr>
+          <w:rFonts w:cstheme="minorHAnsi"/>
+          <w:color w:val="000000" w:themeColor="text1"/>
+        </w:rPr>
+      </w:pPr>
+      <w:r>
+        <w:rPr>
+          <w:rFonts w:cstheme="minorHAnsi"/>
+          <w:color w:val="000000" w:themeColor="text1"/>
+        </w:rPr>
+        <w:t>It is a sugarcoating over traditional multiliner string. .class will generate the same older version during compilation</w:t>
+      </w:r>
+      <w:r>
+        <w:rPr>
+          <w:rFonts w:cstheme="minorHAnsi"/>
+          <w:color w:val="000000" w:themeColor="text1"/>
+        </w:rPr>
+        <w:t>.</w:t>
+      </w:r>
+    </w:p>
+    <w:p>
+      <w:pPr>
+        <w:spacing w:after="0"/>
+        <w:rPr>
+          <w:rFonts w:cstheme="minorHAnsi"/>
+          <w:color w:val="000000" w:themeColor="text1"/>
+        </w:rPr>
+      </w:pPr>
+      <w:r>
+        <w:rPr>
+          <w:rFonts w:cstheme="minorHAnsi"/>
+          <w:color w:val="000000" w:themeColor="text1"/>
+        </w:rPr>
+        <w:t>All the methods of string are applied on text blocks as well.</w:t>
+      </w:r>
+    </w:p>
+    <w:p>
+      <w:pPr>
+        <w:spacing w:after="0"/>
+        <w:rPr>
+          <w:rFonts w:cstheme="minorHAnsi"/>
+          <w:color w:val="000000" w:themeColor="text1"/>
+        </w:rPr>
+      </w:pPr>
+      <w:r>
+        <w:rPr>
+          <w:rFonts w:cstheme="minorHAnsi"/>
+          <w:color w:val="000000" w:themeColor="text1"/>
+        </w:rPr>
+        <w:lastRenderedPageBreak/>
+        <w:t xml:space="preserve">To preserve space use </w:t>
+      </w:r>
+      <w:r>
+        <w:rPr>
+          <w:rFonts w:cstheme="minorHAnsi"/>
+          <w:b/>
+          <w:bCs/>
+          <w:color w:val="000000" w:themeColor="text1"/>
+        </w:rPr>
+        <w:t>/s</w:t>
       </w:r>
       <w:r>
         <w:rPr>
@@ -16551,545 +19350,280 @@
         </w:rPr>
         <w:t xml:space="preserve">, </w:t>
       </w:r>
-    </w:p>
-    <w:p>
-      <w:pPr>
-        <w:spacing w:after="0"/>
-        <w:rPr>
-          <w:rFonts w:cstheme="minorHAnsi"/>
-          <w:color w:val="000000" w:themeColor="text1"/>
-        </w:rPr>
-      </w:pPr>
-      <w:r>
-        <w:rPr>
-          <w:rFonts w:cstheme="minorHAnsi"/>
-          <w:b/>
-          <w:bCs/>
-          <w:color w:val="000000" w:themeColor="text1"/>
-        </w:rPr>
-        <w:t>@AllArgsRequiresConstructor</w:t>
-      </w:r>
-      <w:r>
-        <w:rPr>
-          <w:rFonts w:cstheme="minorHAnsi"/>
-          <w:b/>
-          <w:bCs/>
-          <w:color w:val="000000" w:themeColor="text1"/>
-        </w:rPr>
-        <w:t xml:space="preserve">: </w:t>
-      </w:r>
-      <w:r>
-        <w:rPr>
-          <w:rFonts w:cstheme="minorHAnsi"/>
-          <w:color w:val="000000" w:themeColor="text1"/>
-        </w:rPr>
-        <w:t>generates constructor with only @NonNull</w:t>
-      </w:r>
-      <w:r>
-        <w:rPr>
-          <w:rFonts w:cstheme="minorHAnsi"/>
-          <w:color w:val="000000" w:themeColor="text1"/>
-        </w:rPr>
-        <w:t xml:space="preserve"> and final</w:t>
-      </w:r>
-      <w:r>
-        <w:rPr>
-          <w:rFonts w:cstheme="minorHAnsi"/>
-          <w:color w:val="000000" w:themeColor="text1"/>
-        </w:rPr>
-        <w:t xml:space="preserve"> fields.</w:t>
-      </w:r>
-    </w:p>
-    <w:p>
-      <w:pPr>
-        <w:spacing w:after="0"/>
-        <w:rPr>
-          <w:rFonts w:cstheme="minorHAnsi"/>
-          <w:color w:val="000000" w:themeColor="text1"/>
-        </w:rPr>
-      </w:pPr>
-    </w:p>
-    <w:p>
-      <w:pPr>
-        <w:spacing w:after="0"/>
-        <w:rPr>
-          <w:rFonts w:cstheme="minorHAnsi"/>
-          <w:b/>
-          <w:bCs/>
-          <w:color w:val="000000" w:themeColor="text1"/>
-        </w:rPr>
-      </w:pPr>
-      <w:r>
-        <w:rPr>
-          <w:rFonts w:cstheme="minorHAnsi"/>
-          <w:color w:val="000000" w:themeColor="text1"/>
-        </w:rPr>
-        <w:t>6</w:t>
-      </w:r>
-      <w:r>
-        <w:rPr>
-          <w:rFonts w:cstheme="minorHAnsi"/>
-          <w:color w:val="000000" w:themeColor="text1"/>
-        </w:rPr>
-        <w:t xml:space="preserve">. </w:t>
-      </w:r>
-      <w:r>
-        <w:rPr>
-          <w:rFonts w:cstheme="minorHAnsi"/>
-          <w:b/>
-          <w:bCs/>
-          <w:color w:val="000000" w:themeColor="text1"/>
-        </w:rPr>
-        <w:t>@</w:t>
-      </w:r>
-      <w:r>
-        <w:rPr>
-          <w:rFonts w:cstheme="minorHAnsi"/>
-          <w:b/>
-          <w:bCs/>
-          <w:color w:val="000000" w:themeColor="text1"/>
-        </w:rPr>
-        <w:t xml:space="preserve">EqualAndHashCode: </w:t>
-      </w:r>
-    </w:p>
-    <w:p>
-      <w:pPr>
-        <w:spacing w:after="0"/>
-        <w:rPr>
-          <w:rFonts w:cstheme="minorHAnsi"/>
-          <w:color w:val="000000" w:themeColor="text1"/>
-        </w:rPr>
-      </w:pPr>
-      <w:r>
-        <w:rPr>
-          <w:rFonts w:cstheme="minorHAnsi"/>
-          <w:color w:val="000000" w:themeColor="text1"/>
-        </w:rPr>
-        <w:t xml:space="preserve">7. </w:t>
-      </w:r>
-      <w:r>
-        <w:rPr>
-          <w:rFonts w:cstheme="minorHAnsi"/>
-          <w:b/>
-          <w:bCs/>
-          <w:color w:val="000000" w:themeColor="text1"/>
-        </w:rPr>
-        <w:t>@Data</w:t>
-      </w:r>
-      <w:r>
-        <w:rPr>
-          <w:rFonts w:cstheme="minorHAnsi"/>
-          <w:b/>
-          <w:bCs/>
-          <w:color w:val="000000" w:themeColor="text1"/>
-        </w:rPr>
-        <w:t xml:space="preserve"> : </w:t>
-      </w:r>
-      <w:r>
-        <w:rPr>
-          <w:rFonts w:cstheme="minorHAnsi"/>
-          <w:color w:val="000000" w:themeColor="text1"/>
-        </w:rPr>
-        <w:t xml:space="preserve">Shortcut for all mentioned fields. @ToString, </w:t>
-      </w:r>
-      <w:r>
-        <w:rPr>
-          <w:rFonts w:cstheme="minorHAnsi"/>
-          <w:color w:val="000000" w:themeColor="text1"/>
-        </w:rPr>
-        <w:t>@EqualAndHashCode</w:t>
-      </w:r>
-      <w:r>
-        <w:rPr>
-          <w:rFonts w:cstheme="minorHAnsi"/>
-          <w:color w:val="000000" w:themeColor="text1"/>
-        </w:rPr>
-        <w:t>, @Getter, @Setter, @RequiredArgsConstrutor</w:t>
-      </w:r>
-    </w:p>
-    <w:p>
-      <w:pPr>
-        <w:spacing w:after="0"/>
-        <w:rPr>
-          <w:rFonts w:cstheme="minorHAnsi"/>
-          <w:color w:val="000000" w:themeColor="text1"/>
-        </w:rPr>
-      </w:pPr>
-      <w:r>
-        <w:rPr>
-          <w:rFonts w:cstheme="minorHAnsi"/>
-          <w:color w:val="000000" w:themeColor="text1"/>
-        </w:rPr>
-        <w:t>It will create all the above mentioned functionality above</w:t>
-      </w:r>
-    </w:p>
-    <w:p>
-      <w:pPr>
-        <w:spacing w:after="0"/>
-        <w:rPr>
-          <w:rFonts w:cstheme="minorHAnsi"/>
-          <w:color w:val="000000" w:themeColor="text1"/>
-        </w:rPr>
-      </w:pPr>
-    </w:p>
-    <w:p>
-      <w:pPr>
-        <w:spacing w:after="0"/>
-        <w:rPr>
-          <w:rFonts w:cstheme="minorHAnsi"/>
-          <w:color w:val="000000" w:themeColor="text1"/>
-        </w:rPr>
-      </w:pPr>
-      <w:r>
-        <w:rPr>
-          <w:rFonts w:cstheme="minorHAnsi"/>
-          <w:color w:val="000000" w:themeColor="text1"/>
-        </w:rPr>
-        <w:t>8</w:t>
-      </w:r>
-      <w:r>
-        <w:rPr>
-          <w:rFonts w:cstheme="minorHAnsi"/>
-          <w:color w:val="000000" w:themeColor="text1"/>
-        </w:rPr>
-        <w:t xml:space="preserve">. </w:t>
-      </w:r>
-      <w:r>
-        <w:rPr>
-          <w:rFonts w:cstheme="minorHAnsi"/>
-          <w:b/>
-          <w:bCs/>
-          <w:color w:val="000000" w:themeColor="text1"/>
-        </w:rPr>
-        <w:t>@</w:t>
-      </w:r>
-      <w:r>
-        <w:rPr>
-          <w:rFonts w:cstheme="minorHAnsi"/>
-          <w:b/>
-          <w:bCs/>
-          <w:color w:val="000000" w:themeColor="text1"/>
-        </w:rPr>
-        <w:t>Value</w:t>
-      </w:r>
-      <w:r>
-        <w:rPr>
-          <w:rFonts w:cstheme="minorHAnsi"/>
-          <w:b/>
-          <w:bCs/>
-          <w:color w:val="000000" w:themeColor="text1"/>
-        </w:rPr>
-        <w:t xml:space="preserve"> :</w:t>
-      </w:r>
-      <w:r>
-        <w:rPr>
-          <w:rFonts w:cstheme="minorHAnsi"/>
-          <w:b/>
-          <w:bCs/>
-          <w:color w:val="000000" w:themeColor="text1"/>
-        </w:rPr>
-        <w:t xml:space="preserve"> </w:t>
-      </w:r>
-      <w:r>
-        <w:rPr>
-          <w:rFonts w:cstheme="minorHAnsi"/>
-          <w:color w:val="000000" w:themeColor="text1"/>
-        </w:rPr>
-        <w:t>Its an im</w:t>
-      </w:r>
-      <w:r>
-        <w:rPr>
-          <w:rFonts w:cstheme="minorHAnsi"/>
-          <w:color w:val="000000" w:themeColor="text1"/>
-        </w:rPr>
-        <w:t>m</w:t>
-      </w:r>
-      <w:r>
-        <w:rPr>
-          <w:rFonts w:cstheme="minorHAnsi"/>
-          <w:color w:val="000000" w:themeColor="text1"/>
-        </w:rPr>
-        <w:t>utable version of @Data</w:t>
-      </w:r>
-    </w:p>
-    <w:p>
-      <w:pPr>
-        <w:spacing w:after="0"/>
-        <w:rPr>
-          <w:rFonts w:cstheme="minorHAnsi"/>
-          <w:color w:val="000000" w:themeColor="text1"/>
-        </w:rPr>
-      </w:pPr>
-      <w:r>
-        <w:rPr>
-          <w:rFonts w:cstheme="minorHAnsi"/>
-          <w:color w:val="000000" w:themeColor="text1"/>
-        </w:rPr>
-        <w:t>• All fields are made "private" and "final".</w:t>
-      </w:r>
-    </w:p>
-    <w:p>
-      <w:pPr>
-        <w:spacing w:after="0"/>
-        <w:rPr>
-          <w:rFonts w:cstheme="minorHAnsi"/>
-          <w:color w:val="000000" w:themeColor="text1"/>
-        </w:rPr>
-      </w:pPr>
-      <w:r>
-        <w:rPr>
-          <w:rFonts w:cstheme="minorHAnsi"/>
-          <w:color w:val="000000" w:themeColor="text1"/>
-        </w:rPr>
-        <w:t>• Setters are not generated.</w:t>
-      </w:r>
-    </w:p>
-    <w:p>
-      <w:pPr>
-        <w:spacing w:after="0"/>
-        <w:rPr>
-          <w:rFonts w:cstheme="minorHAnsi"/>
-          <w:color w:val="000000" w:themeColor="text1"/>
-        </w:rPr>
-      </w:pPr>
-      <w:r>
-        <w:rPr>
-          <w:rFonts w:cstheme="minorHAnsi"/>
-          <w:color w:val="000000" w:themeColor="text1"/>
-        </w:rPr>
-        <w:t>• Class itself made final.</w:t>
-      </w:r>
-    </w:p>
-    <w:p>
-      <w:pPr>
-        <w:spacing w:after="0"/>
-        <w:rPr>
-          <w:rFonts w:cstheme="minorHAnsi"/>
-          <w:color w:val="000000" w:themeColor="text1"/>
-        </w:rPr>
-      </w:pPr>
-      <w:r>
-        <w:rPr>
-          <w:rFonts w:cstheme="minorHAnsi"/>
-          <w:color w:val="000000" w:themeColor="text1"/>
-        </w:rPr>
-        <w:t>• Like @Data, toString, Equal and HashCode method generated.</w:t>
-      </w:r>
-    </w:p>
-    <w:p>
-      <w:pPr>
-        <w:spacing w:after="0"/>
-        <w:rPr>
-          <w:rFonts w:cstheme="minorHAnsi"/>
-          <w:color w:val="000000" w:themeColor="text1"/>
-        </w:rPr>
-      </w:pPr>
-      <w:r>
-        <w:rPr>
-          <w:rFonts w:cstheme="minorHAnsi"/>
-          <w:color w:val="000000" w:themeColor="text1"/>
-        </w:rPr>
-        <w:t>• @Getter on all fields</w:t>
-      </w:r>
-    </w:p>
-    <w:p>
-      <w:pPr>
-        <w:spacing w:after="0"/>
-        <w:rPr>
-          <w:rFonts w:cstheme="minorHAnsi"/>
-          <w:color w:val="000000" w:themeColor="text1"/>
-        </w:rPr>
-      </w:pPr>
-      <w:r>
-        <w:rPr>
-          <w:rFonts w:cstheme="minorHAnsi"/>
-          <w:color w:val="000000" w:themeColor="text1"/>
-        </w:rPr>
-        <w:t>• @RequiredArgsConstructor (since all fields are final, constructor with</w:t>
-      </w:r>
-    </w:p>
-    <w:p>
-      <w:pPr>
-        <w:spacing w:after="0"/>
-        <w:rPr>
-          <w:rFonts w:cstheme="minorHAnsi"/>
-          <w:color w:val="000000" w:themeColor="text1"/>
-        </w:rPr>
-      </w:pPr>
-      <w:r>
-        <w:rPr>
-          <w:rFonts w:cstheme="minorHAnsi"/>
-          <w:color w:val="000000" w:themeColor="text1"/>
-        </w:rPr>
-        <w:t>all fields will get generated, so its equivalent to @AllArgsConstructor)</w:t>
-      </w:r>
-    </w:p>
-    <w:p>
-      <w:pPr>
-        <w:spacing w:after="0"/>
-        <w:rPr>
-          <w:rFonts w:cstheme="minorHAnsi"/>
-          <w:color w:val="000000" w:themeColor="text1"/>
-        </w:rPr>
-      </w:pPr>
-    </w:p>
-    <w:p>
-      <w:pPr>
-        <w:spacing w:after="0"/>
-        <w:rPr>
-          <w:rFonts w:cstheme="minorHAnsi"/>
-          <w:color w:val="000000" w:themeColor="text1"/>
-        </w:rPr>
-      </w:pPr>
-      <w:r>
-        <w:rPr>
-          <w:rFonts w:cstheme="minorHAnsi"/>
-          <w:color w:val="000000" w:themeColor="text1"/>
-        </w:rPr>
-        <w:t xml:space="preserve">9. </w:t>
-      </w:r>
-      <w:r>
-        <w:rPr>
-          <w:rFonts w:cstheme="minorHAnsi"/>
-          <w:b/>
-          <w:bCs/>
-          <w:color w:val="000000" w:themeColor="text1"/>
-        </w:rPr>
-        <w:t>@</w:t>
-      </w:r>
-      <w:r>
-        <w:rPr>
-          <w:rFonts w:cstheme="minorHAnsi"/>
-          <w:b/>
-          <w:bCs/>
-          <w:color w:val="000000" w:themeColor="text1"/>
-        </w:rPr>
-        <w:t xml:space="preserve">Builder : </w:t>
-      </w:r>
-      <w:r>
-        <w:rPr>
-          <w:rFonts w:cstheme="minorHAnsi"/>
-          <w:color w:val="000000" w:themeColor="text1"/>
-        </w:rPr>
-        <w:t>Create builder object. Same what we have learn in LLD</w:t>
-      </w:r>
-    </w:p>
-    <w:p>
-      <w:pPr>
-        <w:spacing w:after="0"/>
-        <w:rPr>
-          <w:rFonts w:ascii="Consolas" w:hAnsi="Consolas" w:cstheme="minorHAnsi"/>
-          <w:color w:val="000000" w:themeColor="text1"/>
-          <w:sz w:val="16"/>
-          <w:szCs w:val="16"/>
-        </w:rPr>
-      </w:pPr>
-      <w:r>
-        <w:rPr>
-          <w:rFonts w:ascii="Consolas" w:hAnsi="Consolas" w:cstheme="minorHAnsi"/>
-          <w:color w:val="000000" w:themeColor="text1"/>
-          <w:sz w:val="16"/>
-          <w:szCs w:val="16"/>
-        </w:rPr>
-        <w:t>User object =  User.builder().age(20).name(“xyz”).build();</w:t>
-      </w:r>
-      <w:r>
-        <w:rPr>
-          <w:rFonts w:ascii="Consolas" w:hAnsi="Consolas" w:cstheme="minorHAnsi"/>
-          <w:color w:val="000000" w:themeColor="text1"/>
-          <w:sz w:val="16"/>
-          <w:szCs w:val="16"/>
-        </w:rPr>
-        <w:t xml:space="preserve">  // use case</w:t>
-      </w:r>
-    </w:p>
-    <w:p>
-      <w:pPr>
-        <w:spacing w:after="0"/>
-        <w:rPr>
-          <w:rFonts w:ascii="Consolas" w:hAnsi="Consolas" w:cstheme="minorHAnsi"/>
-          <w:color w:val="000000" w:themeColor="text1"/>
-          <w:sz w:val="16"/>
-          <w:szCs w:val="16"/>
-        </w:rPr>
-      </w:pPr>
-    </w:p>
-    <w:p>
-      <w:pPr>
-        <w:spacing w:after="0"/>
-        <w:rPr>
-          <w:rFonts w:cstheme="minorHAnsi"/>
-          <w:color w:val="000000" w:themeColor="text1"/>
-        </w:rPr>
-      </w:pPr>
-      <w:r>
-        <w:rPr>
-          <w:rFonts w:cstheme="minorHAnsi"/>
-          <w:color w:val="000000" w:themeColor="text1"/>
-        </w:rPr>
-        <w:t>10</w:t>
-      </w:r>
-      <w:r>
-        <w:rPr>
-          <w:rFonts w:cstheme="minorHAnsi"/>
-          <w:color w:val="000000" w:themeColor="text1"/>
-        </w:rPr>
-        <w:t xml:space="preserve">. </w:t>
-      </w:r>
-      <w:r>
-        <w:rPr>
-          <w:rFonts w:cstheme="minorHAnsi"/>
-          <w:b/>
-          <w:bCs/>
-          <w:color w:val="000000" w:themeColor="text1"/>
-        </w:rPr>
-        <w:t>@</w:t>
-      </w:r>
-      <w:r>
-        <w:rPr>
-          <w:rFonts w:cstheme="minorHAnsi"/>
-          <w:b/>
-          <w:bCs/>
-          <w:color w:val="000000" w:themeColor="text1"/>
-        </w:rPr>
-        <w:t>Cleanup</w:t>
-      </w:r>
-      <w:r>
-        <w:rPr>
-          <w:rFonts w:cstheme="minorHAnsi"/>
-          <w:b/>
-          <w:bCs/>
-          <w:color w:val="000000" w:themeColor="text1"/>
-        </w:rPr>
-        <w:t xml:space="preserve"> : </w:t>
-      </w:r>
-      <w:r>
-        <w:rPr>
-          <w:rFonts w:cstheme="minorHAnsi"/>
-          <w:color w:val="000000" w:themeColor="text1"/>
-        </w:rPr>
-        <w:t>Any resource which we want to close after the current scope is finished use Cleanup</w:t>
-      </w:r>
-    </w:p>
-    <w:p>
-      <w:pPr>
-        <w:spacing w:after="0"/>
-        <w:rPr>
-          <w:rFonts w:cstheme="minorHAnsi"/>
-          <w:color w:val="000000" w:themeColor="text1"/>
-        </w:rPr>
-      </w:pPr>
-    </w:p>
-    <w:p>
-      <w:pPr>
-        <w:spacing w:after="0"/>
+      <w:r>
+        <w:rPr>
+          <w:rFonts w:cstheme="minorHAnsi"/>
+          <w:color w:val="000000" w:themeColor="text1"/>
+        </w:rPr>
+        <w:t xml:space="preserve">to preserve continuation of line use </w:t>
+      </w:r>
+      <w:r>
+        <w:rPr>
+          <w:rFonts w:cstheme="minorHAnsi"/>
+          <w:b/>
+          <w:bCs/>
+          <w:color w:val="000000" w:themeColor="text1"/>
+        </w:rPr>
+        <w:t>/</w:t>
+      </w:r>
+    </w:p>
+    <w:p>
+      <w:pPr>
+        <w:spacing w:after="0"/>
+        <w:rPr>
+          <w:rFonts w:ascii="Consolas" w:hAnsi="Consolas" w:cstheme="minorHAnsi"/>
+          <w:color w:val="000000" w:themeColor="text1"/>
+          <w:sz w:val="16"/>
+          <w:szCs w:val="16"/>
+        </w:rPr>
+      </w:pPr>
+      <w:r>
+        <w:rPr>
+          <w:rFonts w:ascii="Consolas" w:hAnsi="Consolas" w:cstheme="minorHAnsi"/>
+          <w:b/>
+          <w:bCs/>
+          <w:color w:val="000000" w:themeColor="text1"/>
+          <w:sz w:val="16"/>
+          <w:szCs w:val="16"/>
+        </w:rPr>
+        <w:t xml:space="preserve">String </w:t>
+      </w:r>
+      <w:r>
+        <w:rPr>
+          <w:rFonts w:ascii="Consolas" w:hAnsi="Consolas" w:cstheme="minorHAnsi"/>
+          <w:color w:val="000000" w:themeColor="text1"/>
+          <w:sz w:val="16"/>
+          <w:szCs w:val="16"/>
+        </w:rPr>
+        <w:t xml:space="preserve">str = </w:t>
+      </w:r>
+      <w:r>
+        <w:rPr>
+          <w:rFonts w:ascii="Consolas" w:hAnsi="Consolas" w:cstheme="minorHAnsi"/>
+          <w:b/>
+          <w:bCs/>
+          <w:color w:val="000000" w:themeColor="text1"/>
+          <w:sz w:val="16"/>
+          <w:szCs w:val="16"/>
+        </w:rPr>
+        <w:t>“””</w:t>
+      </w:r>
+    </w:p>
+    <w:p>
+      <w:pPr>
+        <w:spacing w:after="0"/>
+        <w:rPr>
+          <w:rFonts w:ascii="Consolas" w:hAnsi="Consolas" w:cstheme="minorHAnsi"/>
+          <w:color w:val="000000" w:themeColor="text1"/>
+          <w:sz w:val="16"/>
+          <w:szCs w:val="16"/>
+        </w:rPr>
+      </w:pPr>
+      <w:r>
+        <w:rPr>
+          <w:rFonts w:ascii="Consolas" w:hAnsi="Consolas" w:cstheme="minorHAnsi"/>
+          <w:color w:val="000000" w:themeColor="text1"/>
+          <w:sz w:val="16"/>
+          <w:szCs w:val="16"/>
+        </w:rPr>
+        <w:t xml:space="preserve">                      This is multi line text.</w:t>
+      </w:r>
+      <w:r>
+        <w:rPr>
+          <w:rFonts w:ascii="Consolas" w:hAnsi="Consolas" w:cstheme="minorHAnsi"/>
+          <w:color w:val="000000" w:themeColor="text1"/>
+          <w:sz w:val="16"/>
+          <w:szCs w:val="16"/>
+        </w:rPr>
+        <w:br/>
+        <w:t xml:space="preserve">                      Easy to read &amp; write </w:t>
+      </w:r>
+    </w:p>
+    <w:p>
+      <w:pPr>
+        <w:spacing w:after="0"/>
+        <w:rPr>
+          <w:rFonts w:ascii="Consolas" w:hAnsi="Consolas" w:cstheme="minorHAnsi"/>
+          <w:color w:val="000000" w:themeColor="text1"/>
+          <w:sz w:val="16"/>
+          <w:szCs w:val="16"/>
+        </w:rPr>
+      </w:pPr>
+      <w:r>
+        <w:rPr>
+          <w:rFonts w:ascii="Consolas" w:hAnsi="Consolas" w:cstheme="minorHAnsi"/>
+          <w:b/>
+          <w:bCs/>
+          <w:color w:val="000000" w:themeColor="text1"/>
+          <w:sz w:val="16"/>
+          <w:szCs w:val="16"/>
+        </w:rPr>
+        <w:t>“””</w:t>
+      </w:r>
+    </w:p>
+    <w:p>
+      <w:pPr>
+        <w:spacing w:after="0"/>
+        <w:rPr>
+          <w:rFonts w:ascii="Consolas" w:hAnsi="Consolas" w:cstheme="minorHAnsi"/>
+          <w:b/>
+          <w:bCs/>
+          <w:color w:val="000000" w:themeColor="text1"/>
+          <w:sz w:val="16"/>
+          <w:szCs w:val="16"/>
+        </w:rPr>
+      </w:pPr>
+    </w:p>
+    <w:p>
+      <w:pPr>
+        <w:spacing w:after="0"/>
+        <w:rPr>
+          <w:rFonts w:ascii="Consolas" w:hAnsi="Consolas" w:cstheme="minorHAnsi"/>
+          <w:b/>
+          <w:bCs/>
+          <w:color w:val="000000" w:themeColor="text1"/>
+          <w:sz w:val="16"/>
+          <w:szCs w:val="16"/>
+        </w:rPr>
+      </w:pPr>
+      <w:r>
+        <w:rPr>
+          <w:rFonts w:ascii="Consolas" w:hAnsi="Consolas" w:cstheme="minorHAnsi"/>
+          <w:b/>
+          <w:bCs/>
+          <w:color w:val="000000" w:themeColor="text1"/>
+          <w:sz w:val="16"/>
+          <w:szCs w:val="16"/>
+        </w:rPr>
+        <w:drawing>
+          <wp:inline distT="0" distB="0" distL="0" distR="0" wp14:anchorId="7FFA3D5F" wp14:editId="3E1152AF">
+            <wp:extent cx="6089963" cy="1447874"/>
+            <wp:effectExtent l="0" t="0" r="6350" b="0"/>
+            <wp:docPr id="1143542886" name="Picture 1"/>
+            <wp:cNvGraphicFramePr>
+              <a:graphicFrameLocks xmlns:a="http://schemas.openxmlformats.org/drawingml/2006/main" noChangeAspect="1"/>
+            </wp:cNvGraphicFramePr>
+            <a:graphic xmlns:a="http://schemas.openxmlformats.org/drawingml/2006/main">
+              <a:graphicData uri="http://schemas.openxmlformats.org/drawingml/2006/picture">
+                <pic:pic xmlns:pic="http://schemas.openxmlformats.org/drawingml/2006/picture">
+                  <pic:nvPicPr>
+                    <pic:cNvPr id="1143542886" name=""/>
+                    <pic:cNvPicPr/>
+                  </pic:nvPicPr>
+                  <pic:blipFill>
+                    <a:blip r:embed="rId7"/>
+                    <a:stretch>
+                      <a:fillRect/>
+                    </a:stretch>
+                  </pic:blipFill>
+                  <pic:spPr>
+                    <a:xfrm>
+                      <a:off x="0" y="0"/>
+                      <a:ext cx="6089963" cy="1447874"/>
+                    </a:xfrm>
+                    <a:prstGeom prst="rect">
+                      <a:avLst/>
+                    </a:prstGeom>
+                  </pic:spPr>
+                </pic:pic>
+              </a:graphicData>
+            </a:graphic>
+          </wp:inline>
+        </w:drawing>
+      </w:r>
+      <w:r>
+        <w:rPr>
+          <w:rFonts w:ascii="Consolas" w:hAnsi="Consolas" w:cstheme="minorHAnsi"/>
+          <w:b/>
+          <w:bCs/>
+          <w:color w:val="000000" w:themeColor="text1"/>
+          <w:sz w:val="16"/>
+          <w:szCs w:val="16"/>
+        </w:rPr>
+        <w:drawing>
+          <wp:inline distT="0" distB="0" distL="0" distR="0" wp14:anchorId="675FF485" wp14:editId="67348B40">
+            <wp:extent cx="5270771" cy="1041454"/>
+            <wp:effectExtent l="0" t="0" r="6350" b="6350"/>
+            <wp:docPr id="2143047273" name="Picture 1"/>
+            <wp:cNvGraphicFramePr>
+              <a:graphicFrameLocks xmlns:a="http://schemas.openxmlformats.org/drawingml/2006/main" noChangeAspect="1"/>
+            </wp:cNvGraphicFramePr>
+            <a:graphic xmlns:a="http://schemas.openxmlformats.org/drawingml/2006/main">
+              <a:graphicData uri="http://schemas.openxmlformats.org/drawingml/2006/picture">
+                <pic:pic xmlns:pic="http://schemas.openxmlformats.org/drawingml/2006/picture">
+                  <pic:nvPicPr>
+                    <pic:cNvPr id="2143047273" name=""/>
+                    <pic:cNvPicPr/>
+                  </pic:nvPicPr>
+                  <pic:blipFill>
+                    <a:blip r:embed="rId8"/>
+                    <a:stretch>
+                      <a:fillRect/>
+                    </a:stretch>
+                  </pic:blipFill>
+                  <pic:spPr>
+                    <a:xfrm>
+                      <a:off x="0" y="0"/>
+                      <a:ext cx="5270771" cy="1041454"/>
+                    </a:xfrm>
+                    <a:prstGeom prst="rect">
+                      <a:avLst/>
+                    </a:prstGeom>
+                  </pic:spPr>
+                </pic:pic>
+              </a:graphicData>
+            </a:graphic>
+          </wp:inline>
+        </w:drawing>
+      </w:r>
+    </w:p>
+    <w:p>
+      <w:pPr>
+        <w:spacing w:after="0"/>
+        <w:rPr>
+          <w:rFonts w:ascii="Consolas" w:hAnsi="Consolas" w:cstheme="minorHAnsi"/>
+          <w:b/>
+          <w:bCs/>
+          <w:color w:val="000000" w:themeColor="text1"/>
+          <w:sz w:val="16"/>
+          <w:szCs w:val="16"/>
+        </w:rPr>
+      </w:pPr>
+    </w:p>
+    <w:p>
+      <w:pPr>
+        <w:spacing w:after="0"/>
+        <w:rPr>
+          <w:rFonts w:ascii="Consolas" w:hAnsi="Consolas" w:cstheme="minorHAnsi"/>
+          <w:b/>
+          <w:bCs/>
+          <w:color w:val="000000" w:themeColor="text1"/>
+          <w:sz w:val="16"/>
+          <w:szCs w:val="16"/>
+        </w:rPr>
+      </w:pPr>
+    </w:p>
+    <w:p>
+      <w:pPr>
+        <w:spacing w:after="0"/>
+        <w:rPr>
+          <w:rFonts w:ascii="Consolas" w:hAnsi="Consolas" w:cstheme="minorHAnsi"/>
+          <w:b/>
+          <w:bCs/>
+          <w:color w:val="000000" w:themeColor="text1"/>
+          <w:sz w:val="16"/>
+          <w:szCs w:val="16"/>
+        </w:rPr>
+      </w:pPr>
+      <w:r>
         <w:rPr>
           <w:rFonts w:cstheme="minorHAnsi"/>
           <w:b/>
           <w:bCs/>
           <w:color w:val="0070C0"/>
         </w:rPr>
-      </w:pPr>
+        <w:t>Optional in Java</w:t>
+      </w:r>
       <w:r>
         <w:rPr>
           <w:rFonts w:cstheme="minorHAnsi"/>
@@ -17097,384 +19631,8 @@
           <w:bCs/>
           <w:color w:val="0070C0"/>
         </w:rPr>
-        <w:t xml:space="preserve">SequencedCollection, SequencedSet, </w:t>
-      </w:r>
-      <w:r>
-        <w:rPr>
-          <w:rFonts w:cstheme="minorHAnsi"/>
-          <w:b/>
-          <w:bCs/>
-          <w:color w:val="0070C0"/>
-        </w:rPr>
-        <w:t>Sequenced</w:t>
-      </w:r>
-      <w:r>
-        <w:rPr>
-          <w:rFonts w:cstheme="minorHAnsi"/>
-          <w:b/>
-          <w:bCs/>
-          <w:color w:val="0070C0"/>
-        </w:rPr>
-        <w:t xml:space="preserve">Map </w:t>
-      </w:r>
-      <w:r>
-        <w:rPr>
-          <w:rFonts w:cstheme="minorHAnsi"/>
-          <w:b/>
-          <w:bCs/>
-          <w:color w:val="0070C0"/>
-        </w:rPr>
         <w:t>:</w:t>
       </w:r>
-    </w:p>
-    <w:p>
-      <w:pPr>
-        <w:spacing w:after="0"/>
-        <w:rPr>
-          <w:rFonts w:cstheme="minorHAnsi"/>
-          <w:color w:val="000000" w:themeColor="text1"/>
-        </w:rPr>
-      </w:pPr>
-      <w:r>
-        <w:rPr>
-          <w:rFonts w:cstheme="minorHAnsi"/>
-          <w:color w:val="000000" w:themeColor="text1"/>
-        </w:rPr>
-        <w:t>These are new interfaces added in collection hirerachy.</w:t>
-      </w:r>
-    </w:p>
-    <w:p>
-      <w:pPr>
-        <w:spacing w:after="0"/>
-        <w:rPr>
-          <w:rFonts w:cstheme="minorHAnsi"/>
-          <w:color w:val="000000" w:themeColor="text1"/>
-        </w:rPr>
-      </w:pPr>
-      <w:r>
-        <w:rPr>
-          <w:rFonts w:cstheme="minorHAnsi"/>
-          <w:color w:val="000000" w:themeColor="text1"/>
-        </w:rPr>
-        <w:t>What's the criteria of putting these interfaces at this specific place? Like I can see it left out Queue</w:t>
-      </w:r>
-    </w:p>
-    <w:p>
-      <w:pPr>
-        <w:spacing w:after="0"/>
-        <w:rPr>
-          <w:rFonts w:cstheme="minorHAnsi"/>
-          <w:color w:val="000000" w:themeColor="text1"/>
-        </w:rPr>
-      </w:pPr>
-      <w:r>
-        <w:rPr>
-          <w:rFonts w:cstheme="minorHAnsi"/>
-          <w:color w:val="000000" w:themeColor="text1"/>
-        </w:rPr>
-        <w:t>and PriorityQueue, why? Why not include those also?</w:t>
-      </w:r>
-    </w:p>
-    <w:p>
-      <w:pPr>
-        <w:spacing w:after="0"/>
-        <w:rPr>
-          <w:rFonts w:cstheme="minorHAnsi"/>
-          <w:color w:val="000000" w:themeColor="text1"/>
-        </w:rPr>
-      </w:pPr>
-    </w:p>
-    <w:p>
-      <w:pPr>
-        <w:spacing w:after="0"/>
-        <w:rPr>
-          <w:rFonts w:cstheme="minorHAnsi"/>
-          <w:color w:val="000000" w:themeColor="text1"/>
-        </w:rPr>
-      </w:pPr>
-      <w:r>
-        <w:rPr>
-          <w:rFonts w:cstheme="minorHAnsi"/>
-          <w:color w:val="000000" w:themeColor="text1"/>
-        </w:rPr>
-        <w:t>Any Collection which follows below conditions, can be termed as Sequenced</w:t>
-      </w:r>
-    </w:p>
-    <w:p>
-      <w:pPr>
-        <w:spacing w:after="0"/>
-        <w:rPr>
-          <w:rFonts w:cstheme="minorHAnsi"/>
-          <w:color w:val="000000" w:themeColor="text1"/>
-        </w:rPr>
-      </w:pPr>
-    </w:p>
-    <w:p>
-      <w:pPr>
-        <w:spacing w:after="0"/>
-        <w:rPr>
-          <w:rFonts w:cstheme="minorHAnsi"/>
-          <w:color w:val="000000" w:themeColor="text1"/>
-        </w:rPr>
-      </w:pPr>
-      <w:r>
-        <w:rPr>
-          <w:rFonts w:cstheme="minorHAnsi"/>
-          <w:color w:val="000000" w:themeColor="text1"/>
-        </w:rPr>
-        <w:t>• Collection should follow Predictable Iteration :</w:t>
-      </w:r>
-    </w:p>
-    <w:p>
-      <w:pPr>
-        <w:spacing w:after="0"/>
-        <w:rPr>
-          <w:rFonts w:cstheme="minorHAnsi"/>
-          <w:color w:val="000000" w:themeColor="text1"/>
-        </w:rPr>
-      </w:pPr>
-      <w:r>
-        <w:rPr>
-          <w:rFonts w:cstheme="minorHAnsi"/>
-          <w:color w:val="000000" w:themeColor="text1"/>
-        </w:rPr>
-        <w:t xml:space="preserve"> Means elements are returned in consistent and well defined order every time we iterate over the</w:t>
-      </w:r>
-      <w:r>
-        <w:rPr>
-          <w:rFonts w:cstheme="minorHAnsi"/>
-          <w:color w:val="000000" w:themeColor="text1"/>
-        </w:rPr>
-        <w:t xml:space="preserve"> </w:t>
-      </w:r>
-      <w:r>
-        <w:rPr>
-          <w:rFonts w:cstheme="minorHAnsi"/>
-          <w:color w:val="000000" w:themeColor="text1"/>
-        </w:rPr>
-        <w:t>collection.</w:t>
-      </w:r>
-    </w:p>
-    <w:p>
-      <w:pPr>
-        <w:spacing w:after="0"/>
-        <w:rPr>
-          <w:rFonts w:cstheme="minorHAnsi"/>
-          <w:color w:val="000000" w:themeColor="text1"/>
-        </w:rPr>
-      </w:pPr>
-      <w:r>
-        <w:rPr>
-          <w:rFonts w:cstheme="minorHAnsi"/>
-          <w:color w:val="000000" w:themeColor="text1"/>
-        </w:rPr>
-        <w:t>So if a collection maintains elements in:</w:t>
-      </w:r>
-      <w:r>
-        <w:rPr>
-          <w:rFonts w:cstheme="minorHAnsi"/>
-          <w:color w:val="000000" w:themeColor="text1"/>
-        </w:rPr>
-        <w:t xml:space="preserve"> </w:t>
-      </w:r>
-      <w:r>
-        <w:rPr>
-          <w:rFonts w:cstheme="minorHAnsi"/>
-          <w:color w:val="000000" w:themeColor="text1"/>
-        </w:rPr>
-        <w:t>Insertion order, or</w:t>
-      </w:r>
-      <w:r>
-        <w:rPr>
-          <w:rFonts w:cstheme="minorHAnsi"/>
-          <w:color w:val="000000" w:themeColor="text1"/>
-        </w:rPr>
-        <w:t xml:space="preserve"> </w:t>
-      </w:r>
-      <w:r>
-        <w:rPr>
-          <w:rFonts w:cstheme="minorHAnsi"/>
-          <w:color w:val="000000" w:themeColor="text1"/>
-        </w:rPr>
-        <w:t>Sorted order (e.g., ascending or descending)</w:t>
-      </w:r>
-    </w:p>
-    <w:p>
-      <w:pPr>
-        <w:spacing w:after="0"/>
-        <w:rPr>
-          <w:rFonts w:cstheme="minorHAnsi"/>
-          <w:color w:val="000000" w:themeColor="text1"/>
-        </w:rPr>
-      </w:pPr>
-      <w:r>
-        <w:rPr>
-          <w:rFonts w:cstheme="minorHAnsi"/>
-          <w:color w:val="000000" w:themeColor="text1"/>
-        </w:rPr>
-        <w:t>Then we can say, it follows Predictable iteration.</w:t>
-      </w:r>
-    </w:p>
-    <w:p>
-      <w:pPr>
-        <w:spacing w:after="0"/>
-        <w:rPr>
-          <w:rFonts w:cstheme="minorHAnsi"/>
-          <w:color w:val="000000" w:themeColor="text1"/>
-        </w:rPr>
-      </w:pPr>
-      <w:r>
-        <w:rPr>
-          <w:rFonts w:cstheme="minorHAnsi"/>
-          <w:color w:val="000000" w:themeColor="text1"/>
-        </w:rPr>
-        <w:t>• Collection provide support for Access or Manipulate the First and Last element</w:t>
-      </w:r>
-    </w:p>
-    <w:p>
-      <w:pPr>
-        <w:spacing w:after="0"/>
-        <w:rPr>
-          <w:rFonts w:cstheme="minorHAnsi"/>
-          <w:color w:val="000000" w:themeColor="text1"/>
-        </w:rPr>
-      </w:pPr>
-      <w:r>
-        <w:rPr>
-          <w:rFonts w:cstheme="minorHAnsi"/>
-          <w:color w:val="000000" w:themeColor="text1"/>
-        </w:rPr>
-        <w:t>• Collection supports Reversible View</w:t>
-      </w:r>
-    </w:p>
-    <w:p>
-      <w:pPr>
-        <w:spacing w:after="0"/>
-        <w:rPr>
-          <w:rFonts w:cstheme="minorHAnsi"/>
-          <w:color w:val="000000" w:themeColor="text1"/>
-        </w:rPr>
-      </w:pPr>
-      <w:r>
-        <w:rPr>
-          <w:rFonts w:cstheme="minorHAnsi"/>
-          <w:color w:val="000000" w:themeColor="text1"/>
-        </w:rPr>
-        <w:t xml:space="preserve">Method supported : </w:t>
-      </w:r>
-      <w:r>
-        <w:rPr>
-          <w:rFonts w:cstheme="minorHAnsi"/>
-          <w:b/>
-          <w:bCs/>
-          <w:color w:val="000000" w:themeColor="text1"/>
-        </w:rPr>
-        <w:t>addFirst, addLast,</w:t>
-      </w:r>
-      <w:r>
-        <w:rPr>
-          <w:rFonts w:cstheme="minorHAnsi"/>
-          <w:color w:val="000000" w:themeColor="text1"/>
-        </w:rPr>
-        <w:t xml:space="preserve"> removeFirst, removeLast, </w:t>
-      </w:r>
-      <w:r>
-        <w:rPr>
-          <w:rFonts w:cstheme="minorHAnsi"/>
-          <w:b/>
-          <w:bCs/>
-          <w:color w:val="000000" w:themeColor="text1"/>
-        </w:rPr>
-        <w:t>getFirst, getLast</w:t>
-      </w:r>
-      <w:r>
-        <w:rPr>
-          <w:rFonts w:cstheme="minorHAnsi"/>
-          <w:b/>
-          <w:bCs/>
-          <w:color w:val="000000" w:themeColor="text1"/>
-        </w:rPr>
-        <w:t>, array.reversed();</w:t>
-      </w:r>
-    </w:p>
-    <w:p>
-      <w:pPr>
-        <w:spacing w:after="0"/>
-        <w:rPr>
-          <w:rFonts w:cstheme="minorHAnsi"/>
-          <w:color w:val="000000" w:themeColor="text1"/>
-        </w:rPr>
-      </w:pPr>
-    </w:p>
-    <w:p>
-      <w:pPr>
-        <w:spacing w:after="0"/>
-        <w:rPr>
-          <w:rFonts w:cstheme="minorHAnsi"/>
-          <w:color w:val="000000" w:themeColor="text1"/>
-        </w:rPr>
-      </w:pPr>
-      <w:r>
-        <w:rPr>
-          <w:rFonts w:cstheme="minorHAnsi"/>
-          <w:b/>
-          <w:bCs/>
-          <w:color w:val="0070C0"/>
-        </w:rPr>
-        <w:t>S</w:t>
-      </w:r>
-      <w:r>
-        <w:rPr>
-          <w:rFonts w:cstheme="minorHAnsi"/>
-          <w:b/>
-          <w:bCs/>
-          <w:color w:val="0070C0"/>
-        </w:rPr>
-        <w:t xml:space="preserve">ealed Classes and Sealed Interfaces: </w:t>
-      </w:r>
-      <w:r>
-        <w:rPr>
-          <w:rFonts w:cstheme="minorHAnsi"/>
-          <w:color w:val="000000" w:themeColor="text1"/>
-        </w:rPr>
-        <w:t>Extra control over inheritance by providing some keyword. I didn’t found anything useful as of now.</w:t>
-      </w:r>
-    </w:p>
-    <w:p>
-      <w:pPr>
-        <w:spacing w:after="0"/>
-        <w:rPr>
-          <w:rFonts w:cstheme="minorHAnsi"/>
-          <w:color w:val="000000" w:themeColor="text1"/>
-        </w:rPr>
-      </w:pPr>
-      <w:r>
-        <w:rPr>
-          <w:rFonts w:cstheme="minorHAnsi"/>
-          <w:b/>
-          <w:bCs/>
-          <w:color w:val="0070C0"/>
-        </w:rPr>
-        <w:t>S</w:t>
-      </w:r>
-      <w:r>
-        <w:rPr>
-          <w:rFonts w:cstheme="minorHAnsi"/>
-          <w:b/>
-          <w:bCs/>
-          <w:color w:val="0070C0"/>
-        </w:rPr>
-        <w:t>witch Expressions:</w:t>
-      </w:r>
-    </w:p>
-    <w:p>
-      <w:pPr>
-        <w:spacing w:after="0"/>
-        <w:rPr>
-          <w:rFonts w:cstheme="minorHAnsi"/>
-          <w:color w:val="000000" w:themeColor="text1"/>
-        </w:rPr>
-      </w:pPr>
     </w:p>
     <w:sectPr>
       <w:pgSz w:w="16838" w:h="23811" w:code="8"/>
@@ -23435,7 +25593,7 @@
   <w:style w:type="paragraph" w:default="1" w:styleId="Normal">
     <w:name w:val="Normal"/>
     <w:qFormat/>
-    <w:rsid w:val="004815EC"/>
+    <w:rsid w:val="00CF43C3"/>
   </w:style>
   <w:style w:type="paragraph" w:styleId="Heading1">
     <w:name w:val="heading 1"/>
@@ -23639,6 +25797,7 @@
   <w:style w:type="character" w:default="1" w:styleId="DefaultParagraphFont">
     <w:name w:val="Default Paragraph Font"/>
     <w:uiPriority w:val="1"/>
+    <w:semiHidden/>
     <w:unhideWhenUsed/>
   </w:style>
   <w:style w:type="table" w:default="1" w:styleId="TableNormal">

--- a/Java/Java_notes.docx
+++ b/Java/Java_notes.docx
@@ -601,31 +601,7 @@
           <w:bCs/>
           <w:color w:val="000000" w:themeColor="text1"/>
         </w:rPr>
-        <w:t>Un-c</w:t>
-      </w:r>
-      <w:r>
-        <w:rPr>
-          <w:b/>
-          <w:bCs/>
-          <w:color w:val="000000" w:themeColor="text1"/>
-        </w:rPr>
-        <w:t>hecked Exception/</w:t>
-      </w:r>
-      <w:r>
-        <w:rPr>
-          <w:b/>
-          <w:bCs/>
-          <w:color w:val="000000" w:themeColor="text1"/>
-        </w:rPr>
-        <w:t>Run</w:t>
-      </w:r>
-      <w:r>
-        <w:rPr>
-          <w:b/>
-          <w:bCs/>
-          <w:color w:val="000000" w:themeColor="text1"/>
-        </w:rPr>
-        <w:t xml:space="preserve"> time </w:t>
+        <w:t xml:space="preserve">Un-checked Exception/Run time </w:t>
       </w:r>
       <w:proofErr w:type="gramStart"/>
       <w:r>
@@ -717,6 +693,7 @@
       </w:pPr>
       <w:r>
         <w:rPr>
+          <w:noProof/>
           <w:color w:val="000000" w:themeColor="text1"/>
         </w:rPr>
         <w:drawing>
@@ -1379,16 +1356,7 @@
           <w:sz w:val="16"/>
           <w:szCs w:val="16"/>
         </w:rPr>
-        <w:t>)</w:t>
-      </w:r>
-      <w:r>
-        <w:rPr>
-          <w:rFonts w:ascii="Consolas" w:hAnsi="Consolas"/>
-          <w:color w:val="000000" w:themeColor="text1"/>
-          <w:sz w:val="16"/>
-          <w:szCs w:val="16"/>
-        </w:rPr>
-        <w:t xml:space="preserve"> </w:t>
+        <w:t xml:space="preserve">) </w:t>
       </w:r>
       <w:r>
         <w:rPr>
@@ -1461,17 +1429,19 @@
           <w:sz w:val="16"/>
           <w:szCs w:val="16"/>
         </w:rPr>
-        <w:t>m</w:t>
-      </w:r>
-      <w:r>
+        <w:t>method1();</w:t>
+      </w:r>
+    </w:p>
+    <w:p>
+      <w:pPr>
+        <w:spacing w:after="0"/>
         <w:rPr>
           <w:rFonts w:ascii="Consolas" w:hAnsi="Consolas"/>
           <w:color w:val="000000" w:themeColor="text1"/>
           <w:sz w:val="16"/>
           <w:szCs w:val="16"/>
         </w:rPr>
-        <w:t>ethod</w:t>
-      </w:r>
+      </w:pPr>
       <w:r>
         <w:rPr>
           <w:rFonts w:ascii="Consolas" w:hAnsi="Consolas"/>
@@ -1479,74 +1449,27 @@
           <w:sz w:val="16"/>
           <w:szCs w:val="16"/>
         </w:rPr>
-        <w:t>1</w:t>
-      </w:r>
-      <w:r>
+        <w:t>}</w:t>
+      </w:r>
+    </w:p>
+    <w:p>
+      <w:pPr>
+        <w:spacing w:after="0"/>
         <w:rPr>
           <w:rFonts w:ascii="Consolas" w:hAnsi="Consolas"/>
           <w:color w:val="000000" w:themeColor="text1"/>
           <w:sz w:val="16"/>
           <w:szCs w:val="16"/>
         </w:rPr>
-        <w:t>();</w:t>
-      </w:r>
-    </w:p>
-    <w:p>
-      <w:pPr>
-        <w:spacing w:after="0"/>
+      </w:pPr>
+      <w:r>
         <w:rPr>
           <w:rFonts w:ascii="Consolas" w:hAnsi="Consolas"/>
           <w:color w:val="000000" w:themeColor="text1"/>
           <w:sz w:val="16"/>
           <w:szCs w:val="16"/>
         </w:rPr>
-      </w:pPr>
-      <w:r>
-        <w:rPr>
-          <w:rFonts w:ascii="Consolas" w:hAnsi="Consolas"/>
-          <w:color w:val="000000" w:themeColor="text1"/>
-          <w:sz w:val="16"/>
-          <w:szCs w:val="16"/>
-        </w:rPr>
-        <w:t>}</w:t>
-      </w:r>
-    </w:p>
-    <w:p>
-      <w:pPr>
-        <w:spacing w:after="0"/>
-        <w:rPr>
-          <w:rFonts w:ascii="Consolas" w:hAnsi="Consolas"/>
-          <w:color w:val="000000" w:themeColor="text1"/>
-          <w:sz w:val="16"/>
-          <w:szCs w:val="16"/>
-        </w:rPr>
-      </w:pPr>
-      <w:r>
-        <w:rPr>
-          <w:rFonts w:ascii="Consolas" w:hAnsi="Consolas"/>
-          <w:color w:val="000000" w:themeColor="text1"/>
-          <w:sz w:val="16"/>
-          <w:szCs w:val="16"/>
-        </w:rPr>
-        <w:t xml:space="preserve"> public static void method</w:t>
-      </w:r>
-      <w:r>
-        <w:rPr>
-          <w:rFonts w:ascii="Consolas" w:hAnsi="Consolas"/>
-          <w:color w:val="000000" w:themeColor="text1"/>
-          <w:sz w:val="16"/>
-          <w:szCs w:val="16"/>
-        </w:rPr>
-        <w:t>1</w:t>
-      </w:r>
-      <w:r>
-        <w:rPr>
-          <w:rFonts w:ascii="Consolas" w:hAnsi="Consolas"/>
-          <w:color w:val="000000" w:themeColor="text1"/>
-          <w:sz w:val="16"/>
-          <w:szCs w:val="16"/>
-        </w:rPr>
-        <w:t xml:space="preserve">() </w:t>
+        <w:t xml:space="preserve"> public static void method1() </w:t>
       </w:r>
       <w:r>
         <w:rPr>
@@ -1630,25 +1553,7 @@
           <w:sz w:val="16"/>
           <w:szCs w:val="16"/>
         </w:rPr>
-        <w:t xml:space="preserve"> ne</w:t>
-      </w:r>
-      <w:r>
-        <w:rPr>
-          <w:rFonts w:ascii="Consolas" w:hAnsi="Consolas"/>
-          <w:color w:val="000000" w:themeColor="text1"/>
-          <w:sz w:val="16"/>
-          <w:szCs w:val="16"/>
-        </w:rPr>
-        <w:t>w</w:t>
-      </w:r>
-      <w:r>
-        <w:rPr>
-          <w:rFonts w:ascii="Consolas" w:hAnsi="Consolas"/>
-          <w:color w:val="000000" w:themeColor="text1"/>
-          <w:sz w:val="16"/>
-          <w:szCs w:val="16"/>
-        </w:rPr>
-        <w:t xml:space="preserve"> </w:t>
+        <w:t xml:space="preserve"> new </w:t>
       </w:r>
       <w:proofErr w:type="spellStart"/>
       <w:proofErr w:type="gramStart"/>
@@ -1679,66 +1584,67 @@
           <w:sz w:val="16"/>
           <w:szCs w:val="16"/>
         </w:rPr>
-        <w:t>)</w:t>
-      </w:r>
-      <w:r>
+        <w:t>);</w:t>
+      </w:r>
+    </w:p>
+    <w:p>
+      <w:pPr>
+        <w:spacing w:after="0"/>
         <w:rPr>
           <w:rFonts w:ascii="Consolas" w:hAnsi="Consolas"/>
           <w:color w:val="000000" w:themeColor="text1"/>
           <w:sz w:val="16"/>
           <w:szCs w:val="16"/>
         </w:rPr>
-        <w:t>;</w:t>
-      </w:r>
-    </w:p>
-    <w:p>
-      <w:pPr>
-        <w:spacing w:after="0"/>
+      </w:pPr>
+      <w:r>
         <w:rPr>
           <w:rFonts w:ascii="Consolas" w:hAnsi="Consolas"/>
           <w:color w:val="000000" w:themeColor="text1"/>
           <w:sz w:val="16"/>
           <w:szCs w:val="16"/>
         </w:rPr>
-      </w:pPr>
-      <w:r>
+        <w:t>}</w:t>
+      </w:r>
+    </w:p>
+    <w:p>
+      <w:pPr>
+        <w:spacing w:after="0"/>
+        <w:rPr>
+          <w:b/>
+          <w:bCs/>
+          <w:color w:val="000000" w:themeColor="text1"/>
+        </w:rPr>
+      </w:pPr>
+      <w:r>
+        <w:rPr>
+          <w:b/>
+          <w:bCs/>
+          <w:color w:val="000000" w:themeColor="text1"/>
+        </w:rPr>
+        <w:t>2. try catch finally (normal node)</w:t>
+      </w:r>
+    </w:p>
+    <w:p>
+      <w:pPr>
+        <w:spacing w:after="0"/>
         <w:rPr>
           <w:rFonts w:ascii="Consolas" w:hAnsi="Consolas"/>
           <w:color w:val="000000" w:themeColor="text1"/>
           <w:sz w:val="16"/>
           <w:szCs w:val="16"/>
         </w:rPr>
-        <w:t>}</w:t>
-      </w:r>
-    </w:p>
-    <w:p>
-      <w:pPr>
-        <w:spacing w:after="0"/>
-        <w:rPr>
-          <w:b/>
-          <w:bCs/>
-          <w:color w:val="000000" w:themeColor="text1"/>
-        </w:rPr>
-      </w:pPr>
-      <w:r>
-        <w:rPr>
-          <w:b/>
-          <w:bCs/>
-          <w:color w:val="000000" w:themeColor="text1"/>
-        </w:rPr>
-        <w:t>2. try catch finally (normal node)</w:t>
-      </w:r>
-    </w:p>
-    <w:p>
-      <w:pPr>
-        <w:spacing w:after="0"/>
+      </w:pPr>
+      <w:r>
         <w:rPr>
           <w:rFonts w:ascii="Consolas" w:hAnsi="Consolas"/>
           <w:color w:val="000000" w:themeColor="text1"/>
           <w:sz w:val="16"/>
           <w:szCs w:val="16"/>
         </w:rPr>
-      </w:pPr>
+        <w:t xml:space="preserve">public static void </w:t>
+      </w:r>
+      <w:proofErr w:type="gramStart"/>
       <w:r>
         <w:rPr>
           <w:rFonts w:ascii="Consolas" w:hAnsi="Consolas"/>
@@ -1746,9 +1652,9 @@
           <w:sz w:val="16"/>
           <w:szCs w:val="16"/>
         </w:rPr>
-        <w:t xml:space="preserve">public static void </w:t>
-      </w:r>
-      <w:proofErr w:type="gramStart"/>
+        <w:t>main(</w:t>
+      </w:r>
+      <w:proofErr w:type="gramEnd"/>
       <w:r>
         <w:rPr>
           <w:rFonts w:ascii="Consolas" w:hAnsi="Consolas"/>
@@ -1756,18 +1662,19 @@
           <w:sz w:val="16"/>
           <w:szCs w:val="16"/>
         </w:rPr>
-        <w:t>main</w:t>
-      </w:r>
-      <w:r>
+        <w:t>) {</w:t>
+      </w:r>
+    </w:p>
+    <w:p>
+      <w:pPr>
+        <w:spacing w:after="0"/>
         <w:rPr>
           <w:rFonts w:ascii="Consolas" w:hAnsi="Consolas"/>
           <w:color w:val="000000" w:themeColor="text1"/>
           <w:sz w:val="16"/>
           <w:szCs w:val="16"/>
         </w:rPr>
-        <w:t>(</w:t>
-      </w:r>
-      <w:proofErr w:type="gramEnd"/>
+      </w:pPr>
       <w:r>
         <w:rPr>
           <w:rFonts w:ascii="Consolas" w:hAnsi="Consolas"/>
@@ -1775,7 +1682,7 @@
           <w:sz w:val="16"/>
           <w:szCs w:val="16"/>
         </w:rPr>
-        <w:t xml:space="preserve">) </w:t>
+        <w:t xml:space="preserve"> </w:t>
       </w:r>
       <w:r>
         <w:rPr>
@@ -1784,7 +1691,7 @@
           <w:sz w:val="16"/>
           <w:szCs w:val="16"/>
         </w:rPr>
-        <w:t>{</w:t>
+        <w:t>try {</w:t>
       </w:r>
     </w:p>
     <w:p>
@@ -1804,7 +1711,7 @@
           <w:sz w:val="16"/>
           <w:szCs w:val="16"/>
         </w:rPr>
-        <w:t xml:space="preserve"> </w:t>
+        <w:t xml:space="preserve">    </w:t>
       </w:r>
       <w:r>
         <w:rPr>
@@ -1813,7 +1720,7 @@
           <w:sz w:val="16"/>
           <w:szCs w:val="16"/>
         </w:rPr>
-        <w:t>try {</w:t>
+        <w:t>method1();</w:t>
       </w:r>
     </w:p>
     <w:p>
@@ -1833,7 +1740,7 @@
           <w:sz w:val="16"/>
           <w:szCs w:val="16"/>
         </w:rPr>
-        <w:t xml:space="preserve">    </w:t>
+        <w:t xml:space="preserve">   </w:t>
       </w:r>
       <w:r>
         <w:rPr>
@@ -1842,45 +1749,7 @@
           <w:sz w:val="16"/>
           <w:szCs w:val="16"/>
         </w:rPr>
-        <w:t>method1();</w:t>
-      </w:r>
-    </w:p>
-    <w:p>
-      <w:pPr>
-        <w:spacing w:after="0"/>
-        <w:rPr>
-          <w:rFonts w:ascii="Consolas" w:hAnsi="Consolas"/>
-          <w:color w:val="000000" w:themeColor="text1"/>
-          <w:sz w:val="16"/>
-          <w:szCs w:val="16"/>
-        </w:rPr>
-      </w:pPr>
-      <w:r>
-        <w:rPr>
-          <w:rFonts w:ascii="Consolas" w:hAnsi="Consolas"/>
-          <w:color w:val="000000" w:themeColor="text1"/>
-          <w:sz w:val="16"/>
-          <w:szCs w:val="16"/>
-        </w:rPr>
-        <w:t xml:space="preserve">   </w:t>
-      </w:r>
-      <w:r>
-        <w:rPr>
-          <w:rFonts w:ascii="Consolas" w:hAnsi="Consolas"/>
-          <w:color w:val="000000" w:themeColor="text1"/>
-          <w:sz w:val="16"/>
-          <w:szCs w:val="16"/>
-        </w:rPr>
-        <w:t xml:space="preserve">} </w:t>
-      </w:r>
-      <w:r>
-        <w:rPr>
-          <w:rFonts w:ascii="Consolas" w:hAnsi="Consolas"/>
-          <w:color w:val="000000" w:themeColor="text1"/>
-          <w:sz w:val="16"/>
-          <w:szCs w:val="16"/>
-        </w:rPr>
-        <w:t>catch (</w:t>
+        <w:t>} catch (</w:t>
       </w:r>
       <w:proofErr w:type="spellStart"/>
       <w:r>
@@ -1951,28 +1820,28 @@
           <w:sz w:val="16"/>
           <w:szCs w:val="16"/>
         </w:rPr>
-        <w:t>//</w:t>
-      </w:r>
-      <w:r>
+        <w:t>// 'handle it</w:t>
+      </w:r>
+    </w:p>
+    <w:p>
+      <w:pPr>
+        <w:spacing w:after="0"/>
         <w:rPr>
           <w:rFonts w:ascii="Consolas" w:hAnsi="Consolas"/>
           <w:color w:val="000000" w:themeColor="text1"/>
           <w:sz w:val="16"/>
           <w:szCs w:val="16"/>
         </w:rPr>
-        <w:t xml:space="preserve"> 'handle it</w:t>
-      </w:r>
-    </w:p>
-    <w:p>
-      <w:pPr>
-        <w:spacing w:after="0"/>
+      </w:pPr>
+      <w:r>
         <w:rPr>
           <w:rFonts w:ascii="Consolas" w:hAnsi="Consolas"/>
           <w:color w:val="000000" w:themeColor="text1"/>
           <w:sz w:val="16"/>
           <w:szCs w:val="16"/>
         </w:rPr>
-      </w:pPr>
+        <w:t xml:space="preserve"> </w:t>
+      </w:r>
       <w:r>
         <w:rPr>
           <w:rFonts w:ascii="Consolas" w:hAnsi="Consolas"/>
@@ -1980,15 +1849,26 @@
           <w:sz w:val="16"/>
           <w:szCs w:val="16"/>
         </w:rPr>
-        <w:t xml:space="preserve"> </w:t>
-      </w:r>
-      <w:r>
+        <w:t>}</w:t>
+      </w:r>
+    </w:p>
+    <w:p>
+      <w:pPr>
+        <w:spacing w:after="0"/>
         <w:rPr>
           <w:rFonts w:ascii="Consolas" w:hAnsi="Consolas"/>
           <w:color w:val="000000" w:themeColor="text1"/>
           <w:sz w:val="16"/>
           <w:szCs w:val="16"/>
         </w:rPr>
+      </w:pPr>
+      <w:r>
+        <w:rPr>
+          <w:rFonts w:ascii="Consolas" w:hAnsi="Consolas"/>
+          <w:color w:val="000000" w:themeColor="text1"/>
+          <w:sz w:val="16"/>
+          <w:szCs w:val="16"/>
+        </w:rPr>
         <w:t>}</w:t>
       </w:r>
     </w:p>
@@ -2009,63 +1889,7 @@
           <w:sz w:val="16"/>
           <w:szCs w:val="16"/>
         </w:rPr>
-        <w:t>}</w:t>
-      </w:r>
-    </w:p>
-    <w:p>
-      <w:pPr>
-        <w:spacing w:after="0"/>
-        <w:rPr>
-          <w:rFonts w:ascii="Consolas" w:hAnsi="Consolas"/>
-          <w:color w:val="000000" w:themeColor="text1"/>
-          <w:sz w:val="16"/>
-          <w:szCs w:val="16"/>
-        </w:rPr>
-      </w:pPr>
-      <w:r>
-        <w:rPr>
-          <w:rFonts w:ascii="Consolas" w:hAnsi="Consolas"/>
-          <w:color w:val="000000" w:themeColor="text1"/>
-          <w:sz w:val="16"/>
-          <w:szCs w:val="16"/>
-        </w:rPr>
-        <w:t xml:space="preserve">public static void </w:t>
-      </w:r>
-      <w:r>
-        <w:rPr>
-          <w:rFonts w:ascii="Consolas" w:hAnsi="Consolas"/>
-          <w:color w:val="000000" w:themeColor="text1"/>
-          <w:sz w:val="16"/>
-          <w:szCs w:val="16"/>
-        </w:rPr>
-        <w:t>m</w:t>
-      </w:r>
-      <w:r>
-        <w:rPr>
-          <w:rFonts w:ascii="Consolas" w:hAnsi="Consolas"/>
-          <w:color w:val="000000" w:themeColor="text1"/>
-          <w:sz w:val="16"/>
-          <w:szCs w:val="16"/>
-        </w:rPr>
-        <w:t>ethod</w:t>
-      </w:r>
-      <w:r>
-        <w:rPr>
-          <w:rFonts w:ascii="Consolas" w:hAnsi="Consolas"/>
-          <w:color w:val="000000" w:themeColor="text1"/>
-          <w:sz w:val="16"/>
-          <w:szCs w:val="16"/>
-        </w:rPr>
-        <w:t>1</w:t>
-      </w:r>
-      <w:r>
-        <w:rPr>
-          <w:rFonts w:ascii="Consolas" w:hAnsi="Consolas"/>
-          <w:color w:val="000000" w:themeColor="text1"/>
-          <w:sz w:val="16"/>
-          <w:szCs w:val="16"/>
-        </w:rPr>
-        <w:t xml:space="preserve">() throws </w:t>
+        <w:t xml:space="preserve">public static void method1() throws </w:t>
       </w:r>
       <w:proofErr w:type="spellStart"/>
       <w:r>
@@ -2163,16 +1987,7 @@
           <w:sz w:val="16"/>
           <w:szCs w:val="16"/>
         </w:rPr>
-        <w:t>)</w:t>
-      </w:r>
-      <w:r>
-        <w:rPr>
-          <w:rFonts w:ascii="Consolas" w:hAnsi="Consolas"/>
-          <w:color w:val="000000" w:themeColor="text1"/>
-          <w:sz w:val="16"/>
-          <w:szCs w:val="16"/>
-        </w:rPr>
-        <w:t>;</w:t>
+        <w:t>);</w:t>
       </w:r>
     </w:p>
     <w:p>
@@ -2842,17 +2657,19 @@
           <w:sz w:val="16"/>
           <w:szCs w:val="16"/>
         </w:rPr>
-        <w:t xml:space="preserve">                </w:t>
-      </w:r>
-      <w:r>
+        <w:t xml:space="preserve">                super(message);</w:t>
+      </w:r>
+    </w:p>
+    <w:p>
+      <w:pPr>
+        <w:spacing w:after="0"/>
         <w:rPr>
           <w:rFonts w:ascii="Consolas" w:hAnsi="Consolas"/>
           <w:color w:val="000000" w:themeColor="text1"/>
           <w:sz w:val="16"/>
           <w:szCs w:val="16"/>
         </w:rPr>
-        <w:t>super(message)</w:t>
-      </w:r>
+      </w:pPr>
       <w:r>
         <w:rPr>
           <w:rFonts w:ascii="Consolas" w:hAnsi="Consolas"/>
@@ -2860,7 +2677,7 @@
           <w:sz w:val="16"/>
           <w:szCs w:val="16"/>
         </w:rPr>
-        <w:t>;</w:t>
+        <w:t xml:space="preserve">           }</w:t>
       </w:r>
     </w:p>
     <w:p>
@@ -2880,7 +2697,7 @@
           <w:sz w:val="16"/>
           <w:szCs w:val="16"/>
         </w:rPr>
-        <w:t xml:space="preserve">           }</w:t>
+        <w:t>}</w:t>
       </w:r>
     </w:p>
     <w:p>
@@ -2893,13 +2710,171 @@
           <w:szCs w:val="16"/>
         </w:rPr>
       </w:pPr>
-      <w:r>
+    </w:p>
+    <w:p>
+      <w:pPr>
+        <w:spacing w:after="0"/>
         <w:rPr>
           <w:rFonts w:ascii="Consolas" w:hAnsi="Consolas"/>
           <w:color w:val="000000" w:themeColor="text1"/>
           <w:sz w:val="16"/>
           <w:szCs w:val="16"/>
         </w:rPr>
+      </w:pPr>
+      <w:r>
+        <w:rPr>
+          <w:rFonts w:ascii="Consolas" w:hAnsi="Consolas"/>
+          <w:color w:val="000000" w:themeColor="text1"/>
+          <w:sz w:val="16"/>
+          <w:szCs w:val="16"/>
+        </w:rPr>
+        <w:t>public</w:t>
+      </w:r>
+      <w:r>
+        <w:rPr>
+          <w:rFonts w:ascii="Consolas" w:hAnsi="Consolas"/>
+          <w:color w:val="000000" w:themeColor="text1"/>
+          <w:sz w:val="16"/>
+          <w:szCs w:val="16"/>
+        </w:rPr>
+        <w:t xml:space="preserve"> </w:t>
+      </w:r>
+      <w:r>
+        <w:rPr>
+          <w:rFonts w:ascii="Consolas" w:hAnsi="Consolas"/>
+          <w:color w:val="000000" w:themeColor="text1"/>
+          <w:sz w:val="16"/>
+          <w:szCs w:val="16"/>
+        </w:rPr>
+        <w:t xml:space="preserve">class </w:t>
+      </w:r>
+      <w:proofErr w:type="gramStart"/>
+      <w:r>
+        <w:rPr>
+          <w:rFonts w:ascii="Consolas" w:hAnsi="Consolas"/>
+          <w:color w:val="000000" w:themeColor="text1"/>
+          <w:sz w:val="16"/>
+          <w:szCs w:val="16"/>
+        </w:rPr>
+        <w:t>Main{</w:t>
+      </w:r>
+      <w:proofErr w:type="gramEnd"/>
+    </w:p>
+    <w:p>
+      <w:pPr>
+        <w:spacing w:after="0"/>
+        <w:rPr>
+          <w:rFonts w:ascii="Consolas" w:hAnsi="Consolas"/>
+          <w:color w:val="000000" w:themeColor="text1"/>
+          <w:sz w:val="16"/>
+          <w:szCs w:val="16"/>
+        </w:rPr>
+      </w:pPr>
+    </w:p>
+    <w:p>
+      <w:pPr>
+        <w:spacing w:after="0"/>
+        <w:rPr>
+          <w:rFonts w:ascii="Consolas" w:hAnsi="Consolas"/>
+          <w:color w:val="000000" w:themeColor="text1"/>
+          <w:sz w:val="16"/>
+          <w:szCs w:val="16"/>
+        </w:rPr>
+      </w:pPr>
+      <w:r>
+        <w:rPr>
+          <w:rFonts w:ascii="Consolas" w:hAnsi="Consolas"/>
+          <w:color w:val="000000" w:themeColor="text1"/>
+          <w:sz w:val="16"/>
+          <w:szCs w:val="16"/>
+        </w:rPr>
+        <w:t xml:space="preserve">       </w:t>
+      </w:r>
+      <w:r>
+        <w:rPr>
+          <w:rFonts w:ascii="Consolas" w:hAnsi="Consolas"/>
+          <w:color w:val="000000" w:themeColor="text1"/>
+          <w:sz w:val="16"/>
+          <w:szCs w:val="16"/>
+        </w:rPr>
+        <w:t xml:space="preserve">public static void </w:t>
+      </w:r>
+      <w:proofErr w:type="gramStart"/>
+      <w:r>
+        <w:rPr>
+          <w:rFonts w:ascii="Consolas" w:hAnsi="Consolas"/>
+          <w:color w:val="000000" w:themeColor="text1"/>
+          <w:sz w:val="16"/>
+          <w:szCs w:val="16"/>
+        </w:rPr>
+        <w:t>main(</w:t>
+      </w:r>
+      <w:proofErr w:type="gramEnd"/>
+      <w:r>
+        <w:rPr>
+          <w:rFonts w:ascii="Consolas" w:hAnsi="Consolas"/>
+          <w:color w:val="000000" w:themeColor="text1"/>
+          <w:sz w:val="16"/>
+          <w:szCs w:val="16"/>
+        </w:rPr>
+        <w:t>) {</w:t>
+      </w:r>
+    </w:p>
+    <w:p>
+      <w:pPr>
+        <w:spacing w:after="0"/>
+        <w:rPr>
+          <w:rFonts w:ascii="Consolas" w:hAnsi="Consolas"/>
+          <w:color w:val="000000" w:themeColor="text1"/>
+          <w:sz w:val="16"/>
+          <w:szCs w:val="16"/>
+        </w:rPr>
+      </w:pPr>
+      <w:r>
+        <w:rPr>
+          <w:rFonts w:ascii="Consolas" w:hAnsi="Consolas"/>
+          <w:color w:val="000000" w:themeColor="text1"/>
+          <w:sz w:val="16"/>
+          <w:szCs w:val="16"/>
+        </w:rPr>
+        <w:t xml:space="preserve">            </w:t>
+      </w:r>
+      <w:r>
+        <w:rPr>
+          <w:rFonts w:ascii="Consolas" w:hAnsi="Consolas"/>
+          <w:color w:val="000000" w:themeColor="text1"/>
+          <w:sz w:val="16"/>
+          <w:szCs w:val="16"/>
+        </w:rPr>
+        <w:t>method1();</w:t>
+      </w:r>
+    </w:p>
+    <w:p>
+      <w:pPr>
+        <w:spacing w:after="0"/>
+        <w:rPr>
+          <w:rFonts w:ascii="Consolas" w:hAnsi="Consolas"/>
+          <w:color w:val="000000" w:themeColor="text1"/>
+          <w:sz w:val="16"/>
+          <w:szCs w:val="16"/>
+        </w:rPr>
+      </w:pPr>
+      <w:r>
+        <w:rPr>
+          <w:rFonts w:ascii="Consolas" w:hAnsi="Consolas"/>
+          <w:color w:val="000000" w:themeColor="text1"/>
+          <w:sz w:val="16"/>
+          <w:szCs w:val="16"/>
+        </w:rPr>
+        <w:t xml:space="preserve">       </w:t>
+      </w:r>
+      <w:r>
+        <w:rPr>
+          <w:rFonts w:ascii="Consolas" w:hAnsi="Consolas"/>
+          <w:color w:val="000000" w:themeColor="text1"/>
+          <w:sz w:val="16"/>
+          <w:szCs w:val="16"/>
+        </w:rPr>
         <w:t>}</w:t>
       </w:r>
     </w:p>
@@ -2931,7 +2906,7 @@
           <w:sz w:val="16"/>
           <w:szCs w:val="16"/>
         </w:rPr>
-        <w:t>public</w:t>
+        <w:t xml:space="preserve">  </w:t>
       </w:r>
       <w:r>
         <w:rPr>
@@ -2940,8 +2915,9 @@
           <w:sz w:val="16"/>
           <w:szCs w:val="16"/>
         </w:rPr>
-        <w:t xml:space="preserve"> </w:t>
-      </w:r>
+        <w:t xml:space="preserve">public static void method1() throws </w:t>
+      </w:r>
+      <w:proofErr w:type="spellStart"/>
       <w:r>
         <w:rPr>
           <w:rFonts w:ascii="Consolas" w:hAnsi="Consolas"/>
@@ -2949,9 +2925,9 @@
           <w:sz w:val="16"/>
           <w:szCs w:val="16"/>
         </w:rPr>
-        <w:t xml:space="preserve">class </w:t>
-      </w:r>
-      <w:proofErr w:type="gramStart"/>
+        <w:t>MyCustomException</w:t>
+      </w:r>
+      <w:proofErr w:type="spellEnd"/>
       <w:r>
         <w:rPr>
           <w:rFonts w:ascii="Consolas" w:hAnsi="Consolas"/>
@@ -2959,9 +2935,8 @@
           <w:sz w:val="16"/>
           <w:szCs w:val="16"/>
         </w:rPr>
-        <w:t>Main{</w:t>
-      </w:r>
-      <w:proofErr w:type="gramEnd"/>
+        <w:t xml:space="preserve"> { </w:t>
+      </w:r>
     </w:p>
     <w:p>
       <w:pPr>
@@ -2973,26 +2948,26 @@
           <w:szCs w:val="16"/>
         </w:rPr>
       </w:pPr>
-    </w:p>
-    <w:p>
-      <w:pPr>
-        <w:spacing w:after="0"/>
+      <w:r>
         <w:rPr>
           <w:rFonts w:ascii="Consolas" w:hAnsi="Consolas"/>
           <w:color w:val="000000" w:themeColor="text1"/>
           <w:sz w:val="16"/>
           <w:szCs w:val="16"/>
         </w:rPr>
-      </w:pPr>
-      <w:r>
+        <w:t xml:space="preserve">       try {</w:t>
+      </w:r>
+    </w:p>
+    <w:p>
+      <w:pPr>
+        <w:spacing w:after="0"/>
         <w:rPr>
           <w:rFonts w:ascii="Consolas" w:hAnsi="Consolas"/>
           <w:color w:val="000000" w:themeColor="text1"/>
           <w:sz w:val="16"/>
           <w:szCs w:val="16"/>
         </w:rPr>
-        <w:t xml:space="preserve">       </w:t>
-      </w:r>
+      </w:pPr>
       <w:r>
         <w:rPr>
           <w:rFonts w:ascii="Consolas" w:hAnsi="Consolas"/>
@@ -3000,9 +2975,9 @@
           <w:sz w:val="16"/>
           <w:szCs w:val="16"/>
         </w:rPr>
-        <w:t xml:space="preserve">public static void </w:t>
-      </w:r>
-      <w:proofErr w:type="gramStart"/>
+        <w:t xml:space="preserve">           throw new </w:t>
+      </w:r>
+      <w:proofErr w:type="spellStart"/>
       <w:r>
         <w:rPr>
           <w:rFonts w:ascii="Consolas" w:hAnsi="Consolas"/>
@@ -3010,9 +2985,9 @@
           <w:sz w:val="16"/>
           <w:szCs w:val="16"/>
         </w:rPr>
-        <w:t>main(</w:t>
-      </w:r>
-      <w:proofErr w:type="gramEnd"/>
+        <w:t>MyCustomException</w:t>
+      </w:r>
+      <w:proofErr w:type="spellEnd"/>
       <w:r>
         <w:rPr>
           <w:rFonts w:ascii="Consolas" w:hAnsi="Consolas"/>
@@ -3020,7 +2995,7 @@
           <w:sz w:val="16"/>
           <w:szCs w:val="16"/>
         </w:rPr>
-        <w:t>) {</w:t>
+        <w:t xml:space="preserve"> ();</w:t>
       </w:r>
     </w:p>
     <w:p>
@@ -3040,230 +3015,7 @@
           <w:sz w:val="16"/>
           <w:szCs w:val="16"/>
         </w:rPr>
-        <w:t xml:space="preserve">            </w:t>
-      </w:r>
-      <w:r>
-        <w:rPr>
-          <w:rFonts w:ascii="Consolas" w:hAnsi="Consolas"/>
-          <w:color w:val="000000" w:themeColor="text1"/>
-          <w:sz w:val="16"/>
-          <w:szCs w:val="16"/>
-        </w:rPr>
-        <w:t>method1();</w:t>
-      </w:r>
-    </w:p>
-    <w:p>
-      <w:pPr>
-        <w:spacing w:after="0"/>
-        <w:rPr>
-          <w:rFonts w:ascii="Consolas" w:hAnsi="Consolas"/>
-          <w:color w:val="000000" w:themeColor="text1"/>
-          <w:sz w:val="16"/>
-          <w:szCs w:val="16"/>
-        </w:rPr>
-      </w:pPr>
-      <w:r>
-        <w:rPr>
-          <w:rFonts w:ascii="Consolas" w:hAnsi="Consolas"/>
-          <w:color w:val="000000" w:themeColor="text1"/>
-          <w:sz w:val="16"/>
-          <w:szCs w:val="16"/>
-        </w:rPr>
-        <w:t xml:space="preserve">       </w:t>
-      </w:r>
-      <w:r>
-        <w:rPr>
-          <w:rFonts w:ascii="Consolas" w:hAnsi="Consolas"/>
-          <w:color w:val="000000" w:themeColor="text1"/>
-          <w:sz w:val="16"/>
-          <w:szCs w:val="16"/>
-        </w:rPr>
-        <w:t>}</w:t>
-      </w:r>
-    </w:p>
-    <w:p>
-      <w:pPr>
-        <w:spacing w:after="0"/>
-        <w:rPr>
-          <w:rFonts w:ascii="Consolas" w:hAnsi="Consolas"/>
-          <w:color w:val="000000" w:themeColor="text1"/>
-          <w:sz w:val="16"/>
-          <w:szCs w:val="16"/>
-        </w:rPr>
-      </w:pPr>
-    </w:p>
-    <w:p>
-      <w:pPr>
-        <w:spacing w:after="0"/>
-        <w:rPr>
-          <w:rFonts w:ascii="Consolas" w:hAnsi="Consolas"/>
-          <w:color w:val="000000" w:themeColor="text1"/>
-          <w:sz w:val="16"/>
-          <w:szCs w:val="16"/>
-        </w:rPr>
-      </w:pPr>
-      <w:r>
-        <w:rPr>
-          <w:rFonts w:ascii="Consolas" w:hAnsi="Consolas"/>
-          <w:color w:val="000000" w:themeColor="text1"/>
-          <w:sz w:val="16"/>
-          <w:szCs w:val="16"/>
-        </w:rPr>
-        <w:t xml:space="preserve">  </w:t>
-      </w:r>
-      <w:r>
-        <w:rPr>
-          <w:rFonts w:ascii="Consolas" w:hAnsi="Consolas"/>
-          <w:color w:val="000000" w:themeColor="text1"/>
-          <w:sz w:val="16"/>
-          <w:szCs w:val="16"/>
-        </w:rPr>
-        <w:t xml:space="preserve">public static void method1() throws </w:t>
-      </w:r>
-      <w:proofErr w:type="spellStart"/>
-      <w:r>
-        <w:rPr>
-          <w:rFonts w:ascii="Consolas" w:hAnsi="Consolas"/>
-          <w:color w:val="000000" w:themeColor="text1"/>
-          <w:sz w:val="16"/>
-          <w:szCs w:val="16"/>
-        </w:rPr>
-        <w:t>MyCustomException</w:t>
-      </w:r>
-      <w:proofErr w:type="spellEnd"/>
-      <w:r>
-        <w:rPr>
-          <w:rFonts w:ascii="Consolas" w:hAnsi="Consolas"/>
-          <w:color w:val="000000" w:themeColor="text1"/>
-          <w:sz w:val="16"/>
-          <w:szCs w:val="16"/>
-        </w:rPr>
-        <w:t xml:space="preserve"> { </w:t>
-      </w:r>
-    </w:p>
-    <w:p>
-      <w:pPr>
-        <w:spacing w:after="0"/>
-        <w:rPr>
-          <w:rFonts w:ascii="Consolas" w:hAnsi="Consolas"/>
-          <w:color w:val="000000" w:themeColor="text1"/>
-          <w:sz w:val="16"/>
-          <w:szCs w:val="16"/>
-        </w:rPr>
-      </w:pPr>
-      <w:r>
-        <w:rPr>
-          <w:rFonts w:ascii="Consolas" w:hAnsi="Consolas"/>
-          <w:color w:val="000000" w:themeColor="text1"/>
-          <w:sz w:val="16"/>
-          <w:szCs w:val="16"/>
-        </w:rPr>
-        <w:t xml:space="preserve">       </w:t>
-      </w:r>
-      <w:r>
-        <w:rPr>
-          <w:rFonts w:ascii="Consolas" w:hAnsi="Consolas"/>
-          <w:color w:val="000000" w:themeColor="text1"/>
-          <w:sz w:val="16"/>
-          <w:szCs w:val="16"/>
-        </w:rPr>
-        <w:t>try {</w:t>
-      </w:r>
-    </w:p>
-    <w:p>
-      <w:pPr>
-        <w:spacing w:after="0"/>
-        <w:rPr>
-          <w:rFonts w:ascii="Consolas" w:hAnsi="Consolas"/>
-          <w:color w:val="000000" w:themeColor="text1"/>
-          <w:sz w:val="16"/>
-          <w:szCs w:val="16"/>
-        </w:rPr>
-      </w:pPr>
-      <w:r>
-        <w:rPr>
-          <w:rFonts w:ascii="Consolas" w:hAnsi="Consolas"/>
-          <w:color w:val="000000" w:themeColor="text1"/>
-          <w:sz w:val="16"/>
-          <w:szCs w:val="16"/>
-        </w:rPr>
-        <w:t xml:space="preserve">    </w:t>
-      </w:r>
-      <w:r>
-        <w:rPr>
-          <w:rFonts w:ascii="Consolas" w:hAnsi="Consolas"/>
-          <w:color w:val="000000" w:themeColor="text1"/>
-          <w:sz w:val="16"/>
-          <w:szCs w:val="16"/>
-        </w:rPr>
-        <w:t xml:space="preserve">       </w:t>
-      </w:r>
-      <w:r>
-        <w:rPr>
-          <w:rFonts w:ascii="Consolas" w:hAnsi="Consolas"/>
-          <w:color w:val="000000" w:themeColor="text1"/>
-          <w:sz w:val="16"/>
-          <w:szCs w:val="16"/>
-        </w:rPr>
-        <w:t xml:space="preserve">throw new </w:t>
-      </w:r>
-      <w:proofErr w:type="spellStart"/>
-      <w:r>
-        <w:rPr>
-          <w:rFonts w:ascii="Consolas" w:hAnsi="Consolas"/>
-          <w:color w:val="000000" w:themeColor="text1"/>
-          <w:sz w:val="16"/>
-          <w:szCs w:val="16"/>
-        </w:rPr>
-        <w:t>MyCustomException</w:t>
-      </w:r>
-      <w:proofErr w:type="spellEnd"/>
-      <w:r>
-        <w:rPr>
-          <w:rFonts w:ascii="Consolas" w:hAnsi="Consolas"/>
-          <w:color w:val="000000" w:themeColor="text1"/>
-          <w:sz w:val="16"/>
-          <w:szCs w:val="16"/>
-        </w:rPr>
-        <w:t xml:space="preserve"> ();</w:t>
-      </w:r>
-    </w:p>
-    <w:p>
-      <w:pPr>
-        <w:spacing w:after="0"/>
-        <w:rPr>
-          <w:rFonts w:ascii="Consolas" w:hAnsi="Consolas"/>
-          <w:color w:val="000000" w:themeColor="text1"/>
-          <w:sz w:val="16"/>
-          <w:szCs w:val="16"/>
-        </w:rPr>
-      </w:pPr>
-      <w:r>
-        <w:rPr>
-          <w:rFonts w:ascii="Consolas" w:hAnsi="Consolas"/>
-          <w:color w:val="000000" w:themeColor="text1"/>
-          <w:sz w:val="16"/>
-          <w:szCs w:val="16"/>
-        </w:rPr>
-        <w:t xml:space="preserve">   </w:t>
-      </w:r>
-      <w:r>
-        <w:rPr>
-          <w:rFonts w:ascii="Consolas" w:hAnsi="Consolas"/>
-          <w:color w:val="000000" w:themeColor="text1"/>
-          <w:sz w:val="16"/>
-          <w:szCs w:val="16"/>
-        </w:rPr>
-        <w:t xml:space="preserve">    </w:t>
-      </w:r>
-      <w:r>
-        <w:rPr>
-          <w:rFonts w:ascii="Consolas" w:hAnsi="Consolas"/>
-          <w:color w:val="000000" w:themeColor="text1"/>
-          <w:sz w:val="16"/>
-          <w:szCs w:val="16"/>
-        </w:rPr>
-        <w:t>} catch (</w:t>
+        <w:t xml:space="preserve">       } catch (</w:t>
       </w:r>
       <w:proofErr w:type="spellStart"/>
       <w:proofErr w:type="gramStart"/>
@@ -3284,302 +3036,414 @@
           <w:sz w:val="16"/>
           <w:szCs w:val="16"/>
         </w:rPr>
+        <w:t xml:space="preserve">  </w:t>
+      </w:r>
+      <w:proofErr w:type="spellStart"/>
+      <w:r>
+        <w:rPr>
+          <w:rFonts w:ascii="Consolas" w:hAnsi="Consolas"/>
+          <w:color w:val="000000" w:themeColor="text1"/>
+          <w:sz w:val="16"/>
+          <w:szCs w:val="16"/>
+        </w:rPr>
+        <w:t>expObj</w:t>
+      </w:r>
+      <w:proofErr w:type="spellEnd"/>
+      <w:r>
+        <w:rPr>
+          <w:rFonts w:ascii="Consolas" w:hAnsi="Consolas"/>
+          <w:color w:val="000000" w:themeColor="text1"/>
+          <w:sz w:val="16"/>
+          <w:szCs w:val="16"/>
+        </w:rPr>
+        <w:t>){</w:t>
+      </w:r>
+      <w:proofErr w:type="gramEnd"/>
+    </w:p>
+    <w:p>
+      <w:pPr>
+        <w:spacing w:after="0"/>
+        <w:rPr>
+          <w:rFonts w:ascii="Consolas" w:hAnsi="Consolas"/>
+          <w:color w:val="000000" w:themeColor="text1"/>
+          <w:sz w:val="16"/>
+          <w:szCs w:val="16"/>
+        </w:rPr>
+      </w:pPr>
+      <w:r>
+        <w:rPr>
+          <w:rFonts w:ascii="Consolas" w:hAnsi="Consolas"/>
+          <w:color w:val="000000" w:themeColor="text1"/>
+          <w:sz w:val="16"/>
+          <w:szCs w:val="16"/>
+        </w:rPr>
+        <w:t xml:space="preserve">        // 'handle it</w:t>
+      </w:r>
+    </w:p>
+    <w:p>
+      <w:pPr>
+        <w:spacing w:after="0"/>
+        <w:rPr>
+          <w:rFonts w:ascii="Consolas" w:hAnsi="Consolas"/>
+          <w:color w:val="000000" w:themeColor="text1"/>
+          <w:sz w:val="16"/>
+          <w:szCs w:val="16"/>
+        </w:rPr>
+      </w:pPr>
+      <w:r>
+        <w:rPr>
+          <w:rFonts w:ascii="Consolas" w:hAnsi="Consolas"/>
+          <w:color w:val="000000" w:themeColor="text1"/>
+          <w:sz w:val="16"/>
+          <w:szCs w:val="16"/>
+        </w:rPr>
+        <w:t xml:space="preserve">       }</w:t>
+      </w:r>
+    </w:p>
+    <w:p>
+      <w:pPr>
+        <w:spacing w:after="0"/>
+        <w:rPr>
+          <w:rFonts w:ascii="Consolas" w:hAnsi="Consolas"/>
+          <w:color w:val="000000" w:themeColor="text1"/>
+          <w:sz w:val="16"/>
+          <w:szCs w:val="16"/>
+        </w:rPr>
+      </w:pPr>
+      <w:r>
+        <w:rPr>
+          <w:rFonts w:ascii="Consolas" w:hAnsi="Consolas"/>
+          <w:color w:val="000000" w:themeColor="text1"/>
+          <w:sz w:val="16"/>
+          <w:szCs w:val="16"/>
+        </w:rPr>
+        <w:t xml:space="preserve"> }</w:t>
+      </w:r>
+    </w:p>
+    <w:p>
+      <w:pPr>
+        <w:spacing w:after="0"/>
+        <w:rPr>
+          <w:rFonts w:ascii="Consolas" w:hAnsi="Consolas"/>
+          <w:color w:val="000000" w:themeColor="text1"/>
+          <w:sz w:val="16"/>
+          <w:szCs w:val="16"/>
+        </w:rPr>
+      </w:pPr>
+      <w:r>
+        <w:rPr>
+          <w:rFonts w:ascii="Consolas" w:hAnsi="Consolas"/>
+          <w:color w:val="000000" w:themeColor="text1"/>
+          <w:sz w:val="16"/>
+          <w:szCs w:val="16"/>
+        </w:rPr>
+        <w:t>}</w:t>
+      </w:r>
+    </w:p>
+    <w:p>
+      <w:pPr>
+        <w:spacing w:after="0"/>
+        <w:rPr>
+          <w:rFonts w:ascii="Consolas" w:hAnsi="Consolas"/>
+          <w:color w:val="000000" w:themeColor="text1"/>
+          <w:sz w:val="16"/>
+          <w:szCs w:val="16"/>
+        </w:rPr>
+      </w:pPr>
+    </w:p>
+    <w:p>
+      <w:pPr>
+        <w:spacing w:after="0"/>
+        <w:rPr>
+          <w:color w:val="000000" w:themeColor="text1"/>
+          <w:sz w:val="18"/>
+          <w:szCs w:val="18"/>
+        </w:rPr>
+      </w:pPr>
+      <w:r>
+        <w:rPr>
+          <w:b/>
+          <w:bCs/>
+          <w:color w:val="000000" w:themeColor="text1"/>
+          <w:sz w:val="18"/>
+          <w:szCs w:val="18"/>
+        </w:rPr>
+        <w:t>Generics = type-safe parameterization</w:t>
+      </w:r>
+    </w:p>
+    <w:p>
+      <w:pPr>
+        <w:spacing w:after="0"/>
+        <w:rPr>
+          <w:color w:val="000000" w:themeColor="text1"/>
+          <w:sz w:val="18"/>
+          <w:szCs w:val="18"/>
+        </w:rPr>
+      </w:pPr>
+      <w:r>
+        <w:rPr>
+          <w:b/>
+          <w:bCs/>
+          <w:color w:val="000000" w:themeColor="text1"/>
+          <w:sz w:val="18"/>
+          <w:szCs w:val="18"/>
+        </w:rPr>
+        <w:t>Boxing = primitive → wrapper</w:t>
+      </w:r>
+    </w:p>
+    <w:p>
+      <w:pPr>
+        <w:spacing w:after="0"/>
+        <w:rPr>
+          <w:color w:val="000000" w:themeColor="text1"/>
+          <w:sz w:val="18"/>
+          <w:szCs w:val="18"/>
+        </w:rPr>
+      </w:pPr>
+      <w:r>
+        <w:rPr>
+          <w:b/>
+          <w:bCs/>
+          <w:color w:val="000000" w:themeColor="text1"/>
+          <w:sz w:val="18"/>
+          <w:szCs w:val="18"/>
+        </w:rPr>
+        <w:t>Unboxing = wrapper → primitive</w:t>
+      </w:r>
+    </w:p>
+    <w:p>
+      <w:pPr>
+        <w:spacing w:after="0"/>
+        <w:rPr>
+          <w:color w:val="000000" w:themeColor="text1"/>
+        </w:rPr>
+      </w:pPr>
+      <w:proofErr w:type="gramStart"/>
+      <w:r>
+        <w:rPr>
+          <w:b/>
+          <w:bCs/>
+          <w:color w:val="0070C0"/>
+        </w:rPr>
+        <w:t xml:space="preserve">Generics </w:t>
+      </w:r>
+      <w:r>
+        <w:rPr>
+          <w:b/>
+          <w:bCs/>
+          <w:color w:val="000000" w:themeColor="text1"/>
+        </w:rPr>
+        <w:t>:</w:t>
+      </w:r>
+      <w:proofErr w:type="gramEnd"/>
+      <w:r>
+        <w:rPr>
+          <w:b/>
+          <w:bCs/>
+          <w:color w:val="000000" w:themeColor="text1"/>
+        </w:rPr>
         <w:t xml:space="preserve"> </w:t>
       </w:r>
       <w:r>
         <w:rPr>
-          <w:rFonts w:ascii="Consolas" w:hAnsi="Consolas"/>
-          <w:color w:val="000000" w:themeColor="text1"/>
-          <w:sz w:val="16"/>
-          <w:szCs w:val="16"/>
+          <w:b/>
+          <w:bCs/>
+          <w:color w:val="000000" w:themeColor="text1"/>
         </w:rPr>
         <w:t xml:space="preserve"> </w:t>
       </w:r>
+      <w:r>
+        <w:rPr>
+          <w:color w:val="000000" w:themeColor="text1"/>
+        </w:rPr>
+        <w:t xml:space="preserve">Generics </w:t>
+      </w:r>
+      <w:r>
+        <w:rPr>
+          <w:color w:val="000000" w:themeColor="text1"/>
+        </w:rPr>
+        <w:t xml:space="preserve">allows us to </w:t>
+      </w:r>
+      <w:r>
+        <w:rPr>
+          <w:color w:val="000000" w:themeColor="text1"/>
+        </w:rPr>
+        <w:t>w</w:t>
+      </w:r>
+      <w:r>
+        <w:rPr>
+          <w:color w:val="000000" w:themeColor="text1"/>
+        </w:rPr>
+        <w:t>rite</w:t>
+      </w:r>
+      <w:r>
+        <w:rPr>
+          <w:color w:val="000000" w:themeColor="text1"/>
+        </w:rPr>
+        <w:t xml:space="preserve"> classes, interfaces, methods, and constructors to make code type-safe </w:t>
+      </w:r>
+      <w:r>
+        <w:rPr>
+          <w:color w:val="000000" w:themeColor="text1"/>
+        </w:rPr>
+        <w:t xml:space="preserve">with a </w:t>
+      </w:r>
+      <w:r>
+        <w:rPr>
+          <w:b/>
+          <w:bCs/>
+          <w:color w:val="000000" w:themeColor="text1"/>
+        </w:rPr>
+        <w:t>type parameter</w:t>
+      </w:r>
+      <w:r>
+        <w:rPr>
+          <w:b/>
+          <w:bCs/>
+          <w:color w:val="000000" w:themeColor="text1"/>
+        </w:rPr>
+        <w:t xml:space="preserve"> </w:t>
+      </w:r>
+      <w:r>
+        <w:rPr>
+          <w:color w:val="000000" w:themeColor="text1"/>
+        </w:rPr>
+        <w:t>and reusable.</w:t>
+      </w:r>
+    </w:p>
+    <w:p>
+      <w:pPr>
+        <w:spacing w:after="0"/>
+        <w:rPr>
+          <w:color w:val="000000" w:themeColor="text1"/>
+        </w:rPr>
+      </w:pPr>
+      <w:r>
+        <w:rPr>
+          <w:color w:val="000000" w:themeColor="text1"/>
+        </w:rPr>
+        <w:t>Generics methods, Generic class, Generic Collection,</w:t>
+      </w:r>
+    </w:p>
+    <w:p>
+      <w:pPr>
+        <w:spacing w:after="0"/>
+        <w:rPr>
+          <w:color w:val="000000" w:themeColor="text1"/>
+        </w:rPr>
+      </w:pPr>
+      <w:r>
+        <w:rPr>
+          <w:color w:val="000000" w:themeColor="text1"/>
+        </w:rPr>
+        <w:t xml:space="preserve">Bounded </w:t>
+      </w:r>
+      <w:proofErr w:type="gramStart"/>
+      <w:r>
+        <w:rPr>
+          <w:color w:val="000000" w:themeColor="text1"/>
+        </w:rPr>
+        <w:t>Ge</w:t>
+      </w:r>
+      <w:r>
+        <w:rPr>
+          <w:color w:val="000000" w:themeColor="text1"/>
+        </w:rPr>
+        <w:t>ne</w:t>
+      </w:r>
+      <w:r>
+        <w:rPr>
+          <w:color w:val="000000" w:themeColor="text1"/>
+        </w:rPr>
+        <w:t xml:space="preserve">rics </w:t>
+      </w:r>
+      <w:r>
+        <w:rPr>
+          <w:color w:val="000000" w:themeColor="text1"/>
+        </w:rPr>
+        <w:t>:</w:t>
+      </w:r>
+      <w:proofErr w:type="gramEnd"/>
+      <w:r>
+        <w:rPr>
+          <w:color w:val="000000" w:themeColor="text1"/>
+        </w:rPr>
+        <w:t xml:space="preserve"> </w:t>
+      </w:r>
+      <w:r>
+        <w:rPr>
+          <w:color w:val="000000" w:themeColor="text1"/>
+        </w:rPr>
+        <w:t>Upper bound</w:t>
+      </w:r>
+      <w:r>
+        <w:rPr>
+          <w:color w:val="000000" w:themeColor="text1"/>
+        </w:rPr>
+        <w:t xml:space="preserve"> &amp;</w:t>
+      </w:r>
+      <w:r>
+        <w:rPr>
+          <w:color w:val="000000" w:themeColor="text1"/>
+        </w:rPr>
+        <w:t xml:space="preserve"> Multi bound</w:t>
+      </w:r>
+      <w:r>
+        <w:rPr>
+          <w:color w:val="000000" w:themeColor="text1"/>
+        </w:rPr>
+        <w:t>,</w:t>
+      </w:r>
+    </w:p>
+    <w:p>
+      <w:pPr>
+        <w:spacing w:after="0"/>
+        <w:rPr>
+          <w:color w:val="000000" w:themeColor="text1"/>
+        </w:rPr>
+      </w:pPr>
+      <w:proofErr w:type="gramStart"/>
+      <w:r>
+        <w:rPr>
+          <w:color w:val="000000" w:themeColor="text1"/>
+        </w:rPr>
+        <w:t>Wildcards :</w:t>
+      </w:r>
+      <w:proofErr w:type="gramEnd"/>
+      <w:r>
+        <w:rPr>
+          <w:color w:val="000000" w:themeColor="text1"/>
+        </w:rPr>
+        <w:t xml:space="preserve"> (Upper bound, lower bound, Unbound)</w:t>
+      </w:r>
+      <w:r>
+        <w:rPr>
+          <w:color w:val="000000" w:themeColor="text1"/>
+        </w:rPr>
+        <w:t xml:space="preserve">, </w:t>
+      </w:r>
       <w:proofErr w:type="spellStart"/>
       <w:r>
         <w:rPr>
-          <w:rFonts w:ascii="Consolas" w:hAnsi="Consolas"/>
-          <w:color w:val="000000" w:themeColor="text1"/>
-          <w:sz w:val="16"/>
-          <w:szCs w:val="16"/>
-        </w:rPr>
-        <w:t>expObj</w:t>
+          <w:color w:val="000000" w:themeColor="text1"/>
+        </w:rPr>
+        <w:t>TypeErasure</w:t>
       </w:r>
       <w:proofErr w:type="spellEnd"/>
       <w:r>
         <w:rPr>
-          <w:rFonts w:ascii="Consolas" w:hAnsi="Consolas"/>
-          <w:color w:val="000000" w:themeColor="text1"/>
-          <w:sz w:val="16"/>
-          <w:szCs w:val="16"/>
-        </w:rPr>
-        <w:t>){</w:t>
-      </w:r>
-      <w:proofErr w:type="gramEnd"/>
-    </w:p>
-    <w:p>
-      <w:pPr>
-        <w:spacing w:after="0"/>
-        <w:rPr>
-          <w:rFonts w:ascii="Consolas" w:hAnsi="Consolas"/>
-          <w:color w:val="000000" w:themeColor="text1"/>
-          <w:sz w:val="16"/>
-          <w:szCs w:val="16"/>
-        </w:rPr>
-      </w:pPr>
-      <w:r>
-        <w:rPr>
-          <w:rFonts w:ascii="Consolas" w:hAnsi="Consolas"/>
-          <w:color w:val="000000" w:themeColor="text1"/>
-          <w:sz w:val="16"/>
-          <w:szCs w:val="16"/>
-        </w:rPr>
-        <w:t xml:space="preserve">   </w:t>
-      </w:r>
-      <w:r>
-        <w:rPr>
-          <w:rFonts w:ascii="Consolas" w:hAnsi="Consolas"/>
-          <w:color w:val="000000" w:themeColor="text1"/>
-          <w:sz w:val="16"/>
-          <w:szCs w:val="16"/>
-        </w:rPr>
-        <w:t xml:space="preserve">     </w:t>
-      </w:r>
-      <w:r>
-        <w:rPr>
-          <w:rFonts w:ascii="Consolas" w:hAnsi="Consolas"/>
-          <w:color w:val="000000" w:themeColor="text1"/>
-          <w:sz w:val="16"/>
-          <w:szCs w:val="16"/>
-        </w:rPr>
-        <w:t>// 'handle it</w:t>
-      </w:r>
-    </w:p>
-    <w:p>
-      <w:pPr>
-        <w:spacing w:after="0"/>
-        <w:rPr>
-          <w:rFonts w:ascii="Consolas" w:hAnsi="Consolas"/>
-          <w:color w:val="000000" w:themeColor="text1"/>
-          <w:sz w:val="16"/>
-          <w:szCs w:val="16"/>
-        </w:rPr>
-      </w:pPr>
-      <w:r>
-        <w:rPr>
-          <w:rFonts w:ascii="Consolas" w:hAnsi="Consolas"/>
-          <w:color w:val="000000" w:themeColor="text1"/>
-          <w:sz w:val="16"/>
-          <w:szCs w:val="16"/>
-        </w:rPr>
-        <w:t xml:space="preserve"> </w:t>
-      </w:r>
-      <w:r>
-        <w:rPr>
-          <w:rFonts w:ascii="Consolas" w:hAnsi="Consolas"/>
-          <w:color w:val="000000" w:themeColor="text1"/>
-          <w:sz w:val="16"/>
-          <w:szCs w:val="16"/>
-        </w:rPr>
-        <w:t xml:space="preserve">      </w:t>
-      </w:r>
-      <w:r>
-        <w:rPr>
-          <w:rFonts w:ascii="Consolas" w:hAnsi="Consolas"/>
-          <w:color w:val="000000" w:themeColor="text1"/>
-          <w:sz w:val="16"/>
-          <w:szCs w:val="16"/>
-        </w:rPr>
-        <w:t>}</w:t>
-      </w:r>
-    </w:p>
-    <w:p>
-      <w:pPr>
-        <w:spacing w:after="0"/>
-        <w:rPr>
-          <w:rFonts w:ascii="Consolas" w:hAnsi="Consolas"/>
-          <w:color w:val="000000" w:themeColor="text1"/>
-          <w:sz w:val="16"/>
-          <w:szCs w:val="16"/>
-        </w:rPr>
-      </w:pPr>
-      <w:r>
-        <w:rPr>
-          <w:rFonts w:ascii="Consolas" w:hAnsi="Consolas"/>
-          <w:color w:val="000000" w:themeColor="text1"/>
-          <w:sz w:val="16"/>
-          <w:szCs w:val="16"/>
-        </w:rPr>
-        <w:t xml:space="preserve"> }</w:t>
-      </w:r>
-    </w:p>
-    <w:p>
-      <w:pPr>
-        <w:spacing w:after="0"/>
-        <w:rPr>
-          <w:rFonts w:ascii="Consolas" w:hAnsi="Consolas"/>
-          <w:color w:val="000000" w:themeColor="text1"/>
-          <w:sz w:val="16"/>
-          <w:szCs w:val="16"/>
-        </w:rPr>
-      </w:pPr>
-      <w:r>
-        <w:rPr>
-          <w:rFonts w:ascii="Consolas" w:hAnsi="Consolas"/>
-          <w:color w:val="000000" w:themeColor="text1"/>
-          <w:sz w:val="16"/>
-          <w:szCs w:val="16"/>
-        </w:rPr>
-        <w:t>}</w:t>
-      </w:r>
-    </w:p>
-    <w:p>
-      <w:pPr>
-        <w:spacing w:after="0"/>
-        <w:rPr>
-          <w:color w:val="000000" w:themeColor="text1"/>
-        </w:rPr>
-      </w:pPr>
-    </w:p>
-    <w:p>
-      <w:pPr>
-        <w:spacing w:after="0"/>
-        <w:rPr>
-          <w:color w:val="000000" w:themeColor="text1"/>
-        </w:rPr>
-      </w:pPr>
-      <w:proofErr w:type="gramStart"/>
-      <w:r>
-        <w:rPr>
-          <w:b/>
-          <w:bCs/>
-          <w:color w:val="0070C0"/>
-        </w:rPr>
-        <w:t xml:space="preserve">Generics </w:t>
-      </w:r>
-      <w:r>
-        <w:rPr>
-          <w:b/>
-          <w:bCs/>
-          <w:color w:val="000000" w:themeColor="text1"/>
-        </w:rPr>
-        <w:t>:</w:t>
-      </w:r>
-      <w:proofErr w:type="gramEnd"/>
-      <w:r>
-        <w:rPr>
-          <w:b/>
-          <w:bCs/>
-          <w:color w:val="000000" w:themeColor="text1"/>
-        </w:rPr>
-        <w:t xml:space="preserve"> </w:t>
-      </w:r>
-      <w:r>
-        <w:rPr>
-          <w:b/>
-          <w:bCs/>
-          <w:color w:val="000000" w:themeColor="text1"/>
-        </w:rPr>
-        <w:t xml:space="preserve"> </w:t>
-      </w:r>
-      <w:r>
-        <w:rPr>
-          <w:color w:val="000000" w:themeColor="text1"/>
-        </w:rPr>
-        <w:t>Generics can be used with classes, interfaces, methods, and constructors to make code type-safe and reusable.</w:t>
-      </w:r>
-    </w:p>
-    <w:p>
-      <w:pPr>
-        <w:spacing w:after="0"/>
-        <w:rPr>
-          <w:color w:val="000000" w:themeColor="text1"/>
-        </w:rPr>
-      </w:pPr>
-      <w:r>
-        <w:rPr>
-          <w:color w:val="000000" w:themeColor="text1"/>
-        </w:rPr>
-        <w:t xml:space="preserve">Generics methods, Generic class, Generic Collection, Bounded </w:t>
-      </w:r>
-      <w:proofErr w:type="gramStart"/>
-      <w:r>
-        <w:rPr>
-          <w:color w:val="000000" w:themeColor="text1"/>
-        </w:rPr>
-        <w:t xml:space="preserve">Gerics </w:t>
-      </w:r>
-      <w:r>
-        <w:rPr>
-          <w:color w:val="000000" w:themeColor="text1"/>
-        </w:rPr>
-        <w:t>:</w:t>
-      </w:r>
-      <w:proofErr w:type="gramEnd"/>
-      <w:r>
-        <w:rPr>
-          <w:color w:val="000000" w:themeColor="text1"/>
-        </w:rPr>
-        <w:t xml:space="preserve"> </w:t>
-      </w:r>
-      <w:r>
-        <w:rPr>
-          <w:color w:val="000000" w:themeColor="text1"/>
-        </w:rPr>
-        <w:t>Upper bound</w:t>
-      </w:r>
-      <w:r>
-        <w:rPr>
-          <w:color w:val="000000" w:themeColor="text1"/>
-        </w:rPr>
-        <w:t xml:space="preserve"> &amp;</w:t>
-      </w:r>
-      <w:r>
-        <w:rPr>
-          <w:color w:val="000000" w:themeColor="text1"/>
-        </w:rPr>
-        <w:t xml:space="preserve"> Multi bound</w:t>
-      </w:r>
-      <w:r>
-        <w:rPr>
-          <w:color w:val="000000" w:themeColor="text1"/>
-        </w:rPr>
-        <w:t xml:space="preserve">, </w:t>
-      </w:r>
-      <w:proofErr w:type="gramStart"/>
-      <w:r>
-        <w:rPr>
-          <w:color w:val="000000" w:themeColor="text1"/>
-        </w:rPr>
-        <w:t>Wildcards :</w:t>
-      </w:r>
-      <w:proofErr w:type="gramEnd"/>
-      <w:r>
-        <w:rPr>
-          <w:color w:val="000000" w:themeColor="text1"/>
-        </w:rPr>
-        <w:t xml:space="preserve"> (Upper bound, lower bound, Unbound)</w:t>
-      </w:r>
-      <w:r>
-        <w:rPr>
-          <w:color w:val="000000" w:themeColor="text1"/>
-        </w:rPr>
-        <w:t xml:space="preserve">, </w:t>
-      </w:r>
-      <w:proofErr w:type="spellStart"/>
-      <w:r>
-        <w:rPr>
-          <w:color w:val="000000" w:themeColor="text1"/>
-        </w:rPr>
-        <w:t>TypeErasure</w:t>
-      </w:r>
-      <w:proofErr w:type="spellEnd"/>
-      <w:r>
-        <w:rPr>
           <w:color w:val="000000" w:themeColor="text1"/>
         </w:rPr>
         <w:t>.</w:t>
       </w:r>
+    </w:p>
+    <w:p>
+      <w:pPr>
+        <w:spacing w:after="0"/>
+        <w:rPr>
+          <w:color w:val="000000" w:themeColor="text1"/>
+        </w:rPr>
+      </w:pPr>
     </w:p>
     <w:p>
       <w:pPr>
@@ -5271,6 +5135,7 @@
         <w:rPr>
           <w:color w:val="000000" w:themeColor="text1"/>
         </w:rPr>
+        <w:lastRenderedPageBreak/>
         <w:t xml:space="preserve">Provide getters. </w:t>
       </w:r>
     </w:p>
@@ -5486,7 +5351,6 @@
           <w:sz w:val="16"/>
           <w:szCs w:val="16"/>
         </w:rPr>
-        <w:lastRenderedPageBreak/>
         <w:t xml:space="preserve">  void </w:t>
       </w:r>
       <w:proofErr w:type="spellStart"/>
@@ -8308,6 +8172,7 @@
           <w:rFonts w:cstheme="minorHAnsi"/>
           <w:color w:val="000000" w:themeColor="text1"/>
         </w:rPr>
+        <w:lastRenderedPageBreak/>
         <w:t>They make collection processing more concise and declarative, especially when we need to combine multiple operations like filtering, transformation, sorting, and aggregation into a pipeline.</w:t>
       </w:r>
     </w:p>
@@ -11098,6 +10963,7 @@
           <w:bCs/>
           <w:color w:val="000000" w:themeColor="text1"/>
         </w:rPr>
+        <w:lastRenderedPageBreak/>
         <w:t>wait(</w:t>
       </w:r>
       <w:proofErr w:type="gramEnd"/>
@@ -11280,7 +11146,6 @@
           <w:sz w:val="16"/>
           <w:szCs w:val="16"/>
         </w:rPr>
-        <w:lastRenderedPageBreak/>
         <w:t xml:space="preserve">Thread A → owns lock → </w:t>
       </w:r>
       <w:proofErr w:type="gramStart"/>
@@ -14811,7 +14676,6 @@
                 <w:sz w:val="18"/>
                 <w:szCs w:val="18"/>
               </w:rPr>
-              <w:lastRenderedPageBreak/>
               <w:t>Semaphore</w:t>
             </w:r>
             <w:r>
@@ -17919,9 +17783,7 @@
           <w:szCs w:val="18"/>
         </w:rPr>
         <w:br/>
-        <w:t xml:space="preserve">                          </w:t>
-      </w:r>
-      <w:proofErr w:type="spellStart"/>
+      </w:r>
       <w:r>
         <w:rPr>
           <w:rFonts w:ascii="Consolas" w:hAnsi="Consolas" w:cstheme="minorHAnsi"/>
@@ -17929,9 +17791,10 @@
           <w:sz w:val="18"/>
           <w:szCs w:val="18"/>
         </w:rPr>
-        <w:t>TimeUnit</w:t>
-      </w:r>
-      <w:proofErr w:type="spellEnd"/>
+        <w:lastRenderedPageBreak/>
+        <w:t xml:space="preserve">                          </w:t>
+      </w:r>
+      <w:proofErr w:type="spellStart"/>
       <w:r>
         <w:rPr>
           <w:rFonts w:ascii="Consolas" w:hAnsi="Consolas" w:cstheme="minorHAnsi"/>
@@ -17939,8 +17802,9 @@
           <w:sz w:val="18"/>
           <w:szCs w:val="18"/>
         </w:rPr>
-        <w:t xml:space="preserve"> unit,</w:t>
-      </w:r>
+        <w:t>TimeUnit</w:t>
+      </w:r>
+      <w:proofErr w:type="spellEnd"/>
       <w:r>
         <w:rPr>
           <w:rFonts w:ascii="Consolas" w:hAnsi="Consolas" w:cstheme="minorHAnsi"/>
@@ -17948,6 +17812,15 @@
           <w:sz w:val="18"/>
           <w:szCs w:val="18"/>
         </w:rPr>
+        <w:t xml:space="preserve"> unit,</w:t>
+      </w:r>
+      <w:r>
+        <w:rPr>
+          <w:rFonts w:ascii="Consolas" w:hAnsi="Consolas" w:cstheme="minorHAnsi"/>
+          <w:color w:val="000000" w:themeColor="text1"/>
+          <w:sz w:val="18"/>
+          <w:szCs w:val="18"/>
+        </w:rPr>
         <w:br/>
         <w:t xml:space="preserve">                          </w:t>
       </w:r>
@@ -18205,7 +18078,6 @@
           <w:rFonts w:cstheme="minorHAnsi"/>
           <w:color w:val="000000" w:themeColor="text1"/>
         </w:rPr>
-        <w:lastRenderedPageBreak/>
         <w:t xml:space="preserve">Life Cycle of </w:t>
       </w:r>
       <w:proofErr w:type="spellStart"/>
@@ -20831,6 +20703,7 @@
           <w:sz w:val="16"/>
           <w:szCs w:val="16"/>
         </w:rPr>
+        <w:lastRenderedPageBreak/>
         <w:t>// Cached thread pool executor</w:t>
       </w:r>
     </w:p>
@@ -21037,7 +20910,6 @@
                 <w:sz w:val="16"/>
                 <w:szCs w:val="16"/>
               </w:rPr>
-              <w:lastRenderedPageBreak/>
               <w:t>Property</w:t>
             </w:r>
           </w:p>
@@ -23474,6 +23346,7 @@
           <w:rFonts w:cstheme="minorHAnsi"/>
           <w:color w:val="000000" w:themeColor="text1"/>
         </w:rPr>
+        <w:lastRenderedPageBreak/>
         <w:t>Only one time task runs.</w:t>
       </w:r>
     </w:p>
@@ -23636,7 +23509,6 @@
           <w:bCs/>
           <w:color w:val="000000" w:themeColor="text1"/>
         </w:rPr>
-        <w:lastRenderedPageBreak/>
         <w:t>3.</w:t>
       </w:r>
       <w:r>
@@ -26324,6 +26196,7 @@
           <w:rFonts w:cstheme="minorHAnsi"/>
           <w:color w:val="000000" w:themeColor="text1"/>
         </w:rPr>
+        <w:lastRenderedPageBreak/>
         <w:t>• Class itself made final.</w:t>
       </w:r>
     </w:p>
@@ -26420,7 +26293,6 @@
           <w:rFonts w:cstheme="minorHAnsi"/>
           <w:color w:val="000000" w:themeColor="text1"/>
         </w:rPr>
-        <w:lastRenderedPageBreak/>
         <w:t>all fields will get generated, so its equivalent to @AllArgsConstructor)</w:t>
       </w:r>
     </w:p>
@@ -29124,7 +28996,78 @@
           <w:sz w:val="16"/>
           <w:szCs w:val="16"/>
         </w:rPr>
-        <w:t xml:space="preserve">("Integer: " + </w:t>
+        <w:t>("Integer: " + i);</w:t>
+      </w:r>
+    </w:p>
+    <w:p>
+      <w:pPr>
+        <w:spacing w:after="0"/>
+        <w:rPr>
+          <w:rFonts w:ascii="Consolas" w:hAnsi="Consolas" w:cstheme="minorHAnsi"/>
+          <w:color w:val="000000" w:themeColor="text1"/>
+          <w:sz w:val="16"/>
+          <w:szCs w:val="16"/>
+        </w:rPr>
+      </w:pPr>
+      <w:r>
+        <w:rPr>
+          <w:rFonts w:ascii="Consolas" w:hAnsi="Consolas" w:cstheme="minorHAnsi"/>
+          <w:color w:val="000000" w:themeColor="text1"/>
+          <w:sz w:val="16"/>
+          <w:szCs w:val="16"/>
+        </w:rPr>
+        <w:t xml:space="preserve">        break;</w:t>
+      </w:r>
+    </w:p>
+    <w:p>
+      <w:pPr>
+        <w:spacing w:after="0"/>
+        <w:rPr>
+          <w:rFonts w:ascii="Consolas" w:hAnsi="Consolas" w:cstheme="minorHAnsi"/>
+          <w:color w:val="000000" w:themeColor="text1"/>
+          <w:sz w:val="16"/>
+          <w:szCs w:val="16"/>
+        </w:rPr>
+      </w:pPr>
+    </w:p>
+    <w:p>
+      <w:pPr>
+        <w:spacing w:after="0"/>
+        <w:rPr>
+          <w:rFonts w:ascii="Consolas" w:hAnsi="Consolas" w:cstheme="minorHAnsi"/>
+          <w:color w:val="000000" w:themeColor="text1"/>
+          <w:sz w:val="16"/>
+          <w:szCs w:val="16"/>
+        </w:rPr>
+      </w:pPr>
+      <w:r>
+        <w:rPr>
+          <w:rFonts w:ascii="Consolas" w:hAnsi="Consolas" w:cstheme="minorHAnsi"/>
+          <w:color w:val="000000" w:themeColor="text1"/>
+          <w:sz w:val="16"/>
+          <w:szCs w:val="16"/>
+        </w:rPr>
+        <w:t xml:space="preserve">    default:</w:t>
+      </w:r>
+    </w:p>
+    <w:p>
+      <w:pPr>
+        <w:spacing w:after="0"/>
+        <w:rPr>
+          <w:rFonts w:ascii="Consolas" w:hAnsi="Consolas" w:cstheme="minorHAnsi"/>
+          <w:color w:val="000000" w:themeColor="text1"/>
+          <w:sz w:val="16"/>
+          <w:szCs w:val="16"/>
+        </w:rPr>
+      </w:pPr>
+      <w:r>
+        <w:rPr>
+          <w:rFonts w:ascii="Consolas" w:hAnsi="Consolas" w:cstheme="minorHAnsi"/>
+          <w:color w:val="000000" w:themeColor="text1"/>
+          <w:sz w:val="16"/>
+          <w:szCs w:val="16"/>
+        </w:rPr>
+        <w:t xml:space="preserve">        </w:t>
       </w:r>
       <w:proofErr w:type="spellStart"/>
       <w:r>
@@ -29134,7 +29077,7 @@
           <w:sz w:val="16"/>
           <w:szCs w:val="16"/>
         </w:rPr>
-        <w:t>i</w:t>
+        <w:t>System.out.println</w:t>
       </w:r>
       <w:proofErr w:type="spellEnd"/>
       <w:r>
@@ -29144,97 +29087,6 @@
           <w:sz w:val="16"/>
           <w:szCs w:val="16"/>
         </w:rPr>
-        <w:t>);</w:t>
-      </w:r>
-    </w:p>
-    <w:p>
-      <w:pPr>
-        <w:spacing w:after="0"/>
-        <w:rPr>
-          <w:rFonts w:ascii="Consolas" w:hAnsi="Consolas" w:cstheme="minorHAnsi"/>
-          <w:color w:val="000000" w:themeColor="text1"/>
-          <w:sz w:val="16"/>
-          <w:szCs w:val="16"/>
-        </w:rPr>
-      </w:pPr>
-      <w:r>
-        <w:rPr>
-          <w:rFonts w:ascii="Consolas" w:hAnsi="Consolas" w:cstheme="minorHAnsi"/>
-          <w:color w:val="000000" w:themeColor="text1"/>
-          <w:sz w:val="16"/>
-          <w:szCs w:val="16"/>
-        </w:rPr>
-        <w:t xml:space="preserve">        break;</w:t>
-      </w:r>
-    </w:p>
-    <w:p>
-      <w:pPr>
-        <w:spacing w:after="0"/>
-        <w:rPr>
-          <w:rFonts w:ascii="Consolas" w:hAnsi="Consolas" w:cstheme="minorHAnsi"/>
-          <w:color w:val="000000" w:themeColor="text1"/>
-          <w:sz w:val="16"/>
-          <w:szCs w:val="16"/>
-        </w:rPr>
-      </w:pPr>
-    </w:p>
-    <w:p>
-      <w:pPr>
-        <w:spacing w:after="0"/>
-        <w:rPr>
-          <w:rFonts w:ascii="Consolas" w:hAnsi="Consolas" w:cstheme="minorHAnsi"/>
-          <w:color w:val="000000" w:themeColor="text1"/>
-          <w:sz w:val="16"/>
-          <w:szCs w:val="16"/>
-        </w:rPr>
-      </w:pPr>
-      <w:r>
-        <w:rPr>
-          <w:rFonts w:ascii="Consolas" w:hAnsi="Consolas" w:cstheme="minorHAnsi"/>
-          <w:color w:val="000000" w:themeColor="text1"/>
-          <w:sz w:val="16"/>
-          <w:szCs w:val="16"/>
-        </w:rPr>
-        <w:t xml:space="preserve">    default:</w:t>
-      </w:r>
-    </w:p>
-    <w:p>
-      <w:pPr>
-        <w:spacing w:after="0"/>
-        <w:rPr>
-          <w:rFonts w:ascii="Consolas" w:hAnsi="Consolas" w:cstheme="minorHAnsi"/>
-          <w:color w:val="000000" w:themeColor="text1"/>
-          <w:sz w:val="16"/>
-          <w:szCs w:val="16"/>
-        </w:rPr>
-      </w:pPr>
-      <w:r>
-        <w:rPr>
-          <w:rFonts w:ascii="Consolas" w:hAnsi="Consolas" w:cstheme="minorHAnsi"/>
-          <w:color w:val="000000" w:themeColor="text1"/>
-          <w:sz w:val="16"/>
-          <w:szCs w:val="16"/>
-        </w:rPr>
-        <w:t xml:space="preserve">        </w:t>
-      </w:r>
-      <w:proofErr w:type="spellStart"/>
-      <w:r>
-        <w:rPr>
-          <w:rFonts w:ascii="Consolas" w:hAnsi="Consolas" w:cstheme="minorHAnsi"/>
-          <w:color w:val="000000" w:themeColor="text1"/>
-          <w:sz w:val="16"/>
-          <w:szCs w:val="16"/>
-        </w:rPr>
-        <w:t>System.out.println</w:t>
-      </w:r>
-      <w:proofErr w:type="spellEnd"/>
-      <w:r>
-        <w:rPr>
-          <w:rFonts w:ascii="Consolas" w:hAnsi="Consolas" w:cstheme="minorHAnsi"/>
-          <w:color w:val="000000" w:themeColor="text1"/>
-          <w:sz w:val="16"/>
-          <w:szCs w:val="16"/>
-        </w:rPr>
         <w:t>("Other type");</w:t>
       </w:r>
     </w:p>
@@ -29362,6 +29214,7 @@
           <w:rFonts w:cstheme="minorHAnsi"/>
           <w:color w:val="000000" w:themeColor="text1"/>
         </w:rPr>
+        <w:lastRenderedPageBreak/>
         <w:t xml:space="preserve">record internally extends </w:t>
       </w:r>
       <w:proofErr w:type="spellStart"/>
@@ -30602,6 +30455,246 @@
         <w:spacing w:after="0"/>
         <w:rPr>
           <w:rFonts w:cstheme="minorHAnsi"/>
+          <w:color w:val="000000" w:themeColor="text1"/>
+        </w:rPr>
+      </w:pPr>
+      <w:r>
+        <w:rPr>
+          <w:rFonts w:cstheme="minorHAnsi"/>
+          <w:color w:val="000000" w:themeColor="text1"/>
+        </w:rPr>
+        <w:t>"</w:t>
+      </w:r>
+      <w:r>
+        <w:rPr>
+          <w:rFonts w:cstheme="minorHAnsi"/>
+          <w:b/>
+          <w:bCs/>
+          <w:color w:val="000000" w:themeColor="text1"/>
+        </w:rPr>
+        <w:t>Java Optional</w:t>
+      </w:r>
+      <w:r>
+        <w:rPr>
+          <w:rFonts w:cstheme="minorHAnsi"/>
+          <w:color w:val="000000" w:themeColor="text1"/>
+        </w:rPr>
+        <w:t xml:space="preserve"> is a container object introduced in Java 8 to </w:t>
+      </w:r>
+      <w:r>
+        <w:rPr>
+          <w:rFonts w:cstheme="minorHAnsi"/>
+          <w:b/>
+          <w:bCs/>
+          <w:color w:val="000000" w:themeColor="text1"/>
+        </w:rPr>
+        <w:t>explicitly represent the presence or absence of a value</w:t>
+      </w:r>
+      <w:r>
+        <w:rPr>
+          <w:rFonts w:cstheme="minorHAnsi"/>
+          <w:color w:val="000000" w:themeColor="text1"/>
+        </w:rPr>
+        <w:t xml:space="preserve"> in a method's return type. Its primary goal is to provide a clear, compile-time contract to the client that a value might be missing, forcing them to handle that case explicitly instead of relying on runtime null checks</w:t>
+      </w:r>
+      <w:r>
+        <w:rPr>
+          <w:rFonts w:cstheme="minorHAnsi"/>
+          <w:color w:val="000000" w:themeColor="text1"/>
+        </w:rPr>
+        <w:t>”</w:t>
+      </w:r>
+    </w:p>
+    <w:p>
+      <w:pPr>
+        <w:numPr>
+          <w:ilvl w:val="0"/>
+          <w:numId w:val="40"/>
+        </w:numPr>
+        <w:spacing w:after="0"/>
+        <w:rPr>
+          <w:rFonts w:cstheme="minorHAnsi"/>
+          <w:color w:val="000000" w:themeColor="text1"/>
+        </w:rPr>
+      </w:pPr>
+      <w:r>
+        <w:rPr>
+          <w:rFonts w:cstheme="minorHAnsi"/>
+          <w:b/>
+          <w:bCs/>
+          <w:color w:val="000000" w:themeColor="text1"/>
+        </w:rPr>
+        <w:t>It's for Return Types Only:</w:t>
+      </w:r>
+      <w:r>
+        <w:rPr>
+          <w:rFonts w:cstheme="minorHAnsi"/>
+          <w:color w:val="000000" w:themeColor="text1"/>
+        </w:rPr>
+        <w:t xml:space="preserve"> Explain that Optional should almost exclusively be used as a </w:t>
+      </w:r>
+      <w:r>
+        <w:rPr>
+          <w:rFonts w:cstheme="minorHAnsi"/>
+          <w:b/>
+          <w:bCs/>
+          <w:color w:val="000000" w:themeColor="text1"/>
+        </w:rPr>
+        <w:t>method return type</w:t>
+      </w:r>
+      <w:r>
+        <w:rPr>
+          <w:rFonts w:cstheme="minorHAnsi"/>
+          <w:color w:val="000000" w:themeColor="text1"/>
+        </w:rPr>
+        <w:t xml:space="preserve">. It should </w:t>
+      </w:r>
+      <w:r>
+        <w:rPr>
+          <w:rFonts w:cstheme="minorHAnsi"/>
+          <w:i/>
+          <w:iCs/>
+          <w:color w:val="000000" w:themeColor="text1"/>
+        </w:rPr>
+        <w:t>not</w:t>
+      </w:r>
+      <w:r>
+        <w:rPr>
+          <w:rFonts w:cstheme="minorHAnsi"/>
+          <w:color w:val="000000" w:themeColor="text1"/>
+        </w:rPr>
+        <w:t xml:space="preserve"> be used for class fields (as it is not Serializable) or as method parameters (which complicates the calling code).</w:t>
+      </w:r>
+    </w:p>
+    <w:p>
+      <w:pPr>
+        <w:numPr>
+          <w:ilvl w:val="0"/>
+          <w:numId w:val="40"/>
+        </w:numPr>
+        <w:spacing w:after="0"/>
+        <w:rPr>
+          <w:rFonts w:cstheme="minorHAnsi"/>
+          <w:color w:val="000000" w:themeColor="text1"/>
+        </w:rPr>
+      </w:pPr>
+      <w:r>
+        <w:rPr>
+          <w:rFonts w:cstheme="minorHAnsi"/>
+          <w:b/>
+          <w:bCs/>
+          <w:color w:val="000000" w:themeColor="text1"/>
+        </w:rPr>
+        <w:t>Fluent API (Anti-if checks):</w:t>
+      </w:r>
+      <w:r>
+        <w:rPr>
+          <w:rFonts w:cstheme="minorHAnsi"/>
+          <w:color w:val="000000" w:themeColor="text1"/>
+        </w:rPr>
+        <w:t xml:space="preserve"> Mention that it allows for a cleaner, functional programming style using methods </w:t>
+      </w:r>
+      <w:proofErr w:type="gramStart"/>
+      <w:r>
+        <w:rPr>
+          <w:rFonts w:cstheme="minorHAnsi"/>
+          <w:color w:val="000000" w:themeColor="text1"/>
+        </w:rPr>
+        <w:t>like .map</w:t>
+      </w:r>
+      <w:proofErr w:type="gramEnd"/>
+      <w:r>
+        <w:rPr>
+          <w:rFonts w:cstheme="minorHAnsi"/>
+          <w:color w:val="000000" w:themeColor="text1"/>
+        </w:rPr>
+        <w:t>()</w:t>
+      </w:r>
+      <w:proofErr w:type="gramStart"/>
+      <w:r>
+        <w:rPr>
+          <w:rFonts w:cstheme="minorHAnsi"/>
+          <w:color w:val="000000" w:themeColor="text1"/>
+        </w:rPr>
+        <w:t>, .filter</w:t>
+      </w:r>
+      <w:proofErr w:type="gramEnd"/>
+      <w:r>
+        <w:rPr>
+          <w:rFonts w:cstheme="minorHAnsi"/>
+          <w:color w:val="000000" w:themeColor="text1"/>
+        </w:rPr>
+        <w:t xml:space="preserve">(), </w:t>
+      </w:r>
+      <w:proofErr w:type="gramStart"/>
+      <w:r>
+        <w:rPr>
+          <w:rFonts w:cstheme="minorHAnsi"/>
+          <w:color w:val="000000" w:themeColor="text1"/>
+        </w:rPr>
+        <w:t>and .</w:t>
+      </w:r>
+      <w:proofErr w:type="spellStart"/>
+      <w:r>
+        <w:rPr>
+          <w:rFonts w:cstheme="minorHAnsi"/>
+          <w:color w:val="000000" w:themeColor="text1"/>
+        </w:rPr>
+        <w:t>orElse</w:t>
+      </w:r>
+      <w:proofErr w:type="spellEnd"/>
+      <w:proofErr w:type="gramEnd"/>
+      <w:r>
+        <w:rPr>
+          <w:rFonts w:cstheme="minorHAnsi"/>
+          <w:color w:val="000000" w:themeColor="text1"/>
+        </w:rPr>
+        <w:t>() instead of writing classic if-else blocks.</w:t>
+      </w:r>
+    </w:p>
+    <w:p>
+      <w:pPr>
+        <w:numPr>
+          <w:ilvl w:val="0"/>
+          <w:numId w:val="40"/>
+        </w:numPr>
+        <w:spacing w:after="0"/>
+        <w:rPr>
+          <w:rFonts w:cstheme="minorHAnsi"/>
+          <w:color w:val="000000" w:themeColor="text1"/>
+        </w:rPr>
+      </w:pPr>
+      <w:r>
+        <w:rPr>
+          <w:rFonts w:cstheme="minorHAnsi"/>
+          <w:b/>
+          <w:bCs/>
+          <w:color w:val="000000" w:themeColor="text1"/>
+        </w:rPr>
+        <w:t>Performance Consideration:</w:t>
+      </w:r>
+      <w:r>
+        <w:rPr>
+          <w:rFonts w:cstheme="minorHAnsi"/>
+          <w:color w:val="000000" w:themeColor="text1"/>
+        </w:rPr>
+        <w:t xml:space="preserve"> Acknowledge that Optional is an object wrapper. Overusing it in high-throughput, low-latency loops can add unnecessary memory overhead.</w:t>
+      </w:r>
+    </w:p>
+    <w:p>
+      <w:pPr>
+        <w:spacing w:after="0"/>
+        <w:rPr>
+          <w:rFonts w:cstheme="minorHAnsi"/>
+          <w:color w:val="000000" w:themeColor="text1"/>
+        </w:rPr>
+      </w:pPr>
+    </w:p>
+    <w:p>
+      <w:pPr>
+        <w:spacing w:after="0"/>
+        <w:rPr>
+          <w:rFonts w:cstheme="minorHAnsi"/>
           <w:b/>
           <w:bCs/>
           <w:color w:val="0070C0"/>
@@ -32270,6 +32363,8 @@
         <w:spacing w:after="0"/>
         <w:rPr>
           <w:rFonts w:cstheme="minorHAnsi"/>
+          <w:b/>
+          <w:bCs/>
           <w:color w:val="000000" w:themeColor="text1"/>
         </w:rPr>
       </w:pPr>
@@ -32394,6 +32489,322 @@
           <w:color w:val="000000" w:themeColor="text1"/>
         </w:rPr>
         <w:t>.</w:t>
+      </w:r>
+    </w:p>
+    <w:p>
+      <w:pPr>
+        <w:spacing w:after="0"/>
+        <w:rPr>
+          <w:rFonts w:cstheme="minorHAnsi"/>
+          <w:b/>
+          <w:bCs/>
+          <w:color w:val="000000" w:themeColor="text1"/>
+        </w:rPr>
+      </w:pPr>
+    </w:p>
+    <w:p>
+      <w:pPr>
+        <w:spacing w:after="0"/>
+        <w:rPr>
+          <w:rFonts w:cstheme="minorHAnsi"/>
+          <w:b/>
+          <w:bCs/>
+          <w:color w:val="000000" w:themeColor="text1"/>
+        </w:rPr>
+      </w:pPr>
+      <w:r>
+        <w:rPr>
+          <w:rFonts w:cstheme="minorHAnsi"/>
+          <w:b/>
+          <w:bCs/>
+          <w:color w:val="000000" w:themeColor="text1"/>
+        </w:rPr>
+        <w:t>Interview questions:</w:t>
+      </w:r>
+    </w:p>
+    <w:p>
+      <w:pPr>
+        <w:spacing w:after="0"/>
+        <w:rPr>
+          <w:rFonts w:cstheme="minorHAnsi"/>
+          <w:color w:val="000000" w:themeColor="text1"/>
+        </w:rPr>
+      </w:pPr>
+      <w:r>
+        <w:rPr>
+          <w:rFonts w:cstheme="minorHAnsi"/>
+          <w:color w:val="000000" w:themeColor="text1"/>
+        </w:rPr>
+        <w:t xml:space="preserve">1. </w:t>
+      </w:r>
+      <w:r>
+        <w:rPr>
+          <w:rFonts w:cstheme="minorHAnsi"/>
+          <w:color w:val="000000" w:themeColor="text1"/>
+        </w:rPr>
+        <w:t xml:space="preserve">Equals &amp; </w:t>
+      </w:r>
+      <w:proofErr w:type="spellStart"/>
+      <w:r>
+        <w:rPr>
+          <w:rFonts w:cstheme="minorHAnsi"/>
+          <w:color w:val="000000" w:themeColor="text1"/>
+        </w:rPr>
+        <w:t>hascode</w:t>
+      </w:r>
+      <w:proofErr w:type="spellEnd"/>
+    </w:p>
+    <w:p>
+      <w:pPr>
+        <w:spacing w:after="0"/>
+        <w:rPr>
+          <w:rFonts w:cstheme="minorHAnsi"/>
+          <w:b/>
+          <w:bCs/>
+          <w:color w:val="000000" w:themeColor="text1"/>
+        </w:rPr>
+      </w:pPr>
+      <w:proofErr w:type="gramStart"/>
+      <w:r>
+        <w:rPr>
+          <w:rFonts w:cstheme="minorHAnsi"/>
+          <w:b/>
+          <w:bCs/>
+          <w:color w:val="000000" w:themeColor="text1"/>
+        </w:rPr>
+        <w:t>equals(</w:t>
+      </w:r>
+      <w:proofErr w:type="gramEnd"/>
+      <w:r>
+        <w:rPr>
+          <w:rFonts w:cstheme="minorHAnsi"/>
+          <w:b/>
+          <w:bCs/>
+          <w:color w:val="000000" w:themeColor="text1"/>
+        </w:rPr>
+        <w:t>) answers: "Are these two objects logically equal?"</w:t>
+      </w:r>
+      <w:r>
+        <w:rPr>
+          <w:rFonts w:cstheme="minorHAnsi"/>
+          <w:color w:val="000000" w:themeColor="text1"/>
+        </w:rPr>
+        <w:br/>
+      </w:r>
+      <w:proofErr w:type="spellStart"/>
+      <w:proofErr w:type="gramStart"/>
+      <w:r>
+        <w:rPr>
+          <w:rFonts w:cstheme="minorHAnsi"/>
+          <w:b/>
+          <w:bCs/>
+          <w:color w:val="000000" w:themeColor="text1"/>
+        </w:rPr>
+        <w:t>hashCode</w:t>
+      </w:r>
+      <w:proofErr w:type="spellEnd"/>
+      <w:r>
+        <w:rPr>
+          <w:rFonts w:cstheme="minorHAnsi"/>
+          <w:b/>
+          <w:bCs/>
+          <w:color w:val="000000" w:themeColor="text1"/>
+        </w:rPr>
+        <w:t>(</w:t>
+      </w:r>
+      <w:proofErr w:type="gramEnd"/>
+      <w:r>
+        <w:rPr>
+          <w:rFonts w:cstheme="minorHAnsi"/>
+          <w:b/>
+          <w:bCs/>
+          <w:color w:val="000000" w:themeColor="text1"/>
+        </w:rPr>
+        <w:t>) answers: "Which hash bucket should this object belong to?"</w:t>
+      </w:r>
+    </w:p>
+    <w:p>
+      <w:pPr>
+        <w:spacing w:after="0"/>
+        <w:rPr>
+          <w:rFonts w:cstheme="minorHAnsi"/>
+          <w:color w:val="000000" w:themeColor="text1"/>
+        </w:rPr>
+      </w:pPr>
+    </w:p>
+    <w:p>
+      <w:pPr>
+        <w:tabs>
+          <w:tab w:val="left" w:pos="10420"/>
+        </w:tabs>
+        <w:spacing w:after="0"/>
+        <w:rPr>
+          <w:rFonts w:cstheme="minorHAnsi"/>
+          <w:color w:val="000000" w:themeColor="text1"/>
+        </w:rPr>
+      </w:pPr>
+      <w:r>
+        <w:rPr>
+          <w:rFonts w:cstheme="minorHAnsi"/>
+          <w:color w:val="000000" w:themeColor="text1"/>
+        </w:rPr>
+        <w:lastRenderedPageBreak/>
+        <w:t xml:space="preserve">If </w:t>
+      </w:r>
+      <w:proofErr w:type="spellStart"/>
+      <w:proofErr w:type="gramStart"/>
+      <w:r>
+        <w:rPr>
+          <w:rFonts w:cstheme="minorHAnsi"/>
+          <w:color w:val="000000" w:themeColor="text1"/>
+        </w:rPr>
+        <w:t>a.equals</w:t>
+      </w:r>
+      <w:proofErr w:type="spellEnd"/>
+      <w:proofErr w:type="gramEnd"/>
+      <w:r>
+        <w:rPr>
+          <w:rFonts w:cstheme="minorHAnsi"/>
+          <w:color w:val="000000" w:themeColor="text1"/>
+        </w:rPr>
+        <w:t xml:space="preserve">(b) is true, then </w:t>
+      </w:r>
+      <w:proofErr w:type="spellStart"/>
+      <w:proofErr w:type="gramStart"/>
+      <w:r>
+        <w:rPr>
+          <w:rFonts w:cstheme="minorHAnsi"/>
+          <w:color w:val="000000" w:themeColor="text1"/>
+        </w:rPr>
+        <w:t>a.hashCode</w:t>
+      </w:r>
+      <w:proofErr w:type="spellEnd"/>
+      <w:proofErr w:type="gramEnd"/>
+      <w:r>
+        <w:rPr>
+          <w:rFonts w:cstheme="minorHAnsi"/>
+          <w:color w:val="000000" w:themeColor="text1"/>
+        </w:rPr>
+        <w:t xml:space="preserve">() MUST equal </w:t>
+      </w:r>
+      <w:proofErr w:type="spellStart"/>
+      <w:proofErr w:type="gramStart"/>
+      <w:r>
+        <w:rPr>
+          <w:rFonts w:cstheme="minorHAnsi"/>
+          <w:color w:val="000000" w:themeColor="text1"/>
+        </w:rPr>
+        <w:t>b.hashCode</w:t>
+      </w:r>
+      <w:proofErr w:type="spellEnd"/>
+      <w:proofErr w:type="gramEnd"/>
+      <w:r>
+        <w:rPr>
+          <w:rFonts w:cstheme="minorHAnsi"/>
+          <w:color w:val="000000" w:themeColor="text1"/>
+        </w:rPr>
+        <w:t>().</w:t>
+      </w:r>
+    </w:p>
+    <w:p>
+      <w:pPr>
+        <w:tabs>
+          <w:tab w:val="left" w:pos="10420"/>
+        </w:tabs>
+        <w:spacing w:after="0"/>
+        <w:rPr>
+          <w:rFonts w:cstheme="minorHAnsi"/>
+          <w:color w:val="000000" w:themeColor="text1"/>
+        </w:rPr>
+      </w:pPr>
+      <w:r>
+        <w:rPr>
+          <w:rFonts w:cstheme="minorHAnsi"/>
+          <w:color w:val="000000" w:themeColor="text1"/>
+        </w:rPr>
+        <w:t>2.</w:t>
+      </w:r>
+    </w:p>
+    <w:p>
+      <w:pPr>
+        <w:tabs>
+          <w:tab w:val="left" w:pos="10420"/>
+        </w:tabs>
+        <w:spacing w:after="0"/>
+        <w:rPr>
+          <w:rFonts w:cstheme="minorHAnsi"/>
+          <w:color w:val="000000" w:themeColor="text1"/>
+        </w:rPr>
+      </w:pPr>
+      <w:r>
+        <w:rPr>
+          <w:rFonts w:cstheme="minorHAnsi"/>
+          <w:b/>
+          <w:bCs/>
+          <w:color w:val="000000" w:themeColor="text1"/>
+        </w:rPr>
+        <w:t>HashMap → fast but unsafe</w:t>
+      </w:r>
+      <w:r>
+        <w:rPr>
+          <w:rFonts w:cstheme="minorHAnsi"/>
+          <w:color w:val="000000" w:themeColor="text1"/>
+        </w:rPr>
+        <w:br/>
+      </w:r>
+      <w:proofErr w:type="spellStart"/>
+      <w:r>
+        <w:rPr>
+          <w:rFonts w:cstheme="minorHAnsi"/>
+          <w:b/>
+          <w:bCs/>
+          <w:color w:val="000000" w:themeColor="text1"/>
+        </w:rPr>
+        <w:t>Hashtable</w:t>
+      </w:r>
+      <w:proofErr w:type="spellEnd"/>
+      <w:r>
+        <w:rPr>
+          <w:rFonts w:cstheme="minorHAnsi"/>
+          <w:b/>
+          <w:bCs/>
+          <w:color w:val="000000" w:themeColor="text1"/>
+        </w:rPr>
+        <w:t xml:space="preserve"> → safe but coarse-grained locking</w:t>
+      </w:r>
+      <w:r>
+        <w:rPr>
+          <w:rFonts w:cstheme="minorHAnsi"/>
+          <w:color w:val="000000" w:themeColor="text1"/>
+        </w:rPr>
+        <w:br/>
+      </w:r>
+      <w:proofErr w:type="spellStart"/>
+      <w:r>
+        <w:rPr>
+          <w:rFonts w:cstheme="minorHAnsi"/>
+          <w:b/>
+          <w:bCs/>
+          <w:color w:val="000000" w:themeColor="text1"/>
+        </w:rPr>
+        <w:t>ConcurrentHashMap</w:t>
+      </w:r>
+      <w:proofErr w:type="spellEnd"/>
+      <w:r>
+        <w:rPr>
+          <w:rFonts w:cstheme="minorHAnsi"/>
+          <w:b/>
+          <w:bCs/>
+          <w:color w:val="000000" w:themeColor="text1"/>
+        </w:rPr>
+        <w:t xml:space="preserve"> → safe + designed for high concurrency</w:t>
+      </w:r>
+      <w:r>
+        <w:rPr>
+          <w:rFonts w:cstheme="minorHAnsi"/>
+          <w:color w:val="000000" w:themeColor="text1"/>
+        </w:rPr>
+        <w:tab/>
       </w:r>
     </w:p>
     <w:sectPr>
@@ -36716,9 +37127,9 @@
     </w:lvl>
   </w:abstractNum>
   <w:abstractNum w:abstractNumId="31" w15:restartNumberingAfterBreak="0">
-    <w:nsid w:val="6E8B2BAE"/>
+    <w:nsid w:val="6C7925F9"/>
     <w:multiLevelType w:val="multilevel"/>
-    <w:tmpl w:val="C9BE0CD4"/>
+    <w:tmpl w:val="F0629700"/>
     <w:lvl w:ilvl="0">
       <w:start w:val="1"/>
       <w:numFmt w:val="bullet"/>
@@ -36865,9 +37276,9 @@
     </w:lvl>
   </w:abstractNum>
   <w:abstractNum w:abstractNumId="32" w15:restartNumberingAfterBreak="0">
-    <w:nsid w:val="784F405D"/>
+    <w:nsid w:val="6E8B2BAE"/>
     <w:multiLevelType w:val="multilevel"/>
-    <w:tmpl w:val="F3163BE6"/>
+    <w:tmpl w:val="C9BE0CD4"/>
     <w:lvl w:ilvl="0">
       <w:start w:val="1"/>
       <w:numFmt w:val="bullet"/>
@@ -37014,122 +37425,9 @@
     </w:lvl>
   </w:abstractNum>
   <w:abstractNum w:abstractNumId="33" w15:restartNumberingAfterBreak="0">
-    <w:nsid w:val="78551646"/>
-    <w:multiLevelType w:val="hybridMultilevel"/>
-    <w:tmpl w:val="DC38E608"/>
-    <w:lvl w:ilvl="0" w:tplc="E2183D9C">
-      <w:start w:val="1"/>
-      <w:numFmt w:val="bullet"/>
-      <w:lvlText w:val="-"/>
-      <w:lvlJc w:val="left"/>
-      <w:pPr>
-        <w:ind w:left="720" w:hanging="360"/>
-      </w:pPr>
-      <w:rPr>
-        <w:rFonts w:ascii="Calibri" w:eastAsiaTheme="minorHAnsi" w:hAnsi="Calibri" w:cs="Calibri" w:hint="default"/>
-      </w:rPr>
-    </w:lvl>
-    <w:lvl w:ilvl="1" w:tplc="04090003" w:tentative="1">
-      <w:start w:val="1"/>
-      <w:numFmt w:val="bullet"/>
-      <w:lvlText w:val="o"/>
-      <w:lvlJc w:val="left"/>
-      <w:pPr>
-        <w:ind w:left="1440" w:hanging="360"/>
-      </w:pPr>
-      <w:rPr>
-        <w:rFonts w:ascii="Courier New" w:hAnsi="Courier New" w:cs="Courier New" w:hint="default"/>
-      </w:rPr>
-    </w:lvl>
-    <w:lvl w:ilvl="2" w:tplc="04090005" w:tentative="1">
-      <w:start w:val="1"/>
-      <w:numFmt w:val="bullet"/>
-      <w:lvlText w:val=""/>
-      <w:lvlJc w:val="left"/>
-      <w:pPr>
-        <w:ind w:left="2160" w:hanging="360"/>
-      </w:pPr>
-      <w:rPr>
-        <w:rFonts w:ascii="Wingdings" w:hAnsi="Wingdings" w:hint="default"/>
-      </w:rPr>
-    </w:lvl>
-    <w:lvl w:ilvl="3" w:tplc="04090001" w:tentative="1">
-      <w:start w:val="1"/>
-      <w:numFmt w:val="bullet"/>
-      <w:lvlText w:val=""/>
-      <w:lvlJc w:val="left"/>
-      <w:pPr>
-        <w:ind w:left="2880" w:hanging="360"/>
-      </w:pPr>
-      <w:rPr>
-        <w:rFonts w:ascii="Symbol" w:hAnsi="Symbol" w:hint="default"/>
-      </w:rPr>
-    </w:lvl>
-    <w:lvl w:ilvl="4" w:tplc="04090003" w:tentative="1">
-      <w:start w:val="1"/>
-      <w:numFmt w:val="bullet"/>
-      <w:lvlText w:val="o"/>
-      <w:lvlJc w:val="left"/>
-      <w:pPr>
-        <w:ind w:left="3600" w:hanging="360"/>
-      </w:pPr>
-      <w:rPr>
-        <w:rFonts w:ascii="Courier New" w:hAnsi="Courier New" w:cs="Courier New" w:hint="default"/>
-      </w:rPr>
-    </w:lvl>
-    <w:lvl w:ilvl="5" w:tplc="04090005" w:tentative="1">
-      <w:start w:val="1"/>
-      <w:numFmt w:val="bullet"/>
-      <w:lvlText w:val=""/>
-      <w:lvlJc w:val="left"/>
-      <w:pPr>
-        <w:ind w:left="4320" w:hanging="360"/>
-      </w:pPr>
-      <w:rPr>
-        <w:rFonts w:ascii="Wingdings" w:hAnsi="Wingdings" w:hint="default"/>
-      </w:rPr>
-    </w:lvl>
-    <w:lvl w:ilvl="6" w:tplc="04090001" w:tentative="1">
-      <w:start w:val="1"/>
-      <w:numFmt w:val="bullet"/>
-      <w:lvlText w:val=""/>
-      <w:lvlJc w:val="left"/>
-      <w:pPr>
-        <w:ind w:left="5040" w:hanging="360"/>
-      </w:pPr>
-      <w:rPr>
-        <w:rFonts w:ascii="Symbol" w:hAnsi="Symbol" w:hint="default"/>
-      </w:rPr>
-    </w:lvl>
-    <w:lvl w:ilvl="7" w:tplc="04090003" w:tentative="1">
-      <w:start w:val="1"/>
-      <w:numFmt w:val="bullet"/>
-      <w:lvlText w:val="o"/>
-      <w:lvlJc w:val="left"/>
-      <w:pPr>
-        <w:ind w:left="5760" w:hanging="360"/>
-      </w:pPr>
-      <w:rPr>
-        <w:rFonts w:ascii="Courier New" w:hAnsi="Courier New" w:cs="Courier New" w:hint="default"/>
-      </w:rPr>
-    </w:lvl>
-    <w:lvl w:ilvl="8" w:tplc="04090005" w:tentative="1">
-      <w:start w:val="1"/>
-      <w:numFmt w:val="bullet"/>
-      <w:lvlText w:val=""/>
-      <w:lvlJc w:val="left"/>
-      <w:pPr>
-        <w:ind w:left="6480" w:hanging="360"/>
-      </w:pPr>
-      <w:rPr>
-        <w:rFonts w:ascii="Wingdings" w:hAnsi="Wingdings" w:hint="default"/>
-      </w:rPr>
-    </w:lvl>
-  </w:abstractNum>
-  <w:abstractNum w:abstractNumId="34" w15:restartNumberingAfterBreak="0">
-    <w:nsid w:val="79574465"/>
+    <w:nsid w:val="784F405D"/>
     <w:multiLevelType w:val="multilevel"/>
-    <w:tmpl w:val="3E92D2C8"/>
+    <w:tmpl w:val="F3163BE6"/>
     <w:lvl w:ilvl="0">
       <w:start w:val="1"/>
       <w:numFmt w:val="bullet"/>
@@ -37275,10 +37573,123 @@
       </w:rPr>
     </w:lvl>
   </w:abstractNum>
+  <w:abstractNum w:abstractNumId="34" w15:restartNumberingAfterBreak="0">
+    <w:nsid w:val="78551646"/>
+    <w:multiLevelType w:val="hybridMultilevel"/>
+    <w:tmpl w:val="DC38E608"/>
+    <w:lvl w:ilvl="0" w:tplc="E2183D9C">
+      <w:start w:val="1"/>
+      <w:numFmt w:val="bullet"/>
+      <w:lvlText w:val="-"/>
+      <w:lvlJc w:val="left"/>
+      <w:pPr>
+        <w:ind w:left="720" w:hanging="360"/>
+      </w:pPr>
+      <w:rPr>
+        <w:rFonts w:ascii="Calibri" w:eastAsiaTheme="minorHAnsi" w:hAnsi="Calibri" w:cs="Calibri" w:hint="default"/>
+      </w:rPr>
+    </w:lvl>
+    <w:lvl w:ilvl="1" w:tplc="04090003" w:tentative="1">
+      <w:start w:val="1"/>
+      <w:numFmt w:val="bullet"/>
+      <w:lvlText w:val="o"/>
+      <w:lvlJc w:val="left"/>
+      <w:pPr>
+        <w:ind w:left="1440" w:hanging="360"/>
+      </w:pPr>
+      <w:rPr>
+        <w:rFonts w:ascii="Courier New" w:hAnsi="Courier New" w:cs="Courier New" w:hint="default"/>
+      </w:rPr>
+    </w:lvl>
+    <w:lvl w:ilvl="2" w:tplc="04090005" w:tentative="1">
+      <w:start w:val="1"/>
+      <w:numFmt w:val="bullet"/>
+      <w:lvlText w:val=""/>
+      <w:lvlJc w:val="left"/>
+      <w:pPr>
+        <w:ind w:left="2160" w:hanging="360"/>
+      </w:pPr>
+      <w:rPr>
+        <w:rFonts w:ascii="Wingdings" w:hAnsi="Wingdings" w:hint="default"/>
+      </w:rPr>
+    </w:lvl>
+    <w:lvl w:ilvl="3" w:tplc="04090001" w:tentative="1">
+      <w:start w:val="1"/>
+      <w:numFmt w:val="bullet"/>
+      <w:lvlText w:val=""/>
+      <w:lvlJc w:val="left"/>
+      <w:pPr>
+        <w:ind w:left="2880" w:hanging="360"/>
+      </w:pPr>
+      <w:rPr>
+        <w:rFonts w:ascii="Symbol" w:hAnsi="Symbol" w:hint="default"/>
+      </w:rPr>
+    </w:lvl>
+    <w:lvl w:ilvl="4" w:tplc="04090003" w:tentative="1">
+      <w:start w:val="1"/>
+      <w:numFmt w:val="bullet"/>
+      <w:lvlText w:val="o"/>
+      <w:lvlJc w:val="left"/>
+      <w:pPr>
+        <w:ind w:left="3600" w:hanging="360"/>
+      </w:pPr>
+      <w:rPr>
+        <w:rFonts w:ascii="Courier New" w:hAnsi="Courier New" w:cs="Courier New" w:hint="default"/>
+      </w:rPr>
+    </w:lvl>
+    <w:lvl w:ilvl="5" w:tplc="04090005" w:tentative="1">
+      <w:start w:val="1"/>
+      <w:numFmt w:val="bullet"/>
+      <w:lvlText w:val=""/>
+      <w:lvlJc w:val="left"/>
+      <w:pPr>
+        <w:ind w:left="4320" w:hanging="360"/>
+      </w:pPr>
+      <w:rPr>
+        <w:rFonts w:ascii="Wingdings" w:hAnsi="Wingdings" w:hint="default"/>
+      </w:rPr>
+    </w:lvl>
+    <w:lvl w:ilvl="6" w:tplc="04090001" w:tentative="1">
+      <w:start w:val="1"/>
+      <w:numFmt w:val="bullet"/>
+      <w:lvlText w:val=""/>
+      <w:lvlJc w:val="left"/>
+      <w:pPr>
+        <w:ind w:left="5040" w:hanging="360"/>
+      </w:pPr>
+      <w:rPr>
+        <w:rFonts w:ascii="Symbol" w:hAnsi="Symbol" w:hint="default"/>
+      </w:rPr>
+    </w:lvl>
+    <w:lvl w:ilvl="7" w:tplc="04090003" w:tentative="1">
+      <w:start w:val="1"/>
+      <w:numFmt w:val="bullet"/>
+      <w:lvlText w:val="o"/>
+      <w:lvlJc w:val="left"/>
+      <w:pPr>
+        <w:ind w:left="5760" w:hanging="360"/>
+      </w:pPr>
+      <w:rPr>
+        <w:rFonts w:ascii="Courier New" w:hAnsi="Courier New" w:cs="Courier New" w:hint="default"/>
+      </w:rPr>
+    </w:lvl>
+    <w:lvl w:ilvl="8" w:tplc="04090005" w:tentative="1">
+      <w:start w:val="1"/>
+      <w:numFmt w:val="bullet"/>
+      <w:lvlText w:val=""/>
+      <w:lvlJc w:val="left"/>
+      <w:pPr>
+        <w:ind w:left="6480" w:hanging="360"/>
+      </w:pPr>
+      <w:rPr>
+        <w:rFonts w:ascii="Wingdings" w:hAnsi="Wingdings" w:hint="default"/>
+      </w:rPr>
+    </w:lvl>
+  </w:abstractNum>
   <w:abstractNum w:abstractNumId="35" w15:restartNumberingAfterBreak="0">
-    <w:nsid w:val="7A670404"/>
+    <w:nsid w:val="79574465"/>
     <w:multiLevelType w:val="multilevel"/>
-    <w:tmpl w:val="5FAE26EE"/>
+    <w:tmpl w:val="3E92D2C8"/>
     <w:lvl w:ilvl="0">
       <w:start w:val="1"/>
       <w:numFmt w:val="bullet"/>
@@ -37425,9 +37836,9 @@
     </w:lvl>
   </w:abstractNum>
   <w:abstractNum w:abstractNumId="36" w15:restartNumberingAfterBreak="0">
-    <w:nsid w:val="7F9E2BA8"/>
+    <w:nsid w:val="7A670404"/>
     <w:multiLevelType w:val="multilevel"/>
-    <w:tmpl w:val="FE7A21B4"/>
+    <w:tmpl w:val="5FAE26EE"/>
     <w:lvl w:ilvl="0">
       <w:start w:val="1"/>
       <w:numFmt w:val="bullet"/>
@@ -37574,9 +37985,9 @@
     </w:lvl>
   </w:abstractNum>
   <w:abstractNum w:abstractNumId="37" w15:restartNumberingAfterBreak="0">
-    <w:nsid w:val="7FBF21C5"/>
+    <w:nsid w:val="7F9E2BA8"/>
     <w:multiLevelType w:val="multilevel"/>
-    <w:tmpl w:val="72A6B2B6"/>
+    <w:tmpl w:val="FE7A21B4"/>
     <w:lvl w:ilvl="0">
       <w:start w:val="1"/>
       <w:numFmt w:val="bullet"/>
@@ -37723,6 +38134,155 @@
     </w:lvl>
   </w:abstractNum>
   <w:abstractNum w:abstractNumId="38" w15:restartNumberingAfterBreak="0">
+    <w:nsid w:val="7FBF21C5"/>
+    <w:multiLevelType w:val="multilevel"/>
+    <w:tmpl w:val="72A6B2B6"/>
+    <w:lvl w:ilvl="0">
+      <w:start w:val="1"/>
+      <w:numFmt w:val="bullet"/>
+      <w:lvlText w:val=""/>
+      <w:lvlJc w:val="left"/>
+      <w:pPr>
+        <w:tabs>
+          <w:tab w:val="num" w:pos="720"/>
+        </w:tabs>
+        <w:ind w:left="720" w:hanging="360"/>
+      </w:pPr>
+      <w:rPr>
+        <w:rFonts w:ascii="Symbol" w:hAnsi="Symbol" w:hint="default"/>
+        <w:sz w:val="20"/>
+      </w:rPr>
+    </w:lvl>
+    <w:lvl w:ilvl="1" w:tentative="1">
+      <w:start w:val="1"/>
+      <w:numFmt w:val="bullet"/>
+      <w:lvlText w:val="o"/>
+      <w:lvlJc w:val="left"/>
+      <w:pPr>
+        <w:tabs>
+          <w:tab w:val="num" w:pos="1440"/>
+        </w:tabs>
+        <w:ind w:left="1440" w:hanging="360"/>
+      </w:pPr>
+      <w:rPr>
+        <w:rFonts w:ascii="Courier New" w:hAnsi="Courier New" w:hint="default"/>
+        <w:sz w:val="20"/>
+      </w:rPr>
+    </w:lvl>
+    <w:lvl w:ilvl="2" w:tentative="1">
+      <w:start w:val="1"/>
+      <w:numFmt w:val="bullet"/>
+      <w:lvlText w:val=""/>
+      <w:lvlJc w:val="left"/>
+      <w:pPr>
+        <w:tabs>
+          <w:tab w:val="num" w:pos="2160"/>
+        </w:tabs>
+        <w:ind w:left="2160" w:hanging="360"/>
+      </w:pPr>
+      <w:rPr>
+        <w:rFonts w:ascii="Wingdings" w:hAnsi="Wingdings" w:hint="default"/>
+        <w:sz w:val="20"/>
+      </w:rPr>
+    </w:lvl>
+    <w:lvl w:ilvl="3" w:tentative="1">
+      <w:start w:val="1"/>
+      <w:numFmt w:val="bullet"/>
+      <w:lvlText w:val=""/>
+      <w:lvlJc w:val="left"/>
+      <w:pPr>
+        <w:tabs>
+          <w:tab w:val="num" w:pos="2880"/>
+        </w:tabs>
+        <w:ind w:left="2880" w:hanging="360"/>
+      </w:pPr>
+      <w:rPr>
+        <w:rFonts w:ascii="Wingdings" w:hAnsi="Wingdings" w:hint="default"/>
+        <w:sz w:val="20"/>
+      </w:rPr>
+    </w:lvl>
+    <w:lvl w:ilvl="4" w:tentative="1">
+      <w:start w:val="1"/>
+      <w:numFmt w:val="bullet"/>
+      <w:lvlText w:val=""/>
+      <w:lvlJc w:val="left"/>
+      <w:pPr>
+        <w:tabs>
+          <w:tab w:val="num" w:pos="3600"/>
+        </w:tabs>
+        <w:ind w:left="3600" w:hanging="360"/>
+      </w:pPr>
+      <w:rPr>
+        <w:rFonts w:ascii="Wingdings" w:hAnsi="Wingdings" w:hint="default"/>
+        <w:sz w:val="20"/>
+      </w:rPr>
+    </w:lvl>
+    <w:lvl w:ilvl="5" w:tentative="1">
+      <w:start w:val="1"/>
+      <w:numFmt w:val="bullet"/>
+      <w:lvlText w:val=""/>
+      <w:lvlJc w:val="left"/>
+      <w:pPr>
+        <w:tabs>
+          <w:tab w:val="num" w:pos="4320"/>
+        </w:tabs>
+        <w:ind w:left="4320" w:hanging="360"/>
+      </w:pPr>
+      <w:rPr>
+        <w:rFonts w:ascii="Wingdings" w:hAnsi="Wingdings" w:hint="default"/>
+        <w:sz w:val="20"/>
+      </w:rPr>
+    </w:lvl>
+    <w:lvl w:ilvl="6" w:tentative="1">
+      <w:start w:val="1"/>
+      <w:numFmt w:val="bullet"/>
+      <w:lvlText w:val=""/>
+      <w:lvlJc w:val="left"/>
+      <w:pPr>
+        <w:tabs>
+          <w:tab w:val="num" w:pos="5040"/>
+        </w:tabs>
+        <w:ind w:left="5040" w:hanging="360"/>
+      </w:pPr>
+      <w:rPr>
+        <w:rFonts w:ascii="Wingdings" w:hAnsi="Wingdings" w:hint="default"/>
+        <w:sz w:val="20"/>
+      </w:rPr>
+    </w:lvl>
+    <w:lvl w:ilvl="7" w:tentative="1">
+      <w:start w:val="1"/>
+      <w:numFmt w:val="bullet"/>
+      <w:lvlText w:val=""/>
+      <w:lvlJc w:val="left"/>
+      <w:pPr>
+        <w:tabs>
+          <w:tab w:val="num" w:pos="5760"/>
+        </w:tabs>
+        <w:ind w:left="5760" w:hanging="360"/>
+      </w:pPr>
+      <w:rPr>
+        <w:rFonts w:ascii="Wingdings" w:hAnsi="Wingdings" w:hint="default"/>
+        <w:sz w:val="20"/>
+      </w:rPr>
+    </w:lvl>
+    <w:lvl w:ilvl="8" w:tentative="1">
+      <w:start w:val="1"/>
+      <w:numFmt w:val="bullet"/>
+      <w:lvlText w:val=""/>
+      <w:lvlJc w:val="left"/>
+      <w:pPr>
+        <w:tabs>
+          <w:tab w:val="num" w:pos="6480"/>
+        </w:tabs>
+        <w:ind w:left="6480" w:hanging="360"/>
+      </w:pPr>
+      <w:rPr>
+        <w:rFonts w:ascii="Wingdings" w:hAnsi="Wingdings" w:hint="default"/>
+        <w:sz w:val="20"/>
+      </w:rPr>
+    </w:lvl>
+  </w:abstractNum>
+  <w:abstractNum w:abstractNumId="39" w15:restartNumberingAfterBreak="0">
     <w:nsid w:val="7FC75B8E"/>
     <w:multiLevelType w:val="hybridMultilevel"/>
     <w:tmpl w:val="6A2453DC"/>
@@ -37854,7 +38414,7 @@
     <w:abstractNumId w:val="12"/>
   </w:num>
   <w:num w:numId="7" w16cid:durableId="8914324">
-    <w:abstractNumId w:val="34"/>
+    <w:abstractNumId w:val="35"/>
   </w:num>
   <w:num w:numId="8" w16cid:durableId="325476650">
     <w:abstractNumId w:val="7"/>
@@ -37878,10 +38438,10 @@
     <w:abstractNumId w:val="16"/>
   </w:num>
   <w:num w:numId="15" w16cid:durableId="961808019">
-    <w:abstractNumId w:val="37"/>
+    <w:abstractNumId w:val="38"/>
   </w:num>
   <w:num w:numId="16" w16cid:durableId="1182356552">
-    <w:abstractNumId w:val="31"/>
+    <w:abstractNumId w:val="32"/>
   </w:num>
   <w:num w:numId="17" w16cid:durableId="689068843">
     <w:abstractNumId w:val="4"/>
@@ -37911,19 +38471,19 @@
     <w:abstractNumId w:val="30"/>
   </w:num>
   <w:num w:numId="26" w16cid:durableId="436213040">
-    <w:abstractNumId w:val="32"/>
+    <w:abstractNumId w:val="33"/>
   </w:num>
   <w:num w:numId="27" w16cid:durableId="990600711">
+    <w:abstractNumId w:val="37"/>
+  </w:num>
+  <w:num w:numId="28" w16cid:durableId="1564174236">
     <w:abstractNumId w:val="36"/>
   </w:num>
-  <w:num w:numId="28" w16cid:durableId="1564174236">
-    <w:abstractNumId w:val="35"/>
-  </w:num>
   <w:num w:numId="29" w16cid:durableId="1563642039">
-    <w:abstractNumId w:val="38"/>
+    <w:abstractNumId w:val="39"/>
   </w:num>
   <w:num w:numId="30" w16cid:durableId="584725136">
-    <w:abstractNumId w:val="33"/>
+    <w:abstractNumId w:val="34"/>
   </w:num>
   <w:num w:numId="31" w16cid:durableId="1980307488">
     <w:abstractNumId w:val="15"/>
@@ -37951,6 +38511,9 @@
   </w:num>
   <w:num w:numId="39" w16cid:durableId="1911697775">
     <w:abstractNumId w:val="22"/>
+  </w:num>
+  <w:num w:numId="40" w16cid:durableId="996415671">
+    <w:abstractNumId w:val="31"/>
   </w:num>
 </w:numbering>
 </file>

--- a/Java/Java_notes.docx
+++ b/Java/Java_notes.docx
@@ -5232,20 +5232,16 @@
         <w:rPr>
           <w:color w:val="000000" w:themeColor="text1"/>
         </w:rPr>
-        <w:t xml:space="preserve">Any interface with only one </w:t>
-      </w:r>
-      <w:r>
-        <w:rPr>
-          <w:color w:val="000000" w:themeColor="text1"/>
-        </w:rPr>
-        <w:t xml:space="preserve">abstract </w:t>
-      </w:r>
-      <w:r>
-        <w:rPr>
-          <w:color w:val="000000" w:themeColor="text1"/>
-        </w:rPr>
-        <w:t xml:space="preserve">concrete method is called as functional interface. </w:t>
-      </w:r>
+        <w:t>A functional interface is an interface that has exactly one abstract method. It can have any number of default or static methods.</w:t>
+      </w:r>
+    </w:p>
+    <w:p>
+      <w:pPr>
+        <w:spacing w:after="0"/>
+        <w:rPr>
+          <w:color w:val="000000" w:themeColor="text1"/>
+        </w:rPr>
+      </w:pPr>
       <w:proofErr w:type="gramStart"/>
       <w:r>
         <w:rPr>
@@ -5963,6 +5959,22 @@
           <w:color w:val="000000" w:themeColor="text1"/>
         </w:rPr>
         <w:t xml:space="preserve"> </w:t>
+      </w:r>
+    </w:p>
+    <w:p>
+      <w:pPr>
+        <w:spacing w:after="0"/>
+        <w:rPr>
+          <w:rFonts w:cstheme="minorHAnsi"/>
+          <w:color w:val="000000" w:themeColor="text1"/>
+        </w:rPr>
+      </w:pPr>
+      <w:r>
+        <w:rPr>
+          <w:rFonts w:cstheme="minorHAnsi"/>
+          <w:color w:val="000000" w:themeColor="text1"/>
+        </w:rPr>
+        <w:t>A lambda expression is a concise way of representing an implementation of a functional interface. It uses the -&gt; syntax and helps reduce boilerplate code, especially when working with functional interfaces and Stream APIs.</w:t>
       </w:r>
     </w:p>
     <w:p>
@@ -8172,7 +8184,6 @@
           <w:rFonts w:cstheme="minorHAnsi"/>
           <w:color w:val="000000" w:themeColor="text1"/>
         </w:rPr>
-        <w:lastRenderedPageBreak/>
         <w:t>They make collection processing more concise and declarative, especially when we need to combine multiple operations like filtering, transformation, sorting, and aggregation into a pipeline.</w:t>
       </w:r>
     </w:p>
@@ -10912,6 +10923,7 @@
           <w:rFonts w:cstheme="minorHAnsi"/>
           <w:color w:val="000000" w:themeColor="text1"/>
         </w:rPr>
+        <w:lastRenderedPageBreak/>
         <w:t xml:space="preserve"> </w:t>
       </w:r>
       <w:r>
@@ -10963,7 +10975,6 @@
           <w:bCs/>
           <w:color w:val="000000" w:themeColor="text1"/>
         </w:rPr>
-        <w:lastRenderedPageBreak/>
         <w:t>wait(</w:t>
       </w:r>
       <w:proofErr w:type="gramEnd"/>
@@ -14086,6 +14097,7 @@
           <w:sz w:val="16"/>
           <w:szCs w:val="16"/>
         </w:rPr>
+        <w:lastRenderedPageBreak/>
         <w:t>lock acquired by threadThread-1</w:t>
       </w:r>
     </w:p>
@@ -17684,6 +17696,7 @@
           <w:sz w:val="18"/>
           <w:szCs w:val="18"/>
         </w:rPr>
+        <w:lastRenderedPageBreak/>
         <w:t xml:space="preserve">                          </w:t>
       </w:r>
       <w:r>
@@ -17783,15 +17796,6 @@
           <w:szCs w:val="18"/>
         </w:rPr>
         <w:br/>
-      </w:r>
-      <w:r>
-        <w:rPr>
-          <w:rFonts w:ascii="Consolas" w:hAnsi="Consolas" w:cstheme="minorHAnsi"/>
-          <w:color w:val="000000" w:themeColor="text1"/>
-          <w:sz w:val="18"/>
-          <w:szCs w:val="18"/>
-        </w:rPr>
-        <w:lastRenderedPageBreak/>
         <w:t xml:space="preserve">                          </w:t>
       </w:r>
       <w:proofErr w:type="spellStart"/>
@@ -19429,6 +19433,38 @@
           <w:color w:val="000000" w:themeColor="text1"/>
         </w:rPr>
         <w:t>.</w:t>
+      </w:r>
+    </w:p>
+    <w:p>
+      <w:pPr>
+        <w:spacing w:after="0"/>
+        <w:rPr>
+          <w:rFonts w:cstheme="minorHAnsi"/>
+          <w:color w:val="000000" w:themeColor="text1"/>
+        </w:rPr>
+      </w:pPr>
+      <w:r>
+        <w:rPr>
+          <w:rFonts w:cstheme="minorHAnsi"/>
+          <w:color w:val="000000" w:themeColor="text1"/>
+        </w:rPr>
+        <w:t>"</w:t>
+      </w:r>
+      <w:r>
+        <w:rPr>
+          <w:rFonts w:cstheme="minorHAnsi"/>
+          <w:b/>
+          <w:bCs/>
+          <w:color w:val="000000" w:themeColor="text1"/>
+        </w:rPr>
+        <w:t>ExecutorService</w:t>
+      </w:r>
+      <w:r>
+        <w:rPr>
+          <w:rFonts w:cstheme="minorHAnsi"/>
+          <w:color w:val="000000" w:themeColor="text1"/>
+        </w:rPr>
+        <w:t xml:space="preserve"> is a Java concurrency framework that manages a pool of worker threads and provides methods to submit and execute asynchronous tasks. It abstracts thread creation and management and allows threads to be reused efficiently."</w:t>
       </w:r>
     </w:p>
     <w:p>
@@ -20388,6 +20424,7 @@
                 <w:sz w:val="16"/>
                 <w:szCs w:val="16"/>
               </w:rPr>
+              <w:lastRenderedPageBreak/>
               <w:t>Max Pool</w:t>
             </w:r>
           </w:p>
@@ -20703,7 +20740,6 @@
           <w:sz w:val="16"/>
           <w:szCs w:val="16"/>
         </w:rPr>
-        <w:lastRenderedPageBreak/>
         <w:t>// Cached thread pool executor</w:t>
       </w:r>
     </w:p>
@@ -23145,6 +23181,7 @@
           <w:rFonts w:cstheme="minorHAnsi"/>
           <w:color w:val="000000" w:themeColor="text1"/>
         </w:rPr>
+        <w:lastRenderedPageBreak/>
         <w:t>• Return the list of tasks which are awaiting execution</w:t>
       </w:r>
     </w:p>
@@ -23346,7 +23383,6 @@
           <w:rFonts w:cstheme="minorHAnsi"/>
           <w:color w:val="000000" w:themeColor="text1"/>
         </w:rPr>
-        <w:lastRenderedPageBreak/>
         <w:t>Only one time task runs.</w:t>
       </w:r>
     </w:p>
@@ -26046,6 +26082,7 @@
           <w:rFonts w:cstheme="minorHAnsi"/>
           <w:color w:val="000000" w:themeColor="text1"/>
         </w:rPr>
+        <w:lastRenderedPageBreak/>
         <w:t xml:space="preserve">It will create all the </w:t>
       </w:r>
       <w:proofErr w:type="gramStart"/>
@@ -26196,7 +26233,6 @@
           <w:rFonts w:cstheme="minorHAnsi"/>
           <w:color w:val="000000" w:themeColor="text1"/>
         </w:rPr>
-        <w:lastRenderedPageBreak/>
         <w:t>• Class itself made final.</w:t>
       </w:r>
     </w:p>
@@ -29067,6 +29103,7 @@
           <w:sz w:val="16"/>
           <w:szCs w:val="16"/>
         </w:rPr>
+        <w:lastRenderedPageBreak/>
         <w:t xml:space="preserve">        </w:t>
       </w:r>
       <w:proofErr w:type="spellStart"/>
@@ -29214,7 +29251,6 @@
           <w:rFonts w:cstheme="minorHAnsi"/>
           <w:color w:val="000000" w:themeColor="text1"/>
         </w:rPr>
-        <w:lastRenderedPageBreak/>
         <w:t xml:space="preserve">record internally extends </w:t>
       </w:r>
       <w:proofErr w:type="spellStart"/>
@@ -32519,6 +32555,7 @@
           <w:bCs/>
           <w:color w:val="000000" w:themeColor="text1"/>
         </w:rPr>
+        <w:lastRenderedPageBreak/>
         <w:t>Interview questions:</w:t>
       </w:r>
     </w:p>
@@ -32542,7 +32579,21 @@
           <w:rFonts w:cstheme="minorHAnsi"/>
           <w:color w:val="000000" w:themeColor="text1"/>
         </w:rPr>
-        <w:t xml:space="preserve">Equals &amp; </w:t>
+        <w:t>Equals</w:t>
+      </w:r>
+      <w:r>
+        <w:rPr>
+          <w:rFonts w:cstheme="minorHAnsi"/>
+          <w:color w:val="000000" w:themeColor="text1"/>
+        </w:rPr>
+        <w:t>,</w:t>
+      </w:r>
+      <w:r>
+        <w:rPr>
+          <w:rFonts w:cstheme="minorHAnsi"/>
+          <w:color w:val="000000" w:themeColor="text1"/>
+        </w:rPr>
+        <w:t xml:space="preserve"> </w:t>
       </w:r>
       <w:proofErr w:type="spellStart"/>
       <w:r>
@@ -32553,6 +32604,13 @@
         <w:t>hascode</w:t>
       </w:r>
       <w:proofErr w:type="spellEnd"/>
+      <w:r>
+        <w:rPr>
+          <w:rFonts w:cstheme="minorHAnsi"/>
+          <w:color w:val="000000" w:themeColor="text1"/>
+        </w:rPr>
+        <w:t>, ==</w:t>
+      </w:r>
     </w:p>
     <w:p>
       <w:pPr>
@@ -32582,7 +32640,101 @@
           <w:bCs/>
           <w:color w:val="000000" w:themeColor="text1"/>
         </w:rPr>
-        <w:t>) answers: "Are these two objects logically equal?"</w:t>
+        <w:t xml:space="preserve">): </w:t>
+      </w:r>
+      <w:r>
+        <w:rPr>
+          <w:rFonts w:cstheme="minorHAnsi"/>
+          <w:b/>
+          <w:bCs/>
+          <w:color w:val="000000" w:themeColor="text1"/>
+        </w:rPr>
+        <w:t>compares</w:t>
+      </w:r>
+      <w:r>
+        <w:rPr>
+          <w:rFonts w:cstheme="minorHAnsi"/>
+          <w:b/>
+          <w:bCs/>
+          <w:color w:val="000000" w:themeColor="text1"/>
+        </w:rPr>
+        <w:t xml:space="preserve"> logically </w:t>
+      </w:r>
+      <w:r>
+        <w:rPr>
+          <w:rFonts w:cstheme="minorHAnsi"/>
+          <w:b/>
+          <w:bCs/>
+          <w:color w:val="000000" w:themeColor="text1"/>
+        </w:rPr>
+        <w:t>equality / value</w:t>
+      </w:r>
+      <w:r>
+        <w:rPr>
+          <w:rFonts w:cstheme="minorHAnsi"/>
+          <w:b/>
+          <w:bCs/>
+          <w:color w:val="000000" w:themeColor="text1"/>
+        </w:rPr>
+        <w:t>?"</w:t>
+      </w:r>
+    </w:p>
+    <w:p>
+      <w:pPr>
+        <w:spacing w:after="0"/>
+        <w:rPr>
+          <w:rFonts w:cstheme="minorHAnsi"/>
+          <w:b/>
+          <w:bCs/>
+          <w:color w:val="000000" w:themeColor="text1"/>
+        </w:rPr>
+      </w:pPr>
+      <w:r>
+        <w:rPr>
+          <w:rFonts w:cstheme="minorHAnsi"/>
+          <w:b/>
+          <w:bCs/>
+          <w:color w:val="000000" w:themeColor="text1"/>
+        </w:rPr>
+        <w:t>=</w:t>
+      </w:r>
+      <w:proofErr w:type="gramStart"/>
+      <w:r>
+        <w:rPr>
+          <w:rFonts w:cstheme="minorHAnsi"/>
+          <w:b/>
+          <w:bCs/>
+          <w:color w:val="000000" w:themeColor="text1"/>
+        </w:rPr>
+        <w:t>= :</w:t>
+      </w:r>
+      <w:proofErr w:type="gramEnd"/>
+      <w:r>
+        <w:rPr>
+          <w:rFonts w:cstheme="minorHAnsi"/>
+          <w:b/>
+          <w:bCs/>
+          <w:color w:val="000000" w:themeColor="text1"/>
+        </w:rPr>
+        <w:t xml:space="preserve"> compares </w:t>
+      </w:r>
+      <w:r>
+        <w:rPr>
+          <w:rFonts w:cstheme="minorHAnsi"/>
+          <w:b/>
+          <w:bCs/>
+          <w:color w:val="000000" w:themeColor="text1"/>
+        </w:rPr>
+        <w:t xml:space="preserve">object </w:t>
+      </w:r>
+      <w:r>
+        <w:rPr>
+          <w:rFonts w:cstheme="minorHAnsi"/>
+          <w:b/>
+          <w:bCs/>
+          <w:color w:val="000000" w:themeColor="text1"/>
+        </w:rPr>
+        <w:t>reference</w:t>
       </w:r>
       <w:r>
         <w:rPr>
@@ -32621,6 +32773,40 @@
           <w:color w:val="000000" w:themeColor="text1"/>
         </w:rPr>
         <w:t>) answers: "Which hash bucket should this object belong to?"</w:t>
+      </w:r>
+    </w:p>
+    <w:p>
+      <w:pPr>
+        <w:spacing w:after="0"/>
+        <w:rPr>
+          <w:rFonts w:cstheme="minorHAnsi"/>
+          <w:color w:val="000000" w:themeColor="text1"/>
+        </w:rPr>
+      </w:pPr>
+      <w:proofErr w:type="spellStart"/>
+      <w:proofErr w:type="gramStart"/>
+      <w:r>
+        <w:rPr>
+          <w:rFonts w:cstheme="minorHAnsi"/>
+          <w:color w:val="000000" w:themeColor="text1"/>
+        </w:rPr>
+        <w:t>hashCode</w:t>
+      </w:r>
+      <w:proofErr w:type="spellEnd"/>
+      <w:r>
+        <w:rPr>
+          <w:rFonts w:cstheme="minorHAnsi"/>
+          <w:color w:val="000000" w:themeColor="text1"/>
+        </w:rPr>
+        <w:t>(</w:t>
+      </w:r>
+      <w:proofErr w:type="gramEnd"/>
+      <w:r>
+        <w:rPr>
+          <w:rFonts w:cstheme="minorHAnsi"/>
+          <w:color w:val="000000" w:themeColor="text1"/>
+        </w:rPr>
+        <w:t>) generates a hash value that hash-based collections such as HashMap and HashSet use to determine the bucket/location where an object should be stored or searched."</w:t>
       </w:r>
     </w:p>
     <w:p>
@@ -32639,24 +32825,29 @@
         </w:tabs>
         <w:spacing w:after="0"/>
         <w:rPr>
-          <w:rFonts w:cstheme="minorHAnsi"/>
-          <w:color w:val="000000" w:themeColor="text1"/>
-        </w:rPr>
-      </w:pPr>
-      <w:r>
-        <w:rPr>
-          <w:rFonts w:cstheme="minorHAnsi"/>
-          <w:color w:val="000000" w:themeColor="text1"/>
-        </w:rPr>
-        <w:lastRenderedPageBreak/>
+          <w:rFonts w:ascii="Consolas" w:hAnsi="Consolas" w:cstheme="minorHAnsi"/>
+          <w:color w:val="000000" w:themeColor="text1"/>
+          <w:sz w:val="16"/>
+          <w:szCs w:val="16"/>
+        </w:rPr>
+      </w:pPr>
+      <w:r>
+        <w:rPr>
+          <w:rFonts w:ascii="Consolas" w:hAnsi="Consolas" w:cstheme="minorHAnsi"/>
+          <w:color w:val="000000" w:themeColor="text1"/>
+          <w:sz w:val="16"/>
+          <w:szCs w:val="16"/>
+        </w:rPr>
         <w:t xml:space="preserve">If </w:t>
       </w:r>
       <w:proofErr w:type="spellStart"/>
       <w:proofErr w:type="gramStart"/>
       <w:r>
         <w:rPr>
-          <w:rFonts w:cstheme="minorHAnsi"/>
-          <w:color w:val="000000" w:themeColor="text1"/>
+          <w:rFonts w:ascii="Consolas" w:hAnsi="Consolas" w:cstheme="minorHAnsi"/>
+          <w:color w:val="000000" w:themeColor="text1"/>
+          <w:sz w:val="16"/>
+          <w:szCs w:val="16"/>
         </w:rPr>
         <w:t>a.equals</w:t>
       </w:r>
@@ -32664,8 +32855,10 @@
       <w:proofErr w:type="gramEnd"/>
       <w:r>
         <w:rPr>
-          <w:rFonts w:cstheme="minorHAnsi"/>
-          <w:color w:val="000000" w:themeColor="text1"/>
+          <w:rFonts w:ascii="Consolas" w:hAnsi="Consolas" w:cstheme="minorHAnsi"/>
+          <w:color w:val="000000" w:themeColor="text1"/>
+          <w:sz w:val="16"/>
+          <w:szCs w:val="16"/>
         </w:rPr>
         <w:t xml:space="preserve">(b) is true, then </w:t>
       </w:r>
@@ -32673,8 +32866,10 @@
       <w:proofErr w:type="gramStart"/>
       <w:r>
         <w:rPr>
-          <w:rFonts w:cstheme="minorHAnsi"/>
-          <w:color w:val="000000" w:themeColor="text1"/>
+          <w:rFonts w:ascii="Consolas" w:hAnsi="Consolas" w:cstheme="minorHAnsi"/>
+          <w:color w:val="000000" w:themeColor="text1"/>
+          <w:sz w:val="16"/>
+          <w:szCs w:val="16"/>
         </w:rPr>
         <w:t>a.hashCode</w:t>
       </w:r>
@@ -32682,8 +32877,10 @@
       <w:proofErr w:type="gramEnd"/>
       <w:r>
         <w:rPr>
-          <w:rFonts w:cstheme="minorHAnsi"/>
-          <w:color w:val="000000" w:themeColor="text1"/>
+          <w:rFonts w:ascii="Consolas" w:hAnsi="Consolas" w:cstheme="minorHAnsi"/>
+          <w:color w:val="000000" w:themeColor="text1"/>
+          <w:sz w:val="16"/>
+          <w:szCs w:val="16"/>
         </w:rPr>
         <w:t xml:space="preserve">() MUST equal </w:t>
       </w:r>
@@ -32691,8 +32888,10 @@
       <w:proofErr w:type="gramStart"/>
       <w:r>
         <w:rPr>
-          <w:rFonts w:cstheme="minorHAnsi"/>
-          <w:color w:val="000000" w:themeColor="text1"/>
+          <w:rFonts w:ascii="Consolas" w:hAnsi="Consolas" w:cstheme="minorHAnsi"/>
+          <w:color w:val="000000" w:themeColor="text1"/>
+          <w:sz w:val="16"/>
+          <w:szCs w:val="16"/>
         </w:rPr>
         <w:t>b.hashCode</w:t>
       </w:r>
@@ -32700,8 +32899,10 @@
       <w:proofErr w:type="gramEnd"/>
       <w:r>
         <w:rPr>
-          <w:rFonts w:cstheme="minorHAnsi"/>
-          <w:color w:val="000000" w:themeColor="text1"/>
+          <w:rFonts w:ascii="Consolas" w:hAnsi="Consolas" w:cstheme="minorHAnsi"/>
+          <w:color w:val="000000" w:themeColor="text1"/>
+          <w:sz w:val="16"/>
+          <w:szCs w:val="16"/>
         </w:rPr>
         <w:t>().</w:t>
       </w:r>
@@ -32713,17 +32914,12 @@
         </w:tabs>
         <w:spacing w:after="0"/>
         <w:rPr>
-          <w:rFonts w:cstheme="minorHAnsi"/>
-          <w:color w:val="000000" w:themeColor="text1"/>
-        </w:rPr>
-      </w:pPr>
-      <w:r>
-        <w:rPr>
-          <w:rFonts w:cstheme="minorHAnsi"/>
-          <w:color w:val="000000" w:themeColor="text1"/>
-        </w:rPr>
-        <w:t>2.</w:t>
-      </w:r>
+          <w:rFonts w:ascii="Consolas" w:hAnsi="Consolas" w:cstheme="minorHAnsi"/>
+          <w:color w:val="000000" w:themeColor="text1"/>
+          <w:sz w:val="16"/>
+          <w:szCs w:val="16"/>
+        </w:rPr>
+      </w:pPr>
     </w:p>
     <w:p>
       <w:pPr>
@@ -32732,7 +32928,238 @@
         </w:tabs>
         <w:spacing w:after="0"/>
         <w:rPr>
-          <w:rFonts w:cstheme="minorHAnsi"/>
+          <w:rFonts w:ascii="Consolas" w:hAnsi="Consolas" w:cstheme="minorHAnsi"/>
+          <w:color w:val="000000" w:themeColor="text1"/>
+          <w:sz w:val="16"/>
+          <w:szCs w:val="16"/>
+        </w:rPr>
+      </w:pPr>
+      <w:r>
+        <w:rPr>
+          <w:rFonts w:ascii="Consolas" w:hAnsi="Consolas" w:cstheme="minorHAnsi"/>
+          <w:color w:val="000000" w:themeColor="text1"/>
+          <w:sz w:val="16"/>
+          <w:szCs w:val="16"/>
+        </w:rPr>
+        <w:t xml:space="preserve">String a = new </w:t>
+      </w:r>
+      <w:proofErr w:type="gramStart"/>
+      <w:r>
+        <w:rPr>
+          <w:rFonts w:ascii="Consolas" w:hAnsi="Consolas" w:cstheme="minorHAnsi"/>
+          <w:color w:val="000000" w:themeColor="text1"/>
+          <w:sz w:val="16"/>
+          <w:szCs w:val="16"/>
+        </w:rPr>
+        <w:t>String(</w:t>
+      </w:r>
+      <w:proofErr w:type="gramEnd"/>
+      <w:r>
+        <w:rPr>
+          <w:rFonts w:ascii="Consolas" w:hAnsi="Consolas" w:cstheme="minorHAnsi"/>
+          <w:color w:val="000000" w:themeColor="text1"/>
+          <w:sz w:val="16"/>
+          <w:szCs w:val="16"/>
+        </w:rPr>
+        <w:t>"10");</w:t>
+      </w:r>
+    </w:p>
+    <w:p>
+      <w:pPr>
+        <w:tabs>
+          <w:tab w:val="left" w:pos="10420"/>
+        </w:tabs>
+        <w:spacing w:after="0"/>
+        <w:rPr>
+          <w:rFonts w:ascii="Consolas" w:hAnsi="Consolas" w:cstheme="minorHAnsi"/>
+          <w:color w:val="000000" w:themeColor="text1"/>
+          <w:sz w:val="16"/>
+          <w:szCs w:val="16"/>
+        </w:rPr>
+      </w:pPr>
+      <w:r>
+        <w:rPr>
+          <w:rFonts w:ascii="Consolas" w:hAnsi="Consolas" w:cstheme="minorHAnsi"/>
+          <w:color w:val="000000" w:themeColor="text1"/>
+          <w:sz w:val="16"/>
+          <w:szCs w:val="16"/>
+        </w:rPr>
+        <w:t xml:space="preserve">String b = new </w:t>
+      </w:r>
+      <w:proofErr w:type="gramStart"/>
+      <w:r>
+        <w:rPr>
+          <w:rFonts w:ascii="Consolas" w:hAnsi="Consolas" w:cstheme="minorHAnsi"/>
+          <w:color w:val="000000" w:themeColor="text1"/>
+          <w:sz w:val="16"/>
+          <w:szCs w:val="16"/>
+        </w:rPr>
+        <w:t>String(</w:t>
+      </w:r>
+      <w:proofErr w:type="gramEnd"/>
+      <w:r>
+        <w:rPr>
+          <w:rFonts w:ascii="Consolas" w:hAnsi="Consolas" w:cstheme="minorHAnsi"/>
+          <w:color w:val="000000" w:themeColor="text1"/>
+          <w:sz w:val="16"/>
+          <w:szCs w:val="16"/>
+        </w:rPr>
+        <w:t>"10");</w:t>
+      </w:r>
+    </w:p>
+    <w:p>
+      <w:pPr>
+        <w:tabs>
+          <w:tab w:val="left" w:pos="10420"/>
+        </w:tabs>
+        <w:spacing w:after="0"/>
+        <w:rPr>
+          <w:rFonts w:ascii="Consolas" w:hAnsi="Consolas" w:cstheme="minorHAnsi"/>
+          <w:color w:val="000000" w:themeColor="text1"/>
+          <w:sz w:val="16"/>
+          <w:szCs w:val="16"/>
+        </w:rPr>
+      </w:pPr>
+    </w:p>
+    <w:p>
+      <w:pPr>
+        <w:tabs>
+          <w:tab w:val="left" w:pos="10420"/>
+        </w:tabs>
+        <w:spacing w:after="0"/>
+        <w:rPr>
+          <w:rFonts w:ascii="Consolas" w:hAnsi="Consolas" w:cstheme="minorHAnsi"/>
+          <w:color w:val="000000" w:themeColor="text1"/>
+          <w:sz w:val="16"/>
+          <w:szCs w:val="16"/>
+        </w:rPr>
+      </w:pPr>
+      <w:proofErr w:type="spellStart"/>
+      <w:r>
+        <w:rPr>
+          <w:rFonts w:ascii="Consolas" w:hAnsi="Consolas" w:cstheme="minorHAnsi"/>
+          <w:color w:val="000000" w:themeColor="text1"/>
+          <w:sz w:val="16"/>
+          <w:szCs w:val="16"/>
+        </w:rPr>
+        <w:t>System.out.println</w:t>
+      </w:r>
+      <w:proofErr w:type="spellEnd"/>
+      <w:r>
+        <w:rPr>
+          <w:rFonts w:ascii="Consolas" w:hAnsi="Consolas" w:cstheme="minorHAnsi"/>
+          <w:color w:val="000000" w:themeColor="text1"/>
+          <w:sz w:val="16"/>
+          <w:szCs w:val="16"/>
+        </w:rPr>
+        <w:t>(</w:t>
+      </w:r>
+      <w:proofErr w:type="spellStart"/>
+      <w:proofErr w:type="gramStart"/>
+      <w:r>
+        <w:rPr>
+          <w:rFonts w:ascii="Consolas" w:hAnsi="Consolas" w:cstheme="minorHAnsi"/>
+          <w:color w:val="000000" w:themeColor="text1"/>
+          <w:sz w:val="16"/>
+          <w:szCs w:val="16"/>
+        </w:rPr>
+        <w:t>a.equals</w:t>
+      </w:r>
+      <w:proofErr w:type="spellEnd"/>
+      <w:proofErr w:type="gramEnd"/>
+      <w:r>
+        <w:rPr>
+          <w:rFonts w:ascii="Consolas" w:hAnsi="Consolas" w:cstheme="minorHAnsi"/>
+          <w:color w:val="000000" w:themeColor="text1"/>
+          <w:sz w:val="16"/>
+          <w:szCs w:val="16"/>
+        </w:rPr>
+        <w:t>(b)); // true</w:t>
+      </w:r>
+    </w:p>
+    <w:p>
+      <w:pPr>
+        <w:tabs>
+          <w:tab w:val="left" w:pos="10420"/>
+        </w:tabs>
+        <w:spacing w:after="0"/>
+        <w:rPr>
+          <w:rFonts w:ascii="Consolas" w:hAnsi="Consolas" w:cstheme="minorHAnsi"/>
+          <w:color w:val="000000" w:themeColor="text1"/>
+          <w:sz w:val="16"/>
+          <w:szCs w:val="16"/>
+        </w:rPr>
+      </w:pPr>
+      <w:proofErr w:type="spellStart"/>
+      <w:r>
+        <w:rPr>
+          <w:rFonts w:ascii="Consolas" w:hAnsi="Consolas" w:cstheme="minorHAnsi"/>
+          <w:color w:val="000000" w:themeColor="text1"/>
+          <w:sz w:val="16"/>
+          <w:szCs w:val="16"/>
+        </w:rPr>
+        <w:t>System.out.println</w:t>
+      </w:r>
+      <w:proofErr w:type="spellEnd"/>
+      <w:r>
+        <w:rPr>
+          <w:rFonts w:ascii="Consolas" w:hAnsi="Consolas" w:cstheme="minorHAnsi"/>
+          <w:color w:val="000000" w:themeColor="text1"/>
+          <w:sz w:val="16"/>
+          <w:szCs w:val="16"/>
+        </w:rPr>
+        <w:t>(a == b</w:t>
+      </w:r>
+      <w:proofErr w:type="gramStart"/>
+      <w:r>
+        <w:rPr>
+          <w:rFonts w:ascii="Consolas" w:hAnsi="Consolas" w:cstheme="minorHAnsi"/>
+          <w:color w:val="000000" w:themeColor="text1"/>
+          <w:sz w:val="16"/>
+          <w:szCs w:val="16"/>
+        </w:rPr>
+        <w:t xml:space="preserve">);   </w:t>
+      </w:r>
+      <w:proofErr w:type="gramEnd"/>
+      <w:r>
+        <w:rPr>
+          <w:rFonts w:ascii="Consolas" w:hAnsi="Consolas" w:cstheme="minorHAnsi"/>
+          <w:color w:val="000000" w:themeColor="text1"/>
+          <w:sz w:val="16"/>
+          <w:szCs w:val="16"/>
+        </w:rPr>
+        <w:t xml:space="preserve">   // false</w:t>
+      </w:r>
+    </w:p>
+    <w:p>
+      <w:pPr>
+        <w:tabs>
+          <w:tab w:val="left" w:pos="10420"/>
+        </w:tabs>
+        <w:spacing w:after="0"/>
+        <w:rPr>
+          <w:rFonts w:cstheme="minorHAnsi"/>
+          <w:color w:val="000000" w:themeColor="text1"/>
+        </w:rPr>
+      </w:pPr>
+      <w:r>
+        <w:rPr>
+          <w:rFonts w:cstheme="minorHAnsi"/>
+          <w:color w:val="000000" w:themeColor="text1"/>
+        </w:rPr>
+        <w:t>2.</w:t>
+      </w:r>
+    </w:p>
+    <w:p>
+      <w:pPr>
+        <w:tabs>
+          <w:tab w:val="left" w:pos="10420"/>
+        </w:tabs>
+        <w:spacing w:after="0"/>
+        <w:rPr>
+          <w:rFonts w:cstheme="minorHAnsi"/>
+          <w:b/>
+          <w:bCs/>
           <w:color w:val="000000" w:themeColor="text1"/>
         </w:rPr>
       </w:pPr>
@@ -32799,13 +33226,896 @@
         </w:rPr>
         <w:t xml:space="preserve"> → safe + designed for high concurrency</w:t>
       </w:r>
-      <w:r>
-        <w:rPr>
-          <w:rFonts w:cstheme="minorHAnsi"/>
-          <w:color w:val="000000" w:themeColor="text1"/>
+    </w:p>
+    <w:p>
+      <w:pPr>
+        <w:tabs>
+          <w:tab w:val="left" w:pos="10420"/>
+        </w:tabs>
+        <w:spacing w:after="0"/>
+        <w:rPr>
+          <w:rFonts w:cstheme="minorHAnsi"/>
+          <w:b/>
+          <w:bCs/>
+          <w:color w:val="000000" w:themeColor="text1"/>
+        </w:rPr>
+      </w:pPr>
+    </w:p>
+    <w:p>
+      <w:pPr>
+        <w:tabs>
+          <w:tab w:val="left" w:pos="10420"/>
+        </w:tabs>
+        <w:spacing w:after="0"/>
+        <w:rPr>
+          <w:rFonts w:cstheme="minorHAnsi"/>
+          <w:color w:val="000000" w:themeColor="text1"/>
+        </w:rPr>
+      </w:pPr>
+      <w:r>
+        <w:rPr>
+          <w:rFonts w:cstheme="minorHAnsi"/>
+          <w:color w:val="000000" w:themeColor="text1"/>
+        </w:rPr>
+        <w:t>3.</w:t>
+      </w:r>
+      <w:r>
+        <w:rPr>
+          <w:rFonts w:cstheme="minorHAnsi"/>
+          <w:color w:val="000000" w:themeColor="text1"/>
+        </w:rPr>
+        <w:br/>
+      </w:r>
+      <w:r>
+        <w:rPr>
+          <w:rFonts w:cstheme="minorHAnsi"/>
+          <w:b/>
+          <w:bCs/>
+          <w:color w:val="000000" w:themeColor="text1"/>
+        </w:rPr>
+        <w:t xml:space="preserve">String → </w:t>
+      </w:r>
+      <w:r>
+        <w:rPr>
+          <w:rFonts w:cstheme="minorHAnsi"/>
+          <w:color w:val="000000" w:themeColor="text1"/>
+        </w:rPr>
+        <w:t>immutable</w:t>
+      </w:r>
+      <w:r>
+        <w:rPr>
+          <w:rFonts w:cstheme="minorHAnsi"/>
+          <w:color w:val="000000" w:themeColor="text1"/>
+        </w:rPr>
+        <w:br/>
+      </w:r>
+      <w:r>
+        <w:rPr>
+          <w:rFonts w:cstheme="minorHAnsi"/>
+          <w:b/>
+          <w:bCs/>
+          <w:color w:val="000000" w:themeColor="text1"/>
+        </w:rPr>
+        <w:t xml:space="preserve">StringBuilder → </w:t>
+      </w:r>
+      <w:r>
+        <w:rPr>
+          <w:rFonts w:cstheme="minorHAnsi"/>
+          <w:color w:val="000000" w:themeColor="text1"/>
+        </w:rPr>
+        <w:t>mutable, not thread-safe, preferred for normal manipulation</w:t>
+      </w:r>
+      <w:r>
+        <w:rPr>
+          <w:rFonts w:cstheme="minorHAnsi"/>
+          <w:color w:val="000000" w:themeColor="text1"/>
+        </w:rPr>
+        <w:br/>
+      </w:r>
+      <w:proofErr w:type="spellStart"/>
+      <w:r>
+        <w:rPr>
+          <w:rFonts w:cstheme="minorHAnsi"/>
+          <w:b/>
+          <w:bCs/>
+          <w:color w:val="000000" w:themeColor="text1"/>
+        </w:rPr>
+        <w:t>StringBuffer</w:t>
+      </w:r>
+      <w:proofErr w:type="spellEnd"/>
+      <w:r>
+        <w:rPr>
+          <w:rFonts w:cstheme="minorHAnsi"/>
+          <w:b/>
+          <w:bCs/>
+          <w:color w:val="000000" w:themeColor="text1"/>
+        </w:rPr>
+        <w:t xml:space="preserve"> → </w:t>
+      </w:r>
+      <w:r>
+        <w:rPr>
+          <w:rFonts w:cstheme="minorHAnsi"/>
+          <w:color w:val="000000" w:themeColor="text1"/>
+        </w:rPr>
+        <w:t>mutable, synchronized/thread-safe, legacy/specialized use case</w:t>
+      </w:r>
+    </w:p>
+    <w:p>
+      <w:pPr>
+        <w:tabs>
+          <w:tab w:val="left" w:pos="10420"/>
+        </w:tabs>
+        <w:spacing w:after="0"/>
+        <w:rPr>
+          <w:rFonts w:cstheme="minorHAnsi"/>
+          <w:color w:val="000000" w:themeColor="text1"/>
+        </w:rPr>
+      </w:pPr>
+      <w:r>
+        <w:rPr>
+          <w:rFonts w:cstheme="minorHAnsi"/>
+          <w:color w:val="000000" w:themeColor="text1"/>
+        </w:rPr>
+        <w:t xml:space="preserve">4. </w:t>
+      </w:r>
+      <w:r>
+        <w:rPr>
+          <w:rFonts w:cstheme="minorHAnsi"/>
+          <w:color w:val="000000" w:themeColor="text1"/>
+        </w:rPr>
+        <w:t>ExecutorService</w:t>
+      </w:r>
+      <w:r>
+        <w:rPr>
+          <w:rFonts w:cstheme="minorHAnsi"/>
+          <w:color w:val="000000" w:themeColor="text1"/>
+        </w:rPr>
+        <w:t xml:space="preserve"> (see above note)</w:t>
+      </w:r>
+    </w:p>
+    <w:p>
+      <w:pPr>
+        <w:tabs>
+          <w:tab w:val="left" w:pos="10420"/>
+        </w:tabs>
+        <w:spacing w:after="0"/>
+        <w:rPr>
+          <w:rFonts w:cstheme="minorHAnsi"/>
+          <w:color w:val="000000" w:themeColor="text1"/>
+        </w:rPr>
+      </w:pPr>
+      <w:r>
+        <w:rPr>
+          <w:rFonts w:cstheme="minorHAnsi"/>
+          <w:color w:val="000000" w:themeColor="text1"/>
+        </w:rPr>
+        <w:t xml:space="preserve">5. </w:t>
+      </w:r>
+    </w:p>
+    <w:p>
+      <w:pPr>
+        <w:tabs>
+          <w:tab w:val="left" w:pos="10420"/>
+        </w:tabs>
+        <w:spacing w:after="0"/>
+        <w:rPr>
+          <w:rFonts w:cstheme="minorHAnsi"/>
+          <w:color w:val="000000" w:themeColor="text1"/>
+        </w:rPr>
+      </w:pPr>
+      <w:r>
+        <w:rPr>
+          <w:rFonts w:cstheme="minorHAnsi"/>
+          <w:b/>
+          <w:bCs/>
+          <w:color w:val="000000" w:themeColor="text1"/>
+        </w:rPr>
+        <w:t xml:space="preserve">final → </w:t>
+      </w:r>
+      <w:r>
+        <w:rPr>
+          <w:rFonts w:cstheme="minorHAnsi"/>
+          <w:color w:val="000000" w:themeColor="text1"/>
+        </w:rPr>
+        <w:t>restrict/change</w:t>
+      </w:r>
+    </w:p>
+    <w:p>
+      <w:pPr>
+        <w:tabs>
+          <w:tab w:val="left" w:pos="10420"/>
+        </w:tabs>
+        <w:spacing w:after="0"/>
+        <w:rPr>
+          <w:rFonts w:cstheme="minorHAnsi"/>
+          <w:color w:val="000000" w:themeColor="text1"/>
+          <w:sz w:val="22"/>
+          <w:szCs w:val="22"/>
+        </w:rPr>
+      </w:pPr>
+      <w:r>
+        <w:rPr>
+          <w:rFonts w:cstheme="minorHAnsi"/>
+          <w:color w:val="000000" w:themeColor="text1"/>
+          <w:sz w:val="22"/>
+          <w:szCs w:val="22"/>
+        </w:rPr>
+        <w:t>final is used to prevent modification, method overriding, or inheritance depending on whether it is applied to a variable, method, or class.</w:t>
+      </w:r>
+    </w:p>
+    <w:p>
+      <w:pPr>
+        <w:tabs>
+          <w:tab w:val="left" w:pos="10420"/>
+        </w:tabs>
+        <w:spacing w:after="0"/>
+        <w:rPr>
+          <w:rFonts w:ascii="Consolas" w:hAnsi="Consolas" w:cstheme="minorHAnsi"/>
+          <w:color w:val="000000" w:themeColor="text1"/>
+          <w:sz w:val="16"/>
+          <w:szCs w:val="16"/>
+        </w:rPr>
+      </w:pPr>
+      <w:r>
+        <w:rPr>
+          <w:rFonts w:ascii="Consolas" w:hAnsi="Consolas" w:cstheme="minorHAnsi"/>
+          <w:color w:val="000000" w:themeColor="text1"/>
+          <w:sz w:val="16"/>
+          <w:szCs w:val="16"/>
+        </w:rPr>
+        <w:t>class Parent {</w:t>
+      </w:r>
+    </w:p>
+    <w:p>
+      <w:pPr>
+        <w:tabs>
+          <w:tab w:val="left" w:pos="10420"/>
+        </w:tabs>
+        <w:spacing w:after="0"/>
+        <w:rPr>
+          <w:rFonts w:ascii="Consolas" w:hAnsi="Consolas" w:cstheme="minorHAnsi"/>
+          <w:color w:val="000000" w:themeColor="text1"/>
+          <w:sz w:val="16"/>
+          <w:szCs w:val="16"/>
+        </w:rPr>
+      </w:pPr>
+      <w:r>
+        <w:rPr>
+          <w:rFonts w:ascii="Consolas" w:hAnsi="Consolas" w:cstheme="minorHAnsi"/>
+          <w:color w:val="000000" w:themeColor="text1"/>
+          <w:sz w:val="16"/>
+          <w:szCs w:val="16"/>
+        </w:rPr>
+        <w:t xml:space="preserve">   </w:t>
+      </w:r>
+      <w:r>
+        <w:rPr>
+          <w:rFonts w:ascii="Consolas" w:hAnsi="Consolas" w:cstheme="minorHAnsi"/>
+          <w:b/>
+          <w:bCs/>
+          <w:color w:val="000000" w:themeColor="text1"/>
+          <w:sz w:val="16"/>
+          <w:szCs w:val="16"/>
+        </w:rPr>
+        <w:t>final</w:t>
+      </w:r>
+      <w:r>
+        <w:rPr>
+          <w:rFonts w:ascii="Consolas" w:hAnsi="Consolas" w:cstheme="minorHAnsi"/>
+          <w:color w:val="000000" w:themeColor="text1"/>
+          <w:sz w:val="16"/>
+          <w:szCs w:val="16"/>
+        </w:rPr>
+        <w:t xml:space="preserve"> int x = 10;</w:t>
+      </w:r>
+    </w:p>
+    <w:p>
+      <w:pPr>
+        <w:tabs>
+          <w:tab w:val="left" w:pos="10420"/>
+        </w:tabs>
+        <w:spacing w:after="0"/>
+        <w:rPr>
+          <w:rFonts w:ascii="Consolas" w:hAnsi="Consolas" w:cs="Segoe UI Emoji"/>
+          <w:color w:val="EE0000"/>
+          <w:sz w:val="16"/>
+          <w:szCs w:val="16"/>
+        </w:rPr>
+      </w:pPr>
+      <w:r>
+        <w:rPr>
+          <w:rFonts w:ascii="Consolas" w:hAnsi="Consolas" w:cstheme="minorHAnsi"/>
+          <w:color w:val="000000" w:themeColor="text1"/>
+          <w:sz w:val="16"/>
+          <w:szCs w:val="16"/>
+        </w:rPr>
+        <w:t xml:space="preserve">    </w:t>
+      </w:r>
+      <w:r>
+        <w:rPr>
+          <w:rFonts w:ascii="Consolas" w:hAnsi="Consolas" w:cstheme="minorHAnsi"/>
+          <w:color w:val="000000" w:themeColor="text1"/>
+          <w:sz w:val="16"/>
+          <w:szCs w:val="16"/>
+        </w:rPr>
+        <w:t xml:space="preserve">x = 20; // </w:t>
+      </w:r>
+      <w:r>
+        <w:rPr>
+          <w:rFonts w:ascii="Segoe UI Emoji" w:hAnsi="Segoe UI Emoji" w:cs="Segoe UI Emoji"/>
+          <w:color w:val="EE0000"/>
+          <w:sz w:val="16"/>
+          <w:szCs w:val="16"/>
+        </w:rPr>
+        <w:t>❌</w:t>
+      </w:r>
+    </w:p>
+    <w:p>
+      <w:pPr>
+        <w:tabs>
+          <w:tab w:val="left" w:pos="10420"/>
+        </w:tabs>
+        <w:spacing w:after="0"/>
+        <w:rPr>
+          <w:rFonts w:ascii="Consolas" w:hAnsi="Consolas" w:cstheme="minorHAnsi"/>
+          <w:color w:val="000000" w:themeColor="text1"/>
+          <w:sz w:val="16"/>
+          <w:szCs w:val="16"/>
+        </w:rPr>
+      </w:pPr>
+    </w:p>
+    <w:p>
+      <w:pPr>
+        <w:tabs>
+          <w:tab w:val="left" w:pos="10420"/>
+        </w:tabs>
+        <w:spacing w:after="0"/>
+        <w:rPr>
+          <w:rFonts w:ascii="Consolas" w:hAnsi="Consolas" w:cstheme="minorHAnsi"/>
+          <w:color w:val="000000" w:themeColor="text1"/>
+          <w:sz w:val="16"/>
+          <w:szCs w:val="16"/>
+        </w:rPr>
+      </w:pPr>
+      <w:r>
+        <w:rPr>
+          <w:rFonts w:ascii="Consolas" w:hAnsi="Consolas" w:cstheme="minorHAnsi"/>
+          <w:color w:val="000000" w:themeColor="text1"/>
+          <w:sz w:val="16"/>
+          <w:szCs w:val="16"/>
+        </w:rPr>
+        <w:t xml:space="preserve">    </w:t>
+      </w:r>
+      <w:r>
+        <w:rPr>
+          <w:rFonts w:ascii="Consolas" w:hAnsi="Consolas" w:cstheme="minorHAnsi"/>
+          <w:b/>
+          <w:bCs/>
+          <w:color w:val="000000" w:themeColor="text1"/>
+          <w:sz w:val="16"/>
+          <w:szCs w:val="16"/>
+        </w:rPr>
+        <w:t>final</w:t>
+      </w:r>
+      <w:r>
+        <w:rPr>
+          <w:rFonts w:ascii="Consolas" w:hAnsi="Consolas" w:cstheme="minorHAnsi"/>
+          <w:color w:val="000000" w:themeColor="text1"/>
+          <w:sz w:val="16"/>
+          <w:szCs w:val="16"/>
+        </w:rPr>
+        <w:t xml:space="preserve"> void </w:t>
+      </w:r>
+      <w:proofErr w:type="gramStart"/>
+      <w:r>
+        <w:rPr>
+          <w:rFonts w:ascii="Consolas" w:hAnsi="Consolas" w:cstheme="minorHAnsi"/>
+          <w:color w:val="000000" w:themeColor="text1"/>
+          <w:sz w:val="16"/>
+          <w:szCs w:val="16"/>
+        </w:rPr>
+        <w:t>show(</w:t>
+      </w:r>
+      <w:proofErr w:type="gramEnd"/>
+      <w:r>
+        <w:rPr>
+          <w:rFonts w:ascii="Consolas" w:hAnsi="Consolas" w:cstheme="minorHAnsi"/>
+          <w:color w:val="000000" w:themeColor="text1"/>
+          <w:sz w:val="16"/>
+          <w:szCs w:val="16"/>
+        </w:rPr>
+        <w:t>) {</w:t>
+      </w:r>
+    </w:p>
+    <w:p>
+      <w:pPr>
+        <w:tabs>
+          <w:tab w:val="left" w:pos="10420"/>
+        </w:tabs>
+        <w:spacing w:after="0"/>
+        <w:rPr>
+          <w:rFonts w:ascii="Consolas" w:hAnsi="Consolas" w:cstheme="minorHAnsi"/>
+          <w:color w:val="000000" w:themeColor="text1"/>
+          <w:sz w:val="16"/>
+          <w:szCs w:val="16"/>
+        </w:rPr>
+      </w:pPr>
+      <w:r>
+        <w:rPr>
+          <w:rFonts w:ascii="Consolas" w:hAnsi="Consolas" w:cstheme="minorHAnsi"/>
+          <w:color w:val="000000" w:themeColor="text1"/>
+          <w:sz w:val="16"/>
+          <w:szCs w:val="16"/>
+        </w:rPr>
+        <w:t xml:space="preserve">        </w:t>
+      </w:r>
+      <w:proofErr w:type="spellStart"/>
+      <w:r>
+        <w:rPr>
+          <w:rFonts w:ascii="Consolas" w:hAnsi="Consolas" w:cstheme="minorHAnsi"/>
+          <w:color w:val="000000" w:themeColor="text1"/>
+          <w:sz w:val="16"/>
+          <w:szCs w:val="16"/>
+        </w:rPr>
+        <w:t>System.out.println</w:t>
+      </w:r>
+      <w:proofErr w:type="spellEnd"/>
+      <w:r>
+        <w:rPr>
+          <w:rFonts w:ascii="Consolas" w:hAnsi="Consolas" w:cstheme="minorHAnsi"/>
+          <w:color w:val="000000" w:themeColor="text1"/>
+          <w:sz w:val="16"/>
+          <w:szCs w:val="16"/>
+        </w:rPr>
+        <w:t>("Hello");</w:t>
+      </w:r>
+    </w:p>
+    <w:p>
+      <w:pPr>
+        <w:tabs>
+          <w:tab w:val="left" w:pos="10420"/>
+        </w:tabs>
+        <w:spacing w:after="0"/>
+        <w:rPr>
+          <w:rFonts w:ascii="Consolas" w:hAnsi="Consolas" w:cstheme="minorHAnsi"/>
+          <w:color w:val="000000" w:themeColor="text1"/>
+          <w:sz w:val="16"/>
+          <w:szCs w:val="16"/>
+        </w:rPr>
+      </w:pPr>
+      <w:r>
+        <w:rPr>
+          <w:rFonts w:ascii="Consolas" w:hAnsi="Consolas" w:cstheme="minorHAnsi"/>
+          <w:color w:val="000000" w:themeColor="text1"/>
+          <w:sz w:val="16"/>
+          <w:szCs w:val="16"/>
+        </w:rPr>
+        <w:t xml:space="preserve">    }</w:t>
+      </w:r>
+    </w:p>
+    <w:p>
+      <w:pPr>
+        <w:tabs>
+          <w:tab w:val="left" w:pos="10420"/>
+        </w:tabs>
+        <w:spacing w:after="0"/>
+        <w:rPr>
+          <w:rFonts w:ascii="Consolas" w:hAnsi="Consolas" w:cstheme="minorHAnsi"/>
+          <w:color w:val="000000" w:themeColor="text1"/>
+          <w:sz w:val="16"/>
+          <w:szCs w:val="16"/>
+        </w:rPr>
+      </w:pPr>
+      <w:r>
+        <w:rPr>
+          <w:rFonts w:ascii="Consolas" w:hAnsi="Consolas" w:cstheme="minorHAnsi"/>
+          <w:color w:val="000000" w:themeColor="text1"/>
+          <w:sz w:val="16"/>
+          <w:szCs w:val="16"/>
+        </w:rPr>
+        <w:t>}</w:t>
+      </w:r>
+    </w:p>
+    <w:p>
+      <w:pPr>
+        <w:tabs>
+          <w:tab w:val="left" w:pos="10420"/>
+        </w:tabs>
+        <w:spacing w:after="0"/>
+        <w:rPr>
+          <w:rFonts w:ascii="Consolas" w:hAnsi="Consolas" w:cstheme="minorHAnsi"/>
+          <w:color w:val="000000" w:themeColor="text1"/>
+          <w:sz w:val="16"/>
+          <w:szCs w:val="16"/>
+        </w:rPr>
+      </w:pPr>
+      <w:r>
+        <w:rPr>
+          <w:rFonts w:ascii="Consolas" w:hAnsi="Consolas" w:cstheme="minorHAnsi"/>
+          <w:color w:val="000000" w:themeColor="text1"/>
+          <w:sz w:val="16"/>
+          <w:szCs w:val="16"/>
+        </w:rPr>
+        <w:t xml:space="preserve">A child class </w:t>
+      </w:r>
+      <w:r>
+        <w:rPr>
+          <w:rFonts w:ascii="Consolas" w:hAnsi="Consolas" w:cstheme="minorHAnsi"/>
+          <w:b/>
+          <w:bCs/>
+          <w:color w:val="000000" w:themeColor="text1"/>
+          <w:sz w:val="16"/>
+          <w:szCs w:val="16"/>
+        </w:rPr>
+        <w:t>cannot override</w:t>
+      </w:r>
+      <w:r>
+        <w:rPr>
+          <w:rFonts w:ascii="Consolas" w:hAnsi="Consolas" w:cstheme="minorHAnsi"/>
+          <w:color w:val="000000" w:themeColor="text1"/>
+          <w:sz w:val="16"/>
+          <w:szCs w:val="16"/>
+        </w:rPr>
+        <w:t xml:space="preserve"> </w:t>
+      </w:r>
+      <w:proofErr w:type="gramStart"/>
+      <w:r>
+        <w:rPr>
+          <w:rFonts w:ascii="Consolas" w:hAnsi="Consolas" w:cstheme="minorHAnsi"/>
+          <w:color w:val="000000" w:themeColor="text1"/>
+          <w:sz w:val="16"/>
+          <w:szCs w:val="16"/>
+        </w:rPr>
+        <w:t>show(</w:t>
+      </w:r>
+      <w:proofErr w:type="gramEnd"/>
+      <w:r>
+        <w:rPr>
+          <w:rFonts w:ascii="Consolas" w:hAnsi="Consolas" w:cstheme="minorHAnsi"/>
+          <w:color w:val="000000" w:themeColor="text1"/>
+          <w:sz w:val="16"/>
+          <w:szCs w:val="16"/>
+        </w:rPr>
+        <w:t>).</w:t>
+      </w:r>
+    </w:p>
+    <w:p>
+      <w:pPr>
+        <w:tabs>
+          <w:tab w:val="left" w:pos="10420"/>
+        </w:tabs>
+        <w:spacing w:after="0"/>
+        <w:rPr>
+          <w:rFonts w:ascii="Consolas" w:hAnsi="Consolas" w:cstheme="minorHAnsi"/>
+          <w:color w:val="000000" w:themeColor="text1"/>
+          <w:sz w:val="16"/>
+          <w:szCs w:val="16"/>
+        </w:rPr>
+      </w:pPr>
+    </w:p>
+    <w:p>
+      <w:pPr>
+        <w:tabs>
+          <w:tab w:val="left" w:pos="10420"/>
+        </w:tabs>
+        <w:spacing w:after="0"/>
+        <w:rPr>
+          <w:rFonts w:ascii="Consolas" w:hAnsi="Consolas" w:cstheme="minorHAnsi"/>
+          <w:color w:val="000000" w:themeColor="text1"/>
+          <w:sz w:val="16"/>
+          <w:szCs w:val="16"/>
+        </w:rPr>
+      </w:pPr>
+      <w:r>
+        <w:rPr>
+          <w:rFonts w:ascii="Consolas" w:hAnsi="Consolas" w:cstheme="minorHAnsi"/>
+          <w:b/>
+          <w:bCs/>
+          <w:color w:val="000000" w:themeColor="text1"/>
+          <w:sz w:val="16"/>
+          <w:szCs w:val="16"/>
+        </w:rPr>
+        <w:t>final</w:t>
+      </w:r>
+      <w:r>
+        <w:rPr>
+          <w:rFonts w:ascii="Consolas" w:hAnsi="Consolas" w:cstheme="minorHAnsi"/>
+          <w:color w:val="000000" w:themeColor="text1"/>
+          <w:sz w:val="16"/>
+          <w:szCs w:val="16"/>
+        </w:rPr>
+        <w:t xml:space="preserve"> class User {</w:t>
+      </w:r>
+    </w:p>
+    <w:p>
+      <w:pPr>
+        <w:tabs>
+          <w:tab w:val="left" w:pos="10420"/>
+        </w:tabs>
+        <w:spacing w:after="0"/>
+        <w:rPr>
+          <w:rFonts w:ascii="Consolas" w:hAnsi="Consolas" w:cstheme="minorHAnsi"/>
+          <w:color w:val="000000" w:themeColor="text1"/>
+          <w:sz w:val="16"/>
+          <w:szCs w:val="16"/>
+        </w:rPr>
+      </w:pPr>
+      <w:r>
+        <w:rPr>
+          <w:rFonts w:ascii="Consolas" w:hAnsi="Consolas" w:cstheme="minorHAnsi"/>
+          <w:color w:val="000000" w:themeColor="text1"/>
+          <w:sz w:val="16"/>
+          <w:szCs w:val="16"/>
+        </w:rPr>
+        <w:t>}</w:t>
+      </w:r>
+    </w:p>
+    <w:p>
+      <w:pPr>
+        <w:tabs>
+          <w:tab w:val="left" w:pos="10420"/>
+        </w:tabs>
+        <w:spacing w:after="0"/>
+        <w:rPr>
+          <w:rFonts w:ascii="Consolas" w:hAnsi="Consolas" w:cs="Segoe UI Emoji"/>
+          <w:color w:val="000000" w:themeColor="text1"/>
+          <w:sz w:val="16"/>
+          <w:szCs w:val="16"/>
+        </w:rPr>
+      </w:pPr>
+      <w:r>
+        <w:rPr>
+          <w:rFonts w:ascii="Consolas" w:hAnsi="Consolas" w:cstheme="minorHAnsi"/>
+          <w:color w:val="000000" w:themeColor="text1"/>
+          <w:sz w:val="16"/>
+          <w:szCs w:val="16"/>
+        </w:rPr>
+        <w:t xml:space="preserve">class Admin extends User </w:t>
+      </w:r>
+      <w:proofErr w:type="gramStart"/>
+      <w:r>
+        <w:rPr>
+          <w:rFonts w:ascii="Consolas" w:hAnsi="Consolas" w:cstheme="minorHAnsi"/>
+          <w:color w:val="000000" w:themeColor="text1"/>
+          <w:sz w:val="16"/>
+          <w:szCs w:val="16"/>
+        </w:rPr>
+        <w:t>{ }</w:t>
+      </w:r>
+      <w:proofErr w:type="gramEnd"/>
+      <w:r>
+        <w:rPr>
+          <w:rFonts w:ascii="Consolas" w:hAnsi="Consolas" w:cstheme="minorHAnsi"/>
+          <w:color w:val="000000" w:themeColor="text1"/>
+          <w:sz w:val="16"/>
+          <w:szCs w:val="16"/>
+        </w:rPr>
+        <w:t xml:space="preserve"> // </w:t>
+      </w:r>
+      <w:r>
+        <w:rPr>
+          <w:rFonts w:ascii="Segoe UI Emoji" w:hAnsi="Segoe UI Emoji" w:cs="Segoe UI Emoji"/>
+          <w:color w:val="EE0000"/>
+          <w:sz w:val="16"/>
+          <w:szCs w:val="16"/>
+        </w:rPr>
+        <w:t>❌</w:t>
+      </w:r>
+      <w:r>
+        <w:rPr>
+          <w:rFonts w:ascii="Consolas" w:hAnsi="Consolas"/>
+          <w:color w:val="EE0000"/>
+          <w:sz w:val="16"/>
+          <w:szCs w:val="16"/>
+        </w:rPr>
+        <w:t xml:space="preserve"> </w:t>
+      </w:r>
+      <w:r>
+        <w:rPr>
+          <w:rFonts w:ascii="Consolas" w:hAnsi="Consolas" w:cs="Segoe UI Emoji"/>
+          <w:color w:val="000000" w:themeColor="text1"/>
+          <w:sz w:val="16"/>
+          <w:szCs w:val="16"/>
+        </w:rPr>
+        <w:t>Cannot be inherited</w:t>
+      </w:r>
+    </w:p>
+    <w:p>
+      <w:pPr>
+        <w:tabs>
+          <w:tab w:val="left" w:pos="10420"/>
+        </w:tabs>
+        <w:spacing w:after="0"/>
+        <w:rPr>
+          <w:rFonts w:cstheme="minorHAnsi"/>
+          <w:color w:val="000000" w:themeColor="text1"/>
+        </w:rPr>
+      </w:pPr>
+      <w:r>
+        <w:rPr>
+          <w:rFonts w:cstheme="minorHAnsi"/>
+          <w:color w:val="000000" w:themeColor="text1"/>
+        </w:rPr>
+        <w:br/>
+      </w:r>
+      <w:r>
+        <w:rPr>
+          <w:rFonts w:cstheme="minorHAnsi"/>
+          <w:b/>
+          <w:bCs/>
+          <w:color w:val="000000" w:themeColor="text1"/>
+        </w:rPr>
+        <w:t xml:space="preserve">static → </w:t>
+      </w:r>
+      <w:r>
+        <w:rPr>
+          <w:rFonts w:cstheme="minorHAnsi"/>
+          <w:color w:val="000000" w:themeColor="text1"/>
+        </w:rPr>
+        <w:t>belongs to class</w:t>
+      </w:r>
+      <w:r>
+        <w:rPr>
+          <w:rFonts w:cstheme="minorHAnsi"/>
+          <w:color w:val="000000" w:themeColor="text1"/>
+        </w:rPr>
+        <w:br/>
+      </w:r>
+      <w:r>
+        <w:rPr>
+          <w:rFonts w:cstheme="minorHAnsi"/>
+          <w:b/>
+          <w:bCs/>
+          <w:color w:val="000000" w:themeColor="text1"/>
+        </w:rPr>
+        <w:t xml:space="preserve">abstract → </w:t>
+      </w:r>
+      <w:r>
+        <w:rPr>
+          <w:rFonts w:cstheme="minorHAnsi"/>
+          <w:color w:val="000000" w:themeColor="text1"/>
+        </w:rPr>
+        <w:t>incomplete, must be implemented</w:t>
+      </w:r>
+    </w:p>
+    <w:p>
+      <w:pPr>
+        <w:tabs>
+          <w:tab w:val="left" w:pos="10420"/>
+        </w:tabs>
+        <w:spacing w:after="0"/>
+        <w:rPr>
+          <w:rFonts w:cstheme="minorHAnsi"/>
+          <w:color w:val="000000" w:themeColor="text1"/>
+          <w:sz w:val="22"/>
+          <w:szCs w:val="22"/>
+        </w:rPr>
+      </w:pPr>
+      <w:r>
+        <w:rPr>
+          <w:rFonts w:cstheme="minorHAnsi"/>
+          <w:color w:val="000000" w:themeColor="text1"/>
+          <w:sz w:val="22"/>
+          <w:szCs w:val="22"/>
+        </w:rPr>
+        <w:t>abstract is used to define incomplete classes or methods. An abstract method has no implementation and must be implemented by a concrete subclass.</w:t>
+      </w:r>
+      <w:r>
+        <w:rPr>
+          <w:rFonts w:cstheme="minorHAnsi"/>
+          <w:color w:val="000000" w:themeColor="text1"/>
+          <w:sz w:val="22"/>
+          <w:szCs w:val="22"/>
         </w:rPr>
         <w:tab/>
       </w:r>
+    </w:p>
+    <w:p>
+      <w:pPr>
+        <w:tabs>
+          <w:tab w:val="left" w:pos="10420"/>
+        </w:tabs>
+        <w:spacing w:after="0"/>
+        <w:rPr>
+          <w:rFonts w:cstheme="minorHAnsi"/>
+          <w:color w:val="000000" w:themeColor="text1"/>
+        </w:rPr>
+      </w:pPr>
+      <w:r>
+        <w:rPr>
+          <w:rFonts w:cstheme="minorHAnsi"/>
+          <w:color w:val="000000" w:themeColor="text1"/>
+        </w:rPr>
+        <w:t xml:space="preserve">6. </w:t>
+      </w:r>
+      <w:r>
+        <w:rPr>
+          <w:rFonts w:cstheme="minorHAnsi"/>
+          <w:color w:val="000000" w:themeColor="text1"/>
+        </w:rPr>
+        <w:t xml:space="preserve">HashMap / </w:t>
+      </w:r>
+      <w:proofErr w:type="spellStart"/>
+      <w:r>
+        <w:rPr>
+          <w:rFonts w:cstheme="minorHAnsi"/>
+          <w:color w:val="000000" w:themeColor="text1"/>
+        </w:rPr>
+        <w:t>ConcurrentHashMap</w:t>
+      </w:r>
+      <w:proofErr w:type="spellEnd"/>
+    </w:p>
+    <w:p>
+      <w:pPr>
+        <w:tabs>
+          <w:tab w:val="left" w:pos="10420"/>
+        </w:tabs>
+        <w:spacing w:after="0"/>
+        <w:rPr>
+          <w:rFonts w:cstheme="minorHAnsi"/>
+          <w:color w:val="000000" w:themeColor="text1"/>
+        </w:rPr>
+      </w:pPr>
+      <w:r>
+        <w:rPr>
+          <w:rFonts w:cstheme="minorHAnsi"/>
+          <w:b/>
+          <w:bCs/>
+          <w:color w:val="000000" w:themeColor="text1"/>
+        </w:rPr>
+        <w:t>HashMap</w:t>
+      </w:r>
+      <w:r>
+        <w:rPr>
+          <w:rFonts w:cstheme="minorHAnsi"/>
+          <w:color w:val="000000" w:themeColor="text1"/>
+        </w:rPr>
+        <w:t xml:space="preserve"> is not thread-safe and is generally used when the map is accessed by a single thread or externally synchronized. </w:t>
+      </w:r>
+    </w:p>
+    <w:p>
+      <w:pPr>
+        <w:tabs>
+          <w:tab w:val="left" w:pos="10420"/>
+        </w:tabs>
+        <w:spacing w:after="0"/>
+        <w:rPr>
+          <w:rFonts w:cstheme="minorHAnsi"/>
+          <w:color w:val="000000" w:themeColor="text1"/>
+        </w:rPr>
+      </w:pPr>
+      <w:proofErr w:type="spellStart"/>
+      <w:r>
+        <w:rPr>
+          <w:rFonts w:cstheme="minorHAnsi"/>
+          <w:b/>
+          <w:bCs/>
+          <w:color w:val="000000" w:themeColor="text1"/>
+        </w:rPr>
+        <w:t>ConcurrentHashMap</w:t>
+      </w:r>
+      <w:proofErr w:type="spellEnd"/>
+      <w:r>
+        <w:rPr>
+          <w:rFonts w:cstheme="minorHAnsi"/>
+          <w:color w:val="000000" w:themeColor="text1"/>
+        </w:rPr>
+        <w:t xml:space="preserve"> is designed for concurrent access by multiple threads and provides thread-safe operations with better concurrency than synchronizing the entire map. Unlike HashMap, it does not allow null keys or null values.</w:t>
+      </w:r>
+    </w:p>
+    <w:p>
+      <w:pPr>
+        <w:tabs>
+          <w:tab w:val="left" w:pos="10420"/>
+        </w:tabs>
+        <w:spacing w:after="0"/>
+        <w:rPr>
+          <w:rFonts w:cstheme="minorHAnsi"/>
+          <w:color w:val="000000" w:themeColor="text1"/>
+          <w:sz w:val="22"/>
+          <w:szCs w:val="22"/>
+        </w:rPr>
+      </w:pPr>
     </w:p>
     <w:sectPr>
       <w:pgSz w:w="16838" w:h="23811" w:code="8"/>

--- a/Java/Java_notes.docx
+++ b/Java/Java_notes.docx
@@ -32535,1585 +32535,6 @@
           <w:b/>
           <w:bCs/>
           <w:color w:val="000000" w:themeColor="text1"/>
-        </w:rPr>
-      </w:pPr>
-    </w:p>
-    <w:p>
-      <w:pPr>
-        <w:spacing w:after="0"/>
-        <w:rPr>
-          <w:rFonts w:cstheme="minorHAnsi"/>
-          <w:b/>
-          <w:bCs/>
-          <w:color w:val="000000" w:themeColor="text1"/>
-        </w:rPr>
-      </w:pPr>
-      <w:r>
-        <w:rPr>
-          <w:rFonts w:cstheme="minorHAnsi"/>
-          <w:b/>
-          <w:bCs/>
-          <w:color w:val="000000" w:themeColor="text1"/>
-        </w:rPr>
-        <w:lastRenderedPageBreak/>
-        <w:t>Interview questions:</w:t>
-      </w:r>
-    </w:p>
-    <w:p>
-      <w:pPr>
-        <w:spacing w:after="0"/>
-        <w:rPr>
-          <w:rFonts w:cstheme="minorHAnsi"/>
-          <w:color w:val="000000" w:themeColor="text1"/>
-        </w:rPr>
-      </w:pPr>
-      <w:r>
-        <w:rPr>
-          <w:rFonts w:cstheme="minorHAnsi"/>
-          <w:color w:val="000000" w:themeColor="text1"/>
-        </w:rPr>
-        <w:t xml:space="preserve">1. </w:t>
-      </w:r>
-      <w:r>
-        <w:rPr>
-          <w:rFonts w:cstheme="minorHAnsi"/>
-          <w:color w:val="000000" w:themeColor="text1"/>
-        </w:rPr>
-        <w:t>Equals</w:t>
-      </w:r>
-      <w:r>
-        <w:rPr>
-          <w:rFonts w:cstheme="minorHAnsi"/>
-          <w:color w:val="000000" w:themeColor="text1"/>
-        </w:rPr>
-        <w:t>,</w:t>
-      </w:r>
-      <w:r>
-        <w:rPr>
-          <w:rFonts w:cstheme="minorHAnsi"/>
-          <w:color w:val="000000" w:themeColor="text1"/>
-        </w:rPr>
-        <w:t xml:space="preserve"> </w:t>
-      </w:r>
-      <w:proofErr w:type="spellStart"/>
-      <w:r>
-        <w:rPr>
-          <w:rFonts w:cstheme="minorHAnsi"/>
-          <w:color w:val="000000" w:themeColor="text1"/>
-        </w:rPr>
-        <w:t>hascode</w:t>
-      </w:r>
-      <w:proofErr w:type="spellEnd"/>
-      <w:r>
-        <w:rPr>
-          <w:rFonts w:cstheme="minorHAnsi"/>
-          <w:color w:val="000000" w:themeColor="text1"/>
-        </w:rPr>
-        <w:t>, ==</w:t>
-      </w:r>
-    </w:p>
-    <w:p>
-      <w:pPr>
-        <w:spacing w:after="0"/>
-        <w:rPr>
-          <w:rFonts w:cstheme="minorHAnsi"/>
-          <w:b/>
-          <w:bCs/>
-          <w:color w:val="000000" w:themeColor="text1"/>
-        </w:rPr>
-      </w:pPr>
-      <w:proofErr w:type="gramStart"/>
-      <w:r>
-        <w:rPr>
-          <w:rFonts w:cstheme="minorHAnsi"/>
-          <w:b/>
-          <w:bCs/>
-          <w:color w:val="000000" w:themeColor="text1"/>
-        </w:rPr>
-        <w:t>equals(</w:t>
-      </w:r>
-      <w:proofErr w:type="gramEnd"/>
-      <w:r>
-        <w:rPr>
-          <w:rFonts w:cstheme="minorHAnsi"/>
-          <w:b/>
-          <w:bCs/>
-          <w:color w:val="000000" w:themeColor="text1"/>
-        </w:rPr>
-        <w:t xml:space="preserve">): </w:t>
-      </w:r>
-      <w:r>
-        <w:rPr>
-          <w:rFonts w:cstheme="minorHAnsi"/>
-          <w:b/>
-          <w:bCs/>
-          <w:color w:val="000000" w:themeColor="text1"/>
-        </w:rPr>
-        <w:t>compares</w:t>
-      </w:r>
-      <w:r>
-        <w:rPr>
-          <w:rFonts w:cstheme="minorHAnsi"/>
-          <w:b/>
-          <w:bCs/>
-          <w:color w:val="000000" w:themeColor="text1"/>
-        </w:rPr>
-        <w:t xml:space="preserve"> logically </w:t>
-      </w:r>
-      <w:r>
-        <w:rPr>
-          <w:rFonts w:cstheme="minorHAnsi"/>
-          <w:b/>
-          <w:bCs/>
-          <w:color w:val="000000" w:themeColor="text1"/>
-        </w:rPr>
-        <w:t>equality / value</w:t>
-      </w:r>
-      <w:r>
-        <w:rPr>
-          <w:rFonts w:cstheme="minorHAnsi"/>
-          <w:b/>
-          <w:bCs/>
-          <w:color w:val="000000" w:themeColor="text1"/>
-        </w:rPr>
-        <w:t>?"</w:t>
-      </w:r>
-    </w:p>
-    <w:p>
-      <w:pPr>
-        <w:spacing w:after="0"/>
-        <w:rPr>
-          <w:rFonts w:cstheme="minorHAnsi"/>
-          <w:b/>
-          <w:bCs/>
-          <w:color w:val="000000" w:themeColor="text1"/>
-        </w:rPr>
-      </w:pPr>
-      <w:r>
-        <w:rPr>
-          <w:rFonts w:cstheme="minorHAnsi"/>
-          <w:b/>
-          <w:bCs/>
-          <w:color w:val="000000" w:themeColor="text1"/>
-        </w:rPr>
-        <w:t>=</w:t>
-      </w:r>
-      <w:proofErr w:type="gramStart"/>
-      <w:r>
-        <w:rPr>
-          <w:rFonts w:cstheme="minorHAnsi"/>
-          <w:b/>
-          <w:bCs/>
-          <w:color w:val="000000" w:themeColor="text1"/>
-        </w:rPr>
-        <w:t>= :</w:t>
-      </w:r>
-      <w:proofErr w:type="gramEnd"/>
-      <w:r>
-        <w:rPr>
-          <w:rFonts w:cstheme="minorHAnsi"/>
-          <w:b/>
-          <w:bCs/>
-          <w:color w:val="000000" w:themeColor="text1"/>
-        </w:rPr>
-        <w:t xml:space="preserve"> compares </w:t>
-      </w:r>
-      <w:r>
-        <w:rPr>
-          <w:rFonts w:cstheme="minorHAnsi"/>
-          <w:b/>
-          <w:bCs/>
-          <w:color w:val="000000" w:themeColor="text1"/>
-        </w:rPr>
-        <w:t xml:space="preserve">object </w:t>
-      </w:r>
-      <w:r>
-        <w:rPr>
-          <w:rFonts w:cstheme="minorHAnsi"/>
-          <w:b/>
-          <w:bCs/>
-          <w:color w:val="000000" w:themeColor="text1"/>
-        </w:rPr>
-        <w:t>reference</w:t>
-      </w:r>
-      <w:r>
-        <w:rPr>
-          <w:rFonts w:cstheme="minorHAnsi"/>
-          <w:color w:val="000000" w:themeColor="text1"/>
-        </w:rPr>
-        <w:br/>
-      </w:r>
-      <w:proofErr w:type="spellStart"/>
-      <w:proofErr w:type="gramStart"/>
-      <w:r>
-        <w:rPr>
-          <w:rFonts w:cstheme="minorHAnsi"/>
-          <w:b/>
-          <w:bCs/>
-          <w:color w:val="000000" w:themeColor="text1"/>
-        </w:rPr>
-        <w:t>hashCode</w:t>
-      </w:r>
-      <w:proofErr w:type="spellEnd"/>
-      <w:r>
-        <w:rPr>
-          <w:rFonts w:cstheme="minorHAnsi"/>
-          <w:b/>
-          <w:bCs/>
-          <w:color w:val="000000" w:themeColor="text1"/>
-        </w:rPr>
-        <w:t>(</w:t>
-      </w:r>
-      <w:proofErr w:type="gramEnd"/>
-      <w:r>
-        <w:rPr>
-          <w:rFonts w:cstheme="minorHAnsi"/>
-          <w:b/>
-          <w:bCs/>
-          <w:color w:val="000000" w:themeColor="text1"/>
-        </w:rPr>
-        <w:t>) answers: "Which hash bucket should this object belong to?"</w:t>
-      </w:r>
-    </w:p>
-    <w:p>
-      <w:pPr>
-        <w:spacing w:after="0"/>
-        <w:rPr>
-          <w:rFonts w:cstheme="minorHAnsi"/>
-          <w:color w:val="000000" w:themeColor="text1"/>
-        </w:rPr>
-      </w:pPr>
-      <w:proofErr w:type="spellStart"/>
-      <w:proofErr w:type="gramStart"/>
-      <w:r>
-        <w:rPr>
-          <w:rFonts w:cstheme="minorHAnsi"/>
-          <w:color w:val="000000" w:themeColor="text1"/>
-        </w:rPr>
-        <w:t>hashCode</w:t>
-      </w:r>
-      <w:proofErr w:type="spellEnd"/>
-      <w:r>
-        <w:rPr>
-          <w:rFonts w:cstheme="minorHAnsi"/>
-          <w:color w:val="000000" w:themeColor="text1"/>
-        </w:rPr>
-        <w:t>(</w:t>
-      </w:r>
-      <w:proofErr w:type="gramEnd"/>
-      <w:r>
-        <w:rPr>
-          <w:rFonts w:cstheme="minorHAnsi"/>
-          <w:color w:val="000000" w:themeColor="text1"/>
-        </w:rPr>
-        <w:t>) generates a hash value that hash-based collections such as HashMap and HashSet use to determine the bucket/location where an object should be stored or searched."</w:t>
-      </w:r>
-    </w:p>
-    <w:p>
-      <w:pPr>
-        <w:spacing w:after="0"/>
-        <w:rPr>
-          <w:rFonts w:cstheme="minorHAnsi"/>
-          <w:color w:val="000000" w:themeColor="text1"/>
-        </w:rPr>
-      </w:pPr>
-    </w:p>
-    <w:p>
-      <w:pPr>
-        <w:tabs>
-          <w:tab w:val="left" w:pos="10420"/>
-        </w:tabs>
-        <w:spacing w:after="0"/>
-        <w:rPr>
-          <w:rFonts w:ascii="Consolas" w:hAnsi="Consolas" w:cstheme="minorHAnsi"/>
-          <w:color w:val="000000" w:themeColor="text1"/>
-          <w:sz w:val="16"/>
-          <w:szCs w:val="16"/>
-        </w:rPr>
-      </w:pPr>
-      <w:r>
-        <w:rPr>
-          <w:rFonts w:ascii="Consolas" w:hAnsi="Consolas" w:cstheme="minorHAnsi"/>
-          <w:color w:val="000000" w:themeColor="text1"/>
-          <w:sz w:val="16"/>
-          <w:szCs w:val="16"/>
-        </w:rPr>
-        <w:t xml:space="preserve">If </w:t>
-      </w:r>
-      <w:proofErr w:type="spellStart"/>
-      <w:proofErr w:type="gramStart"/>
-      <w:r>
-        <w:rPr>
-          <w:rFonts w:ascii="Consolas" w:hAnsi="Consolas" w:cstheme="minorHAnsi"/>
-          <w:color w:val="000000" w:themeColor="text1"/>
-          <w:sz w:val="16"/>
-          <w:szCs w:val="16"/>
-        </w:rPr>
-        <w:t>a.equals</w:t>
-      </w:r>
-      <w:proofErr w:type="spellEnd"/>
-      <w:proofErr w:type="gramEnd"/>
-      <w:r>
-        <w:rPr>
-          <w:rFonts w:ascii="Consolas" w:hAnsi="Consolas" w:cstheme="minorHAnsi"/>
-          <w:color w:val="000000" w:themeColor="text1"/>
-          <w:sz w:val="16"/>
-          <w:szCs w:val="16"/>
-        </w:rPr>
-        <w:t xml:space="preserve">(b) is true, then </w:t>
-      </w:r>
-      <w:proofErr w:type="spellStart"/>
-      <w:proofErr w:type="gramStart"/>
-      <w:r>
-        <w:rPr>
-          <w:rFonts w:ascii="Consolas" w:hAnsi="Consolas" w:cstheme="minorHAnsi"/>
-          <w:color w:val="000000" w:themeColor="text1"/>
-          <w:sz w:val="16"/>
-          <w:szCs w:val="16"/>
-        </w:rPr>
-        <w:t>a.hashCode</w:t>
-      </w:r>
-      <w:proofErr w:type="spellEnd"/>
-      <w:proofErr w:type="gramEnd"/>
-      <w:r>
-        <w:rPr>
-          <w:rFonts w:ascii="Consolas" w:hAnsi="Consolas" w:cstheme="minorHAnsi"/>
-          <w:color w:val="000000" w:themeColor="text1"/>
-          <w:sz w:val="16"/>
-          <w:szCs w:val="16"/>
-        </w:rPr>
-        <w:t xml:space="preserve">() MUST equal </w:t>
-      </w:r>
-      <w:proofErr w:type="spellStart"/>
-      <w:proofErr w:type="gramStart"/>
-      <w:r>
-        <w:rPr>
-          <w:rFonts w:ascii="Consolas" w:hAnsi="Consolas" w:cstheme="minorHAnsi"/>
-          <w:color w:val="000000" w:themeColor="text1"/>
-          <w:sz w:val="16"/>
-          <w:szCs w:val="16"/>
-        </w:rPr>
-        <w:t>b.hashCode</w:t>
-      </w:r>
-      <w:proofErr w:type="spellEnd"/>
-      <w:proofErr w:type="gramEnd"/>
-      <w:r>
-        <w:rPr>
-          <w:rFonts w:ascii="Consolas" w:hAnsi="Consolas" w:cstheme="minorHAnsi"/>
-          <w:color w:val="000000" w:themeColor="text1"/>
-          <w:sz w:val="16"/>
-          <w:szCs w:val="16"/>
-        </w:rPr>
-        <w:t>().</w:t>
-      </w:r>
-    </w:p>
-    <w:p>
-      <w:pPr>
-        <w:tabs>
-          <w:tab w:val="left" w:pos="10420"/>
-        </w:tabs>
-        <w:spacing w:after="0"/>
-        <w:rPr>
-          <w:rFonts w:ascii="Consolas" w:hAnsi="Consolas" w:cstheme="minorHAnsi"/>
-          <w:color w:val="000000" w:themeColor="text1"/>
-          <w:sz w:val="16"/>
-          <w:szCs w:val="16"/>
-        </w:rPr>
-      </w:pPr>
-    </w:p>
-    <w:p>
-      <w:pPr>
-        <w:tabs>
-          <w:tab w:val="left" w:pos="10420"/>
-        </w:tabs>
-        <w:spacing w:after="0"/>
-        <w:rPr>
-          <w:rFonts w:ascii="Consolas" w:hAnsi="Consolas" w:cstheme="minorHAnsi"/>
-          <w:color w:val="000000" w:themeColor="text1"/>
-          <w:sz w:val="16"/>
-          <w:szCs w:val="16"/>
-        </w:rPr>
-      </w:pPr>
-      <w:r>
-        <w:rPr>
-          <w:rFonts w:ascii="Consolas" w:hAnsi="Consolas" w:cstheme="minorHAnsi"/>
-          <w:color w:val="000000" w:themeColor="text1"/>
-          <w:sz w:val="16"/>
-          <w:szCs w:val="16"/>
-        </w:rPr>
-        <w:t xml:space="preserve">String a = new </w:t>
-      </w:r>
-      <w:proofErr w:type="gramStart"/>
-      <w:r>
-        <w:rPr>
-          <w:rFonts w:ascii="Consolas" w:hAnsi="Consolas" w:cstheme="minorHAnsi"/>
-          <w:color w:val="000000" w:themeColor="text1"/>
-          <w:sz w:val="16"/>
-          <w:szCs w:val="16"/>
-        </w:rPr>
-        <w:t>String(</w:t>
-      </w:r>
-      <w:proofErr w:type="gramEnd"/>
-      <w:r>
-        <w:rPr>
-          <w:rFonts w:ascii="Consolas" w:hAnsi="Consolas" w:cstheme="minorHAnsi"/>
-          <w:color w:val="000000" w:themeColor="text1"/>
-          <w:sz w:val="16"/>
-          <w:szCs w:val="16"/>
-        </w:rPr>
-        <w:t>"10");</w:t>
-      </w:r>
-    </w:p>
-    <w:p>
-      <w:pPr>
-        <w:tabs>
-          <w:tab w:val="left" w:pos="10420"/>
-        </w:tabs>
-        <w:spacing w:after="0"/>
-        <w:rPr>
-          <w:rFonts w:ascii="Consolas" w:hAnsi="Consolas" w:cstheme="minorHAnsi"/>
-          <w:color w:val="000000" w:themeColor="text1"/>
-          <w:sz w:val="16"/>
-          <w:szCs w:val="16"/>
-        </w:rPr>
-      </w:pPr>
-      <w:r>
-        <w:rPr>
-          <w:rFonts w:ascii="Consolas" w:hAnsi="Consolas" w:cstheme="minorHAnsi"/>
-          <w:color w:val="000000" w:themeColor="text1"/>
-          <w:sz w:val="16"/>
-          <w:szCs w:val="16"/>
-        </w:rPr>
-        <w:t xml:space="preserve">String b = new </w:t>
-      </w:r>
-      <w:proofErr w:type="gramStart"/>
-      <w:r>
-        <w:rPr>
-          <w:rFonts w:ascii="Consolas" w:hAnsi="Consolas" w:cstheme="minorHAnsi"/>
-          <w:color w:val="000000" w:themeColor="text1"/>
-          <w:sz w:val="16"/>
-          <w:szCs w:val="16"/>
-        </w:rPr>
-        <w:t>String(</w:t>
-      </w:r>
-      <w:proofErr w:type="gramEnd"/>
-      <w:r>
-        <w:rPr>
-          <w:rFonts w:ascii="Consolas" w:hAnsi="Consolas" w:cstheme="minorHAnsi"/>
-          <w:color w:val="000000" w:themeColor="text1"/>
-          <w:sz w:val="16"/>
-          <w:szCs w:val="16"/>
-        </w:rPr>
-        <w:t>"10");</w:t>
-      </w:r>
-    </w:p>
-    <w:p>
-      <w:pPr>
-        <w:tabs>
-          <w:tab w:val="left" w:pos="10420"/>
-        </w:tabs>
-        <w:spacing w:after="0"/>
-        <w:rPr>
-          <w:rFonts w:ascii="Consolas" w:hAnsi="Consolas" w:cstheme="minorHAnsi"/>
-          <w:color w:val="000000" w:themeColor="text1"/>
-          <w:sz w:val="16"/>
-          <w:szCs w:val="16"/>
-        </w:rPr>
-      </w:pPr>
-    </w:p>
-    <w:p>
-      <w:pPr>
-        <w:tabs>
-          <w:tab w:val="left" w:pos="10420"/>
-        </w:tabs>
-        <w:spacing w:after="0"/>
-        <w:rPr>
-          <w:rFonts w:ascii="Consolas" w:hAnsi="Consolas" w:cstheme="minorHAnsi"/>
-          <w:color w:val="000000" w:themeColor="text1"/>
-          <w:sz w:val="16"/>
-          <w:szCs w:val="16"/>
-        </w:rPr>
-      </w:pPr>
-      <w:proofErr w:type="spellStart"/>
-      <w:r>
-        <w:rPr>
-          <w:rFonts w:ascii="Consolas" w:hAnsi="Consolas" w:cstheme="minorHAnsi"/>
-          <w:color w:val="000000" w:themeColor="text1"/>
-          <w:sz w:val="16"/>
-          <w:szCs w:val="16"/>
-        </w:rPr>
-        <w:t>System.out.println</w:t>
-      </w:r>
-      <w:proofErr w:type="spellEnd"/>
-      <w:r>
-        <w:rPr>
-          <w:rFonts w:ascii="Consolas" w:hAnsi="Consolas" w:cstheme="minorHAnsi"/>
-          <w:color w:val="000000" w:themeColor="text1"/>
-          <w:sz w:val="16"/>
-          <w:szCs w:val="16"/>
-        </w:rPr>
-        <w:t>(</w:t>
-      </w:r>
-      <w:proofErr w:type="spellStart"/>
-      <w:proofErr w:type="gramStart"/>
-      <w:r>
-        <w:rPr>
-          <w:rFonts w:ascii="Consolas" w:hAnsi="Consolas" w:cstheme="minorHAnsi"/>
-          <w:color w:val="000000" w:themeColor="text1"/>
-          <w:sz w:val="16"/>
-          <w:szCs w:val="16"/>
-        </w:rPr>
-        <w:t>a.equals</w:t>
-      </w:r>
-      <w:proofErr w:type="spellEnd"/>
-      <w:proofErr w:type="gramEnd"/>
-      <w:r>
-        <w:rPr>
-          <w:rFonts w:ascii="Consolas" w:hAnsi="Consolas" w:cstheme="minorHAnsi"/>
-          <w:color w:val="000000" w:themeColor="text1"/>
-          <w:sz w:val="16"/>
-          <w:szCs w:val="16"/>
-        </w:rPr>
-        <w:t>(b)); // true</w:t>
-      </w:r>
-    </w:p>
-    <w:p>
-      <w:pPr>
-        <w:tabs>
-          <w:tab w:val="left" w:pos="10420"/>
-        </w:tabs>
-        <w:spacing w:after="0"/>
-        <w:rPr>
-          <w:rFonts w:ascii="Consolas" w:hAnsi="Consolas" w:cstheme="minorHAnsi"/>
-          <w:color w:val="000000" w:themeColor="text1"/>
-          <w:sz w:val="16"/>
-          <w:szCs w:val="16"/>
-        </w:rPr>
-      </w:pPr>
-      <w:proofErr w:type="spellStart"/>
-      <w:r>
-        <w:rPr>
-          <w:rFonts w:ascii="Consolas" w:hAnsi="Consolas" w:cstheme="minorHAnsi"/>
-          <w:color w:val="000000" w:themeColor="text1"/>
-          <w:sz w:val="16"/>
-          <w:szCs w:val="16"/>
-        </w:rPr>
-        <w:t>System.out.println</w:t>
-      </w:r>
-      <w:proofErr w:type="spellEnd"/>
-      <w:r>
-        <w:rPr>
-          <w:rFonts w:ascii="Consolas" w:hAnsi="Consolas" w:cstheme="minorHAnsi"/>
-          <w:color w:val="000000" w:themeColor="text1"/>
-          <w:sz w:val="16"/>
-          <w:szCs w:val="16"/>
-        </w:rPr>
-        <w:t>(a == b</w:t>
-      </w:r>
-      <w:proofErr w:type="gramStart"/>
-      <w:r>
-        <w:rPr>
-          <w:rFonts w:ascii="Consolas" w:hAnsi="Consolas" w:cstheme="minorHAnsi"/>
-          <w:color w:val="000000" w:themeColor="text1"/>
-          <w:sz w:val="16"/>
-          <w:szCs w:val="16"/>
-        </w:rPr>
-        <w:t xml:space="preserve">);   </w:t>
-      </w:r>
-      <w:proofErr w:type="gramEnd"/>
-      <w:r>
-        <w:rPr>
-          <w:rFonts w:ascii="Consolas" w:hAnsi="Consolas" w:cstheme="minorHAnsi"/>
-          <w:color w:val="000000" w:themeColor="text1"/>
-          <w:sz w:val="16"/>
-          <w:szCs w:val="16"/>
-        </w:rPr>
-        <w:t xml:space="preserve">   // false</w:t>
-      </w:r>
-    </w:p>
-    <w:p>
-      <w:pPr>
-        <w:tabs>
-          <w:tab w:val="left" w:pos="10420"/>
-        </w:tabs>
-        <w:spacing w:after="0"/>
-        <w:rPr>
-          <w:rFonts w:cstheme="minorHAnsi"/>
-          <w:color w:val="000000" w:themeColor="text1"/>
-        </w:rPr>
-      </w:pPr>
-      <w:r>
-        <w:rPr>
-          <w:rFonts w:cstheme="minorHAnsi"/>
-          <w:color w:val="000000" w:themeColor="text1"/>
-        </w:rPr>
-        <w:t>2.</w:t>
-      </w:r>
-    </w:p>
-    <w:p>
-      <w:pPr>
-        <w:tabs>
-          <w:tab w:val="left" w:pos="10420"/>
-        </w:tabs>
-        <w:spacing w:after="0"/>
-        <w:rPr>
-          <w:rFonts w:cstheme="minorHAnsi"/>
-          <w:b/>
-          <w:bCs/>
-          <w:color w:val="000000" w:themeColor="text1"/>
-        </w:rPr>
-      </w:pPr>
-      <w:r>
-        <w:rPr>
-          <w:rFonts w:cstheme="minorHAnsi"/>
-          <w:b/>
-          <w:bCs/>
-          <w:color w:val="000000" w:themeColor="text1"/>
-        </w:rPr>
-        <w:t>HashMap → fast but unsafe</w:t>
-      </w:r>
-      <w:r>
-        <w:rPr>
-          <w:rFonts w:cstheme="minorHAnsi"/>
-          <w:color w:val="000000" w:themeColor="text1"/>
-        </w:rPr>
-        <w:br/>
-      </w:r>
-      <w:proofErr w:type="spellStart"/>
-      <w:r>
-        <w:rPr>
-          <w:rFonts w:cstheme="minorHAnsi"/>
-          <w:b/>
-          <w:bCs/>
-          <w:color w:val="000000" w:themeColor="text1"/>
-        </w:rPr>
-        <w:t>Hashtable</w:t>
-      </w:r>
-      <w:proofErr w:type="spellEnd"/>
-      <w:r>
-        <w:rPr>
-          <w:rFonts w:cstheme="minorHAnsi"/>
-          <w:b/>
-          <w:bCs/>
-          <w:color w:val="000000" w:themeColor="text1"/>
-        </w:rPr>
-        <w:t xml:space="preserve"> → safe but coarse-grained locking</w:t>
-      </w:r>
-      <w:r>
-        <w:rPr>
-          <w:rFonts w:cstheme="minorHAnsi"/>
-          <w:color w:val="000000" w:themeColor="text1"/>
-        </w:rPr>
-        <w:br/>
-      </w:r>
-      <w:proofErr w:type="spellStart"/>
-      <w:r>
-        <w:rPr>
-          <w:rFonts w:cstheme="minorHAnsi"/>
-          <w:b/>
-          <w:bCs/>
-          <w:color w:val="000000" w:themeColor="text1"/>
-        </w:rPr>
-        <w:t>ConcurrentHashMap</w:t>
-      </w:r>
-      <w:proofErr w:type="spellEnd"/>
-      <w:r>
-        <w:rPr>
-          <w:rFonts w:cstheme="minorHAnsi"/>
-          <w:b/>
-          <w:bCs/>
-          <w:color w:val="000000" w:themeColor="text1"/>
-        </w:rPr>
-        <w:t xml:space="preserve"> → safe + designed for high concurrency</w:t>
-      </w:r>
-    </w:p>
-    <w:p>
-      <w:pPr>
-        <w:tabs>
-          <w:tab w:val="left" w:pos="10420"/>
-        </w:tabs>
-        <w:spacing w:after="0"/>
-        <w:rPr>
-          <w:rFonts w:cstheme="minorHAnsi"/>
-          <w:b/>
-          <w:bCs/>
-          <w:color w:val="000000" w:themeColor="text1"/>
-        </w:rPr>
-      </w:pPr>
-    </w:p>
-    <w:p>
-      <w:pPr>
-        <w:tabs>
-          <w:tab w:val="left" w:pos="10420"/>
-        </w:tabs>
-        <w:spacing w:after="0"/>
-        <w:rPr>
-          <w:rFonts w:cstheme="minorHAnsi"/>
-          <w:color w:val="000000" w:themeColor="text1"/>
-        </w:rPr>
-      </w:pPr>
-      <w:r>
-        <w:rPr>
-          <w:rFonts w:cstheme="minorHAnsi"/>
-          <w:color w:val="000000" w:themeColor="text1"/>
-        </w:rPr>
-        <w:t>3.</w:t>
-      </w:r>
-      <w:r>
-        <w:rPr>
-          <w:rFonts w:cstheme="minorHAnsi"/>
-          <w:color w:val="000000" w:themeColor="text1"/>
-        </w:rPr>
-        <w:br/>
-      </w:r>
-      <w:r>
-        <w:rPr>
-          <w:rFonts w:cstheme="minorHAnsi"/>
-          <w:b/>
-          <w:bCs/>
-          <w:color w:val="000000" w:themeColor="text1"/>
-        </w:rPr>
-        <w:t xml:space="preserve">String → </w:t>
-      </w:r>
-      <w:r>
-        <w:rPr>
-          <w:rFonts w:cstheme="minorHAnsi"/>
-          <w:color w:val="000000" w:themeColor="text1"/>
-        </w:rPr>
-        <w:t>immutable</w:t>
-      </w:r>
-      <w:r>
-        <w:rPr>
-          <w:rFonts w:cstheme="minorHAnsi"/>
-          <w:color w:val="000000" w:themeColor="text1"/>
-        </w:rPr>
-        <w:br/>
-      </w:r>
-      <w:r>
-        <w:rPr>
-          <w:rFonts w:cstheme="minorHAnsi"/>
-          <w:b/>
-          <w:bCs/>
-          <w:color w:val="000000" w:themeColor="text1"/>
-        </w:rPr>
-        <w:t xml:space="preserve">StringBuilder → </w:t>
-      </w:r>
-      <w:r>
-        <w:rPr>
-          <w:rFonts w:cstheme="minorHAnsi"/>
-          <w:color w:val="000000" w:themeColor="text1"/>
-        </w:rPr>
-        <w:t>mutable, not thread-safe, preferred for normal manipulation</w:t>
-      </w:r>
-      <w:r>
-        <w:rPr>
-          <w:rFonts w:cstheme="minorHAnsi"/>
-          <w:color w:val="000000" w:themeColor="text1"/>
-        </w:rPr>
-        <w:br/>
-      </w:r>
-      <w:proofErr w:type="spellStart"/>
-      <w:r>
-        <w:rPr>
-          <w:rFonts w:cstheme="minorHAnsi"/>
-          <w:b/>
-          <w:bCs/>
-          <w:color w:val="000000" w:themeColor="text1"/>
-        </w:rPr>
-        <w:t>StringBuffer</w:t>
-      </w:r>
-      <w:proofErr w:type="spellEnd"/>
-      <w:r>
-        <w:rPr>
-          <w:rFonts w:cstheme="minorHAnsi"/>
-          <w:b/>
-          <w:bCs/>
-          <w:color w:val="000000" w:themeColor="text1"/>
-        </w:rPr>
-        <w:t xml:space="preserve"> → </w:t>
-      </w:r>
-      <w:r>
-        <w:rPr>
-          <w:rFonts w:cstheme="minorHAnsi"/>
-          <w:color w:val="000000" w:themeColor="text1"/>
-        </w:rPr>
-        <w:t>mutable, synchronized/thread-safe, legacy/specialized use case</w:t>
-      </w:r>
-    </w:p>
-    <w:p>
-      <w:pPr>
-        <w:tabs>
-          <w:tab w:val="left" w:pos="10420"/>
-        </w:tabs>
-        <w:spacing w:after="0"/>
-        <w:rPr>
-          <w:rFonts w:cstheme="minorHAnsi"/>
-          <w:color w:val="000000" w:themeColor="text1"/>
-        </w:rPr>
-      </w:pPr>
-      <w:r>
-        <w:rPr>
-          <w:rFonts w:cstheme="minorHAnsi"/>
-          <w:color w:val="000000" w:themeColor="text1"/>
-        </w:rPr>
-        <w:t xml:space="preserve">4. </w:t>
-      </w:r>
-      <w:r>
-        <w:rPr>
-          <w:rFonts w:cstheme="minorHAnsi"/>
-          <w:color w:val="000000" w:themeColor="text1"/>
-        </w:rPr>
-        <w:t>ExecutorService</w:t>
-      </w:r>
-      <w:r>
-        <w:rPr>
-          <w:rFonts w:cstheme="minorHAnsi"/>
-          <w:color w:val="000000" w:themeColor="text1"/>
-        </w:rPr>
-        <w:t xml:space="preserve"> (see above note)</w:t>
-      </w:r>
-    </w:p>
-    <w:p>
-      <w:pPr>
-        <w:tabs>
-          <w:tab w:val="left" w:pos="10420"/>
-        </w:tabs>
-        <w:spacing w:after="0"/>
-        <w:rPr>
-          <w:rFonts w:cstheme="minorHAnsi"/>
-          <w:color w:val="000000" w:themeColor="text1"/>
-        </w:rPr>
-      </w:pPr>
-      <w:r>
-        <w:rPr>
-          <w:rFonts w:cstheme="minorHAnsi"/>
-          <w:color w:val="000000" w:themeColor="text1"/>
-        </w:rPr>
-        <w:t xml:space="preserve">5. </w:t>
-      </w:r>
-    </w:p>
-    <w:p>
-      <w:pPr>
-        <w:tabs>
-          <w:tab w:val="left" w:pos="10420"/>
-        </w:tabs>
-        <w:spacing w:after="0"/>
-        <w:rPr>
-          <w:rFonts w:cstheme="minorHAnsi"/>
-          <w:color w:val="000000" w:themeColor="text1"/>
-        </w:rPr>
-      </w:pPr>
-      <w:r>
-        <w:rPr>
-          <w:rFonts w:cstheme="minorHAnsi"/>
-          <w:b/>
-          <w:bCs/>
-          <w:color w:val="000000" w:themeColor="text1"/>
-        </w:rPr>
-        <w:t xml:space="preserve">final → </w:t>
-      </w:r>
-      <w:r>
-        <w:rPr>
-          <w:rFonts w:cstheme="minorHAnsi"/>
-          <w:color w:val="000000" w:themeColor="text1"/>
-        </w:rPr>
-        <w:t>restrict/change</w:t>
-      </w:r>
-    </w:p>
-    <w:p>
-      <w:pPr>
-        <w:tabs>
-          <w:tab w:val="left" w:pos="10420"/>
-        </w:tabs>
-        <w:spacing w:after="0"/>
-        <w:rPr>
-          <w:rFonts w:cstheme="minorHAnsi"/>
-          <w:color w:val="000000" w:themeColor="text1"/>
-          <w:sz w:val="22"/>
-          <w:szCs w:val="22"/>
-        </w:rPr>
-      </w:pPr>
-      <w:r>
-        <w:rPr>
-          <w:rFonts w:cstheme="minorHAnsi"/>
-          <w:color w:val="000000" w:themeColor="text1"/>
-          <w:sz w:val="22"/>
-          <w:szCs w:val="22"/>
-        </w:rPr>
-        <w:t>final is used to prevent modification, method overriding, or inheritance depending on whether it is applied to a variable, method, or class.</w:t>
-      </w:r>
-    </w:p>
-    <w:p>
-      <w:pPr>
-        <w:tabs>
-          <w:tab w:val="left" w:pos="10420"/>
-        </w:tabs>
-        <w:spacing w:after="0"/>
-        <w:rPr>
-          <w:rFonts w:ascii="Consolas" w:hAnsi="Consolas" w:cstheme="minorHAnsi"/>
-          <w:color w:val="000000" w:themeColor="text1"/>
-          <w:sz w:val="16"/>
-          <w:szCs w:val="16"/>
-        </w:rPr>
-      </w:pPr>
-      <w:r>
-        <w:rPr>
-          <w:rFonts w:ascii="Consolas" w:hAnsi="Consolas" w:cstheme="minorHAnsi"/>
-          <w:color w:val="000000" w:themeColor="text1"/>
-          <w:sz w:val="16"/>
-          <w:szCs w:val="16"/>
-        </w:rPr>
-        <w:t>class Parent {</w:t>
-      </w:r>
-    </w:p>
-    <w:p>
-      <w:pPr>
-        <w:tabs>
-          <w:tab w:val="left" w:pos="10420"/>
-        </w:tabs>
-        <w:spacing w:after="0"/>
-        <w:rPr>
-          <w:rFonts w:ascii="Consolas" w:hAnsi="Consolas" w:cstheme="minorHAnsi"/>
-          <w:color w:val="000000" w:themeColor="text1"/>
-          <w:sz w:val="16"/>
-          <w:szCs w:val="16"/>
-        </w:rPr>
-      </w:pPr>
-      <w:r>
-        <w:rPr>
-          <w:rFonts w:ascii="Consolas" w:hAnsi="Consolas" w:cstheme="minorHAnsi"/>
-          <w:color w:val="000000" w:themeColor="text1"/>
-          <w:sz w:val="16"/>
-          <w:szCs w:val="16"/>
-        </w:rPr>
-        <w:t xml:space="preserve">   </w:t>
-      </w:r>
-      <w:r>
-        <w:rPr>
-          <w:rFonts w:ascii="Consolas" w:hAnsi="Consolas" w:cstheme="minorHAnsi"/>
-          <w:b/>
-          <w:bCs/>
-          <w:color w:val="000000" w:themeColor="text1"/>
-          <w:sz w:val="16"/>
-          <w:szCs w:val="16"/>
-        </w:rPr>
-        <w:t>final</w:t>
-      </w:r>
-      <w:r>
-        <w:rPr>
-          <w:rFonts w:ascii="Consolas" w:hAnsi="Consolas" w:cstheme="minorHAnsi"/>
-          <w:color w:val="000000" w:themeColor="text1"/>
-          <w:sz w:val="16"/>
-          <w:szCs w:val="16"/>
-        </w:rPr>
-        <w:t xml:space="preserve"> int x = 10;</w:t>
-      </w:r>
-    </w:p>
-    <w:p>
-      <w:pPr>
-        <w:tabs>
-          <w:tab w:val="left" w:pos="10420"/>
-        </w:tabs>
-        <w:spacing w:after="0"/>
-        <w:rPr>
-          <w:rFonts w:ascii="Consolas" w:hAnsi="Consolas" w:cs="Segoe UI Emoji"/>
-          <w:color w:val="EE0000"/>
-          <w:sz w:val="16"/>
-          <w:szCs w:val="16"/>
-        </w:rPr>
-      </w:pPr>
-      <w:r>
-        <w:rPr>
-          <w:rFonts w:ascii="Consolas" w:hAnsi="Consolas" w:cstheme="minorHAnsi"/>
-          <w:color w:val="000000" w:themeColor="text1"/>
-          <w:sz w:val="16"/>
-          <w:szCs w:val="16"/>
-        </w:rPr>
-        <w:t xml:space="preserve">    </w:t>
-      </w:r>
-      <w:r>
-        <w:rPr>
-          <w:rFonts w:ascii="Consolas" w:hAnsi="Consolas" w:cstheme="minorHAnsi"/>
-          <w:color w:val="000000" w:themeColor="text1"/>
-          <w:sz w:val="16"/>
-          <w:szCs w:val="16"/>
-        </w:rPr>
-        <w:t xml:space="preserve">x = 20; // </w:t>
-      </w:r>
-      <w:r>
-        <w:rPr>
-          <w:rFonts w:ascii="Segoe UI Emoji" w:hAnsi="Segoe UI Emoji" w:cs="Segoe UI Emoji"/>
-          <w:color w:val="EE0000"/>
-          <w:sz w:val="16"/>
-          <w:szCs w:val="16"/>
-        </w:rPr>
-        <w:t>❌</w:t>
-      </w:r>
-    </w:p>
-    <w:p>
-      <w:pPr>
-        <w:tabs>
-          <w:tab w:val="left" w:pos="10420"/>
-        </w:tabs>
-        <w:spacing w:after="0"/>
-        <w:rPr>
-          <w:rFonts w:ascii="Consolas" w:hAnsi="Consolas" w:cstheme="minorHAnsi"/>
-          <w:color w:val="000000" w:themeColor="text1"/>
-          <w:sz w:val="16"/>
-          <w:szCs w:val="16"/>
-        </w:rPr>
-      </w:pPr>
-    </w:p>
-    <w:p>
-      <w:pPr>
-        <w:tabs>
-          <w:tab w:val="left" w:pos="10420"/>
-        </w:tabs>
-        <w:spacing w:after="0"/>
-        <w:rPr>
-          <w:rFonts w:ascii="Consolas" w:hAnsi="Consolas" w:cstheme="minorHAnsi"/>
-          <w:color w:val="000000" w:themeColor="text1"/>
-          <w:sz w:val="16"/>
-          <w:szCs w:val="16"/>
-        </w:rPr>
-      </w:pPr>
-      <w:r>
-        <w:rPr>
-          <w:rFonts w:ascii="Consolas" w:hAnsi="Consolas" w:cstheme="minorHAnsi"/>
-          <w:color w:val="000000" w:themeColor="text1"/>
-          <w:sz w:val="16"/>
-          <w:szCs w:val="16"/>
-        </w:rPr>
-        <w:t xml:space="preserve">    </w:t>
-      </w:r>
-      <w:r>
-        <w:rPr>
-          <w:rFonts w:ascii="Consolas" w:hAnsi="Consolas" w:cstheme="minorHAnsi"/>
-          <w:b/>
-          <w:bCs/>
-          <w:color w:val="000000" w:themeColor="text1"/>
-          <w:sz w:val="16"/>
-          <w:szCs w:val="16"/>
-        </w:rPr>
-        <w:t>final</w:t>
-      </w:r>
-      <w:r>
-        <w:rPr>
-          <w:rFonts w:ascii="Consolas" w:hAnsi="Consolas" w:cstheme="minorHAnsi"/>
-          <w:color w:val="000000" w:themeColor="text1"/>
-          <w:sz w:val="16"/>
-          <w:szCs w:val="16"/>
-        </w:rPr>
-        <w:t xml:space="preserve"> void </w:t>
-      </w:r>
-      <w:proofErr w:type="gramStart"/>
-      <w:r>
-        <w:rPr>
-          <w:rFonts w:ascii="Consolas" w:hAnsi="Consolas" w:cstheme="minorHAnsi"/>
-          <w:color w:val="000000" w:themeColor="text1"/>
-          <w:sz w:val="16"/>
-          <w:szCs w:val="16"/>
-        </w:rPr>
-        <w:t>show(</w:t>
-      </w:r>
-      <w:proofErr w:type="gramEnd"/>
-      <w:r>
-        <w:rPr>
-          <w:rFonts w:ascii="Consolas" w:hAnsi="Consolas" w:cstheme="minorHAnsi"/>
-          <w:color w:val="000000" w:themeColor="text1"/>
-          <w:sz w:val="16"/>
-          <w:szCs w:val="16"/>
-        </w:rPr>
-        <w:t>) {</w:t>
-      </w:r>
-    </w:p>
-    <w:p>
-      <w:pPr>
-        <w:tabs>
-          <w:tab w:val="left" w:pos="10420"/>
-        </w:tabs>
-        <w:spacing w:after="0"/>
-        <w:rPr>
-          <w:rFonts w:ascii="Consolas" w:hAnsi="Consolas" w:cstheme="minorHAnsi"/>
-          <w:color w:val="000000" w:themeColor="text1"/>
-          <w:sz w:val="16"/>
-          <w:szCs w:val="16"/>
-        </w:rPr>
-      </w:pPr>
-      <w:r>
-        <w:rPr>
-          <w:rFonts w:ascii="Consolas" w:hAnsi="Consolas" w:cstheme="minorHAnsi"/>
-          <w:color w:val="000000" w:themeColor="text1"/>
-          <w:sz w:val="16"/>
-          <w:szCs w:val="16"/>
-        </w:rPr>
-        <w:t xml:space="preserve">        </w:t>
-      </w:r>
-      <w:proofErr w:type="spellStart"/>
-      <w:r>
-        <w:rPr>
-          <w:rFonts w:ascii="Consolas" w:hAnsi="Consolas" w:cstheme="minorHAnsi"/>
-          <w:color w:val="000000" w:themeColor="text1"/>
-          <w:sz w:val="16"/>
-          <w:szCs w:val="16"/>
-        </w:rPr>
-        <w:t>System.out.println</w:t>
-      </w:r>
-      <w:proofErr w:type="spellEnd"/>
-      <w:r>
-        <w:rPr>
-          <w:rFonts w:ascii="Consolas" w:hAnsi="Consolas" w:cstheme="minorHAnsi"/>
-          <w:color w:val="000000" w:themeColor="text1"/>
-          <w:sz w:val="16"/>
-          <w:szCs w:val="16"/>
-        </w:rPr>
-        <w:t>("Hello");</w:t>
-      </w:r>
-    </w:p>
-    <w:p>
-      <w:pPr>
-        <w:tabs>
-          <w:tab w:val="left" w:pos="10420"/>
-        </w:tabs>
-        <w:spacing w:after="0"/>
-        <w:rPr>
-          <w:rFonts w:ascii="Consolas" w:hAnsi="Consolas" w:cstheme="minorHAnsi"/>
-          <w:color w:val="000000" w:themeColor="text1"/>
-          <w:sz w:val="16"/>
-          <w:szCs w:val="16"/>
-        </w:rPr>
-      </w:pPr>
-      <w:r>
-        <w:rPr>
-          <w:rFonts w:ascii="Consolas" w:hAnsi="Consolas" w:cstheme="minorHAnsi"/>
-          <w:color w:val="000000" w:themeColor="text1"/>
-          <w:sz w:val="16"/>
-          <w:szCs w:val="16"/>
-        </w:rPr>
-        <w:t xml:space="preserve">    }</w:t>
-      </w:r>
-    </w:p>
-    <w:p>
-      <w:pPr>
-        <w:tabs>
-          <w:tab w:val="left" w:pos="10420"/>
-        </w:tabs>
-        <w:spacing w:after="0"/>
-        <w:rPr>
-          <w:rFonts w:ascii="Consolas" w:hAnsi="Consolas" w:cstheme="minorHAnsi"/>
-          <w:color w:val="000000" w:themeColor="text1"/>
-          <w:sz w:val="16"/>
-          <w:szCs w:val="16"/>
-        </w:rPr>
-      </w:pPr>
-      <w:r>
-        <w:rPr>
-          <w:rFonts w:ascii="Consolas" w:hAnsi="Consolas" w:cstheme="minorHAnsi"/>
-          <w:color w:val="000000" w:themeColor="text1"/>
-          <w:sz w:val="16"/>
-          <w:szCs w:val="16"/>
-        </w:rPr>
-        <w:t>}</w:t>
-      </w:r>
-    </w:p>
-    <w:p>
-      <w:pPr>
-        <w:tabs>
-          <w:tab w:val="left" w:pos="10420"/>
-        </w:tabs>
-        <w:spacing w:after="0"/>
-        <w:rPr>
-          <w:rFonts w:ascii="Consolas" w:hAnsi="Consolas" w:cstheme="minorHAnsi"/>
-          <w:color w:val="000000" w:themeColor="text1"/>
-          <w:sz w:val="16"/>
-          <w:szCs w:val="16"/>
-        </w:rPr>
-      </w:pPr>
-      <w:r>
-        <w:rPr>
-          <w:rFonts w:ascii="Consolas" w:hAnsi="Consolas" w:cstheme="minorHAnsi"/>
-          <w:color w:val="000000" w:themeColor="text1"/>
-          <w:sz w:val="16"/>
-          <w:szCs w:val="16"/>
-        </w:rPr>
-        <w:t xml:space="preserve">A child class </w:t>
-      </w:r>
-      <w:r>
-        <w:rPr>
-          <w:rFonts w:ascii="Consolas" w:hAnsi="Consolas" w:cstheme="minorHAnsi"/>
-          <w:b/>
-          <w:bCs/>
-          <w:color w:val="000000" w:themeColor="text1"/>
-          <w:sz w:val="16"/>
-          <w:szCs w:val="16"/>
-        </w:rPr>
-        <w:t>cannot override</w:t>
-      </w:r>
-      <w:r>
-        <w:rPr>
-          <w:rFonts w:ascii="Consolas" w:hAnsi="Consolas" w:cstheme="minorHAnsi"/>
-          <w:color w:val="000000" w:themeColor="text1"/>
-          <w:sz w:val="16"/>
-          <w:szCs w:val="16"/>
-        </w:rPr>
-        <w:t xml:space="preserve"> </w:t>
-      </w:r>
-      <w:proofErr w:type="gramStart"/>
-      <w:r>
-        <w:rPr>
-          <w:rFonts w:ascii="Consolas" w:hAnsi="Consolas" w:cstheme="minorHAnsi"/>
-          <w:color w:val="000000" w:themeColor="text1"/>
-          <w:sz w:val="16"/>
-          <w:szCs w:val="16"/>
-        </w:rPr>
-        <w:t>show(</w:t>
-      </w:r>
-      <w:proofErr w:type="gramEnd"/>
-      <w:r>
-        <w:rPr>
-          <w:rFonts w:ascii="Consolas" w:hAnsi="Consolas" w:cstheme="minorHAnsi"/>
-          <w:color w:val="000000" w:themeColor="text1"/>
-          <w:sz w:val="16"/>
-          <w:szCs w:val="16"/>
-        </w:rPr>
-        <w:t>).</w:t>
-      </w:r>
-    </w:p>
-    <w:p>
-      <w:pPr>
-        <w:tabs>
-          <w:tab w:val="left" w:pos="10420"/>
-        </w:tabs>
-        <w:spacing w:after="0"/>
-        <w:rPr>
-          <w:rFonts w:ascii="Consolas" w:hAnsi="Consolas" w:cstheme="minorHAnsi"/>
-          <w:color w:val="000000" w:themeColor="text1"/>
-          <w:sz w:val="16"/>
-          <w:szCs w:val="16"/>
-        </w:rPr>
-      </w:pPr>
-    </w:p>
-    <w:p>
-      <w:pPr>
-        <w:tabs>
-          <w:tab w:val="left" w:pos="10420"/>
-        </w:tabs>
-        <w:spacing w:after="0"/>
-        <w:rPr>
-          <w:rFonts w:ascii="Consolas" w:hAnsi="Consolas" w:cstheme="minorHAnsi"/>
-          <w:color w:val="000000" w:themeColor="text1"/>
-          <w:sz w:val="16"/>
-          <w:szCs w:val="16"/>
-        </w:rPr>
-      </w:pPr>
-      <w:r>
-        <w:rPr>
-          <w:rFonts w:ascii="Consolas" w:hAnsi="Consolas" w:cstheme="minorHAnsi"/>
-          <w:b/>
-          <w:bCs/>
-          <w:color w:val="000000" w:themeColor="text1"/>
-          <w:sz w:val="16"/>
-          <w:szCs w:val="16"/>
-        </w:rPr>
-        <w:t>final</w:t>
-      </w:r>
-      <w:r>
-        <w:rPr>
-          <w:rFonts w:ascii="Consolas" w:hAnsi="Consolas" w:cstheme="minorHAnsi"/>
-          <w:color w:val="000000" w:themeColor="text1"/>
-          <w:sz w:val="16"/>
-          <w:szCs w:val="16"/>
-        </w:rPr>
-        <w:t xml:space="preserve"> class User {</w:t>
-      </w:r>
-    </w:p>
-    <w:p>
-      <w:pPr>
-        <w:tabs>
-          <w:tab w:val="left" w:pos="10420"/>
-        </w:tabs>
-        <w:spacing w:after="0"/>
-        <w:rPr>
-          <w:rFonts w:ascii="Consolas" w:hAnsi="Consolas" w:cstheme="minorHAnsi"/>
-          <w:color w:val="000000" w:themeColor="text1"/>
-          <w:sz w:val="16"/>
-          <w:szCs w:val="16"/>
-        </w:rPr>
-      </w:pPr>
-      <w:r>
-        <w:rPr>
-          <w:rFonts w:ascii="Consolas" w:hAnsi="Consolas" w:cstheme="minorHAnsi"/>
-          <w:color w:val="000000" w:themeColor="text1"/>
-          <w:sz w:val="16"/>
-          <w:szCs w:val="16"/>
-        </w:rPr>
-        <w:t>}</w:t>
-      </w:r>
-    </w:p>
-    <w:p>
-      <w:pPr>
-        <w:tabs>
-          <w:tab w:val="left" w:pos="10420"/>
-        </w:tabs>
-        <w:spacing w:after="0"/>
-        <w:rPr>
-          <w:rFonts w:ascii="Consolas" w:hAnsi="Consolas" w:cs="Segoe UI Emoji"/>
-          <w:color w:val="000000" w:themeColor="text1"/>
-          <w:sz w:val="16"/>
-          <w:szCs w:val="16"/>
-        </w:rPr>
-      </w:pPr>
-      <w:r>
-        <w:rPr>
-          <w:rFonts w:ascii="Consolas" w:hAnsi="Consolas" w:cstheme="minorHAnsi"/>
-          <w:color w:val="000000" w:themeColor="text1"/>
-          <w:sz w:val="16"/>
-          <w:szCs w:val="16"/>
-        </w:rPr>
-        <w:t xml:space="preserve">class Admin extends User </w:t>
-      </w:r>
-      <w:proofErr w:type="gramStart"/>
-      <w:r>
-        <w:rPr>
-          <w:rFonts w:ascii="Consolas" w:hAnsi="Consolas" w:cstheme="minorHAnsi"/>
-          <w:color w:val="000000" w:themeColor="text1"/>
-          <w:sz w:val="16"/>
-          <w:szCs w:val="16"/>
-        </w:rPr>
-        <w:t>{ }</w:t>
-      </w:r>
-      <w:proofErr w:type="gramEnd"/>
-      <w:r>
-        <w:rPr>
-          <w:rFonts w:ascii="Consolas" w:hAnsi="Consolas" w:cstheme="minorHAnsi"/>
-          <w:color w:val="000000" w:themeColor="text1"/>
-          <w:sz w:val="16"/>
-          <w:szCs w:val="16"/>
-        </w:rPr>
-        <w:t xml:space="preserve"> // </w:t>
-      </w:r>
-      <w:r>
-        <w:rPr>
-          <w:rFonts w:ascii="Segoe UI Emoji" w:hAnsi="Segoe UI Emoji" w:cs="Segoe UI Emoji"/>
-          <w:color w:val="EE0000"/>
-          <w:sz w:val="16"/>
-          <w:szCs w:val="16"/>
-        </w:rPr>
-        <w:t>❌</w:t>
-      </w:r>
-      <w:r>
-        <w:rPr>
-          <w:rFonts w:ascii="Consolas" w:hAnsi="Consolas"/>
-          <w:color w:val="EE0000"/>
-          <w:sz w:val="16"/>
-          <w:szCs w:val="16"/>
-        </w:rPr>
-        <w:t xml:space="preserve"> </w:t>
-      </w:r>
-      <w:r>
-        <w:rPr>
-          <w:rFonts w:ascii="Consolas" w:hAnsi="Consolas" w:cs="Segoe UI Emoji"/>
-          <w:color w:val="000000" w:themeColor="text1"/>
-          <w:sz w:val="16"/>
-          <w:szCs w:val="16"/>
-        </w:rPr>
-        <w:t>Cannot be inherited</w:t>
-      </w:r>
-    </w:p>
-    <w:p>
-      <w:pPr>
-        <w:tabs>
-          <w:tab w:val="left" w:pos="10420"/>
-        </w:tabs>
-        <w:spacing w:after="0"/>
-        <w:rPr>
-          <w:rFonts w:cstheme="minorHAnsi"/>
-          <w:color w:val="000000" w:themeColor="text1"/>
-        </w:rPr>
-      </w:pPr>
-      <w:r>
-        <w:rPr>
-          <w:rFonts w:cstheme="minorHAnsi"/>
-          <w:color w:val="000000" w:themeColor="text1"/>
-        </w:rPr>
-        <w:br/>
-      </w:r>
-      <w:r>
-        <w:rPr>
-          <w:rFonts w:cstheme="minorHAnsi"/>
-          <w:b/>
-          <w:bCs/>
-          <w:color w:val="000000" w:themeColor="text1"/>
-        </w:rPr>
-        <w:t xml:space="preserve">static → </w:t>
-      </w:r>
-      <w:r>
-        <w:rPr>
-          <w:rFonts w:cstheme="minorHAnsi"/>
-          <w:color w:val="000000" w:themeColor="text1"/>
-        </w:rPr>
-        <w:t>belongs to class</w:t>
-      </w:r>
-      <w:r>
-        <w:rPr>
-          <w:rFonts w:cstheme="minorHAnsi"/>
-          <w:color w:val="000000" w:themeColor="text1"/>
-        </w:rPr>
-        <w:br/>
-      </w:r>
-      <w:r>
-        <w:rPr>
-          <w:rFonts w:cstheme="minorHAnsi"/>
-          <w:b/>
-          <w:bCs/>
-          <w:color w:val="000000" w:themeColor="text1"/>
-        </w:rPr>
-        <w:t xml:space="preserve">abstract → </w:t>
-      </w:r>
-      <w:r>
-        <w:rPr>
-          <w:rFonts w:cstheme="minorHAnsi"/>
-          <w:color w:val="000000" w:themeColor="text1"/>
-        </w:rPr>
-        <w:t>incomplete, must be implemented</w:t>
-      </w:r>
-    </w:p>
-    <w:p>
-      <w:pPr>
-        <w:tabs>
-          <w:tab w:val="left" w:pos="10420"/>
-        </w:tabs>
-        <w:spacing w:after="0"/>
-        <w:rPr>
-          <w:rFonts w:cstheme="minorHAnsi"/>
-          <w:color w:val="000000" w:themeColor="text1"/>
-          <w:sz w:val="22"/>
-          <w:szCs w:val="22"/>
-        </w:rPr>
-      </w:pPr>
-      <w:r>
-        <w:rPr>
-          <w:rFonts w:cstheme="minorHAnsi"/>
-          <w:color w:val="000000" w:themeColor="text1"/>
-          <w:sz w:val="22"/>
-          <w:szCs w:val="22"/>
-        </w:rPr>
-        <w:t>abstract is used to define incomplete classes or methods. An abstract method has no implementation and must be implemented by a concrete subclass.</w:t>
-      </w:r>
-      <w:r>
-        <w:rPr>
-          <w:rFonts w:cstheme="minorHAnsi"/>
-          <w:color w:val="000000" w:themeColor="text1"/>
-          <w:sz w:val="22"/>
-          <w:szCs w:val="22"/>
-        </w:rPr>
-        <w:tab/>
-      </w:r>
-    </w:p>
-    <w:p>
-      <w:pPr>
-        <w:tabs>
-          <w:tab w:val="left" w:pos="10420"/>
-        </w:tabs>
-        <w:spacing w:after="0"/>
-        <w:rPr>
-          <w:rFonts w:cstheme="minorHAnsi"/>
-          <w:color w:val="000000" w:themeColor="text1"/>
-        </w:rPr>
-      </w:pPr>
-      <w:r>
-        <w:rPr>
-          <w:rFonts w:cstheme="minorHAnsi"/>
-          <w:color w:val="000000" w:themeColor="text1"/>
-        </w:rPr>
-        <w:t xml:space="preserve">6. </w:t>
-      </w:r>
-      <w:r>
-        <w:rPr>
-          <w:rFonts w:cstheme="minorHAnsi"/>
-          <w:color w:val="000000" w:themeColor="text1"/>
-        </w:rPr>
-        <w:t xml:space="preserve">HashMap / </w:t>
-      </w:r>
-      <w:proofErr w:type="spellStart"/>
-      <w:r>
-        <w:rPr>
-          <w:rFonts w:cstheme="minorHAnsi"/>
-          <w:color w:val="000000" w:themeColor="text1"/>
-        </w:rPr>
-        <w:t>ConcurrentHashMap</w:t>
-      </w:r>
-      <w:proofErr w:type="spellEnd"/>
-    </w:p>
-    <w:p>
-      <w:pPr>
-        <w:tabs>
-          <w:tab w:val="left" w:pos="10420"/>
-        </w:tabs>
-        <w:spacing w:after="0"/>
-        <w:rPr>
-          <w:rFonts w:cstheme="minorHAnsi"/>
-          <w:color w:val="000000" w:themeColor="text1"/>
-        </w:rPr>
-      </w:pPr>
-      <w:r>
-        <w:rPr>
-          <w:rFonts w:cstheme="minorHAnsi"/>
-          <w:b/>
-          <w:bCs/>
-          <w:color w:val="000000" w:themeColor="text1"/>
-        </w:rPr>
-        <w:t>HashMap</w:t>
-      </w:r>
-      <w:r>
-        <w:rPr>
-          <w:rFonts w:cstheme="minorHAnsi"/>
-          <w:color w:val="000000" w:themeColor="text1"/>
-        </w:rPr>
-        <w:t xml:space="preserve"> is not thread-safe and is generally used when the map is accessed by a single thread or externally synchronized. </w:t>
-      </w:r>
-    </w:p>
-    <w:p>
-      <w:pPr>
-        <w:tabs>
-          <w:tab w:val="left" w:pos="10420"/>
-        </w:tabs>
-        <w:spacing w:after="0"/>
-        <w:rPr>
-          <w:rFonts w:cstheme="minorHAnsi"/>
-          <w:color w:val="000000" w:themeColor="text1"/>
-        </w:rPr>
-      </w:pPr>
-      <w:proofErr w:type="spellStart"/>
-      <w:r>
-        <w:rPr>
-          <w:rFonts w:cstheme="minorHAnsi"/>
-          <w:b/>
-          <w:bCs/>
-          <w:color w:val="000000" w:themeColor="text1"/>
-        </w:rPr>
-        <w:t>ConcurrentHashMap</w:t>
-      </w:r>
-      <w:proofErr w:type="spellEnd"/>
-      <w:r>
-        <w:rPr>
-          <w:rFonts w:cstheme="minorHAnsi"/>
-          <w:color w:val="000000" w:themeColor="text1"/>
-        </w:rPr>
-        <w:t xml:space="preserve"> is designed for concurrent access by multiple threads and provides thread-safe operations with better concurrency than synchronizing the entire map. Unlike HashMap, it does not allow null keys or null values.</w:t>
-      </w:r>
-    </w:p>
-    <w:p>
-      <w:pPr>
-        <w:tabs>
-          <w:tab w:val="left" w:pos="10420"/>
-        </w:tabs>
-        <w:spacing w:after="0"/>
-        <w:rPr>
-          <w:rFonts w:cstheme="minorHAnsi"/>
-          <w:color w:val="000000" w:themeColor="text1"/>
-          <w:sz w:val="22"/>
-          <w:szCs w:val="22"/>
         </w:rPr>
       </w:pPr>
     </w:p>
